--- a/plantillas_maestras/01_seguro_vehicular/contratacion_no_consentida/2_ddos_banco_y_aseguradora/varon/TPL_1771_2025_SEGURO_VEHICULAR_CONTRATACION_NO_CONSENTIDA_BANCO_VARON_R2.docx
+++ b/plantillas_maestras/01_seguro_vehicular/contratacion_no_consentida/2_ddos_banco_y_aseguradora/varon/TPL_1771_2025_SEGURO_VEHICULAR_CONTRATACION_NO_CONSENTIDA_BANCO_VARON_R2.docx
@@ -395,7 +395,7 @@
           <w14:ligatures w14:val="none"/>
         </w:rPr>
         <w:tab/>
-        <w:t xml:space="preserve">:       </w:t>
+        <w:t xml:space="preserve">: </w:t>
       </w:r>
       <w:r>
         <w:rPr>
@@ -830,7 +830,7 @@
           <w:lang w:val="es-ES" w:eastAsia="es-ES"/>
           <w14:ligatures w14:val="none"/>
         </w:rPr>
-        <w:t>por presuntas infracciones a la Ley N°29571, Código de Protección</w:t>
+        <w:t>por presuntas infracciones a la Ley 29571, Código de Protección</w:t>
       </w:r>
       <w:r>
         <w:rPr>
@@ -1153,7 +1153,7 @@
           <w:lang w:val="es-ES" w:eastAsia="es-ES"/>
           <w14:ligatures w14:val="none"/>
         </w:rPr>
-        <w:t>N°</w:t>
+        <w:t/>
       </w:r>
       <w:r>
         <w:rPr>
@@ -1377,7 +1377,7 @@
           <w:lang w:eastAsia="es-ES"/>
           <w14:ligatures w14:val="none"/>
         </w:rPr>
-        <w:t xml:space="preserve"> la Póliza N°0070183725 </w:t>
+        <w:t xml:space="preserve"> la Póliza 0070183725 </w:t>
       </w:r>
       <w:r>
         <w:rPr>
@@ -1564,7 +1564,7 @@
           <w:lang w:eastAsia="es-ES"/>
           <w14:ligatures w14:val="none"/>
         </w:rPr>
-        <w:t xml:space="preserve">de los cobros y la anulación del Seguro Vehicular de Rímac con Póliza N°00110991764000013875 </w:t>
+        <w:t xml:space="preserve">de los cobros y la anulación del Seguro Vehicular de Rímac con Póliza 00110991764000013875 </w:t>
       </w:r>
       <w:r>
         <w:rPr>
@@ -1750,7 +1750,7 @@
           <w:lang w:eastAsia="es-ES"/>
           <w14:ligatures w14:val="none"/>
         </w:rPr>
-        <w:t xml:space="preserve"> por el endoso de la Póliza N°0070183725 de Qualitas</w:t>
+        <w:t xml:space="preserve"> por el endoso de la Póliza 0070183725 de Qualitas</w:t>
       </w:r>
       <w:r>
         <w:rPr>
@@ -1770,7 +1770,7 @@
           <w:lang w:eastAsia="es-ES"/>
           <w14:ligatures w14:val="none"/>
         </w:rPr>
-        <w:t xml:space="preserve">el Reclamo N°20122400655 en el que </w:t>
+        <w:t xml:space="preserve">el Reclamo 20122400655 en el que </w:t>
       </w:r>
       <w:r>
         <w:rPr>
@@ -1880,7 +1880,7 @@
           <w:lang w:eastAsia="es-ES"/>
           <w14:ligatures w14:val="none"/>
         </w:rPr>
-        <w:t>°191852 para anular el Seguro Vehicular de Rímac.</w:t>
+        <w:t>191852 para anular el Seguro Vehicular de Rímac.</w:t>
       </w:r>
     </w:p>
     <w:p>
@@ -2243,7 +2243,7 @@
           <w:lang w:eastAsia="es-ES"/>
           <w14:ligatures w14:val="none"/>
         </w:rPr>
-        <w:t>Solicitud N°226222 para la renovación del Seguro Vehicular de Qualitas y anular el Seguro Vehicular de Rímac</w:t>
+        <w:t>Solicitud 226222 para la renovación del Seguro Vehicular de Qualitas y anular el Seguro Vehicular de Rímac</w:t>
       </w:r>
       <w:r>
         <w:rPr>
@@ -2479,7 +2479,7 @@
           <w:lang w:eastAsia="es-ES"/>
           <w14:ligatures w14:val="none"/>
         </w:rPr>
-        <w:t xml:space="preserve">Reclamo N°24012500903 </w:t>
+        <w:t xml:space="preserve">Reclamo 24012500903 </w:t>
       </w:r>
       <w:r>
         <w:rPr>
@@ -3107,7 +3107,7 @@
           <w:lang w:eastAsia="es-ES"/>
           <w14:ligatures w14:val="none"/>
         </w:rPr>
-        <w:t>, presentó un reclamo ante la Defensoría del Cliente Financiero contra el Banco generando el Expediente N°0750-2025.</w:t>
+        <w:t>, presentó un reclamo ante la Defensoría del Cliente Financiero contra el Banco generando el Expediente 0750-2025.</w:t>
       </w:r>
     </w:p>
     <w:p>
@@ -3505,7 +3505,7 @@
           <w:lang w:eastAsia="es-ES"/>
           <w14:ligatures w14:val="none"/>
         </w:rPr>
-        <w:t xml:space="preserve">El 30 de abril de 2025, recibió un correo electrónico de la Defensoría del Cliente Financiero que adjuntaba la Resolución N°01947-2025 declarando infundado el reclamo </w:t>
+        <w:t xml:space="preserve">El 30 de abril de 2025, recibió un correo electrónico de la Defensoría del Cliente Financiero que adjuntaba la Resolución 01947-2025 declarando infundado el reclamo </w:t>
       </w:r>
       <w:r>
         <w:rPr>
@@ -4167,7 +4167,7 @@
           <w:lang w:eastAsia="es-PE"/>
           <w14:ligatures w14:val="none"/>
         </w:rPr>
-        <w:t>Comisión de Protección al Consumidor N°1 (en adelante, la Secretaría Técnica), en ejercicio de sus facultades</w:t>
+        <w:t>Comisión de Protección al Consumidor 1 (en adelante, la Secretaría Técnica), en ejercicio de sus facultades</w:t>
       </w:r>
       <w:r>
         <w:rPr>
@@ -4210,7 +4210,7 @@
           <w:kern w:val="0"/>
           <w14:ligatures w14:val="none"/>
         </w:rPr>
-        <w:t>el Banco BBVA Perú S.A. habría realizado indebidamente cobros por las primas de la Póliza N°00110991764000013875 emitida por Rímac Seguros y Reaseguros S.A., pese a que solo correspondía realizar los cobros por las primas de la Póliza N°0070183725 emitida por Qualitas Compañía de Seguros S.A</w:t>
+        <w:t>el Banco BBVA Perú S.A. habría realizado indebidamente cobros por las primas de la Póliza 00110991764000013875 emitida por Rímac Seguros y Reaseguros S.A., pese a que solo correspondía realizar los cobros por las primas de la Póliza 0070183725 emitida por Qualitas Compañía de Seguros S.A</w:t>
       </w:r>
       <w:r>
         <w:rPr>
@@ -4262,7 +4262,7 @@
           <w:lang w:eastAsia="es-PE"/>
           <w14:ligatures w14:val="none"/>
         </w:rPr>
-        <w:t>°</w:t>
+        <w:t/>
       </w:r>
       <w:r>
         <w:rPr>
@@ -4280,7 +4280,7 @@
           <w:lang w:eastAsia="es-PE"/>
           <w14:ligatures w14:val="none"/>
         </w:rPr>
-        <w:t>°</w:t>
+        <w:t/>
       </w:r>
       <w:r>
         <w:rPr>
@@ -4395,7 +4395,7 @@
           <w:lang w:eastAsia="es-PE"/>
           <w14:ligatures w14:val="none"/>
         </w:rPr>
-        <w:t>°</w:t>
+        <w:t/>
       </w:r>
       <w:r>
         <w:rPr>
@@ -4413,7 +4413,7 @@
           <w:lang w:eastAsia="es-PE"/>
           <w14:ligatures w14:val="none"/>
         </w:rPr>
-        <w:t>°</w:t>
+        <w:t/>
       </w:r>
       <w:r>
         <w:rPr>
@@ -4504,7 +4504,7 @@
           <w:kern w:val="0"/>
           <w14:ligatures w14:val="none"/>
         </w:rPr>
-        <w:t>el Banco BBVA Perú S.A. habría gestionado indebidamente la contratación de la Póliza N°00110991764000013875 a favor del denunciante, pese a no tener su consentimiento</w:t>
+        <w:t>el Banco BBVA Perú S.A. habría gestionado indebidamente la contratación de la Póliza 00110991764000013875 a favor del denunciante, pese a no tener su consentimiento</w:t>
       </w:r>
       <w:r>
         <w:rPr>
@@ -4567,7 +4567,7 @@
           <w:lang w:eastAsia="es-PE"/>
           <w14:ligatures w14:val="none"/>
         </w:rPr>
-        <w:t xml:space="preserve">) del artículo 56° </w:t>
+        <w:t xml:space="preserve">) del artículo 56 </w:t>
       </w:r>
       <w:r>
         <w:rPr>
@@ -4596,7 +4596,7 @@
           <w:lang w:eastAsia="es-PE"/>
           <w14:ligatures w14:val="none"/>
         </w:rPr>
-        <w:t xml:space="preserve">.  </w:t>
+        <w:t xml:space="preserve">. </w:t>
       </w:r>
     </w:p>
     <w:p>
@@ -4658,7 +4658,7 @@
           <w:kern w:val="0"/>
           <w14:ligatures w14:val="none"/>
         </w:rPr>
-        <w:t>Rímac Seguros y Reaseguros S.A. habría contratado a favor del denunciante la Póliza N°00110991764000013875, pese a no tener su consentimiento</w:t>
+        <w:t>Rímac Seguros y Reaseguros S.A. habría contratado a favor del denunciante la Póliza 00110991764000013875, pese a no tener su consentimiento</w:t>
       </w:r>
       <w:r>
         <w:rPr>
@@ -4696,7 +4696,7 @@
           <w:lang w:eastAsia="es-PE"/>
           <w14:ligatures w14:val="none"/>
         </w:rPr>
-        <w:t xml:space="preserve">literal b) del artículo 56° </w:t>
+        <w:t xml:space="preserve">literal b) del artículo 56 </w:t>
       </w:r>
       <w:r>
         <w:rPr>
@@ -4787,7 +4787,7 @@
           <w:kern w:val="0"/>
           <w14:ligatures w14:val="none"/>
         </w:rPr>
-        <w:t>el Banco BBVA Perú S.A. habría condicionado indebidamente al denunciante a pagar US$65,00 por el endoso de la Póliza N°0070183725 con la finalidad de anular la Póliza N°00110991764000013875 emitida por Rímac Seguros y Reaseguros S.A</w:t>
+        <w:t>el Banco BBVA Perú S.A. habría condicionado indebidamente al denunciante a pagar US$65,00 por el endoso de la Póliza 0070183725 con la finalidad de anular la Póliza 00110991764000013875 emitida por Rímac Seguros y Reaseguros S.A</w:t>
       </w:r>
       <w:r>
         <w:rPr>
@@ -4825,7 +4825,7 @@
           <w:lang w:eastAsia="es-PE"/>
           <w14:ligatures w14:val="none"/>
         </w:rPr>
-        <w:t xml:space="preserve">literal b) del artículo 56° </w:t>
+        <w:t xml:space="preserve">literal b) del artículo 56 </w:t>
       </w:r>
       <w:r>
         <w:rPr>
@@ -5056,7 +5056,7 @@
           <w:kern w:val="0"/>
           <w14:ligatures w14:val="none"/>
         </w:rPr>
-        <w:t>el Banco BBVA Perú S.A.  habría brindado una respuesta inadecuada al reclamo presentado por el denunciante el 24 de enero de 2025</w:t>
+        <w:t>el Banco BBVA Perú S.A. habría brindado una respuesta inadecuada al reclamo presentado por el denunciante el 24 de enero de 2025</w:t>
       </w:r>
       <w:r>
         <w:rPr>
@@ -5175,7 +5175,7 @@
           <w:lang w:eastAsia="es-PE"/>
           <w14:ligatures w14:val="none"/>
         </w:rPr>
-        <w:t>Rímac Seguros y Reaseguros S.A. no habría cumplido oportunamente con entregar al denunciante la Póliza N°00110991764000013875</w:t>
+        <w:t>Rímac Seguros y Reaseguros S.A. no habría cumplido oportunamente con entregar al denunciante la Póliza 00110991764000013875</w:t>
       </w:r>
       <w:r>
         <w:rPr>
@@ -5199,7 +5199,7 @@
           <w:kern w:val="0"/>
           <w14:ligatures w14:val="none"/>
         </w:rPr>
-        <w:t>infracción al deber de entregar a los usuarios copia de los contratos y demás documentación relacionada con dichos actos jurídicos, tipificado en el literal e) del artículo 47° del Código</w:t>
+        <w:t>infracción al deber de entregar a los usuarios copia de los contratos y demás documentación relacionada con dichos actos jurídicos, tipificado en el literal e) del artículo 47 del Código</w:t>
       </w:r>
       <w:r>
         <w:rPr>
@@ -5290,7 +5290,7 @@
           <w:kern w:val="0"/>
           <w14:ligatures w14:val="none"/>
         </w:rPr>
-        <w:t>el Banco BBVA Perú S.A.  no habría cumplido con atender la comunicación presentada por el denunciante el 12 de febrero de 2025</w:t>
+        <w:t>el Banco BBVA Perú S.A. no habría cumplido con atender la comunicación presentada por el denunciante el 12 de febrero de 2025</w:t>
       </w:r>
       <w:r>
         <w:rPr>
@@ -5308,7 +5308,7 @@
           <w:lang w:eastAsia="es-PE"/>
           <w14:ligatures w14:val="none"/>
         </w:rPr>
-        <w:t>°</w:t>
+        <w:t/>
       </w:r>
       <w:r>
         <w:rPr>
@@ -5326,7 +5326,7 @@
           <w:lang w:eastAsia="es-PE"/>
           <w14:ligatures w14:val="none"/>
         </w:rPr>
-        <w:t>°</w:t>
+        <w:t/>
       </w:r>
       <w:r>
         <w:rPr>
@@ -5345,7 +5345,7 @@
           <w:lang w:eastAsia="es-PE"/>
           <w14:ligatures w14:val="none"/>
         </w:rPr>
-        <w:t xml:space="preserve">.    </w:t>
+        <w:t xml:space="preserve">. </w:t>
       </w:r>
     </w:p>
     <w:p>
@@ -5619,7 +5619,7 @@
           <w:lang w:eastAsia="es-ES"/>
           <w14:ligatures w14:val="none"/>
         </w:rPr>
-        <w:t>Nº</w:t>
+        <w:t/>
       </w:r>
       <w:proofErr w:type="spellEnd"/>
       <w:r>
@@ -5767,7 +5767,7 @@
           <w:lang w:val="es-ES" w:eastAsia="es-ES"/>
           <w14:ligatures w14:val="none"/>
         </w:rPr>
-        <w:t>Nº</w:t>
+        <w:t/>
       </w:r>
       <w:proofErr w:type="spellEnd"/>
       <w:r>
@@ -5884,7 +5884,7 @@
           <w:lang w:eastAsia="es-PE"/>
           <w14:ligatures w14:val="none"/>
         </w:rPr>
-        <w:t xml:space="preserve"> SECRETARÍA TÉCNICA  </w:t>
+        <w:t xml:space="preserve"> SECRETARÍA TÉCNICA </w:t>
       </w:r>
     </w:p>
     <w:p>
@@ -6164,7 +6164,7 @@
           <w:lang w:eastAsia="es-PE"/>
           <w14:ligatures w14:val="none"/>
         </w:rPr>
-        <w:t xml:space="preserve"> infracción a los artículos 18° y 19°</w:t>
+        <w:t xml:space="preserve"> infracción a los artículos 18 y 19</w:t>
       </w:r>
       <w:r>
         <w:rPr>
@@ -6193,7 +6193,7 @@
           <w:lang w:eastAsia="es-PE"/>
           <w14:ligatures w14:val="none"/>
         </w:rPr>
-        <w:t>el Banco BBVA Perú S.A. habría realizado indebidamente cobros por las primas de la Póliza N°00110991764000013875 emitid</w:t>
+        <w:t>el Banco BBVA Perú S.A. habría realizado indebidamente cobros por las primas de la Póliza 00110991764000013875 emitid</w:t>
       </w:r>
       <w:r>
         <w:rPr>
@@ -6213,7 +6213,7 @@
           <w:lang w:eastAsia="es-PE"/>
           <w14:ligatures w14:val="none"/>
         </w:rPr>
-        <w:t xml:space="preserve"> por Rímac Seguros y Reaseguros S.A., pese a que solo correspondía realizar los cobros por las primas de la Póliza N°0070183725 emitid</w:t>
+        <w:t xml:space="preserve"> por Rímac Seguros y Reaseguros S.A., pese a que solo correspondía realizar los cobros por las primas de la Póliza 0070183725 emitid</w:t>
       </w:r>
       <w:r>
         <w:rPr>
@@ -6305,7 +6305,7 @@
           <w:lang w:eastAsia="es-PE"/>
           <w14:ligatures w14:val="none"/>
         </w:rPr>
-        <w:t xml:space="preserve"> infracción a los artículos 18° y 19°</w:t>
+        <w:t xml:space="preserve"> infracción a los artículos 18 y 19</w:t>
       </w:r>
       <w:r>
         <w:rPr>
@@ -6431,7 +6431,7 @@
           <w14:ligatures w14:val="none"/>
         </w:rPr>
         <w:lastRenderedPageBreak/>
-        <w:t>Presunta infracción al literal b) del artículo 56° de la Ley 29571, Código de Protección y Defensa del Consumidor</w:t>
+        <w:t>Presunta infracción al literal b) del artículo 56 de la Ley 29571, Código de Protección y Defensa del Consumidor</w:t>
       </w:r>
       <w:r>
         <w:rPr>
@@ -6479,7 +6479,7 @@
           <w:lang w:eastAsia="es-ES"/>
           <w14:ligatures w14:val="none"/>
         </w:rPr>
-        <w:t>Póliza N°00110991764000013875 a favor del denunciante</w:t>
+        <w:t>Póliza 00110991764000013875 a favor del denunciante</w:t>
       </w:r>
       <w:r>
         <w:rPr>
@@ -6567,7 +6567,7 @@
           <w:lang w:eastAsia="es-PE"/>
           <w14:ligatures w14:val="none"/>
         </w:rPr>
-        <w:t>) del artículo 56° de la Ley 29571, Código de Protección y Defensa del Consumidor</w:t>
+        <w:t>) del artículo 56 de la Ley 29571, Código de Protección y Defensa del Consumidor</w:t>
       </w:r>
       <w:r>
         <w:rPr>
@@ -6630,7 +6630,7 @@
           <w:lang w:eastAsia="es-ES"/>
           <w14:ligatures w14:val="none"/>
         </w:rPr>
-        <w:t>Póliza N°00110991764000013875</w:t>
+        <w:t>Póliza 00110991764000013875</w:t>
       </w:r>
       <w:r>
         <w:rPr>
@@ -6707,7 +6707,7 @@
           <w:lang w:eastAsia="es-PE"/>
           <w14:ligatures w14:val="none"/>
         </w:rPr>
-        <w:t>Presunta infracción al literal b) del artículo 56° de la Ley 29571, Código de Protección y Defensa del Consumidor</w:t>
+        <w:t>Presunta infracción al literal b) del artículo 56 de la Ley 29571, Código de Protección y Defensa del Consumidor</w:t>
       </w:r>
       <w:r>
         <w:rPr>
@@ -6752,7 +6752,7 @@
           <w:kern w:val="0"/>
           <w14:ligatures w14:val="none"/>
         </w:rPr>
-        <w:t xml:space="preserve"> indebidamente al denunciante a pagar US$65,00 por el endoso de la Póliza N°0070183725 </w:t>
+        <w:t xml:space="preserve"> indebidamente al denunciante a pagar US$65,00 por el endoso de la Póliza 0070183725 </w:t>
       </w:r>
       <w:r>
         <w:rPr>
@@ -6779,7 +6779,7 @@
           <w:lang w:eastAsia="es-PE"/>
           <w14:ligatures w14:val="none"/>
         </w:rPr>
-        <w:t>Póliza N°00110991764000013875 emitida por Rímac Seguros y Reaseguros S.A</w:t>
+        <w:t>Póliza 00110991764000013875 emitida por Rímac Seguros y Reaseguros S.A</w:t>
       </w:r>
       <w:r>
         <w:rPr>
@@ -6825,7 +6825,7 @@
         <w:rPr>
           <w:rFonts w:ascii="Arial Narrow" w:eastAsia="Arial Narrow" w:hAnsi="Arial Narrow" w:cs="Arial Narrow"/>
         </w:rPr>
-        <w:t xml:space="preserve">Presunta infracción al numeral 88.1 del artículo 88 de la Ley N° 29571, Código de Protección y Defensa del Consumidor, </w:t>
+        <w:t xml:space="preserve">Presunta infracción al numeral 88.1 del artículo 88 de la Ley 29571, Código de Protección y Defensa del Consumidor, </w:t>
       </w:r>
       <w:r>
         <w:rPr>
@@ -6918,7 +6918,7 @@
         <w:rPr>
           <w:rFonts w:ascii="Arial Narrow" w:eastAsia="Arial Narrow" w:hAnsi="Arial Narrow" w:cs="Arial Narrow"/>
         </w:rPr>
-        <w:t xml:space="preserve">Presunta infracción al numeral 88.1 del artículo 88 de la Ley N° 29571, Código de Protección y Defensa del Consumidor, </w:t>
+        <w:t xml:space="preserve">Presunta infracción al numeral 88.1 del artículo 88 de la Ley 29571, Código de Protección y Defensa del Consumidor, </w:t>
       </w:r>
       <w:r>
         <w:rPr>
@@ -7025,7 +7025,7 @@
           <w:lang w:eastAsia="es-PE"/>
           <w14:ligatures w14:val="none"/>
         </w:rPr>
-        <w:t>°</w:t>
+        <w:t/>
       </w:r>
       <w:r>
         <w:rPr>
@@ -7168,7 +7168,7 @@
           <w:lang w:eastAsia="es-ES"/>
           <w14:ligatures w14:val="none"/>
         </w:rPr>
-        <w:t xml:space="preserve"> Póliza N°00110991764000013875</w:t>
+        <w:t xml:space="preserve"> Póliza 00110991764000013875</w:t>
       </w:r>
       <w:r>
         <w:rPr>
@@ -7231,7 +7231,7 @@
           <w:lang w:eastAsia="es-PE"/>
           <w14:ligatures w14:val="none"/>
         </w:rPr>
-        <w:t xml:space="preserve"> infracción a los artículos 18° y 19°</w:t>
+        <w:t xml:space="preserve"> infracción a los artículos 18 y 19</w:t>
       </w:r>
       <w:r>
         <w:rPr>
@@ -7662,7 +7662,7 @@
           <w:lang w:eastAsia="es-PE"/>
           <w14:ligatures w14:val="none"/>
         </w:rPr>
-        <w:t>°</w:t>
+        <w:t/>
       </w:r>
       <w:r>
         <w:rPr>
@@ -7749,7 +7749,7 @@
           <w:lang w:eastAsia="es-PE"/>
           <w14:ligatures w14:val="none"/>
         </w:rPr>
-        <w:t>°</w:t>
+        <w:t/>
       </w:r>
       <w:r>
         <w:rPr>
@@ -7958,7 +7958,7 @@
           <w:lang w:eastAsia="es-PE"/>
           <w14:ligatures w14:val="none"/>
         </w:rPr>
-        <w:t>°</w:t>
+        <w:t/>
       </w:r>
       <w:r>
         <w:rPr>
@@ -8111,7 +8111,7 @@
           <w:lang w:eastAsia="es-ES"/>
           <w14:ligatures w14:val="none"/>
         </w:rPr>
-        <w:t>Nº</w:t>
+        <w:t/>
       </w:r>
       <w:proofErr w:type="spellEnd"/>
       <w:r>
@@ -8291,7 +8291,7 @@
           <w:lang w:eastAsia="es-ES"/>
           <w14:ligatures w14:val="none"/>
         </w:rPr>
-        <w:t>Nº</w:t>
+        <w:t/>
       </w:r>
       <w:proofErr w:type="spellEnd"/>
       <w:r>
@@ -8423,7 +8423,7 @@
           <w:lang w:eastAsia="es-PE"/>
           <w14:ligatures w14:val="none"/>
         </w:rPr>
-        <w:t>°</w:t>
+        <w:t/>
       </w:r>
       <w:r>
         <w:rPr>
@@ -8464,7 +8464,7 @@
           <w:lang w:eastAsia="es-PE"/>
           <w14:ligatures w14:val="none"/>
         </w:rPr>
-        <w:t>°</w:t>
+        <w:t/>
       </w:r>
       <w:r>
         <w:rPr>
@@ -8484,7 +8484,7 @@
           <w:lang w:eastAsia="es-PE"/>
           <w14:ligatures w14:val="none"/>
         </w:rPr>
-        <w:t>°</w:t>
+        <w:t/>
       </w:r>
       <w:r>
         <w:rPr>
@@ -8504,7 +8504,7 @@
           <w:lang w:eastAsia="es-PE"/>
           <w14:ligatures w14:val="none"/>
         </w:rPr>
-        <w:t>°</w:t>
+        <w:t/>
       </w:r>
       <w:r>
         <w:rPr>
@@ -8557,7 +8557,7 @@
           <w:lang w:eastAsia="es-PE"/>
           <w14:ligatures w14:val="none"/>
         </w:rPr>
-        <w:t>°</w:t>
+        <w:t/>
       </w:r>
       <w:r>
         <w:rPr>
@@ -8658,7 +8658,7 @@
           <w:lang w:eastAsia="es-PE"/>
           <w14:ligatures w14:val="none"/>
         </w:rPr>
-        <w:t>°</w:t>
+        <w:t/>
       </w:r>
       <w:r>
         <w:rPr>
@@ -8733,7 +8733,7 @@
           <w:lang w:eastAsia="es-PE"/>
           <w14:ligatures w14:val="none"/>
         </w:rPr>
-        <w:t>°</w:t>
+        <w:t/>
       </w:r>
       <w:r>
         <w:rPr>
@@ -8741,7 +8741,7 @@
           <w:kern w:val="0"/>
           <w14:ligatures w14:val="none"/>
         </w:rPr>
-        <w:t xml:space="preserve"> del Decreto Legislativo N° 807</w:t>
+        <w:t xml:space="preserve"> del Decreto Legislativo 807</w:t>
       </w:r>
       <w:r>
         <w:rPr>
@@ -9142,7 +9142,7 @@
           <w:lang w:eastAsia="es-PE"/>
           <w14:ligatures w14:val="none"/>
         </w:rPr>
-        <w:t>°</w:t>
+        <w:t/>
       </w:r>
       <w:r>
         <w:rPr>
@@ -9159,7 +9159,7 @@
           <w:lang w:eastAsia="es-PE"/>
           <w14:ligatures w14:val="none"/>
         </w:rPr>
-        <w:t>°</w:t>
+        <w:t/>
       </w:r>
       <w:r>
         <w:rPr>
@@ -9441,7 +9441,7 @@
           <w:kern w:val="0"/>
           <w14:ligatures w14:val="none"/>
         </w:rPr>
-        <w:t> Protección al Consumidor N° 1</w:t>
+        <w:t> Protección al Consumidor 1</w:t>
       </w:r>
     </w:p>
     <w:p>
@@ -9663,7 +9663,7 @@
           <w:szCs w:val="16"/>
         </w:rPr>
         <w:tab/>
-        <w:t xml:space="preserve">Denuncia remitida a esta Comisión mediante MEMORANDUM N° </w:t>
+        <w:t xml:space="preserve">Denuncia remitida a esta Comisión mediante MEMORANDUM </w:t>
       </w:r>
       <w:r>
         <w:rPr>
@@ -9830,7 +9830,7 @@
           <w:sz w:val="16"/>
           <w:szCs w:val="16"/>
         </w:rPr>
-        <w:t xml:space="preserve">  </w:t>
+        <w:t xml:space="preserve"> </w:t>
       </w:r>
       <w:r>
         <w:rPr>
@@ -9848,7 +9848,7 @@
           <w:sz w:val="16"/>
           <w:szCs w:val="16"/>
         </w:rPr>
-        <w:t xml:space="preserve">LEY N° 29571, CÓDIGO DE PROTECCIÓN Y DEFENSA DEL CONSUMIDOR, publicado el 2 de setiembre de 2010 y modificado por Decreto Legislativo N° 1308 </w:t>
+        <w:t xml:space="preserve">LEY 29571, CÓDIGO DE PROTECCIÓN Y DEFENSA DEL CONSUMIDOR, publicado el 2 de setiembre de 2010 y modificado por Decreto Legislativo 1308 </w:t>
       </w:r>
     </w:p>
     <w:p>
@@ -9900,7 +9900,7 @@
           <w:szCs w:val="16"/>
         </w:rPr>
         <w:tab/>
-        <w:t xml:space="preserve">El Instituto Nacional de Defensa de la Competencia y de la Protección de la Propiedad Intelectual (Indecopi) es la autoridad con competencia primaria y de alcance nacional para conocer las presuntas infracciones a las disposiciones contenidas en el presente Código, así como para imponer las sanciones y medidas correctivas establecidas en el presente capítulo, conforme al Decreto Legislativo N° 1033, Ley de Organización y Funciones del Indecopi. Dicha competencia solo puede ser negada cuando ella haya sido asignada o se asigne a favor de otro organismo por norma expresa con rango de ley. </w:t>
+        <w:t xml:space="preserve">El Instituto Nacional de Defensa de la Competencia y de la Protección de la Propiedad Intelectual (Indecopi) es la autoridad con competencia primaria y de alcance nacional para conocer las presuntas infracciones a las disposiciones contenidas en el presente Código, así como para imponer las sanciones y medidas correctivas establecidas en el presente capítulo, conforme al Decreto Legislativo 1033, Ley de Organización y Funciones del Indecopi. Dicha competencia solo puede ser negada cuando ella haya sido asignada o se asigne a favor de otro organismo por norma expresa con rango de ley. </w:t>
       </w:r>
     </w:p>
     <w:p>
@@ -9974,7 +9974,7 @@
           <w:sz w:val="16"/>
           <w:szCs w:val="16"/>
         </w:rPr>
-        <w:t xml:space="preserve">LEY DE ORGANIZACIÓN Y FUNCIONES DEL INDECOPI, APROBADA POR DECRETO LEGISLATIVO N° 1033 </w:t>
+        <w:t xml:space="preserve">LEY DE ORGANIZACIÓN Y FUNCIONES DEL INDECOPI, APROBADA POR DECRETO LEGISLATIVO 1033 </w:t>
       </w:r>
     </w:p>
     <w:p>
@@ -10083,7 +10083,7 @@
           <w:sz w:val="16"/>
           <w:szCs w:val="16"/>
         </w:rPr>
-        <w:t xml:space="preserve">           </w:t>
+        <w:t xml:space="preserve"> </w:t>
       </w:r>
       <w:r>
         <w:rPr>
@@ -10101,7 +10101,7 @@
           <w:sz w:val="16"/>
           <w:szCs w:val="16"/>
         </w:rPr>
-        <w:t xml:space="preserve">LEY N° 29571, CÓDIGO DE PROTECCIÓN Y DEFENSA DEL CONSUMIDOR, publicado el 2 de setiembre de 2010 y modificado por Decreto Legislativo N° 1308   </w:t>
+        <w:t xml:space="preserve">LEY 29571, CÓDIGO DE PROTECCIÓN Y DEFENSA DEL CONSUMIDOR, publicado el 2 de setiembre de 2010 y modificado por Decreto Legislativo 1308 </w:t>
       </w:r>
     </w:p>
     <w:p>
@@ -10125,7 +10125,7 @@
           <w:sz w:val="16"/>
           <w:szCs w:val="16"/>
         </w:rPr>
-        <w:t xml:space="preserve">Artículo 18.- Idoneidad   </w:t>
+        <w:t xml:space="preserve">Artículo 18.- Idoneidad </w:t>
       </w:r>
     </w:p>
     <w:p>
@@ -10145,7 +10145,7 @@
           <w:sz w:val="16"/>
           <w:szCs w:val="16"/>
         </w:rPr>
-        <w:t xml:space="preserve">Se entiende por idoneidad la correspondencia entre lo que un consumidor espera y lo que efectivamente recibe, en función a lo que se le hubiera ofrecido, la publicidad e información transmitida, las condiciones y circunstancias de la transacción, las características y naturaleza del producto o servicio, el precio, entre otros factores, atendiendo a las circunstancias del caso.    </w:t>
+        <w:t xml:space="preserve">Se entiende por idoneidad la correspondencia entre lo que un consumidor espera y lo que efectivamente recibe, en función a lo que se le hubiera ofrecido, la publicidad e información transmitida, las condiciones y circunstancias de la transacción, las características y naturaleza del producto o servicio, el precio, entre otros factores, atendiendo a las circunstancias del caso. </w:t>
       </w:r>
     </w:p>
     <w:p>
@@ -10284,7 +10284,7 @@
           <w:sz w:val="16"/>
           <w:szCs w:val="16"/>
         </w:rPr>
-        <w:t xml:space="preserve">LEY N° 29571, CÓDIGO DE PROTECCIÓN Y DEFENSA DEL CONSUMIDOR, publicado el 2 de setiembre de 2010 y modificado por Decreto Legislativo N° 1308   </w:t>
+        <w:t xml:space="preserve">LEY 29571, CÓDIGO DE PROTECCIÓN Y DEFENSA DEL CONSUMIDOR, publicado el 2 de setiembre de 2010 y modificado por Decreto Legislativo 1308 </w:t>
       </w:r>
     </w:p>
     <w:p>
@@ -10455,7 +10455,7 @@
           <w:sz w:val="16"/>
           <w:szCs w:val="16"/>
         </w:rPr>
-        <w:t xml:space="preserve">           </w:t>
+        <w:t xml:space="preserve"> </w:t>
       </w:r>
       <w:r>
         <w:rPr>
@@ -10473,7 +10473,7 @@
           <w:sz w:val="16"/>
           <w:szCs w:val="16"/>
         </w:rPr>
-        <w:t xml:space="preserve">LEY N° 29571, CÓDIGO DE PROTECCIÓN Y DEFENSA DEL CONSUMIDOR, publicado el 2 de setiembre de 2010 y modificado por Decreto Legislativo N° 1308 </w:t>
+        <w:t xml:space="preserve">LEY 29571, CÓDIGO DE PROTECCIÓN Y DEFENSA DEL CONSUMIDOR, publicado el 2 de setiembre de 2010 y modificado por Decreto Legislativo 1308 </w:t>
       </w:r>
     </w:p>
     <w:p>
@@ -10565,7 +10565,7 @@
           <w:sz w:val="16"/>
           <w:szCs w:val="16"/>
         </w:rPr>
-        <w:t xml:space="preserve">           </w:t>
+        <w:t xml:space="preserve"> </w:t>
       </w:r>
       <w:r>
         <w:rPr>
@@ -10583,7 +10583,7 @@
           <w:sz w:val="16"/>
           <w:szCs w:val="16"/>
         </w:rPr>
-        <w:t xml:space="preserve">LEY N° 29571, CÓDIGO DE PROTECCIÓN Y DEFENSA DEL CONSUMIDOR, publicado el 2 de setiembre de 2010 y modificado por Decreto Legislativo N° 1308   </w:t>
+        <w:t xml:space="preserve">LEY 29571, CÓDIGO DE PROTECCIÓN Y DEFENSA DEL CONSUMIDOR, publicado el 2 de setiembre de 2010 y modificado por Decreto Legislativo 1308 </w:t>
       </w:r>
     </w:p>
     <w:p>
@@ -10722,7 +10722,7 @@
           <w:sz w:val="16"/>
           <w:szCs w:val="16"/>
         </w:rPr>
-        <w:t xml:space="preserve">  </w:t>
+        <w:t xml:space="preserve"> </w:t>
       </w:r>
       <w:r>
         <w:rPr>
@@ -10740,7 +10740,7 @@
           <w:sz w:val="16"/>
           <w:szCs w:val="16"/>
         </w:rPr>
-        <w:t>LEY SOBRE FACULTADES, NORMAS Y ORGANIZACIÓN DEL INDECOPI, APROBADA POR DECRETO LEGISLATIVO N° 807 Artículo 24.-</w:t>
+        <w:t>LEY SOBRE FACULTADES, NORMAS Y ORGANIZACIÓN DEL INDECOPI, APROBADA POR DECRETO LEGISLATIVO 807 Artículo 24.-</w:t>
       </w:r>
       <w:r>
         <w:rPr>
@@ -10907,7 +10907,7 @@
           <w:sz w:val="16"/>
           <w:szCs w:val="16"/>
         </w:rPr>
-        <w:t>Nº</w:t>
+        <w:t/>
       </w:r>
       <w:proofErr w:type="spellEnd"/>
       <w:r>
@@ -10995,7 +10995,7 @@
           <w:sz w:val="16"/>
           <w:szCs w:val="16"/>
         </w:rPr>
-        <w:t>publicado el 2 de setiembre de 2010 y modificado por Decreto Legislativo N° 1308</w:t>
+        <w:t>publicado el 2 de setiembre de 2010 y modificado por Decreto Legislativo 1308</w:t>
       </w:r>
     </w:p>
     <w:p>
@@ -11152,7 +11152,7 @@
           <w:szCs w:val="16"/>
           <w:vertAlign w:val="superscript"/>
         </w:rPr>
-        <w:t xml:space="preserve">  </w:t>
+        <w:t xml:space="preserve"> </w:t>
       </w:r>
       <w:r>
         <w:rPr>
@@ -11160,7 +11160,7 @@
           <w:sz w:val="16"/>
           <w:szCs w:val="16"/>
         </w:rPr>
-        <w:t xml:space="preserve">     </w:t>
+        <w:t xml:space="preserve"> </w:t>
       </w:r>
       <w:r>
         <w:rPr>
@@ -11196,7 +11196,7 @@
           <w:sz w:val="16"/>
           <w:szCs w:val="16"/>
         </w:rPr>
-        <w:t>publicado el 2 de setiembre de 2010 y modificado por Decreto Legislativo N° 1308</w:t>
+        <w:t>publicado el 2 de setiembre de 2010 y modificado por Decreto Legislativo 1308</w:t>
       </w:r>
     </w:p>
     <w:p>
@@ -11239,7 +11239,7 @@
           <w:sz w:val="16"/>
           <w:szCs w:val="16"/>
         </w:rPr>
-        <w:t>El órgano resolutivo puede sancionar las infracciones administrativas a que se refiere el artículo 108º con amonestación y multas de hasta cuatrocientos cincuenta (450) Unidades Impositivas Tributarias (UIT), las cuales son calificadas de la siguiente manera:</w:t>
+        <w:t>El órgano resolutivo puede sancionar las infracciones administrativas a que se refiere el artículo 108 con amonestación y multas de hasta cuatrocientos cincuenta (450) Unidades Impositivas Tributarias (UIT), las cuales son calificadas de la siguiente manera:</w:t>
       </w:r>
     </w:p>
     <w:p>
@@ -11362,7 +11362,7 @@
           <w:sz w:val="16"/>
           <w:szCs w:val="16"/>
         </w:rPr>
-        <w:t xml:space="preserve">        </w:t>
+        <w:t xml:space="preserve"> </w:t>
       </w:r>
       <w:r>
         <w:rPr>
@@ -12161,7 +12161,7 @@
           <w:sz w:val="16"/>
           <w:szCs w:val="16"/>
         </w:rPr>
-        <w:t xml:space="preserve">         </w:t>
+        <w:t xml:space="preserve"> </w:t>
       </w:r>
       <w:r>
         <w:rPr>
@@ -12197,7 +12197,7 @@
           <w:sz w:val="16"/>
           <w:szCs w:val="16"/>
         </w:rPr>
-        <w:t>publicado el 2 de setiembre de 2010 y modificado por Decreto Legislativo N° 1308</w:t>
+        <w:t>publicado el 2 de setiembre de 2010 y modificado por Decreto Legislativo 1308</w:t>
       </w:r>
     </w:p>
     <w:p>
@@ -12405,7 +12405,7 @@
           <w:sz w:val="16"/>
           <w:szCs w:val="16"/>
         </w:rPr>
-        <w:t>Nº</w:t>
+        <w:t/>
       </w:r>
       <w:proofErr w:type="spellEnd"/>
       <w:r>
@@ -12808,7 +12808,7 @@
               <w:sz w:val="16"/>
               <w:szCs w:val="16"/>
             </w:rPr>
-            <w:t xml:space="preserve">CNICA DE LA    </w:t>
+            <w:t xml:space="preserve">CNICA DE LA </w:t>
           </w:r>
         </w:p>
         <w:p>

--- a/plantillas_maestras/01_seguro_vehicular/contratacion_no_consentida/2_ddos_banco_y_aseguradora/varon/TPL_1771_2025_SEGURO_VEHICULAR_CONTRATACION_NO_CONSENTIDA_BANCO_VARON_R2.docx
+++ b/plantillas_maestras/01_seguro_vehicular/contratacion_no_consentida/2_ddos_banco_y_aseguradora/varon/TPL_1771_2025_SEGURO_VEHICULAR_CONTRATACION_NO_CONSENTIDA_BANCO_VARON_R2.docx
@@ -104,7 +104,7 @@
           <w:lang w:eastAsia="es-PE"/>
           <w14:ligatures w14:val="none"/>
         </w:rPr>
-        <w:t>DENUNCIANTE</w:t>
+        <w:t xml:space="preserve">DENUNCIANTE:[DENUNCIANTE] (SEÑOR [APELLIDO])</w:t>
       </w:r>
       <w:r>
         <w:rPr>
@@ -116,7 +116,7 @@
           <w14:ligatures w14:val="none"/>
         </w:rPr>
         <w:tab/>
-        <w:t>:</w:t>
+        <w:t/>
       </w:r>
       <w:r>
         <w:rPr>
@@ -138,7 +138,7 @@
           <w:lang w:eastAsia="es-PE"/>
           <w14:ligatures w14:val="none"/>
         </w:rPr>
-        <w:t xml:space="preserve">LUIS ALFONSO CUEVA LOPEZ </w:t>
+        <w:t xml:space="preserve"/>
       </w:r>
       <w:r>
         <w:rPr>
@@ -149,7 +149,7 @@
           <w:lang w:eastAsia="es-PE"/>
           <w14:ligatures w14:val="none"/>
         </w:rPr>
-        <w:t xml:space="preserve">(SEÑOR </w:t>
+        <w:t xml:space="preserve"/>
       </w:r>
       <w:r>
         <w:rPr>
@@ -160,7 +160,7 @@
           <w:lang w:eastAsia="es-PE"/>
           <w14:ligatures w14:val="none"/>
         </w:rPr>
-        <w:t>CUEVA</w:t>
+        <w:t/>
       </w:r>
       <w:r>
         <w:rPr>
@@ -171,7 +171,7 @@
           <w:lang w:eastAsia="es-PE"/>
           <w14:ligatures w14:val="none"/>
         </w:rPr>
-        <w:t>)</w:t>
+        <w:t/>
       </w:r>
     </w:p>
     <w:p>
@@ -675,7 +675,7 @@
           <w:lang w:val="es-ES" w:eastAsia="es-ES"/>
           <w14:ligatures w14:val="none"/>
         </w:rPr>
-        <w:t xml:space="preserve">Mediante </w:t>
+        <w:t xml:space="preserve">Mediante la denuncia del 4 de julio de 2025, subsanada mediante escrito del 18 de agosto de 2025, el señor [APELLIDO] denunció a Rímac y el Banco por presuntas infracciones a la Ley 29571, Código de Protección y Defensa del Consumidor (en adelante, Código), señalando lo siguiente:</w:t>
       </w:r>
       <w:r>
         <w:rPr>
@@ -685,7 +685,7 @@
           <w:lang w:val="es-ES" w:eastAsia="es-ES"/>
           <w14:ligatures w14:val="none"/>
         </w:rPr>
-        <w:t xml:space="preserve">la denuncia del </w:t>
+        <w:t xml:space="preserve"/>
       </w:r>
       <w:r>
         <w:rPr>
@@ -695,7 +695,7 @@
           <w:lang w:val="es-ES" w:eastAsia="es-ES"/>
           <w14:ligatures w14:val="none"/>
         </w:rPr>
-        <w:t>4 de</w:t>
+        <w:t/>
       </w:r>
       <w:r>
         <w:rPr>
@@ -705,7 +705,7 @@
           <w:lang w:val="es-ES" w:eastAsia="es-ES"/>
           <w14:ligatures w14:val="none"/>
         </w:rPr>
-        <w:t xml:space="preserve"> julio de </w:t>
+        <w:t xml:space="preserve"/>
       </w:r>
       <w:r>
         <w:rPr>
@@ -715,7 +715,7 @@
           <w:lang w:val="es-ES" w:eastAsia="es-ES"/>
           <w14:ligatures w14:val="none"/>
         </w:rPr>
-        <w:t>2025</w:t>
+        <w:t/>
       </w:r>
       <w:r>
         <w:rPr>
@@ -736,7 +736,7 @@
           <w:lang w:val="es-ES" w:eastAsia="es-ES"/>
           <w14:ligatures w14:val="none"/>
         </w:rPr>
-        <w:t xml:space="preserve">, subsanada mediante escrito del </w:t>
+        <w:t xml:space="preserve"/>
       </w:r>
       <w:r>
         <w:rPr>
@@ -746,7 +746,7 @@
           <w:lang w:val="es-ES" w:eastAsia="es-ES"/>
           <w14:ligatures w14:val="none"/>
         </w:rPr>
-        <w:t>18 de agosto de 2025</w:t>
+        <w:t/>
       </w:r>
       <w:r>
         <w:rPr>
@@ -754,7 +754,7 @@
           <w:kern w:val="0"/>
           <w14:ligatures w14:val="none"/>
         </w:rPr>
-        <w:t xml:space="preserve">, el señor </w:t>
+        <w:t xml:space="preserve"/>
       </w:r>
       <w:r>
         <w:rPr>
@@ -762,7 +762,7 @@
           <w:kern w:val="0"/>
           <w14:ligatures w14:val="none"/>
         </w:rPr>
-        <w:t xml:space="preserve">Cueva </w:t>
+        <w:t xml:space="preserve"/>
       </w:r>
       <w:r>
         <w:rPr>
@@ -770,7 +770,7 @@
           <w:kern w:val="0"/>
           <w14:ligatures w14:val="none"/>
         </w:rPr>
-        <w:t>d</w:t>
+        <w:t/>
       </w:r>
       <w:r>
         <w:rPr>
@@ -780,7 +780,7 @@
           <w:lang w:val="es-ES" w:eastAsia="es-ES"/>
           <w14:ligatures w14:val="none"/>
         </w:rPr>
-        <w:t xml:space="preserve">enunció a </w:t>
+        <w:t xml:space="preserve"/>
       </w:r>
       <w:r>
         <w:rPr>
@@ -790,7 +790,7 @@
           <w:lang w:val="es-ES" w:eastAsia="es-ES"/>
           <w14:ligatures w14:val="none"/>
         </w:rPr>
-        <w:t xml:space="preserve">Rímac </w:t>
+        <w:t xml:space="preserve"/>
       </w:r>
       <w:r>
         <w:rPr>
@@ -800,7 +800,7 @@
           <w:lang w:val="es-ES" w:eastAsia="es-ES"/>
           <w14:ligatures w14:val="none"/>
         </w:rPr>
-        <w:t xml:space="preserve">y </w:t>
+        <w:t xml:space="preserve"/>
       </w:r>
       <w:r>
         <w:rPr>
@@ -810,7 +810,7 @@
           <w:lang w:val="es-ES" w:eastAsia="es-ES"/>
           <w14:ligatures w14:val="none"/>
         </w:rPr>
-        <w:t>el Ba</w:t>
+        <w:t/>
       </w:r>
       <w:r>
         <w:rPr>
@@ -820,7 +820,7 @@
           <w:lang w:val="es-ES" w:eastAsia="es-ES"/>
           <w14:ligatures w14:val="none"/>
         </w:rPr>
-        <w:t xml:space="preserve">nco </w:t>
+        <w:t xml:space="preserve"/>
       </w:r>
       <w:r>
         <w:rPr>
@@ -830,7 +830,7 @@
           <w:lang w:val="es-ES" w:eastAsia="es-ES"/>
           <w14:ligatures w14:val="none"/>
         </w:rPr>
-        <w:t>por presuntas infracciones a la Ley 29571, Código de Protección</w:t>
+        <w:t/>
       </w:r>
       <w:r>
         <w:rPr>
@@ -840,7 +840,7 @@
           <w:lang w:val="es-ES" w:eastAsia="es-ES"/>
           <w14:ligatures w14:val="none"/>
         </w:rPr>
-        <w:t xml:space="preserve"> y Defensa del Consumidor (en adelante, Código)</w:t>
+        <w:t xml:space="preserve"/>
       </w:r>
       <w:r>
         <w:rPr>
@@ -861,7 +861,7 @@
           <w:lang w:val="es-ES" w:eastAsia="es-ES"/>
           <w14:ligatures w14:val="none"/>
         </w:rPr>
-        <w:t xml:space="preserve">, señalando </w:t>
+        <w:t xml:space="preserve"/>
       </w:r>
       <w:r>
         <w:rPr>
@@ -872,7 +872,7 @@
           <w:lang w:val="es-ES" w:eastAsia="es-ES"/>
           <w14:ligatures w14:val="none"/>
         </w:rPr>
-        <w:t>lo siguiente:</w:t>
+        <w:t/>
       </w:r>
     </w:p>
     <w:p>
@@ -3593,7 +3593,7 @@
           <w:lang w:val="es-ES" w:eastAsia="es-ES"/>
           <w14:ligatures w14:val="none"/>
         </w:rPr>
-        <w:t xml:space="preserve">El </w:t>
+        <w:t xml:space="preserve">El señor [APELLIDO] solicitó, en calidad de medida correctiva, que: (i) Rímac cumpla con realizar la devolución total del monto de US$ 1 525,26 cobrado; (ii) el Banco cumpla con realizar el pago de US$ 65.00 por la supuesta subsanación del endoso; y, (iii) los proveedores denunciados realicen el pago de una indemnización por el monto de US$ 10 000,00. Asimismo, requirió el reembolso de costos y costas del presente procedimiento por el monto de US$ 10 000,00 por honorarios de éxito.</w:t>
       </w:r>
       <w:r>
         <w:rPr>
@@ -3601,7 +3601,7 @@
           <w:kern w:val="0"/>
           <w14:ligatures w14:val="none"/>
         </w:rPr>
-        <w:t xml:space="preserve">señor </w:t>
+        <w:t xml:space="preserve"/>
       </w:r>
       <w:r>
         <w:rPr>
@@ -3609,7 +3609,7 @@
           <w:kern w:val="0"/>
           <w14:ligatures w14:val="none"/>
         </w:rPr>
-        <w:t xml:space="preserve">Cueva </w:t>
+        <w:t xml:space="preserve"/>
       </w:r>
       <w:r>
         <w:rPr>
@@ -3619,7 +3619,7 @@
           <w:lang w:val="es-ES" w:eastAsia="es-ES"/>
           <w14:ligatures w14:val="none"/>
         </w:rPr>
-        <w:t>solicitó, en calidad de medida correctiva, que</w:t>
+        <w:t/>
       </w:r>
       <w:r>
         <w:rPr>
@@ -3629,7 +3629,7 @@
           <w:lang w:val="es-ES" w:eastAsia="es-ES"/>
           <w14:ligatures w14:val="none"/>
         </w:rPr>
-        <w:t>:</w:t>
+        <w:t/>
       </w:r>
       <w:r>
         <w:rPr>
@@ -3639,7 +3639,7 @@
           <w:lang w:val="es-ES" w:eastAsia="es-ES"/>
           <w14:ligatures w14:val="none"/>
         </w:rPr>
-        <w:t xml:space="preserve"> </w:t>
+        <w:t xml:space="preserve"/>
       </w:r>
       <w:bookmarkStart w:id="1" w:name="_Hlk206587071"/>
       <w:r>
@@ -3650,7 +3650,7 @@
           <w:lang w:val="es-ES" w:eastAsia="es-ES"/>
           <w14:ligatures w14:val="none"/>
         </w:rPr>
-        <w:t>(i)</w:t>
+        <w:t/>
       </w:r>
       <w:r>
         <w:rPr>
@@ -3660,7 +3660,7 @@
           <w:lang w:val="es-ES" w:eastAsia="es-ES"/>
           <w14:ligatures w14:val="none"/>
         </w:rPr>
-        <w:t xml:space="preserve"> </w:t>
+        <w:t xml:space="preserve"/>
       </w:r>
       <w:r>
         <w:rPr>
@@ -3670,7 +3670,7 @@
           <w:lang w:val="es-ES" w:eastAsia="es-ES"/>
           <w14:ligatures w14:val="none"/>
         </w:rPr>
-        <w:t xml:space="preserve">Rímac cumpla con realizar la </w:t>
+        <w:t xml:space="preserve"/>
       </w:r>
       <w:r>
         <w:rPr>
@@ -3680,7 +3680,7 @@
           <w:lang w:val="es-ES" w:eastAsia="es-ES"/>
           <w14:ligatures w14:val="none"/>
         </w:rPr>
-        <w:t xml:space="preserve">devolución total del monto </w:t>
+        <w:t xml:space="preserve"/>
       </w:r>
       <w:r>
         <w:rPr>
@@ -3690,7 +3690,7 @@
           <w:lang w:val="es-ES" w:eastAsia="es-ES"/>
           <w14:ligatures w14:val="none"/>
         </w:rPr>
-        <w:t>de</w:t>
+        <w:t/>
       </w:r>
       <w:r>
         <w:rPr>
@@ -3700,7 +3700,7 @@
           <w:lang w:val="es-ES" w:eastAsia="es-ES"/>
           <w14:ligatures w14:val="none"/>
         </w:rPr>
-        <w:t xml:space="preserve"> </w:t>
+        <w:t xml:space="preserve"/>
       </w:r>
       <w:r>
         <w:rPr>
@@ -3710,7 +3710,7 @@
           <w:lang w:val="es-ES" w:eastAsia="es-ES"/>
           <w14:ligatures w14:val="none"/>
         </w:rPr>
-        <w:t xml:space="preserve">US$ </w:t>
+        <w:t xml:space="preserve"/>
       </w:r>
       <w:r>
         <w:rPr>
@@ -3720,7 +3720,7 @@
           <w:lang w:val="es-ES" w:eastAsia="es-ES"/>
           <w14:ligatures w14:val="none"/>
         </w:rPr>
-        <w:t>1</w:t>
+        <w:t/>
       </w:r>
       <w:r>
         <w:rPr>
@@ -3730,7 +3730,7 @@
           <w:lang w:val="es-ES" w:eastAsia="es-ES"/>
           <w14:ligatures w14:val="none"/>
         </w:rPr>
-        <w:t xml:space="preserve"> </w:t>
+        <w:t xml:space="preserve"/>
       </w:r>
       <w:r>
         <w:rPr>
@@ -3740,7 +3740,7 @@
           <w:lang w:val="es-ES" w:eastAsia="es-ES"/>
           <w14:ligatures w14:val="none"/>
         </w:rPr>
-        <w:t>525</w:t>
+        <w:t/>
       </w:r>
       <w:r>
         <w:rPr>
@@ -3750,7 +3750,7 @@
           <w:lang w:val="es-ES" w:eastAsia="es-ES"/>
           <w14:ligatures w14:val="none"/>
         </w:rPr>
-        <w:t>,</w:t>
+        <w:t/>
       </w:r>
       <w:r>
         <w:rPr>
@@ -3760,7 +3760,7 @@
           <w:lang w:val="es-ES" w:eastAsia="es-ES"/>
           <w14:ligatures w14:val="none"/>
         </w:rPr>
-        <w:t>26</w:t>
+        <w:t/>
       </w:r>
       <w:r>
         <w:rPr>
@@ -3770,7 +3770,7 @@
           <w:lang w:val="es-ES" w:eastAsia="es-ES"/>
           <w14:ligatures w14:val="none"/>
         </w:rPr>
-        <w:t xml:space="preserve"> cobrado</w:t>
+        <w:t xml:space="preserve"/>
       </w:r>
       <w:r>
         <w:rPr>
@@ -3780,7 +3780,7 @@
           <w:lang w:val="es-ES" w:eastAsia="es-ES"/>
           <w14:ligatures w14:val="none"/>
         </w:rPr>
-        <w:t>; (</w:t>
+        <w:t/>
       </w:r>
       <w:proofErr w:type="spellStart"/>
       <w:r>
@@ -3791,7 +3791,7 @@
           <w:lang w:val="es-ES" w:eastAsia="es-ES"/>
           <w14:ligatures w14:val="none"/>
         </w:rPr>
-        <w:t>ii</w:t>
+        <w:t/>
       </w:r>
       <w:proofErr w:type="spellEnd"/>
       <w:r>
@@ -3802,7 +3802,7 @@
           <w:lang w:val="es-ES" w:eastAsia="es-ES"/>
           <w14:ligatures w14:val="none"/>
         </w:rPr>
-        <w:t xml:space="preserve">) </w:t>
+        <w:t xml:space="preserve"/>
       </w:r>
       <w:r>
         <w:rPr>
@@ -3812,7 +3812,7 @@
           <w:lang w:val="es-ES" w:eastAsia="es-ES"/>
           <w14:ligatures w14:val="none"/>
         </w:rPr>
-        <w:t xml:space="preserve">el </w:t>
+        <w:t xml:space="preserve"/>
       </w:r>
       <w:r>
         <w:rPr>
@@ -3822,7 +3822,7 @@
           <w:lang w:val="es-ES" w:eastAsia="es-ES"/>
           <w14:ligatures w14:val="none"/>
         </w:rPr>
-        <w:t xml:space="preserve">Banco cumpla con realizar el </w:t>
+        <w:t xml:space="preserve"/>
       </w:r>
       <w:r>
         <w:rPr>
@@ -3832,7 +3832,7 @@
           <w:lang w:val="es-ES" w:eastAsia="es-ES"/>
           <w14:ligatures w14:val="none"/>
         </w:rPr>
-        <w:t xml:space="preserve">pago de </w:t>
+        <w:t xml:space="preserve"/>
       </w:r>
       <w:r>
         <w:rPr>
@@ -3842,7 +3842,7 @@
           <w:lang w:val="es-ES" w:eastAsia="es-ES"/>
           <w14:ligatures w14:val="none"/>
         </w:rPr>
-        <w:t xml:space="preserve">US$ </w:t>
+        <w:t xml:space="preserve"/>
       </w:r>
       <w:r>
         <w:rPr>
@@ -3852,7 +3852,7 @@
           <w:lang w:val="es-ES" w:eastAsia="es-ES"/>
           <w14:ligatures w14:val="none"/>
         </w:rPr>
-        <w:t xml:space="preserve">65.00 por la </w:t>
+        <w:t xml:space="preserve"/>
       </w:r>
       <w:r>
         <w:rPr>
@@ -3862,7 +3862,7 @@
           <w:lang w:val="es-ES" w:eastAsia="es-ES"/>
           <w14:ligatures w14:val="none"/>
         </w:rPr>
-        <w:t>supuesta</w:t>
+        <w:t/>
       </w:r>
       <w:r>
         <w:rPr>
@@ -3872,7 +3872,7 @@
           <w:lang w:val="es-ES" w:eastAsia="es-ES"/>
           <w14:ligatures w14:val="none"/>
         </w:rPr>
-        <w:t xml:space="preserve"> subsanación del endoso</w:t>
+        <w:t xml:space="preserve"/>
       </w:r>
       <w:r>
         <w:rPr>
@@ -3882,7 +3882,7 @@
           <w:lang w:val="es-ES" w:eastAsia="es-ES"/>
           <w14:ligatures w14:val="none"/>
         </w:rPr>
-        <w:t>; y, (</w:t>
+        <w:t/>
       </w:r>
       <w:proofErr w:type="spellStart"/>
       <w:r>
@@ -3893,7 +3893,7 @@
           <w:lang w:val="es-ES" w:eastAsia="es-ES"/>
           <w14:ligatures w14:val="none"/>
         </w:rPr>
-        <w:t>ii</w:t>
+        <w:t/>
       </w:r>
       <w:r>
         <w:rPr>
@@ -3903,7 +3903,7 @@
           <w:lang w:val="es-ES" w:eastAsia="es-ES"/>
           <w14:ligatures w14:val="none"/>
         </w:rPr>
-        <w:t>i</w:t>
+        <w:t/>
       </w:r>
       <w:proofErr w:type="spellEnd"/>
       <w:r>
@@ -3914,19 +3914,19 @@
           <w:lang w:val="es-ES" w:eastAsia="es-ES"/>
           <w14:ligatures w14:val="none"/>
         </w:rPr>
-        <w:t>)</w:t>
+        <w:t/>
       </w:r>
       <w:r>
         <w:rPr>
           <w:rFonts w:ascii="Arial Narrow" w:hAnsi="Arial Narrow"/>
         </w:rPr>
-        <w:t xml:space="preserve"> </w:t>
+        <w:t xml:space="preserve"/>
       </w:r>
       <w:r>
         <w:rPr>
           <w:rFonts w:ascii="Arial Narrow" w:hAnsi="Arial Narrow"/>
         </w:rPr>
-        <w:t>los proveedores denunciados realicen</w:t>
+        <w:t/>
       </w:r>
       <w:r>
         <w:rPr>
@@ -3936,7 +3936,7 @@
           <w:lang w:val="es-ES" w:eastAsia="es-ES"/>
           <w14:ligatures w14:val="none"/>
         </w:rPr>
-        <w:t xml:space="preserve"> el pago de una indemnización por el monto de </w:t>
+        <w:t xml:space="preserve"/>
       </w:r>
       <w:r>
         <w:rPr>
@@ -3946,7 +3946,7 @@
           <w:lang w:val="es-ES" w:eastAsia="es-ES"/>
           <w14:ligatures w14:val="none"/>
         </w:rPr>
-        <w:t>US$</w:t>
+        <w:t/>
       </w:r>
       <w:r>
         <w:rPr>
@@ -3956,7 +3956,7 @@
           <w:lang w:val="es-ES" w:eastAsia="es-ES"/>
           <w14:ligatures w14:val="none"/>
         </w:rPr>
-        <w:t xml:space="preserve"> 10</w:t>
+        <w:t xml:space="preserve"/>
       </w:r>
       <w:r>
         <w:rPr>
@@ -3966,7 +3966,7 @@
           <w:lang w:val="es-ES" w:eastAsia="es-ES"/>
           <w14:ligatures w14:val="none"/>
         </w:rPr>
-        <w:t xml:space="preserve"> </w:t>
+        <w:t xml:space="preserve"/>
       </w:r>
       <w:r>
         <w:rPr>
@@ -3976,7 +3976,7 @@
           <w:lang w:val="es-ES" w:eastAsia="es-ES"/>
           <w14:ligatures w14:val="none"/>
         </w:rPr>
-        <w:t>000</w:t>
+        <w:t/>
       </w:r>
       <w:r>
         <w:rPr>
@@ -3986,7 +3986,7 @@
           <w:lang w:val="es-ES" w:eastAsia="es-ES"/>
           <w14:ligatures w14:val="none"/>
         </w:rPr>
-        <w:t>,</w:t>
+        <w:t/>
       </w:r>
       <w:r>
         <w:rPr>
@@ -3996,7 +3996,7 @@
           <w:lang w:val="es-ES" w:eastAsia="es-ES"/>
           <w14:ligatures w14:val="none"/>
         </w:rPr>
-        <w:t>00</w:t>
+        <w:t/>
       </w:r>
       <w:r>
         <w:rPr>
@@ -4006,7 +4006,7 @@
           <w:lang w:val="es-ES" w:eastAsia="es-ES"/>
           <w14:ligatures w14:val="none"/>
         </w:rPr>
-        <w:t>. Asimismo, requirió el reembolso de costos y costas del presente procedimiento</w:t>
+        <w:t/>
       </w:r>
       <w:r>
         <w:rPr>
@@ -4016,7 +4016,7 @@
           <w:lang w:val="es-ES" w:eastAsia="es-ES"/>
           <w14:ligatures w14:val="none"/>
         </w:rPr>
-        <w:t xml:space="preserve"> por el monto de </w:t>
+        <w:t xml:space="preserve"/>
       </w:r>
       <w:r>
         <w:rPr>
@@ -4026,7 +4026,7 @@
           <w:lang w:val="es-ES" w:eastAsia="es-ES"/>
           <w14:ligatures w14:val="none"/>
         </w:rPr>
-        <w:t>US$</w:t>
+        <w:t/>
       </w:r>
       <w:r>
         <w:rPr>
@@ -4036,7 +4036,7 @@
           <w:lang w:val="es-ES" w:eastAsia="es-ES"/>
           <w14:ligatures w14:val="none"/>
         </w:rPr>
-        <w:t xml:space="preserve"> 10 000,00 por honorarios de éxito</w:t>
+        <w:t xml:space="preserve"/>
       </w:r>
       <w:r>
         <w:rPr>
@@ -4046,7 +4046,7 @@
           <w:lang w:val="es-ES" w:eastAsia="es-ES"/>
           <w14:ligatures w14:val="none"/>
         </w:rPr>
-        <w:t>.</w:t>
+        <w:t/>
       </w:r>
     </w:p>
     <w:bookmarkEnd w:id="1"/>
@@ -5923,7 +5923,7 @@
           <w:lang w:eastAsia="es-PE"/>
           <w14:ligatures w14:val="none"/>
         </w:rPr>
-        <w:t xml:space="preserve">PRIMERO: </w:t>
+        <w:t xml:space="preserve">PRIMERO: admitir a trámite la denuncia del 4 de julio de 2025, subsanada mediante escrito del 18 de agosto de 2025, interpuesta por el señor [APELLIDO] López contra Rímac Seguros y Reaseguros S.A. y el Banco BBVA Perú S.A, por lo siguiente:</w:t>
       </w:r>
       <w:r>
         <w:rPr>
@@ -5934,7 +5934,7 @@
           <w:lang w:eastAsia="es-PE"/>
           <w14:ligatures w14:val="none"/>
         </w:rPr>
-        <w:t xml:space="preserve">admitir a trámite la denuncia del </w:t>
+        <w:t xml:space="preserve"/>
       </w:r>
       <w:r>
         <w:rPr>
@@ -5944,7 +5944,7 @@
           <w:lang w:val="es-ES" w:eastAsia="es-ES"/>
           <w14:ligatures w14:val="none"/>
         </w:rPr>
-        <w:t>4 de julio de 2025, subsanada mediante escrito del 18 de agosto de 2025</w:t>
+        <w:t/>
       </w:r>
       <w:r>
         <w:rPr>
@@ -5954,7 +5954,7 @@
           <w:lang w:val="es-ES" w:eastAsia="es-ES"/>
           <w14:ligatures w14:val="none"/>
         </w:rPr>
-        <w:t xml:space="preserve">, </w:t>
+        <w:t xml:space="preserve"/>
       </w:r>
       <w:r>
         <w:rPr>
@@ -5965,7 +5965,7 @@
           <w:lang w:eastAsia="es-PE"/>
           <w14:ligatures w14:val="none"/>
         </w:rPr>
-        <w:t xml:space="preserve">interpuesta </w:t>
+        <w:t xml:space="preserve"/>
       </w:r>
       <w:r>
         <w:rPr>
@@ -5976,7 +5976,7 @@
           <w:lang w:eastAsia="es-PE"/>
           <w14:ligatures w14:val="none"/>
         </w:rPr>
-        <w:t xml:space="preserve">por el </w:t>
+        <w:t xml:space="preserve"/>
       </w:r>
       <w:r>
         <w:rPr>
@@ -5986,7 +5986,7 @@
           <w:kern w:val="0"/>
           <w14:ligatures w14:val="none"/>
         </w:rPr>
-        <w:t>señor</w:t>
+        <w:t/>
       </w:r>
       <w:r>
         <w:rPr>
@@ -5996,7 +5996,7 @@
           <w:kern w:val="0"/>
           <w14:ligatures w14:val="none"/>
         </w:rPr>
-        <w:t xml:space="preserve"> </w:t>
+        <w:t xml:space="preserve"/>
       </w:r>
       <w:r>
         <w:rPr>
@@ -6007,7 +6007,7 @@
           <w:lang w:eastAsia="es-PE"/>
           <w14:ligatures w14:val="none"/>
         </w:rPr>
-        <w:t xml:space="preserve">Luis Alfonso </w:t>
+        <w:t xml:space="preserve"/>
       </w:r>
       <w:r>
         <w:rPr>
@@ -6018,7 +6018,7 @@
           <w:lang w:eastAsia="es-PE"/>
           <w14:ligatures w14:val="none"/>
         </w:rPr>
-        <w:t xml:space="preserve">Cueva </w:t>
+        <w:t xml:space="preserve"/>
       </w:r>
       <w:r>
         <w:rPr>
@@ -6029,7 +6029,7 @@
           <w:lang w:eastAsia="es-PE"/>
           <w14:ligatures w14:val="none"/>
         </w:rPr>
-        <w:t xml:space="preserve">López </w:t>
+        <w:t xml:space="preserve"/>
       </w:r>
       <w:r>
         <w:rPr>
@@ -6040,7 +6040,7 @@
           <w:lang w:eastAsia="es-PE"/>
           <w14:ligatures w14:val="none"/>
         </w:rPr>
-        <w:t xml:space="preserve">contra </w:t>
+        <w:t xml:space="preserve"/>
       </w:r>
       <w:r>
         <w:rPr>
@@ -6051,14 +6051,14 @@
           <w:lang w:eastAsia="es-PE"/>
           <w14:ligatures w14:val="none"/>
         </w:rPr>
-        <w:t>Rímac Seguros y Reaseguros S.A.</w:t>
+        <w:t/>
       </w:r>
       <w:r>
         <w:rPr>
           <w:rFonts w:ascii="Arial Narrow" w:eastAsia="Arial Narrow" w:hAnsi="Arial Narrow" w:cs="Arial Narrow"/>
           <w:bCs/>
         </w:rPr>
-        <w:t xml:space="preserve"> y </w:t>
+        <w:t xml:space="preserve"/>
       </w:r>
       <w:r>
         <w:rPr>
@@ -6069,7 +6069,7 @@
           <w:lang w:eastAsia="es-PE"/>
           <w14:ligatures w14:val="none"/>
         </w:rPr>
-        <w:t>e</w:t>
+        <w:t/>
       </w:r>
       <w:r>
         <w:rPr>
@@ -6080,14 +6080,14 @@
           <w:lang w:eastAsia="es-PE"/>
           <w14:ligatures w14:val="none"/>
         </w:rPr>
-        <w:t xml:space="preserve">l </w:t>
+        <w:t xml:space="preserve"/>
       </w:r>
       <w:r>
         <w:rPr>
           <w:rFonts w:ascii="Arial Narrow" w:eastAsia="Arial Narrow" w:hAnsi="Arial Narrow" w:cs="Arial Narrow"/>
           <w:bCs/>
         </w:rPr>
-        <w:t>Banco BBVA Perú S.A</w:t>
+        <w:t/>
       </w:r>
       <w:r>
         <w:rPr>
@@ -6098,7 +6098,7 @@
           <w:lang w:eastAsia="es-PE"/>
           <w14:ligatures w14:val="none"/>
         </w:rPr>
-        <w:t xml:space="preserve">, </w:t>
+        <w:t xml:space="preserve"/>
       </w:r>
       <w:r>
         <w:rPr>
@@ -6109,7 +6109,7 @@
           <w:lang w:eastAsia="es-PE"/>
           <w14:ligatures w14:val="none"/>
         </w:rPr>
-        <w:t>por lo siguiente:</w:t>
+        <w:t/>
       </w:r>
     </w:p>
     <w:p>
@@ -8885,7 +8885,7 @@
           <w:b/>
           <w:bCs/>
         </w:rPr>
-        <w:t>DÉCIMO</w:t>
+        <w:t xml:space="preserve">DÉCIMO PRIMERO: requerir al señor [APELLIDO] López y Rímac Seguros y Reaseguros S.A. para que, dentro del plazo de dos (2) días hábiles siguientes a la fecha en que reciban la notificación en sus bandejas de correo electrónico, efectúen la confirmación de recepción de la notificación remitida por este despacho a sus correos electrónicos, de conformidad con el segundo párrafo del numeral 4 del artículo 20 del Texto Único Ordenado de la Ley del Procedimiento Administrativo General, aprobado mediante Decreto Supremo 006-2026-JUS, bajo apercibimiento de rehacer el acto de notificación y notificarle conforme al numeral 1 del artículo 20 del citado cuerpo normativo.</w:t>
       </w:r>
       <w:r>
         <w:rPr>
@@ -8893,7 +8893,7 @@
           <w:b/>
           <w:bCs/>
         </w:rPr>
-        <w:t xml:space="preserve"> PRIMERO</w:t>
+        <w:t xml:space="preserve"/>
       </w:r>
       <w:r>
         <w:rPr>
@@ -8903,7 +8903,7 @@
           <w:kern w:val="0"/>
           <w14:ligatures w14:val="none"/>
         </w:rPr>
-        <w:t>:</w:t>
+        <w:t/>
       </w:r>
       <w:r>
         <w:rPr>
@@ -8913,7 +8913,7 @@
           <w:kern w:val="0"/>
           <w14:ligatures w14:val="none"/>
         </w:rPr>
-        <w:t xml:space="preserve"> </w:t>
+        <w:t xml:space="preserve"/>
       </w:r>
       <w:r>
         <w:rPr>
@@ -8923,7 +8923,7 @@
           <w:kern w:val="0"/>
           <w14:ligatures w14:val="none"/>
         </w:rPr>
-        <w:t>requerir a</w:t>
+        <w:t/>
       </w:r>
       <w:r>
         <w:rPr>
@@ -8933,7 +8933,7 @@
           <w:kern w:val="0"/>
           <w14:ligatures w14:val="none"/>
         </w:rPr>
-        <w:t>l</w:t>
+        <w:t/>
       </w:r>
       <w:r>
         <w:rPr>
@@ -8943,7 +8943,7 @@
           <w:kern w:val="0"/>
           <w14:ligatures w14:val="none"/>
         </w:rPr>
-        <w:t xml:space="preserve"> señor </w:t>
+        <w:t xml:space="preserve"/>
       </w:r>
       <w:r>
         <w:rPr>
@@ -8954,7 +8954,7 @@
           <w:lang w:eastAsia="es-PE"/>
           <w14:ligatures w14:val="none"/>
         </w:rPr>
-        <w:t xml:space="preserve">Luis Alfonso </w:t>
+        <w:t xml:space="preserve"/>
       </w:r>
       <w:r>
         <w:rPr>
@@ -8965,7 +8965,7 @@
           <w:lang w:eastAsia="es-PE"/>
           <w14:ligatures w14:val="none"/>
         </w:rPr>
-        <w:t xml:space="preserve">Cueva </w:t>
+        <w:t xml:space="preserve"/>
       </w:r>
       <w:r>
         <w:rPr>
@@ -8976,7 +8976,7 @@
           <w:lang w:eastAsia="es-PE"/>
           <w14:ligatures w14:val="none"/>
         </w:rPr>
-        <w:t>López</w:t>
+        <w:t/>
       </w:r>
       <w:r>
         <w:rPr>
@@ -8987,7 +8987,7 @@
           <w:lang w:eastAsia="es-PE"/>
           <w14:ligatures w14:val="none"/>
         </w:rPr>
-        <w:t xml:space="preserve"> y </w:t>
+        <w:t xml:space="preserve"/>
       </w:r>
       <w:r>
         <w:rPr>
@@ -8998,7 +8998,7 @@
           <w:lang w:eastAsia="es-PE"/>
           <w14:ligatures w14:val="none"/>
         </w:rPr>
-        <w:t xml:space="preserve">Rímac Seguros y Reaseguros </w:t>
+        <w:t xml:space="preserve"/>
       </w:r>
       <w:r>
         <w:rPr>
@@ -9009,7 +9009,7 @@
           <w:lang w:eastAsia="es-PE"/>
           <w14:ligatures w14:val="none"/>
         </w:rPr>
-        <w:t>S.A.</w:t>
+        <w:t/>
       </w:r>
       <w:r>
         <w:rPr>
@@ -9020,119 +9020,119 @@
           <w:lang w:eastAsia="es-PE"/>
           <w14:ligatures w14:val="none"/>
         </w:rPr>
-        <w:t xml:space="preserve"> </w:t>
+        <w:t xml:space="preserve"/>
       </w:r>
       <w:r>
         <w:rPr>
           <w:rFonts w:ascii="Arial Narrow" w:hAnsi="Arial Narrow"/>
           <w:color w:val="000000"/>
         </w:rPr>
-        <w:t>para que, dentro del plazo de dos (2) días hábiles siguientes a la fecha en que reciba</w:t>
+        <w:t/>
       </w:r>
       <w:r>
         <w:rPr>
           <w:rFonts w:ascii="Arial Narrow" w:hAnsi="Arial Narrow"/>
           <w:color w:val="000000"/>
         </w:rPr>
-        <w:t>n</w:t>
+        <w:t/>
       </w:r>
       <w:r>
         <w:rPr>
           <w:rFonts w:ascii="Arial Narrow" w:hAnsi="Arial Narrow"/>
           <w:color w:val="000000"/>
         </w:rPr>
-        <w:t xml:space="preserve"> la notificación en su</w:t>
+        <w:t xml:space="preserve"/>
       </w:r>
       <w:r>
         <w:rPr>
           <w:rFonts w:ascii="Arial Narrow" w:hAnsi="Arial Narrow"/>
           <w:color w:val="000000"/>
         </w:rPr>
-        <w:t>s</w:t>
+        <w:t/>
       </w:r>
       <w:r>
         <w:rPr>
           <w:rFonts w:ascii="Arial Narrow" w:hAnsi="Arial Narrow"/>
           <w:color w:val="000000"/>
         </w:rPr>
-        <w:t xml:space="preserve"> bandeja</w:t>
+        <w:t xml:space="preserve"/>
       </w:r>
       <w:r>
         <w:rPr>
           <w:rFonts w:ascii="Arial Narrow" w:hAnsi="Arial Narrow"/>
           <w:color w:val="000000"/>
         </w:rPr>
-        <w:t>s</w:t>
+        <w:t/>
       </w:r>
       <w:r>
         <w:rPr>
           <w:rFonts w:ascii="Arial Narrow" w:hAnsi="Arial Narrow"/>
           <w:color w:val="000000"/>
         </w:rPr>
-        <w:t xml:space="preserve"> de correo electrónico, efectúe</w:t>
+        <w:t xml:space="preserve"/>
       </w:r>
       <w:r>
         <w:rPr>
           <w:rFonts w:ascii="Arial Narrow" w:hAnsi="Arial Narrow"/>
           <w:color w:val="000000"/>
         </w:rPr>
-        <w:t>n</w:t>
+        <w:t/>
       </w:r>
       <w:r>
         <w:rPr>
           <w:rFonts w:ascii="Arial Narrow" w:hAnsi="Arial Narrow"/>
           <w:color w:val="000000"/>
         </w:rPr>
-        <w:t xml:space="preserve"> la confirmación de recepción de la notificación remitida por este despacho a su</w:t>
+        <w:t xml:space="preserve"/>
       </w:r>
       <w:r>
         <w:rPr>
           <w:rFonts w:ascii="Arial Narrow" w:hAnsi="Arial Narrow"/>
           <w:color w:val="000000"/>
         </w:rPr>
-        <w:t>s</w:t>
+        <w:t/>
       </w:r>
       <w:r>
         <w:rPr>
           <w:rFonts w:ascii="Arial Narrow" w:hAnsi="Arial Narrow"/>
           <w:color w:val="000000"/>
         </w:rPr>
-        <w:t xml:space="preserve"> correo</w:t>
+        <w:t xml:space="preserve"/>
       </w:r>
       <w:r>
         <w:rPr>
           <w:rFonts w:ascii="Arial Narrow" w:hAnsi="Arial Narrow"/>
           <w:color w:val="000000"/>
         </w:rPr>
-        <w:t>s</w:t>
+        <w:t/>
       </w:r>
       <w:r>
         <w:rPr>
           <w:rFonts w:ascii="Arial Narrow" w:hAnsi="Arial Narrow"/>
           <w:color w:val="000000"/>
         </w:rPr>
-        <w:t xml:space="preserve"> electrónico</w:t>
+        <w:t xml:space="preserve"/>
       </w:r>
       <w:r>
         <w:rPr>
           <w:rFonts w:ascii="Arial Narrow" w:hAnsi="Arial Narrow"/>
           <w:color w:val="000000"/>
         </w:rPr>
-        <w:t>s</w:t>
+        <w:t/>
       </w:r>
       <w:r>
         <w:rPr>
           <w:rFonts w:ascii="Arial Narrow" w:hAnsi="Arial Narrow"/>
           <w:color w:val="000000"/>
         </w:rPr>
-        <w:t>, de</w:t>
+        <w:t/>
       </w:r>
       <w:r>
         <w:rPr>
           <w:rFonts w:ascii="Arial Narrow" w:hAnsi="Arial Narrow"/>
           <w:color w:val="000000"/>
         </w:rPr>
-        <w:t xml:space="preserve"> conformidad con el segundo párrafo del numeral 4 del artículo 20</w:t>
+        <w:t xml:space="preserve"/>
       </w:r>
       <w:r>
         <w:rPr>
@@ -9149,7 +9149,7 @@
           <w:rFonts w:ascii="Arial Narrow" w:hAnsi="Arial Narrow"/>
           <w:color w:val="000000"/>
         </w:rPr>
-        <w:t xml:space="preserve"> del Texto Único Ordenado de la Ley del Procedimiento Administrativo General, aprobado mediante Decreto Supremo 006-2026-JUS, bajo apercibimiento de rehacer el acto de notificación y notificarle conforme al numeral 1 del artículo 20</w:t>
+        <w:t xml:space="preserve"/>
       </w:r>
       <w:r>
         <w:rPr>
@@ -9166,7 +9166,7 @@
           <w:rFonts w:ascii="Arial Narrow" w:hAnsi="Arial Narrow"/>
           <w:color w:val="000000"/>
         </w:rPr>
-        <w:t xml:space="preserve"> del citado cuerpo normativo</w:t>
+        <w:t xml:space="preserve"/>
       </w:r>
       <w:r>
         <w:rPr>
@@ -9179,7 +9179,7 @@
         <w:rPr>
           <w:rFonts w:ascii="Arial Narrow" w:hAnsi="Arial Narrow" w:cs="Arial"/>
         </w:rPr>
-        <w:t>.</w:t>
+        <w:t/>
       </w:r>
     </w:p>
     <w:p>

--- a/plantillas_maestras/01_seguro_vehicular/contratacion_no_consentida/2_ddos_banco_y_aseguradora/varon/TPL_1771_2025_SEGURO_VEHICULAR_CONTRATACION_NO_CONSENTIDA_BANCO_VARON_R2.docx
+++ b/plantillas_maestras/01_seguro_vehicular/contratacion_no_consentida/2_ddos_banco_y_aseguradora/varon/TPL_1771_2025_SEGURO_VEHICULAR_CONTRATACION_NO_CONSENTIDA_BANCO_VARON_R2.docx
@@ -719,6 +719,7 @@
       </w:r>
       <w:r>
         <w:rPr>
+          <w:rStyle w:val="Refdenotaalpie"/>
           <w:rFonts w:ascii="Arial Narrow" w:eastAsia="Times New Roman" w:hAnsi="Arial Narrow" w:cs="Times New Roman"/>
           <w:color w:val="000000"/>
           <w:kern w:val="0"/>
@@ -844,6 +845,7 @@
       </w:r>
       <w:r>
         <w:rPr>
+          <w:rStyle w:val="Refdenotaalpie"/>
           <w:rFonts w:ascii="Arial Narrow" w:eastAsia="Times New Roman" w:hAnsi="Arial Narrow" w:cs="Times New Roman"/>
           <w:color w:val="000000"/>
           <w:kern w:val="0"/>
@@ -4171,6 +4173,7 @@
       </w:r>
       <w:r>
         <w:rPr>
+          <w:rStyle w:val="Refdenotaalpie"/>
           <w:rFonts w:ascii="Arial Narrow" w:eastAsia="Arial Narrow" w:hAnsi="Arial Narrow" w:cs="Arial Narrow"/>
           <w:kern w:val="0"/>
           <w:vertAlign w:val="superscript"/>
@@ -4292,6 +4295,7 @@
       </w:r>
       <w:r>
         <w:rPr>
+          <w:rStyle w:val="Refdenotaalpie"/>
           <w:rFonts w:ascii="Arial Narrow" w:eastAsia="Arial Narrow" w:hAnsi="Arial Narrow" w:cs="Arial"/>
           <w:kern w:val="0"/>
           <w:vertAlign w:val="superscript"/>
@@ -4582,6 +4586,7 @@
       </w:r>
       <w:r>
         <w:rPr>
+          <w:rStyle w:val="Refdenotaalpie"/>
           <w:vertAlign w:val="superscript"/>
           <w:lang w:eastAsia="es-PE"/>
         </w:rPr>
@@ -4952,6 +4957,7 @@
       </w:r>
       <w:r>
         <w:rPr>
+          <w:rStyle w:val="Refdenotaalpie"/>
           <w:rFonts w:ascii="Arial Narrow" w:eastAsia="Arial Narrow" w:hAnsi="Arial Narrow" w:cs="Arial"/>
           <w:kern w:val="0"/>
           <w:vertAlign w:val="superscript"/>
@@ -5203,6 +5209,7 @@
       </w:r>
       <w:r>
         <w:rPr>
+          <w:rStyle w:val="Refdenotaalpie"/>
           <w:rFonts w:ascii="Arial Narrow" w:eastAsia="Arial Narrow" w:hAnsi="Arial Narrow" w:cs="Arial"/>
           <w:kern w:val="0"/>
           <w:vertAlign w:val="superscript"/>
@@ -5389,6 +5396,7 @@
       </w:r>
       <w:r>
         <w:rPr>
+          <w:rStyle w:val="Refdenotaalpie"/>
           <w:rFonts w:ascii="Arial Narrow" w:eastAsia="Arial Narrow" w:hAnsi="Arial Narrow" w:cs="Arial Narrow"/>
           <w:kern w:val="0"/>
           <w:vertAlign w:val="superscript"/>
@@ -7726,6 +7734,7 @@
       </w:r>
       <w:r>
         <w:rPr>
+          <w:rStyle w:val="Refdenotaalpie"/>
           <w:rFonts w:ascii="Arial Narrow" w:eastAsia="Calibri" w:hAnsi="Arial Narrow" w:cs="Arial"/>
           <w:kern w:val="0"/>
           <w:vertAlign w:val="superscript"/>
@@ -7770,6 +7779,7 @@
       </w:r>
       <w:r>
         <w:rPr>
+          <w:rStyle w:val="Refdenotaalpie"/>
           <w:rFonts w:ascii="Arial Narrow" w:eastAsia="Calibri" w:hAnsi="Arial Narrow" w:cs="Arial"/>
           <w:spacing w:val="-2"/>
           <w:kern w:val="0"/>
@@ -8437,6 +8447,7 @@
       </w:r>
       <w:r>
         <w:rPr>
+          <w:rStyle w:val="Refdenotaalpie"/>
           <w:rFonts w:ascii="Arial Narrow" w:eastAsia="Arial Narrow" w:hAnsi="Arial Narrow" w:cs="Times New Roman"/>
           <w:color w:val="000000"/>
           <w:kern w:val="0"/>
@@ -8518,6 +8529,7 @@
       </w:r>
       <w:r>
         <w:rPr>
+          <w:rStyle w:val="Refdenotaalpie"/>
           <w:rFonts w:ascii="Arial Narrow" w:eastAsia="Arial Narrow" w:hAnsi="Arial Narrow" w:cs="Times New Roman"/>
           <w:color w:val="000000"/>
           <w:kern w:val="0"/>
@@ -8571,6 +8583,7 @@
       </w:r>
       <w:r>
         <w:rPr>
+          <w:rStyle w:val="Refdenotaalpie"/>
           <w:rFonts w:ascii="Arial Narrow" w:eastAsia="Arial Narrow" w:hAnsi="Arial Narrow" w:cs="Times New Roman"/>
           <w:color w:val="000000"/>
           <w:kern w:val="0"/>
@@ -8745,6 +8758,7 @@
       </w:r>
       <w:r>
         <w:rPr>
+          <w:rStyle w:val="Refdenotaalpie"/>
           <w:rFonts w:ascii="Arial Narrow" w:eastAsia="Calibri" w:hAnsi="Arial Narrow" w:cs="Arial"/>
           <w:kern w:val="0"/>
           <w:vertAlign w:val="superscript"/>
@@ -9170,6 +9184,7 @@
       </w:r>
       <w:r>
         <w:rPr>
+          <w:rStyle w:val="Refdenotaalpie"/>
           <w:rFonts w:ascii="Arial Narrow" w:hAnsi="Arial Narrow"/>
           <w:vertAlign w:val="superscript"/>
         </w:rPr>
@@ -9542,14 +9557,14 @@
         <w:tab w:val="right" w:pos="8838"/>
       </w:tabs>
       <w:rPr>
-        <w:rFonts w:ascii="Arial" w:eastAsia="Arial" w:hAnsi="Arial" w:cs="Arial"/>
+        <w:rFonts w:ascii="Arial Narrow" w:eastAsia="Arial" w:hAnsi="Arial Narrow" w:cs="Arial"/>
         <w:sz w:val="16"/>
         <w:szCs w:val="16"/>
       </w:rPr>
     </w:pPr>
     <w:r>
       <w:rPr>
-        <w:rFonts w:ascii="Arial" w:eastAsia="Arial" w:hAnsi="Arial" w:cs="Arial"/>
+        <w:rFonts w:ascii="Arial Narrow" w:eastAsia="Arial" w:hAnsi="Arial Narrow" w:cs="Arial"/>
         <w:sz w:val="16"/>
         <w:szCs w:val="16"/>
       </w:rPr>
@@ -9563,7 +9578,7 @@
     </w:pPr>
     <w:r>
       <w:rPr>
-        <w:rFonts w:ascii="Arial" w:eastAsia="Arial" w:hAnsi="Arial" w:cs="Arial"/>
+        <w:rFonts w:ascii="Arial Narrow" w:eastAsia="Arial" w:hAnsi="Arial Narrow" w:cs="Arial"/>
         <w:sz w:val="16"/>
         <w:szCs w:val="16"/>
       </w:rPr>
@@ -9571,7 +9586,7 @@
     </w:r>
     <w:r>
       <w:rPr>
-        <w:rFonts w:ascii="Arial" w:eastAsia="Arial" w:hAnsi="Arial" w:cs="Arial"/>
+        <w:rFonts w:ascii="Arial Narrow" w:eastAsia="Arial" w:hAnsi="Arial Narrow" w:cs="Arial"/>
         <w:sz w:val="16"/>
         <w:szCs w:val="16"/>
       </w:rPr>
@@ -9579,7 +9594,7 @@
     </w:r>
     <w:r>
       <w:rPr>
-        <w:rFonts w:ascii="Arial" w:eastAsia="Arial" w:hAnsi="Arial" w:cs="Arial"/>
+        <w:rFonts w:ascii="Arial Narrow" w:eastAsia="Arial" w:hAnsi="Arial Narrow" w:cs="Arial"/>
         <w:sz w:val="16"/>
         <w:szCs w:val="16"/>
       </w:rPr>
@@ -9587,7 +9602,7 @@
     </w:r>
     <w:r>
       <w:rPr>
-        <w:rFonts w:ascii="Arial" w:eastAsia="Arial" w:hAnsi="Arial" w:cs="Arial"/>
+        <w:rFonts w:ascii="Arial Narrow" w:eastAsia="Arial" w:hAnsi="Arial Narrow" w:cs="Arial"/>
         <w:sz w:val="16"/>
         <w:szCs w:val="16"/>
       </w:rPr>
@@ -9595,7 +9610,7 @@
     </w:r>
     <w:r>
       <w:rPr>
-        <w:rFonts w:ascii="Arial" w:eastAsia="Arial" w:hAnsi="Arial" w:cs="Arial"/>
+        <w:rFonts w:ascii="Arial Narrow" w:eastAsia="Arial" w:hAnsi="Arial Narrow" w:cs="Arial"/>
         <w:sz w:val="16"/>
         <w:szCs w:val="16"/>
       </w:rPr>
@@ -9645,6 +9660,7 @@
           <w:rFonts w:ascii="Arial Narrow" w:hAnsi="Arial Narrow" w:cs="Arial"/>
           <w:sz w:val="16"/>
           <w:szCs w:val="16"/>
+          <w:vertAlign w:val="superscript"/>
         </w:rPr>
         <w:footnoteRef/>
       </w:r>
@@ -9747,6 +9763,7 @@
           <w:rFonts w:ascii="Arial Narrow" w:hAnsi="Arial Narrow" w:cs="Arial"/>
           <w:sz w:val="16"/>
           <w:szCs w:val="16"/>
+          <w:vertAlign w:val="superscript"/>
         </w:rPr>
         <w:footnoteRef/>
       </w:r>
@@ -9821,6 +9838,7 @@
           <w:rFonts w:ascii="Arial Narrow" w:hAnsi="Arial Narrow" w:cs="Arial"/>
           <w:sz w:val="16"/>
           <w:szCs w:val="16"/>
+          <w:vertAlign w:val="superscript"/>
         </w:rPr>
         <w:footnoteRef/>
       </w:r>
@@ -10074,6 +10092,7 @@
           <w:rFonts w:ascii="Arial Narrow" w:hAnsi="Arial Narrow"/>
           <w:sz w:val="16"/>
           <w:szCs w:val="16"/>
+          <w:vertAlign w:val="superscript"/>
         </w:rPr>
         <w:footnoteRef/>
       </w:r>
@@ -10257,6 +10276,7 @@
           <w:rFonts w:ascii="Arial Narrow" w:hAnsi="Arial Narrow"/>
           <w:sz w:val="16"/>
           <w:szCs w:val="16"/>
+          <w:vertAlign w:val="superscript"/>
         </w:rPr>
         <w:footnoteRef/>
       </w:r>
@@ -10446,6 +10466,7 @@
           <w:rFonts w:ascii="Arial Narrow" w:hAnsi="Arial Narrow"/>
           <w:sz w:val="16"/>
           <w:szCs w:val="16"/>
+          <w:vertAlign w:val="superscript"/>
         </w:rPr>
         <w:footnoteRef/>
       </w:r>
@@ -10556,6 +10577,7 @@
           <w:rFonts w:ascii="Arial Narrow" w:hAnsi="Arial Narrow"/>
           <w:sz w:val="16"/>
           <w:szCs w:val="16"/>
+          <w:vertAlign w:val="superscript"/>
         </w:rPr>
         <w:footnoteRef/>
       </w:r>
@@ -10713,6 +10735,7 @@
           <w:rFonts w:ascii="Arial Narrow" w:hAnsi="Arial Narrow" w:cs="Arial"/>
           <w:sz w:val="16"/>
           <w:szCs w:val="16"/>
+          <w:vertAlign w:val="superscript"/>
         </w:rPr>
         <w:footnoteRef/>
       </w:r>
@@ -10880,6 +10903,7 @@
           <w:rFonts w:ascii="Arial Narrow" w:hAnsi="Arial Narrow" w:cs="Arial"/>
           <w:sz w:val="16"/>
           <w:szCs w:val="16"/>
+          <w:vertAlign w:val="superscript"/>
         </w:rPr>
         <w:footnoteRef/>
       </w:r>
@@ -10950,6 +10974,7 @@
           <w:rFonts w:ascii="Arial Narrow" w:hAnsi="Arial Narrow" w:cs="Arial"/>
           <w:sz w:val="16"/>
           <w:szCs w:val="16"/>
+          <w:vertAlign w:val="superscript"/>
         </w:rPr>
         <w:footnoteRef/>
       </w:r>
@@ -11137,7 +11162,7 @@
       </w:pPr>
       <w:r>
         <w:rPr>
-          <w:rStyle w:val="TextonotapieCar"/>
+          <w:rStyle w:val="Refdenotaalpie"/>
           <w:rFonts w:ascii="Arial Narrow" w:hAnsi="Arial Narrow" w:cs="Arial"/>
           <w:sz w:val="16"/>
           <w:szCs w:val="16"/>
@@ -11353,6 +11378,7 @@
           <w:rFonts w:ascii="Arial Narrow" w:hAnsi="Arial Narrow" w:cs="Arial"/>
           <w:sz w:val="16"/>
           <w:szCs w:val="16"/>
+          <w:vertAlign w:val="superscript"/>
         </w:rPr>
         <w:footnoteRef/>
       </w:r>
@@ -12152,6 +12178,7 @@
           <w:rFonts w:ascii="Arial Narrow" w:hAnsi="Arial Narrow" w:cs="Arial"/>
           <w:sz w:val="16"/>
           <w:szCs w:val="16"/>
+          <w:vertAlign w:val="superscript"/>
         </w:rPr>
         <w:footnoteRef/>
       </w:r>
@@ -12372,6 +12399,7 @@
           <w:bCs/>
           <w:sz w:val="16"/>
           <w:szCs w:val="16"/>
+          <w:vertAlign w:val="superscript"/>
         </w:rPr>
         <w:footnoteRef/>
       </w:r>
@@ -12483,6 +12511,7 @@
           <w:rFonts w:ascii="Arial Narrow" w:hAnsi="Arial Narrow" w:cs="Arial"/>
           <w:sz w:val="16"/>
           <w:szCs w:val="16"/>
+          <w:vertAlign w:val="superscript"/>
         </w:rPr>
         <w:footnoteRef/>
       </w:r>
@@ -15009,6 +15038,17 @@
       <w:szCs w:val="20"/>
     </w:rPr>
   </w:style>
+  <w:style w:type="character" w:styleId="FootnoteReference">
+    <w:name w:val="footnote reference"/>
+    <w:basedOn w:val="Fuentedeprrafopredeter"/>
+    <w:uiPriority w:val="99"/>
+    <w:semiHidden/>
+    <w:unhideWhenUsed/>
+    <w:rPr>
+      <w:rFonts w:ascii="Arial Narrow" w:hAnsi="Arial Narrow"/>
+      <w:vertAlign w:val="superscript"/>
+    </w:rPr>
+  </w:style>
 </w:styles>
 </file>
 

--- a/plantillas_maestras/01_seguro_vehicular/contratacion_no_consentida/2_ddos_banco_y_aseguradora/varon/TPL_1771_2025_SEGURO_VEHICULAR_CONTRATACION_NO_CONSENTIDA_BANCO_VARON_R2.docx
+++ b/plantillas_maestras/01_seguro_vehicular/contratacion_no_consentida/2_ddos_banco_y_aseguradora/varon/TPL_1771_2025_SEGURO_VEHICULAR_CONTRATACION_NO_CONSENTIDA_BANCO_VARON_R2.docx
@@ -1,8 +1,8 @@
 
 <file path=word/document.xml><?xml version="1.0" encoding="utf-8"?>
-<w:document xmlns:wpc="http://schemas.microsoft.com/office/word/2010/wordprocessingCanvas" xmlns:cx="http://schemas.microsoft.com/office/drawing/2014/chartex" xmlns:cx1="http://schemas.microsoft.com/office/drawing/2015/9/8/chartex" xmlns:cx2="http://schemas.microsoft.com/office/drawing/2015/10/21/chartex" xmlns:cx3="http://schemas.microsoft.com/office/drawing/2016/5/9/chartex" xmlns:cx4="http://schemas.microsoft.com/office/drawing/2016/5/10/chartex" xmlns:cx5="http://schemas.microsoft.com/office/drawing/2016/5/11/chartex" xmlns:cx6="http://schemas.microsoft.com/office/drawing/2016/5/12/chartex" xmlns:cx7="http://schemas.microsoft.com/office/drawing/2016/5/13/chartex" xmlns:cx8="http://schemas.microsoft.com/office/drawing/2016/5/14/chartex" xmlns:mc="http://schemas.openxmlformats.org/markup-compatibility/2006" xmlns:aink="http://schemas.microsoft.com/office/drawing/2016/ink" xmlns:am3d="http://schemas.microsoft.com/office/drawing/2017/model3d" xmlns:o="urn:schemas-microsoft-com:office:office" xmlns:oel="http://schemas.microsoft.com/office/2019/extlst" xmlns:r="http://schemas.openxmlformats.org/officeDocument/2006/relationships" xmlns:m="http://schemas.openxmlformats.org/officeDocument/2006/math" xmlns:v="urn:schemas-microsoft-com:vml" xmlns:wp14="http://schemas.microsoft.com/office/word/2010/wordprocessingDrawing" xmlns:wp="http://schemas.openxmlformats.org/drawingml/2006/wordprocessingDrawing" xmlns:w10="urn:schemas-microsoft-com:office:word" xmlns:w="http://schemas.openxmlformats.org/wordprocessingml/2006/main" xmlns:w14="http://schemas.microsoft.com/office/word/2010/wordml" xmlns:w15="http://schemas.microsoft.com/office/word/2012/wordml" xmlns:w16cex="http://schemas.microsoft.com/office/word/2018/wordml/cex" xmlns:w16cid="http://schemas.microsoft.com/office/word/2016/wordml/cid" xmlns:w16="http://schemas.microsoft.com/office/word/2018/wordml" xmlns:w16du="http://schemas.microsoft.com/office/word/2023/wordml/word16du" xmlns:w16sdtdh="http://schemas.microsoft.com/office/word/2020/wordml/sdtdatahash" xmlns:w16sdtfl="http://schemas.microsoft.com/office/word/2024/wordml/sdtformatlock" xmlns:w16se="http://schemas.microsoft.com/office/word/2015/wordml/symex" xmlns:wpg="http://schemas.microsoft.com/office/word/2010/wordprocessingGroup" xmlns:wpi="http://schemas.microsoft.com/office/word/2010/wordprocessingInk" xmlns:wne="http://schemas.microsoft.com/office/word/2006/wordml" xmlns:wps="http://schemas.microsoft.com/office/word/2010/wordprocessingShape" mc:Ignorable="w14 w15 w16se w16cid w16 w16cex w16sdtdh w16sdtfl w16du wp14">
+<w:document xmlns:ns1="http://schemas.openxmlformats.org/markup-compatibility/2006" xmlns:ns2="http://schemas.microsoft.com/office/word/2010/wordml" xmlns:ns3="http://schemas.openxmlformats.org/officeDocument/2006/relationships" xmlns:w="http://schemas.openxmlformats.org/wordprocessingml/2006/main" ns1:Ignorable="w14 w15 w16se w16cid w16 w16cex w16sdtdh w16sdtfl w16du wp14">
   <w:body>
-    <w:p>
+    <w:p ns2:paraId="4D92E425" ns2:textId="619B66D9">
       <w:pPr>
         <w:tabs>
           <w:tab w:val="left" w:pos="1701"/>
@@ -14,7 +14,7 @@
           <w:color w:val="000000"/>
           <w:kern w:val="0"/>
           <w:lang w:eastAsia="es-PE"/>
-          <w14:ligatures w14:val="none"/>
+          <ns2:ligatures ns2:val="none"/>
         </w:rPr>
       </w:pPr>
       <w:bookmarkStart w:id="0" w:name="_Hlk80343540"/>
@@ -25,7 +25,7 @@
           <w:color w:val="000000"/>
           <w:kern w:val="0"/>
           <w:lang w:eastAsia="es-PE"/>
-          <w14:ligatures w14:val="none"/>
+          <ns2:ligatures ns2:val="none"/>
         </w:rPr>
         <w:t>EX</w:t>
       </w:r>
@@ -36,7 +36,7 @@
           <w:color w:val="000000"/>
           <w:kern w:val="0"/>
           <w:lang w:eastAsia="es-PE"/>
-          <w14:ligatures w14:val="none"/>
+          <ns2:ligatures ns2:val="none"/>
         </w:rPr>
         <w:t xml:space="preserve">PEDIENTE </w:t>
       </w:r>
@@ -47,7 +47,7 @@
           <w:color w:val="000000"/>
           <w:kern w:val="0"/>
           <w:lang w:eastAsia="es-PE"/>
-          <w14:ligatures w14:val="none"/>
+          <ns2:ligatures ns2:val="none"/>
         </w:rPr>
         <w:tab/>
         <w:t>:</w:t>
@@ -59,7 +59,7 @@
           <w:color w:val="000000"/>
           <w:kern w:val="0"/>
           <w:lang w:eastAsia="es-PE"/>
-          <w14:ligatures w14:val="none"/>
+          <ns2:ligatures ns2:val="none"/>
         </w:rPr>
         <w:tab/>
       </w:r>
@@ -72,12 +72,12 @@
           <w:kern w:val="0"/>
           <w:shd w:val="clear" w:color="auto" w:fill="FFFFFF"/>
           <w:lang w:eastAsia="es-PE"/>
-          <w14:ligatures w14:val="none"/>
+          <ns2:ligatures ns2:val="none"/>
         </w:rPr>
         <w:t>1771-2025/CC1</w:t>
       </w:r>
     </w:p>
-    <w:p>
+    <w:p ns2:paraId="174737B6" ns2:textId="073E6392">
       <w:pPr>
         <w:tabs>
           <w:tab w:val="left" w:pos="1701"/>
@@ -92,7 +92,7 @@
           <w:color w:val="000000"/>
           <w:kern w:val="0"/>
           <w:lang w:eastAsia="es-PE"/>
-          <w14:ligatures w14:val="none"/>
+          <ns2:ligatures ns2:val="none"/>
         </w:rPr>
       </w:pPr>
       <w:r>
@@ -102,7 +102,7 @@
           <w:color w:val="000000"/>
           <w:kern w:val="0"/>
           <w:lang w:eastAsia="es-PE"/>
-          <w14:ligatures w14:val="none"/>
+          <ns2:ligatures ns2:val="none"/>
         </w:rPr>
         <w:t xml:space="preserve">DENUNCIANTE:[DENUNCIANTE] (SEÑOR [APELLIDO])</w:t>
       </w:r>
@@ -113,7 +113,7 @@
           <w:color w:val="000000"/>
           <w:kern w:val="0"/>
           <w:lang w:eastAsia="es-PE"/>
-          <w14:ligatures w14:val="none"/>
+          <ns2:ligatures ns2:val="none"/>
         </w:rPr>
         <w:tab/>
         <w:t/>
@@ -125,7 +125,7 @@
           <w:color w:val="000000"/>
           <w:kern w:val="0"/>
           <w:lang w:eastAsia="es-PE"/>
-          <w14:ligatures w14:val="none"/>
+          <ns2:ligatures ns2:val="none"/>
         </w:rPr>
         <w:tab/>
       </w:r>
@@ -136,7 +136,7 @@
           <w:color w:val="000000"/>
           <w:kern w:val="0"/>
           <w:lang w:eastAsia="es-PE"/>
-          <w14:ligatures w14:val="none"/>
+          <ns2:ligatures ns2:val="none"/>
         </w:rPr>
         <w:t xml:space="preserve"/>
       </w:r>
@@ -147,7 +147,7 @@
           <w:color w:val="000000"/>
           <w:kern w:val="0"/>
           <w:lang w:eastAsia="es-PE"/>
-          <w14:ligatures w14:val="none"/>
+          <ns2:ligatures ns2:val="none"/>
         </w:rPr>
         <w:t xml:space="preserve"/>
       </w:r>
@@ -158,7 +158,7 @@
           <w:color w:val="000000"/>
           <w:kern w:val="0"/>
           <w:lang w:eastAsia="es-PE"/>
-          <w14:ligatures w14:val="none"/>
+          <ns2:ligatures ns2:val="none"/>
         </w:rPr>
         <w:t/>
       </w:r>
@@ -169,12 +169,12 @@
           <w:color w:val="000000"/>
           <w:kern w:val="0"/>
           <w:lang w:eastAsia="es-PE"/>
-          <w14:ligatures w14:val="none"/>
+          <ns2:ligatures ns2:val="none"/>
         </w:rPr>
         <w:t/>
       </w:r>
     </w:p>
-    <w:p>
+    <w:p ns2:paraId="223101EF" ns2:textId="08E675E1">
       <w:pPr>
         <w:tabs>
           <w:tab w:val="left" w:pos="1701"/>
@@ -189,7 +189,7 @@
           <w:color w:val="000000"/>
           <w:kern w:val="0"/>
           <w:lang w:eastAsia="es-PE"/>
-          <w14:ligatures w14:val="none"/>
+          <ns2:ligatures ns2:val="none"/>
         </w:rPr>
       </w:pPr>
       <w:r>
@@ -199,7 +199,7 @@
           <w:color w:val="000000"/>
           <w:kern w:val="0"/>
           <w:lang w:eastAsia="es-PE"/>
-          <w14:ligatures w14:val="none"/>
+          <ns2:ligatures ns2:val="none"/>
         </w:rPr>
         <w:t>DENUNCIADOS</w:t>
       </w:r>
@@ -210,7 +210,7 @@
           <w:color w:val="000000"/>
           <w:kern w:val="0"/>
           <w:lang w:eastAsia="es-PE"/>
-          <w14:ligatures w14:val="none"/>
+          <ns2:ligatures ns2:val="none"/>
         </w:rPr>
         <w:tab/>
         <w:t>:</w:t>
@@ -222,7 +222,7 @@
           <w:color w:val="000000"/>
           <w:kern w:val="0"/>
           <w:lang w:eastAsia="es-PE"/>
-          <w14:ligatures w14:val="none"/>
+          <ns2:ligatures ns2:val="none"/>
         </w:rPr>
         <w:tab/>
       </w:r>
@@ -233,7 +233,7 @@
           <w:color w:val="000000"/>
           <w:kern w:val="0"/>
           <w:lang w:eastAsia="es-PE"/>
-          <w14:ligatures w14:val="none"/>
+          <ns2:ligatures ns2:val="none"/>
         </w:rPr>
         <w:t xml:space="preserve">RÍMAC SEGUROS Y REASEGUROS S.A. </w:t>
       </w:r>
@@ -244,7 +244,7 @@
           <w:color w:val="000000"/>
           <w:kern w:val="0"/>
           <w:lang w:eastAsia="es-PE"/>
-          <w14:ligatures w14:val="none"/>
+          <ns2:ligatures ns2:val="none"/>
         </w:rPr>
         <w:t>(</w:t>
       </w:r>
@@ -255,7 +255,7 @@
           <w:color w:val="000000"/>
           <w:kern w:val="0"/>
           <w:lang w:eastAsia="es-PE"/>
-          <w14:ligatures w14:val="none"/>
+          <ns2:ligatures ns2:val="none"/>
         </w:rPr>
         <w:t>RÍMAC</w:t>
       </w:r>
@@ -266,12 +266,12 @@
           <w:color w:val="000000"/>
           <w:kern w:val="0"/>
           <w:lang w:eastAsia="es-PE"/>
-          <w14:ligatures w14:val="none"/>
+          <ns2:ligatures ns2:val="none"/>
         </w:rPr>
         <w:t xml:space="preserve">) </w:t>
       </w:r>
     </w:p>
-    <w:p>
+    <w:p ns2:paraId="4D23E5DF" ns2:textId="15CF33E0">
       <w:pPr>
         <w:tabs>
           <w:tab w:val="left" w:pos="1701"/>
@@ -286,7 +286,7 @@
           <w:color w:val="000000"/>
           <w:kern w:val="0"/>
           <w:lang w:eastAsia="es-PE"/>
-          <w14:ligatures w14:val="none"/>
+          <ns2:ligatures ns2:val="none"/>
         </w:rPr>
       </w:pPr>
       <w:r>
@@ -296,7 +296,7 @@
           <w:color w:val="000000"/>
           <w:kern w:val="0"/>
           <w:lang w:eastAsia="es-PE"/>
-          <w14:ligatures w14:val="none"/>
+          <ns2:ligatures ns2:val="none"/>
         </w:rPr>
         <w:tab/>
       </w:r>
@@ -307,7 +307,7 @@
           <w:color w:val="000000"/>
           <w:kern w:val="0"/>
           <w:lang w:eastAsia="es-PE"/>
-          <w14:ligatures w14:val="none"/>
+          <ns2:ligatures ns2:val="none"/>
         </w:rPr>
         <w:tab/>
       </w:r>
@@ -318,7 +318,7 @@
           <w:color w:val="000000"/>
           <w:kern w:val="0"/>
           <w:lang w:eastAsia="es-PE"/>
-          <w14:ligatures w14:val="none"/>
+          <ns2:ligatures ns2:val="none"/>
         </w:rPr>
         <w:t xml:space="preserve">BANCO BBVA PERÚ S.A. </w:t>
       </w:r>
@@ -329,7 +329,7 @@
           <w:color w:val="000000"/>
           <w:kern w:val="0"/>
           <w:lang w:eastAsia="es-PE"/>
-          <w14:ligatures w14:val="none"/>
+          <ns2:ligatures ns2:val="none"/>
         </w:rPr>
         <w:t>(</w:t>
       </w:r>
@@ -340,7 +340,7 @@
           <w:color w:val="000000"/>
           <w:kern w:val="0"/>
           <w:lang w:eastAsia="es-PE"/>
-          <w14:ligatures w14:val="none"/>
+          <ns2:ligatures ns2:val="none"/>
         </w:rPr>
         <w:t>BANCO</w:t>
       </w:r>
@@ -351,12 +351,12 @@
           <w:color w:val="000000"/>
           <w:kern w:val="0"/>
           <w:lang w:eastAsia="es-PE"/>
-          <w14:ligatures w14:val="none"/>
+          <ns2:ligatures ns2:val="none"/>
         </w:rPr>
         <w:t>)</w:t>
       </w:r>
     </w:p>
-    <w:p>
+    <w:p ns2:paraId="753670C1" ns2:textId="77777777">
       <w:pPr>
         <w:tabs>
           <w:tab w:val="left" w:pos="1701"/>
@@ -371,7 +371,7 @@
           <w:color w:val="000000"/>
           <w:kern w:val="0"/>
           <w:lang w:eastAsia="es-PE"/>
-          <w14:ligatures w14:val="none"/>
+          <ns2:ligatures ns2:val="none"/>
         </w:rPr>
       </w:pPr>
       <w:r>
@@ -381,7 +381,7 @@
           <w:color w:val="000000"/>
           <w:kern w:val="0"/>
           <w:lang w:eastAsia="es-PE"/>
-          <w14:ligatures w14:val="none"/>
+          <ns2:ligatures ns2:val="none"/>
         </w:rPr>
         <w:t>MATERIAS</w:t>
       </w:r>
@@ -392,7 +392,7 @@
           <w:color w:val="000000"/>
           <w:kern w:val="0"/>
           <w:lang w:eastAsia="es-PE"/>
-          <w14:ligatures w14:val="none"/>
+          <ns2:ligatures ns2:val="none"/>
         </w:rPr>
         <w:tab/>
         <w:t xml:space="preserve">: </w:t>
@@ -404,13 +404,13 @@
           <w:color w:val="000000"/>
           <w:kern w:val="0"/>
           <w:lang w:eastAsia="es-PE"/>
-          <w14:ligatures w14:val="none"/>
+          <ns2:ligatures ns2:val="none"/>
         </w:rPr>
         <w:tab/>
         <w:t>ADMISIÓN A TRÁMITE</w:t>
       </w:r>
     </w:p>
-    <w:p>
+    <w:p ns2:paraId="449086A9" ns2:textId="77777777">
       <w:pPr>
         <w:tabs>
           <w:tab w:val="left" w:pos="1701"/>
@@ -425,7 +425,7 @@
           <w:color w:val="000000"/>
           <w:kern w:val="0"/>
           <w:lang w:eastAsia="es-PE"/>
-          <w14:ligatures w14:val="none"/>
+          <ns2:ligatures ns2:val="none"/>
         </w:rPr>
       </w:pPr>
       <w:r>
@@ -435,12 +435,12 @@
           <w:color w:val="000000"/>
           <w:kern w:val="0"/>
           <w:lang w:eastAsia="es-PE"/>
-          <w14:ligatures w14:val="none"/>
+          <ns2:ligatures ns2:val="none"/>
         </w:rPr>
         <w:t xml:space="preserve">REQUERIMIENTO DE INFORMACIÓN </w:t>
       </w:r>
     </w:p>
-    <w:p>
+    <w:p ns2:paraId="778AE69F" ns2:textId="34416B5A">
       <w:pPr>
         <w:tabs>
           <w:tab w:val="left" w:pos="1701"/>
@@ -454,7 +454,7 @@
           <w:color w:val="000000"/>
           <w:kern w:val="0"/>
           <w:lang w:eastAsia="es-PE"/>
-          <w14:ligatures w14:val="none"/>
+          <ns2:ligatures ns2:val="none"/>
         </w:rPr>
       </w:pPr>
       <w:r>
@@ -464,7 +464,7 @@
           <w:color w:val="000000"/>
           <w:kern w:val="0"/>
           <w:lang w:eastAsia="es-PE"/>
-          <w14:ligatures w14:val="none"/>
+          <ns2:ligatures ns2:val="none"/>
         </w:rPr>
         <w:t xml:space="preserve">RESOLUCIÓN </w:t>
       </w:r>
@@ -475,7 +475,7 @@
           <w:color w:val="000000"/>
           <w:kern w:val="0"/>
           <w:lang w:eastAsia="es-PE"/>
-          <w14:ligatures w14:val="none"/>
+          <ns2:ligatures ns2:val="none"/>
         </w:rPr>
         <w:tab/>
         <w:t>:</w:t>
@@ -487,7 +487,7 @@
           <w:color w:val="000000"/>
           <w:kern w:val="0"/>
           <w:lang w:eastAsia="es-PE"/>
-          <w14:ligatures w14:val="none"/>
+          <ns2:ligatures ns2:val="none"/>
         </w:rPr>
         <w:tab/>
       </w:r>
@@ -498,12 +498,12 @@
           <w:color w:val="000000"/>
           <w:kern w:val="0"/>
           <w:lang w:eastAsia="es-PE"/>
-          <w14:ligatures w14:val="none"/>
+          <ns2:ligatures ns2:val="none"/>
         </w:rPr>
         <w:t>2</w:t>
       </w:r>
     </w:p>
-    <w:p>
+    <w:p ns2:paraId="26BE4AD0" ns2:textId="77777777">
       <w:pPr>
         <w:tabs>
           <w:tab w:val="left" w:pos="1014"/>
@@ -516,11 +516,11 @@
           <w:kern w:val="0"/>
           <w:shd w:val="clear" w:color="auto" w:fill="FFFFFF"/>
           <w:lang w:eastAsia="es-PE"/>
-          <w14:ligatures w14:val="none"/>
-        </w:rPr>
-      </w:pPr>
-    </w:p>
-    <w:p>
+          <ns2:ligatures ns2:val="none"/>
+        </w:rPr>
+      </w:pPr>
+    </w:p>
+    <w:p ns2:paraId="6D48DA83" ns2:textId="1B20C2A7">
       <w:pPr>
         <w:tabs>
           <w:tab w:val="left" w:pos="1014"/>
@@ -533,7 +533,7 @@
           <w:kern w:val="0"/>
           <w:shd w:val="clear" w:color="auto" w:fill="FFFFFF"/>
           <w:lang w:eastAsia="es-PE"/>
-          <w14:ligatures w14:val="none"/>
+          <ns2:ligatures ns2:val="none"/>
         </w:rPr>
       </w:pPr>
       <w:r>
@@ -543,7 +543,7 @@
           <w:kern w:val="0"/>
           <w:shd w:val="clear" w:color="auto" w:fill="FFFFFF"/>
           <w:lang w:eastAsia="es-PE"/>
-          <w14:ligatures w14:val="none"/>
+          <ns2:ligatures ns2:val="none"/>
         </w:rPr>
         <w:t xml:space="preserve">Lima, </w:t>
       </w:r>
@@ -554,7 +554,7 @@
           <w:kern w:val="0"/>
           <w:shd w:val="clear" w:color="auto" w:fill="FFFFFF"/>
           <w:lang w:eastAsia="es-PE"/>
-          <w14:ligatures w14:val="none"/>
+          <ns2:ligatures ns2:val="none"/>
         </w:rPr>
         <w:t>29</w:t>
       </w:r>
@@ -565,7 +565,7 @@
           <w:kern w:val="0"/>
           <w:shd w:val="clear" w:color="auto" w:fill="FFFFFF"/>
           <w:lang w:eastAsia="es-PE"/>
-          <w14:ligatures w14:val="none"/>
+          <ns2:ligatures ns2:val="none"/>
         </w:rPr>
         <w:t xml:space="preserve"> de </w:t>
       </w:r>
@@ -576,7 +576,7 @@
           <w:kern w:val="0"/>
           <w:shd w:val="clear" w:color="auto" w:fill="FFFFFF"/>
           <w:lang w:eastAsia="es-PE"/>
-          <w14:ligatures w14:val="none"/>
+          <ns2:ligatures ns2:val="none"/>
         </w:rPr>
         <w:t>agosto</w:t>
       </w:r>
@@ -587,12 +587,12 @@
           <w:kern w:val="0"/>
           <w:shd w:val="clear" w:color="auto" w:fill="FFFFFF"/>
           <w:lang w:eastAsia="es-PE"/>
-          <w14:ligatures w14:val="none"/>
+          <ns2:ligatures ns2:val="none"/>
         </w:rPr>
         <w:t xml:space="preserve"> de 2025</w:t>
       </w:r>
     </w:p>
-    <w:p>
+    <w:p ns2:paraId="1EF3C256" ns2:textId="77777777">
       <w:pPr>
         <w:tabs>
           <w:tab w:val="left" w:pos="1014"/>
@@ -604,11 +604,11 @@
           <w:color w:val="000000"/>
           <w:kern w:val="0"/>
           <w:lang w:eastAsia="es-PE"/>
-          <w14:ligatures w14:val="none"/>
-        </w:rPr>
-      </w:pPr>
-    </w:p>
-    <w:p>
+          <ns2:ligatures ns2:val="none"/>
+        </w:rPr>
+      </w:pPr>
+    </w:p>
+    <w:p ns2:paraId="087322B4" ns2:textId="77777777">
       <w:pPr>
         <w:numPr>
           <w:ilvl w:val="0"/>
@@ -622,7 +622,7 @@
           <w:color w:val="000000"/>
           <w:kern w:val="0"/>
           <w:lang w:eastAsia="es-PE"/>
-          <w14:ligatures w14:val="none"/>
+          <ns2:ligatures ns2:val="none"/>
         </w:rPr>
       </w:pPr>
       <w:r>
@@ -632,12 +632,12 @@
           <w:color w:val="000000"/>
           <w:kern w:val="0"/>
           <w:lang w:eastAsia="es-PE"/>
-          <w14:ligatures w14:val="none"/>
+          <ns2:ligatures ns2:val="none"/>
         </w:rPr>
         <w:t xml:space="preserve">HECHOS </w:t>
       </w:r>
     </w:p>
-    <w:p>
+    <w:p ns2:paraId="4407157A" ns2:textId="77777777">
       <w:pPr>
         <w:spacing w:after="0" w:line="240" w:lineRule="auto"/>
         <w:jc w:val="both"/>
@@ -646,11 +646,11 @@
           <w:color w:val="000000"/>
           <w:kern w:val="0"/>
           <w:lang w:eastAsia="es-PE"/>
-          <w14:ligatures w14:val="none"/>
-        </w:rPr>
-      </w:pPr>
-    </w:p>
-    <w:p>
+          <ns2:ligatures ns2:val="none"/>
+        </w:rPr>
+      </w:pPr>
+    </w:p>
+    <w:p ns2:paraId="5ECFCB1A" ns2:textId="3BD20EC9">
       <w:pPr>
         <w:numPr>
           <w:ilvl w:val="1"/>
@@ -664,7 +664,7 @@
           <w:color w:val="000000"/>
           <w:kern w:val="0"/>
           <w:lang w:val="es-ES" w:eastAsia="es-ES"/>
-          <w14:ligatures w14:val="none"/>
+          <ns2:ligatures ns2:val="none"/>
         </w:rPr>
       </w:pPr>
       <w:r>
@@ -673,7 +673,7 @@
           <w:color w:val="000000"/>
           <w:kern w:val="0"/>
           <w:lang w:val="es-ES" w:eastAsia="es-ES"/>
-          <w14:ligatures w14:val="none"/>
+          <ns2:ligatures ns2:val="none"/>
         </w:rPr>
         <w:t xml:space="preserve">Mediante la denuncia del 4 de julio de 2025, subsanada mediante escrito del 18 de agosto de 2025, el señor [APELLIDO] denunció a Rímac y el Banco por presuntas infracciones a la Ley 29571, Código de Protección y Defensa del Consumidor (en adelante, Código), señalando lo siguiente:</w:t>
       </w:r>
@@ -683,7 +683,7 @@
           <w:color w:val="000000"/>
           <w:kern w:val="0"/>
           <w:lang w:val="es-ES" w:eastAsia="es-ES"/>
-          <w14:ligatures w14:val="none"/>
+          <ns2:ligatures ns2:val="none"/>
         </w:rPr>
         <w:t xml:space="preserve"/>
       </w:r>
@@ -693,7 +693,7 @@
           <w:color w:val="000000"/>
           <w:kern w:val="0"/>
           <w:lang w:val="es-ES" w:eastAsia="es-ES"/>
-          <w14:ligatures w14:val="none"/>
+          <ns2:ligatures ns2:val="none"/>
         </w:rPr>
         <w:t/>
       </w:r>
@@ -703,7 +703,7 @@
           <w:color w:val="000000"/>
           <w:kern w:val="0"/>
           <w:lang w:val="es-ES" w:eastAsia="es-ES"/>
-          <w14:ligatures w14:val="none"/>
+          <ns2:ligatures ns2:val="none"/>
         </w:rPr>
         <w:t xml:space="preserve"/>
       </w:r>
@@ -713,7 +713,7 @@
           <w:color w:val="000000"/>
           <w:kern w:val="0"/>
           <w:lang w:val="es-ES" w:eastAsia="es-ES"/>
-          <w14:ligatures w14:val="none"/>
+          <ns2:ligatures ns2:val="none"/>
         </w:rPr>
         <w:t/>
       </w:r>
@@ -725,7 +725,7 @@
           <w:kern w:val="0"/>
           <w:vertAlign w:val="superscript"/>
           <w:lang w:val="es-ES" w:eastAsia="es-ES"/>
-          <w14:ligatures w14:val="none"/>
+          <ns2:ligatures ns2:val="none"/>
         </w:rPr>
         <w:footnoteReference w:id="1"/>
       </w:r>
@@ -735,7 +735,7 @@
           <w:color w:val="000000"/>
           <w:kern w:val="0"/>
           <w:lang w:val="es-ES" w:eastAsia="es-ES"/>
-          <w14:ligatures w14:val="none"/>
+          <ns2:ligatures ns2:val="none"/>
         </w:rPr>
         <w:t xml:space="preserve"/>
       </w:r>
@@ -745,7 +745,7 @@
           <w:color w:val="000000"/>
           <w:kern w:val="0"/>
           <w:lang w:val="es-ES" w:eastAsia="es-ES"/>
-          <w14:ligatures w14:val="none"/>
+          <ns2:ligatures ns2:val="none"/>
         </w:rPr>
         <w:t/>
       </w:r>
@@ -753,7 +753,7 @@
         <w:rPr>
           <w:rFonts w:ascii="Arial Narrow" w:eastAsia="Calibri" w:hAnsi="Arial Narrow" w:cs="Arial"/>
           <w:kern w:val="0"/>
-          <w14:ligatures w14:val="none"/>
+          <ns2:ligatures ns2:val="none"/>
         </w:rPr>
         <w:t xml:space="preserve"/>
       </w:r>
@@ -761,7 +761,7 @@
         <w:rPr>
           <w:rFonts w:ascii="Arial Narrow" w:eastAsia="Calibri" w:hAnsi="Arial Narrow" w:cs="Arial"/>
           <w:kern w:val="0"/>
-          <w14:ligatures w14:val="none"/>
+          <ns2:ligatures ns2:val="none"/>
         </w:rPr>
         <w:t xml:space="preserve"/>
       </w:r>
@@ -769,7 +769,7 @@
         <w:rPr>
           <w:rFonts w:ascii="Arial Narrow" w:eastAsia="Calibri" w:hAnsi="Arial Narrow" w:cs="Arial"/>
           <w:kern w:val="0"/>
-          <w14:ligatures w14:val="none"/>
+          <ns2:ligatures ns2:val="none"/>
         </w:rPr>
         <w:t/>
       </w:r>
@@ -779,7 +779,7 @@
           <w:color w:val="000000"/>
           <w:kern w:val="0"/>
           <w:lang w:val="es-ES" w:eastAsia="es-ES"/>
-          <w14:ligatures w14:val="none"/>
+          <ns2:ligatures ns2:val="none"/>
         </w:rPr>
         <w:t xml:space="preserve"/>
       </w:r>
@@ -789,7 +789,7 @@
           <w:color w:val="000000"/>
           <w:kern w:val="0"/>
           <w:lang w:val="es-ES" w:eastAsia="es-ES"/>
-          <w14:ligatures w14:val="none"/>
+          <ns2:ligatures ns2:val="none"/>
         </w:rPr>
         <w:t xml:space="preserve"/>
       </w:r>
@@ -799,7 +799,7 @@
           <w:color w:val="000000"/>
           <w:kern w:val="0"/>
           <w:lang w:val="es-ES" w:eastAsia="es-ES"/>
-          <w14:ligatures w14:val="none"/>
+          <ns2:ligatures ns2:val="none"/>
         </w:rPr>
         <w:t xml:space="preserve"/>
       </w:r>
@@ -809,7 +809,7 @@
           <w:color w:val="000000"/>
           <w:kern w:val="0"/>
           <w:lang w:val="es-ES" w:eastAsia="es-ES"/>
-          <w14:ligatures w14:val="none"/>
+          <ns2:ligatures ns2:val="none"/>
         </w:rPr>
         <w:t/>
       </w:r>
@@ -819,7 +819,7 @@
           <w:color w:val="000000"/>
           <w:kern w:val="0"/>
           <w:lang w:val="es-ES" w:eastAsia="es-ES"/>
-          <w14:ligatures w14:val="none"/>
+          <ns2:ligatures ns2:val="none"/>
         </w:rPr>
         <w:t xml:space="preserve"/>
       </w:r>
@@ -829,7 +829,7 @@
           <w:color w:val="000000"/>
           <w:kern w:val="0"/>
           <w:lang w:val="es-ES" w:eastAsia="es-ES"/>
-          <w14:ligatures w14:val="none"/>
+          <ns2:ligatures ns2:val="none"/>
         </w:rPr>
         <w:t/>
       </w:r>
@@ -839,7 +839,7 @@
           <w:color w:val="000000"/>
           <w:kern w:val="0"/>
           <w:lang w:val="es-ES" w:eastAsia="es-ES"/>
-          <w14:ligatures w14:val="none"/>
+          <ns2:ligatures ns2:val="none"/>
         </w:rPr>
         <w:t xml:space="preserve"/>
       </w:r>
@@ -851,7 +851,7 @@
           <w:kern w:val="0"/>
           <w:vertAlign w:val="superscript"/>
           <w:lang w:val="es-ES" w:eastAsia="es-ES"/>
-          <w14:ligatures w14:val="none"/>
+          <ns2:ligatures ns2:val="none"/>
         </w:rPr>
         <w:footnoteReference w:id="2"/>
       </w:r>
@@ -861,7 +861,7 @@
           <w:color w:val="000000"/>
           <w:kern w:val="0"/>
           <w:lang w:val="es-ES" w:eastAsia="es-ES"/>
-          <w14:ligatures w14:val="none"/>
+          <ns2:ligatures ns2:val="none"/>
         </w:rPr>
         <w:t xml:space="preserve"/>
       </w:r>
@@ -872,12 +872,12 @@
           <w:color w:val="000000"/>
           <w:kern w:val="0"/>
           <w:lang w:val="es-ES" w:eastAsia="es-ES"/>
-          <w14:ligatures w14:val="none"/>
+          <ns2:ligatures ns2:val="none"/>
         </w:rPr>
         <w:t/>
       </w:r>
     </w:p>
-    <w:p>
+    <w:p ns2:paraId="64AF7FDB" ns2:textId="77777777">
       <w:pPr>
         <w:tabs>
           <w:tab w:val="left" w:pos="1134"/>
@@ -889,11 +889,11 @@
           <w:color w:val="000000"/>
           <w:kern w:val="0"/>
           <w:lang w:val="es-ES" w:eastAsia="es-ES"/>
-          <w14:ligatures w14:val="none"/>
-        </w:rPr>
-      </w:pPr>
-    </w:p>
-    <w:p>
+          <ns2:ligatures ns2:val="none"/>
+        </w:rPr>
+      </w:pPr>
+    </w:p>
+    <w:p ns2:paraId="376B1B7D" ns2:textId="4D96857B">
       <w:pPr>
         <w:pStyle w:val="Prrafodelista"/>
         <w:numPr>
@@ -912,16 +912,16 @@
           <w:color w:val="000000"/>
           <w:kern w:val="0"/>
           <w:lang w:eastAsia="es-ES"/>
-          <w14:ligatures w14:val="none"/>
-        </w:rPr>
-      </w:pPr>
-      <w:r>
-        <w:rPr>
-          <w:rFonts w:ascii="Arial Narrow" w:eastAsia="Times New Roman" w:hAnsi="Arial Narrow" w:cs="Arial"/>
-          <w:color w:val="000000"/>
-          <w:kern w:val="0"/>
-          <w:lang w:eastAsia="es-ES"/>
-          <w14:ligatures w14:val="none"/>
+          <ns2:ligatures ns2:val="none"/>
+        </w:rPr>
+      </w:pPr>
+      <w:r>
+        <w:rPr>
+          <w:rFonts w:ascii="Arial Narrow" w:eastAsia="Times New Roman" w:hAnsi="Arial Narrow" w:cs="Arial"/>
+          <w:color w:val="000000"/>
+          <w:kern w:val="0"/>
+          <w:lang w:eastAsia="es-ES"/>
+          <ns2:ligatures ns2:val="none"/>
         </w:rPr>
         <w:t xml:space="preserve">El 28 de septiembre de 2023, adquirió </w:t>
       </w:r>
@@ -931,7 +931,7 @@
           <w:color w:val="000000"/>
           <w:kern w:val="0"/>
           <w:lang w:eastAsia="es-ES"/>
-          <w14:ligatures w14:val="none"/>
+          <ns2:ligatures ns2:val="none"/>
         </w:rPr>
         <w:t>el</w:t>
       </w:r>
@@ -941,7 +941,7 @@
           <w:color w:val="000000"/>
           <w:kern w:val="0"/>
           <w:lang w:eastAsia="es-ES"/>
-          <w14:ligatures w14:val="none"/>
+          <ns2:ligatures ns2:val="none"/>
         </w:rPr>
         <w:t xml:space="preserve"> vehículo con Placa </w:t>
       </w:r>
@@ -951,7 +951,7 @@
           <w:color w:val="000000"/>
           <w:kern w:val="0"/>
           <w:lang w:eastAsia="es-ES"/>
-          <w14:ligatures w14:val="none"/>
+          <ns2:ligatures ns2:val="none"/>
         </w:rPr>
         <w:t xml:space="preserve">de Rodaje </w:t>
       </w:r>
@@ -961,7 +961,7 @@
           <w:color w:val="000000"/>
           <w:kern w:val="0"/>
           <w:lang w:eastAsia="es-ES"/>
-          <w14:ligatures w14:val="none"/>
+          <ns2:ligatures ns2:val="none"/>
         </w:rPr>
         <w:t xml:space="preserve">CJB-487 en el concesionario </w:t>
       </w:r>
@@ -972,7 +972,7 @@
           <w:color w:val="000000"/>
           <w:kern w:val="0"/>
           <w:lang w:eastAsia="es-ES"/>
-          <w14:ligatures w14:val="none"/>
+          <ns2:ligatures ns2:val="none"/>
         </w:rPr>
         <w:t>Euroshop</w:t>
       </w:r>
@@ -983,7 +983,7 @@
           <w:color w:val="000000"/>
           <w:kern w:val="0"/>
           <w:lang w:eastAsia="es-ES"/>
-          <w14:ligatures w14:val="none"/>
+          <ns2:ligatures ns2:val="none"/>
         </w:rPr>
         <w:t xml:space="preserve"> S.A. mediante un crédito vehicular otorgado por el Banco</w:t>
       </w:r>
@@ -993,7 +993,7 @@
           <w:color w:val="000000"/>
           <w:kern w:val="0"/>
           <w:lang w:eastAsia="es-ES"/>
-          <w14:ligatures w14:val="none"/>
+          <ns2:ligatures ns2:val="none"/>
         </w:rPr>
         <w:t xml:space="preserve">. Le permitieron escoger entre Rímac o </w:t>
       </w:r>
@@ -1003,7 +1003,7 @@
           <w:color w:val="000000"/>
           <w:kern w:val="0"/>
           <w:lang w:eastAsia="es-ES"/>
-          <w14:ligatures w14:val="none"/>
+          <ns2:ligatures ns2:val="none"/>
         </w:rPr>
         <w:t>Qualitas</w:t>
       </w:r>
@@ -1013,7 +1013,7 @@
           <w:color w:val="000000"/>
           <w:kern w:val="0"/>
           <w:lang w:eastAsia="es-ES"/>
-          <w14:ligatures w14:val="none"/>
+          <ns2:ligatures ns2:val="none"/>
         </w:rPr>
         <w:t xml:space="preserve"> </w:t>
       </w:r>
@@ -1023,7 +1023,7 @@
           <w:color w:val="000000"/>
           <w:kern w:val="0"/>
           <w:lang w:eastAsia="es-ES"/>
-          <w14:ligatures w14:val="none"/>
+          <ns2:ligatures ns2:val="none"/>
         </w:rPr>
         <w:t xml:space="preserve">Compañía </w:t>
       </w:r>
@@ -1033,7 +1033,7 @@
           <w:color w:val="000000"/>
           <w:kern w:val="0"/>
           <w:lang w:eastAsia="es-ES"/>
-          <w14:ligatures w14:val="none"/>
+          <ns2:ligatures ns2:val="none"/>
         </w:rPr>
         <w:t>de</w:t>
       </w:r>
@@ -1043,7 +1043,7 @@
           <w:color w:val="000000"/>
           <w:kern w:val="0"/>
           <w:lang w:eastAsia="es-ES"/>
-          <w14:ligatures w14:val="none"/>
+          <ns2:ligatures ns2:val="none"/>
         </w:rPr>
         <w:t xml:space="preserve"> Seguros S.A</w:t>
       </w:r>
@@ -1053,7 +1053,7 @@
           <w:color w:val="000000"/>
           <w:kern w:val="0"/>
           <w:lang w:eastAsia="es-ES"/>
-          <w14:ligatures w14:val="none"/>
+          <ns2:ligatures ns2:val="none"/>
         </w:rPr>
         <w:t xml:space="preserve">. </w:t>
       </w:r>
@@ -1063,7 +1063,7 @@
           <w:color w:val="000000"/>
           <w:kern w:val="0"/>
           <w:lang w:eastAsia="es-ES"/>
-          <w14:ligatures w14:val="none"/>
+          <ns2:ligatures ns2:val="none"/>
         </w:rPr>
         <w:t xml:space="preserve">(en adelante, </w:t>
       </w:r>
@@ -1073,7 +1073,7 @@
           <w:color w:val="000000"/>
           <w:kern w:val="0"/>
           <w:lang w:eastAsia="es-ES"/>
-          <w14:ligatures w14:val="none"/>
+          <ns2:ligatures ns2:val="none"/>
         </w:rPr>
         <w:t>Qualitas</w:t>
       </w:r>
@@ -1083,7 +1083,7 @@
           <w:color w:val="000000"/>
           <w:kern w:val="0"/>
           <w:lang w:eastAsia="es-ES"/>
-          <w14:ligatures w14:val="none"/>
+          <ns2:ligatures ns2:val="none"/>
         </w:rPr>
         <w:t xml:space="preserve">) </w:t>
       </w:r>
@@ -1093,7 +1093,7 @@
           <w:color w:val="000000"/>
           <w:kern w:val="0"/>
           <w:lang w:eastAsia="es-ES"/>
-          <w14:ligatures w14:val="none"/>
+          <ns2:ligatures ns2:val="none"/>
         </w:rPr>
         <w:t>para adquirir el</w:t>
       </w:r>
@@ -1103,7 +1103,7 @@
           <w:color w:val="000000"/>
           <w:kern w:val="0"/>
           <w:lang w:eastAsia="es-ES"/>
-          <w14:ligatures w14:val="none"/>
+          <ns2:ligatures ns2:val="none"/>
         </w:rPr>
         <w:t xml:space="preserve"> </w:t>
       </w:r>
@@ -1113,7 +1113,7 @@
           <w:color w:val="000000"/>
           <w:kern w:val="0"/>
           <w:lang w:eastAsia="es-ES"/>
-          <w14:ligatures w14:val="none"/>
+          <ns2:ligatures ns2:val="none"/>
         </w:rPr>
         <w:t xml:space="preserve">Seguro Vehicular </w:t>
       </w:r>
@@ -1123,7 +1123,7 @@
           <w:color w:val="000000"/>
           <w:kern w:val="0"/>
           <w:lang w:eastAsia="es-ES"/>
-          <w14:ligatures w14:val="none"/>
+          <ns2:ligatures ns2:val="none"/>
         </w:rPr>
         <w:t>y eligió a Qualitas</w:t>
       </w:r>
@@ -1133,7 +1133,7 @@
           <w:color w:val="000000"/>
           <w:kern w:val="0"/>
           <w:lang w:eastAsia="es-ES"/>
-          <w14:ligatures w14:val="none"/>
+          <ns2:ligatures ns2:val="none"/>
         </w:rPr>
         <w:t xml:space="preserve">; </w:t>
       </w:r>
@@ -1143,7 +1143,7 @@
           <w:color w:val="000000"/>
           <w:kern w:val="0"/>
           <w:lang w:eastAsia="es-ES"/>
-          <w14:ligatures w14:val="none"/>
+          <ns2:ligatures ns2:val="none"/>
         </w:rPr>
         <w:t xml:space="preserve">se emitió la Póliza </w:t>
       </w:r>
@@ -1153,7 +1153,7 @@
           <w:color w:val="000000"/>
           <w:kern w:val="0"/>
           <w:lang w:val="es-ES" w:eastAsia="es-ES"/>
-          <w14:ligatures w14:val="none"/>
+          <ns2:ligatures ns2:val="none"/>
         </w:rPr>
         <w:t/>
       </w:r>
@@ -1163,7 +1163,7 @@
           <w:color w:val="000000"/>
           <w:kern w:val="0"/>
           <w:lang w:val="es-ES" w:eastAsia="es-ES"/>
-          <w14:ligatures w14:val="none"/>
+          <ns2:ligatures ns2:val="none"/>
         </w:rPr>
         <w:t xml:space="preserve"> </w:t>
       </w:r>
@@ -1173,7 +1173,7 @@
           <w:color w:val="000000"/>
           <w:kern w:val="0"/>
           <w:lang w:eastAsia="es-ES"/>
-          <w14:ligatures w14:val="none"/>
+          <ns2:ligatures ns2:val="none"/>
         </w:rPr>
         <w:t>0070146252</w:t>
       </w:r>
@@ -1183,7 +1183,7 @@
           <w:color w:val="000000"/>
           <w:kern w:val="0"/>
           <w:lang w:eastAsia="es-ES"/>
-          <w14:ligatures w14:val="none"/>
+          <ns2:ligatures ns2:val="none"/>
         </w:rPr>
         <w:t xml:space="preserve"> con renovación automática</w:t>
       </w:r>
@@ -1193,7 +1193,7 @@
           <w:color w:val="000000"/>
           <w:kern w:val="0"/>
           <w:lang w:eastAsia="es-ES"/>
-          <w14:ligatures w14:val="none"/>
+          <ns2:ligatures ns2:val="none"/>
         </w:rPr>
         <w:t xml:space="preserve"> (en adelante, </w:t>
       </w:r>
@@ -1203,7 +1203,7 @@
           <w:color w:val="000000"/>
           <w:kern w:val="0"/>
           <w:lang w:eastAsia="es-ES"/>
-          <w14:ligatures w14:val="none"/>
+          <ns2:ligatures ns2:val="none"/>
         </w:rPr>
         <w:t>Seguro Vehicular</w:t>
       </w:r>
@@ -1213,7 +1213,7 @@
           <w:color w:val="000000"/>
           <w:kern w:val="0"/>
           <w:lang w:eastAsia="es-ES"/>
-          <w14:ligatures w14:val="none"/>
+          <ns2:ligatures ns2:val="none"/>
         </w:rPr>
         <w:t>)</w:t>
       </w:r>
@@ -1223,12 +1223,12 @@
           <w:color w:val="000000"/>
           <w:kern w:val="0"/>
           <w:lang w:eastAsia="es-ES"/>
-          <w14:ligatures w14:val="none"/>
+          <ns2:ligatures ns2:val="none"/>
         </w:rPr>
         <w:t>.</w:t>
       </w:r>
     </w:p>
-    <w:p>
+    <w:p ns2:paraId="116F0E63" ns2:textId="77777777">
       <w:pPr>
         <w:pStyle w:val="Prrafodelista"/>
         <w:spacing w:after="0" w:line="240" w:lineRule="auto"/>
@@ -1239,11 +1239,11 @@
           <w:color w:val="000000"/>
           <w:kern w:val="0"/>
           <w:lang w:eastAsia="es-ES"/>
-          <w14:ligatures w14:val="none"/>
-        </w:rPr>
-      </w:pPr>
-    </w:p>
-    <w:p>
+          <ns2:ligatures ns2:val="none"/>
+        </w:rPr>
+      </w:pPr>
+    </w:p>
+    <w:p ns2:paraId="230A5677" ns2:textId="5874044A">
       <w:pPr>
         <w:pStyle w:val="Prrafodelista"/>
         <w:numPr>
@@ -1262,16 +1262,16 @@
           <w:color w:val="000000"/>
           <w:kern w:val="0"/>
           <w:lang w:eastAsia="es-ES"/>
-          <w14:ligatures w14:val="none"/>
-        </w:rPr>
-      </w:pPr>
-      <w:r>
-        <w:rPr>
-          <w:rFonts w:ascii="Arial Narrow" w:eastAsia="Times New Roman" w:hAnsi="Arial Narrow" w:cs="Arial"/>
-          <w:color w:val="000000"/>
-          <w:kern w:val="0"/>
-          <w:lang w:eastAsia="es-ES"/>
-          <w14:ligatures w14:val="none"/>
+          <ns2:ligatures ns2:val="none"/>
+        </w:rPr>
+      </w:pPr>
+      <w:r>
+        <w:rPr>
+          <w:rFonts w:ascii="Arial Narrow" w:eastAsia="Times New Roman" w:hAnsi="Arial Narrow" w:cs="Arial"/>
+          <w:color w:val="000000"/>
+          <w:kern w:val="0"/>
+          <w:lang w:eastAsia="es-ES"/>
+          <ns2:ligatures ns2:val="none"/>
         </w:rPr>
         <w:t xml:space="preserve">Durante el período del 28 de septiembre de 2023 al 28 de septiembre de 2024, el Banco debitó mensualmente de su cuenta de ahorros vinculada las cuotas del préstamo y las cuotas del </w:t>
       </w:r>
@@ -1281,7 +1281,7 @@
           <w:color w:val="000000"/>
           <w:kern w:val="0"/>
           <w:lang w:eastAsia="es-ES"/>
-          <w14:ligatures w14:val="none"/>
+          <ns2:ligatures ns2:val="none"/>
         </w:rPr>
         <w:t>Seguro Vehicular</w:t>
       </w:r>
@@ -1291,25 +1291,25 @@
           <w:color w:val="000000"/>
           <w:kern w:val="0"/>
           <w:lang w:eastAsia="es-ES"/>
-          <w14:ligatures w14:val="none"/>
+          <ns2:ligatures ns2:val="none"/>
         </w:rPr>
         <w:t>.</w:t>
       </w:r>
     </w:p>
-    <w:p>
-      <w:pPr>
-        <w:spacing w:after="0" w:line="240" w:lineRule="auto"/>
-        <w:jc w:val="both"/>
-        <w:rPr>
-          <w:rFonts w:ascii="Arial Narrow" w:eastAsia="Times New Roman" w:hAnsi="Arial Narrow" w:cs="Arial"/>
-          <w:color w:val="000000"/>
-          <w:kern w:val="0"/>
-          <w:lang w:eastAsia="es-ES"/>
-          <w14:ligatures w14:val="none"/>
-        </w:rPr>
-      </w:pPr>
-    </w:p>
-    <w:p>
+    <w:p ns2:paraId="287E34ED" ns2:textId="77777777">
+      <w:pPr>
+        <w:spacing w:after="0" w:line="240" w:lineRule="auto"/>
+        <w:jc w:val="both"/>
+        <w:rPr>
+          <w:rFonts w:ascii="Arial Narrow" w:eastAsia="Times New Roman" w:hAnsi="Arial Narrow" w:cs="Arial"/>
+          <w:color w:val="000000"/>
+          <w:kern w:val="0"/>
+          <w:lang w:eastAsia="es-ES"/>
+          <ns2:ligatures ns2:val="none"/>
+        </w:rPr>
+      </w:pPr>
+    </w:p>
+    <w:p ns2:paraId="4E24673E" ns2:textId="02ECB8C1">
       <w:pPr>
         <w:pStyle w:val="Prrafodelista"/>
         <w:numPr>
@@ -1328,16 +1328,16 @@
           <w:color w:val="000000"/>
           <w:kern w:val="0"/>
           <w:lang w:eastAsia="es-ES"/>
-          <w14:ligatures w14:val="none"/>
-        </w:rPr>
-      </w:pPr>
-      <w:r>
-        <w:rPr>
-          <w:rFonts w:ascii="Arial Narrow" w:eastAsia="Times New Roman" w:hAnsi="Arial Narrow" w:cs="Arial"/>
-          <w:color w:val="000000"/>
-          <w:kern w:val="0"/>
-          <w:lang w:eastAsia="es-ES"/>
-          <w14:ligatures w14:val="none"/>
+          <ns2:ligatures ns2:val="none"/>
+        </w:rPr>
+      </w:pPr>
+      <w:r>
+        <w:rPr>
+          <w:rFonts w:ascii="Arial Narrow" w:eastAsia="Times New Roman" w:hAnsi="Arial Narrow" w:cs="Arial"/>
+          <w:color w:val="000000"/>
+          <w:kern w:val="0"/>
+          <w:lang w:eastAsia="es-ES"/>
+          <ns2:ligatures ns2:val="none"/>
         </w:rPr>
         <w:t xml:space="preserve">El 28 de septiembre de 2024, el Banco gestionó la renovación del </w:t>
       </w:r>
@@ -1347,7 +1347,7 @@
           <w:color w:val="000000"/>
           <w:kern w:val="0"/>
           <w:lang w:eastAsia="es-ES"/>
-          <w14:ligatures w14:val="none"/>
+          <ns2:ligatures ns2:val="none"/>
         </w:rPr>
         <w:t>Seguro Vehicular</w:t>
       </w:r>
@@ -1357,7 +1357,7 @@
           <w:color w:val="000000"/>
           <w:kern w:val="0"/>
           <w:lang w:eastAsia="es-ES"/>
-          <w14:ligatures w14:val="none"/>
+          <ns2:ligatures ns2:val="none"/>
         </w:rPr>
         <w:t xml:space="preserve"> </w:t>
       </w:r>
@@ -1367,7 +1367,7 @@
           <w:color w:val="000000"/>
           <w:kern w:val="0"/>
           <w:lang w:eastAsia="es-ES"/>
-          <w14:ligatures w14:val="none"/>
+          <ns2:ligatures ns2:val="none"/>
         </w:rPr>
         <w:t>y se emitió</w:t>
       </w:r>
@@ -1377,7 +1377,7 @@
           <w:color w:val="000000"/>
           <w:kern w:val="0"/>
           <w:lang w:eastAsia="es-ES"/>
-          <w14:ligatures w14:val="none"/>
+          <ns2:ligatures ns2:val="none"/>
         </w:rPr>
         <w:t xml:space="preserve"> la Póliza 0070183725 </w:t>
       </w:r>
@@ -1387,7 +1387,7 @@
           <w:color w:val="000000"/>
           <w:kern w:val="0"/>
           <w:lang w:eastAsia="es-ES"/>
-          <w14:ligatures w14:val="none"/>
+          <ns2:ligatures ns2:val="none"/>
         </w:rPr>
         <w:t>(en adelante, Seguro Vehicular</w:t>
       </w:r>
@@ -1397,7 +1397,7 @@
           <w:color w:val="000000"/>
           <w:kern w:val="0"/>
           <w:lang w:eastAsia="es-ES"/>
-          <w14:ligatures w14:val="none"/>
+          <ns2:ligatures ns2:val="none"/>
         </w:rPr>
         <w:t xml:space="preserve"> Renovado</w:t>
       </w:r>
@@ -1407,7 +1407,7 @@
           <w:color w:val="000000"/>
           <w:kern w:val="0"/>
           <w:lang w:eastAsia="es-ES"/>
-          <w14:ligatures w14:val="none"/>
+          <ns2:ligatures ns2:val="none"/>
         </w:rPr>
         <w:t xml:space="preserve">) </w:t>
       </w:r>
@@ -1417,7 +1417,7 @@
           <w:color w:val="000000"/>
           <w:kern w:val="0"/>
           <w:lang w:eastAsia="es-ES"/>
-          <w14:ligatures w14:val="none"/>
+          <ns2:ligatures ns2:val="none"/>
         </w:rPr>
         <w:t>con vigencia hasta el 28 de septiembre de 2025</w:t>
       </w:r>
@@ -1427,7 +1427,7 @@
           <w:color w:val="000000"/>
           <w:kern w:val="0"/>
           <w:lang w:eastAsia="es-ES"/>
-          <w14:ligatures w14:val="none"/>
+          <ns2:ligatures ns2:val="none"/>
         </w:rPr>
         <w:t>; e</w:t>
       </w:r>
@@ -1437,7 +1437,7 @@
           <w:color w:val="000000"/>
           <w:kern w:val="0"/>
           <w:lang w:eastAsia="es-ES"/>
-          <w14:ligatures w14:val="none"/>
+          <ns2:ligatures ns2:val="none"/>
         </w:rPr>
         <w:t xml:space="preserve">l </w:t>
       </w:r>
@@ -1447,7 +1447,7 @@
           <w:color w:val="000000"/>
           <w:kern w:val="0"/>
           <w:lang w:eastAsia="es-ES"/>
-          <w14:ligatures w14:val="none"/>
+          <ns2:ligatures ns2:val="none"/>
         </w:rPr>
         <w:t xml:space="preserve">cual se le notificó el </w:t>
       </w:r>
@@ -1457,12 +1457,12 @@
           <w:color w:val="000000"/>
           <w:kern w:val="0"/>
           <w:lang w:eastAsia="es-ES"/>
-          <w14:ligatures w14:val="none"/>
+          <ns2:ligatures ns2:val="none"/>
         </w:rPr>
         <w:t>29 de noviembre de 2024.</w:t>
       </w:r>
     </w:p>
-    <w:p>
+    <w:p ns2:paraId="40A87170" ns2:textId="77777777">
       <w:pPr>
         <w:spacing w:after="0" w:line="240" w:lineRule="auto"/>
         <w:ind w:left="567"/>
@@ -1472,11 +1472,11 @@
           <w:color w:val="000000"/>
           <w:kern w:val="0"/>
           <w:lang w:eastAsia="es-ES"/>
-          <w14:ligatures w14:val="none"/>
-        </w:rPr>
-      </w:pPr>
-    </w:p>
-    <w:p>
+          <ns2:ligatures ns2:val="none"/>
+        </w:rPr>
+      </w:pPr>
+    </w:p>
+    <w:p ns2:paraId="703DFFA6" ns2:textId="63711DCD">
       <w:pPr>
         <w:pStyle w:val="Prrafodelista"/>
         <w:numPr>
@@ -1495,16 +1495,16 @@
           <w:color w:val="000000"/>
           <w:kern w:val="0"/>
           <w:lang w:eastAsia="es-ES"/>
-          <w14:ligatures w14:val="none"/>
-        </w:rPr>
-      </w:pPr>
-      <w:r>
-        <w:rPr>
-          <w:rFonts w:ascii="Arial Narrow" w:eastAsia="Times New Roman" w:hAnsi="Arial Narrow" w:cs="Arial"/>
-          <w:color w:val="000000"/>
-          <w:kern w:val="0"/>
-          <w:lang w:eastAsia="es-ES"/>
-          <w14:ligatures w14:val="none"/>
+          <ns2:ligatures ns2:val="none"/>
+        </w:rPr>
+      </w:pPr>
+      <w:r>
+        <w:rPr>
+          <w:rFonts w:ascii="Arial Narrow" w:eastAsia="Times New Roman" w:hAnsi="Arial Narrow" w:cs="Arial"/>
+          <w:color w:val="000000"/>
+          <w:kern w:val="0"/>
+          <w:lang w:eastAsia="es-ES"/>
+          <ns2:ligatures ns2:val="none"/>
         </w:rPr>
         <w:t xml:space="preserve">El 20 de diciembre de 2024, detectó en su cuenta de ahorros del Banco cobros dobles por seguros vehiculares sobre el vehículo </w:t>
       </w:r>
@@ -1514,7 +1514,7 @@
           <w:color w:val="000000"/>
           <w:kern w:val="0"/>
           <w:lang w:eastAsia="es-ES"/>
-          <w14:ligatures w14:val="none"/>
+          <ns2:ligatures ns2:val="none"/>
         </w:rPr>
         <w:t>asegurado</w:t>
       </w:r>
@@ -1524,7 +1524,7 @@
           <w:color w:val="000000"/>
           <w:kern w:val="0"/>
           <w:lang w:eastAsia="es-ES"/>
-          <w14:ligatures w14:val="none"/>
+          <ns2:ligatures ns2:val="none"/>
         </w:rPr>
         <w:t xml:space="preserve"> durante varios meses</w:t>
       </w:r>
@@ -1534,7 +1534,7 @@
           <w:color w:val="000000"/>
           <w:kern w:val="0"/>
           <w:lang w:eastAsia="es-ES"/>
-          <w14:ligatures w14:val="none"/>
+          <ns2:ligatures ns2:val="none"/>
         </w:rPr>
         <w:t xml:space="preserve"> y</w:t>
       </w:r>
@@ -1544,7 +1544,7 @@
           <w:color w:val="000000"/>
           <w:kern w:val="0"/>
           <w:lang w:eastAsia="es-ES"/>
-          <w14:ligatures w14:val="none"/>
+          <ns2:ligatures ns2:val="none"/>
         </w:rPr>
         <w:t xml:space="preserve"> solicitó la devolución </w:t>
       </w:r>
@@ -1554,7 +1554,7 @@
           <w:color w:val="000000"/>
           <w:kern w:val="0"/>
           <w:lang w:eastAsia="es-ES"/>
-          <w14:ligatures w14:val="none"/>
+          <ns2:ligatures ns2:val="none"/>
         </w:rPr>
         <w:t xml:space="preserve">al Banco </w:t>
       </w:r>
@@ -1564,7 +1564,7 @@
           <w:color w:val="000000"/>
           <w:kern w:val="0"/>
           <w:lang w:eastAsia="es-ES"/>
-          <w14:ligatures w14:val="none"/>
+          <ns2:ligatures ns2:val="none"/>
         </w:rPr>
         <w:t xml:space="preserve">de los cobros y la anulación del Seguro Vehicular de Rímac con Póliza 00110991764000013875 </w:t>
       </w:r>
@@ -1574,7 +1574,7 @@
           <w:color w:val="000000"/>
           <w:kern w:val="0"/>
           <w:lang w:eastAsia="es-ES"/>
-          <w14:ligatures w14:val="none"/>
+          <ns2:ligatures ns2:val="none"/>
         </w:rPr>
         <w:t xml:space="preserve">(en adelante, Seguro Vehicular de Rímac) </w:t>
       </w:r>
@@ -1584,7 +1584,7 @@
           <w:color w:val="000000"/>
           <w:kern w:val="0"/>
           <w:lang w:eastAsia="es-ES"/>
-          <w14:ligatures w14:val="none"/>
+          <ns2:ligatures ns2:val="none"/>
         </w:rPr>
         <w:t>contratado por el Banco adicional</w:t>
       </w:r>
@@ -1594,7 +1594,7 @@
           <w:color w:val="000000"/>
           <w:kern w:val="0"/>
           <w:lang w:eastAsia="es-ES"/>
-          <w14:ligatures w14:val="none"/>
+          <ns2:ligatures ns2:val="none"/>
         </w:rPr>
         <w:t>mente</w:t>
       </w:r>
@@ -1604,7 +1604,7 @@
           <w:color w:val="000000"/>
           <w:kern w:val="0"/>
           <w:lang w:eastAsia="es-ES"/>
-          <w14:ligatures w14:val="none"/>
+          <ns2:ligatures ns2:val="none"/>
         </w:rPr>
         <w:t xml:space="preserve"> al </w:t>
       </w:r>
@@ -1614,7 +1614,7 @@
           <w:color w:val="000000"/>
           <w:kern w:val="0"/>
           <w:lang w:eastAsia="es-ES"/>
-          <w14:ligatures w14:val="none"/>
+          <ns2:ligatures ns2:val="none"/>
         </w:rPr>
         <w:t xml:space="preserve">Seguro Vehicular Renovado </w:t>
       </w:r>
@@ -1624,7 +1624,7 @@
           <w:color w:val="000000"/>
           <w:kern w:val="0"/>
           <w:lang w:eastAsia="es-ES"/>
-          <w14:ligatures w14:val="none"/>
+          <ns2:ligatures ns2:val="none"/>
         </w:rPr>
         <w:t>vigente de Qualitas</w:t>
       </w:r>
@@ -1634,12 +1634,12 @@
           <w:color w:val="000000"/>
           <w:kern w:val="0"/>
           <w:lang w:eastAsia="es-ES"/>
-          <w14:ligatures w14:val="none"/>
+          <ns2:ligatures ns2:val="none"/>
         </w:rPr>
         <w:t>.</w:t>
       </w:r>
     </w:p>
-    <w:p>
+    <w:p ns2:paraId="15856696" ns2:textId="77777777">
       <w:pPr>
         <w:pStyle w:val="Prrafodelista"/>
         <w:spacing w:line="240" w:lineRule="auto"/>
@@ -1648,11 +1648,11 @@
           <w:color w:val="000000"/>
           <w:kern w:val="0"/>
           <w:lang w:eastAsia="es-ES"/>
-          <w14:ligatures w14:val="none"/>
-        </w:rPr>
-      </w:pPr>
-    </w:p>
-    <w:p>
+          <ns2:ligatures ns2:val="none"/>
+        </w:rPr>
+      </w:pPr>
+    </w:p>
+    <w:p ns2:paraId="65998B8A" ns2:textId="55822245">
       <w:pPr>
         <w:pStyle w:val="Prrafodelista"/>
         <w:numPr>
@@ -1671,16 +1671,16 @@
           <w:color w:val="000000"/>
           <w:kern w:val="0"/>
           <w:lang w:eastAsia="es-ES"/>
-          <w14:ligatures w14:val="none"/>
-        </w:rPr>
-      </w:pPr>
-      <w:r>
-        <w:rPr>
-          <w:rFonts w:ascii="Arial Narrow" w:eastAsia="Times New Roman" w:hAnsi="Arial Narrow" w:cs="Arial"/>
-          <w:color w:val="000000"/>
-          <w:kern w:val="0"/>
-          <w:lang w:eastAsia="es-ES"/>
-          <w14:ligatures w14:val="none"/>
+          <ns2:ligatures ns2:val="none"/>
+        </w:rPr>
+      </w:pPr>
+      <w:r>
+        <w:rPr>
+          <w:rFonts w:ascii="Arial Narrow" w:eastAsia="Times New Roman" w:hAnsi="Arial Narrow" w:cs="Arial"/>
+          <w:color w:val="000000"/>
+          <w:kern w:val="0"/>
+          <w:lang w:eastAsia="es-ES"/>
+          <ns2:ligatures ns2:val="none"/>
         </w:rPr>
         <w:t>Posteriormente, el mismo día, e</w:t>
       </w:r>
@@ -1690,7 +1690,7 @@
           <w:color w:val="000000"/>
           <w:kern w:val="0"/>
           <w:lang w:eastAsia="es-ES"/>
-          <w14:ligatures w14:val="none"/>
+          <ns2:ligatures ns2:val="none"/>
         </w:rPr>
         <w:t>l</w:t>
       </w:r>
@@ -1700,7 +1700,7 @@
           <w:color w:val="000000"/>
           <w:kern w:val="0"/>
           <w:lang w:eastAsia="es-ES"/>
-          <w14:ligatures w14:val="none"/>
+          <ns2:ligatures ns2:val="none"/>
         </w:rPr>
         <w:t xml:space="preserve"> Banco </w:t>
       </w:r>
@@ -1710,7 +1710,7 @@
           <w:color w:val="000000"/>
           <w:kern w:val="0"/>
           <w:lang w:eastAsia="es-ES"/>
-          <w14:ligatures w14:val="none"/>
+          <ns2:ligatures ns2:val="none"/>
         </w:rPr>
         <w:t>le</w:t>
       </w:r>
@@ -1720,7 +1720,7 @@
           <w:color w:val="000000"/>
           <w:kern w:val="0"/>
           <w:lang w:eastAsia="es-ES"/>
-          <w14:ligatures w14:val="none"/>
+          <ns2:ligatures ns2:val="none"/>
         </w:rPr>
         <w:t xml:space="preserve"> indicó </w:t>
       </w:r>
@@ -1730,7 +1730,7 @@
           <w:color w:val="000000"/>
           <w:kern w:val="0"/>
           <w:lang w:eastAsia="es-ES"/>
-          <w14:ligatures w14:val="none"/>
+          <ns2:ligatures ns2:val="none"/>
         </w:rPr>
         <w:t>que para anular el Seguro Vehicular de Rímac debía pagar US$65</w:t>
       </w:r>
@@ -1740,7 +1740,7 @@
           <w:color w:val="000000"/>
           <w:kern w:val="0"/>
           <w:lang w:eastAsia="es-ES"/>
-          <w14:ligatures w14:val="none"/>
+          <ns2:ligatures ns2:val="none"/>
         </w:rPr>
         <w:t>,00</w:t>
       </w:r>
@@ -1750,7 +1750,7 @@
           <w:color w:val="000000"/>
           <w:kern w:val="0"/>
           <w:lang w:eastAsia="es-ES"/>
-          <w14:ligatures w14:val="none"/>
+          <ns2:ligatures ns2:val="none"/>
         </w:rPr>
         <w:t xml:space="preserve"> por el endoso de la Póliza 0070183725 de Qualitas</w:t>
       </w:r>
@@ -1760,7 +1760,7 @@
           <w:color w:val="000000"/>
           <w:kern w:val="0"/>
           <w:lang w:eastAsia="es-ES"/>
-          <w14:ligatures w14:val="none"/>
+          <ns2:ligatures ns2:val="none"/>
         </w:rPr>
         <w:t xml:space="preserve">. Ante ello, presentó </w:t>
       </w:r>
@@ -1770,7 +1770,7 @@
           <w:color w:val="000000"/>
           <w:kern w:val="0"/>
           <w:lang w:eastAsia="es-ES"/>
-          <w14:ligatures w14:val="none"/>
+          <ns2:ligatures ns2:val="none"/>
         </w:rPr>
         <w:t xml:space="preserve">el Reclamo 20122400655 en el que </w:t>
       </w:r>
@@ -1780,7 +1780,7 @@
           <w:color w:val="000000"/>
           <w:kern w:val="0"/>
           <w:lang w:eastAsia="es-ES"/>
-          <w14:ligatures w14:val="none"/>
+          <ns2:ligatures ns2:val="none"/>
         </w:rPr>
         <w:t>señaló</w:t>
       </w:r>
@@ -1790,7 +1790,7 @@
           <w:color w:val="000000"/>
           <w:kern w:val="0"/>
           <w:lang w:eastAsia="es-ES"/>
-          <w14:ligatures w14:val="none"/>
+          <ns2:ligatures ns2:val="none"/>
         </w:rPr>
         <w:t xml:space="preserve"> </w:t>
       </w:r>
@@ -1800,7 +1800,7 @@
           <w:color w:val="000000"/>
           <w:kern w:val="0"/>
           <w:lang w:eastAsia="es-ES"/>
-          <w14:ligatures w14:val="none"/>
+          <ns2:ligatures ns2:val="none"/>
         </w:rPr>
         <w:t>que</w:t>
       </w:r>
@@ -1810,7 +1810,7 @@
           <w:color w:val="000000"/>
           <w:kern w:val="0"/>
           <w:lang w:eastAsia="es-ES"/>
-          <w14:ligatures w14:val="none"/>
+          <ns2:ligatures ns2:val="none"/>
         </w:rPr>
         <w:t xml:space="preserve"> la renovación </w:t>
       </w:r>
@@ -1820,7 +1820,7 @@
           <w:color w:val="000000"/>
           <w:kern w:val="0"/>
           <w:lang w:eastAsia="es-ES"/>
-          <w14:ligatures w14:val="none"/>
+          <ns2:ligatures ns2:val="none"/>
         </w:rPr>
         <w:t>no tiene</w:t>
       </w:r>
@@ -1830,7 +1830,7 @@
           <w:color w:val="000000"/>
           <w:kern w:val="0"/>
           <w:lang w:eastAsia="es-ES"/>
-          <w14:ligatures w14:val="none"/>
+          <ns2:ligatures ns2:val="none"/>
         </w:rPr>
         <w:t xml:space="preserve"> costo</w:t>
       </w:r>
@@ -1840,7 +1840,7 @@
           <w:color w:val="000000"/>
           <w:kern w:val="0"/>
           <w:lang w:eastAsia="es-ES"/>
-          <w14:ligatures w14:val="none"/>
+          <ns2:ligatures ns2:val="none"/>
         </w:rPr>
         <w:t>. Asimismo,</w:t>
       </w:r>
@@ -1850,7 +1850,7 @@
           <w:color w:val="000000"/>
           <w:kern w:val="0"/>
           <w:lang w:eastAsia="es-ES"/>
-          <w14:ligatures w14:val="none"/>
+          <ns2:ligatures ns2:val="none"/>
         </w:rPr>
         <w:t xml:space="preserve"> el Banco </w:t>
       </w:r>
@@ -1860,7 +1860,7 @@
           <w:color w:val="000000"/>
           <w:kern w:val="0"/>
           <w:lang w:eastAsia="es-ES"/>
-          <w14:ligatures w14:val="none"/>
+          <ns2:ligatures ns2:val="none"/>
         </w:rPr>
         <w:t>le requirió</w:t>
       </w:r>
@@ -1870,7 +1870,7 @@
           <w:color w:val="000000"/>
           <w:kern w:val="0"/>
           <w:lang w:eastAsia="es-ES"/>
-          <w14:ligatures w14:val="none"/>
+          <ns2:ligatures ns2:val="none"/>
         </w:rPr>
         <w:t xml:space="preserve"> firmar la Solicitud N</w:t>
       </w:r>
@@ -1880,25 +1880,25 @@
           <w:color w:val="000000"/>
           <w:kern w:val="0"/>
           <w:lang w:eastAsia="es-ES"/>
-          <w14:ligatures w14:val="none"/>
+          <ns2:ligatures ns2:val="none"/>
         </w:rPr>
         <w:t>191852 para anular el Seguro Vehicular de Rímac.</w:t>
       </w:r>
     </w:p>
-    <w:p>
-      <w:pPr>
-        <w:spacing w:after="0" w:line="240" w:lineRule="auto"/>
-        <w:jc w:val="both"/>
-        <w:rPr>
-          <w:rFonts w:ascii="Arial Narrow" w:eastAsia="Times New Roman" w:hAnsi="Arial Narrow" w:cs="Arial"/>
-          <w:color w:val="000000"/>
-          <w:kern w:val="0"/>
-          <w:lang w:eastAsia="es-ES"/>
-          <w14:ligatures w14:val="none"/>
-        </w:rPr>
-      </w:pPr>
-    </w:p>
-    <w:p>
+    <w:p ns2:paraId="4689F293" ns2:textId="77777777">
+      <w:pPr>
+        <w:spacing w:after="0" w:line="240" w:lineRule="auto"/>
+        <w:jc w:val="both"/>
+        <w:rPr>
+          <w:rFonts w:ascii="Arial Narrow" w:eastAsia="Times New Roman" w:hAnsi="Arial Narrow" w:cs="Arial"/>
+          <w:color w:val="000000"/>
+          <w:kern w:val="0"/>
+          <w:lang w:eastAsia="es-ES"/>
+          <ns2:ligatures ns2:val="none"/>
+        </w:rPr>
+      </w:pPr>
+    </w:p>
+    <w:p ns2:paraId="4E8B1B0D" ns2:textId="5D106D08">
       <w:pPr>
         <w:pStyle w:val="Prrafodelista"/>
         <w:numPr>
@@ -1917,16 +1917,16 @@
           <w:color w:val="000000"/>
           <w:kern w:val="0"/>
           <w:lang w:eastAsia="es-ES"/>
-          <w14:ligatures w14:val="none"/>
-        </w:rPr>
-      </w:pPr>
-      <w:r>
-        <w:rPr>
-          <w:rFonts w:ascii="Arial Narrow" w:eastAsia="Times New Roman" w:hAnsi="Arial Narrow" w:cs="Arial"/>
-          <w:color w:val="000000"/>
-          <w:kern w:val="0"/>
-          <w:lang w:eastAsia="es-ES"/>
-          <w14:ligatures w14:val="none"/>
+          <ns2:ligatures ns2:val="none"/>
+        </w:rPr>
+      </w:pPr>
+      <w:r>
+        <w:rPr>
+          <w:rFonts w:ascii="Arial Narrow" w:eastAsia="Times New Roman" w:hAnsi="Arial Narrow" w:cs="Arial"/>
+          <w:color w:val="000000"/>
+          <w:kern w:val="0"/>
+          <w:lang w:eastAsia="es-ES"/>
+          <ns2:ligatures ns2:val="none"/>
         </w:rPr>
         <w:t>El 27 de diciembre de 2024, el Banco</w:t>
       </w:r>
@@ -1936,7 +1936,7 @@
           <w:color w:val="000000"/>
           <w:kern w:val="0"/>
           <w:lang w:eastAsia="es-ES"/>
-          <w14:ligatures w14:val="none"/>
+          <ns2:ligatures ns2:val="none"/>
         </w:rPr>
         <w:t xml:space="preserve"> respondió a su reclamo indicando</w:t>
       </w:r>
@@ -1946,7 +1946,7 @@
           <w:color w:val="000000"/>
           <w:kern w:val="0"/>
           <w:lang w:eastAsia="es-ES"/>
-          <w14:ligatures w14:val="none"/>
+          <ns2:ligatures ns2:val="none"/>
         </w:rPr>
         <w:t xml:space="preserve"> que</w:t>
       </w:r>
@@ -1956,7 +1956,7 @@
           <w:color w:val="000000"/>
           <w:kern w:val="0"/>
           <w:lang w:eastAsia="es-ES"/>
-          <w14:ligatures w14:val="none"/>
+          <ns2:ligatures ns2:val="none"/>
         </w:rPr>
         <w:t xml:space="preserve"> se</w:t>
       </w:r>
@@ -1966,7 +1966,7 @@
           <w:color w:val="000000"/>
           <w:kern w:val="0"/>
           <w:lang w:eastAsia="es-ES"/>
-          <w14:ligatures w14:val="none"/>
+          <ns2:ligatures ns2:val="none"/>
         </w:rPr>
         <w:t xml:space="preserve"> generó el </w:t>
       </w:r>
@@ -1976,7 +1976,7 @@
           <w:color w:val="000000"/>
           <w:kern w:val="0"/>
           <w:lang w:eastAsia="es-ES"/>
-          <w14:ligatures w14:val="none"/>
+          <ns2:ligatures ns2:val="none"/>
         </w:rPr>
         <w:t xml:space="preserve">Seguro Vehicular de Rímac </w:t>
       </w:r>
@@ -1986,7 +1986,7 @@
           <w:color w:val="000000"/>
           <w:kern w:val="0"/>
           <w:lang w:eastAsia="es-ES"/>
-          <w14:ligatures w14:val="none"/>
+          <ns2:ligatures ns2:val="none"/>
         </w:rPr>
         <w:t>por</w:t>
       </w:r>
@@ -1996,7 +1996,7 @@
           <w:color w:val="000000"/>
           <w:kern w:val="0"/>
           <w:lang w:eastAsia="es-ES"/>
-          <w14:ligatures w14:val="none"/>
+          <ns2:ligatures ns2:val="none"/>
         </w:rPr>
         <w:t xml:space="preserve">que </w:t>
       </w:r>
@@ -2006,7 +2006,7 @@
           <w:color w:val="000000"/>
           <w:kern w:val="0"/>
           <w:lang w:eastAsia="es-ES"/>
-          <w14:ligatures w14:val="none"/>
+          <ns2:ligatures ns2:val="none"/>
         </w:rPr>
         <w:t>sería</w:t>
       </w:r>
@@ -2016,7 +2016,7 @@
           <w:color w:val="000000"/>
           <w:kern w:val="0"/>
           <w:lang w:eastAsia="es-ES"/>
-          <w14:ligatures w14:val="none"/>
+          <ns2:ligatures ns2:val="none"/>
         </w:rPr>
         <w:t xml:space="preserve"> su responsabilidad</w:t>
       </w:r>
@@ -2026,7 +2026,7 @@
           <w:color w:val="000000"/>
           <w:kern w:val="0"/>
           <w:lang w:eastAsia="es-ES"/>
-          <w14:ligatures w14:val="none"/>
+          <ns2:ligatures ns2:val="none"/>
         </w:rPr>
         <w:t xml:space="preserve"> </w:t>
       </w:r>
@@ -2036,7 +2036,7 @@
           <w:color w:val="000000"/>
           <w:kern w:val="0"/>
           <w:lang w:eastAsia="es-ES"/>
-          <w14:ligatures w14:val="none"/>
+          <ns2:ligatures ns2:val="none"/>
         </w:rPr>
         <w:t xml:space="preserve">la renovación del endoso de la póliza </w:t>
       </w:r>
@@ -2046,7 +2046,7 @@
           <w:color w:val="000000"/>
           <w:kern w:val="0"/>
           <w:lang w:eastAsia="es-ES"/>
-          <w14:ligatures w14:val="none"/>
+          <ns2:ligatures ns2:val="none"/>
         </w:rPr>
         <w:t>del Seguro Vehicular Renovado</w:t>
       </w:r>
@@ -2056,7 +2056,7 @@
           <w:color w:val="000000"/>
           <w:kern w:val="0"/>
           <w:lang w:eastAsia="es-ES"/>
-          <w14:ligatures w14:val="none"/>
+          <ns2:ligatures ns2:val="none"/>
         </w:rPr>
         <w:t xml:space="preserve"> y no lo hizo</w:t>
       </w:r>
@@ -2066,7 +2066,7 @@
           <w:color w:val="000000"/>
           <w:kern w:val="0"/>
           <w:lang w:eastAsia="es-ES"/>
-          <w14:ligatures w14:val="none"/>
+          <ns2:ligatures ns2:val="none"/>
         </w:rPr>
         <w:t xml:space="preserve">; no obstante, el Banco no había narrado </w:t>
       </w:r>
@@ -2076,7 +2076,7 @@
           <w:color w:val="000000"/>
           <w:kern w:val="0"/>
           <w:lang w:eastAsia="es-ES"/>
-          <w14:ligatures w14:val="none"/>
+          <ns2:ligatures ns2:val="none"/>
         </w:rPr>
         <w:lastRenderedPageBreak/>
         <w:t>correctamente lo sucedido</w:t>
@@ -2087,7 +2087,7 @@
           <w:color w:val="000000"/>
           <w:kern w:val="0"/>
           <w:lang w:eastAsia="es-ES"/>
-          <w14:ligatures w14:val="none"/>
+          <ns2:ligatures ns2:val="none"/>
         </w:rPr>
         <w:t xml:space="preserve"> desconociendo su responsabilidad por no haber renovado la póliza emitida por Qualitas</w:t>
       </w:r>
@@ -2097,25 +2097,25 @@
           <w:color w:val="000000"/>
           <w:kern w:val="0"/>
           <w:lang w:eastAsia="es-ES"/>
-          <w14:ligatures w14:val="none"/>
+          <ns2:ligatures ns2:val="none"/>
         </w:rPr>
         <w:t>.</w:t>
       </w:r>
     </w:p>
-    <w:p>
-      <w:pPr>
-        <w:spacing w:after="0" w:line="240" w:lineRule="auto"/>
-        <w:jc w:val="both"/>
-        <w:rPr>
-          <w:rFonts w:ascii="Arial Narrow" w:eastAsia="Times New Roman" w:hAnsi="Arial Narrow" w:cs="Arial"/>
-          <w:color w:val="000000"/>
-          <w:kern w:val="0"/>
-          <w:lang w:eastAsia="es-ES"/>
-          <w14:ligatures w14:val="none"/>
-        </w:rPr>
-      </w:pPr>
-    </w:p>
-    <w:p>
+    <w:p ns2:paraId="1E449353" ns2:textId="77777777">
+      <w:pPr>
+        <w:spacing w:after="0" w:line="240" w:lineRule="auto"/>
+        <w:jc w:val="both"/>
+        <w:rPr>
+          <w:rFonts w:ascii="Arial Narrow" w:eastAsia="Times New Roman" w:hAnsi="Arial Narrow" w:cs="Arial"/>
+          <w:color w:val="000000"/>
+          <w:kern w:val="0"/>
+          <w:lang w:eastAsia="es-ES"/>
+          <ns2:ligatures ns2:val="none"/>
+        </w:rPr>
+      </w:pPr>
+    </w:p>
+    <w:p ns2:paraId="45C44388" ns2:textId="59BAD7B1">
       <w:pPr>
         <w:pStyle w:val="Prrafodelista"/>
         <w:numPr>
@@ -2134,16 +2134,16 @@
           <w:color w:val="000000"/>
           <w:kern w:val="0"/>
           <w:lang w:eastAsia="es-ES"/>
-          <w14:ligatures w14:val="none"/>
-        </w:rPr>
-      </w:pPr>
-      <w:r>
-        <w:rPr>
-          <w:rFonts w:ascii="Arial Narrow" w:eastAsia="Times New Roman" w:hAnsi="Arial Narrow" w:cs="Arial"/>
-          <w:color w:val="000000"/>
-          <w:kern w:val="0"/>
-          <w:lang w:eastAsia="es-ES"/>
-          <w14:ligatures w14:val="none"/>
+          <ns2:ligatures ns2:val="none"/>
+        </w:rPr>
+      </w:pPr>
+      <w:r>
+        <w:rPr>
+          <w:rFonts w:ascii="Arial Narrow" w:eastAsia="Times New Roman" w:hAnsi="Arial Narrow" w:cs="Arial"/>
+          <w:color w:val="000000"/>
+          <w:kern w:val="0"/>
+          <w:lang w:eastAsia="es-ES"/>
+          <ns2:ligatures ns2:val="none"/>
         </w:rPr>
         <w:t xml:space="preserve">El 17 de enero de 2025, </w:t>
       </w:r>
@@ -2153,7 +2153,7 @@
           <w:color w:val="000000"/>
           <w:kern w:val="0"/>
           <w:lang w:eastAsia="es-ES"/>
-          <w14:ligatures w14:val="none"/>
+          <ns2:ligatures ns2:val="none"/>
         </w:rPr>
         <w:t>el</w:t>
       </w:r>
@@ -2163,7 +2163,7 @@
           <w:color w:val="000000"/>
           <w:kern w:val="0"/>
           <w:lang w:eastAsia="es-ES"/>
-          <w14:ligatures w14:val="none"/>
+          <ns2:ligatures ns2:val="none"/>
         </w:rPr>
         <w:t xml:space="preserve"> Banco</w:t>
       </w:r>
@@ -2173,7 +2173,7 @@
           <w:color w:val="000000"/>
           <w:kern w:val="0"/>
           <w:lang w:eastAsia="es-ES"/>
-          <w14:ligatures w14:val="none"/>
+          <ns2:ligatures ns2:val="none"/>
         </w:rPr>
         <w:t xml:space="preserve"> </w:t>
       </w:r>
@@ -2183,7 +2183,7 @@
           <w:color w:val="000000"/>
           <w:kern w:val="0"/>
           <w:lang w:eastAsia="es-ES"/>
-          <w14:ligatures w14:val="none"/>
+          <ns2:ligatures ns2:val="none"/>
         </w:rPr>
         <w:t xml:space="preserve">le requirió </w:t>
       </w:r>
@@ -2193,7 +2193,7 @@
           <w:color w:val="000000"/>
           <w:kern w:val="0"/>
           <w:lang w:eastAsia="es-ES"/>
-          <w14:ligatures w14:val="none"/>
+          <ns2:ligatures ns2:val="none"/>
         </w:rPr>
         <w:t xml:space="preserve">el pago de US$65 para cesar el débito por el Seguro Vehicular de Rímac, </w:t>
       </w:r>
@@ -2203,7 +2203,7 @@
           <w:color w:val="000000"/>
           <w:kern w:val="0"/>
           <w:lang w:eastAsia="es-ES"/>
-          <w14:ligatures w14:val="none"/>
+          <ns2:ligatures ns2:val="none"/>
         </w:rPr>
         <w:t xml:space="preserve">el cual pagó por coacción. </w:t>
       </w:r>
@@ -2213,7 +2213,7 @@
           <w:color w:val="000000"/>
           <w:kern w:val="0"/>
           <w:lang w:eastAsia="es-ES"/>
-          <w14:ligatures w14:val="none"/>
+          <ns2:ligatures ns2:val="none"/>
         </w:rPr>
         <w:t>Asimismo</w:t>
       </w:r>
@@ -2223,7 +2223,7 @@
           <w:color w:val="000000"/>
           <w:kern w:val="0"/>
           <w:lang w:eastAsia="es-ES"/>
-          <w14:ligatures w14:val="none"/>
+          <ns2:ligatures ns2:val="none"/>
         </w:rPr>
         <w:t>,</w:t>
       </w:r>
@@ -2233,7 +2233,7 @@
           <w:color w:val="000000"/>
           <w:kern w:val="0"/>
           <w:lang w:eastAsia="es-ES"/>
-          <w14:ligatures w14:val="none"/>
+          <ns2:ligatures ns2:val="none"/>
         </w:rPr>
         <w:t xml:space="preserve"> presentó la </w:t>
       </w:r>
@@ -2243,7 +2243,7 @@
           <w:color w:val="000000"/>
           <w:kern w:val="0"/>
           <w:lang w:eastAsia="es-ES"/>
-          <w14:ligatures w14:val="none"/>
+          <ns2:ligatures ns2:val="none"/>
         </w:rPr>
         <w:t>Solicitud 226222 para la renovación del Seguro Vehicular de Qualitas y anular el Seguro Vehicular de Rímac</w:t>
       </w:r>
@@ -2253,7 +2253,7 @@
           <w:color w:val="000000"/>
           <w:kern w:val="0"/>
           <w:lang w:eastAsia="es-ES"/>
-          <w14:ligatures w14:val="none"/>
+          <ns2:ligatures ns2:val="none"/>
         </w:rPr>
         <w:t>;</w:t>
       </w:r>
@@ -2263,7 +2263,7 @@
           <w:color w:val="000000"/>
           <w:kern w:val="0"/>
           <w:lang w:eastAsia="es-ES"/>
-          <w14:ligatures w14:val="none"/>
+          <ns2:ligatures ns2:val="none"/>
         </w:rPr>
         <w:t xml:space="preserve"> </w:t>
       </w:r>
@@ -2273,7 +2273,7 @@
           <w:color w:val="000000"/>
           <w:kern w:val="0"/>
           <w:lang w:eastAsia="es-ES"/>
-          <w14:ligatures w14:val="none"/>
+          <ns2:ligatures ns2:val="none"/>
         </w:rPr>
         <w:t>retornó</w:t>
       </w:r>
@@ -2283,7 +2283,7 @@
           <w:color w:val="000000"/>
           <w:kern w:val="0"/>
           <w:lang w:eastAsia="es-ES"/>
-          <w14:ligatures w14:val="none"/>
+          <ns2:ligatures ns2:val="none"/>
         </w:rPr>
         <w:t xml:space="preserve"> al Banco</w:t>
       </w:r>
@@ -2293,7 +2293,7 @@
           <w:color w:val="000000"/>
           <w:kern w:val="0"/>
           <w:lang w:eastAsia="es-ES"/>
-          <w14:ligatures w14:val="none"/>
+          <ns2:ligatures ns2:val="none"/>
         </w:rPr>
         <w:t xml:space="preserve"> el 21 de enero de 2025 para firmar la póliza renovada de Qualitas</w:t>
       </w:r>
@@ -2303,7 +2303,7 @@
           <w:color w:val="000000"/>
           <w:kern w:val="0"/>
           <w:lang w:eastAsia="es-ES"/>
-          <w14:ligatures w14:val="none"/>
+          <ns2:ligatures ns2:val="none"/>
         </w:rPr>
         <w:t xml:space="preserve"> y firmar </w:t>
       </w:r>
@@ -2313,7 +2313,7 @@
           <w:color w:val="000000"/>
           <w:kern w:val="0"/>
           <w:lang w:eastAsia="es-ES"/>
-          <w14:ligatures w14:val="none"/>
+          <ns2:ligatures ns2:val="none"/>
         </w:rPr>
         <w:t>el endoso</w:t>
       </w:r>
@@ -2323,7 +2323,7 @@
           <w:color w:val="000000"/>
           <w:kern w:val="0"/>
           <w:lang w:eastAsia="es-ES"/>
-          <w14:ligatures w14:val="none"/>
+          <ns2:ligatures ns2:val="none"/>
         </w:rPr>
         <w:t xml:space="preserve"> respectivo</w:t>
       </w:r>
@@ -2333,25 +2333,25 @@
           <w:color w:val="000000"/>
           <w:kern w:val="0"/>
           <w:lang w:eastAsia="es-ES"/>
-          <w14:ligatures w14:val="none"/>
+          <ns2:ligatures ns2:val="none"/>
         </w:rPr>
         <w:t>.</w:t>
       </w:r>
     </w:p>
-    <w:p>
-      <w:pPr>
-        <w:spacing w:after="0" w:line="240" w:lineRule="auto"/>
-        <w:jc w:val="both"/>
-        <w:rPr>
-          <w:rFonts w:ascii="Arial Narrow" w:eastAsia="Times New Roman" w:hAnsi="Arial Narrow" w:cs="Arial"/>
-          <w:color w:val="000000"/>
-          <w:kern w:val="0"/>
-          <w:lang w:eastAsia="es-ES"/>
-          <w14:ligatures w14:val="none"/>
-        </w:rPr>
-      </w:pPr>
-    </w:p>
-    <w:p>
+    <w:p ns2:paraId="1ACFA6A1" ns2:textId="77777777">
+      <w:pPr>
+        <w:spacing w:after="0" w:line="240" w:lineRule="auto"/>
+        <w:jc w:val="both"/>
+        <w:rPr>
+          <w:rFonts w:ascii="Arial Narrow" w:eastAsia="Times New Roman" w:hAnsi="Arial Narrow" w:cs="Arial"/>
+          <w:color w:val="000000"/>
+          <w:kern w:val="0"/>
+          <w:lang w:eastAsia="es-ES"/>
+          <ns2:ligatures ns2:val="none"/>
+        </w:rPr>
+      </w:pPr>
+    </w:p>
+    <w:p ns2:paraId="5B75DCCE" ns2:textId="0B2AA6E4">
       <w:pPr>
         <w:pStyle w:val="Prrafodelista"/>
         <w:numPr>
@@ -2370,16 +2370,16 @@
           <w:color w:val="000000"/>
           <w:kern w:val="0"/>
           <w:lang w:eastAsia="es-ES"/>
-          <w14:ligatures w14:val="none"/>
-        </w:rPr>
-      </w:pPr>
-      <w:r>
-        <w:rPr>
-          <w:rFonts w:ascii="Arial Narrow" w:eastAsia="Times New Roman" w:hAnsi="Arial Narrow" w:cs="Arial"/>
-          <w:color w:val="000000"/>
-          <w:kern w:val="0"/>
-          <w:lang w:eastAsia="es-ES"/>
-          <w14:ligatures w14:val="none"/>
+          <ns2:ligatures ns2:val="none"/>
+        </w:rPr>
+      </w:pPr>
+      <w:r>
+        <w:rPr>
+          <w:rFonts w:ascii="Arial Narrow" w:eastAsia="Times New Roman" w:hAnsi="Arial Narrow" w:cs="Arial"/>
+          <w:color w:val="000000"/>
+          <w:kern w:val="0"/>
+          <w:lang w:eastAsia="es-ES"/>
+          <ns2:ligatures ns2:val="none"/>
         </w:rPr>
         <w:t xml:space="preserve">El 24 de enero de 2025, se acercó a la oficina </w:t>
       </w:r>
@@ -2389,7 +2389,7 @@
           <w:color w:val="000000"/>
           <w:kern w:val="0"/>
           <w:lang w:eastAsia="es-ES"/>
-          <w14:ligatures w14:val="none"/>
+          <ns2:ligatures ns2:val="none"/>
         </w:rPr>
         <w:t xml:space="preserve">del Banco BBVA en </w:t>
       </w:r>
@@ -2399,7 +2399,7 @@
           <w:color w:val="000000"/>
           <w:kern w:val="0"/>
           <w:lang w:eastAsia="es-ES"/>
-          <w14:ligatures w14:val="none"/>
+          <ns2:ligatures ns2:val="none"/>
         </w:rPr>
         <w:t>el distrito</w:t>
       </w:r>
@@ -2409,7 +2409,7 @@
           <w:color w:val="000000"/>
           <w:kern w:val="0"/>
           <w:lang w:eastAsia="es-ES"/>
-          <w14:ligatures w14:val="none"/>
+          <ns2:ligatures ns2:val="none"/>
         </w:rPr>
         <w:t xml:space="preserve"> Jesús María </w:t>
       </w:r>
@@ -2419,7 +2419,7 @@
           <w:color w:val="000000"/>
           <w:kern w:val="0"/>
           <w:lang w:eastAsia="es-ES"/>
-          <w14:ligatures w14:val="none"/>
+          <ns2:ligatures ns2:val="none"/>
         </w:rPr>
         <w:t>manifestando su</w:t>
       </w:r>
@@ -2429,7 +2429,7 @@
           <w:color w:val="000000"/>
           <w:kern w:val="0"/>
           <w:lang w:eastAsia="es-ES"/>
-          <w14:ligatures w14:val="none"/>
+          <ns2:ligatures ns2:val="none"/>
         </w:rPr>
         <w:t xml:space="preserve"> inconformidad con la respuesta</w:t>
       </w:r>
@@ -2439,7 +2439,7 @@
           <w:color w:val="000000"/>
           <w:kern w:val="0"/>
           <w:lang w:eastAsia="es-ES"/>
-          <w14:ligatures w14:val="none"/>
+          <ns2:ligatures ns2:val="none"/>
         </w:rPr>
         <w:t xml:space="preserve"> del reclamo por narrar incorrectamente lo</w:t>
       </w:r>
@@ -2449,7 +2449,7 @@
           <w:color w:val="000000"/>
           <w:kern w:val="0"/>
           <w:lang w:eastAsia="es-ES"/>
-          <w14:ligatures w14:val="none"/>
+          <ns2:ligatures ns2:val="none"/>
         </w:rPr>
         <w:t xml:space="preserve"> sucedido</w:t>
       </w:r>
@@ -2459,7 +2459,7 @@
           <w:color w:val="000000"/>
           <w:kern w:val="0"/>
           <w:lang w:eastAsia="es-ES"/>
-          <w14:ligatures w14:val="none"/>
+          <ns2:ligatures ns2:val="none"/>
         </w:rPr>
         <w:t xml:space="preserve">; ese mismo día, presentó </w:t>
       </w:r>
@@ -2469,7 +2469,7 @@
           <w:color w:val="000000"/>
           <w:kern w:val="0"/>
           <w:lang w:eastAsia="es-ES"/>
-          <w14:ligatures w14:val="none"/>
+          <ns2:ligatures ns2:val="none"/>
         </w:rPr>
         <w:t xml:space="preserve">el </w:t>
       </w:r>
@@ -2479,7 +2479,7 @@
           <w:color w:val="000000"/>
           <w:kern w:val="0"/>
           <w:lang w:eastAsia="es-ES"/>
-          <w14:ligatures w14:val="none"/>
+          <ns2:ligatures ns2:val="none"/>
         </w:rPr>
         <w:t xml:space="preserve">Reclamo 24012500903 </w:t>
       </w:r>
@@ -2489,7 +2489,7 @@
           <w:color w:val="000000"/>
           <w:kern w:val="0"/>
           <w:lang w:eastAsia="es-ES"/>
-          <w14:ligatures w14:val="none"/>
+          <ns2:ligatures ns2:val="none"/>
         </w:rPr>
         <w:t xml:space="preserve">indicando que se generó el </w:t>
       </w:r>
@@ -2499,7 +2499,7 @@
           <w:color w:val="000000"/>
           <w:kern w:val="0"/>
           <w:lang w:eastAsia="es-ES"/>
-          <w14:ligatures w14:val="none"/>
+          <ns2:ligatures ns2:val="none"/>
         </w:rPr>
         <w:t>Seguro Vehicular de Rímac sin</w:t>
       </w:r>
@@ -2509,7 +2509,7 @@
           <w:color w:val="000000"/>
           <w:kern w:val="0"/>
           <w:lang w:eastAsia="es-ES"/>
-          <w14:ligatures w14:val="none"/>
+          <ns2:ligatures ns2:val="none"/>
         </w:rPr>
         <w:t xml:space="preserve"> su</w:t>
       </w:r>
@@ -2519,7 +2519,7 @@
           <w:color w:val="000000"/>
           <w:kern w:val="0"/>
           <w:lang w:eastAsia="es-ES"/>
-          <w14:ligatures w14:val="none"/>
+          <ns2:ligatures ns2:val="none"/>
         </w:rPr>
         <w:t xml:space="preserve"> autorización</w:t>
       </w:r>
@@ -2529,7 +2529,7 @@
           <w:color w:val="000000"/>
           <w:kern w:val="0"/>
           <w:lang w:eastAsia="es-ES"/>
-          <w14:ligatures w14:val="none"/>
+          <ns2:ligatures ns2:val="none"/>
         </w:rPr>
         <w:t xml:space="preserve"> y solicit</w:t>
       </w:r>
@@ -2539,7 +2539,7 @@
           <w:color w:val="000000"/>
           <w:kern w:val="0"/>
           <w:lang w:eastAsia="es-ES"/>
-          <w14:ligatures w14:val="none"/>
+          <ns2:ligatures ns2:val="none"/>
         </w:rPr>
         <w:t>ó</w:t>
       </w:r>
@@ -2549,7 +2549,7 @@
           <w:color w:val="000000"/>
           <w:kern w:val="0"/>
           <w:lang w:eastAsia="es-ES"/>
-          <w14:ligatures w14:val="none"/>
+          <ns2:ligatures ns2:val="none"/>
         </w:rPr>
         <w:t xml:space="preserve"> el retorno de los cobros indebidos</w:t>
       </w:r>
@@ -2559,7 +2559,7 @@
           <w:color w:val="000000"/>
           <w:kern w:val="0"/>
           <w:lang w:eastAsia="es-ES"/>
-          <w14:ligatures w14:val="none"/>
+          <ns2:ligatures ns2:val="none"/>
         </w:rPr>
         <w:t>;</w:t>
       </w:r>
@@ -2569,7 +2569,7 @@
           <w:color w:val="000000"/>
           <w:kern w:val="0"/>
           <w:lang w:eastAsia="es-ES"/>
-          <w14:ligatures w14:val="none"/>
+          <ns2:ligatures ns2:val="none"/>
         </w:rPr>
         <w:t xml:space="preserve"> no obstante, se redactó en el reclamo sin su consentimiento que habría demostrado que tiene un seguro endosado</w:t>
       </w:r>
@@ -2579,7 +2579,7 @@
           <w:color w:val="000000"/>
           <w:kern w:val="0"/>
           <w:lang w:eastAsia="es-ES"/>
-          <w14:ligatures w14:val="none"/>
+          <ns2:ligatures ns2:val="none"/>
         </w:rPr>
         <w:t>, lo cual no se ajusta a lo realmente sucedido</w:t>
       </w:r>
@@ -2589,25 +2589,25 @@
           <w:color w:val="000000"/>
           <w:kern w:val="0"/>
           <w:lang w:eastAsia="es-ES"/>
-          <w14:ligatures w14:val="none"/>
+          <ns2:ligatures ns2:val="none"/>
         </w:rPr>
         <w:t>.</w:t>
       </w:r>
     </w:p>
-    <w:p>
-      <w:pPr>
-        <w:spacing w:after="0" w:line="240" w:lineRule="auto"/>
-        <w:jc w:val="both"/>
-        <w:rPr>
-          <w:rFonts w:ascii="Arial Narrow" w:eastAsia="Times New Roman" w:hAnsi="Arial Narrow" w:cs="Arial"/>
-          <w:color w:val="000000"/>
-          <w:kern w:val="0"/>
-          <w:lang w:eastAsia="es-ES"/>
-          <w14:ligatures w14:val="none"/>
-        </w:rPr>
-      </w:pPr>
-    </w:p>
-    <w:p>
+    <w:p ns2:paraId="02A1DEFD" ns2:textId="77777777">
+      <w:pPr>
+        <w:spacing w:after="0" w:line="240" w:lineRule="auto"/>
+        <w:jc w:val="both"/>
+        <w:rPr>
+          <w:rFonts w:ascii="Arial Narrow" w:eastAsia="Times New Roman" w:hAnsi="Arial Narrow" w:cs="Arial"/>
+          <w:color w:val="000000"/>
+          <w:kern w:val="0"/>
+          <w:lang w:eastAsia="es-ES"/>
+          <ns2:ligatures ns2:val="none"/>
+        </w:rPr>
+      </w:pPr>
+    </w:p>
+    <w:p ns2:paraId="53A4A5DF" ns2:textId="5FA4D589">
       <w:pPr>
         <w:pStyle w:val="Prrafodelista"/>
         <w:numPr>
@@ -2626,16 +2626,16 @@
           <w:color w:val="000000"/>
           <w:kern w:val="0"/>
           <w:lang w:eastAsia="es-ES"/>
-          <w14:ligatures w14:val="none"/>
-        </w:rPr>
-      </w:pPr>
-      <w:r>
-        <w:rPr>
-          <w:rFonts w:ascii="Arial Narrow" w:eastAsia="Times New Roman" w:hAnsi="Arial Narrow" w:cs="Arial"/>
-          <w:color w:val="000000"/>
-          <w:kern w:val="0"/>
-          <w:lang w:eastAsia="es-ES"/>
-          <w14:ligatures w14:val="none"/>
+          <ns2:ligatures ns2:val="none"/>
+        </w:rPr>
+      </w:pPr>
+      <w:r>
+        <w:rPr>
+          <w:rFonts w:ascii="Arial Narrow" w:eastAsia="Times New Roman" w:hAnsi="Arial Narrow" w:cs="Arial"/>
+          <w:color w:val="000000"/>
+          <w:kern w:val="0"/>
+          <w:lang w:eastAsia="es-ES"/>
+          <ns2:ligatures ns2:val="none"/>
         </w:rPr>
         <w:t xml:space="preserve">El 28 de enero de 2025, </w:t>
       </w:r>
@@ -2645,7 +2645,7 @@
           <w:color w:val="000000"/>
           <w:kern w:val="0"/>
           <w:lang w:eastAsia="es-ES"/>
-          <w14:ligatures w14:val="none"/>
+          <ns2:ligatures ns2:val="none"/>
         </w:rPr>
         <w:t xml:space="preserve">el Banco </w:t>
       </w:r>
@@ -2655,7 +2655,7 @@
           <w:color w:val="000000"/>
           <w:kern w:val="0"/>
           <w:lang w:eastAsia="es-ES"/>
-          <w14:ligatures w14:val="none"/>
+          <ns2:ligatures ns2:val="none"/>
         </w:rPr>
         <w:t>respondió a su reclamo indicándole</w:t>
       </w:r>
@@ -2665,7 +2665,7 @@
           <w:color w:val="000000"/>
           <w:kern w:val="0"/>
           <w:lang w:eastAsia="es-ES"/>
-          <w14:ligatures w14:val="none"/>
+          <ns2:ligatures ns2:val="none"/>
         </w:rPr>
         <w:t xml:space="preserve"> que generó el </w:t>
       </w:r>
@@ -2675,7 +2675,7 @@
           <w:color w:val="000000"/>
           <w:kern w:val="0"/>
           <w:lang w:eastAsia="es-ES"/>
-          <w14:ligatures w14:val="none"/>
+          <ns2:ligatures ns2:val="none"/>
         </w:rPr>
         <w:t xml:space="preserve">Seguro Vehicular de Rímac </w:t>
       </w:r>
@@ -2685,7 +2685,7 @@
           <w:color w:val="000000"/>
           <w:kern w:val="0"/>
           <w:lang w:eastAsia="es-ES"/>
-          <w14:ligatures w14:val="none"/>
+          <ns2:ligatures ns2:val="none"/>
         </w:rPr>
         <w:t>por</w:t>
       </w:r>
@@ -2695,7 +2695,7 @@
           <w:color w:val="000000"/>
           <w:kern w:val="0"/>
           <w:lang w:eastAsia="es-ES"/>
-          <w14:ligatures w14:val="none"/>
+          <ns2:ligatures ns2:val="none"/>
         </w:rPr>
         <w:t>que no habría presentado</w:t>
       </w:r>
@@ -2705,7 +2705,7 @@
           <w:color w:val="000000"/>
           <w:kern w:val="0"/>
           <w:lang w:eastAsia="es-ES"/>
-          <w14:ligatures w14:val="none"/>
+          <ns2:ligatures ns2:val="none"/>
         </w:rPr>
         <w:t xml:space="preserve"> </w:t>
       </w:r>
@@ -2715,7 +2715,7 @@
           <w:color w:val="000000"/>
           <w:kern w:val="0"/>
           <w:lang w:eastAsia="es-ES"/>
-          <w14:ligatures w14:val="none"/>
+          <ns2:ligatures ns2:val="none"/>
         </w:rPr>
         <w:t xml:space="preserve">oportunamente la renovación de la póliza </w:t>
       </w:r>
@@ -2725,7 +2725,7 @@
           <w:color w:val="000000"/>
           <w:kern w:val="0"/>
           <w:lang w:eastAsia="es-ES"/>
-          <w14:ligatures w14:val="none"/>
+          <ns2:ligatures ns2:val="none"/>
         </w:rPr>
         <w:t xml:space="preserve">del Seguro Vehicular </w:t>
       </w:r>
@@ -2735,7 +2735,7 @@
           <w:color w:val="000000"/>
           <w:kern w:val="0"/>
           <w:lang w:eastAsia="es-ES"/>
-          <w14:ligatures w14:val="none"/>
+          <ns2:ligatures ns2:val="none"/>
         </w:rPr>
         <w:t xml:space="preserve">Renovado </w:t>
       </w:r>
@@ -2745,7 +2745,7 @@
           <w:color w:val="000000"/>
           <w:kern w:val="0"/>
           <w:lang w:eastAsia="es-ES"/>
-          <w14:ligatures w14:val="none"/>
+          <ns2:ligatures ns2:val="none"/>
         </w:rPr>
         <w:t>y que</w:t>
       </w:r>
@@ -2755,7 +2755,7 @@
           <w:color w:val="000000"/>
           <w:kern w:val="0"/>
           <w:lang w:eastAsia="es-ES"/>
-          <w14:ligatures w14:val="none"/>
+          <ns2:ligatures ns2:val="none"/>
         </w:rPr>
         <w:t xml:space="preserve"> le</w:t>
       </w:r>
@@ -2765,7 +2765,7 @@
           <w:color w:val="000000"/>
           <w:kern w:val="0"/>
           <w:lang w:eastAsia="es-ES"/>
-          <w14:ligatures w14:val="none"/>
+          <ns2:ligatures ns2:val="none"/>
         </w:rPr>
         <w:t xml:space="preserve"> correspondía asumir la prima a prorrata por la cobertura del 28 de septiembre de 2024 al 21 de enero de 2025.</w:t>
       </w:r>
@@ -2775,25 +2775,25 @@
           <w:color w:val="000000"/>
           <w:kern w:val="0"/>
           <w:lang w:eastAsia="es-ES"/>
-          <w14:ligatures w14:val="none"/>
+          <ns2:ligatures ns2:val="none"/>
         </w:rPr>
         <w:t xml:space="preserve"> </w:t>
       </w:r>
     </w:p>
-    <w:p>
-      <w:pPr>
-        <w:spacing w:after="0" w:line="240" w:lineRule="auto"/>
-        <w:jc w:val="both"/>
-        <w:rPr>
-          <w:rFonts w:ascii="Arial Narrow" w:eastAsia="Times New Roman" w:hAnsi="Arial Narrow" w:cs="Arial"/>
-          <w:color w:val="000000"/>
-          <w:kern w:val="0"/>
-          <w:lang w:eastAsia="es-ES"/>
-          <w14:ligatures w14:val="none"/>
-        </w:rPr>
-      </w:pPr>
-    </w:p>
-    <w:p>
+    <w:p ns2:paraId="0C6E46CE" ns2:textId="77777777">
+      <w:pPr>
+        <w:spacing w:after="0" w:line="240" w:lineRule="auto"/>
+        <w:jc w:val="both"/>
+        <w:rPr>
+          <w:rFonts w:ascii="Arial Narrow" w:eastAsia="Times New Roman" w:hAnsi="Arial Narrow" w:cs="Arial"/>
+          <w:color w:val="000000"/>
+          <w:kern w:val="0"/>
+          <w:lang w:eastAsia="es-ES"/>
+          <ns2:ligatures ns2:val="none"/>
+        </w:rPr>
+      </w:pPr>
+    </w:p>
+    <w:p ns2:paraId="6E7C5073" ns2:textId="21CD664D">
       <w:pPr>
         <w:pStyle w:val="Prrafodelista"/>
         <w:numPr>
@@ -2812,16 +2812,16 @@
           <w:color w:val="000000"/>
           <w:kern w:val="0"/>
           <w:lang w:eastAsia="es-ES"/>
-          <w14:ligatures w14:val="none"/>
-        </w:rPr>
-      </w:pPr>
-      <w:r>
-        <w:rPr>
-          <w:rFonts w:ascii="Arial Narrow" w:eastAsia="Times New Roman" w:hAnsi="Arial Narrow" w:cs="Arial"/>
-          <w:color w:val="000000"/>
-          <w:kern w:val="0"/>
-          <w:lang w:eastAsia="es-ES"/>
-          <w14:ligatures w14:val="none"/>
+          <ns2:ligatures ns2:val="none"/>
+        </w:rPr>
+      </w:pPr>
+      <w:r>
+        <w:rPr>
+          <w:rFonts w:ascii="Arial Narrow" w:eastAsia="Times New Roman" w:hAnsi="Arial Narrow" w:cs="Arial"/>
+          <w:color w:val="000000"/>
+          <w:kern w:val="0"/>
+          <w:lang w:eastAsia="es-ES"/>
+          <ns2:ligatures ns2:val="none"/>
         </w:rPr>
         <w:t xml:space="preserve">El 30 de enero de 2025, </w:t>
       </w:r>
@@ -2831,7 +2831,7 @@
           <w:color w:val="000000"/>
           <w:kern w:val="0"/>
           <w:lang w:eastAsia="es-ES"/>
-          <w14:ligatures w14:val="none"/>
+          <ns2:ligatures ns2:val="none"/>
         </w:rPr>
         <w:t xml:space="preserve">recibió en su domicilio la </w:t>
       </w:r>
@@ -2841,7 +2841,7 @@
           <w:color w:val="000000"/>
           <w:kern w:val="0"/>
           <w:lang w:eastAsia="es-ES"/>
-          <w14:ligatures w14:val="none"/>
+          <ns2:ligatures ns2:val="none"/>
         </w:rPr>
         <w:t>p</w:t>
       </w:r>
@@ -2851,7 +2851,7 @@
           <w:color w:val="000000"/>
           <w:kern w:val="0"/>
           <w:lang w:eastAsia="es-ES"/>
-          <w14:ligatures w14:val="none"/>
+          <ns2:ligatures ns2:val="none"/>
         </w:rPr>
         <w:t xml:space="preserve">óliza </w:t>
       </w:r>
@@ -2861,7 +2861,7 @@
           <w:color w:val="000000"/>
           <w:kern w:val="0"/>
           <w:lang w:eastAsia="es-ES"/>
-          <w14:ligatures w14:val="none"/>
+          <ns2:ligatures ns2:val="none"/>
         </w:rPr>
         <w:t>del Seguro Vehicular de Rímac</w:t>
       </w:r>
@@ -2871,7 +2871,7 @@
           <w:color w:val="000000"/>
           <w:kern w:val="0"/>
           <w:lang w:eastAsia="es-ES"/>
-          <w14:ligatures w14:val="none"/>
+          <ns2:ligatures ns2:val="none"/>
         </w:rPr>
         <w:t xml:space="preserve"> </w:t>
       </w:r>
@@ -2881,7 +2881,7 @@
           <w:color w:val="000000"/>
           <w:kern w:val="0"/>
           <w:lang w:eastAsia="es-ES"/>
-          <w14:ligatures w14:val="none"/>
+          <ns2:ligatures ns2:val="none"/>
         </w:rPr>
         <w:t>y en una de sus cláusulas señalaba que tenía el derecho</w:t>
       </w:r>
@@ -2891,7 +2891,7 @@
           <w:color w:val="000000"/>
           <w:kern w:val="0"/>
           <w:lang w:eastAsia="es-ES"/>
-          <w14:ligatures w14:val="none"/>
+          <ns2:ligatures ns2:val="none"/>
         </w:rPr>
         <w:t xml:space="preserve"> de arrepentimiento </w:t>
       </w:r>
@@ -2901,7 +2901,7 @@
           <w:color w:val="000000"/>
           <w:kern w:val="0"/>
           <w:lang w:eastAsia="es-ES"/>
-          <w14:ligatures w14:val="none"/>
+          <ns2:ligatures ns2:val="none"/>
         </w:rPr>
         <w:t>en caso de que</w:t>
       </w:r>
@@ -2911,7 +2911,7 @@
           <w:color w:val="000000"/>
           <w:kern w:val="0"/>
           <w:lang w:eastAsia="es-ES"/>
-          <w14:ligatures w14:val="none"/>
+          <ns2:ligatures ns2:val="none"/>
         </w:rPr>
         <w:t xml:space="preserve"> no haya hecho uso de la cobertura</w:t>
       </w:r>
@@ -2921,25 +2921,25 @@
           <w:color w:val="000000"/>
           <w:kern w:val="0"/>
           <w:lang w:eastAsia="es-ES"/>
-          <w14:ligatures w14:val="none"/>
+          <ns2:ligatures ns2:val="none"/>
         </w:rPr>
         <w:t>.</w:t>
       </w:r>
     </w:p>
-    <w:p>
-      <w:pPr>
-        <w:spacing w:after="0" w:line="240" w:lineRule="auto"/>
-        <w:jc w:val="both"/>
-        <w:rPr>
-          <w:rFonts w:ascii="Arial Narrow" w:eastAsia="Times New Roman" w:hAnsi="Arial Narrow" w:cs="Arial"/>
-          <w:color w:val="000000"/>
-          <w:kern w:val="0"/>
-          <w:lang w:eastAsia="es-ES"/>
-          <w14:ligatures w14:val="none"/>
-        </w:rPr>
-      </w:pPr>
-    </w:p>
-    <w:p>
+    <w:p ns2:paraId="482F44CA" ns2:textId="77777777">
+      <w:pPr>
+        <w:spacing w:after="0" w:line="240" w:lineRule="auto"/>
+        <w:jc w:val="both"/>
+        <w:rPr>
+          <w:rFonts w:ascii="Arial Narrow" w:eastAsia="Times New Roman" w:hAnsi="Arial Narrow" w:cs="Arial"/>
+          <w:color w:val="000000"/>
+          <w:kern w:val="0"/>
+          <w:lang w:eastAsia="es-ES"/>
+          <ns2:ligatures ns2:val="none"/>
+        </w:rPr>
+      </w:pPr>
+    </w:p>
+    <w:p ns2:paraId="24679E4D" ns2:textId="520DB3DA">
       <w:pPr>
         <w:pStyle w:val="Prrafodelista"/>
         <w:numPr>
@@ -2958,16 +2958,16 @@
           <w:color w:val="000000"/>
           <w:kern w:val="0"/>
           <w:lang w:eastAsia="es-ES"/>
-          <w14:ligatures w14:val="none"/>
-        </w:rPr>
-      </w:pPr>
-      <w:r>
-        <w:rPr>
-          <w:rFonts w:ascii="Arial Narrow" w:eastAsia="Times New Roman" w:hAnsi="Arial Narrow" w:cs="Arial"/>
-          <w:color w:val="000000"/>
-          <w:kern w:val="0"/>
-          <w:lang w:eastAsia="es-ES"/>
-          <w14:ligatures w14:val="none"/>
+          <ns2:ligatures ns2:val="none"/>
+        </w:rPr>
+      </w:pPr>
+      <w:r>
+        <w:rPr>
+          <w:rFonts w:ascii="Arial Narrow" w:eastAsia="Times New Roman" w:hAnsi="Arial Narrow" w:cs="Arial"/>
+          <w:color w:val="000000"/>
+          <w:kern w:val="0"/>
+          <w:lang w:eastAsia="es-ES"/>
+          <ns2:ligatures ns2:val="none"/>
         </w:rPr>
         <w:t xml:space="preserve">El 4 de febrero de 2025, presentó un escrito ante el Banco </w:t>
       </w:r>
@@ -2977,7 +2977,7 @@
           <w:color w:val="000000"/>
           <w:kern w:val="0"/>
           <w:lang w:eastAsia="es-ES"/>
-          <w14:ligatures w14:val="none"/>
+          <ns2:ligatures ns2:val="none"/>
         </w:rPr>
         <w:t>solicitando acogerse</w:t>
       </w:r>
@@ -2987,7 +2987,7 @@
           <w:color w:val="000000"/>
           <w:kern w:val="0"/>
           <w:lang w:eastAsia="es-ES"/>
-          <w14:ligatures w14:val="none"/>
+          <ns2:ligatures ns2:val="none"/>
         </w:rPr>
         <w:t xml:space="preserve"> </w:t>
       </w:r>
@@ -2997,7 +2997,7 @@
           <w:color w:val="000000"/>
           <w:kern w:val="0"/>
           <w:lang w:eastAsia="es-ES"/>
-          <w14:ligatures w14:val="none"/>
+          <ns2:ligatures ns2:val="none"/>
         </w:rPr>
         <w:t>a</w:t>
       </w:r>
@@ -3007,7 +3007,7 @@
           <w:color w:val="000000"/>
           <w:kern w:val="0"/>
           <w:lang w:eastAsia="es-ES"/>
-          <w14:ligatures w14:val="none"/>
+          <ns2:ligatures ns2:val="none"/>
         </w:rPr>
         <w:t xml:space="preserve">l derecho de arrepentimiento de la </w:t>
       </w:r>
@@ -3017,7 +3017,7 @@
           <w:color w:val="000000"/>
           <w:kern w:val="0"/>
           <w:lang w:eastAsia="es-ES"/>
-          <w14:ligatures w14:val="none"/>
+          <ns2:ligatures ns2:val="none"/>
         </w:rPr>
         <w:t>p</w:t>
       </w:r>
@@ -3027,7 +3027,7 @@
           <w:color w:val="000000"/>
           <w:kern w:val="0"/>
           <w:lang w:eastAsia="es-ES"/>
-          <w14:ligatures w14:val="none"/>
+          <ns2:ligatures ns2:val="none"/>
         </w:rPr>
         <w:t xml:space="preserve">óliza </w:t>
       </w:r>
@@ -3037,7 +3037,7 @@
           <w:color w:val="000000"/>
           <w:kern w:val="0"/>
           <w:lang w:eastAsia="es-ES"/>
-          <w14:ligatures w14:val="none"/>
+          <ns2:ligatures ns2:val="none"/>
         </w:rPr>
         <w:t xml:space="preserve">del </w:t>
       </w:r>
@@ -3047,7 +3047,7 @@
           <w:color w:val="000000"/>
           <w:kern w:val="0"/>
           <w:lang w:eastAsia="es-ES"/>
-          <w14:ligatures w14:val="none"/>
+          <ns2:ligatures ns2:val="none"/>
         </w:rPr>
         <w:t>Seguro Vehicular de Rímac</w:t>
       </w:r>
@@ -3057,7 +3057,7 @@
           <w:color w:val="000000"/>
           <w:kern w:val="0"/>
           <w:lang w:eastAsia="es-ES"/>
-          <w14:ligatures w14:val="none"/>
+          <ns2:ligatures ns2:val="none"/>
         </w:rPr>
         <w:t xml:space="preserve"> y le indicaron que debía </w:t>
       </w:r>
@@ -3067,7 +3067,7 @@
           <w:color w:val="000000"/>
           <w:kern w:val="0"/>
           <w:lang w:eastAsia="es-ES"/>
-          <w14:ligatures w14:val="none"/>
+          <ns2:ligatures ns2:val="none"/>
         </w:rPr>
         <w:t>presentar el escrito</w:t>
       </w:r>
@@ -3077,7 +3077,7 @@
           <w:color w:val="000000"/>
           <w:kern w:val="0"/>
           <w:lang w:eastAsia="es-ES"/>
-          <w14:ligatures w14:val="none"/>
+          <ns2:ligatures ns2:val="none"/>
         </w:rPr>
         <w:t xml:space="preserve"> a Rímac.</w:t>
       </w:r>
@@ -3087,7 +3087,7 @@
           <w:color w:val="000000"/>
           <w:kern w:val="0"/>
           <w:lang w:eastAsia="es-ES"/>
-          <w14:ligatures w14:val="none"/>
+          <ns2:ligatures ns2:val="none"/>
         </w:rPr>
         <w:t xml:space="preserve"> El </w:t>
       </w:r>
@@ -3097,7 +3097,7 @@
           <w:color w:val="000000"/>
           <w:kern w:val="0"/>
           <w:lang w:eastAsia="es-ES"/>
-          <w14:ligatures w14:val="none"/>
+          <ns2:ligatures ns2:val="none"/>
         </w:rPr>
         <w:t>mismo día</w:t>
       </w:r>
@@ -3107,25 +3107,25 @@
           <w:color w:val="000000"/>
           <w:kern w:val="0"/>
           <w:lang w:eastAsia="es-ES"/>
-          <w14:ligatures w14:val="none"/>
+          <ns2:ligatures ns2:val="none"/>
         </w:rPr>
         <w:t>, presentó un reclamo ante la Defensoría del Cliente Financiero contra el Banco generando el Expediente 0750-2025.</w:t>
       </w:r>
     </w:p>
-    <w:p>
-      <w:pPr>
-        <w:spacing w:after="0" w:line="240" w:lineRule="auto"/>
-        <w:jc w:val="both"/>
-        <w:rPr>
-          <w:rFonts w:ascii="Arial Narrow" w:eastAsia="Times New Roman" w:hAnsi="Arial Narrow" w:cs="Arial"/>
-          <w:color w:val="000000"/>
-          <w:kern w:val="0"/>
-          <w:lang w:eastAsia="es-ES"/>
-          <w14:ligatures w14:val="none"/>
-        </w:rPr>
-      </w:pPr>
-    </w:p>
-    <w:p>
+    <w:p ns2:paraId="4593299A" ns2:textId="77777777">
+      <w:pPr>
+        <w:spacing w:after="0" w:line="240" w:lineRule="auto"/>
+        <w:jc w:val="both"/>
+        <w:rPr>
+          <w:rFonts w:ascii="Arial Narrow" w:eastAsia="Times New Roman" w:hAnsi="Arial Narrow" w:cs="Arial"/>
+          <w:color w:val="000000"/>
+          <w:kern w:val="0"/>
+          <w:lang w:eastAsia="es-ES"/>
+          <ns2:ligatures ns2:val="none"/>
+        </w:rPr>
+      </w:pPr>
+    </w:p>
+    <w:p ns2:paraId="3630B0B6" ns2:textId="04C98F1D">
       <w:pPr>
         <w:pStyle w:val="Prrafodelista"/>
         <w:numPr>
@@ -3144,16 +3144,16 @@
           <w:color w:val="000000"/>
           <w:kern w:val="0"/>
           <w:lang w:eastAsia="es-ES"/>
-          <w14:ligatures w14:val="none"/>
-        </w:rPr>
-      </w:pPr>
-      <w:r>
-        <w:rPr>
-          <w:rFonts w:ascii="Arial Narrow" w:eastAsia="Times New Roman" w:hAnsi="Arial Narrow" w:cs="Arial"/>
-          <w:color w:val="000000"/>
-          <w:kern w:val="0"/>
-          <w:lang w:eastAsia="es-ES"/>
-          <w14:ligatures w14:val="none"/>
+          <ns2:ligatures ns2:val="none"/>
+        </w:rPr>
+      </w:pPr>
+      <w:r>
+        <w:rPr>
+          <w:rFonts w:ascii="Arial Narrow" w:eastAsia="Times New Roman" w:hAnsi="Arial Narrow" w:cs="Arial"/>
+          <w:color w:val="000000"/>
+          <w:kern w:val="0"/>
+          <w:lang w:eastAsia="es-ES"/>
+          <ns2:ligatures ns2:val="none"/>
         </w:rPr>
         <w:t xml:space="preserve">El 12 de febrero de 2025, presentó el escrito del 4 de febrero de 2025 a Rímac </w:t>
       </w:r>
@@ -3163,7 +3163,7 @@
           <w:color w:val="000000"/>
           <w:kern w:val="0"/>
           <w:lang w:eastAsia="es-ES"/>
-          <w14:ligatures w14:val="none"/>
+          <ns2:ligatures ns2:val="none"/>
         </w:rPr>
         <w:t>solicitando acogerse</w:t>
       </w:r>
@@ -3173,7 +3173,7 @@
           <w:color w:val="000000"/>
           <w:kern w:val="0"/>
           <w:lang w:eastAsia="es-ES"/>
-          <w14:ligatures w14:val="none"/>
+          <ns2:ligatures ns2:val="none"/>
         </w:rPr>
         <w:t xml:space="preserve"> al derecho de arrepentimiento de la </w:t>
       </w:r>
@@ -3183,7 +3183,7 @@
           <w:color w:val="000000"/>
           <w:kern w:val="0"/>
           <w:lang w:eastAsia="es-ES"/>
-          <w14:ligatures w14:val="none"/>
+          <ns2:ligatures ns2:val="none"/>
         </w:rPr>
         <w:t>póliza del Seguro Vehicular de Rímac</w:t>
       </w:r>
@@ -3193,7 +3193,7 @@
           <w:color w:val="000000"/>
           <w:kern w:val="0"/>
           <w:lang w:eastAsia="es-ES"/>
-          <w14:ligatures w14:val="none"/>
+          <ns2:ligatures ns2:val="none"/>
         </w:rPr>
         <w:t xml:space="preserve"> solicitando la nulidad del contrato y la devolución </w:t>
       </w:r>
@@ -3203,7 +3203,7 @@
           <w:color w:val="000000"/>
           <w:kern w:val="0"/>
           <w:lang w:eastAsia="es-ES"/>
-          <w14:ligatures w14:val="none"/>
+          <ns2:ligatures ns2:val="none"/>
         </w:rPr>
         <w:t xml:space="preserve">total </w:t>
       </w:r>
@@ -3213,7 +3213,7 @@
           <w:color w:val="000000"/>
           <w:kern w:val="0"/>
           <w:lang w:eastAsia="es-ES"/>
-          <w14:ligatures w14:val="none"/>
+          <ns2:ligatures ns2:val="none"/>
         </w:rPr>
         <w:t>del monto pagado</w:t>
       </w:r>
@@ -3223,7 +3223,7 @@
           <w:color w:val="000000"/>
           <w:kern w:val="0"/>
           <w:lang w:eastAsia="es-ES"/>
-          <w14:ligatures w14:val="none"/>
+          <ns2:ligatures ns2:val="none"/>
         </w:rPr>
         <w:t>; no obstante, hasta la fecha no ha recibido respuesta</w:t>
       </w:r>
@@ -3233,7 +3233,7 @@
           <w:color w:val="000000"/>
           <w:kern w:val="0"/>
           <w:lang w:eastAsia="es-ES"/>
-          <w14:ligatures w14:val="none"/>
+          <ns2:ligatures ns2:val="none"/>
         </w:rPr>
         <w:t xml:space="preserve"> de su escrito</w:t>
       </w:r>
@@ -3243,25 +3243,25 @@
           <w:color w:val="000000"/>
           <w:kern w:val="0"/>
           <w:lang w:eastAsia="es-ES"/>
-          <w14:ligatures w14:val="none"/>
+          <ns2:ligatures ns2:val="none"/>
         </w:rPr>
         <w:t>.</w:t>
       </w:r>
     </w:p>
-    <w:p>
-      <w:pPr>
-        <w:spacing w:after="0" w:line="240" w:lineRule="auto"/>
-        <w:jc w:val="both"/>
-        <w:rPr>
-          <w:rFonts w:ascii="Arial Narrow" w:eastAsia="Times New Roman" w:hAnsi="Arial Narrow" w:cs="Arial"/>
-          <w:color w:val="000000"/>
-          <w:kern w:val="0"/>
-          <w:lang w:eastAsia="es-ES"/>
-          <w14:ligatures w14:val="none"/>
-        </w:rPr>
-      </w:pPr>
-    </w:p>
-    <w:p>
+    <w:p ns2:paraId="405980FA" ns2:textId="77777777">
+      <w:pPr>
+        <w:spacing w:after="0" w:line="240" w:lineRule="auto"/>
+        <w:jc w:val="both"/>
+        <w:rPr>
+          <w:rFonts w:ascii="Arial Narrow" w:eastAsia="Times New Roman" w:hAnsi="Arial Narrow" w:cs="Arial"/>
+          <w:color w:val="000000"/>
+          <w:kern w:val="0"/>
+          <w:lang w:eastAsia="es-ES"/>
+          <ns2:ligatures ns2:val="none"/>
+        </w:rPr>
+      </w:pPr>
+    </w:p>
+    <w:p ns2:paraId="04F80D90" ns2:textId="4F69AADA">
       <w:pPr>
         <w:pStyle w:val="Prrafodelista"/>
         <w:numPr>
@@ -3280,16 +3280,16 @@
           <w:color w:val="000000"/>
           <w:kern w:val="0"/>
           <w:lang w:eastAsia="es-ES"/>
-          <w14:ligatures w14:val="none"/>
-        </w:rPr>
-      </w:pPr>
-      <w:r>
-        <w:rPr>
-          <w:rFonts w:ascii="Arial Narrow" w:eastAsia="Times New Roman" w:hAnsi="Arial Narrow" w:cs="Arial"/>
-          <w:color w:val="000000"/>
-          <w:kern w:val="0"/>
-          <w:lang w:eastAsia="es-ES"/>
-          <w14:ligatures w14:val="none"/>
+          <ns2:ligatures ns2:val="none"/>
+        </w:rPr>
+      </w:pPr>
+      <w:r>
+        <w:rPr>
+          <w:rFonts w:ascii="Arial Narrow" w:eastAsia="Times New Roman" w:hAnsi="Arial Narrow" w:cs="Arial"/>
+          <w:color w:val="000000"/>
+          <w:kern w:val="0"/>
+          <w:lang w:eastAsia="es-ES"/>
+          <ns2:ligatures ns2:val="none"/>
         </w:rPr>
         <w:t xml:space="preserve">El </w:t>
       </w:r>
@@ -3299,7 +3299,7 @@
           <w:color w:val="000000"/>
           <w:kern w:val="0"/>
           <w:lang w:eastAsia="es-ES"/>
-          <w14:ligatures w14:val="none"/>
+          <ns2:ligatures ns2:val="none"/>
         </w:rPr>
         <w:t>mismo día</w:t>
       </w:r>
@@ -3309,7 +3309,7 @@
           <w:color w:val="000000"/>
           <w:kern w:val="0"/>
           <w:lang w:eastAsia="es-ES"/>
-          <w14:ligatures w14:val="none"/>
+          <ns2:ligatures ns2:val="none"/>
         </w:rPr>
         <w:t xml:space="preserve">, recibió </w:t>
       </w:r>
@@ -3319,7 +3319,7 @@
           <w:color w:val="000000"/>
           <w:kern w:val="0"/>
           <w:lang w:eastAsia="es-ES"/>
-          <w14:ligatures w14:val="none"/>
+          <ns2:ligatures ns2:val="none"/>
         </w:rPr>
         <w:t>un mensaje</w:t>
       </w:r>
@@ -3329,7 +3329,7 @@
           <w:color w:val="000000"/>
           <w:kern w:val="0"/>
           <w:lang w:eastAsia="es-ES"/>
-          <w14:ligatures w14:val="none"/>
+          <ns2:ligatures ns2:val="none"/>
         </w:rPr>
         <w:t xml:space="preserve"> de Rímac </w:t>
       </w:r>
@@ -3339,7 +3339,7 @@
           <w:color w:val="000000"/>
           <w:kern w:val="0"/>
           <w:lang w:eastAsia="es-ES"/>
-          <w14:ligatures w14:val="none"/>
+          <ns2:ligatures ns2:val="none"/>
         </w:rPr>
         <w:t xml:space="preserve">indicándole </w:t>
       </w:r>
@@ -3349,7 +3349,7 @@
           <w:color w:val="000000"/>
           <w:kern w:val="0"/>
           <w:lang w:eastAsia="es-ES"/>
-          <w14:ligatures w14:val="none"/>
+          <ns2:ligatures ns2:val="none"/>
         </w:rPr>
         <w:t xml:space="preserve">que </w:t>
       </w:r>
@@ -3359,7 +3359,7 @@
           <w:color w:val="000000"/>
           <w:kern w:val="0"/>
           <w:lang w:eastAsia="es-ES"/>
-          <w14:ligatures w14:val="none"/>
+          <ns2:ligatures ns2:val="none"/>
         </w:rPr>
         <w:t>se realizó la</w:t>
       </w:r>
@@ -3369,7 +3369,7 @@
           <w:color w:val="000000"/>
           <w:kern w:val="0"/>
           <w:lang w:eastAsia="es-ES"/>
-          <w14:ligatures w14:val="none"/>
+          <ns2:ligatures ns2:val="none"/>
         </w:rPr>
         <w:t xml:space="preserve"> anulación del </w:t>
       </w:r>
@@ -3379,7 +3379,7 @@
           <w:color w:val="000000"/>
           <w:kern w:val="0"/>
           <w:lang w:eastAsia="es-ES"/>
-          <w14:ligatures w14:val="none"/>
+          <ns2:ligatures ns2:val="none"/>
         </w:rPr>
         <w:t>Seguro Vehicular de Rímac</w:t>
       </w:r>
@@ -3389,7 +3389,7 @@
           <w:color w:val="000000"/>
           <w:kern w:val="0"/>
           <w:lang w:eastAsia="es-ES"/>
-          <w14:ligatures w14:val="none"/>
+          <ns2:ligatures ns2:val="none"/>
         </w:rPr>
         <w:t xml:space="preserve"> </w:t>
       </w:r>
@@ -3399,7 +3399,7 @@
           <w:color w:val="000000"/>
           <w:kern w:val="0"/>
           <w:lang w:eastAsia="es-ES"/>
-          <w14:ligatures w14:val="none"/>
+          <ns2:ligatures ns2:val="none"/>
         </w:rPr>
         <w:t xml:space="preserve">y </w:t>
       </w:r>
@@ -3409,7 +3409,7 @@
           <w:color w:val="000000"/>
           <w:kern w:val="0"/>
           <w:lang w:eastAsia="es-ES"/>
-          <w14:ligatures w14:val="none"/>
+          <ns2:ligatures ns2:val="none"/>
         </w:rPr>
         <w:t>realizaron</w:t>
       </w:r>
@@ -3419,7 +3419,7 @@
           <w:color w:val="000000"/>
           <w:kern w:val="0"/>
           <w:lang w:eastAsia="es-ES"/>
-          <w14:ligatures w14:val="none"/>
+          <ns2:ligatures ns2:val="none"/>
         </w:rPr>
         <w:t xml:space="preserve"> la devolución a prorrata desde el 21</w:t>
       </w:r>
@@ -3429,7 +3429,7 @@
           <w:color w:val="000000"/>
           <w:kern w:val="0"/>
           <w:lang w:eastAsia="es-ES"/>
-          <w14:ligatures w14:val="none"/>
+          <ns2:ligatures ns2:val="none"/>
         </w:rPr>
         <w:t xml:space="preserve"> de enero de </w:t>
       </w:r>
@@ -3439,7 +3439,7 @@
           <w:color w:val="000000"/>
           <w:kern w:val="0"/>
           <w:lang w:eastAsia="es-ES"/>
-          <w14:ligatures w14:val="none"/>
+          <ns2:ligatures ns2:val="none"/>
         </w:rPr>
         <w:t>2025</w:t>
       </w:r>
@@ -3449,7 +3449,7 @@
           <w:color w:val="000000"/>
           <w:kern w:val="0"/>
           <w:lang w:eastAsia="es-ES"/>
-          <w14:ligatures w14:val="none"/>
+          <ns2:ligatures ns2:val="none"/>
         </w:rPr>
         <w:t>; no obstante</w:t>
       </w:r>
@@ -3459,25 +3459,25 @@
           <w:color w:val="000000"/>
           <w:kern w:val="0"/>
           <w:lang w:eastAsia="es-ES"/>
-          <w14:ligatures w14:val="none"/>
+          <ns2:ligatures ns2:val="none"/>
         </w:rPr>
         <w:t>, dicha respuesta no correspondía a su solicitud presentada mediante el escrito del 12 de febrero de 2025.</w:t>
       </w:r>
     </w:p>
-    <w:p>
-      <w:pPr>
-        <w:spacing w:after="0" w:line="240" w:lineRule="auto"/>
-        <w:jc w:val="both"/>
-        <w:rPr>
-          <w:rFonts w:ascii="Arial Narrow" w:eastAsia="Times New Roman" w:hAnsi="Arial Narrow" w:cs="Arial"/>
-          <w:color w:val="000000"/>
-          <w:kern w:val="0"/>
-          <w:lang w:eastAsia="es-ES"/>
-          <w14:ligatures w14:val="none"/>
-        </w:rPr>
-      </w:pPr>
-    </w:p>
-    <w:p>
+    <w:p ns2:paraId="7BBFF102" ns2:textId="77777777">
+      <w:pPr>
+        <w:spacing w:after="0" w:line="240" w:lineRule="auto"/>
+        <w:jc w:val="both"/>
+        <w:rPr>
+          <w:rFonts w:ascii="Arial Narrow" w:eastAsia="Times New Roman" w:hAnsi="Arial Narrow" w:cs="Arial"/>
+          <w:color w:val="000000"/>
+          <w:kern w:val="0"/>
+          <w:lang w:eastAsia="es-ES"/>
+          <ns2:ligatures ns2:val="none"/>
+        </w:rPr>
+      </w:pPr>
+    </w:p>
+    <w:p ns2:paraId="2FB14F49" ns2:textId="6F9AF370">
       <w:pPr>
         <w:pStyle w:val="Prrafodelista"/>
         <w:numPr>
@@ -3496,16 +3496,16 @@
           <w:color w:val="000000"/>
           <w:kern w:val="0"/>
           <w:lang w:eastAsia="es-ES"/>
-          <w14:ligatures w14:val="none"/>
-        </w:rPr>
-      </w:pPr>
-      <w:r>
-        <w:rPr>
-          <w:rFonts w:ascii="Arial Narrow" w:eastAsia="Times New Roman" w:hAnsi="Arial Narrow" w:cs="Arial"/>
-          <w:color w:val="000000"/>
-          <w:kern w:val="0"/>
-          <w:lang w:eastAsia="es-ES"/>
-          <w14:ligatures w14:val="none"/>
+          <ns2:ligatures ns2:val="none"/>
+        </w:rPr>
+      </w:pPr>
+      <w:r>
+        <w:rPr>
+          <w:rFonts w:ascii="Arial Narrow" w:eastAsia="Times New Roman" w:hAnsi="Arial Narrow" w:cs="Arial"/>
+          <w:color w:val="000000"/>
+          <w:kern w:val="0"/>
+          <w:lang w:eastAsia="es-ES"/>
+          <ns2:ligatures ns2:val="none"/>
         </w:rPr>
         <w:t xml:space="preserve">El 30 de abril de 2025, recibió un correo electrónico de la Defensoría del Cliente Financiero que adjuntaba la Resolución 01947-2025 declarando infundado el reclamo </w:t>
       </w:r>
@@ -3515,7 +3515,7 @@
           <w:color w:val="000000"/>
           <w:kern w:val="0"/>
           <w:lang w:eastAsia="es-ES"/>
-          <w14:ligatures w14:val="none"/>
+          <ns2:ligatures ns2:val="none"/>
         </w:rPr>
         <w:t xml:space="preserve">presentado el 4 de febrero de 2025 </w:t>
       </w:r>
@@ -3525,7 +3525,7 @@
           <w:color w:val="000000"/>
           <w:kern w:val="0"/>
           <w:lang w:eastAsia="es-ES"/>
-          <w14:ligatures w14:val="none"/>
+          <ns2:ligatures ns2:val="none"/>
         </w:rPr>
         <w:t xml:space="preserve">basado en </w:t>
       </w:r>
@@ -3535,7 +3535,7 @@
           <w:color w:val="000000"/>
           <w:kern w:val="0"/>
           <w:lang w:eastAsia="es-ES"/>
-          <w14:ligatures w14:val="none"/>
+          <ns2:ligatures ns2:val="none"/>
         </w:rPr>
         <w:t xml:space="preserve">evidencias fabricadas </w:t>
       </w:r>
@@ -3545,12 +3545,12 @@
           <w:color w:val="000000"/>
           <w:kern w:val="0"/>
           <w:lang w:eastAsia="es-ES"/>
-          <w14:ligatures w14:val="none"/>
+          <ns2:ligatures ns2:val="none"/>
         </w:rPr>
         <w:t>por el Banco.</w:t>
       </w:r>
     </w:p>
-    <w:p>
+    <w:p ns2:paraId="76630485" ns2:textId="77777777">
       <w:pPr>
         <w:tabs>
           <w:tab w:val="left" w:pos="1134"/>
@@ -3562,11 +3562,11 @@
           <w:color w:val="000000"/>
           <w:kern w:val="0"/>
           <w:lang w:eastAsia="es-ES"/>
-          <w14:ligatures w14:val="none"/>
-        </w:rPr>
-      </w:pPr>
-    </w:p>
-    <w:p>
+          <ns2:ligatures ns2:val="none"/>
+        </w:rPr>
+      </w:pPr>
+    </w:p>
+    <w:p ns2:paraId="4FB15987" ns2:textId="417D4E58">
       <w:pPr>
         <w:numPr>
           <w:ilvl w:val="1"/>
@@ -3584,7 +3584,7 @@
           <w:color w:val="000000"/>
           <w:kern w:val="0"/>
           <w:lang w:val="es-ES" w:eastAsia="es-ES"/>
-          <w14:ligatures w14:val="none"/>
+          <ns2:ligatures ns2:val="none"/>
         </w:rPr>
       </w:pPr>
       <w:r>
@@ -3593,7 +3593,7 @@
           <w:color w:val="000000"/>
           <w:kern w:val="0"/>
           <w:lang w:val="es-ES" w:eastAsia="es-ES"/>
-          <w14:ligatures w14:val="none"/>
+          <ns2:ligatures ns2:val="none"/>
         </w:rPr>
         <w:t xml:space="preserve">El señor [APELLIDO] solicitó, en calidad de medida correctiva, que: (i) Rímac cumpla con realizar la devolución total del monto de US$ 1 525,26 cobrado; (ii) el Banco cumpla con realizar el pago de US$ 65.00 por la supuesta subsanación del endoso; y, (iii) los proveedores denunciados realicen el pago de una indemnización por el monto de US$ 10 000,00. Asimismo, requirió el reembolso de costos y costas del presente procedimiento por el monto de US$ 10 000,00 por honorarios de éxito.</w:t>
       </w:r>
@@ -3601,7 +3601,7 @@
         <w:rPr>
           <w:rFonts w:ascii="Arial Narrow" w:eastAsia="Calibri" w:hAnsi="Arial Narrow" w:cs="Arial"/>
           <w:kern w:val="0"/>
-          <w14:ligatures w14:val="none"/>
+          <ns2:ligatures ns2:val="none"/>
         </w:rPr>
         <w:t xml:space="preserve"/>
       </w:r>
@@ -3609,7 +3609,7 @@
         <w:rPr>
           <w:rFonts w:ascii="Arial Narrow" w:eastAsia="Calibri" w:hAnsi="Arial Narrow" w:cs="Arial"/>
           <w:kern w:val="0"/>
-          <w14:ligatures w14:val="none"/>
+          <ns2:ligatures ns2:val="none"/>
         </w:rPr>
         <w:t xml:space="preserve"/>
       </w:r>
@@ -3619,7 +3619,7 @@
           <w:color w:val="000000"/>
           <w:kern w:val="0"/>
           <w:lang w:val="es-ES" w:eastAsia="es-ES"/>
-          <w14:ligatures w14:val="none"/>
+          <ns2:ligatures ns2:val="none"/>
         </w:rPr>
         <w:t/>
       </w:r>
@@ -3629,7 +3629,7 @@
           <w:color w:val="000000"/>
           <w:kern w:val="0"/>
           <w:lang w:val="es-ES" w:eastAsia="es-ES"/>
-          <w14:ligatures w14:val="none"/>
+          <ns2:ligatures ns2:val="none"/>
         </w:rPr>
         <w:t/>
       </w:r>
@@ -3639,7 +3639,7 @@
           <w:color w:val="000000"/>
           <w:kern w:val="0"/>
           <w:lang w:val="es-ES" w:eastAsia="es-ES"/>
-          <w14:ligatures w14:val="none"/>
+          <ns2:ligatures ns2:val="none"/>
         </w:rPr>
         <w:t xml:space="preserve"/>
       </w:r>
@@ -3650,7 +3650,7 @@
           <w:color w:val="000000"/>
           <w:kern w:val="0"/>
           <w:lang w:val="es-ES" w:eastAsia="es-ES"/>
-          <w14:ligatures w14:val="none"/>
+          <ns2:ligatures ns2:val="none"/>
         </w:rPr>
         <w:t/>
       </w:r>
@@ -3660,7 +3660,7 @@
           <w:color w:val="000000"/>
           <w:kern w:val="0"/>
           <w:lang w:val="es-ES" w:eastAsia="es-ES"/>
-          <w14:ligatures w14:val="none"/>
+          <ns2:ligatures ns2:val="none"/>
         </w:rPr>
         <w:t xml:space="preserve"/>
       </w:r>
@@ -3670,7 +3670,7 @@
           <w:color w:val="000000"/>
           <w:kern w:val="0"/>
           <w:lang w:val="es-ES" w:eastAsia="es-ES"/>
-          <w14:ligatures w14:val="none"/>
+          <ns2:ligatures ns2:val="none"/>
         </w:rPr>
         <w:t xml:space="preserve"/>
       </w:r>
@@ -3680,7 +3680,7 @@
           <w:color w:val="000000"/>
           <w:kern w:val="0"/>
           <w:lang w:val="es-ES" w:eastAsia="es-ES"/>
-          <w14:ligatures w14:val="none"/>
+          <ns2:ligatures ns2:val="none"/>
         </w:rPr>
         <w:t xml:space="preserve"/>
       </w:r>
@@ -3690,7 +3690,7 @@
           <w:color w:val="000000"/>
           <w:kern w:val="0"/>
           <w:lang w:val="es-ES" w:eastAsia="es-ES"/>
-          <w14:ligatures w14:val="none"/>
+          <ns2:ligatures ns2:val="none"/>
         </w:rPr>
         <w:t/>
       </w:r>
@@ -3700,7 +3700,7 @@
           <w:color w:val="000000"/>
           <w:kern w:val="0"/>
           <w:lang w:val="es-ES" w:eastAsia="es-ES"/>
-          <w14:ligatures w14:val="none"/>
+          <ns2:ligatures ns2:val="none"/>
         </w:rPr>
         <w:t xml:space="preserve"/>
       </w:r>
@@ -3710,7 +3710,7 @@
           <w:color w:val="000000"/>
           <w:kern w:val="0"/>
           <w:lang w:val="es-ES" w:eastAsia="es-ES"/>
-          <w14:ligatures w14:val="none"/>
+          <ns2:ligatures ns2:val="none"/>
         </w:rPr>
         <w:t xml:space="preserve"/>
       </w:r>
@@ -3720,7 +3720,7 @@
           <w:color w:val="000000"/>
           <w:kern w:val="0"/>
           <w:lang w:val="es-ES" w:eastAsia="es-ES"/>
-          <w14:ligatures w14:val="none"/>
+          <ns2:ligatures ns2:val="none"/>
         </w:rPr>
         <w:t/>
       </w:r>
@@ -3730,7 +3730,7 @@
           <w:color w:val="000000"/>
           <w:kern w:val="0"/>
           <w:lang w:val="es-ES" w:eastAsia="es-ES"/>
-          <w14:ligatures w14:val="none"/>
+          <ns2:ligatures ns2:val="none"/>
         </w:rPr>
         <w:t xml:space="preserve"/>
       </w:r>
@@ -3740,7 +3740,7 @@
           <w:color w:val="000000"/>
           <w:kern w:val="0"/>
           <w:lang w:val="es-ES" w:eastAsia="es-ES"/>
-          <w14:ligatures w14:val="none"/>
+          <ns2:ligatures ns2:val="none"/>
         </w:rPr>
         <w:t/>
       </w:r>
@@ -3750,7 +3750,7 @@
           <w:color w:val="000000"/>
           <w:kern w:val="0"/>
           <w:lang w:val="es-ES" w:eastAsia="es-ES"/>
-          <w14:ligatures w14:val="none"/>
+          <ns2:ligatures ns2:val="none"/>
         </w:rPr>
         <w:t/>
       </w:r>
@@ -3760,7 +3760,7 @@
           <w:color w:val="000000"/>
           <w:kern w:val="0"/>
           <w:lang w:val="es-ES" w:eastAsia="es-ES"/>
-          <w14:ligatures w14:val="none"/>
+          <ns2:ligatures ns2:val="none"/>
         </w:rPr>
         <w:t/>
       </w:r>
@@ -3770,7 +3770,7 @@
           <w:color w:val="000000"/>
           <w:kern w:val="0"/>
           <w:lang w:val="es-ES" w:eastAsia="es-ES"/>
-          <w14:ligatures w14:val="none"/>
+          <ns2:ligatures ns2:val="none"/>
         </w:rPr>
         <w:t xml:space="preserve"/>
       </w:r>
@@ -3780,7 +3780,7 @@
           <w:color w:val="000000"/>
           <w:kern w:val="0"/>
           <w:lang w:val="es-ES" w:eastAsia="es-ES"/>
-          <w14:ligatures w14:val="none"/>
+          <ns2:ligatures ns2:val="none"/>
         </w:rPr>
         <w:t/>
       </w:r>
@@ -3791,7 +3791,7 @@
           <w:color w:val="000000"/>
           <w:kern w:val="0"/>
           <w:lang w:val="es-ES" w:eastAsia="es-ES"/>
-          <w14:ligatures w14:val="none"/>
+          <ns2:ligatures ns2:val="none"/>
         </w:rPr>
         <w:t/>
       </w:r>
@@ -3802,7 +3802,7 @@
           <w:color w:val="000000"/>
           <w:kern w:val="0"/>
           <w:lang w:val="es-ES" w:eastAsia="es-ES"/>
-          <w14:ligatures w14:val="none"/>
+          <ns2:ligatures ns2:val="none"/>
         </w:rPr>
         <w:t xml:space="preserve"/>
       </w:r>
@@ -3812,7 +3812,7 @@
           <w:color w:val="000000"/>
           <w:kern w:val="0"/>
           <w:lang w:val="es-ES" w:eastAsia="es-ES"/>
-          <w14:ligatures w14:val="none"/>
+          <ns2:ligatures ns2:val="none"/>
         </w:rPr>
         <w:t xml:space="preserve"/>
       </w:r>
@@ -3822,7 +3822,7 @@
           <w:color w:val="000000"/>
           <w:kern w:val="0"/>
           <w:lang w:val="es-ES" w:eastAsia="es-ES"/>
-          <w14:ligatures w14:val="none"/>
+          <ns2:ligatures ns2:val="none"/>
         </w:rPr>
         <w:t xml:space="preserve"/>
       </w:r>
@@ -3832,7 +3832,7 @@
           <w:color w:val="000000"/>
           <w:kern w:val="0"/>
           <w:lang w:val="es-ES" w:eastAsia="es-ES"/>
-          <w14:ligatures w14:val="none"/>
+          <ns2:ligatures ns2:val="none"/>
         </w:rPr>
         <w:t xml:space="preserve"/>
       </w:r>
@@ -3842,7 +3842,7 @@
           <w:color w:val="000000"/>
           <w:kern w:val="0"/>
           <w:lang w:val="es-ES" w:eastAsia="es-ES"/>
-          <w14:ligatures w14:val="none"/>
+          <ns2:ligatures ns2:val="none"/>
         </w:rPr>
         <w:t xml:space="preserve"/>
       </w:r>
@@ -3852,7 +3852,7 @@
           <w:color w:val="000000"/>
           <w:kern w:val="0"/>
           <w:lang w:val="es-ES" w:eastAsia="es-ES"/>
-          <w14:ligatures w14:val="none"/>
+          <ns2:ligatures ns2:val="none"/>
         </w:rPr>
         <w:t xml:space="preserve"/>
       </w:r>
@@ -3862,7 +3862,7 @@
           <w:color w:val="000000"/>
           <w:kern w:val="0"/>
           <w:lang w:val="es-ES" w:eastAsia="es-ES"/>
-          <w14:ligatures w14:val="none"/>
+          <ns2:ligatures ns2:val="none"/>
         </w:rPr>
         <w:t/>
       </w:r>
@@ -3872,7 +3872,7 @@
           <w:color w:val="000000"/>
           <w:kern w:val="0"/>
           <w:lang w:val="es-ES" w:eastAsia="es-ES"/>
-          <w14:ligatures w14:val="none"/>
+          <ns2:ligatures ns2:val="none"/>
         </w:rPr>
         <w:t xml:space="preserve"/>
       </w:r>
@@ -3882,7 +3882,7 @@
           <w:color w:val="000000"/>
           <w:kern w:val="0"/>
           <w:lang w:val="es-ES" w:eastAsia="es-ES"/>
-          <w14:ligatures w14:val="none"/>
+          <ns2:ligatures ns2:val="none"/>
         </w:rPr>
         <w:t/>
       </w:r>
@@ -3893,7 +3893,7 @@
           <w:color w:val="000000"/>
           <w:kern w:val="0"/>
           <w:lang w:val="es-ES" w:eastAsia="es-ES"/>
-          <w14:ligatures w14:val="none"/>
+          <ns2:ligatures ns2:val="none"/>
         </w:rPr>
         <w:t/>
       </w:r>
@@ -3903,7 +3903,7 @@
           <w:color w:val="000000"/>
           <w:kern w:val="0"/>
           <w:lang w:val="es-ES" w:eastAsia="es-ES"/>
-          <w14:ligatures w14:val="none"/>
+          <ns2:ligatures ns2:val="none"/>
         </w:rPr>
         <w:t/>
       </w:r>
@@ -3914,7 +3914,7 @@
           <w:color w:val="000000"/>
           <w:kern w:val="0"/>
           <w:lang w:val="es-ES" w:eastAsia="es-ES"/>
-          <w14:ligatures w14:val="none"/>
+          <ns2:ligatures ns2:val="none"/>
         </w:rPr>
         <w:t/>
       </w:r>
@@ -3936,7 +3936,7 @@
           <w:color w:val="000000"/>
           <w:kern w:val="0"/>
           <w:lang w:val="es-ES" w:eastAsia="es-ES"/>
-          <w14:ligatures w14:val="none"/>
+          <ns2:ligatures ns2:val="none"/>
         </w:rPr>
         <w:t xml:space="preserve"/>
       </w:r>
@@ -3946,7 +3946,7 @@
           <w:color w:val="000000"/>
           <w:kern w:val="0"/>
           <w:lang w:val="es-ES" w:eastAsia="es-ES"/>
-          <w14:ligatures w14:val="none"/>
+          <ns2:ligatures ns2:val="none"/>
         </w:rPr>
         <w:t/>
       </w:r>
@@ -3956,7 +3956,7 @@
           <w:color w:val="000000"/>
           <w:kern w:val="0"/>
           <w:lang w:val="es-ES" w:eastAsia="es-ES"/>
-          <w14:ligatures w14:val="none"/>
+          <ns2:ligatures ns2:val="none"/>
         </w:rPr>
         <w:t xml:space="preserve"/>
       </w:r>
@@ -3966,7 +3966,7 @@
           <w:color w:val="000000"/>
           <w:kern w:val="0"/>
           <w:lang w:val="es-ES" w:eastAsia="es-ES"/>
-          <w14:ligatures w14:val="none"/>
+          <ns2:ligatures ns2:val="none"/>
         </w:rPr>
         <w:t xml:space="preserve"/>
       </w:r>
@@ -3976,7 +3976,7 @@
           <w:color w:val="000000"/>
           <w:kern w:val="0"/>
           <w:lang w:val="es-ES" w:eastAsia="es-ES"/>
-          <w14:ligatures w14:val="none"/>
+          <ns2:ligatures ns2:val="none"/>
         </w:rPr>
         <w:t/>
       </w:r>
@@ -3986,7 +3986,7 @@
           <w:color w:val="000000"/>
           <w:kern w:val="0"/>
           <w:lang w:val="es-ES" w:eastAsia="es-ES"/>
-          <w14:ligatures w14:val="none"/>
+          <ns2:ligatures ns2:val="none"/>
         </w:rPr>
         <w:t/>
       </w:r>
@@ -3996,7 +3996,7 @@
           <w:color w:val="000000"/>
           <w:kern w:val="0"/>
           <w:lang w:val="es-ES" w:eastAsia="es-ES"/>
-          <w14:ligatures w14:val="none"/>
+          <ns2:ligatures ns2:val="none"/>
         </w:rPr>
         <w:t/>
       </w:r>
@@ -4006,7 +4006,7 @@
           <w:color w:val="000000"/>
           <w:kern w:val="0"/>
           <w:lang w:val="es-ES" w:eastAsia="es-ES"/>
-          <w14:ligatures w14:val="none"/>
+          <ns2:ligatures ns2:val="none"/>
         </w:rPr>
         <w:t/>
       </w:r>
@@ -4016,7 +4016,7 @@
           <w:color w:val="000000"/>
           <w:kern w:val="0"/>
           <w:lang w:val="es-ES" w:eastAsia="es-ES"/>
-          <w14:ligatures w14:val="none"/>
+          <ns2:ligatures ns2:val="none"/>
         </w:rPr>
         <w:t xml:space="preserve"/>
       </w:r>
@@ -4026,7 +4026,7 @@
           <w:color w:val="000000"/>
           <w:kern w:val="0"/>
           <w:lang w:val="es-ES" w:eastAsia="es-ES"/>
-          <w14:ligatures w14:val="none"/>
+          <ns2:ligatures ns2:val="none"/>
         </w:rPr>
         <w:t/>
       </w:r>
@@ -4036,7 +4036,7 @@
           <w:color w:val="000000"/>
           <w:kern w:val="0"/>
           <w:lang w:val="es-ES" w:eastAsia="es-ES"/>
-          <w14:ligatures w14:val="none"/>
+          <ns2:ligatures ns2:val="none"/>
         </w:rPr>
         <w:t xml:space="preserve"/>
       </w:r>
@@ -4046,13 +4046,13 @@
           <w:color w:val="000000"/>
           <w:kern w:val="0"/>
           <w:lang w:val="es-ES" w:eastAsia="es-ES"/>
-          <w14:ligatures w14:val="none"/>
+          <ns2:ligatures ns2:val="none"/>
         </w:rPr>
         <w:t/>
       </w:r>
     </w:p>
     <w:bookmarkEnd w:id="1"/>
-    <w:p>
+    <w:p ns2:paraId="61C46995" ns2:textId="77777777">
       <w:pPr>
         <w:spacing w:after="0" w:line="240" w:lineRule="auto"/>
         <w:contextualSpacing/>
@@ -4063,11 +4063,11 @@
           <w:color w:val="000000"/>
           <w:kern w:val="0"/>
           <w:lang w:eastAsia="es-PE"/>
-          <w14:ligatures w14:val="none"/>
-        </w:rPr>
-      </w:pPr>
-    </w:p>
-    <w:p>
+          <ns2:ligatures ns2:val="none"/>
+        </w:rPr>
+      </w:pPr>
+    </w:p>
+    <w:p ns2:paraId="4713554A" ns2:textId="77777777">
       <w:pPr>
         <w:pStyle w:val="Prrafodelista"/>
         <w:numPr>
@@ -4087,7 +4087,7 @@
           <w:color w:val="000000"/>
           <w:kern w:val="0"/>
           <w:lang w:eastAsia="es-PE"/>
-          <w14:ligatures w14:val="none"/>
+          <ns2:ligatures ns2:val="none"/>
         </w:rPr>
       </w:pPr>
       <w:r>
@@ -4097,12 +4097,12 @@
           <w:color w:val="000000"/>
           <w:kern w:val="0"/>
           <w:lang w:eastAsia="es-PE"/>
-          <w14:ligatures w14:val="none"/>
+          <ns2:ligatures ns2:val="none"/>
         </w:rPr>
         <w:t>DE LA ADMISIÓN A TRÁMITE DE LA DENUNCIA</w:t>
       </w:r>
     </w:p>
-    <w:p>
+    <w:p ns2:paraId="4BBBE1C2" ns2:textId="77777777">
       <w:pPr>
         <w:spacing w:after="0" w:line="240" w:lineRule="auto"/>
         <w:ind w:left="567"/>
@@ -4114,11 +4114,11 @@
           <w:color w:val="000000"/>
           <w:kern w:val="0"/>
           <w:lang w:eastAsia="es-PE"/>
-          <w14:ligatures w14:val="none"/>
-        </w:rPr>
-      </w:pPr>
-    </w:p>
-    <w:p>
+          <ns2:ligatures ns2:val="none"/>
+        </w:rPr>
+      </w:pPr>
+    </w:p>
+    <w:p ns2:paraId="749C69A0" ns2:textId="7DE88F50">
       <w:pPr>
         <w:pStyle w:val="Prrafodelista"/>
         <w:numPr>
@@ -4131,7 +4131,7 @@
         <w:rPr>
           <w:rFonts w:ascii="Arial Narrow" w:eastAsia="Arial Narrow" w:hAnsi="Arial Narrow" w:cs="Arial Narrow"/>
           <w:kern w:val="0"/>
-          <w14:ligatures w14:val="none"/>
+          <ns2:ligatures ns2:val="none"/>
         </w:rPr>
       </w:pPr>
       <w:bookmarkStart w:id="2" w:name="_Hlk140755208"/>
@@ -4143,7 +4143,7 @@
           <w:color w:val="000000"/>
           <w:kern w:val="0"/>
           <w:lang w:eastAsia="es-PE"/>
-          <w14:ligatures w14:val="none"/>
+          <ns2:ligatures ns2:val="none"/>
         </w:rPr>
         <w:lastRenderedPageBreak/>
         <w:t xml:space="preserve">La Secretaría </w:t>
@@ -4157,7 +4157,7 @@
           <w:color w:val="000000"/>
           <w:kern w:val="0"/>
           <w:lang w:eastAsia="es-PE"/>
-          <w14:ligatures w14:val="none"/>
+          <ns2:ligatures ns2:val="none"/>
         </w:rPr>
         <w:t xml:space="preserve">Técnica de la </w:t>
       </w:r>
@@ -4167,7 +4167,7 @@
           <w:color w:val="000000"/>
           <w:kern w:val="0"/>
           <w:lang w:eastAsia="es-PE"/>
-          <w14:ligatures w14:val="none"/>
+          <ns2:ligatures ns2:val="none"/>
         </w:rPr>
         <w:t>Comisión de Protección al Consumidor 1 (en adelante, la Secretaría Técnica), en ejercicio de sus facultades</w:t>
       </w:r>
@@ -4177,7 +4177,7 @@
           <w:rFonts w:ascii="Arial Narrow" w:eastAsia="Arial Narrow" w:hAnsi="Arial Narrow" w:cs="Arial Narrow"/>
           <w:kern w:val="0"/>
           <w:vertAlign w:val="superscript"/>
-          <w14:ligatures w14:val="none"/>
+          <ns2:ligatures ns2:val="none"/>
         </w:rPr>
         <w:footnoteReference w:id="3"/>
       </w:r>
@@ -4187,7 +4187,7 @@
           <w:color w:val="000000"/>
           <w:kern w:val="0"/>
           <w:lang w:eastAsia="es-PE"/>
-          <w14:ligatures w14:val="none"/>
+          <ns2:ligatures ns2:val="none"/>
         </w:rPr>
         <w:t xml:space="preserve">, considera </w:t>
       </w:r>
@@ -4195,7 +4195,7 @@
         <w:rPr>
           <w:rFonts w:ascii="Arial Narrow" w:eastAsia="Arial Narrow" w:hAnsi="Arial Narrow" w:cs="Arial Narrow"/>
           <w:kern w:val="0"/>
-          <w14:ligatures w14:val="none"/>
+          <ns2:ligatures ns2:val="none"/>
         </w:rPr>
         <w:t xml:space="preserve">que el hecho denunciado, </w:t>
       </w:r>
@@ -4203,7 +4203,7 @@
         <w:rPr>
           <w:rFonts w:ascii="Arial Narrow" w:eastAsia="Arial Narrow" w:hAnsi="Arial Narrow" w:cs="Arial Narrow"/>
           <w:kern w:val="0"/>
-          <w14:ligatures w14:val="none"/>
+          <ns2:ligatures ns2:val="none"/>
         </w:rPr>
         <w:t xml:space="preserve">consistente en que </w:t>
       </w:r>
@@ -4211,7 +4211,7 @@
         <w:rPr>
           <w:rFonts w:ascii="Arial Narrow" w:eastAsia="Arial Narrow" w:hAnsi="Arial Narrow" w:cs="Arial Narrow"/>
           <w:kern w:val="0"/>
-          <w14:ligatures w14:val="none"/>
+          <ns2:ligatures ns2:val="none"/>
         </w:rPr>
         <w:t>el Banco BBVA Perú S.A. habría realizado indebidamente cobros por las primas de la Póliza 00110991764000013875 emitida por Rímac Seguros y Reaseguros S.A., pese a que solo correspondía realizar los cobros por las primas de la Póliza 0070183725 emitida por Qualitas Compañía de Seguros S.A</w:t>
       </w:r>
@@ -4219,7 +4219,7 @@
         <w:rPr>
           <w:rFonts w:ascii="Arial Narrow" w:eastAsia="Arial Narrow" w:hAnsi="Arial Narrow" w:cs="Arial Narrow"/>
           <w:kern w:val="0"/>
-          <w14:ligatures w14:val="none"/>
+          <ns2:ligatures ns2:val="none"/>
         </w:rPr>
         <w:t>.</w:t>
       </w:r>
@@ -4229,7 +4229,7 @@
           <w:color w:val="000000"/>
           <w:kern w:val="0"/>
           <w:lang w:eastAsia="es-ES"/>
-          <w14:ligatures w14:val="none"/>
+          <ns2:ligatures ns2:val="none"/>
         </w:rPr>
         <w:t>.</w:t>
       </w:r>
@@ -4237,7 +4237,7 @@
         <w:rPr>
           <w:rFonts w:ascii="Arial Narrow" w:eastAsia="Arial Narrow" w:hAnsi="Arial Narrow" w:cs="Arial Narrow"/>
           <w:kern w:val="0"/>
-          <w14:ligatures w14:val="none"/>
+          <ns2:ligatures ns2:val="none"/>
         </w:rPr>
         <w:t>; involucraría una presunta afectación a sus expectativas, quien no habría encontrado una correspondencia entre lo que esperaba recibir de parte del proveedor y lo que realmente</w:t>
       </w:r>
@@ -4245,7 +4245,7 @@
         <w:rPr>
           <w:rFonts w:ascii="Arial Narrow" w:eastAsia="Arial Narrow" w:hAnsi="Arial Narrow" w:cs="Arial Narrow"/>
           <w:kern w:val="0"/>
-          <w14:ligatures w14:val="none"/>
+          <ns2:ligatures ns2:val="none"/>
         </w:rPr>
         <w:t xml:space="preserve"> recibió. Por consiguiente, corresponde calificar el hecho materia de denuncia como una </w:t>
       </w:r>
@@ -4253,7 +4253,7 @@
         <w:rPr>
           <w:rFonts w:ascii="Arial Narrow" w:eastAsia="Arial Narrow" w:hAnsi="Arial Narrow" w:cs="Arial Narrow"/>
           <w:kern w:val="0"/>
-          <w14:ligatures w14:val="none"/>
+          <ns2:ligatures ns2:val="none"/>
         </w:rPr>
         <w:t>presunta infracción al deber de idoneidad, tipificado en los artículos 18</w:t>
       </w:r>
@@ -4263,7 +4263,7 @@
           <w:color w:val="000000"/>
           <w:kern w:val="0"/>
           <w:lang w:eastAsia="es-PE"/>
-          <w14:ligatures w14:val="none"/>
+          <ns2:ligatures ns2:val="none"/>
         </w:rPr>
         <w:t/>
       </w:r>
@@ -4271,7 +4271,7 @@
         <w:rPr>
           <w:rFonts w:ascii="Arial Narrow" w:eastAsia="Arial Narrow" w:hAnsi="Arial Narrow" w:cs="Arial Narrow"/>
           <w:kern w:val="0"/>
-          <w14:ligatures w14:val="none"/>
+          <ns2:ligatures ns2:val="none"/>
         </w:rPr>
         <w:t xml:space="preserve"> y 19</w:t>
       </w:r>
@@ -4281,7 +4281,7 @@
           <w:color w:val="000000"/>
           <w:kern w:val="0"/>
           <w:lang w:eastAsia="es-PE"/>
-          <w14:ligatures w14:val="none"/>
+          <ns2:ligatures ns2:val="none"/>
         </w:rPr>
         <w:t/>
       </w:r>
@@ -4289,7 +4289,7 @@
         <w:rPr>
           <w:rFonts w:ascii="Arial Narrow" w:eastAsia="Arial Narrow" w:hAnsi="Arial Narrow" w:cs="Arial Narrow"/>
           <w:kern w:val="0"/>
-          <w14:ligatures w14:val="none"/>
+          <ns2:ligatures ns2:val="none"/>
         </w:rPr>
         <w:t xml:space="preserve"> del Código</w:t>
       </w:r>
@@ -4299,7 +4299,7 @@
           <w:rFonts w:ascii="Arial Narrow" w:eastAsia="Arial Narrow" w:hAnsi="Arial Narrow" w:cs="Arial"/>
           <w:kern w:val="0"/>
           <w:vertAlign w:val="superscript"/>
-          <w14:ligatures w14:val="none"/>
+          <ns2:ligatures ns2:val="none"/>
         </w:rPr>
         <w:footnoteReference w:id="4"/>
       </w:r>
@@ -4307,12 +4307,12 @@
         <w:rPr>
           <w:rFonts w:ascii="Arial Narrow" w:eastAsia="Arial Narrow" w:hAnsi="Arial Narrow" w:cs="Arial Narrow"/>
           <w:kern w:val="0"/>
-          <w14:ligatures w14:val="none"/>
+          <ns2:ligatures ns2:val="none"/>
         </w:rPr>
         <w:t>.</w:t>
       </w:r>
     </w:p>
-    <w:p>
+    <w:p ns2:paraId="510B7EA4" ns2:textId="77777777">
       <w:pPr>
         <w:pStyle w:val="Prrafodelista"/>
         <w:spacing w:after="0" w:line="240" w:lineRule="auto"/>
@@ -4321,11 +4321,11 @@
         <w:rPr>
           <w:rFonts w:ascii="Arial Narrow" w:eastAsia="Arial Narrow" w:hAnsi="Arial Narrow" w:cs="Arial Narrow"/>
           <w:kern w:val="0"/>
-          <w14:ligatures w14:val="none"/>
-        </w:rPr>
-      </w:pPr>
-    </w:p>
-    <w:p>
+          <ns2:ligatures ns2:val="none"/>
+        </w:rPr>
+      </w:pPr>
+    </w:p>
+    <w:p ns2:paraId="5B7E9371" ns2:textId="65207252">
       <w:pPr>
         <w:pStyle w:val="Prrafodelista"/>
         <w:numPr>
@@ -4338,14 +4338,14 @@
         <w:rPr>
           <w:rFonts w:ascii="Arial Narrow" w:eastAsia="Arial Narrow" w:hAnsi="Arial Narrow" w:cs="Arial Narrow"/>
           <w:kern w:val="0"/>
-          <w14:ligatures w14:val="none"/>
-        </w:rPr>
-      </w:pPr>
-      <w:r>
-        <w:rPr>
-          <w:rFonts w:ascii="Arial Narrow" w:eastAsia="Arial Narrow" w:hAnsi="Arial Narrow" w:cs="Arial Narrow"/>
-          <w:kern w:val="0"/>
-          <w14:ligatures w14:val="none"/>
+          <ns2:ligatures ns2:val="none"/>
+        </w:rPr>
+      </w:pPr>
+      <w:r>
+        <w:rPr>
+          <w:rFonts w:ascii="Arial Narrow" w:eastAsia="Arial Narrow" w:hAnsi="Arial Narrow" w:cs="Arial Narrow"/>
+          <w:kern w:val="0"/>
+          <ns2:ligatures ns2:val="none"/>
         </w:rPr>
         <w:t xml:space="preserve">Adicionalmente, la Secretaría Técnica, en ejercicio de sus facultades, </w:t>
       </w:r>
@@ -4355,7 +4355,7 @@
           <w:color w:val="000000"/>
           <w:kern w:val="0"/>
           <w:lang w:eastAsia="es-PE"/>
-          <w14:ligatures w14:val="none"/>
+          <ns2:ligatures ns2:val="none"/>
         </w:rPr>
         <w:t xml:space="preserve">considera </w:t>
       </w:r>
@@ -4363,7 +4363,7 @@
         <w:rPr>
           <w:rFonts w:ascii="Arial Narrow" w:eastAsia="Arial Narrow" w:hAnsi="Arial Narrow" w:cs="Arial Narrow"/>
           <w:kern w:val="0"/>
-          <w14:ligatures w14:val="none"/>
+          <ns2:ligatures ns2:val="none"/>
         </w:rPr>
         <w:t xml:space="preserve">que el hecho denunciado, consistente en que </w:t>
       </w:r>
@@ -4371,7 +4371,7 @@
         <w:rPr>
           <w:rFonts w:ascii="Arial Narrow" w:eastAsia="Arial Narrow" w:hAnsi="Arial Narrow" w:cs="Arial Narrow"/>
           <w:kern w:val="0"/>
-          <w14:ligatures w14:val="none"/>
+          <ns2:ligatures ns2:val="none"/>
         </w:rPr>
         <w:t>el Banco BBVA Perú S.A. no habría cumplido con atender la comunicación presentada por el denunciante el 20 de diciembre de 2024</w:t>
       </w:r>
@@ -4379,7 +4379,7 @@
         <w:rPr>
           <w:rFonts w:ascii="Arial Narrow" w:eastAsia="Arial Narrow" w:hAnsi="Arial Narrow" w:cs="Arial Narrow"/>
           <w:kern w:val="0"/>
-          <w14:ligatures w14:val="none"/>
+          <ns2:ligatures ns2:val="none"/>
         </w:rPr>
         <w:t xml:space="preserve">; involucraría una presunta afectación a sus expectativas, quien no habría encontrado una correspondencia entre lo que esperaba recibir de parte del proveedor y lo que realmente recibió. Por consiguiente, corresponde calificar el hecho materia de denuncia como una </w:t>
       </w:r>
@@ -4387,7 +4387,7 @@
         <w:rPr>
           <w:rFonts w:ascii="Arial Narrow" w:eastAsia="Arial Narrow" w:hAnsi="Arial Narrow" w:cs="Arial Narrow"/>
           <w:kern w:val="0"/>
-          <w14:ligatures w14:val="none"/>
+          <ns2:ligatures ns2:val="none"/>
         </w:rPr>
         <w:t>presunta infracción al deber de idoneidad, tipificado en los artículos 18</w:t>
       </w:r>
@@ -4397,7 +4397,7 @@
           <w:color w:val="000000"/>
           <w:kern w:val="0"/>
           <w:lang w:eastAsia="es-PE"/>
-          <w14:ligatures w14:val="none"/>
+          <ns2:ligatures ns2:val="none"/>
         </w:rPr>
         <w:t/>
       </w:r>
@@ -4405,7 +4405,7 @@
         <w:rPr>
           <w:rFonts w:ascii="Arial Narrow" w:eastAsia="Arial Narrow" w:hAnsi="Arial Narrow" w:cs="Arial Narrow"/>
           <w:kern w:val="0"/>
-          <w14:ligatures w14:val="none"/>
+          <ns2:ligatures ns2:val="none"/>
         </w:rPr>
         <w:t xml:space="preserve"> y 19</w:t>
       </w:r>
@@ -4415,7 +4415,7 @@
           <w:color w:val="000000"/>
           <w:kern w:val="0"/>
           <w:lang w:eastAsia="es-PE"/>
-          <w14:ligatures w14:val="none"/>
+          <ns2:ligatures ns2:val="none"/>
         </w:rPr>
         <w:t/>
       </w:r>
@@ -4423,7 +4423,7 @@
         <w:rPr>
           <w:rFonts w:ascii="Arial Narrow" w:eastAsia="Arial Narrow" w:hAnsi="Arial Narrow" w:cs="Arial Narrow"/>
           <w:kern w:val="0"/>
-          <w14:ligatures w14:val="none"/>
+          <ns2:ligatures ns2:val="none"/>
         </w:rPr>
         <w:t xml:space="preserve"> del Código</w:t>
       </w:r>
@@ -4434,12 +4434,12 @@
           <w:color w:val="000000"/>
           <w:kern w:val="0"/>
           <w:lang w:eastAsia="es-PE"/>
-          <w14:ligatures w14:val="none"/>
+          <ns2:ligatures ns2:val="none"/>
         </w:rPr>
         <w:t>.</w:t>
       </w:r>
     </w:p>
-    <w:p>
+    <w:p ns2:paraId="2F8D23C0" ns2:textId="77777777">
       <w:pPr>
         <w:pStyle w:val="Prrafodelista"/>
         <w:spacing w:after="0" w:line="240" w:lineRule="auto"/>
@@ -4448,11 +4448,11 @@
         <w:rPr>
           <w:rFonts w:ascii="Arial Narrow" w:eastAsia="Arial Narrow" w:hAnsi="Arial Narrow" w:cs="Arial Narrow"/>
           <w:kern w:val="0"/>
-          <w14:ligatures w14:val="none"/>
-        </w:rPr>
-      </w:pPr>
-    </w:p>
-    <w:p>
+          <ns2:ligatures ns2:val="none"/>
+        </w:rPr>
+      </w:pPr>
+    </w:p>
+    <w:p ns2:paraId="407EEBF3" ns2:textId="37AB3E6E">
       <w:pPr>
         <w:pStyle w:val="Prrafodelista"/>
         <w:numPr>
@@ -4465,14 +4465,14 @@
         <w:rPr>
           <w:rFonts w:ascii="Arial Narrow" w:eastAsia="Arial Narrow" w:hAnsi="Arial Narrow" w:cs="Arial Narrow"/>
           <w:kern w:val="0"/>
-          <w14:ligatures w14:val="none"/>
-        </w:rPr>
-      </w:pPr>
-      <w:r>
-        <w:rPr>
-          <w:rFonts w:ascii="Arial Narrow" w:eastAsia="Arial Narrow" w:hAnsi="Arial Narrow" w:cs="Arial Narrow"/>
-          <w:kern w:val="0"/>
-          <w14:ligatures w14:val="none"/>
+          <ns2:ligatures ns2:val="none"/>
+        </w:rPr>
+      </w:pPr>
+      <w:r>
+        <w:rPr>
+          <w:rFonts w:ascii="Arial Narrow" w:eastAsia="Arial Narrow" w:hAnsi="Arial Narrow" w:cs="Arial Narrow"/>
+          <w:kern w:val="0"/>
+          <ns2:ligatures ns2:val="none"/>
         </w:rPr>
         <w:t xml:space="preserve">Así también, la Secretaría </w:t>
       </w:r>
@@ -4480,7 +4480,7 @@
         <w:rPr>
           <w:rFonts w:ascii="Arial Narrow" w:eastAsia="Arial Narrow" w:hAnsi="Arial Narrow" w:cs="Arial Narrow"/>
           <w:kern w:val="0"/>
-          <w14:ligatures w14:val="none"/>
+          <ns2:ligatures ns2:val="none"/>
         </w:rPr>
         <w:t xml:space="preserve">Técnica, en ejercicio de sus facultades, </w:t>
       </w:r>
@@ -4490,7 +4490,7 @@
           <w:color w:val="000000"/>
           <w:kern w:val="0"/>
           <w:lang w:eastAsia="es-PE"/>
-          <w14:ligatures w14:val="none"/>
+          <ns2:ligatures ns2:val="none"/>
         </w:rPr>
         <w:t xml:space="preserve">considera </w:t>
       </w:r>
@@ -4498,7 +4498,7 @@
         <w:rPr>
           <w:rFonts w:ascii="Arial Narrow" w:eastAsia="Arial Narrow" w:hAnsi="Arial Narrow" w:cs="Arial Narrow"/>
           <w:kern w:val="0"/>
-          <w14:ligatures w14:val="none"/>
+          <ns2:ligatures ns2:val="none"/>
         </w:rPr>
         <w:t xml:space="preserve">que el hecho denunciado, consistente en que </w:t>
       </w:r>
@@ -4506,7 +4506,7 @@
         <w:rPr>
           <w:rFonts w:ascii="Arial Narrow" w:eastAsia="Arial Narrow" w:hAnsi="Arial Narrow" w:cs="Arial Narrow"/>
           <w:kern w:val="0"/>
-          <w14:ligatures w14:val="none"/>
+          <ns2:ligatures ns2:val="none"/>
         </w:rPr>
         <w:t>el Banco BBVA Perú S.A. habría gestionado indebidamente la contratación de la Póliza 00110991764000013875 a favor del denunciante, pese a no tener su consentimiento</w:t>
       </w:r>
@@ -4514,7 +4514,7 @@
         <w:rPr>
           <w:rFonts w:ascii="Arial Narrow" w:eastAsia="Arial Narrow" w:hAnsi="Arial Narrow" w:cs="Arial Narrow"/>
           <w:kern w:val="0"/>
-          <w14:ligatures w14:val="none"/>
+          <ns2:ligatures ns2:val="none"/>
         </w:rPr>
         <w:t xml:space="preserve">. </w:t>
       </w:r>
@@ -4525,7 +4525,7 @@
           <w:color w:val="000000"/>
           <w:kern w:val="0"/>
           <w:lang w:eastAsia="es-PE"/>
-          <w14:ligatures w14:val="none"/>
+          <ns2:ligatures ns2:val="none"/>
         </w:rPr>
         <w:t xml:space="preserve">Por consiguiente, corresponde calificar el hecho materia de denuncia como una presunta </w:t>
       </w:r>
@@ -4536,7 +4536,7 @@
           <w:color w:val="000000"/>
           <w:kern w:val="0"/>
           <w:lang w:eastAsia="es-PE"/>
-          <w14:ligatures w14:val="none"/>
+          <ns2:ligatures ns2:val="none"/>
         </w:rPr>
         <w:t xml:space="preserve">infracción al deber de protección contra los métodos comerciales, tipificado en </w:t>
       </w:r>
@@ -4547,7 +4547,7 @@
           <w:kern w:val="0"/>
           <w:shd w:val="clear" w:color="auto" w:fill="FFFFFF"/>
           <w:lang w:eastAsia="es-PE"/>
-          <w14:ligatures w14:val="none"/>
+          <ns2:ligatures ns2:val="none"/>
         </w:rPr>
         <w:t xml:space="preserve">literal </w:t>
       </w:r>
@@ -4558,7 +4558,7 @@
           <w:kern w:val="0"/>
           <w:shd w:val="clear" w:color="auto" w:fill="FFFFFF"/>
           <w:lang w:eastAsia="es-PE"/>
-          <w14:ligatures w14:val="none"/>
+          <ns2:ligatures ns2:val="none"/>
         </w:rPr>
         <w:t>b</w:t>
       </w:r>
@@ -4569,7 +4569,7 @@
           <w:kern w:val="0"/>
           <w:shd w:val="clear" w:color="auto" w:fill="FFFFFF"/>
           <w:lang w:eastAsia="es-PE"/>
-          <w14:ligatures w14:val="none"/>
+          <ns2:ligatures ns2:val="none"/>
         </w:rPr>
         <w:t xml:space="preserve">) del artículo 56 </w:t>
       </w:r>
@@ -4580,7 +4580,7 @@
           <w:color w:val="000000"/>
           <w:kern w:val="0"/>
           <w:lang w:eastAsia="es-PE"/>
-          <w14:ligatures w14:val="none"/>
+          <ns2:ligatures ns2:val="none"/>
         </w:rPr>
         <w:t>del Código</w:t>
       </w:r>
@@ -4599,23 +4599,23 @@
           <w:color w:val="000000"/>
           <w:kern w:val="0"/>
           <w:lang w:eastAsia="es-PE"/>
-          <w14:ligatures w14:val="none"/>
+          <ns2:ligatures ns2:val="none"/>
         </w:rPr>
         <w:t xml:space="preserve">. </w:t>
       </w:r>
     </w:p>
-    <w:p>
+    <w:p ns2:paraId="50439EC8" ns2:textId="77777777">
       <w:pPr>
         <w:pStyle w:val="Prrafodelista"/>
         <w:spacing w:line="240" w:lineRule="auto"/>
         <w:rPr>
           <w:rFonts w:ascii="Arial Narrow" w:eastAsia="Arial Narrow" w:hAnsi="Arial Narrow" w:cs="Arial Narrow"/>
           <w:kern w:val="0"/>
-          <w14:ligatures w14:val="none"/>
-        </w:rPr>
-      </w:pPr>
-    </w:p>
-    <w:p>
+          <ns2:ligatures ns2:val="none"/>
+        </w:rPr>
+      </w:pPr>
+    </w:p>
+    <w:p ns2:paraId="37BFB305" ns2:textId="583B23C7">
       <w:pPr>
         <w:pStyle w:val="Prrafodelista"/>
         <w:numPr>
@@ -4628,14 +4628,14 @@
         <w:rPr>
           <w:rFonts w:ascii="Arial Narrow" w:eastAsia="Arial Narrow" w:hAnsi="Arial Narrow" w:cs="Arial Narrow"/>
           <w:kern w:val="0"/>
-          <w14:ligatures w14:val="none"/>
-        </w:rPr>
-      </w:pPr>
-      <w:r>
-        <w:rPr>
-          <w:rFonts w:ascii="Arial Narrow" w:eastAsia="Arial Narrow" w:hAnsi="Arial Narrow" w:cs="Arial Narrow"/>
-          <w:kern w:val="0"/>
-          <w14:ligatures w14:val="none"/>
+          <ns2:ligatures ns2:val="none"/>
+        </w:rPr>
+      </w:pPr>
+      <w:r>
+        <w:rPr>
+          <w:rFonts w:ascii="Arial Narrow" w:eastAsia="Arial Narrow" w:hAnsi="Arial Narrow" w:cs="Arial Narrow"/>
+          <w:kern w:val="0"/>
+          <ns2:ligatures ns2:val="none"/>
         </w:rPr>
         <w:t xml:space="preserve">Además, la Secretaría Técnica, en ejercicio de sus facultades, </w:t>
       </w:r>
@@ -4645,7 +4645,7 @@
           <w:color w:val="000000"/>
           <w:kern w:val="0"/>
           <w:lang w:eastAsia="es-PE"/>
-          <w14:ligatures w14:val="none"/>
+          <ns2:ligatures ns2:val="none"/>
         </w:rPr>
         <w:t xml:space="preserve">considera </w:t>
       </w:r>
@@ -4653,7 +4653,7 @@
         <w:rPr>
           <w:rFonts w:ascii="Arial Narrow" w:eastAsia="Arial Narrow" w:hAnsi="Arial Narrow" w:cs="Arial Narrow"/>
           <w:kern w:val="0"/>
-          <w14:ligatures w14:val="none"/>
+          <ns2:ligatures ns2:val="none"/>
         </w:rPr>
         <w:t xml:space="preserve">que el hecho denunciado, consistente en que </w:t>
       </w:r>
@@ -4661,7 +4661,7 @@
         <w:rPr>
           <w:rFonts w:ascii="Arial Narrow" w:eastAsia="Arial Narrow" w:hAnsi="Arial Narrow" w:cs="Arial Narrow"/>
           <w:kern w:val="0"/>
-          <w14:ligatures w14:val="none"/>
+          <ns2:ligatures ns2:val="none"/>
         </w:rPr>
         <w:t>Rímac Seguros y Reaseguros S.A. habría contratado a favor del denunciante la Póliza 00110991764000013875, pese a no tener su consentimiento</w:t>
       </w:r>
@@ -4669,7 +4669,7 @@
         <w:rPr>
           <w:rFonts w:ascii="Arial Narrow" w:eastAsia="Arial Narrow" w:hAnsi="Arial Narrow" w:cs="Arial Narrow"/>
           <w:kern w:val="0"/>
-          <w14:ligatures w14:val="none"/>
+          <ns2:ligatures ns2:val="none"/>
         </w:rPr>
         <w:t>.</w:t>
       </w:r>
@@ -4677,7 +4677,7 @@
         <w:rPr>
           <w:rFonts w:ascii="Arial Narrow" w:eastAsia="Arial Narrow" w:hAnsi="Arial Narrow" w:cs="Arial Narrow"/>
           <w:kern w:val="0"/>
-          <w14:ligatures w14:val="none"/>
+          <ns2:ligatures ns2:val="none"/>
         </w:rPr>
         <w:t xml:space="preserve"> </w:t>
       </w:r>
@@ -4688,7 +4688,7 @@
           <w:color w:val="000000"/>
           <w:kern w:val="0"/>
           <w:lang w:eastAsia="es-PE"/>
-          <w14:ligatures w14:val="none"/>
+          <ns2:ligatures ns2:val="none"/>
         </w:rPr>
         <w:t xml:space="preserve">Por consiguiente, corresponde calificar el hecho materia de denuncia como una presunta infracción al deber de protección contra los métodos comerciales, tipificado en </w:t>
       </w:r>
@@ -4699,7 +4699,7 @@
           <w:kern w:val="0"/>
           <w:shd w:val="clear" w:color="auto" w:fill="FFFFFF"/>
           <w:lang w:eastAsia="es-PE"/>
-          <w14:ligatures w14:val="none"/>
+          <ns2:ligatures ns2:val="none"/>
         </w:rPr>
         <w:t xml:space="preserve">literal b) del artículo 56 </w:t>
       </w:r>
@@ -4710,7 +4710,7 @@
           <w:color w:val="000000"/>
           <w:kern w:val="0"/>
           <w:lang w:eastAsia="es-PE"/>
-          <w14:ligatures w14:val="none"/>
+          <ns2:ligatures ns2:val="none"/>
         </w:rPr>
         <w:t>del Código.</w:t>
       </w:r>
@@ -4721,22 +4721,22 @@
           <w:color w:val="000000"/>
           <w:kern w:val="0"/>
           <w:lang w:eastAsia="es-PE"/>
-          <w14:ligatures w14:val="none"/>
+          <ns2:ligatures ns2:val="none"/>
         </w:rPr>
         <w:t xml:space="preserve"> </w:t>
       </w:r>
     </w:p>
-    <w:p>
+    <w:p ns2:paraId="6276F33C" ns2:textId="77777777">
       <w:pPr>
         <w:pStyle w:val="Prrafodelista"/>
         <w:rPr>
           <w:rFonts w:ascii="Arial Narrow" w:eastAsia="Arial Narrow" w:hAnsi="Arial Narrow" w:cs="Arial Narrow"/>
           <w:kern w:val="0"/>
-          <w14:ligatures w14:val="none"/>
-        </w:rPr>
-      </w:pPr>
-    </w:p>
-    <w:p>
+          <ns2:ligatures ns2:val="none"/>
+        </w:rPr>
+      </w:pPr>
+    </w:p>
+    <w:p ns2:paraId="4F82A814" ns2:textId="3C76F2D0">
       <w:pPr>
         <w:pStyle w:val="Prrafodelista"/>
         <w:numPr>
@@ -4749,14 +4749,14 @@
         <w:rPr>
           <w:rFonts w:ascii="Arial Narrow" w:eastAsia="Arial Narrow" w:hAnsi="Arial Narrow" w:cs="Arial Narrow"/>
           <w:kern w:val="0"/>
-          <w14:ligatures w14:val="none"/>
-        </w:rPr>
-      </w:pPr>
-      <w:r>
-        <w:rPr>
-          <w:rFonts w:ascii="Arial Narrow" w:eastAsia="Arial Narrow" w:hAnsi="Arial Narrow" w:cs="Arial Narrow"/>
-          <w:kern w:val="0"/>
-          <w14:ligatures w14:val="none"/>
+          <ns2:ligatures ns2:val="none"/>
+        </w:rPr>
+      </w:pPr>
+      <w:r>
+        <w:rPr>
+          <w:rFonts w:ascii="Arial Narrow" w:eastAsia="Arial Narrow" w:hAnsi="Arial Narrow" w:cs="Arial Narrow"/>
+          <w:kern w:val="0"/>
+          <ns2:ligatures ns2:val="none"/>
         </w:rPr>
         <w:t xml:space="preserve">Adicionalmente, </w:t>
       </w:r>
@@ -4764,7 +4764,7 @@
         <w:rPr>
           <w:rFonts w:ascii="Arial Narrow" w:eastAsia="Arial Narrow" w:hAnsi="Arial Narrow" w:cs="Arial Narrow"/>
           <w:kern w:val="0"/>
-          <w14:ligatures w14:val="none"/>
+          <ns2:ligatures ns2:val="none"/>
         </w:rPr>
         <w:t xml:space="preserve">la Secretaría Técnica, en ejercicio de sus facultades, </w:t>
       </w:r>
@@ -4774,7 +4774,7 @@
           <w:color w:val="000000"/>
           <w:kern w:val="0"/>
           <w:lang w:eastAsia="es-PE"/>
-          <w14:ligatures w14:val="none"/>
+          <ns2:ligatures ns2:val="none"/>
         </w:rPr>
         <w:t xml:space="preserve">considera </w:t>
       </w:r>
@@ -4782,7 +4782,7 @@
         <w:rPr>
           <w:rFonts w:ascii="Arial Narrow" w:eastAsia="Arial Narrow" w:hAnsi="Arial Narrow" w:cs="Arial Narrow"/>
           <w:kern w:val="0"/>
-          <w14:ligatures w14:val="none"/>
+          <ns2:ligatures ns2:val="none"/>
         </w:rPr>
         <w:t xml:space="preserve">que el hecho denunciado, consistente en que </w:t>
       </w:r>
@@ -4790,7 +4790,7 @@
         <w:rPr>
           <w:rFonts w:ascii="Arial Narrow" w:eastAsia="Arial Narrow" w:hAnsi="Arial Narrow" w:cs="Arial Narrow"/>
           <w:kern w:val="0"/>
-          <w14:ligatures w14:val="none"/>
+          <ns2:ligatures ns2:val="none"/>
         </w:rPr>
         <w:t>el Banco BBVA Perú S.A. habría condicionado indebidamente al denunciante a pagar US$65,00 por el endoso de la Póliza 0070183725 con la finalidad de anular la Póliza 00110991764000013875 emitida por Rímac Seguros y Reaseguros S.A</w:t>
       </w:r>
@@ -4798,7 +4798,7 @@
         <w:rPr>
           <w:rFonts w:ascii="Arial Narrow" w:eastAsia="Arial Narrow" w:hAnsi="Arial Narrow" w:cs="Arial Narrow"/>
           <w:kern w:val="0"/>
-          <w14:ligatures w14:val="none"/>
+          <ns2:ligatures ns2:val="none"/>
         </w:rPr>
         <w:t>.</w:t>
       </w:r>
@@ -4806,7 +4806,7 @@
         <w:rPr>
           <w:rFonts w:ascii="Arial Narrow" w:eastAsia="Arial Narrow" w:hAnsi="Arial Narrow" w:cs="Arial Narrow"/>
           <w:kern w:val="0"/>
-          <w14:ligatures w14:val="none"/>
+          <ns2:ligatures ns2:val="none"/>
         </w:rPr>
         <w:t xml:space="preserve">. </w:t>
       </w:r>
@@ -4817,7 +4817,7 @@
           <w:color w:val="000000"/>
           <w:kern w:val="0"/>
           <w:lang w:eastAsia="es-PE"/>
-          <w14:ligatures w14:val="none"/>
+          <ns2:ligatures ns2:val="none"/>
         </w:rPr>
         <w:t xml:space="preserve">Por consiguiente, corresponde calificar el hecho materia de denuncia como una presunta infracción al deber de protección contra los métodos comerciales, tipificado en </w:t>
       </w:r>
@@ -4828,7 +4828,7 @@
           <w:kern w:val="0"/>
           <w:shd w:val="clear" w:color="auto" w:fill="FFFFFF"/>
           <w:lang w:eastAsia="es-PE"/>
-          <w14:ligatures w14:val="none"/>
+          <ns2:ligatures ns2:val="none"/>
         </w:rPr>
         <w:t xml:space="preserve">literal b) del artículo 56 </w:t>
       </w:r>
@@ -4839,12 +4839,12 @@
           <w:color w:val="000000"/>
           <w:kern w:val="0"/>
           <w:lang w:eastAsia="es-PE"/>
-          <w14:ligatures w14:val="none"/>
+          <ns2:ligatures ns2:val="none"/>
         </w:rPr>
         <w:t>del Código.</w:t>
       </w:r>
     </w:p>
-    <w:p>
+    <w:p ns2:paraId="602E96D4" ns2:textId="77777777">
       <w:pPr>
         <w:pStyle w:val="Prrafodelista"/>
         <w:spacing w:line="240" w:lineRule="auto"/>
@@ -4854,11 +4854,11 @@
           <w:color w:val="000000"/>
           <w:kern w:val="0"/>
           <w:lang w:eastAsia="es-PE"/>
-          <w14:ligatures w14:val="none"/>
-        </w:rPr>
-      </w:pPr>
-    </w:p>
-    <w:p>
+          <ns2:ligatures ns2:val="none"/>
+        </w:rPr>
+      </w:pPr>
+    </w:p>
+    <w:p ns2:paraId="33C6F6F0" ns2:textId="343CD2D3">
       <w:pPr>
         <w:pStyle w:val="Prrafodelista"/>
         <w:numPr>
@@ -4871,14 +4871,14 @@
         <w:rPr>
           <w:rFonts w:ascii="Arial Narrow" w:eastAsia="Arial Narrow" w:hAnsi="Arial Narrow" w:cs="Arial Narrow"/>
           <w:kern w:val="0"/>
-          <w14:ligatures w14:val="none"/>
-        </w:rPr>
-      </w:pPr>
-      <w:r>
-        <w:rPr>
-          <w:rFonts w:ascii="Arial Narrow" w:eastAsia="Arial Narrow" w:hAnsi="Arial Narrow" w:cs="Arial Narrow"/>
-          <w:kern w:val="0"/>
-          <w14:ligatures w14:val="none"/>
+          <ns2:ligatures ns2:val="none"/>
+        </w:rPr>
+      </w:pPr>
+      <w:r>
+        <w:rPr>
+          <w:rFonts w:ascii="Arial Narrow" w:eastAsia="Arial Narrow" w:hAnsi="Arial Narrow" w:cs="Arial Narrow"/>
+          <w:kern w:val="0"/>
+          <ns2:ligatures ns2:val="none"/>
         </w:rPr>
         <w:t>Asimismo</w:t>
       </w:r>
@@ -4886,7 +4886,7 @@
         <w:rPr>
           <w:rFonts w:ascii="Arial Narrow" w:eastAsia="Arial Narrow" w:hAnsi="Arial Narrow" w:cs="Arial Narrow"/>
           <w:kern w:val="0"/>
-          <w14:ligatures w14:val="none"/>
+          <ns2:ligatures ns2:val="none"/>
         </w:rPr>
         <w:t xml:space="preserve">, la Secretaría Técnica, en ejercicio de sus facultades, </w:t>
       </w:r>
@@ -4896,7 +4896,7 @@
           <w:color w:val="000000"/>
           <w:kern w:val="0"/>
           <w:lang w:eastAsia="es-PE"/>
-          <w14:ligatures w14:val="none"/>
+          <ns2:ligatures ns2:val="none"/>
         </w:rPr>
         <w:t xml:space="preserve">considera </w:t>
       </w:r>
@@ -4904,7 +4904,7 @@
         <w:rPr>
           <w:rFonts w:ascii="Arial Narrow" w:eastAsia="Arial Narrow" w:hAnsi="Arial Narrow" w:cs="Arial Narrow"/>
           <w:kern w:val="0"/>
-          <w14:ligatures w14:val="none"/>
+          <ns2:ligatures ns2:val="none"/>
         </w:rPr>
         <w:t>que el hecho denunciado</w:t>
       </w:r>
@@ -4914,7 +4914,7 @@
           <w:color w:val="000000"/>
           <w:kern w:val="0"/>
           <w:lang w:eastAsia="es-PE"/>
-          <w14:ligatures w14:val="none"/>
+          <ns2:ligatures ns2:val="none"/>
         </w:rPr>
         <w:t xml:space="preserve">, consistente en que </w:t>
       </w:r>
@@ -4922,7 +4922,7 @@
         <w:rPr>
           <w:rFonts w:ascii="Arial Narrow" w:eastAsia="Arial Narrow" w:hAnsi="Arial Narrow" w:cs="Arial Narrow"/>
           <w:kern w:val="0"/>
-          <w14:ligatures w14:val="none"/>
+          <ns2:ligatures ns2:val="none"/>
         </w:rPr>
         <w:t>el Banco BBVA Perú S.A. habría brindado una respuesta inadecuada al reclamo presentado por el denunciante el 20 de diciembre de 2024</w:t>
       </w:r>
@@ -4933,7 +4933,7 @@
           <w:kern w:val="0"/>
           <w:shd w:val="clear" w:color="auto" w:fill="FFFFFF"/>
           <w:lang w:eastAsia="es-PE"/>
-          <w14:ligatures w14:val="none"/>
+          <ns2:ligatures ns2:val="none"/>
         </w:rPr>
         <w:t xml:space="preserve">. </w:t>
       </w:r>
@@ -4943,7 +4943,7 @@
           <w:color w:val="000000"/>
           <w:kern w:val="0"/>
           <w:lang w:eastAsia="es-PE"/>
-          <w14:ligatures w14:val="none"/>
+          <ns2:ligatures ns2:val="none"/>
         </w:rPr>
         <w:t>Por consiguiente, corresponde calificar el hecho materia de denuncia como una presunta infracción al</w:t>
       </w:r>
@@ -4951,7 +4951,7 @@
         <w:rPr>
           <w:rFonts w:ascii="Arial Narrow" w:eastAsia="Arial Narrow" w:hAnsi="Arial Narrow" w:cs="Arial Narrow"/>
           <w:kern w:val="0"/>
-          <w14:ligatures w14:val="none"/>
+          <ns2:ligatures ns2:val="none"/>
         </w:rPr>
         <w:t xml:space="preserve"> numeral 88.1 del artículo 88 del Código</w:t>
       </w:r>
@@ -4961,7 +4961,7 @@
           <w:rFonts w:ascii="Arial Narrow" w:eastAsia="Arial Narrow" w:hAnsi="Arial Narrow" w:cs="Arial"/>
           <w:kern w:val="0"/>
           <w:vertAlign w:val="superscript"/>
-          <w14:ligatures w14:val="none"/>
+          <ns2:ligatures ns2:val="none"/>
         </w:rPr>
         <w:footnoteReference w:id="6"/>
       </w:r>
@@ -4969,12 +4969,12 @@
         <w:rPr>
           <w:rFonts w:ascii="Arial Narrow" w:eastAsia="Arial Narrow" w:hAnsi="Arial Narrow" w:cs="Arial Narrow"/>
           <w:kern w:val="0"/>
-          <w14:ligatures w14:val="none"/>
+          <ns2:ligatures ns2:val="none"/>
         </w:rPr>
         <w:t>.</w:t>
       </w:r>
     </w:p>
-    <w:p>
+    <w:p ns2:paraId="72FC310C" ns2:textId="77777777">
       <w:pPr>
         <w:pStyle w:val="Prrafodelista"/>
         <w:spacing w:line="240" w:lineRule="auto"/>
@@ -4984,11 +4984,11 @@
           <w:color w:val="000000"/>
           <w:kern w:val="0"/>
           <w:lang w:eastAsia="es-PE"/>
-          <w14:ligatures w14:val="none"/>
-        </w:rPr>
-      </w:pPr>
-    </w:p>
-    <w:p>
+          <ns2:ligatures ns2:val="none"/>
+        </w:rPr>
+      </w:pPr>
+    </w:p>
+    <w:p ns2:paraId="4FF28DB9" ns2:textId="5410AFBB">
       <w:pPr>
         <w:pStyle w:val="Prrafodelista"/>
         <w:numPr>
@@ -5001,14 +5001,14 @@
         <w:rPr>
           <w:rFonts w:ascii="Arial Narrow" w:eastAsia="Arial Narrow" w:hAnsi="Arial Narrow" w:cs="Arial Narrow"/>
           <w:kern w:val="0"/>
-          <w14:ligatures w14:val="none"/>
-        </w:rPr>
-      </w:pPr>
-      <w:r>
-        <w:rPr>
-          <w:rFonts w:ascii="Arial Narrow" w:eastAsia="Arial Narrow" w:hAnsi="Arial Narrow" w:cs="Arial Narrow"/>
-          <w:kern w:val="0"/>
-          <w14:ligatures w14:val="none"/>
+          <ns2:ligatures ns2:val="none"/>
+        </w:rPr>
+      </w:pPr>
+      <w:r>
+        <w:rPr>
+          <w:rFonts w:ascii="Arial Narrow" w:eastAsia="Arial Narrow" w:hAnsi="Arial Narrow" w:cs="Arial Narrow"/>
+          <w:kern w:val="0"/>
+          <ns2:ligatures ns2:val="none"/>
         </w:rPr>
         <w:t>Asimismo, la Secretaría Técnica, en</w:t>
       </w:r>
@@ -5016,7 +5016,7 @@
         <w:rPr>
           <w:rFonts w:ascii="Arial Narrow" w:eastAsia="Arial Narrow" w:hAnsi="Arial Narrow" w:cs="Arial Narrow"/>
           <w:kern w:val="0"/>
-          <w14:ligatures w14:val="none"/>
+          <ns2:ligatures ns2:val="none"/>
         </w:rPr>
         <w:t xml:space="preserve"> ejercicio </w:t>
       </w:r>
@@ -5024,7 +5024,7 @@
         <w:rPr>
           <w:rFonts w:ascii="Arial Narrow" w:eastAsia="Arial Narrow" w:hAnsi="Arial Narrow" w:cs="Arial Narrow"/>
           <w:kern w:val="0"/>
-          <w14:ligatures w14:val="none"/>
+          <ns2:ligatures ns2:val="none"/>
         </w:rPr>
         <w:t xml:space="preserve">de sus facultades, </w:t>
       </w:r>
@@ -5034,7 +5034,7 @@
           <w:color w:val="000000"/>
           <w:kern w:val="0"/>
           <w:lang w:eastAsia="es-PE"/>
-          <w14:ligatures w14:val="none"/>
+          <ns2:ligatures ns2:val="none"/>
         </w:rPr>
         <w:t xml:space="preserve">considera </w:t>
       </w:r>
@@ -5042,7 +5042,7 @@
         <w:rPr>
           <w:rFonts w:ascii="Arial Narrow" w:eastAsia="Arial Narrow" w:hAnsi="Arial Narrow" w:cs="Arial Narrow"/>
           <w:kern w:val="0"/>
-          <w14:ligatures w14:val="none"/>
+          <ns2:ligatures ns2:val="none"/>
         </w:rPr>
         <w:t>que el hecho denunciado</w:t>
       </w:r>
@@ -5052,7 +5052,7 @@
           <w:color w:val="000000"/>
           <w:kern w:val="0"/>
           <w:lang w:eastAsia="es-PE"/>
-          <w14:ligatures w14:val="none"/>
+          <ns2:ligatures ns2:val="none"/>
         </w:rPr>
         <w:t xml:space="preserve">, consistente en que </w:t>
       </w:r>
@@ -5060,7 +5060,7 @@
         <w:rPr>
           <w:rFonts w:ascii="Arial Narrow" w:eastAsia="Arial Narrow" w:hAnsi="Arial Narrow" w:cs="Arial Narrow"/>
           <w:kern w:val="0"/>
-          <w14:ligatures w14:val="none"/>
+          <ns2:ligatures ns2:val="none"/>
         </w:rPr>
         <w:t>el Banco BBVA Perú S.A. habría brindado una respuesta inadecuada al reclamo presentado por el denunciante el 24 de enero de 2025</w:t>
       </w:r>
@@ -5068,7 +5068,7 @@
         <w:rPr>
           <w:rFonts w:ascii="Arial Narrow" w:eastAsia="Arial Narrow" w:hAnsi="Arial Narrow" w:cs="Arial Narrow"/>
           <w:kern w:val="0"/>
-          <w14:ligatures w14:val="none"/>
+          <ns2:ligatures ns2:val="none"/>
         </w:rPr>
         <w:t>.</w:t>
       </w:r>
@@ -5078,7 +5078,7 @@
           <w:color w:val="000000"/>
           <w:kern w:val="0"/>
           <w:lang w:eastAsia="es-PE"/>
-          <w14:ligatures w14:val="none"/>
+          <ns2:ligatures ns2:val="none"/>
         </w:rPr>
         <w:t xml:space="preserve"> </w:t>
       </w:r>
@@ -5088,7 +5088,7 @@
           <w:color w:val="000000"/>
           <w:kern w:val="0"/>
           <w:lang w:eastAsia="es-PE"/>
-          <w14:ligatures w14:val="none"/>
+          <ns2:ligatures ns2:val="none"/>
         </w:rPr>
         <w:t>Por consiguiente, corresponde calificar el</w:t>
       </w:r>
@@ -5098,7 +5098,7 @@
           <w:color w:val="000000"/>
           <w:kern w:val="0"/>
           <w:lang w:eastAsia="es-PE"/>
-          <w14:ligatures w14:val="none"/>
+          <ns2:ligatures ns2:val="none"/>
         </w:rPr>
         <w:t xml:space="preserve"> hecho materia de denuncia como una presunta infracción al</w:t>
       </w:r>
@@ -5106,7 +5106,7 @@
         <w:rPr>
           <w:rFonts w:ascii="Arial Narrow" w:eastAsia="Arial Narrow" w:hAnsi="Arial Narrow" w:cs="Arial Narrow"/>
           <w:kern w:val="0"/>
-          <w14:ligatures w14:val="none"/>
+          <ns2:ligatures ns2:val="none"/>
         </w:rPr>
         <w:t xml:space="preserve"> numeral 88.1 del artículo 88 del Código</w:t>
       </w:r>
@@ -5114,23 +5114,23 @@
         <w:rPr>
           <w:rFonts w:ascii="Arial Narrow" w:eastAsia="Arial Narrow" w:hAnsi="Arial Narrow" w:cs="Arial Narrow"/>
           <w:kern w:val="0"/>
-          <w14:ligatures w14:val="none"/>
+          <ns2:ligatures ns2:val="none"/>
         </w:rPr>
         <w:t>.</w:t>
       </w:r>
     </w:p>
-    <w:p>
-      <w:pPr>
-        <w:spacing w:after="0" w:line="240" w:lineRule="auto"/>
-        <w:jc w:val="both"/>
-        <w:rPr>
-          <w:rFonts w:ascii="Arial Narrow" w:eastAsia="Arial Narrow" w:hAnsi="Arial Narrow" w:cs="Arial Narrow"/>
-          <w:kern w:val="0"/>
-          <w14:ligatures w14:val="none"/>
-        </w:rPr>
-      </w:pPr>
-    </w:p>
-    <w:p>
+    <w:p ns2:paraId="6BDA4B7E" ns2:textId="49AF511E">
+      <w:pPr>
+        <w:spacing w:after="0" w:line="240" w:lineRule="auto"/>
+        <w:jc w:val="both"/>
+        <w:rPr>
+          <w:rFonts w:ascii="Arial Narrow" w:eastAsia="Arial Narrow" w:hAnsi="Arial Narrow" w:cs="Arial Narrow"/>
+          <w:kern w:val="0"/>
+          <ns2:ligatures ns2:val="none"/>
+        </w:rPr>
+      </w:pPr>
+    </w:p>
+    <w:p ns2:paraId="308F08C6" ns2:textId="232AF293">
       <w:pPr>
         <w:pStyle w:val="Prrafodelista"/>
         <w:numPr>
@@ -5143,14 +5143,14 @@
         <w:rPr>
           <w:rFonts w:ascii="Arial Narrow" w:eastAsia="Arial Narrow" w:hAnsi="Arial Narrow" w:cs="Arial Narrow"/>
           <w:kern w:val="0"/>
-          <w14:ligatures w14:val="none"/>
-        </w:rPr>
-      </w:pPr>
-      <w:r>
-        <w:rPr>
-          <w:rFonts w:ascii="Arial Narrow" w:eastAsia="Arial Narrow" w:hAnsi="Arial Narrow" w:cs="Arial Narrow"/>
-          <w:kern w:val="0"/>
-          <w14:ligatures w14:val="none"/>
+          <ns2:ligatures ns2:val="none"/>
+        </w:rPr>
+      </w:pPr>
+      <w:r>
+        <w:rPr>
+          <w:rFonts w:ascii="Arial Narrow" w:eastAsia="Arial Narrow" w:hAnsi="Arial Narrow" w:cs="Arial Narrow"/>
+          <w:kern w:val="0"/>
+          <ns2:ligatures ns2:val="none"/>
         </w:rPr>
         <w:t xml:space="preserve">Asimismo, </w:t>
       </w:r>
@@ -5160,7 +5160,7 @@
           <w:color w:val="000000"/>
           <w:kern w:val="0"/>
           <w:lang w:eastAsia="es-PE"/>
-          <w14:ligatures w14:val="none"/>
+          <ns2:ligatures ns2:val="none"/>
         </w:rPr>
         <w:t xml:space="preserve">la Secretaría Técnica, en ejercicio de sus facultades, considera </w:t>
       </w:r>
@@ -5168,7 +5168,7 @@
         <w:rPr>
           <w:rFonts w:ascii="Arial Narrow" w:eastAsia="Arial Narrow" w:hAnsi="Arial Narrow" w:cs="Arial"/>
           <w:kern w:val="0"/>
-          <w14:ligatures w14:val="none"/>
+          <ns2:ligatures ns2:val="none"/>
         </w:rPr>
         <w:t xml:space="preserve">que el hecho denunciado, consistente en que </w:t>
       </w:r>
@@ -5179,7 +5179,7 @@
           <w:kern w:val="0"/>
           <w:shd w:val="clear" w:color="auto" w:fill="FFFFFF"/>
           <w:lang w:eastAsia="es-PE"/>
-          <w14:ligatures w14:val="none"/>
+          <ns2:ligatures ns2:val="none"/>
         </w:rPr>
         <w:t>Rímac Seguros y Reaseguros S.A. no habría cumplido oportunamente con entregar al denunciante la Póliza 00110991764000013875</w:t>
       </w:r>
@@ -5187,7 +5187,7 @@
         <w:rPr>
           <w:rFonts w:ascii="Arial Narrow" w:eastAsia="Arial Narrow" w:hAnsi="Arial Narrow" w:cs="Arial"/>
           <w:kern w:val="0"/>
-          <w14:ligatures w14:val="none"/>
+          <ns2:ligatures ns2:val="none"/>
         </w:rPr>
         <w:t>.</w:t>
       </w:r>
@@ -5195,7 +5195,7 @@
         <w:rPr>
           <w:rFonts w:ascii="Arial Narrow" w:eastAsia="Arial Narrow" w:hAnsi="Arial Narrow" w:cs="Arial"/>
           <w:kern w:val="0"/>
-          <w14:ligatures w14:val="none"/>
+          <ns2:ligatures ns2:val="none"/>
         </w:rPr>
         <w:t xml:space="preserve"> Por consiguiente, corresponde calificar el hecho materia de denuncia como una presunta </w:t>
       </w:r>
@@ -5203,7 +5203,7 @@
         <w:rPr>
           <w:rFonts w:ascii="Arial Narrow" w:eastAsia="Arial Narrow" w:hAnsi="Arial Narrow" w:cs="Arial"/>
           <w:kern w:val="0"/>
-          <w14:ligatures w14:val="none"/>
+          <ns2:ligatures ns2:val="none"/>
         </w:rPr>
         <w:t>infracción al deber de entregar a los usuarios copia de los contratos y demás documentación relacionada con dichos actos jurídicos, tipificado en el literal e) del artículo 47 del Código</w:t>
       </w:r>
@@ -5213,7 +5213,7 @@
           <w:rFonts w:ascii="Arial Narrow" w:eastAsia="Arial Narrow" w:hAnsi="Arial Narrow" w:cs="Arial"/>
           <w:kern w:val="0"/>
           <w:vertAlign w:val="superscript"/>
-          <w14:ligatures w14:val="none"/>
+          <ns2:ligatures ns2:val="none"/>
         </w:rPr>
         <w:footnoteReference w:id="7"/>
       </w:r>
@@ -5221,23 +5221,23 @@
         <w:rPr>
           <w:rFonts w:ascii="Arial Narrow" w:eastAsia="Arial Narrow" w:hAnsi="Arial Narrow" w:cs="Arial"/>
           <w:kern w:val="0"/>
-          <w14:ligatures w14:val="none"/>
+          <ns2:ligatures ns2:val="none"/>
         </w:rPr>
         <w:t>.</w:t>
       </w:r>
     </w:p>
-    <w:p>
-      <w:pPr>
-        <w:spacing w:after="0" w:line="240" w:lineRule="auto"/>
-        <w:jc w:val="both"/>
-        <w:rPr>
-          <w:rFonts w:ascii="Arial Narrow" w:eastAsia="Arial Narrow" w:hAnsi="Arial Narrow" w:cs="Arial Narrow"/>
-          <w:kern w:val="0"/>
-          <w14:ligatures w14:val="none"/>
-        </w:rPr>
-      </w:pPr>
-    </w:p>
-    <w:p>
+    <w:p ns2:paraId="7A507243" ns2:textId="77777777">
+      <w:pPr>
+        <w:spacing w:after="0" w:line="240" w:lineRule="auto"/>
+        <w:jc w:val="both"/>
+        <w:rPr>
+          <w:rFonts w:ascii="Arial Narrow" w:eastAsia="Arial Narrow" w:hAnsi="Arial Narrow" w:cs="Arial Narrow"/>
+          <w:kern w:val="0"/>
+          <ns2:ligatures ns2:val="none"/>
+        </w:rPr>
+      </w:pPr>
+    </w:p>
+    <w:p ns2:paraId="2E7770E0" ns2:textId="4E844B2B">
       <w:pPr>
         <w:pStyle w:val="Prrafodelista"/>
         <w:numPr>
@@ -5251,16 +5251,16 @@
           <w:rFonts w:ascii="Arial Narrow" w:eastAsia="Calibri" w:hAnsi="Arial Narrow" w:cs="Arial Narrow"/>
           <w:kern w:val="0"/>
           <w:lang w:eastAsia="es-PE"/>
-          <w14:ligatures w14:val="none"/>
-        </w:rPr>
-      </w:pPr>
-      <w:r>
-        <w:rPr>
-          <w:rFonts w:ascii="Arial Narrow" w:eastAsia="Times New Roman" w:hAnsi="Arial Narrow" w:cs="Arial"/>
-          <w:color w:val="000000"/>
-          <w:kern w:val="0"/>
-          <w:lang w:eastAsia="es-PE"/>
-          <w14:ligatures w14:val="none"/>
+          <ns2:ligatures ns2:val="none"/>
+        </w:rPr>
+      </w:pPr>
+      <w:r>
+        <w:rPr>
+          <w:rFonts w:ascii="Arial Narrow" w:eastAsia="Times New Roman" w:hAnsi="Arial Narrow" w:cs="Arial"/>
+          <w:color w:val="000000"/>
+          <w:kern w:val="0"/>
+          <w:lang w:eastAsia="es-PE"/>
+          <ns2:ligatures ns2:val="none"/>
         </w:rPr>
         <w:lastRenderedPageBreak/>
         <w:t xml:space="preserve">Además, </w:t>
@@ -5269,7 +5269,7 @@
         <w:rPr>
           <w:rFonts w:ascii="Arial Narrow" w:eastAsia="Arial Narrow" w:hAnsi="Arial Narrow" w:cs="Arial Narrow"/>
           <w:kern w:val="0"/>
-          <w14:ligatures w14:val="none"/>
+          <ns2:ligatures ns2:val="none"/>
         </w:rPr>
         <w:t xml:space="preserve">la Secretaría Técnica, en ejercicio de sus facultades, </w:t>
       </w:r>
@@ -5279,7 +5279,7 @@
           <w:color w:val="000000"/>
           <w:kern w:val="0"/>
           <w:lang w:eastAsia="es-PE"/>
-          <w14:ligatures w14:val="none"/>
+          <ns2:ligatures ns2:val="none"/>
         </w:rPr>
         <w:t xml:space="preserve">considera </w:t>
       </w:r>
@@ -5287,7 +5287,7 @@
         <w:rPr>
           <w:rFonts w:ascii="Arial Narrow" w:eastAsia="Arial Narrow" w:hAnsi="Arial Narrow" w:cs="Arial Narrow"/>
           <w:kern w:val="0"/>
-          <w14:ligatures w14:val="none"/>
+          <ns2:ligatures ns2:val="none"/>
         </w:rPr>
         <w:t xml:space="preserve">que el hecho denunciado, consistente en que </w:t>
       </w:r>
@@ -5295,7 +5295,7 @@
         <w:rPr>
           <w:rFonts w:ascii="Arial Narrow" w:eastAsia="Arial Narrow" w:hAnsi="Arial Narrow" w:cs="Arial Narrow"/>
           <w:kern w:val="0"/>
-          <w14:ligatures w14:val="none"/>
+          <ns2:ligatures ns2:val="none"/>
         </w:rPr>
         <w:t>el Banco BBVA Perú S.A. no habría cumplido con atender la comunicación presentada por el denunciante el 12 de febrero de 2025</w:t>
       </w:r>
@@ -5303,7 +5303,7 @@
         <w:rPr>
           <w:rFonts w:ascii="Arial Narrow" w:eastAsia="Arial Narrow" w:hAnsi="Arial Narrow" w:cs="Arial Narrow"/>
           <w:kern w:val="0"/>
-          <w14:ligatures w14:val="none"/>
+          <ns2:ligatures ns2:val="none"/>
         </w:rPr>
         <w:t>; involucraría una presunta afectación a sus expectativas, quien no habría encontrado una correspondencia entre lo que esperaba recibir de parte del proveedor y lo que realmente recibió. Por consiguiente, corresponde calificar el hecho materia de denuncia como una presunta infracción al deber de idoneidad, tipificado en los artículos 18</w:t>
       </w:r>
@@ -5313,7 +5313,7 @@
           <w:color w:val="000000"/>
           <w:kern w:val="0"/>
           <w:lang w:eastAsia="es-PE"/>
-          <w14:ligatures w14:val="none"/>
+          <ns2:ligatures ns2:val="none"/>
         </w:rPr>
         <w:t/>
       </w:r>
@@ -5321,7 +5321,7 @@
         <w:rPr>
           <w:rFonts w:ascii="Arial Narrow" w:eastAsia="Arial Narrow" w:hAnsi="Arial Narrow" w:cs="Arial Narrow"/>
           <w:kern w:val="0"/>
-          <w14:ligatures w14:val="none"/>
+          <ns2:ligatures ns2:val="none"/>
         </w:rPr>
         <w:t xml:space="preserve"> y 19</w:t>
       </w:r>
@@ -5331,7 +5331,7 @@
           <w:color w:val="000000"/>
           <w:kern w:val="0"/>
           <w:lang w:eastAsia="es-PE"/>
-          <w14:ligatures w14:val="none"/>
+          <ns2:ligatures ns2:val="none"/>
         </w:rPr>
         <w:t/>
       </w:r>
@@ -5339,7 +5339,7 @@
         <w:rPr>
           <w:rFonts w:ascii="Arial Narrow" w:eastAsia="Arial Narrow" w:hAnsi="Arial Narrow" w:cs="Arial Narrow"/>
           <w:kern w:val="0"/>
-          <w14:ligatures w14:val="none"/>
+          <ns2:ligatures ns2:val="none"/>
         </w:rPr>
         <w:t xml:space="preserve"> del Código</w:t>
       </w:r>
@@ -5350,12 +5350,12 @@
           <w:color w:val="000000"/>
           <w:kern w:val="0"/>
           <w:lang w:eastAsia="es-PE"/>
-          <w14:ligatures w14:val="none"/>
+          <ns2:ligatures ns2:val="none"/>
         </w:rPr>
         <w:t xml:space="preserve">. </w:t>
       </w:r>
     </w:p>
-    <w:p>
+    <w:p ns2:paraId="62072868" ns2:textId="77777777">
       <w:pPr>
         <w:spacing w:after="0" w:line="240" w:lineRule="auto"/>
         <w:jc w:val="both"/>
@@ -5363,11 +5363,11 @@
           <w:rFonts w:ascii="Arial Narrow" w:eastAsia="Calibri" w:hAnsi="Arial Narrow" w:cs="Arial Narrow"/>
           <w:kern w:val="0"/>
           <w:lang w:eastAsia="es-PE"/>
-          <w14:ligatures w14:val="none"/>
-        </w:rPr>
-      </w:pPr>
-    </w:p>
-    <w:p>
+          <ns2:ligatures ns2:val="none"/>
+        </w:rPr>
+      </w:pPr>
+    </w:p>
+    <w:p ns2:paraId="37321452" ns2:textId="77777777">
       <w:pPr>
         <w:pStyle w:val="Prrafodelista"/>
         <w:numPr>
@@ -5381,7 +5381,7 @@
           <w:rFonts w:ascii="Arial Narrow" w:eastAsia="Calibri" w:hAnsi="Arial Narrow" w:cs="Arial Narrow"/>
           <w:kern w:val="0"/>
           <w:lang w:eastAsia="es-PE"/>
-          <w14:ligatures w14:val="none"/>
+          <ns2:ligatures ns2:val="none"/>
         </w:rPr>
       </w:pPr>
       <w:r>
@@ -5390,7 +5390,7 @@
           <w:color w:val="000000"/>
           <w:kern w:val="0"/>
           <w:lang w:eastAsia="es-PE"/>
-          <w14:ligatures w14:val="none"/>
+          <ns2:ligatures ns2:val="none"/>
         </w:rPr>
         <w:t>En tanto la denuncia reúne los requisitos establecidos por la norma citada, corresponde admitirla a trámite</w:t>
       </w:r>
@@ -5400,7 +5400,7 @@
           <w:rFonts w:ascii="Arial Narrow" w:eastAsia="Arial Narrow" w:hAnsi="Arial Narrow" w:cs="Arial Narrow"/>
           <w:kern w:val="0"/>
           <w:vertAlign w:val="superscript"/>
-          <w14:ligatures w14:val="none"/>
+          <ns2:ligatures ns2:val="none"/>
         </w:rPr>
         <w:footnoteReference w:id="8"/>
       </w:r>
@@ -5410,12 +5410,12 @@
           <w:color w:val="000000"/>
           <w:kern w:val="0"/>
           <w:lang w:eastAsia="es-PE"/>
-          <w14:ligatures w14:val="none"/>
+          <ns2:ligatures ns2:val="none"/>
         </w:rPr>
         <w:t>.</w:t>
       </w:r>
     </w:p>
-    <w:p>
+    <w:p ns2:paraId="17426A8E" ns2:textId="77777777">
       <w:pPr>
         <w:spacing w:after="0" w:line="240" w:lineRule="auto"/>
         <w:ind w:left="567"/>
@@ -5426,11 +5426,11 @@
           <w:color w:val="000000"/>
           <w:kern w:val="0"/>
           <w:lang w:eastAsia="es-PE"/>
-          <w14:ligatures w14:val="none"/>
-        </w:rPr>
-      </w:pPr>
-    </w:p>
-    <w:p>
+          <ns2:ligatures ns2:val="none"/>
+        </w:rPr>
+      </w:pPr>
+    </w:p>
+    <w:p ns2:paraId="69FE781D" ns2:textId="77777777">
       <w:pPr>
         <w:pStyle w:val="Prrafodelista"/>
         <w:numPr>
@@ -5450,7 +5450,7 @@
           <w:color w:val="000000"/>
           <w:kern w:val="0"/>
           <w:lang w:eastAsia="es-PE"/>
-          <w14:ligatures w14:val="none"/>
+          <ns2:ligatures ns2:val="none"/>
         </w:rPr>
       </w:pPr>
       <w:r>
@@ -5460,12 +5460,12 @@
           <w:color w:val="000000"/>
           <w:kern w:val="0"/>
           <w:lang w:eastAsia="es-PE"/>
-          <w14:ligatures w14:val="none"/>
+          <ns2:ligatures ns2:val="none"/>
         </w:rPr>
         <w:t>REQUERIMIENTO DE INFORMACION</w:t>
       </w:r>
     </w:p>
-    <w:p>
+    <w:p ns2:paraId="6252E905" ns2:textId="77777777">
       <w:pPr>
         <w:spacing w:after="0" w:line="240" w:lineRule="auto"/>
         <w:jc w:val="both"/>
@@ -5474,11 +5474,11 @@
           <w:color w:val="000000"/>
           <w:kern w:val="0"/>
           <w:lang w:val="es-ES" w:eastAsia="es-ES"/>
-          <w14:ligatures w14:val="none"/>
-        </w:rPr>
-      </w:pPr>
-    </w:p>
-    <w:p>
+          <ns2:ligatures ns2:val="none"/>
+        </w:rPr>
+      </w:pPr>
+    </w:p>
+    <w:p ns2:paraId="21C241A8" ns2:textId="77777777">
       <w:pPr>
         <w:pStyle w:val="Prrafodelista"/>
         <w:numPr>
@@ -5493,7 +5493,7 @@
           <w:color w:val="000000"/>
           <w:kern w:val="0"/>
           <w:lang w:val="es-ES" w:eastAsia="es-ES"/>
-          <w14:ligatures w14:val="none"/>
+          <ns2:ligatures ns2:val="none"/>
         </w:rPr>
       </w:pPr>
       <w:r>
@@ -5502,7 +5502,7 @@
           <w:color w:val="000000"/>
           <w:kern w:val="0"/>
           <w:lang w:val="es-ES" w:eastAsia="es-ES"/>
-          <w14:ligatures w14:val="none"/>
+          <ns2:ligatures ns2:val="none"/>
         </w:rPr>
         <w:t xml:space="preserve">A efectos de tener mayores elementos que sirvan para la resolución definitiva del presente caso, </w:t>
       </w:r>
@@ -5512,7 +5512,7 @@
           <w:color w:val="000000"/>
           <w:kern w:val="0"/>
           <w:lang w:val="es-ES" w:eastAsia="es-ES"/>
-          <w14:ligatures w14:val="none"/>
+          <ns2:ligatures ns2:val="none"/>
         </w:rPr>
         <w:t xml:space="preserve">la Secretaría Técnica, </w:t>
       </w:r>
@@ -5522,7 +5522,7 @@
           <w:color w:val="000000"/>
           <w:kern w:val="0"/>
           <w:lang w:val="es-ES" w:eastAsia="es-ES"/>
-          <w14:ligatures w14:val="none"/>
+          <ns2:ligatures ns2:val="none"/>
         </w:rPr>
         <w:t>en ejercicio de las facultades que la ley le confiere</w:t>
       </w:r>
@@ -5532,7 +5532,7 @@
           <w:color w:val="000000"/>
           <w:kern w:val="0"/>
           <w:lang w:val="es-ES" w:eastAsia="es-ES"/>
-          <w14:ligatures w14:val="none"/>
+          <ns2:ligatures ns2:val="none"/>
         </w:rPr>
         <w:t>, conviene requerir a los proveedores denunciados que, en un plazo no mayor de cinco (5) días há</w:t>
       </w:r>
@@ -5542,7 +5542,7 @@
           <w:color w:val="000000"/>
           <w:kern w:val="0"/>
           <w:lang w:val="es-ES" w:eastAsia="es-ES"/>
-          <w14:ligatures w14:val="none"/>
+          <ns2:ligatures ns2:val="none"/>
         </w:rPr>
         <w:t xml:space="preserve">biles contado a partir del día siguiente de la </w:t>
       </w:r>
@@ -5552,12 +5552,12 @@
           <w:color w:val="000000"/>
           <w:kern w:val="0"/>
           <w:lang w:val="es-ES" w:eastAsia="es-ES"/>
-          <w14:ligatures w14:val="none"/>
+          <ns2:ligatures ns2:val="none"/>
         </w:rPr>
         <w:t>notificación de la presente resolución, cumplan con lo siguiente:</w:t>
       </w:r>
     </w:p>
-    <w:p>
+    <w:p ns2:paraId="345D7F88" ns2:textId="77777777">
       <w:pPr>
         <w:pStyle w:val="Prrafodelista"/>
         <w:spacing w:after="0" w:line="240" w:lineRule="auto"/>
@@ -5568,11 +5568,11 @@
           <w:color w:val="000000"/>
           <w:kern w:val="0"/>
           <w:lang w:val="es-ES" w:eastAsia="es-ES"/>
-          <w14:ligatures w14:val="none"/>
-        </w:rPr>
-      </w:pPr>
-    </w:p>
-    <w:p>
+          <ns2:ligatures ns2:val="none"/>
+        </w:rPr>
+      </w:pPr>
+    </w:p>
+    <w:p ns2:paraId="01F25269" ns2:textId="3D111615">
       <w:pPr>
         <w:pStyle w:val="Prrafodelista"/>
         <w:spacing w:after="0" w:line="240" w:lineRule="auto"/>
@@ -5583,7 +5583,7 @@
           <w:color w:val="000000"/>
           <w:kern w:val="0"/>
           <w:lang w:val="es-ES" w:eastAsia="es-ES"/>
-          <w14:ligatures w14:val="none"/>
+          <ns2:ligatures ns2:val="none"/>
         </w:rPr>
       </w:pPr>
       <w:r>
@@ -5593,7 +5593,7 @@
           <w:kern w:val="0"/>
           <w:u w:val="single"/>
           <w:lang w:val="es-ES" w:eastAsia="es-ES"/>
-          <w14:ligatures w14:val="none"/>
+          <ns2:ligatures ns2:val="none"/>
         </w:rPr>
         <w:t xml:space="preserve">A </w:t>
       </w:r>
@@ -5604,7 +5604,7 @@
           <w:kern w:val="0"/>
           <w:u w:val="single"/>
           <w:lang w:val="es-ES" w:eastAsia="es-ES"/>
-          <w14:ligatures w14:val="none"/>
+          <ns2:ligatures ns2:val="none"/>
         </w:rPr>
         <w:t>Rímac</w:t>
       </w:r>
@@ -5614,7 +5614,7 @@
           <w:color w:val="000000"/>
           <w:kern w:val="0"/>
           <w:lang w:val="es-ES" w:eastAsia="es-ES"/>
-          <w14:ligatures w14:val="none"/>
+          <ns2:ligatures ns2:val="none"/>
         </w:rPr>
         <w:t xml:space="preserve">: (i) presentar una copia debidamente suscrita de la Póliza </w:t>
       </w:r>
@@ -5625,7 +5625,7 @@
           <w:color w:val="000000"/>
           <w:kern w:val="0"/>
           <w:lang w:eastAsia="es-ES"/>
-          <w14:ligatures w14:val="none"/>
+          <ns2:ligatures ns2:val="none"/>
         </w:rPr>
         <w:t/>
       </w:r>
@@ -5636,7 +5636,7 @@
           <w:color w:val="000000"/>
           <w:kern w:val="0"/>
           <w:lang w:eastAsia="es-ES"/>
-          <w14:ligatures w14:val="none"/>
+          <ns2:ligatures ns2:val="none"/>
         </w:rPr>
         <w:t xml:space="preserve"> </w:t>
       </w:r>
@@ -5646,7 +5646,7 @@
           <w:color w:val="000000"/>
           <w:kern w:val="0"/>
           <w:lang w:eastAsia="es-ES"/>
-          <w14:ligatures w14:val="none"/>
+          <ns2:ligatures ns2:val="none"/>
         </w:rPr>
         <w:t xml:space="preserve">00110991764000013875 </w:t>
       </w:r>
@@ -5656,7 +5656,7 @@
           <w:color w:val="000000"/>
           <w:kern w:val="0"/>
           <w:lang w:val="es-ES" w:eastAsia="es-ES"/>
-          <w14:ligatures w14:val="none"/>
+          <ns2:ligatures ns2:val="none"/>
         </w:rPr>
         <w:t>del Seguro Vehicular materia de denuncia; y, (</w:t>
       </w:r>
@@ -5667,7 +5667,7 @@
           <w:color w:val="000000"/>
           <w:kern w:val="0"/>
           <w:lang w:val="es-ES" w:eastAsia="es-ES"/>
-          <w14:ligatures w14:val="none"/>
+          <ns2:ligatures ns2:val="none"/>
         </w:rPr>
         <w:t>ii</w:t>
       </w:r>
@@ -5678,12 +5678,12 @@
           <w:color w:val="000000"/>
           <w:kern w:val="0"/>
           <w:lang w:val="es-ES" w:eastAsia="es-ES"/>
-          <w14:ligatures w14:val="none"/>
+          <ns2:ligatures ns2:val="none"/>
         </w:rPr>
         <w:t>) presentar todas las comunicaciones cursadas con la parte denunciante en virtud de los hechos materia de denuncia.</w:t>
       </w:r>
     </w:p>
-    <w:p>
+    <w:p ns2:paraId="48503CFE" ns2:textId="77777777">
       <w:pPr>
         <w:pStyle w:val="Prrafodelista"/>
         <w:spacing w:after="0" w:line="240" w:lineRule="auto"/>
@@ -5695,11 +5695,11 @@
           <w:kern w:val="0"/>
           <w:u w:val="single"/>
           <w:lang w:val="es-ES" w:eastAsia="es-ES"/>
-          <w14:ligatures w14:val="none"/>
-        </w:rPr>
-      </w:pPr>
-    </w:p>
-    <w:p>
+          <ns2:ligatures ns2:val="none"/>
+        </w:rPr>
+      </w:pPr>
+    </w:p>
+    <w:p ns2:paraId="4940B49E" ns2:textId="2D12C78A">
       <w:pPr>
         <w:pStyle w:val="Prrafodelista"/>
         <w:spacing w:after="0" w:line="240" w:lineRule="auto"/>
@@ -5711,7 +5711,7 @@
           <w:kern w:val="0"/>
           <w:u w:val="single"/>
           <w:lang w:val="es-ES" w:eastAsia="es-ES"/>
-          <w14:ligatures w14:val="none"/>
+          <ns2:ligatures ns2:val="none"/>
         </w:rPr>
       </w:pPr>
       <w:r>
@@ -5721,7 +5721,7 @@
           <w:kern w:val="0"/>
           <w:u w:val="single"/>
           <w:lang w:val="es-ES" w:eastAsia="es-ES"/>
-          <w14:ligatures w14:val="none"/>
+          <ns2:ligatures ns2:val="none"/>
         </w:rPr>
         <w:t xml:space="preserve">A </w:t>
       </w:r>
@@ -5732,7 +5732,7 @@
           <w:kern w:val="0"/>
           <w:u w:val="single"/>
           <w:lang w:val="es-ES" w:eastAsia="es-ES"/>
-          <w14:ligatures w14:val="none"/>
+          <ns2:ligatures ns2:val="none"/>
         </w:rPr>
         <w:t>Banco</w:t>
       </w:r>
@@ -5742,7 +5742,7 @@
           <w:color w:val="000000"/>
           <w:kern w:val="0"/>
           <w:lang w:val="es-ES" w:eastAsia="es-ES"/>
-          <w14:ligatures w14:val="none"/>
+          <ns2:ligatures ns2:val="none"/>
         </w:rPr>
         <w:t>:</w:t>
       </w:r>
@@ -5752,7 +5752,7 @@
           <w:color w:val="000000"/>
           <w:kern w:val="0"/>
           <w:lang w:eastAsia="es-ES"/>
-          <w14:ligatures w14:val="none"/>
+          <ns2:ligatures ns2:val="none"/>
         </w:rPr>
         <w:t xml:space="preserve"> </w:t>
       </w:r>
@@ -5762,7 +5762,7 @@
           <w:color w:val="000000"/>
           <w:kern w:val="0"/>
           <w:lang w:val="es-ES" w:eastAsia="es-ES"/>
-          <w14:ligatures w14:val="none"/>
+          <ns2:ligatures ns2:val="none"/>
         </w:rPr>
         <w:t xml:space="preserve">(i) presentar una copia debidamente suscrita de la Póliza </w:t>
       </w:r>
@@ -5773,7 +5773,7 @@
           <w:color w:val="000000"/>
           <w:kern w:val="0"/>
           <w:lang w:val="es-ES" w:eastAsia="es-ES"/>
-          <w14:ligatures w14:val="none"/>
+          <ns2:ligatures ns2:val="none"/>
         </w:rPr>
         <w:t/>
       </w:r>
@@ -5784,7 +5784,7 @@
           <w:color w:val="000000"/>
           <w:kern w:val="0"/>
           <w:lang w:val="es-ES" w:eastAsia="es-ES"/>
-          <w14:ligatures w14:val="none"/>
+          <ns2:ligatures ns2:val="none"/>
         </w:rPr>
         <w:t xml:space="preserve"> 00110991764000013875 del Seguro Vehicular materia de denuncia; y, (</w:t>
       </w:r>
@@ -5795,7 +5795,7 @@
           <w:color w:val="000000"/>
           <w:kern w:val="0"/>
           <w:lang w:val="es-ES" w:eastAsia="es-ES"/>
-          <w14:ligatures w14:val="none"/>
+          <ns2:ligatures ns2:val="none"/>
         </w:rPr>
         <w:t>ii</w:t>
       </w:r>
@@ -5806,7 +5806,7 @@
           <w:color w:val="000000"/>
           <w:kern w:val="0"/>
           <w:lang w:val="es-ES" w:eastAsia="es-ES"/>
-          <w14:ligatures w14:val="none"/>
+          <ns2:ligatures ns2:val="none"/>
         </w:rPr>
         <w:t>) presentar todas las comunicaciones cursadas con la parte denunciante en virtud de los hechos materia de denuncia</w:t>
       </w:r>
@@ -5816,12 +5816,12 @@
           <w:color w:val="000000"/>
           <w:kern w:val="0"/>
           <w:lang w:val="es-ES" w:eastAsia="es-ES"/>
-          <w14:ligatures w14:val="none"/>
+          <ns2:ligatures ns2:val="none"/>
         </w:rPr>
         <w:t>.</w:t>
       </w:r>
     </w:p>
-    <w:p>
+    <w:p ns2:paraId="525DE1CC" ns2:textId="77777777">
       <w:pPr>
         <w:spacing w:after="0" w:line="240" w:lineRule="auto"/>
         <w:jc w:val="both"/>
@@ -5830,11 +5830,11 @@
           <w:color w:val="000000"/>
           <w:kern w:val="0"/>
           <w:lang w:val="es-ES" w:eastAsia="es-ES"/>
-          <w14:ligatures w14:val="none"/>
-        </w:rPr>
-      </w:pPr>
-    </w:p>
-    <w:p>
+          <ns2:ligatures ns2:val="none"/>
+        </w:rPr>
+      </w:pPr>
+    </w:p>
+    <w:p ns2:paraId="76AC2520" ns2:textId="77777777">
       <w:pPr>
         <w:pStyle w:val="Prrafodelista"/>
         <w:spacing w:after="0" w:line="240" w:lineRule="auto"/>
@@ -5845,11 +5845,11 @@
           <w:color w:val="000000"/>
           <w:kern w:val="0"/>
           <w:lang w:val="es-ES" w:eastAsia="es-ES"/>
-          <w14:ligatures w14:val="none"/>
-        </w:rPr>
-      </w:pPr>
-    </w:p>
-    <w:p>
+          <ns2:ligatures ns2:val="none"/>
+        </w:rPr>
+      </w:pPr>
+    </w:p>
+    <w:p ns2:paraId="45192A8B" ns2:textId="77777777">
       <w:pPr>
         <w:pStyle w:val="Prrafodelista"/>
         <w:numPr>
@@ -5869,7 +5869,7 @@
           <w:color w:val="000000"/>
           <w:kern w:val="0"/>
           <w:lang w:eastAsia="es-PE"/>
-          <w14:ligatures w14:val="none"/>
+          <ns2:ligatures ns2:val="none"/>
         </w:rPr>
       </w:pPr>
       <w:r>
@@ -5879,7 +5879,7 @@
           <w:color w:val="000000"/>
           <w:kern w:val="0"/>
           <w:lang w:eastAsia="es-PE"/>
-          <w14:ligatures w14:val="none"/>
+          <ns2:ligatures ns2:val="none"/>
         </w:rPr>
         <w:t>RESOLUCIÓN DE LA</w:t>
       </w:r>
@@ -5890,12 +5890,12 @@
           <w:color w:val="000000"/>
           <w:kern w:val="0"/>
           <w:lang w:eastAsia="es-PE"/>
-          <w14:ligatures w14:val="none"/>
+          <ns2:ligatures ns2:val="none"/>
         </w:rPr>
         <w:t xml:space="preserve"> SECRETARÍA TÉCNICA </w:t>
       </w:r>
     </w:p>
-    <w:p>
+    <w:p ns2:paraId="71820251" ns2:textId="77777777">
       <w:pPr>
         <w:spacing w:after="0" w:line="240" w:lineRule="auto"/>
         <w:jc w:val="both"/>
@@ -5905,11 +5905,11 @@
           <w:color w:val="000000"/>
           <w:kern w:val="0"/>
           <w:lang w:eastAsia="es-PE"/>
-          <w14:ligatures w14:val="none"/>
-        </w:rPr>
-      </w:pPr>
-    </w:p>
-    <w:p>
+          <ns2:ligatures ns2:val="none"/>
+        </w:rPr>
+      </w:pPr>
+    </w:p>
+    <w:p ns2:paraId="5E432484" ns2:textId="4A6ABD2D">
       <w:pPr>
         <w:spacing w:after="0" w:line="240" w:lineRule="auto"/>
         <w:jc w:val="both"/>
@@ -5919,7 +5919,7 @@
           <w:kern w:val="0"/>
           <w:shd w:val="clear" w:color="auto" w:fill="FFFFFF"/>
           <w:lang w:eastAsia="es-PE"/>
-          <w14:ligatures w14:val="none"/>
+          <ns2:ligatures ns2:val="none"/>
         </w:rPr>
       </w:pPr>
       <w:r>
@@ -5929,7 +5929,7 @@
           <w:color w:val="000000"/>
           <w:kern w:val="0"/>
           <w:lang w:eastAsia="es-PE"/>
-          <w14:ligatures w14:val="none"/>
+          <ns2:ligatures ns2:val="none"/>
         </w:rPr>
         <w:t xml:space="preserve">PRIMERO: admitir a trámite la denuncia del 4 de julio de 2025, subsanada mediante escrito del 18 de agosto de 2025, interpuesta por el señor [APELLIDO] López contra Rímac Seguros y Reaseguros S.A. y el Banco BBVA Perú S.A, por lo siguiente:</w:t>
       </w:r>
@@ -5940,7 +5940,7 @@
           <w:kern w:val="0"/>
           <w:shd w:val="clear" w:color="auto" w:fill="FFFFFF"/>
           <w:lang w:eastAsia="es-PE"/>
-          <w14:ligatures w14:val="none"/>
+          <ns2:ligatures ns2:val="none"/>
         </w:rPr>
         <w:t xml:space="preserve"/>
       </w:r>
@@ -5950,7 +5950,7 @@
           <w:color w:val="000000"/>
           <w:kern w:val="0"/>
           <w:lang w:val="es-ES" w:eastAsia="es-ES"/>
-          <w14:ligatures w14:val="none"/>
+          <ns2:ligatures ns2:val="none"/>
         </w:rPr>
         <w:t/>
       </w:r>
@@ -5960,7 +5960,7 @@
           <w:color w:val="000000"/>
           <w:kern w:val="0"/>
           <w:lang w:val="es-ES" w:eastAsia="es-ES"/>
-          <w14:ligatures w14:val="none"/>
+          <ns2:ligatures ns2:val="none"/>
         </w:rPr>
         <w:t xml:space="preserve"/>
       </w:r>
@@ -5971,7 +5971,7 @@
           <w:kern w:val="0"/>
           <w:shd w:val="clear" w:color="auto" w:fill="FFFFFF"/>
           <w:lang w:eastAsia="es-PE"/>
-          <w14:ligatures w14:val="none"/>
+          <ns2:ligatures ns2:val="none"/>
         </w:rPr>
         <w:t xml:space="preserve"/>
       </w:r>
@@ -5982,7 +5982,7 @@
           <w:kern w:val="0"/>
           <w:shd w:val="clear" w:color="auto" w:fill="FFFFFF"/>
           <w:lang w:eastAsia="es-PE"/>
-          <w14:ligatures w14:val="none"/>
+          <ns2:ligatures ns2:val="none"/>
         </w:rPr>
         <w:t xml:space="preserve"/>
       </w:r>
@@ -5992,7 +5992,7 @@
           <w:bCs/>
           <w:spacing w:val="-3"/>
           <w:kern w:val="0"/>
-          <w14:ligatures w14:val="none"/>
+          <ns2:ligatures ns2:val="none"/>
         </w:rPr>
         <w:t/>
       </w:r>
@@ -6002,7 +6002,7 @@
           <w:bCs/>
           <w:spacing w:val="-3"/>
           <w:kern w:val="0"/>
-          <w14:ligatures w14:val="none"/>
+          <ns2:ligatures ns2:val="none"/>
         </w:rPr>
         <w:t xml:space="preserve"/>
       </w:r>
@@ -6013,7 +6013,7 @@
           <w:kern w:val="0"/>
           <w:shd w:val="clear" w:color="auto" w:fill="FFFFFF"/>
           <w:lang w:eastAsia="es-PE"/>
-          <w14:ligatures w14:val="none"/>
+          <ns2:ligatures ns2:val="none"/>
         </w:rPr>
         <w:t xml:space="preserve"/>
       </w:r>
@@ -6024,7 +6024,7 @@
           <w:kern w:val="0"/>
           <w:shd w:val="clear" w:color="auto" w:fill="FFFFFF"/>
           <w:lang w:eastAsia="es-PE"/>
-          <w14:ligatures w14:val="none"/>
+          <ns2:ligatures ns2:val="none"/>
         </w:rPr>
         <w:t xml:space="preserve"/>
       </w:r>
@@ -6035,7 +6035,7 @@
           <w:kern w:val="0"/>
           <w:shd w:val="clear" w:color="auto" w:fill="FFFFFF"/>
           <w:lang w:eastAsia="es-PE"/>
-          <w14:ligatures w14:val="none"/>
+          <ns2:ligatures ns2:val="none"/>
         </w:rPr>
         <w:t xml:space="preserve"/>
       </w:r>
@@ -6046,7 +6046,7 @@
           <w:kern w:val="0"/>
           <w:shd w:val="clear" w:color="auto" w:fill="FFFFFF"/>
           <w:lang w:eastAsia="es-PE"/>
-          <w14:ligatures w14:val="none"/>
+          <ns2:ligatures ns2:val="none"/>
         </w:rPr>
         <w:t xml:space="preserve"/>
       </w:r>
@@ -6057,7 +6057,7 @@
           <w:kern w:val="0"/>
           <w:shd w:val="clear" w:color="auto" w:fill="FFFFFF"/>
           <w:lang w:eastAsia="es-PE"/>
-          <w14:ligatures w14:val="none"/>
+          <ns2:ligatures ns2:val="none"/>
         </w:rPr>
         <w:t/>
       </w:r>
@@ -6075,7 +6075,7 @@
           <w:kern w:val="0"/>
           <w:shd w:val="clear" w:color="auto" w:fill="FFFFFF"/>
           <w:lang w:eastAsia="es-PE"/>
-          <w14:ligatures w14:val="none"/>
+          <ns2:ligatures ns2:val="none"/>
         </w:rPr>
         <w:t/>
       </w:r>
@@ -6086,7 +6086,7 @@
           <w:kern w:val="0"/>
           <w:shd w:val="clear" w:color="auto" w:fill="FFFFFF"/>
           <w:lang w:eastAsia="es-PE"/>
-          <w14:ligatures w14:val="none"/>
+          <ns2:ligatures ns2:val="none"/>
         </w:rPr>
         <w:t xml:space="preserve"/>
       </w:r>
@@ -6104,7 +6104,7 @@
           <w:kern w:val="0"/>
           <w:shd w:val="clear" w:color="auto" w:fill="FFFFFF"/>
           <w:lang w:eastAsia="es-PE"/>
-          <w14:ligatures w14:val="none"/>
+          <ns2:ligatures ns2:val="none"/>
         </w:rPr>
         <w:t xml:space="preserve"/>
       </w:r>
@@ -6115,12 +6115,12 @@
           <w:kern w:val="0"/>
           <w:shd w:val="clear" w:color="auto" w:fill="FFFFFF"/>
           <w:lang w:eastAsia="es-PE"/>
-          <w14:ligatures w14:val="none"/>
+          <ns2:ligatures ns2:val="none"/>
         </w:rPr>
         <w:t/>
       </w:r>
     </w:p>
-    <w:p>
+    <w:p ns2:paraId="50DCBB7C" ns2:textId="77777777">
       <w:pPr>
         <w:spacing w:after="0" w:line="240" w:lineRule="auto"/>
         <w:jc w:val="both"/>
@@ -6129,11 +6129,11 @@
           <w:color w:val="000000"/>
           <w:kern w:val="0"/>
           <w:lang w:eastAsia="es-PE"/>
-          <w14:ligatures w14:val="none"/>
-        </w:rPr>
-      </w:pPr>
-    </w:p>
-    <w:p>
+          <ns2:ligatures ns2:val="none"/>
+        </w:rPr>
+      </w:pPr>
+    </w:p>
+    <w:p ns2:paraId="72ED125F" ns2:textId="447DBA18">
       <w:pPr>
         <w:pStyle w:val="Prrafodelista"/>
         <w:numPr>
@@ -6151,7 +6151,7 @@
           <w:rFonts w:ascii="Arial Narrow" w:eastAsia="Calibri" w:hAnsi="Arial Narrow" w:cs="Arial Narrow"/>
           <w:kern w:val="0"/>
           <w:lang w:eastAsia="es-PE"/>
-          <w14:ligatures w14:val="none"/>
+          <ns2:ligatures ns2:val="none"/>
         </w:rPr>
       </w:pPr>
       <w:r>
@@ -6160,7 +6160,7 @@
           <w:color w:val="000000"/>
           <w:kern w:val="0"/>
           <w:lang w:eastAsia="es-PE"/>
-          <w14:ligatures w14:val="none"/>
+          <ns2:ligatures ns2:val="none"/>
         </w:rPr>
         <w:t>Presunta</w:t>
       </w:r>
@@ -6170,7 +6170,7 @@
           <w:kern w:val="0"/>
           <w:shd w:val="clear" w:color="auto" w:fill="FFFFFF"/>
           <w:lang w:eastAsia="es-PE"/>
-          <w14:ligatures w14:val="none"/>
+          <ns2:ligatures ns2:val="none"/>
         </w:rPr>
         <w:t xml:space="preserve"> infracción a los artículos 18 y 19</w:t>
       </w:r>
@@ -6179,7 +6179,7 @@
           <w:rFonts w:ascii="Arial Narrow" w:eastAsia="Calibri" w:hAnsi="Arial Narrow" w:cs="Arial Narrow"/>
           <w:kern w:val="0"/>
           <w:lang w:eastAsia="es-PE"/>
-          <w14:ligatures w14:val="none"/>
+          <ns2:ligatures ns2:val="none"/>
         </w:rPr>
         <w:t xml:space="preserve"> de </w:t>
       </w:r>
@@ -6189,7 +6189,7 @@
           <w:kern w:val="0"/>
           <w:shd w:val="clear" w:color="auto" w:fill="FFFFFF"/>
           <w:lang w:eastAsia="es-PE"/>
-          <w14:ligatures w14:val="none"/>
+          <ns2:ligatures ns2:val="none"/>
         </w:rPr>
         <w:t xml:space="preserve">la Ley 29571, Código de Protección y Defensa del Consumidor, en tanto </w:t>
       </w:r>
@@ -6199,7 +6199,7 @@
           <w:kern w:val="0"/>
           <w:shd w:val="clear" w:color="auto" w:fill="FFFFFF"/>
           <w:lang w:eastAsia="es-PE"/>
-          <w14:ligatures w14:val="none"/>
+          <ns2:ligatures ns2:val="none"/>
         </w:rPr>
         <w:t>el Banco BBVA Perú S.A. habría realizado indebidamente cobros por las primas de la Póliza 00110991764000013875 emitid</w:t>
       </w:r>
@@ -6209,7 +6209,7 @@
           <w:kern w:val="0"/>
           <w:shd w:val="clear" w:color="auto" w:fill="FFFFFF"/>
           <w:lang w:eastAsia="es-PE"/>
-          <w14:ligatures w14:val="none"/>
+          <ns2:ligatures ns2:val="none"/>
         </w:rPr>
         <w:t>a</w:t>
       </w:r>
@@ -6219,7 +6219,7 @@
           <w:kern w:val="0"/>
           <w:shd w:val="clear" w:color="auto" w:fill="FFFFFF"/>
           <w:lang w:eastAsia="es-PE"/>
-          <w14:ligatures w14:val="none"/>
+          <ns2:ligatures ns2:val="none"/>
         </w:rPr>
         <w:t xml:space="preserve"> por Rímac Seguros y Reaseguros S.A., pese a que solo correspondía realizar los cobros por las primas de la Póliza 0070183725 emitid</w:t>
       </w:r>
@@ -6229,7 +6229,7 @@
           <w:kern w:val="0"/>
           <w:shd w:val="clear" w:color="auto" w:fill="FFFFFF"/>
           <w:lang w:eastAsia="es-PE"/>
-          <w14:ligatures w14:val="none"/>
+          <ns2:ligatures ns2:val="none"/>
         </w:rPr>
         <w:t>a</w:t>
       </w:r>
@@ -6239,7 +6239,7 @@
           <w:kern w:val="0"/>
           <w:shd w:val="clear" w:color="auto" w:fill="FFFFFF"/>
           <w:lang w:eastAsia="es-PE"/>
-          <w14:ligatures w14:val="none"/>
+          <ns2:ligatures ns2:val="none"/>
         </w:rPr>
         <w:t xml:space="preserve"> por Qualitas Compañía de Seguros S.A</w:t>
       </w:r>
@@ -6247,7 +6247,7 @@
         <w:rPr>
           <w:rFonts w:ascii="Arial Narrow" w:eastAsia="Arial Narrow" w:hAnsi="Arial Narrow" w:cs="Arial Narrow"/>
           <w:kern w:val="0"/>
-          <w14:ligatures w14:val="none"/>
+          <ns2:ligatures ns2:val="none"/>
         </w:rPr>
         <w:t>.</w:t>
       </w:r>
@@ -6255,12 +6255,12 @@
         <w:rPr>
           <w:rFonts w:ascii="Arial Narrow" w:eastAsia="Arial Narrow" w:hAnsi="Arial Narrow" w:cs="Arial Narrow"/>
           <w:kern w:val="0"/>
-          <w14:ligatures w14:val="none"/>
+          <ns2:ligatures ns2:val="none"/>
         </w:rPr>
         <w:t>.</w:t>
       </w:r>
     </w:p>
-    <w:p>
+    <w:p ns2:paraId="4B20E431" ns2:textId="77777777">
       <w:pPr>
         <w:pStyle w:val="Prrafodelista"/>
         <w:spacing w:after="0" w:line="240" w:lineRule="auto"/>
@@ -6270,11 +6270,11 @@
           <w:rFonts w:ascii="Arial Narrow" w:eastAsia="Calibri" w:hAnsi="Arial Narrow" w:cs="Arial Narrow"/>
           <w:kern w:val="0"/>
           <w:lang w:eastAsia="es-PE"/>
-          <w14:ligatures w14:val="none"/>
-        </w:rPr>
-      </w:pPr>
-    </w:p>
-    <w:p>
+          <ns2:ligatures ns2:val="none"/>
+        </w:rPr>
+      </w:pPr>
+    </w:p>
+    <w:p ns2:paraId="3B872F01" ns2:textId="6A39257E">
       <w:pPr>
         <w:pStyle w:val="Prrafodelista"/>
         <w:numPr>
@@ -6292,7 +6292,7 @@
           <w:rFonts w:ascii="Arial Narrow" w:eastAsia="Calibri" w:hAnsi="Arial Narrow" w:cs="Arial Narrow"/>
           <w:kern w:val="0"/>
           <w:lang w:eastAsia="es-PE"/>
-          <w14:ligatures w14:val="none"/>
+          <ns2:ligatures ns2:val="none"/>
         </w:rPr>
       </w:pPr>
       <w:r>
@@ -6301,7 +6301,7 @@
           <w:color w:val="000000"/>
           <w:kern w:val="0"/>
           <w:lang w:eastAsia="es-PE"/>
-          <w14:ligatures w14:val="none"/>
+          <ns2:ligatures ns2:val="none"/>
         </w:rPr>
         <w:t>Presunta</w:t>
       </w:r>
@@ -6311,7 +6311,7 @@
           <w:kern w:val="0"/>
           <w:shd w:val="clear" w:color="auto" w:fill="FFFFFF"/>
           <w:lang w:eastAsia="es-PE"/>
-          <w14:ligatures w14:val="none"/>
+          <ns2:ligatures ns2:val="none"/>
         </w:rPr>
         <w:t xml:space="preserve"> infracción a los artículos 18 y 19</w:t>
       </w:r>
@@ -6320,7 +6320,7 @@
           <w:rFonts w:ascii="Arial Narrow" w:eastAsia="Calibri" w:hAnsi="Arial Narrow" w:cs="Arial Narrow"/>
           <w:kern w:val="0"/>
           <w:lang w:eastAsia="es-PE"/>
-          <w14:ligatures w14:val="none"/>
+          <ns2:ligatures ns2:val="none"/>
         </w:rPr>
         <w:t xml:space="preserve"> de </w:t>
       </w:r>
@@ -6330,7 +6330,7 @@
           <w:kern w:val="0"/>
           <w:shd w:val="clear" w:color="auto" w:fill="FFFFFF"/>
           <w:lang w:eastAsia="es-PE"/>
-          <w14:ligatures w14:val="none"/>
+          <ns2:ligatures ns2:val="none"/>
         </w:rPr>
         <w:t>la Ley 29571, Código de Protección y Defensa del Consumidor, en tanto</w:t>
       </w:r>
@@ -6340,7 +6340,7 @@
           <w:kern w:val="0"/>
           <w:shd w:val="clear" w:color="auto" w:fill="FFFFFF"/>
           <w:lang w:eastAsia="es-PE"/>
-          <w14:ligatures w14:val="none"/>
+          <ns2:ligatures ns2:val="none"/>
         </w:rPr>
         <w:t xml:space="preserve"> </w:t>
       </w:r>
@@ -6350,7 +6350,7 @@
           <w:kern w:val="0"/>
           <w:shd w:val="clear" w:color="auto" w:fill="FFFFFF"/>
           <w:lang w:eastAsia="es-PE"/>
-          <w14:ligatures w14:val="none"/>
+          <ns2:ligatures ns2:val="none"/>
         </w:rPr>
         <w:t xml:space="preserve">el </w:t>
       </w:r>
@@ -6360,7 +6360,7 @@
           <w:kern w:val="0"/>
           <w:shd w:val="clear" w:color="auto" w:fill="FFFFFF"/>
           <w:lang w:eastAsia="es-PE"/>
-          <w14:ligatures w14:val="none"/>
+          <ns2:ligatures ns2:val="none"/>
         </w:rPr>
         <w:t xml:space="preserve">Banco BBVA Perú S.A. no habría cumplido con atender la </w:t>
       </w:r>
@@ -6370,7 +6370,7 @@
           <w:kern w:val="0"/>
           <w:shd w:val="clear" w:color="auto" w:fill="FFFFFF"/>
           <w:lang w:eastAsia="es-PE"/>
-          <w14:ligatures w14:val="none"/>
+          <ns2:ligatures ns2:val="none"/>
         </w:rPr>
         <w:t>comunicación presentada por el denunciante</w:t>
       </w:r>
@@ -6380,7 +6380,7 @@
           <w:kern w:val="0"/>
           <w:shd w:val="clear" w:color="auto" w:fill="FFFFFF"/>
           <w:lang w:eastAsia="es-PE"/>
-          <w14:ligatures w14:val="none"/>
+          <ns2:ligatures ns2:val="none"/>
         </w:rPr>
         <w:t xml:space="preserve"> el 20 de diciembre de 2024</w:t>
       </w:r>
@@ -6390,12 +6390,12 @@
           <w:kern w:val="0"/>
           <w:shd w:val="clear" w:color="auto" w:fill="FFFFFF"/>
           <w:lang w:eastAsia="es-PE"/>
-          <w14:ligatures w14:val="none"/>
+          <ns2:ligatures ns2:val="none"/>
         </w:rPr>
         <w:t>.</w:t>
       </w:r>
     </w:p>
-    <w:p>
+    <w:p ns2:paraId="1BB297F4" ns2:textId="77777777">
       <w:pPr>
         <w:pStyle w:val="Prrafodelista"/>
         <w:spacing w:after="0" w:line="240" w:lineRule="auto"/>
@@ -6405,11 +6405,11 @@
           <w:rFonts w:ascii="Arial Narrow" w:eastAsia="Calibri" w:hAnsi="Arial Narrow" w:cs="Arial Narrow"/>
           <w:kern w:val="0"/>
           <w:lang w:eastAsia="es-PE"/>
-          <w14:ligatures w14:val="none"/>
-        </w:rPr>
-      </w:pPr>
-    </w:p>
-    <w:p>
+          <ns2:ligatures ns2:val="none"/>
+        </w:rPr>
+      </w:pPr>
+    </w:p>
+    <w:p ns2:paraId="4C93DD70" ns2:textId="59D83B8C">
       <w:pPr>
         <w:pStyle w:val="Prrafodelista"/>
         <w:numPr>
@@ -6427,7 +6427,7 @@
           <w:rFonts w:ascii="Arial Narrow" w:eastAsia="Calibri" w:hAnsi="Arial Narrow" w:cs="Arial Narrow"/>
           <w:kern w:val="0"/>
           <w:lang w:eastAsia="es-PE"/>
-          <w14:ligatures w14:val="none"/>
+          <ns2:ligatures ns2:val="none"/>
         </w:rPr>
       </w:pPr>
       <w:r>
@@ -6436,7 +6436,7 @@
           <w:color w:val="000000"/>
           <w:kern w:val="0"/>
           <w:lang w:eastAsia="es-PE"/>
-          <w14:ligatures w14:val="none"/>
+          <ns2:ligatures ns2:val="none"/>
         </w:rPr>
         <w:lastRenderedPageBreak/>
         <w:t>Presunta infracción al literal b) del artículo 56 de la Ley 29571, Código de Protección y Defensa del Consumidor</w:t>
@@ -6447,7 +6447,7 @@
           <w:kern w:val="0"/>
           <w:shd w:val="clear" w:color="auto" w:fill="FFFFFF"/>
           <w:lang w:eastAsia="es-PE"/>
-          <w14:ligatures w14:val="none"/>
+          <ns2:ligatures ns2:val="none"/>
         </w:rPr>
         <w:t xml:space="preserve">, en tanto </w:t>
       </w:r>
@@ -6457,7 +6457,7 @@
           <w:kern w:val="0"/>
           <w:shd w:val="clear" w:color="auto" w:fill="FFFFFF"/>
           <w:lang w:eastAsia="es-PE"/>
-          <w14:ligatures w14:val="none"/>
+          <ns2:ligatures ns2:val="none"/>
         </w:rPr>
         <w:t xml:space="preserve">el </w:t>
       </w:r>
@@ -6467,7 +6467,7 @@
           <w:kern w:val="0"/>
           <w:shd w:val="clear" w:color="auto" w:fill="FFFFFF"/>
           <w:lang w:eastAsia="es-PE"/>
-          <w14:ligatures w14:val="none"/>
+          <ns2:ligatures ns2:val="none"/>
         </w:rPr>
         <w:t xml:space="preserve">Banco BBVA Perú S.A. </w:t>
       </w:r>
@@ -6475,7 +6475,7 @@
         <w:rPr>
           <w:rFonts w:ascii="Arial Narrow" w:eastAsia="Arial Narrow" w:hAnsi="Arial Narrow" w:cs="Arial Narrow"/>
           <w:kern w:val="0"/>
-          <w14:ligatures w14:val="none"/>
+          <ns2:ligatures ns2:val="none"/>
         </w:rPr>
         <w:t xml:space="preserve">habría gestionado indebidamente la contratación de la </w:t>
       </w:r>
@@ -6485,7 +6485,7 @@
           <w:color w:val="000000"/>
           <w:kern w:val="0"/>
           <w:lang w:eastAsia="es-ES"/>
-          <w14:ligatures w14:val="none"/>
+          <ns2:ligatures ns2:val="none"/>
         </w:rPr>
         <w:t>Póliza 00110991764000013875 a favor del denunciante</w:t>
       </w:r>
@@ -6496,7 +6496,7 @@
           <w:kern w:val="0"/>
           <w:shd w:val="clear" w:color="auto" w:fill="FFFFFF"/>
           <w:lang w:eastAsia="es-PE"/>
-          <w14:ligatures w14:val="none"/>
+          <ns2:ligatures ns2:val="none"/>
         </w:rPr>
         <w:t>, pese a no tener su consentimiento</w:t>
       </w:r>
@@ -6507,12 +6507,12 @@
           <w:kern w:val="0"/>
           <w:shd w:val="clear" w:color="auto" w:fill="FFFFFF"/>
           <w:lang w:eastAsia="es-PE"/>
-          <w14:ligatures w14:val="none"/>
+          <ns2:ligatures ns2:val="none"/>
         </w:rPr>
         <w:t>.</w:t>
       </w:r>
     </w:p>
-    <w:p>
+    <w:p ns2:paraId="58E10BF0" ns2:textId="77777777">
       <w:pPr>
         <w:pStyle w:val="Prrafodelista"/>
         <w:spacing w:after="0" w:line="240" w:lineRule="auto"/>
@@ -6522,11 +6522,11 @@
           <w:rFonts w:ascii="Arial Narrow" w:eastAsia="Calibri" w:hAnsi="Arial Narrow" w:cs="Arial Narrow"/>
           <w:kern w:val="0"/>
           <w:lang w:eastAsia="es-PE"/>
-          <w14:ligatures w14:val="none"/>
-        </w:rPr>
-      </w:pPr>
-    </w:p>
-    <w:p>
+          <ns2:ligatures ns2:val="none"/>
+        </w:rPr>
+      </w:pPr>
+    </w:p>
+    <w:p ns2:paraId="2D7C2FFA" ns2:textId="48FD3B08">
       <w:pPr>
         <w:pStyle w:val="Prrafodelista"/>
         <w:numPr>
@@ -6544,7 +6544,7 @@
           <w:rFonts w:ascii="Arial Narrow" w:eastAsia="Calibri" w:hAnsi="Arial Narrow" w:cs="Arial Narrow"/>
           <w:kern w:val="0"/>
           <w:lang w:eastAsia="es-PE"/>
-          <w14:ligatures w14:val="none"/>
+          <ns2:ligatures ns2:val="none"/>
         </w:rPr>
       </w:pPr>
       <w:r>
@@ -6553,7 +6553,7 @@
           <w:color w:val="000000"/>
           <w:kern w:val="0"/>
           <w:lang w:eastAsia="es-PE"/>
-          <w14:ligatures w14:val="none"/>
+          <ns2:ligatures ns2:val="none"/>
         </w:rPr>
         <w:t xml:space="preserve">Presunta infracción al literal </w:t>
       </w:r>
@@ -6563,7 +6563,7 @@
           <w:color w:val="000000"/>
           <w:kern w:val="0"/>
           <w:lang w:eastAsia="es-PE"/>
-          <w14:ligatures w14:val="none"/>
+          <ns2:ligatures ns2:val="none"/>
         </w:rPr>
         <w:t>b</w:t>
       </w:r>
@@ -6573,7 +6573,7 @@
           <w:color w:val="000000"/>
           <w:kern w:val="0"/>
           <w:lang w:eastAsia="es-PE"/>
-          <w14:ligatures w14:val="none"/>
+          <ns2:ligatures ns2:val="none"/>
         </w:rPr>
         <w:t>) del artículo 56 de la Ley 29571, Código de Protección y Defensa del Consumidor</w:t>
       </w:r>
@@ -6583,7 +6583,7 @@
           <w:kern w:val="0"/>
           <w:shd w:val="clear" w:color="auto" w:fill="FFFFFF"/>
           <w:lang w:eastAsia="es-PE"/>
-          <w14:ligatures w14:val="none"/>
+          <ns2:ligatures ns2:val="none"/>
         </w:rPr>
         <w:t xml:space="preserve">, en tanto </w:t>
       </w:r>
@@ -6594,7 +6594,7 @@
           <w:kern w:val="0"/>
           <w:shd w:val="clear" w:color="auto" w:fill="FFFFFF"/>
           <w:lang w:eastAsia="es-PE"/>
-          <w14:ligatures w14:val="none"/>
+          <ns2:ligatures ns2:val="none"/>
         </w:rPr>
         <w:t>Rímac Seguros y Reaseguros S.A</w:t>
       </w:r>
@@ -6602,7 +6602,7 @@
         <w:rPr>
           <w:rFonts w:ascii="Arial Narrow" w:eastAsia="Arial Narrow" w:hAnsi="Arial Narrow" w:cs="Arial Narrow"/>
           <w:kern w:val="0"/>
-          <w14:ligatures w14:val="none"/>
+          <ns2:ligatures ns2:val="none"/>
         </w:rPr>
         <w:t xml:space="preserve">. </w:t>
       </w:r>
@@ -6610,7 +6610,7 @@
         <w:rPr>
           <w:rFonts w:ascii="Arial Narrow" w:eastAsia="Arial Narrow" w:hAnsi="Arial Narrow" w:cs="Arial Narrow"/>
           <w:kern w:val="0"/>
-          <w14:ligatures w14:val="none"/>
+          <ns2:ligatures ns2:val="none"/>
         </w:rPr>
         <w:t xml:space="preserve">habría </w:t>
       </w:r>
@@ -6618,7 +6618,7 @@
         <w:rPr>
           <w:rFonts w:ascii="Arial Narrow" w:eastAsia="Arial Narrow" w:hAnsi="Arial Narrow" w:cs="Arial Narrow"/>
           <w:kern w:val="0"/>
-          <w14:ligatures w14:val="none"/>
+          <ns2:ligatures ns2:val="none"/>
         </w:rPr>
         <w:t>contratado a favor del denunciante</w:t>
       </w:r>
@@ -6626,7 +6626,7 @@
         <w:rPr>
           <w:rFonts w:ascii="Arial Narrow" w:eastAsia="Arial Narrow" w:hAnsi="Arial Narrow" w:cs="Arial Narrow"/>
           <w:kern w:val="0"/>
-          <w14:ligatures w14:val="none"/>
+          <ns2:ligatures ns2:val="none"/>
         </w:rPr>
         <w:t xml:space="preserve"> la </w:t>
       </w:r>
@@ -6636,7 +6636,7 @@
           <w:color w:val="000000"/>
           <w:kern w:val="0"/>
           <w:lang w:eastAsia="es-ES"/>
-          <w14:ligatures w14:val="none"/>
+          <ns2:ligatures ns2:val="none"/>
         </w:rPr>
         <w:t>Póliza 00110991764000013875</w:t>
       </w:r>
@@ -6647,7 +6647,7 @@
           <w:kern w:val="0"/>
           <w:shd w:val="clear" w:color="auto" w:fill="FFFFFF"/>
           <w:lang w:eastAsia="es-PE"/>
-          <w14:ligatures w14:val="none"/>
+          <ns2:ligatures ns2:val="none"/>
         </w:rPr>
         <w:t xml:space="preserve">, </w:t>
       </w:r>
@@ -6658,7 +6658,7 @@
           <w:kern w:val="0"/>
           <w:shd w:val="clear" w:color="auto" w:fill="FFFFFF"/>
           <w:lang w:eastAsia="es-PE"/>
-          <w14:ligatures w14:val="none"/>
+          <ns2:ligatures ns2:val="none"/>
         </w:rPr>
         <w:t>pese a no tener su consentimiento</w:t>
       </w:r>
@@ -6669,12 +6669,12 @@
           <w:kern w:val="0"/>
           <w:shd w:val="clear" w:color="auto" w:fill="FFFFFF"/>
           <w:lang w:eastAsia="es-PE"/>
-          <w14:ligatures w14:val="none"/>
+          <ns2:ligatures ns2:val="none"/>
         </w:rPr>
         <w:t>.</w:t>
       </w:r>
     </w:p>
-    <w:p>
+    <w:p ns2:paraId="3779E8B1" ns2:textId="77777777">
       <w:pPr>
         <w:pStyle w:val="Prrafodelista"/>
         <w:spacing w:line="240" w:lineRule="auto"/>
@@ -6682,11 +6682,11 @@
           <w:rFonts w:ascii="Arial Narrow" w:eastAsia="Calibri" w:hAnsi="Arial Narrow" w:cs="Arial Narrow"/>
           <w:kern w:val="0"/>
           <w:lang w:eastAsia="es-PE"/>
-          <w14:ligatures w14:val="none"/>
-        </w:rPr>
-      </w:pPr>
-    </w:p>
-    <w:p>
+          <ns2:ligatures ns2:val="none"/>
+        </w:rPr>
+      </w:pPr>
+    </w:p>
+    <w:p ns2:paraId="37D85FDB" ns2:textId="1E6E8AB7">
       <w:pPr>
         <w:pStyle w:val="Prrafodelista"/>
         <w:numPr>
@@ -6704,7 +6704,7 @@
           <w:rFonts w:ascii="Arial Narrow" w:eastAsia="Calibri" w:hAnsi="Arial Narrow" w:cs="Arial Narrow"/>
           <w:kern w:val="0"/>
           <w:lang w:eastAsia="es-PE"/>
-          <w14:ligatures w14:val="none"/>
+          <ns2:ligatures ns2:val="none"/>
         </w:rPr>
       </w:pPr>
       <w:r>
@@ -6713,7 +6713,7 @@
           <w:color w:val="000000"/>
           <w:kern w:val="0"/>
           <w:lang w:eastAsia="es-PE"/>
-          <w14:ligatures w14:val="none"/>
+          <ns2:ligatures ns2:val="none"/>
         </w:rPr>
         <w:t>Presunta infracción al literal b) del artículo 56 de la Ley 29571, Código de Protección y Defensa del Consumidor</w:t>
       </w:r>
@@ -6723,7 +6723,7 @@
           <w:kern w:val="0"/>
           <w:shd w:val="clear" w:color="auto" w:fill="FFFFFF"/>
           <w:lang w:eastAsia="es-PE"/>
-          <w14:ligatures w14:val="none"/>
+          <ns2:ligatures ns2:val="none"/>
         </w:rPr>
         <w:t xml:space="preserve">, en tanto </w:t>
       </w:r>
@@ -6731,7 +6731,7 @@
         <w:rPr>
           <w:rFonts w:ascii="Arial Narrow" w:eastAsia="Arial Narrow" w:hAnsi="Arial Narrow" w:cs="Arial Narrow"/>
           <w:kern w:val="0"/>
-          <w14:ligatures w14:val="none"/>
+          <ns2:ligatures ns2:val="none"/>
         </w:rPr>
         <w:t xml:space="preserve">el </w:t>
       </w:r>
@@ -6742,7 +6742,7 @@
           <w:kern w:val="0"/>
           <w:shd w:val="clear" w:color="auto" w:fill="FFFFFF"/>
           <w:lang w:eastAsia="es-PE"/>
-          <w14:ligatures w14:val="none"/>
+          <ns2:ligatures ns2:val="none"/>
         </w:rPr>
         <w:t xml:space="preserve">Banco BBVA Perú S.A. </w:t>
       </w:r>
@@ -6750,7 +6750,7 @@
         <w:rPr>
           <w:rFonts w:ascii="Arial Narrow" w:eastAsia="Arial Narrow" w:hAnsi="Arial Narrow" w:cs="Arial Narrow"/>
           <w:kern w:val="0"/>
-          <w14:ligatures w14:val="none"/>
+          <ns2:ligatures ns2:val="none"/>
         </w:rPr>
         <w:t>habría condicionado</w:t>
       </w:r>
@@ -6758,7 +6758,7 @@
         <w:rPr>
           <w:rFonts w:ascii="Arial Narrow" w:eastAsia="Arial Narrow" w:hAnsi="Arial Narrow" w:cs="Arial Narrow"/>
           <w:kern w:val="0"/>
-          <w14:ligatures w14:val="none"/>
+          <ns2:ligatures ns2:val="none"/>
         </w:rPr>
         <w:t xml:space="preserve"> indebidamente al denunciante a pagar US$65,00 por el endoso de la Póliza 0070183725 </w:t>
       </w:r>
@@ -6766,7 +6766,7 @@
         <w:rPr>
           <w:rFonts w:ascii="Arial Narrow" w:eastAsia="Arial Narrow" w:hAnsi="Arial Narrow" w:cs="Arial Narrow"/>
           <w:kern w:val="0"/>
-          <w14:ligatures w14:val="none"/>
+          <ns2:ligatures ns2:val="none"/>
         </w:rPr>
         <w:t>con la finalidad de anular</w:t>
       </w:r>
@@ -6774,7 +6774,7 @@
         <w:rPr>
           <w:rFonts w:ascii="Arial Narrow" w:eastAsia="Arial Narrow" w:hAnsi="Arial Narrow" w:cs="Arial Narrow"/>
           <w:kern w:val="0"/>
-          <w14:ligatures w14:val="none"/>
+          <ns2:ligatures ns2:val="none"/>
         </w:rPr>
         <w:t xml:space="preserve"> la </w:t>
       </w:r>
@@ -6785,7 +6785,7 @@
           <w:kern w:val="0"/>
           <w:shd w:val="clear" w:color="auto" w:fill="FFFFFF"/>
           <w:lang w:eastAsia="es-PE"/>
-          <w14:ligatures w14:val="none"/>
+          <ns2:ligatures ns2:val="none"/>
         </w:rPr>
         <w:t>Póliza 00110991764000013875 emitida por Rímac Seguros y Reaseguros S.A</w:t>
       </w:r>
@@ -6793,23 +6793,23 @@
         <w:rPr>
           <w:rFonts w:ascii="Arial Narrow" w:eastAsia="Arial Narrow" w:hAnsi="Arial Narrow" w:cs="Arial Narrow"/>
           <w:kern w:val="0"/>
-          <w14:ligatures w14:val="none"/>
+          <ns2:ligatures ns2:val="none"/>
         </w:rPr>
         <w:t>..</w:t>
       </w:r>
     </w:p>
-    <w:p>
+    <w:p ns2:paraId="68B53A0D" ns2:textId="77777777">
       <w:pPr>
         <w:pStyle w:val="Prrafodelista"/>
         <w:spacing w:line="240" w:lineRule="auto"/>
         <w:rPr>
           <w:rFonts w:ascii="Arial Narrow" w:eastAsia="Arial Narrow" w:hAnsi="Arial Narrow" w:cs="Arial Narrow"/>
           <w:kern w:val="0"/>
-          <w14:ligatures w14:val="none"/>
-        </w:rPr>
-      </w:pPr>
-    </w:p>
-    <w:p>
+          <ns2:ligatures ns2:val="none"/>
+        </w:rPr>
+      </w:pPr>
+    </w:p>
+    <w:p ns2:paraId="0B8104DB" ns2:textId="097068AD">
       <w:pPr>
         <w:pStyle w:val="Prrafodelista"/>
         <w:numPr>
@@ -6826,7 +6826,7 @@
         <w:rPr>
           <w:rFonts w:ascii="Arial Narrow" w:eastAsia="Arial Narrow" w:hAnsi="Arial Narrow" w:cs="Arial Narrow"/>
           <w:kern w:val="0"/>
-          <w14:ligatures w14:val="none"/>
+          <ns2:ligatures ns2:val="none"/>
         </w:rPr>
       </w:pPr>
       <w:r>
@@ -6839,7 +6839,7 @@
         <w:rPr>
           <w:rFonts w:ascii="Arial Narrow" w:eastAsia="Arial Narrow" w:hAnsi="Arial Narrow" w:cs="Arial Narrow"/>
           <w:kern w:val="0"/>
-          <w14:ligatures w14:val="none"/>
+          <ns2:ligatures ns2:val="none"/>
         </w:rPr>
         <w:t xml:space="preserve">en tanto </w:t>
       </w:r>
@@ -6847,7 +6847,7 @@
         <w:rPr>
           <w:rFonts w:ascii="Arial Narrow" w:eastAsia="Arial Narrow" w:hAnsi="Arial Narrow" w:cs="Arial Narrow"/>
           <w:kern w:val="0"/>
-          <w14:ligatures w14:val="none"/>
+          <ns2:ligatures ns2:val="none"/>
         </w:rPr>
         <w:t xml:space="preserve">el </w:t>
       </w:r>
@@ -6858,7 +6858,7 @@
           <w:kern w:val="0"/>
           <w:shd w:val="clear" w:color="auto" w:fill="FFFFFF"/>
           <w:lang w:eastAsia="es-PE"/>
-          <w14:ligatures w14:val="none"/>
+          <ns2:ligatures ns2:val="none"/>
         </w:rPr>
         <w:t xml:space="preserve">Banco BBVA Perú S.A. </w:t>
       </w:r>
@@ -6868,7 +6868,7 @@
           <w:color w:val="000000"/>
           <w:kern w:val="0"/>
           <w:lang w:val="es-ES" w:eastAsia="es-ES"/>
-          <w14:ligatures w14:val="none"/>
+          <ns2:ligatures ns2:val="none"/>
         </w:rPr>
         <w:t xml:space="preserve">habría brindado una respuesta inadecuada al reclamo presentado por el denunciante el </w:t>
       </w:r>
@@ -6878,7 +6878,7 @@
           <w:color w:val="000000"/>
           <w:kern w:val="0"/>
           <w:lang w:eastAsia="es-ES"/>
-          <w14:ligatures w14:val="none"/>
+          <ns2:ligatures ns2:val="none"/>
         </w:rPr>
         <w:t>20 de diciembre de 2024</w:t>
       </w:r>
@@ -6886,23 +6886,23 @@
         <w:rPr>
           <w:rFonts w:ascii="Arial Narrow" w:eastAsia="Arial Narrow" w:hAnsi="Arial Narrow" w:cs="Arial Narrow"/>
           <w:kern w:val="0"/>
-          <w14:ligatures w14:val="none"/>
+          <ns2:ligatures ns2:val="none"/>
         </w:rPr>
         <w:t>.</w:t>
       </w:r>
     </w:p>
-    <w:p>
+    <w:p ns2:paraId="6FA3E9E5" ns2:textId="77777777">
       <w:pPr>
         <w:pStyle w:val="Prrafodelista"/>
         <w:spacing w:line="240" w:lineRule="auto"/>
         <w:rPr>
           <w:rFonts w:ascii="Arial Narrow" w:eastAsia="Arial Narrow" w:hAnsi="Arial Narrow" w:cs="Arial Narrow"/>
           <w:kern w:val="0"/>
-          <w14:ligatures w14:val="none"/>
-        </w:rPr>
-      </w:pPr>
-    </w:p>
-    <w:p>
+          <ns2:ligatures ns2:val="none"/>
+        </w:rPr>
+      </w:pPr>
+    </w:p>
+    <w:p ns2:paraId="7E50FA10" ns2:textId="3F5878B6">
       <w:pPr>
         <w:pStyle w:val="Prrafodelista"/>
         <w:numPr>
@@ -6919,7 +6919,7 @@
         <w:rPr>
           <w:rFonts w:ascii="Arial Narrow" w:eastAsia="Arial Narrow" w:hAnsi="Arial Narrow" w:cs="Arial Narrow"/>
           <w:kern w:val="0"/>
-          <w14:ligatures w14:val="none"/>
+          <ns2:ligatures ns2:val="none"/>
         </w:rPr>
       </w:pPr>
       <w:r>
@@ -6932,7 +6932,7 @@
         <w:rPr>
           <w:rFonts w:ascii="Arial Narrow" w:eastAsia="Arial Narrow" w:hAnsi="Arial Narrow" w:cs="Arial Narrow"/>
           <w:kern w:val="0"/>
-          <w14:ligatures w14:val="none"/>
+          <ns2:ligatures ns2:val="none"/>
         </w:rPr>
         <w:t xml:space="preserve">en tanto </w:t>
       </w:r>
@@ -6940,7 +6940,7 @@
         <w:rPr>
           <w:rFonts w:ascii="Arial Narrow" w:eastAsia="Arial Narrow" w:hAnsi="Arial Narrow" w:cs="Arial Narrow"/>
           <w:kern w:val="0"/>
-          <w14:ligatures w14:val="none"/>
+          <ns2:ligatures ns2:val="none"/>
         </w:rPr>
         <w:t xml:space="preserve">el </w:t>
       </w:r>
@@ -6951,7 +6951,7 @@
           <w:kern w:val="0"/>
           <w:shd w:val="clear" w:color="auto" w:fill="FFFFFF"/>
           <w:lang w:eastAsia="es-PE"/>
-          <w14:ligatures w14:val="none"/>
+          <ns2:ligatures ns2:val="none"/>
         </w:rPr>
         <w:t xml:space="preserve">Banco BBVA Perú S.A. </w:t>
       </w:r>
@@ -6961,7 +6961,7 @@
           <w:color w:val="000000"/>
           <w:kern w:val="0"/>
           <w:lang w:val="es-ES" w:eastAsia="es-ES"/>
-          <w14:ligatures w14:val="none"/>
+          <ns2:ligatures ns2:val="none"/>
         </w:rPr>
         <w:t xml:space="preserve"> habría brindado una respuesta inadecuada al reclamo presentado por el denunciante el 24 de enero de 2025</w:t>
       </w:r>
@@ -6969,12 +6969,12 @@
         <w:rPr>
           <w:rFonts w:ascii="Arial Narrow" w:eastAsia="Arial Narrow" w:hAnsi="Arial Narrow" w:cs="Arial Narrow"/>
           <w:kern w:val="0"/>
-          <w14:ligatures w14:val="none"/>
+          <ns2:ligatures ns2:val="none"/>
         </w:rPr>
         <w:t>.</w:t>
       </w:r>
     </w:p>
-    <w:p>
+    <w:p ns2:paraId="1E2A8ECE" ns2:textId="1049567A">
       <w:pPr>
         <w:spacing w:after="0" w:line="240" w:lineRule="auto"/>
         <w:jc w:val="both"/>
@@ -6982,11 +6982,11 @@
           <w:rFonts w:ascii="Arial Narrow" w:eastAsia="Calibri" w:hAnsi="Arial Narrow" w:cs="Arial Narrow"/>
           <w:kern w:val="0"/>
           <w:lang w:eastAsia="es-PE"/>
-          <w14:ligatures w14:val="none"/>
-        </w:rPr>
-      </w:pPr>
-    </w:p>
-    <w:p>
+          <ns2:ligatures ns2:val="none"/>
+        </w:rPr>
+      </w:pPr>
+    </w:p>
+    <w:p ns2:paraId="61B54814" ns2:textId="7ECDB1E3">
       <w:pPr>
         <w:pStyle w:val="Prrafodelista"/>
         <w:numPr>
@@ -7003,14 +7003,14 @@
         <w:rPr>
           <w:rFonts w:ascii="Arial Narrow" w:eastAsia="Arial Narrow" w:hAnsi="Arial Narrow" w:cs="Arial Narrow"/>
           <w:kern w:val="0"/>
-          <w14:ligatures w14:val="none"/>
-        </w:rPr>
-      </w:pPr>
-      <w:r>
-        <w:rPr>
-          <w:rFonts w:ascii="Arial Narrow" w:eastAsia="Arial Narrow" w:hAnsi="Arial Narrow" w:cs="Arial Narrow"/>
-          <w:kern w:val="0"/>
-          <w14:ligatures w14:val="none"/>
+          <ns2:ligatures ns2:val="none"/>
+        </w:rPr>
+      </w:pPr>
+      <w:r>
+        <w:rPr>
+          <w:rFonts w:ascii="Arial Narrow" w:eastAsia="Arial Narrow" w:hAnsi="Arial Narrow" w:cs="Arial Narrow"/>
+          <w:kern w:val="0"/>
+          <ns2:ligatures ns2:val="none"/>
         </w:rPr>
         <w:t xml:space="preserve">Presunta </w:t>
       </w:r>
@@ -7020,7 +7020,7 @@
           <w:kern w:val="0"/>
           <w:shd w:val="clear" w:color="auto" w:fill="FFFFFF"/>
           <w:lang w:eastAsia="es-PE"/>
-          <w14:ligatures w14:val="none"/>
+          <ns2:ligatures ns2:val="none"/>
         </w:rPr>
         <w:t>infracción al literal e) del artículo 47</w:t>
       </w:r>
@@ -7031,7 +7031,7 @@
           <w:color w:val="000000"/>
           <w:kern w:val="0"/>
           <w:lang w:eastAsia="es-PE"/>
-          <w14:ligatures w14:val="none"/>
+          <ns2:ligatures ns2:val="none"/>
         </w:rPr>
         <w:t/>
       </w:r>
@@ -7041,7 +7041,7 @@
           <w:kern w:val="0"/>
           <w:shd w:val="clear" w:color="auto" w:fill="FFFFFF"/>
           <w:lang w:eastAsia="es-PE"/>
-          <w14:ligatures w14:val="none"/>
+          <ns2:ligatures ns2:val="none"/>
         </w:rPr>
         <w:t xml:space="preserve"> </w:t>
       </w:r>
@@ -7049,7 +7049,7 @@
         <w:rPr>
           <w:rFonts w:ascii="Arial Narrow" w:eastAsia="Calibri" w:hAnsi="Arial Narrow" w:cs="Arial"/>
           <w:kern w:val="0"/>
-          <w14:ligatures w14:val="none"/>
+          <ns2:ligatures ns2:val="none"/>
         </w:rPr>
         <w:t>de</w:t>
       </w:r>
@@ -7059,7 +7059,7 @@
           <w:kern w:val="0"/>
           <w:shd w:val="clear" w:color="auto" w:fill="FFFFFF"/>
           <w:lang w:eastAsia="es-PE"/>
-          <w14:ligatures w14:val="none"/>
+          <ns2:ligatures ns2:val="none"/>
         </w:rPr>
         <w:t xml:space="preserve"> la Ley 29571, Código de Protección y Defensa del Consumidor, </w:t>
       </w:r>
@@ -7070,7 +7070,7 @@
           <w:color w:val="000000"/>
           <w:kern w:val="0"/>
           <w:lang w:eastAsia="es-PE"/>
-          <w14:ligatures w14:val="none"/>
+          <ns2:ligatures ns2:val="none"/>
         </w:rPr>
         <w:t xml:space="preserve">en tanto </w:t>
       </w:r>
@@ -7081,7 +7081,7 @@
           <w:kern w:val="0"/>
           <w:shd w:val="clear" w:color="auto" w:fill="FFFFFF"/>
           <w:lang w:eastAsia="es-PE"/>
-          <w14:ligatures w14:val="none"/>
+          <ns2:ligatures ns2:val="none"/>
         </w:rPr>
         <w:t>Rímac Seguros y Reaseguros S.A</w:t>
       </w:r>
@@ -7089,7 +7089,7 @@
         <w:rPr>
           <w:rFonts w:ascii="Arial Narrow" w:eastAsia="Arial Narrow" w:hAnsi="Arial Narrow" w:cs="Arial Narrow"/>
           <w:kern w:val="0"/>
-          <w14:ligatures w14:val="none"/>
+          <ns2:ligatures ns2:val="none"/>
         </w:rPr>
         <w:t xml:space="preserve">. </w:t>
       </w:r>
@@ -7099,7 +7099,7 @@
           <w:kern w:val="0"/>
           <w:shd w:val="clear" w:color="auto" w:fill="FFFFFF"/>
           <w:lang w:eastAsia="es-PE"/>
-          <w14:ligatures w14:val="none"/>
+          <ns2:ligatures ns2:val="none"/>
         </w:rPr>
         <w:t>no habría</w:t>
       </w:r>
@@ -7110,7 +7110,7 @@
           <w:color w:val="000000"/>
           <w:kern w:val="0"/>
           <w:lang w:eastAsia="es-PE"/>
-          <w14:ligatures w14:val="none"/>
+          <ns2:ligatures ns2:val="none"/>
         </w:rPr>
         <w:t xml:space="preserve"> cumplido </w:t>
       </w:r>
@@ -7120,7 +7120,7 @@
           <w:color w:val="000000"/>
           <w:kern w:val="0"/>
           <w:lang w:eastAsia="es-ES"/>
-          <w14:ligatures w14:val="none"/>
+          <ns2:ligatures ns2:val="none"/>
         </w:rPr>
         <w:t xml:space="preserve">oportunamente </w:t>
       </w:r>
@@ -7131,7 +7131,7 @@
           <w:color w:val="000000"/>
           <w:kern w:val="0"/>
           <w:lang w:eastAsia="es-PE"/>
-          <w14:ligatures w14:val="none"/>
+          <ns2:ligatures ns2:val="none"/>
         </w:rPr>
         <w:t>con entregar a</w:t>
       </w:r>
@@ -7142,7 +7142,7 @@
           <w:color w:val="000000"/>
           <w:kern w:val="0"/>
           <w:lang w:eastAsia="es-PE"/>
-          <w14:ligatures w14:val="none"/>
+          <ns2:ligatures ns2:val="none"/>
         </w:rPr>
         <w:t xml:space="preserve">l </w:t>
       </w:r>
@@ -7153,7 +7153,7 @@
           <w:color w:val="000000"/>
           <w:kern w:val="0"/>
           <w:lang w:eastAsia="es-PE"/>
-          <w14:ligatures w14:val="none"/>
+          <ns2:ligatures ns2:val="none"/>
         </w:rPr>
         <w:t xml:space="preserve">denunciante </w:t>
       </w:r>
@@ -7164,7 +7164,7 @@
           <w:color w:val="000000"/>
           <w:kern w:val="0"/>
           <w:lang w:eastAsia="es-PE"/>
-          <w14:ligatures w14:val="none"/>
+          <ns2:ligatures ns2:val="none"/>
         </w:rPr>
         <w:t>la</w:t>
       </w:r>
@@ -7174,7 +7174,7 @@
           <w:color w:val="000000"/>
           <w:kern w:val="0"/>
           <w:lang w:eastAsia="es-ES"/>
-          <w14:ligatures w14:val="none"/>
+          <ns2:ligatures ns2:val="none"/>
         </w:rPr>
         <w:t xml:space="preserve"> Póliza 00110991764000013875</w:t>
       </w:r>
@@ -7184,12 +7184,12 @@
           <w:color w:val="000000"/>
           <w:kern w:val="0"/>
           <w:lang w:eastAsia="es-ES"/>
-          <w14:ligatures w14:val="none"/>
+          <ns2:ligatures ns2:val="none"/>
         </w:rPr>
         <w:t>.</w:t>
       </w:r>
     </w:p>
-    <w:p>
+    <w:p ns2:paraId="029B1FE7" ns2:textId="77777777">
       <w:pPr>
         <w:spacing w:after="0" w:line="240" w:lineRule="auto"/>
         <w:jc w:val="both"/>
@@ -7197,11 +7197,11 @@
           <w:rFonts w:ascii="Arial Narrow" w:eastAsia="Calibri" w:hAnsi="Arial Narrow" w:cs="Arial Narrow"/>
           <w:kern w:val="0"/>
           <w:lang w:eastAsia="es-PE"/>
-          <w14:ligatures w14:val="none"/>
-        </w:rPr>
-      </w:pPr>
-    </w:p>
-    <w:p>
+          <ns2:ligatures ns2:val="none"/>
+        </w:rPr>
+      </w:pPr>
+    </w:p>
+    <w:p ns2:paraId="38B54A2B" ns2:textId="4492D98B">
       <w:pPr>
         <w:pStyle w:val="Prrafodelista"/>
         <w:numPr>
@@ -7218,7 +7218,7 @@
         <w:rPr>
           <w:rFonts w:ascii="Arial Narrow" w:eastAsia="Arial Narrow" w:hAnsi="Arial Narrow" w:cs="Arial Narrow"/>
           <w:kern w:val="0"/>
-          <w14:ligatures w14:val="none"/>
+          <ns2:ligatures ns2:val="none"/>
         </w:rPr>
       </w:pPr>
       <w:r>
@@ -7227,7 +7227,7 @@
           <w:color w:val="000000"/>
           <w:kern w:val="0"/>
           <w:lang w:eastAsia="es-PE"/>
-          <w14:ligatures w14:val="none"/>
+          <ns2:ligatures ns2:val="none"/>
         </w:rPr>
         <w:t>Presunta</w:t>
       </w:r>
@@ -7237,7 +7237,7 @@
           <w:kern w:val="0"/>
           <w:shd w:val="clear" w:color="auto" w:fill="FFFFFF"/>
           <w:lang w:eastAsia="es-PE"/>
-          <w14:ligatures w14:val="none"/>
+          <ns2:ligatures ns2:val="none"/>
         </w:rPr>
         <w:t xml:space="preserve"> infracción a los artículos 18 y 19</w:t>
       </w:r>
@@ -7246,7 +7246,7 @@
           <w:rFonts w:ascii="Arial Narrow" w:eastAsia="Calibri" w:hAnsi="Arial Narrow" w:cs="Arial Narrow"/>
           <w:kern w:val="0"/>
           <w:lang w:eastAsia="es-PE"/>
-          <w14:ligatures w14:val="none"/>
+          <ns2:ligatures ns2:val="none"/>
         </w:rPr>
         <w:t xml:space="preserve"> de </w:t>
       </w:r>
@@ -7256,7 +7256,7 @@
           <w:kern w:val="0"/>
           <w:shd w:val="clear" w:color="auto" w:fill="FFFFFF"/>
           <w:lang w:eastAsia="es-PE"/>
-          <w14:ligatures w14:val="none"/>
+          <ns2:ligatures ns2:val="none"/>
         </w:rPr>
         <w:t xml:space="preserve">la Ley 29571, Código de Protección y Defensa del Consumidor, en tanto </w:t>
       </w:r>
@@ -7266,7 +7266,7 @@
           <w:kern w:val="0"/>
           <w:shd w:val="clear" w:color="auto" w:fill="FFFFFF"/>
           <w:lang w:eastAsia="es-PE"/>
-          <w14:ligatures w14:val="none"/>
+          <ns2:ligatures ns2:val="none"/>
         </w:rPr>
         <w:t xml:space="preserve">el </w:t>
       </w:r>
@@ -7277,7 +7277,7 @@
           <w:kern w:val="0"/>
           <w:shd w:val="clear" w:color="auto" w:fill="FFFFFF"/>
           <w:lang w:eastAsia="es-PE"/>
-          <w14:ligatures w14:val="none"/>
+          <ns2:ligatures ns2:val="none"/>
         </w:rPr>
         <w:t xml:space="preserve">Banco BBVA Perú S.A. </w:t>
       </w:r>
@@ -7287,7 +7287,7 @@
           <w:color w:val="000000"/>
           <w:kern w:val="0"/>
           <w:lang w:val="es-ES" w:eastAsia="es-ES"/>
-          <w14:ligatures w14:val="none"/>
+          <ns2:ligatures ns2:val="none"/>
         </w:rPr>
         <w:t xml:space="preserve"> no habría cumplido con atender la </w:t>
       </w:r>
@@ -7297,7 +7297,7 @@
           <w:color w:val="000000"/>
           <w:kern w:val="0"/>
           <w:lang w:val="es-ES" w:eastAsia="es-ES"/>
-          <w14:ligatures w14:val="none"/>
+          <ns2:ligatures ns2:val="none"/>
         </w:rPr>
         <w:t>comunicación presentada</w:t>
       </w:r>
@@ -7307,7 +7307,7 @@
           <w:color w:val="000000"/>
           <w:kern w:val="0"/>
           <w:lang w:val="es-ES" w:eastAsia="es-ES"/>
-          <w14:ligatures w14:val="none"/>
+          <ns2:ligatures ns2:val="none"/>
         </w:rPr>
         <w:t xml:space="preserve"> por el denunciante el </w:t>
       </w:r>
@@ -7317,7 +7317,7 @@
           <w:color w:val="000000"/>
           <w:kern w:val="0"/>
           <w:lang w:eastAsia="es-ES"/>
-          <w14:ligatures w14:val="none"/>
+          <ns2:ligatures ns2:val="none"/>
         </w:rPr>
         <w:t>12 de febrero de 2025</w:t>
       </w:r>
@@ -7325,23 +7325,23 @@
         <w:rPr>
           <w:rFonts w:ascii="Arial Narrow" w:eastAsia="Arial Narrow" w:hAnsi="Arial Narrow" w:cs="Arial Narrow"/>
           <w:kern w:val="0"/>
-          <w14:ligatures w14:val="none"/>
+          <ns2:ligatures ns2:val="none"/>
         </w:rPr>
         <w:t>.</w:t>
       </w:r>
     </w:p>
-    <w:p>
-      <w:pPr>
-        <w:spacing w:after="0" w:line="240" w:lineRule="auto"/>
-        <w:jc w:val="both"/>
-        <w:rPr>
-          <w:rFonts w:ascii="Arial Narrow" w:eastAsia="Arial Narrow" w:hAnsi="Arial Narrow" w:cs="Arial Narrow"/>
-          <w:kern w:val="0"/>
-          <w14:ligatures w14:val="none"/>
-        </w:rPr>
-      </w:pPr>
-    </w:p>
-    <w:p>
+    <w:p ns2:paraId="1DEB3481" ns2:textId="77777777">
+      <w:pPr>
+        <w:spacing w:after="0" w:line="240" w:lineRule="auto"/>
+        <w:jc w:val="both"/>
+        <w:rPr>
+          <w:rFonts w:ascii="Arial Narrow" w:eastAsia="Arial Narrow" w:hAnsi="Arial Narrow" w:cs="Arial Narrow"/>
+          <w:kern w:val="0"/>
+          <ns2:ligatures ns2:val="none"/>
+        </w:rPr>
+      </w:pPr>
+    </w:p>
+    <w:p ns2:paraId="634A0D61" ns2:textId="792E8E79">
       <w:pPr>
         <w:spacing w:line="240" w:lineRule="auto"/>
         <w:contextualSpacing/>
@@ -7349,7 +7349,7 @@
         <w:rPr>
           <w:rFonts w:ascii="Arial Narrow" w:eastAsia="Calibri" w:hAnsi="Arial Narrow" w:cs="Arial"/>
           <w:kern w:val="0"/>
-          <w14:ligatures w14:val="none"/>
+          <ns2:ligatures ns2:val="none"/>
         </w:rPr>
       </w:pPr>
       <w:r>
@@ -7359,7 +7359,7 @@
           <w:color w:val="000000"/>
           <w:kern w:val="0"/>
           <w:lang w:eastAsia="es-PE"/>
-          <w14:ligatures w14:val="none"/>
+          <ns2:ligatures ns2:val="none"/>
         </w:rPr>
         <w:t>SEGUNDO:</w:t>
       </w:r>
@@ -7369,7 +7369,7 @@
           <w:color w:val="000000"/>
           <w:kern w:val="0"/>
           <w:lang w:eastAsia="es-PE"/>
-          <w14:ligatures w14:val="none"/>
+          <ns2:ligatures ns2:val="none"/>
         </w:rPr>
         <w:t xml:space="preserve"> tener por ofrecidos los medios probatorios </w:t>
       </w:r>
@@ -7379,7 +7379,7 @@
           <w:color w:val="000000"/>
           <w:kern w:val="0"/>
           <w:lang w:eastAsia="es-PE"/>
-          <w14:ligatures w14:val="none"/>
+          <ns2:ligatures ns2:val="none"/>
         </w:rPr>
         <w:t xml:space="preserve">presentados en el escrito de denuncia </w:t>
       </w:r>
@@ -7389,7 +7389,7 @@
           <w:color w:val="000000"/>
           <w:kern w:val="0"/>
           <w:lang w:val="es-ES" w:eastAsia="es-ES"/>
-          <w14:ligatures w14:val="none"/>
+          <ns2:ligatures ns2:val="none"/>
         </w:rPr>
         <w:t xml:space="preserve">del </w:t>
       </w:r>
@@ -7399,7 +7399,7 @@
           <w:color w:val="000000"/>
           <w:kern w:val="0"/>
           <w:lang w:val="es-ES" w:eastAsia="es-ES"/>
-          <w14:ligatures w14:val="none"/>
+          <ns2:ligatures ns2:val="none"/>
         </w:rPr>
         <w:t>4 de julio de 2025, subsanada mediante escrito del 18 de agosto de 2025</w:t>
       </w:r>
@@ -7407,12 +7407,12 @@
         <w:rPr>
           <w:rFonts w:ascii="Arial Narrow" w:eastAsia="Calibri" w:hAnsi="Arial Narrow" w:cs="Arial"/>
           <w:kern w:val="0"/>
-          <w14:ligatures w14:val="none"/>
+          <ns2:ligatures ns2:val="none"/>
         </w:rPr>
         <w:t>.</w:t>
       </w:r>
     </w:p>
-    <w:p>
+    <w:p ns2:paraId="2AF03E3F" ns2:textId="77777777">
       <w:pPr>
         <w:spacing w:line="240" w:lineRule="auto"/>
         <w:contextualSpacing/>
@@ -7422,20 +7422,20 @@
           <w:color w:val="000000"/>
           <w:kern w:val="0"/>
           <w:lang w:eastAsia="es-PE"/>
-          <w14:ligatures w14:val="none"/>
-        </w:rPr>
-      </w:pPr>
-    </w:p>
-    <w:p>
-      <w:pPr>
-        <w:spacing w:after="0" w:line="240" w:lineRule="auto"/>
-        <w:jc w:val="both"/>
-        <w:rPr>
-          <w:rFonts w:ascii="Arial Narrow" w:eastAsia="Arial Narrow" w:hAnsi="Arial Narrow" w:cs="Arial Narrow"/>
-          <w:color w:val="000000"/>
-          <w:kern w:val="0"/>
-          <w:lang w:eastAsia="es-PE"/>
-          <w14:ligatures w14:val="none"/>
+          <ns2:ligatures ns2:val="none"/>
+        </w:rPr>
+      </w:pPr>
+    </w:p>
+    <w:p ns2:paraId="5D90C1F7" ns2:textId="462B8731">
+      <w:pPr>
+        <w:spacing w:after="0" w:line="240" w:lineRule="auto"/>
+        <w:jc w:val="both"/>
+        <w:rPr>
+          <w:rFonts w:ascii="Arial Narrow" w:eastAsia="Arial Narrow" w:hAnsi="Arial Narrow" w:cs="Arial Narrow"/>
+          <w:color w:val="000000"/>
+          <w:kern w:val="0"/>
+          <w:lang w:eastAsia="es-PE"/>
+          <ns2:ligatures ns2:val="none"/>
         </w:rPr>
       </w:pPr>
       <w:r>
@@ -7445,7 +7445,7 @@
           <w:color w:val="000000"/>
           <w:kern w:val="0"/>
           <w:lang w:eastAsia="es-PE"/>
-          <w14:ligatures w14:val="none"/>
+          <ns2:ligatures ns2:val="none"/>
         </w:rPr>
         <w:t xml:space="preserve">TERCERO: </w:t>
       </w:r>
@@ -7455,7 +7455,7 @@
           <w:color w:val="000000"/>
           <w:kern w:val="0"/>
           <w:lang w:eastAsia="es-PE"/>
-          <w14:ligatures w14:val="none"/>
+          <ns2:ligatures ns2:val="none"/>
         </w:rPr>
         <w:t xml:space="preserve">requerir a </w:t>
       </w:r>
@@ -7466,7 +7466,7 @@
           <w:kern w:val="0"/>
           <w:shd w:val="clear" w:color="auto" w:fill="FFFFFF"/>
           <w:lang w:eastAsia="es-PE"/>
-          <w14:ligatures w14:val="none"/>
+          <ns2:ligatures ns2:val="none"/>
         </w:rPr>
         <w:t>Rímac Seguros y Reaseguros S.A.</w:t>
       </w:r>
@@ -7484,7 +7484,7 @@
           <w:kern w:val="0"/>
           <w:shd w:val="clear" w:color="auto" w:fill="FFFFFF"/>
           <w:lang w:eastAsia="es-PE"/>
-          <w14:ligatures w14:val="none"/>
+          <ns2:ligatures ns2:val="none"/>
         </w:rPr>
         <w:t xml:space="preserve">al </w:t>
       </w:r>
@@ -7515,7 +7515,7 @@
           <w:color w:val="000000"/>
           <w:kern w:val="0"/>
           <w:lang w:eastAsia="es-PE"/>
-          <w14:ligatures w14:val="none"/>
+          <ns2:ligatures ns2:val="none"/>
         </w:rPr>
         <w:t>que cumpla</w:t>
       </w:r>
@@ -7525,7 +7525,7 @@
           <w:color w:val="000000"/>
           <w:kern w:val="0"/>
           <w:lang w:eastAsia="es-PE"/>
-          <w14:ligatures w14:val="none"/>
+          <ns2:ligatures ns2:val="none"/>
         </w:rPr>
         <w:t>n</w:t>
       </w:r>
@@ -7535,12 +7535,12 @@
           <w:color w:val="000000"/>
           <w:kern w:val="0"/>
           <w:lang w:eastAsia="es-PE"/>
-          <w14:ligatures w14:val="none"/>
+          <ns2:ligatures ns2:val="none"/>
         </w:rPr>
         <w:t xml:space="preserve"> con lo siguiente:</w:t>
       </w:r>
     </w:p>
-    <w:p>
+    <w:p ns2:paraId="156DFAB9" ns2:textId="77777777">
       <w:pPr>
         <w:spacing w:after="0" w:line="240" w:lineRule="auto"/>
         <w:jc w:val="both"/>
@@ -7549,11 +7549,11 @@
           <w:color w:val="000000"/>
           <w:kern w:val="0"/>
           <w:lang w:eastAsia="es-PE"/>
-          <w14:ligatures w14:val="none"/>
-        </w:rPr>
-      </w:pPr>
-    </w:p>
-    <w:p>
+          <ns2:ligatures ns2:val="none"/>
+        </w:rPr>
+      </w:pPr>
+    </w:p>
+    <w:p ns2:paraId="37384474" ns2:textId="77777777">
       <w:pPr>
         <w:numPr>
           <w:ilvl w:val="0"/>
@@ -7567,21 +7567,21 @@
           <w:color w:val="000000"/>
           <w:kern w:val="0"/>
           <w:lang w:eastAsia="es-PE"/>
-          <w14:ligatures w14:val="none"/>
-        </w:rPr>
-      </w:pPr>
-      <w:r>
-        <w:rPr>
-          <w:rFonts w:ascii="Arial Narrow" w:eastAsia="Arial Narrow" w:hAnsi="Arial Narrow" w:cs="Arial Narrow"/>
-          <w:color w:val="000000"/>
-          <w:kern w:val="0"/>
-          <w:lang w:eastAsia="es-PE"/>
-          <w14:ligatures w14:val="none"/>
+          <ns2:ligatures ns2:val="none"/>
+        </w:rPr>
+      </w:pPr>
+      <w:r>
+        <w:rPr>
+          <w:rFonts w:ascii="Arial Narrow" w:eastAsia="Arial Narrow" w:hAnsi="Arial Narrow" w:cs="Arial Narrow"/>
+          <w:color w:val="000000"/>
+          <w:kern w:val="0"/>
+          <w:lang w:eastAsia="es-PE"/>
+          <ns2:ligatures ns2:val="none"/>
         </w:rPr>
         <w:t>presentar documentos que acrediten su inscripción en los Registros Públicos o una declaración jurada que indique que cuenta con dicha inscripción;</w:t>
       </w:r>
     </w:p>
-    <w:p>
+    <w:p ns2:paraId="04A6E74B" ns2:textId="77777777">
       <w:pPr>
         <w:numPr>
           <w:ilvl w:val="0"/>
@@ -7595,21 +7595,21 @@
           <w:color w:val="000000"/>
           <w:kern w:val="0"/>
           <w:lang w:eastAsia="es-PE"/>
-          <w14:ligatures w14:val="none"/>
-        </w:rPr>
-      </w:pPr>
-      <w:r>
-        <w:rPr>
-          <w:rFonts w:ascii="Arial Narrow" w:eastAsia="Arial Narrow" w:hAnsi="Arial Narrow" w:cs="Arial Narrow"/>
-          <w:color w:val="000000"/>
-          <w:kern w:val="0"/>
-          <w:lang w:eastAsia="es-PE"/>
-          <w14:ligatures w14:val="none"/>
+          <ns2:ligatures ns2:val="none"/>
+        </w:rPr>
+      </w:pPr>
+      <w:r>
+        <w:rPr>
+          <w:rFonts w:ascii="Arial Narrow" w:eastAsia="Arial Narrow" w:hAnsi="Arial Narrow" w:cs="Arial Narrow"/>
+          <w:color w:val="000000"/>
+          <w:kern w:val="0"/>
+          <w:lang w:eastAsia="es-PE"/>
+          <ns2:ligatures ns2:val="none"/>
         </w:rPr>
         <w:t>presentar copia simple de las facultades de representación de su representante legal en el presente procedimiento o la declaración jurada que indique que cuenta con dichas facultades y que estas se encuentran vigentes;</w:t>
       </w:r>
     </w:p>
-    <w:p>
+    <w:p ns2:paraId="1203D0DC" ns2:textId="77777777">
       <w:pPr>
         <w:numPr>
           <w:ilvl w:val="0"/>
@@ -7623,21 +7623,21 @@
           <w:color w:val="000000"/>
           <w:kern w:val="0"/>
           <w:lang w:eastAsia="es-PE"/>
-          <w14:ligatures w14:val="none"/>
-        </w:rPr>
-      </w:pPr>
-      <w:r>
-        <w:rPr>
-          <w:rFonts w:ascii="Arial Narrow" w:eastAsia="Arial Narrow" w:hAnsi="Arial Narrow" w:cs="Arial Narrow"/>
-          <w:color w:val="000000"/>
-          <w:kern w:val="0"/>
-          <w:lang w:eastAsia="es-PE"/>
-          <w14:ligatures w14:val="none"/>
+          <ns2:ligatures ns2:val="none"/>
+        </w:rPr>
+      </w:pPr>
+      <w:r>
+        <w:rPr>
+          <w:rFonts w:ascii="Arial Narrow" w:eastAsia="Arial Narrow" w:hAnsi="Arial Narrow" w:cs="Arial Narrow"/>
+          <w:color w:val="000000"/>
+          <w:kern w:val="0"/>
+          <w:lang w:eastAsia="es-PE"/>
+          <ns2:ligatures ns2:val="none"/>
         </w:rPr>
         <w:t>consignar el Número de Registro Único de Contribuyentes (RUC); y,</w:t>
       </w:r>
     </w:p>
-    <w:p>
+    <w:p ns2:paraId="37704CA2" ns2:textId="77777777">
       <w:pPr>
         <w:numPr>
           <w:ilvl w:val="0"/>
@@ -7649,16 +7649,16 @@
         <w:rPr>
           <w:rFonts w:ascii="Arial Narrow" w:eastAsia="Calibri" w:hAnsi="Arial Narrow" w:cs="Arial"/>
           <w:kern w:val="0"/>
-          <w14:ligatures w14:val="none"/>
-        </w:rPr>
-      </w:pPr>
-      <w:r>
-        <w:rPr>
-          <w:rFonts w:ascii="Arial Narrow" w:eastAsia="Arial Narrow" w:hAnsi="Arial Narrow" w:cs="Arial Narrow"/>
-          <w:color w:val="000000"/>
-          <w:kern w:val="0"/>
-          <w:lang w:eastAsia="es-PE"/>
-          <w14:ligatures w14:val="none"/>
+          <ns2:ligatures ns2:val="none"/>
+        </w:rPr>
+      </w:pPr>
+      <w:r>
+        <w:rPr>
+          <w:rFonts w:ascii="Arial Narrow" w:eastAsia="Arial Narrow" w:hAnsi="Arial Narrow" w:cs="Arial Narrow"/>
+          <w:color w:val="000000"/>
+          <w:kern w:val="0"/>
+          <w:lang w:eastAsia="es-PE"/>
+          <ns2:ligatures ns2:val="none"/>
         </w:rPr>
         <w:t>fijar domicilio procesal para el procedimiento, de conformidad con el numeral 1 del artículo 442</w:t>
       </w:r>
@@ -7668,7 +7668,7 @@
           <w:color w:val="000000"/>
           <w:kern w:val="0"/>
           <w:lang w:eastAsia="es-PE"/>
-          <w14:ligatures w14:val="none"/>
+          <ns2:ligatures ns2:val="none"/>
         </w:rPr>
         <w:t/>
       </w:r>
@@ -7678,7 +7678,7 @@
           <w:color w:val="000000"/>
           <w:kern w:val="0"/>
           <w:lang w:eastAsia="es-PE"/>
-          <w14:ligatures w14:val="none"/>
+          <ns2:ligatures ns2:val="none"/>
         </w:rPr>
         <w:t xml:space="preserve"> del Código Procesal Civil. </w:t>
       </w:r>
@@ -7686,7 +7686,7 @@
         <w:rPr>
           <w:rFonts w:ascii="Arial Narrow" w:eastAsia="Calibri" w:hAnsi="Arial Narrow" w:cs="Arial"/>
           <w:kern w:val="0"/>
-          <w14:ligatures w14:val="none"/>
+          <ns2:ligatures ns2:val="none"/>
         </w:rPr>
         <w:t>Para ello podrá señalar domicilio físico o una dirección electrónica a la que pueda remitirse las notificaciones</w:t>
       </w:r>
@@ -7695,12 +7695,12 @@
           <w:rFonts w:ascii="Arial Narrow" w:eastAsia="Arial" w:hAnsi="Arial Narrow" w:cs="Arial"/>
           <w:kern w:val="0"/>
           <w:lang w:val="es"/>
-          <w14:ligatures w14:val="none"/>
+          <ns2:ligatures ns2:val="none"/>
         </w:rPr>
         <w:t>;</w:t>
       </w:r>
     </w:p>
-    <w:p>
+    <w:p ns2:paraId="6A38ABFB" ns2:textId="77777777">
       <w:pPr>
         <w:numPr>
           <w:ilvl w:val="0"/>
@@ -7712,14 +7712,14 @@
         <w:rPr>
           <w:rFonts w:ascii="Arial Narrow" w:eastAsia="Calibri" w:hAnsi="Arial Narrow" w:cs="Arial"/>
           <w:kern w:val="0"/>
-          <w14:ligatures w14:val="none"/>
+          <ns2:ligatures ns2:val="none"/>
         </w:rPr>
       </w:pPr>
       <w:r>
         <w:rPr>
           <w:rFonts w:ascii="Arial Narrow" w:eastAsia="Calibri" w:hAnsi="Arial Narrow" w:cs="Arial"/>
           <w:kern w:val="0"/>
-          <w14:ligatures w14:val="none"/>
+          <ns2:ligatures ns2:val="none"/>
         </w:rPr>
         <w:t xml:space="preserve">en caso califique como micro empresa o pequeña empresa, presentar los documentos que acrediten su volumen de ventas o ingresos brutos percibidos el año anterior relativo a todas sus actividades </w:t>
       </w:r>
@@ -7727,7 +7727,7 @@
         <w:rPr>
           <w:rFonts w:ascii="Arial Narrow" w:eastAsia="Calibri" w:hAnsi="Arial Narrow" w:cs="Arial"/>
           <w:kern w:val="0"/>
-          <w14:ligatures w14:val="none"/>
+          <ns2:ligatures ns2:val="none"/>
         </w:rPr>
         <w:lastRenderedPageBreak/>
         <w:t>económicas y el número de trabajadores con el que cuenta</w:t>
@@ -7738,7 +7738,7 @@
           <w:rFonts w:ascii="Arial Narrow" w:eastAsia="Calibri" w:hAnsi="Arial Narrow" w:cs="Arial"/>
           <w:kern w:val="0"/>
           <w:vertAlign w:val="superscript"/>
-          <w14:ligatures w14:val="none"/>
+          <ns2:ligatures ns2:val="none"/>
         </w:rPr>
         <w:footnoteReference w:id="9"/>
       </w:r>
@@ -7746,7 +7746,7 @@
         <w:rPr>
           <w:rFonts w:ascii="Arial Narrow" w:eastAsia="Calibri" w:hAnsi="Arial Narrow" w:cs="Arial"/>
           <w:kern w:val="0"/>
-          <w14:ligatures w14:val="none"/>
+          <ns2:ligatures ns2:val="none"/>
         </w:rPr>
         <w:t>. Ello, a fin de que la Comisión pueda meritar dicha documentación, conforme lo establece el artículo 110</w:t>
       </w:r>
@@ -7756,7 +7756,7 @@
           <w:color w:val="000000"/>
           <w:kern w:val="0"/>
           <w:lang w:eastAsia="es-PE"/>
-          <w14:ligatures w14:val="none"/>
+          <ns2:ligatures ns2:val="none"/>
         </w:rPr>
         <w:t/>
       </w:r>
@@ -7764,7 +7764,7 @@
         <w:rPr>
           <w:rFonts w:ascii="Arial Narrow" w:eastAsia="Calibri" w:hAnsi="Arial Narrow" w:cs="Arial"/>
           <w:kern w:val="0"/>
-          <w14:ligatures w14:val="none"/>
+          <ns2:ligatures ns2:val="none"/>
         </w:rPr>
         <w:t xml:space="preserve"> del </w:t>
       </w:r>
@@ -7773,7 +7773,7 @@
           <w:rFonts w:ascii="Arial Narrow" w:eastAsia="Calibri" w:hAnsi="Arial Narrow" w:cs="Arial"/>
           <w:spacing w:val="-2"/>
           <w:kern w:val="0"/>
-          <w14:ligatures w14:val="none"/>
+          <ns2:ligatures ns2:val="none"/>
         </w:rPr>
         <w:t>Código</w:t>
       </w:r>
@@ -7784,7 +7784,7 @@
           <w:spacing w:val="-2"/>
           <w:kern w:val="0"/>
           <w:vertAlign w:val="superscript"/>
-          <w14:ligatures w14:val="none"/>
+          <ns2:ligatures ns2:val="none"/>
         </w:rPr>
         <w:footnoteReference w:id="10"/>
       </w:r>
@@ -7793,35 +7793,79 @@
           <w:rFonts w:ascii="Arial Narrow" w:eastAsia="Calibri" w:hAnsi="Arial Narrow" w:cs="Arial"/>
           <w:spacing w:val="-2"/>
           <w:kern w:val="0"/>
-          <w14:ligatures w14:val="none"/>
+          <ns2:ligatures ns2:val="none"/>
         </w:rPr>
         <w:t>.</w:t>
       </w:r>
     </w:p>
+    <w:p ns2:paraId="1B2AA0D1" ns2:textId="77777777">
+      <w:pPr>
+        <w:spacing w:after="0" w:line="240" w:lineRule="auto"/>
+        <w:ind w:left="567"/>
+        <w:jc w:val="both"/>
+        <w:rPr>
+          <w:rFonts w:ascii="Arial Narrow" w:eastAsia="Arial Narrow" w:hAnsi="Arial Narrow" w:cs="Arial Narrow"/>
+          <w:color w:val="000000"/>
+          <w:kern w:val="0"/>
+          <w:lang w:eastAsia="es-PE"/>
+          <ns2:ligatures ns2:val="none"/>
+        </w:rPr>
+      </w:pPr>
+    </w:p>
     <w:p>
       <w:pPr>
         <w:spacing w:after="0" w:line="240" w:lineRule="auto"/>
-        <w:ind w:left="567"/>
-        <w:jc w:val="both"/>
-        <w:rPr>
-          <w:rFonts w:ascii="Arial Narrow" w:eastAsia="Arial Narrow" w:hAnsi="Arial Narrow" w:cs="Arial Narrow"/>
-          <w:color w:val="000000"/>
-          <w:kern w:val="0"/>
-          <w:lang w:eastAsia="es-PE"/>
-          <w14:ligatures w14:val="none"/>
-        </w:rPr>
-      </w:pPr>
-    </w:p>
-    <w:p>
-      <w:pPr>
-        <w:spacing w:after="0" w:line="240" w:lineRule="auto"/>
-        <w:jc w:val="both"/>
-        <w:rPr>
-          <w:rFonts w:ascii="Arial Narrow" w:eastAsia="Arial Narrow" w:hAnsi="Arial Narrow" w:cs="Arial Narrow"/>
-          <w:color w:val="000000"/>
-          <w:kern w:val="0"/>
-          <w:lang w:eastAsia="es-PE"/>
-          <w14:ligatures w14:val="none"/>
+        <w:jc w:val="both"/>
+        <w:rPr>
+          <w:rFonts w:ascii="Arial Narrow" w:eastAsia="Arial Narrow" w:hAnsi="Arial Narrow" w:cs="Arial Narrow"/>
+          <w:color w:val="000000"/>
+          <w:kern w:val="0"/>
+          <w:lang w:eastAsia="es-PE"/>
+          <ns2:ligatures ns2:val="none"/>
+        </w:rPr>
+      </w:pPr>
+      <w:r>
+        <w:rPr>
+          <w:rFonts w:ascii="Arial Narrow" w:hAnsi="Arial Narrow" w:cs="Arial Narrow"/>
+          <w:b w:val="1"/>
+          <w:bCs w:val="1"/>
+          <w:sz w:val="20"/>
+          <w:szCs w:val="20"/>
+        </w:rPr>
+        <w:t xml:space="preserve">CUARTO: </w:t>
+      </w:r>
+      <w:r>
+        <w:rPr>
+          <w:rFonts w:ascii="Arial Narrow" w:hAnsi="Arial Narrow" w:cs="Arial Narrow"/>
+          <w:sz w:val="20"/>
+          <w:szCs w:val="20"/>
+        </w:rPr>
+        <w:t xml:space="preserve">correr traslado de la presente resolución a Rímac Seguros y Reaseguros S.A. y al Banco BBVA Perú S.A para que, de conformidad con lo dispuesto por el artículo 26° de la Ley sobre Facultades, Normas y Organización del Indecopi, aprobado por Decreto Legislativo N° 8079, presenten sus descargos sobre la imputación de cargos realizada en un plazo no mayor a cinco (5) días hábiles contado a partir del día siguiente de la notificación de la presente resolución, vencido el cual, el Secretario Técnico declarará en rebeldía a los denunciados que no lo hubieran presentado. Debe precisarse que de conformidad con lo establecido por el artículo 223° del Texto Único Ordenado de la Ley N° 27444, Ley del Procedimiento Administrativo General, las alegaciones y los hechos relevantes de la reclamación, salvo que hayan sido específicamente negadas en la contestación, se tendrán por aceptadas o meritadas como ciertas.</w:t>
+      </w:r>
+    </w:p>
+    <w:p ns2:paraId="2F1C55D7" ns2:textId="77777777">
+      <w:pPr>
+        <w:spacing w:after="0" w:line="240" w:lineRule="auto"/>
+        <w:jc w:val="both"/>
+        <w:rPr>
+          <w:rFonts w:ascii="Arial Narrow" w:eastAsia="Arial Narrow" w:hAnsi="Arial Narrow" w:cs="Arial Narrow"/>
+          <w:color w:val="000000"/>
+          <w:kern w:val="0"/>
+          <w:lang w:eastAsia="es-PE"/>
+          <ns2:ligatures ns2:val="none"/>
+        </w:rPr>
+      </w:pPr>
+    </w:p>
+    <w:p ns2:paraId="6D15F6EA" ns2:textId="0C7D5E68">
+      <w:pPr>
+        <w:spacing w:after="0" w:line="240" w:lineRule="auto"/>
+        <w:jc w:val="both"/>
+        <w:rPr>
+          <w:rFonts w:ascii="Arial Narrow" w:eastAsia="Times New Roman" w:hAnsi="Arial Narrow" w:cs="Arial"/>
+          <w:color w:val="000000"/>
+          <w:kern w:val="0"/>
+          <w:lang w:val="es-ES" w:eastAsia="es-ES"/>
+          <ns2:ligatures ns2:val="none"/>
         </w:rPr>
       </w:pPr>
       <w:r>
@@ -7831,19 +7875,20 @@
           <w:color w:val="000000"/>
           <w:kern w:val="0"/>
           <w:lang w:eastAsia="es-PE"/>
-          <w14:ligatures w14:val="none"/>
-        </w:rPr>
-        <w:t xml:space="preserve">CUARTO: </w:t>
-      </w:r>
-      <w:r>
-        <w:rPr>
-          <w:rFonts w:ascii="Arial Narrow" w:eastAsia="Arial Narrow" w:hAnsi="Arial Narrow" w:cs="Arial Narrow"/>
-          <w:color w:val="000000"/>
-          <w:kern w:val="0"/>
-          <w:lang w:eastAsia="es-PE"/>
-          <w14:ligatures w14:val="none"/>
-        </w:rPr>
-        <w:t xml:space="preserve">correr traslado de la denuncia interpuesta </w:t>
+          <ns2:ligatures ns2:val="none"/>
+        </w:rPr>
+        <w:t xml:space="preserve">QUINTO: </w:t>
+      </w:r>
+      <w:bookmarkStart w:id="5" w:name="_Hlk188286813"/>
+      <w:r>
+        <w:rPr>
+          <w:rFonts w:ascii="Arial Narrow" w:eastAsia="Times New Roman" w:hAnsi="Arial Narrow" w:cs="Arial"/>
+          <w:color w:val="000000"/>
+          <w:kern w:val="0"/>
+          <w:lang w:eastAsia="es-ES"/>
+          <ns2:ligatures ns2:val="none"/>
+        </w:rPr>
+        <w:t xml:space="preserve">requerir </w:t>
       </w:r>
       <w:r>
         <w:rPr>
@@ -7851,114 +7896,376 @@
           <w:color w:val="000000"/>
           <w:kern w:val="0"/>
           <w:lang w:val="es-ES" w:eastAsia="es-ES"/>
-          <w14:ligatures w14:val="none"/>
+          <ns2:ligatures ns2:val="none"/>
+        </w:rPr>
+        <w:t xml:space="preserve">que, en un </w:t>
+      </w:r>
+      <w:r>
+        <w:rPr>
+          <w:rFonts w:ascii="Arial Narrow" w:eastAsia="Times New Roman" w:hAnsi="Arial Narrow" w:cs="Arial"/>
+          <w:color w:val="000000"/>
+          <w:kern w:val="0"/>
+          <w:lang w:eastAsia="es-ES"/>
+          <ns2:ligatures ns2:val="none"/>
+        </w:rPr>
+        <w:t>plazo no mayor de cinco (5) días hábiles contado a partir del día siguiente de la notificación de la presente resolución</w:t>
+      </w:r>
+      <w:bookmarkEnd w:id="5"/>
+      <w:r>
+        <w:rPr>
+          <w:rFonts w:ascii="Arial Narrow" w:eastAsia="Times New Roman" w:hAnsi="Arial Narrow" w:cs="Arial"/>
+          <w:color w:val="000000"/>
+          <w:kern w:val="0"/>
+          <w:lang w:eastAsia="es-ES"/>
+          <ns2:ligatures ns2:val="none"/>
+        </w:rPr>
+        <w:t xml:space="preserve">, </w:t>
+      </w:r>
+      <w:bookmarkStart w:id="6" w:name="_Hlk188286828"/>
+      <w:r>
+        <w:rPr>
+          <w:rFonts w:ascii="Arial Narrow" w:eastAsia="Times New Roman" w:hAnsi="Arial Narrow" w:cs="Times New Roman"/>
+          <w:color w:val="000000"/>
+          <w:kern w:val="0"/>
+          <w:shd w:val="clear" w:color="auto" w:fill="FFFFFF"/>
+          <w:lang w:eastAsia="es-PE"/>
+          <ns2:ligatures ns2:val="none"/>
+        </w:rPr>
+        <w:t>Rímac Seguros y Reaseguros S.A.</w:t>
+      </w:r>
+      <w:r>
+        <w:rPr>
+          <w:rFonts w:ascii="Arial Narrow" w:eastAsia="Times New Roman" w:hAnsi="Arial Narrow" w:cs="Arial"/>
+          <w:color w:val="000000"/>
+          <w:kern w:val="0"/>
+          <w:lang w:eastAsia="es-ES"/>
+          <ns2:ligatures ns2:val="none"/>
+        </w:rPr>
+        <w:t xml:space="preserve">, </w:t>
+      </w:r>
+      <w:bookmarkEnd w:id="6"/>
+      <w:r>
+        <w:rPr>
+          <w:rFonts w:ascii="Arial Narrow" w:eastAsia="Times New Roman" w:hAnsi="Arial Narrow" w:cs="Arial"/>
+          <w:color w:val="000000"/>
+          <w:kern w:val="0"/>
+          <w:lang w:val="es-ES" w:eastAsia="es-ES"/>
+          <ns2:ligatures ns2:val="none"/>
+        </w:rPr>
+        <w:t xml:space="preserve">cumpla con: (i) presentar una copia debidamente suscrita de la Póliza </w:t>
+      </w:r>
+      <w:proofErr w:type="spellStart"/>
+      <w:r>
+        <w:rPr>
+          <w:rFonts w:ascii="Arial Narrow" w:eastAsia="Times New Roman" w:hAnsi="Arial Narrow" w:cs="Arial"/>
+          <w:color w:val="000000"/>
+          <w:kern w:val="0"/>
+          <w:lang w:eastAsia="es-ES"/>
+          <ns2:ligatures ns2:val="none"/>
+        </w:rPr>
+        <w:t/>
+      </w:r>
+      <w:proofErr w:type="spellEnd"/>
+      <w:r>
+        <w:rPr>
+          <w:rFonts w:ascii="Arial Narrow" w:eastAsia="Times New Roman" w:hAnsi="Arial Narrow" w:cs="Arial"/>
+          <w:color w:val="000000"/>
+          <w:kern w:val="0"/>
+          <w:lang w:eastAsia="es-ES"/>
+          <ns2:ligatures ns2:val="none"/>
+        </w:rPr>
+        <w:t xml:space="preserve"> </w:t>
+      </w:r>
+      <w:r>
+        <w:rPr>
+          <w:rFonts w:ascii="Arial Narrow" w:eastAsia="Times New Roman" w:hAnsi="Arial Narrow" w:cs="Arial"/>
+          <w:color w:val="000000"/>
+          <w:kern w:val="0"/>
+          <w:lang w:eastAsia="es-ES"/>
+          <ns2:ligatures ns2:val="none"/>
+        </w:rPr>
+        <w:t xml:space="preserve">00110991764000013875 </w:t>
+      </w:r>
+      <w:r>
+        <w:rPr>
+          <w:rFonts w:ascii="Arial Narrow" w:eastAsia="Times New Roman" w:hAnsi="Arial Narrow" w:cs="Arial"/>
+          <w:color w:val="000000"/>
+          <w:kern w:val="0"/>
+          <w:lang w:val="es-ES" w:eastAsia="es-ES"/>
+          <ns2:ligatures ns2:val="none"/>
+        </w:rPr>
+        <w:t>del Seguro Vehicular materia de denuncia; y, (</w:t>
+      </w:r>
+      <w:proofErr w:type="spellStart"/>
+      <w:r>
+        <w:rPr>
+          <w:rFonts w:ascii="Arial Narrow" w:eastAsia="Times New Roman" w:hAnsi="Arial Narrow" w:cs="Arial"/>
+          <w:color w:val="000000"/>
+          <w:kern w:val="0"/>
+          <w:lang w:val="es-ES" w:eastAsia="es-ES"/>
+          <ns2:ligatures ns2:val="none"/>
+        </w:rPr>
+        <w:t>ii</w:t>
+      </w:r>
+      <w:proofErr w:type="spellEnd"/>
+      <w:r>
+        <w:rPr>
+          <w:rFonts w:ascii="Arial Narrow" w:eastAsia="Times New Roman" w:hAnsi="Arial Narrow" w:cs="Arial"/>
+          <w:color w:val="000000"/>
+          <w:kern w:val="0"/>
+          <w:lang w:val="es-ES" w:eastAsia="es-ES"/>
+          <ns2:ligatures ns2:val="none"/>
+        </w:rPr>
+        <w:t>) presentar todas las comunicaciones cursadas con la parte denunciante en virtud de los hechos materia de denuncia.</w:t>
+      </w:r>
+    </w:p>
+    <w:p ns2:paraId="7EAE58BA" ns2:textId="77777777">
+      <w:pPr>
+        <w:spacing w:after="0" w:line="240" w:lineRule="auto"/>
+        <w:jc w:val="both"/>
+        <w:rPr>
+          <w:rFonts w:ascii="Arial Narrow" w:eastAsia="Times New Roman" w:hAnsi="Arial Narrow" w:cs="Arial"/>
+          <w:color w:val="000000"/>
+          <w:kern w:val="0"/>
+          <w:lang w:val="es-ES" w:eastAsia="es-ES"/>
+          <ns2:ligatures ns2:val="none"/>
+        </w:rPr>
+      </w:pPr>
+    </w:p>
+    <w:p ns2:paraId="018EE32A" ns2:textId="270AEFCF">
+      <w:pPr>
+        <w:spacing w:after="0" w:line="240" w:lineRule="auto"/>
+        <w:jc w:val="both"/>
+        <w:rPr>
+          <w:rFonts w:ascii="Arial Narrow" w:eastAsia="Times New Roman" w:hAnsi="Arial Narrow" w:cs="Arial"/>
+          <w:color w:val="000000"/>
+          <w:kern w:val="0"/>
+          <w:lang w:val="es-ES" w:eastAsia="es-ES"/>
+          <ns2:ligatures ns2:val="none"/>
+        </w:rPr>
+      </w:pPr>
+      <w:r>
+        <w:rPr>
+          <w:rFonts w:ascii="Arial Narrow" w:eastAsia="Arial Narrow" w:hAnsi="Arial Narrow" w:cs="Arial Narrow"/>
+          <w:b/>
+          <w:color w:val="000000"/>
+          <w:kern w:val="0"/>
+          <w:lang w:eastAsia="es-PE"/>
+          <ns2:ligatures ns2:val="none"/>
+        </w:rPr>
+        <w:t xml:space="preserve">SEXTO: </w:t>
+      </w:r>
+      <w:r>
+        <w:rPr>
+          <w:rFonts w:ascii="Arial Narrow" w:eastAsia="Times New Roman" w:hAnsi="Arial Narrow" w:cs="Arial"/>
+          <w:color w:val="000000"/>
+          <w:kern w:val="0"/>
+          <w:lang w:eastAsia="es-ES"/>
+          <ns2:ligatures ns2:val="none"/>
+        </w:rPr>
+        <w:t xml:space="preserve">requerir </w:t>
+      </w:r>
+      <w:r>
+        <w:rPr>
+          <w:rFonts w:ascii="Arial Narrow" w:eastAsia="Times New Roman" w:hAnsi="Arial Narrow" w:cs="Arial"/>
+          <w:color w:val="000000"/>
+          <w:kern w:val="0"/>
+          <w:lang w:val="es-ES" w:eastAsia="es-ES"/>
+          <ns2:ligatures ns2:val="none"/>
+        </w:rPr>
+        <w:t xml:space="preserve">que, en un </w:t>
+      </w:r>
+      <w:r>
+        <w:rPr>
+          <w:rFonts w:ascii="Arial Narrow" w:eastAsia="Times New Roman" w:hAnsi="Arial Narrow" w:cs="Arial"/>
+          <w:color w:val="000000"/>
+          <w:kern w:val="0"/>
+          <w:lang w:eastAsia="es-ES"/>
+          <ns2:ligatures ns2:val="none"/>
+        </w:rPr>
+        <w:t xml:space="preserve">plazo no mayor de cinco (5) días hábiles contado a partir del día siguiente de la notificación de la presente resolución, </w:t>
+      </w:r>
+      <w:r>
+        <w:rPr>
+          <w:rFonts w:ascii="Arial Narrow" w:eastAsia="Times New Roman" w:hAnsi="Arial Narrow" w:cs="Times New Roman"/>
+          <w:color w:val="000000"/>
+          <w:kern w:val="0"/>
+          <w:shd w:val="clear" w:color="auto" w:fill="FFFFFF"/>
+          <w:lang w:eastAsia="es-PE"/>
+          <ns2:ligatures ns2:val="none"/>
         </w:rPr>
         <w:t xml:space="preserve">el </w:t>
       </w:r>
       <w:r>
         <w:rPr>
+          <w:rFonts w:ascii="Arial Narrow" w:eastAsia="Arial Narrow" w:hAnsi="Arial Narrow" w:cs="Arial Narrow"/>
+          <w:bCs/>
+        </w:rPr>
+        <w:t>Banco BBVA Perú S.A.</w:t>
+      </w:r>
+      <w:r>
+        <w:rPr>
+          <w:rFonts w:ascii="Arial Narrow" w:eastAsia="Times New Roman" w:hAnsi="Arial Narrow" w:cs="Times New Roman"/>
+          <w:color w:val="000000"/>
+          <w:kern w:val="0"/>
+          <w:shd w:val="clear" w:color="auto" w:fill="FFFFFF"/>
+          <w:lang w:eastAsia="es-PE"/>
+          <ns2:ligatures ns2:val="none"/>
+        </w:rPr>
+        <w:t>.</w:t>
+      </w:r>
+      <w:r>
+        <w:rPr>
+          <w:rFonts w:ascii="Arial Narrow" w:eastAsia="Times New Roman" w:hAnsi="Arial Narrow" w:cs="Arial"/>
+          <w:color w:val="000000"/>
+          <w:kern w:val="0"/>
+          <w:lang w:eastAsia="es-ES"/>
+          <ns2:ligatures ns2:val="none"/>
+        </w:rPr>
+        <w:t xml:space="preserve">, </w:t>
+      </w:r>
+      <w:r>
+        <w:rPr>
           <w:rFonts w:ascii="Arial Narrow" w:eastAsia="Times New Roman" w:hAnsi="Arial Narrow" w:cs="Arial"/>
           <w:color w:val="000000"/>
           <w:kern w:val="0"/>
           <w:lang w:val="es-ES" w:eastAsia="es-ES"/>
-          <w14:ligatures w14:val="none"/>
-        </w:rPr>
-        <w:t>4 de julio de 2025, subsanada mediante escrito del 18 de agosto de 2025</w:t>
-      </w:r>
-      <w:r>
-        <w:rPr>
-          <w:rFonts w:ascii="Arial Narrow" w:eastAsia="Calibri" w:hAnsi="Arial Narrow" w:cs="Arial"/>
-          <w:kern w:val="0"/>
-          <w14:ligatures w14:val="none"/>
-        </w:rPr>
-        <w:t xml:space="preserve">, </w:t>
-      </w:r>
-      <w:r>
-        <w:rPr>
-          <w:rFonts w:ascii="Arial Narrow" w:eastAsia="Arial Narrow" w:hAnsi="Arial Narrow" w:cs="Arial Narrow"/>
-          <w:color w:val="000000"/>
-          <w:kern w:val="0"/>
-          <w:lang w:eastAsia="es-PE"/>
-          <w14:ligatures w14:val="none"/>
-        </w:rPr>
-        <w:t>a</w:t>
-      </w:r>
-      <w:r>
-        <w:rPr>
-          <w:rFonts w:ascii="Arial Narrow" w:eastAsia="Times New Roman" w:hAnsi="Arial Narrow" w:cs="Times New Roman"/>
-          <w:color w:val="000000"/>
-          <w:kern w:val="0"/>
-          <w:shd w:val="clear" w:color="auto" w:fill="FFFFFF"/>
-          <w:lang w:eastAsia="es-PE"/>
-          <w14:ligatures w14:val="none"/>
+          <ns2:ligatures ns2:val="none"/>
+        </w:rPr>
+        <w:t xml:space="preserve">cumpla con: (i) presentar una copia debidamente suscrita de la Póliza </w:t>
+      </w:r>
+      <w:proofErr w:type="spellStart"/>
+      <w:r>
+        <w:rPr>
+          <w:rFonts w:ascii="Arial Narrow" w:eastAsia="Times New Roman" w:hAnsi="Arial Narrow" w:cs="Arial"/>
+          <w:color w:val="000000"/>
+          <w:kern w:val="0"/>
+          <w:lang w:eastAsia="es-ES"/>
+          <ns2:ligatures ns2:val="none"/>
+        </w:rPr>
+        <w:t/>
+      </w:r>
+      <w:proofErr w:type="spellEnd"/>
+      <w:r>
+        <w:rPr>
+          <w:rFonts w:ascii="Arial Narrow" w:eastAsia="Times New Roman" w:hAnsi="Arial Narrow" w:cs="Arial"/>
+          <w:color w:val="000000"/>
+          <w:kern w:val="0"/>
+          <w:lang w:eastAsia="es-ES"/>
+          <ns2:ligatures ns2:val="none"/>
         </w:rPr>
         <w:t xml:space="preserve"> </w:t>
       </w:r>
       <w:r>
         <w:rPr>
-          <w:rFonts w:ascii="Arial Narrow" w:eastAsia="Times New Roman" w:hAnsi="Arial Narrow" w:cs="Times New Roman"/>
-          <w:color w:val="000000"/>
-          <w:kern w:val="0"/>
-          <w:shd w:val="clear" w:color="auto" w:fill="FFFFFF"/>
-          <w:lang w:eastAsia="es-PE"/>
-          <w14:ligatures w14:val="none"/>
-        </w:rPr>
-        <w:t>Rímac Seguros y Reaseguros S.A.</w:t>
-      </w:r>
-      <w:r>
-        <w:rPr>
-          <w:rFonts w:ascii="Arial Narrow" w:eastAsia="Arial Narrow" w:hAnsi="Arial Narrow" w:cs="Arial Narrow"/>
-          <w:bCs/>
-        </w:rPr>
-        <w:t xml:space="preserve"> y </w:t>
-      </w:r>
-      <w:r>
-        <w:rPr>
-          <w:rFonts w:ascii="Arial Narrow" w:eastAsia="Times New Roman" w:hAnsi="Arial Narrow" w:cs="Times New Roman"/>
-          <w:color w:val="000000"/>
-          <w:kern w:val="0"/>
-          <w:shd w:val="clear" w:color="auto" w:fill="FFFFFF"/>
-          <w:lang w:eastAsia="es-PE"/>
-          <w14:ligatures w14:val="none"/>
-        </w:rPr>
-        <w:t xml:space="preserve">al </w:t>
-      </w:r>
-      <w:r>
-        <w:rPr>
-          <w:rFonts w:ascii="Arial Narrow" w:eastAsia="Arial Narrow" w:hAnsi="Arial Narrow" w:cs="Arial Narrow"/>
-          <w:bCs/>
-        </w:rPr>
-        <w:t>Banco BBVA Perú S.A.</w:t>
-      </w:r>
-      <w:r>
-        <w:rPr>
-          <w:rFonts w:ascii="Arial Narrow" w:eastAsia="Arial Narrow" w:hAnsi="Arial Narrow" w:cs="Arial Narrow"/>
-          <w:color w:val="000000"/>
-          <w:kern w:val="0"/>
-          <w:lang w:eastAsia="es-PE"/>
-          <w14:ligatures w14:val="none"/>
-        </w:rPr>
-        <w:t>,</w:t>
-      </w:r>
-      <w:r>
-        <w:rPr>
-          <w:rFonts w:ascii="Arial Narrow" w:eastAsia="Arial Narrow" w:hAnsi="Arial Narrow" w:cs="Arial Narrow"/>
-          <w:color w:val="000000"/>
-          <w:kern w:val="0"/>
-          <w:lang w:eastAsia="es-PE"/>
-          <w14:ligatures w14:val="none"/>
-        </w:rPr>
-        <w:t xml:space="preserve"> pa</w:t>
-      </w:r>
-      <w:r>
-        <w:rPr>
-          <w:rFonts w:ascii="Arial Narrow" w:eastAsia="Arial Narrow" w:hAnsi="Arial Narrow" w:cs="Arial Narrow"/>
-          <w:color w:val="000000"/>
-          <w:kern w:val="0"/>
-          <w:lang w:eastAsia="es-PE"/>
-          <w14:ligatures w14:val="none"/>
-        </w:rPr>
-        <w:t>ra que, de conformidad con lo dispuesto por el artículo 26</w:t>
+          <w:rFonts w:ascii="Arial Narrow" w:eastAsia="Times New Roman" w:hAnsi="Arial Narrow" w:cs="Arial"/>
+          <w:color w:val="000000"/>
+          <w:kern w:val="0"/>
+          <w:lang w:eastAsia="es-ES"/>
+          <ns2:ligatures ns2:val="none"/>
+        </w:rPr>
+        <w:t xml:space="preserve">00110991764000013875 </w:t>
+      </w:r>
+      <w:r>
+        <w:rPr>
+          <w:rFonts w:ascii="Arial Narrow" w:eastAsia="Times New Roman" w:hAnsi="Arial Narrow" w:cs="Arial"/>
+          <w:color w:val="000000"/>
+          <w:kern w:val="0"/>
+          <w:lang w:val="es-ES" w:eastAsia="es-ES"/>
+          <ns2:ligatures ns2:val="none"/>
+        </w:rPr>
+        <w:t>del Seguro Vehicular materia de denuncia; y, (</w:t>
+      </w:r>
+      <w:proofErr w:type="spellStart"/>
+      <w:r>
+        <w:rPr>
+          <w:rFonts w:ascii="Arial Narrow" w:eastAsia="Times New Roman" w:hAnsi="Arial Narrow" w:cs="Arial"/>
+          <w:color w:val="000000"/>
+          <w:kern w:val="0"/>
+          <w:lang w:val="es-ES" w:eastAsia="es-ES"/>
+          <ns2:ligatures ns2:val="none"/>
+        </w:rPr>
+        <w:t>ii</w:t>
+      </w:r>
+      <w:proofErr w:type="spellEnd"/>
+      <w:r>
+        <w:rPr>
+          <w:rFonts w:ascii="Arial Narrow" w:eastAsia="Times New Roman" w:hAnsi="Arial Narrow" w:cs="Arial"/>
+          <w:color w:val="000000"/>
+          <w:kern w:val="0"/>
+          <w:lang w:val="es-ES" w:eastAsia="es-ES"/>
+          <ns2:ligatures ns2:val="none"/>
+        </w:rPr>
+        <w:t>) presentar todas las comunicaciones cursadas con la parte denunciante en virtud de los hechos materia de denuncia.</w:t>
+      </w:r>
+    </w:p>
+    <w:p ns2:paraId="61AD8504" ns2:textId="77777777">
+      <w:pPr>
+        <w:spacing w:after="0" w:line="240" w:lineRule="auto"/>
+        <w:jc w:val="both"/>
+        <w:rPr>
+          <w:rFonts w:ascii="Arial Narrow" w:eastAsia="Arial Narrow" w:hAnsi="Arial Narrow" w:cs="Arial Narrow"/>
+          <w:b/>
+          <w:color w:val="000000"/>
+          <w:kern w:val="0"/>
+          <w:lang w:val="es-ES" w:eastAsia="es-PE"/>
+          <ns2:ligatures ns2:val="none"/>
+        </w:rPr>
+      </w:pPr>
+    </w:p>
+    <w:p ns2:paraId="58D4E496" ns2:textId="77777777">
+      <w:pPr>
+        <w:spacing w:after="0" w:line="240" w:lineRule="auto"/>
+        <w:jc w:val="both"/>
+        <w:rPr>
+          <w:rFonts w:ascii="Arial Narrow" w:eastAsia="Arial Narrow" w:hAnsi="Arial Narrow" w:cs="Arial Narrow"/>
+          <w:color w:val="000000"/>
+          <w:kern w:val="0"/>
+          <w:lang w:eastAsia="es-PE"/>
+          <ns2:ligatures ns2:val="none"/>
+        </w:rPr>
+      </w:pPr>
+      <w:r>
+        <w:rPr>
+          <w:rFonts w:ascii="Arial Narrow" w:eastAsia="Arial Narrow" w:hAnsi="Arial Narrow" w:cs="Arial Narrow"/>
+          <w:b/>
+          <w:color w:val="000000"/>
+          <w:kern w:val="0"/>
+          <w:lang w:eastAsia="es-PE"/>
+          <ns2:ligatures ns2:val="none"/>
+        </w:rPr>
+        <w:t>SÉTIMO:</w:t>
+      </w:r>
+      <w:r>
+        <w:rPr>
+          <w:rFonts w:ascii="Arial Narrow" w:eastAsia="Arial Narrow" w:hAnsi="Arial Narrow" w:cs="Arial Narrow"/>
+          <w:color w:val="000000"/>
+          <w:kern w:val="0"/>
+          <w:lang w:eastAsia="es-PE"/>
+          <ns2:ligatures ns2:val="none"/>
+        </w:rPr>
+        <w:t xml:space="preserve"> </w:t>
+      </w:r>
+      <w:bookmarkStart w:id="7" w:name="_Hlk188286915"/>
+      <w:r>
+        <w:rPr>
+          <w:rFonts w:ascii="Arial Narrow" w:eastAsia="Arial Narrow" w:hAnsi="Arial Narrow" w:cs="Arial Narrow"/>
+          <w:color w:val="000000"/>
+          <w:kern w:val="0"/>
+          <w:lang w:eastAsia="es-PE"/>
+          <ns2:ligatures ns2:val="none"/>
+        </w:rPr>
+        <w:t>informar</w:t>
+      </w:r>
+      <w:r>
+        <w:rPr>
+          <w:rFonts w:ascii="Arial Narrow" w:eastAsia="Arial Narrow" w:hAnsi="Arial Narrow" w:cs="Arial Narrow"/>
+          <w:color w:val="000000"/>
+          <w:kern w:val="0"/>
+          <w:lang w:eastAsia="es-PE"/>
+          <ns2:ligatures ns2:val="none"/>
+        </w:rPr>
+        <w:t xml:space="preserve"> a las partes que el artículo 110</w:t>
       </w:r>
       <w:r>
         <w:rPr>
@@ -7966,7 +8273,7 @@
           <w:color w:val="000000"/>
           <w:kern w:val="0"/>
           <w:lang w:eastAsia="es-PE"/>
-          <w14:ligatures w14:val="none"/>
+          <ns2:ligatures ns2:val="none"/>
         </w:rPr>
         <w:t/>
       </w:r>
@@ -7976,472 +8283,7 @@
           <w:color w:val="000000"/>
           <w:kern w:val="0"/>
           <w:lang w:eastAsia="es-PE"/>
-          <w14:ligatures w14:val="none"/>
-        </w:rPr>
-        <w:t xml:space="preserve"> de la Ley sobre Facultades, Normas y Organización del Indecopi, aprobada por Decreto Legislativo 807, </w:t>
-      </w:r>
-      <w:r>
-        <w:rPr>
-          <w:rFonts w:ascii="Arial Narrow" w:eastAsia="Arial Narrow" w:hAnsi="Arial Narrow" w:cs="Arial Narrow"/>
-          <w:color w:val="000000"/>
-          <w:kern w:val="0"/>
-          <w:lang w:eastAsia="es-PE"/>
-          <w14:ligatures w14:val="none"/>
-        </w:rPr>
-        <w:t>presenten</w:t>
-      </w:r>
-      <w:r>
-        <w:rPr>
-          <w:rFonts w:ascii="Arial Narrow" w:eastAsia="Arial Narrow" w:hAnsi="Arial Narrow" w:cs="Arial Narrow"/>
-          <w:color w:val="000000"/>
-          <w:kern w:val="0"/>
-          <w:lang w:eastAsia="es-PE"/>
-          <w14:ligatures w14:val="none"/>
-        </w:rPr>
-        <w:t xml:space="preserve"> sus descargos en un plazo no mayor de cinco (5) días hábiles contados desde la notificación. </w:t>
-      </w:r>
-    </w:p>
-    <w:p>
-      <w:pPr>
-        <w:spacing w:after="0" w:line="240" w:lineRule="auto"/>
-        <w:jc w:val="both"/>
-        <w:rPr>
-          <w:rFonts w:ascii="Arial Narrow" w:eastAsia="Arial Narrow" w:hAnsi="Arial Narrow" w:cs="Arial Narrow"/>
-          <w:color w:val="000000"/>
-          <w:kern w:val="0"/>
-          <w:lang w:eastAsia="es-PE"/>
-          <w14:ligatures w14:val="none"/>
-        </w:rPr>
-      </w:pPr>
-    </w:p>
-    <w:p>
-      <w:pPr>
-        <w:spacing w:after="0" w:line="240" w:lineRule="auto"/>
-        <w:jc w:val="both"/>
-        <w:rPr>
-          <w:rFonts w:ascii="Arial Narrow" w:eastAsia="Times New Roman" w:hAnsi="Arial Narrow" w:cs="Arial"/>
-          <w:color w:val="000000"/>
-          <w:kern w:val="0"/>
-          <w:lang w:val="es-ES" w:eastAsia="es-ES"/>
-          <w14:ligatures w14:val="none"/>
-        </w:rPr>
-      </w:pPr>
-      <w:r>
-        <w:rPr>
-          <w:rFonts w:ascii="Arial Narrow" w:eastAsia="Arial Narrow" w:hAnsi="Arial Narrow" w:cs="Arial Narrow"/>
-          <w:b/>
-          <w:color w:val="000000"/>
-          <w:kern w:val="0"/>
-          <w:lang w:eastAsia="es-PE"/>
-          <w14:ligatures w14:val="none"/>
-        </w:rPr>
-        <w:t xml:space="preserve">QUINTO: </w:t>
-      </w:r>
-      <w:bookmarkStart w:id="5" w:name="_Hlk188286813"/>
-      <w:r>
-        <w:rPr>
-          <w:rFonts w:ascii="Arial Narrow" w:eastAsia="Times New Roman" w:hAnsi="Arial Narrow" w:cs="Arial"/>
-          <w:color w:val="000000"/>
-          <w:kern w:val="0"/>
-          <w:lang w:eastAsia="es-ES"/>
-          <w14:ligatures w14:val="none"/>
-        </w:rPr>
-        <w:t xml:space="preserve">requerir </w:t>
-      </w:r>
-      <w:r>
-        <w:rPr>
-          <w:rFonts w:ascii="Arial Narrow" w:eastAsia="Times New Roman" w:hAnsi="Arial Narrow" w:cs="Arial"/>
-          <w:color w:val="000000"/>
-          <w:kern w:val="0"/>
-          <w:lang w:val="es-ES" w:eastAsia="es-ES"/>
-          <w14:ligatures w14:val="none"/>
-        </w:rPr>
-        <w:t xml:space="preserve">que, en un </w:t>
-      </w:r>
-      <w:r>
-        <w:rPr>
-          <w:rFonts w:ascii="Arial Narrow" w:eastAsia="Times New Roman" w:hAnsi="Arial Narrow" w:cs="Arial"/>
-          <w:color w:val="000000"/>
-          <w:kern w:val="0"/>
-          <w:lang w:eastAsia="es-ES"/>
-          <w14:ligatures w14:val="none"/>
-        </w:rPr>
-        <w:t>plazo no mayor de cinco (5) días hábiles contado a partir del día siguiente de la notificación de la presente resolución</w:t>
-      </w:r>
-      <w:bookmarkEnd w:id="5"/>
-      <w:r>
-        <w:rPr>
-          <w:rFonts w:ascii="Arial Narrow" w:eastAsia="Times New Roman" w:hAnsi="Arial Narrow" w:cs="Arial"/>
-          <w:color w:val="000000"/>
-          <w:kern w:val="0"/>
-          <w:lang w:eastAsia="es-ES"/>
-          <w14:ligatures w14:val="none"/>
-        </w:rPr>
-        <w:t xml:space="preserve">, </w:t>
-      </w:r>
-      <w:bookmarkStart w:id="6" w:name="_Hlk188286828"/>
-      <w:r>
-        <w:rPr>
-          <w:rFonts w:ascii="Arial Narrow" w:eastAsia="Times New Roman" w:hAnsi="Arial Narrow" w:cs="Times New Roman"/>
-          <w:color w:val="000000"/>
-          <w:kern w:val="0"/>
-          <w:shd w:val="clear" w:color="auto" w:fill="FFFFFF"/>
-          <w:lang w:eastAsia="es-PE"/>
-          <w14:ligatures w14:val="none"/>
-        </w:rPr>
-        <w:t>Rímac Seguros y Reaseguros S.A.</w:t>
-      </w:r>
-      <w:r>
-        <w:rPr>
-          <w:rFonts w:ascii="Arial Narrow" w:eastAsia="Times New Roman" w:hAnsi="Arial Narrow" w:cs="Arial"/>
-          <w:color w:val="000000"/>
-          <w:kern w:val="0"/>
-          <w:lang w:eastAsia="es-ES"/>
-          <w14:ligatures w14:val="none"/>
-        </w:rPr>
-        <w:t xml:space="preserve">, </w:t>
-      </w:r>
-      <w:bookmarkEnd w:id="6"/>
-      <w:r>
-        <w:rPr>
-          <w:rFonts w:ascii="Arial Narrow" w:eastAsia="Times New Roman" w:hAnsi="Arial Narrow" w:cs="Arial"/>
-          <w:color w:val="000000"/>
-          <w:kern w:val="0"/>
-          <w:lang w:val="es-ES" w:eastAsia="es-ES"/>
-          <w14:ligatures w14:val="none"/>
-        </w:rPr>
-        <w:t xml:space="preserve">cumpla con: (i) presentar una copia debidamente suscrita de la Póliza </w:t>
-      </w:r>
-      <w:proofErr w:type="spellStart"/>
-      <w:r>
-        <w:rPr>
-          <w:rFonts w:ascii="Arial Narrow" w:eastAsia="Times New Roman" w:hAnsi="Arial Narrow" w:cs="Arial"/>
-          <w:color w:val="000000"/>
-          <w:kern w:val="0"/>
-          <w:lang w:eastAsia="es-ES"/>
-          <w14:ligatures w14:val="none"/>
-        </w:rPr>
-        <w:t/>
-      </w:r>
-      <w:proofErr w:type="spellEnd"/>
-      <w:r>
-        <w:rPr>
-          <w:rFonts w:ascii="Arial Narrow" w:eastAsia="Times New Roman" w:hAnsi="Arial Narrow" w:cs="Arial"/>
-          <w:color w:val="000000"/>
-          <w:kern w:val="0"/>
-          <w:lang w:eastAsia="es-ES"/>
-          <w14:ligatures w14:val="none"/>
-        </w:rPr>
-        <w:t xml:space="preserve"> </w:t>
-      </w:r>
-      <w:r>
-        <w:rPr>
-          <w:rFonts w:ascii="Arial Narrow" w:eastAsia="Times New Roman" w:hAnsi="Arial Narrow" w:cs="Arial"/>
-          <w:color w:val="000000"/>
-          <w:kern w:val="0"/>
-          <w:lang w:eastAsia="es-ES"/>
-          <w14:ligatures w14:val="none"/>
-        </w:rPr>
-        <w:t xml:space="preserve">00110991764000013875 </w:t>
-      </w:r>
-      <w:r>
-        <w:rPr>
-          <w:rFonts w:ascii="Arial Narrow" w:eastAsia="Times New Roman" w:hAnsi="Arial Narrow" w:cs="Arial"/>
-          <w:color w:val="000000"/>
-          <w:kern w:val="0"/>
-          <w:lang w:val="es-ES" w:eastAsia="es-ES"/>
-          <w14:ligatures w14:val="none"/>
-        </w:rPr>
-        <w:t>del Seguro Vehicular materia de denuncia; y, (</w:t>
-      </w:r>
-      <w:proofErr w:type="spellStart"/>
-      <w:r>
-        <w:rPr>
-          <w:rFonts w:ascii="Arial Narrow" w:eastAsia="Times New Roman" w:hAnsi="Arial Narrow" w:cs="Arial"/>
-          <w:color w:val="000000"/>
-          <w:kern w:val="0"/>
-          <w:lang w:val="es-ES" w:eastAsia="es-ES"/>
-          <w14:ligatures w14:val="none"/>
-        </w:rPr>
-        <w:t>ii</w:t>
-      </w:r>
-      <w:proofErr w:type="spellEnd"/>
-      <w:r>
-        <w:rPr>
-          <w:rFonts w:ascii="Arial Narrow" w:eastAsia="Times New Roman" w:hAnsi="Arial Narrow" w:cs="Arial"/>
-          <w:color w:val="000000"/>
-          <w:kern w:val="0"/>
-          <w:lang w:val="es-ES" w:eastAsia="es-ES"/>
-          <w14:ligatures w14:val="none"/>
-        </w:rPr>
-        <w:t>) presentar todas las comunicaciones cursadas con la parte denunciante en virtud de los hechos materia de denuncia.</w:t>
-      </w:r>
-    </w:p>
-    <w:p>
-      <w:pPr>
-        <w:spacing w:after="0" w:line="240" w:lineRule="auto"/>
-        <w:jc w:val="both"/>
-        <w:rPr>
-          <w:rFonts w:ascii="Arial Narrow" w:eastAsia="Times New Roman" w:hAnsi="Arial Narrow" w:cs="Arial"/>
-          <w:color w:val="000000"/>
-          <w:kern w:val="0"/>
-          <w:lang w:val="es-ES" w:eastAsia="es-ES"/>
-          <w14:ligatures w14:val="none"/>
-        </w:rPr>
-      </w:pPr>
-    </w:p>
-    <w:p>
-      <w:pPr>
-        <w:spacing w:after="0" w:line="240" w:lineRule="auto"/>
-        <w:jc w:val="both"/>
-        <w:rPr>
-          <w:rFonts w:ascii="Arial Narrow" w:eastAsia="Times New Roman" w:hAnsi="Arial Narrow" w:cs="Arial"/>
-          <w:color w:val="000000"/>
-          <w:kern w:val="0"/>
-          <w:lang w:val="es-ES" w:eastAsia="es-ES"/>
-          <w14:ligatures w14:val="none"/>
-        </w:rPr>
-      </w:pPr>
-      <w:r>
-        <w:rPr>
-          <w:rFonts w:ascii="Arial Narrow" w:eastAsia="Arial Narrow" w:hAnsi="Arial Narrow" w:cs="Arial Narrow"/>
-          <w:b/>
-          <w:color w:val="000000"/>
-          <w:kern w:val="0"/>
-          <w:lang w:eastAsia="es-PE"/>
-          <w14:ligatures w14:val="none"/>
-        </w:rPr>
-        <w:t xml:space="preserve">SEXTO: </w:t>
-      </w:r>
-      <w:r>
-        <w:rPr>
-          <w:rFonts w:ascii="Arial Narrow" w:eastAsia="Times New Roman" w:hAnsi="Arial Narrow" w:cs="Arial"/>
-          <w:color w:val="000000"/>
-          <w:kern w:val="0"/>
-          <w:lang w:eastAsia="es-ES"/>
-          <w14:ligatures w14:val="none"/>
-        </w:rPr>
-        <w:t xml:space="preserve">requerir </w:t>
-      </w:r>
-      <w:r>
-        <w:rPr>
-          <w:rFonts w:ascii="Arial Narrow" w:eastAsia="Times New Roman" w:hAnsi="Arial Narrow" w:cs="Arial"/>
-          <w:color w:val="000000"/>
-          <w:kern w:val="0"/>
-          <w:lang w:val="es-ES" w:eastAsia="es-ES"/>
-          <w14:ligatures w14:val="none"/>
-        </w:rPr>
-        <w:t xml:space="preserve">que, en un </w:t>
-      </w:r>
-      <w:r>
-        <w:rPr>
-          <w:rFonts w:ascii="Arial Narrow" w:eastAsia="Times New Roman" w:hAnsi="Arial Narrow" w:cs="Arial"/>
-          <w:color w:val="000000"/>
-          <w:kern w:val="0"/>
-          <w:lang w:eastAsia="es-ES"/>
-          <w14:ligatures w14:val="none"/>
-        </w:rPr>
-        <w:t xml:space="preserve">plazo no mayor de cinco (5) días hábiles contado a partir del día siguiente de la notificación de la presente resolución, </w:t>
-      </w:r>
-      <w:r>
-        <w:rPr>
-          <w:rFonts w:ascii="Arial Narrow" w:eastAsia="Times New Roman" w:hAnsi="Arial Narrow" w:cs="Times New Roman"/>
-          <w:color w:val="000000"/>
-          <w:kern w:val="0"/>
-          <w:shd w:val="clear" w:color="auto" w:fill="FFFFFF"/>
-          <w:lang w:eastAsia="es-PE"/>
-          <w14:ligatures w14:val="none"/>
-        </w:rPr>
-        <w:t xml:space="preserve">el </w:t>
-      </w:r>
-      <w:r>
-        <w:rPr>
-          <w:rFonts w:ascii="Arial Narrow" w:eastAsia="Arial Narrow" w:hAnsi="Arial Narrow" w:cs="Arial Narrow"/>
-          <w:bCs/>
-        </w:rPr>
-        <w:t>Banco BBVA Perú S.A.</w:t>
-      </w:r>
-      <w:r>
-        <w:rPr>
-          <w:rFonts w:ascii="Arial Narrow" w:eastAsia="Times New Roman" w:hAnsi="Arial Narrow" w:cs="Times New Roman"/>
-          <w:color w:val="000000"/>
-          <w:kern w:val="0"/>
-          <w:shd w:val="clear" w:color="auto" w:fill="FFFFFF"/>
-          <w:lang w:eastAsia="es-PE"/>
-          <w14:ligatures w14:val="none"/>
-        </w:rPr>
-        <w:t>.</w:t>
-      </w:r>
-      <w:r>
-        <w:rPr>
-          <w:rFonts w:ascii="Arial Narrow" w:eastAsia="Times New Roman" w:hAnsi="Arial Narrow" w:cs="Arial"/>
-          <w:color w:val="000000"/>
-          <w:kern w:val="0"/>
-          <w:lang w:eastAsia="es-ES"/>
-          <w14:ligatures w14:val="none"/>
-        </w:rPr>
-        <w:t xml:space="preserve">, </w:t>
-      </w:r>
-      <w:r>
-        <w:rPr>
-          <w:rFonts w:ascii="Arial Narrow" w:eastAsia="Times New Roman" w:hAnsi="Arial Narrow" w:cs="Arial"/>
-          <w:color w:val="000000"/>
-          <w:kern w:val="0"/>
-          <w:lang w:val="es-ES" w:eastAsia="es-ES"/>
-          <w14:ligatures w14:val="none"/>
-        </w:rPr>
-        <w:t xml:space="preserve">cumpla con: (i) presentar una copia debidamente suscrita de la Póliza </w:t>
-      </w:r>
-      <w:proofErr w:type="spellStart"/>
-      <w:r>
-        <w:rPr>
-          <w:rFonts w:ascii="Arial Narrow" w:eastAsia="Times New Roman" w:hAnsi="Arial Narrow" w:cs="Arial"/>
-          <w:color w:val="000000"/>
-          <w:kern w:val="0"/>
-          <w:lang w:eastAsia="es-ES"/>
-          <w14:ligatures w14:val="none"/>
-        </w:rPr>
-        <w:t/>
-      </w:r>
-      <w:proofErr w:type="spellEnd"/>
-      <w:r>
-        <w:rPr>
-          <w:rFonts w:ascii="Arial Narrow" w:eastAsia="Times New Roman" w:hAnsi="Arial Narrow" w:cs="Arial"/>
-          <w:color w:val="000000"/>
-          <w:kern w:val="0"/>
-          <w:lang w:eastAsia="es-ES"/>
-          <w14:ligatures w14:val="none"/>
-        </w:rPr>
-        <w:t xml:space="preserve"> </w:t>
-      </w:r>
-      <w:r>
-        <w:rPr>
-          <w:rFonts w:ascii="Arial Narrow" w:eastAsia="Times New Roman" w:hAnsi="Arial Narrow" w:cs="Arial"/>
-          <w:color w:val="000000"/>
-          <w:kern w:val="0"/>
-          <w:lang w:eastAsia="es-ES"/>
-          <w14:ligatures w14:val="none"/>
-        </w:rPr>
-        <w:t xml:space="preserve">00110991764000013875 </w:t>
-      </w:r>
-      <w:r>
-        <w:rPr>
-          <w:rFonts w:ascii="Arial Narrow" w:eastAsia="Times New Roman" w:hAnsi="Arial Narrow" w:cs="Arial"/>
-          <w:color w:val="000000"/>
-          <w:kern w:val="0"/>
-          <w:lang w:val="es-ES" w:eastAsia="es-ES"/>
-          <w14:ligatures w14:val="none"/>
-        </w:rPr>
-        <w:t>del Seguro Vehicular materia de denuncia; y, (</w:t>
-      </w:r>
-      <w:proofErr w:type="spellStart"/>
-      <w:r>
-        <w:rPr>
-          <w:rFonts w:ascii="Arial Narrow" w:eastAsia="Times New Roman" w:hAnsi="Arial Narrow" w:cs="Arial"/>
-          <w:color w:val="000000"/>
-          <w:kern w:val="0"/>
-          <w:lang w:val="es-ES" w:eastAsia="es-ES"/>
-          <w14:ligatures w14:val="none"/>
-        </w:rPr>
-        <w:t>ii</w:t>
-      </w:r>
-      <w:proofErr w:type="spellEnd"/>
-      <w:r>
-        <w:rPr>
-          <w:rFonts w:ascii="Arial Narrow" w:eastAsia="Times New Roman" w:hAnsi="Arial Narrow" w:cs="Arial"/>
-          <w:color w:val="000000"/>
-          <w:kern w:val="0"/>
-          <w:lang w:val="es-ES" w:eastAsia="es-ES"/>
-          <w14:ligatures w14:val="none"/>
-        </w:rPr>
-        <w:t>) presentar todas las comunicaciones cursadas con la parte denunciante en virtud de los hechos materia de denuncia.</w:t>
-      </w:r>
-    </w:p>
-    <w:p>
-      <w:pPr>
-        <w:spacing w:after="0" w:line="240" w:lineRule="auto"/>
-        <w:jc w:val="both"/>
-        <w:rPr>
-          <w:rFonts w:ascii="Arial Narrow" w:eastAsia="Arial Narrow" w:hAnsi="Arial Narrow" w:cs="Arial Narrow"/>
-          <w:b/>
-          <w:color w:val="000000"/>
-          <w:kern w:val="0"/>
-          <w:lang w:val="es-ES" w:eastAsia="es-PE"/>
-          <w14:ligatures w14:val="none"/>
-        </w:rPr>
-      </w:pPr>
-    </w:p>
-    <w:p>
-      <w:pPr>
-        <w:spacing w:after="0" w:line="240" w:lineRule="auto"/>
-        <w:jc w:val="both"/>
-        <w:rPr>
-          <w:rFonts w:ascii="Arial Narrow" w:eastAsia="Arial Narrow" w:hAnsi="Arial Narrow" w:cs="Arial Narrow"/>
-          <w:color w:val="000000"/>
-          <w:kern w:val="0"/>
-          <w:lang w:eastAsia="es-PE"/>
-          <w14:ligatures w14:val="none"/>
-        </w:rPr>
-      </w:pPr>
-      <w:r>
-        <w:rPr>
-          <w:rFonts w:ascii="Arial Narrow" w:eastAsia="Arial Narrow" w:hAnsi="Arial Narrow" w:cs="Arial Narrow"/>
-          <w:b/>
-          <w:color w:val="000000"/>
-          <w:kern w:val="0"/>
-          <w:lang w:eastAsia="es-PE"/>
-          <w14:ligatures w14:val="none"/>
-        </w:rPr>
-        <w:t>SÉTIMO:</w:t>
-      </w:r>
-      <w:r>
-        <w:rPr>
-          <w:rFonts w:ascii="Arial Narrow" w:eastAsia="Arial Narrow" w:hAnsi="Arial Narrow" w:cs="Arial Narrow"/>
-          <w:color w:val="000000"/>
-          <w:kern w:val="0"/>
-          <w:lang w:eastAsia="es-PE"/>
-          <w14:ligatures w14:val="none"/>
-        </w:rPr>
-        <w:t xml:space="preserve"> </w:t>
-      </w:r>
-      <w:bookmarkStart w:id="7" w:name="_Hlk188286915"/>
-      <w:r>
-        <w:rPr>
-          <w:rFonts w:ascii="Arial Narrow" w:eastAsia="Arial Narrow" w:hAnsi="Arial Narrow" w:cs="Arial Narrow"/>
-          <w:color w:val="000000"/>
-          <w:kern w:val="0"/>
-          <w:lang w:eastAsia="es-PE"/>
-          <w14:ligatures w14:val="none"/>
-        </w:rPr>
-        <w:t>informar</w:t>
-      </w:r>
-      <w:r>
-        <w:rPr>
-          <w:rFonts w:ascii="Arial Narrow" w:eastAsia="Arial Narrow" w:hAnsi="Arial Narrow" w:cs="Arial Narrow"/>
-          <w:color w:val="000000"/>
-          <w:kern w:val="0"/>
-          <w:lang w:eastAsia="es-PE"/>
-          <w14:ligatures w14:val="none"/>
-        </w:rPr>
-        <w:t xml:space="preserve"> a las partes que el artículo 110</w:t>
-      </w:r>
-      <w:r>
-        <w:rPr>
-          <w:rFonts w:ascii="Arial Narrow" w:eastAsia="Times New Roman" w:hAnsi="Arial Narrow" w:cs="Segoe UI"/>
-          <w:color w:val="000000"/>
-          <w:kern w:val="0"/>
-          <w:lang w:eastAsia="es-PE"/>
-          <w14:ligatures w14:val="none"/>
-        </w:rPr>
-        <w:t/>
-      </w:r>
-      <w:r>
-        <w:rPr>
-          <w:rFonts w:ascii="Arial Narrow" w:eastAsia="Arial Narrow" w:hAnsi="Arial Narrow" w:cs="Arial Narrow"/>
-          <w:color w:val="000000"/>
-          <w:kern w:val="0"/>
-          <w:lang w:eastAsia="es-PE"/>
-          <w14:ligatures w14:val="none"/>
+          <ns2:ligatures ns2:val="none"/>
         </w:rPr>
         <w:t xml:space="preserve"> de la Ley 29571, Código de Protección y Defensa del Consumidor</w:t>
       </w:r>
@@ -8453,7 +8295,7 @@
           <w:kern w:val="0"/>
           <w:vertAlign w:val="superscript"/>
           <w:lang w:eastAsia="es-PE"/>
-          <w14:ligatures w14:val="none"/>
+          <ns2:ligatures ns2:val="none"/>
         </w:rPr>
         <w:footnoteReference w:id="11"/>
       </w:r>
@@ -8463,7 +8305,7 @@
           <w:color w:val="000000"/>
           <w:kern w:val="0"/>
           <w:lang w:eastAsia="es-PE"/>
-          <w14:ligatures w14:val="none"/>
+          <ns2:ligatures ns2:val="none"/>
         </w:rPr>
         <w:t>, faculta a la Comisión a calificar las infracciones de la referida norma como leves, graves o muy graves e imponer sanciones que van desde una amonestación hasta una multa por un máximo de 450 Unidades Impositivas Tributarias, sin perjuicio de las medidas correctivas, reparadoras y complementarias, que puedan ordenarse de acuerdo a lo estipulado en los artículos 114</w:t>
       </w:r>
@@ -8473,7 +8315,7 @@
           <w:color w:val="000000"/>
           <w:kern w:val="0"/>
           <w:lang w:eastAsia="es-PE"/>
-          <w14:ligatures w14:val="none"/>
+          <ns2:ligatures ns2:val="none"/>
         </w:rPr>
         <w:t/>
       </w:r>
@@ -8483,7 +8325,7 @@
           <w:color w:val="000000"/>
           <w:kern w:val="0"/>
           <w:lang w:eastAsia="es-PE"/>
-          <w14:ligatures w14:val="none"/>
+          <ns2:ligatures ns2:val="none"/>
         </w:rPr>
         <w:t>, 115</w:t>
       </w:r>
@@ -8493,7 +8335,7 @@
           <w:color w:val="000000"/>
           <w:kern w:val="0"/>
           <w:lang w:eastAsia="es-PE"/>
-          <w14:ligatures w14:val="none"/>
+          <ns2:ligatures ns2:val="none"/>
         </w:rPr>
         <w:t/>
       </w:r>
@@ -8503,7 +8345,7 @@
           <w:color w:val="000000"/>
           <w:kern w:val="0"/>
           <w:lang w:eastAsia="es-PE"/>
-          <w14:ligatures w14:val="none"/>
+          <ns2:ligatures ns2:val="none"/>
         </w:rPr>
         <w:t xml:space="preserve"> y 116</w:t>
       </w:r>
@@ -8513,7 +8355,7 @@
           <w:color w:val="000000"/>
           <w:kern w:val="0"/>
           <w:lang w:eastAsia="es-PE"/>
-          <w14:ligatures w14:val="none"/>
+          <ns2:ligatures ns2:val="none"/>
         </w:rPr>
         <w:t/>
       </w:r>
@@ -8523,7 +8365,7 @@
           <w:color w:val="000000"/>
           <w:kern w:val="0"/>
           <w:lang w:eastAsia="es-PE"/>
-          <w14:ligatures w14:val="none"/>
+          <ns2:ligatures ns2:val="none"/>
         </w:rPr>
         <w:t xml:space="preserve"> de la referida norma</w:t>
       </w:r>
@@ -8535,7 +8377,7 @@
           <w:kern w:val="0"/>
           <w:vertAlign w:val="superscript"/>
           <w:lang w:eastAsia="es-PE"/>
-          <w14:ligatures w14:val="none"/>
+          <ns2:ligatures ns2:val="none"/>
         </w:rPr>
         <w:footnoteReference w:id="12"/>
       </w:r>
@@ -8545,7 +8387,7 @@
           <w:color w:val="000000"/>
           <w:kern w:val="0"/>
           <w:lang w:eastAsia="es-PE"/>
-          <w14:ligatures w14:val="none"/>
+          <ns2:ligatures ns2:val="none"/>
         </w:rPr>
         <w:t xml:space="preserve">. </w:t>
       </w:r>
@@ -8556,7 +8398,7 @@
           <w:color w:val="000000"/>
           <w:kern w:val="0"/>
           <w:lang w:eastAsia="es-PE"/>
-          <w14:ligatures w14:val="none"/>
+          <ns2:ligatures ns2:val="none"/>
         </w:rPr>
         <w:lastRenderedPageBreak/>
         <w:t>Asimismo, se consideran circunstancias atenuantes para la graduación de la sanción, el allanamiento de la denuncia o el reconocimiento de las pretensiones en ella contenidas, de acuerdo con el artículo 112</w:t>
@@ -8567,7 +8409,7 @@
           <w:color w:val="000000"/>
           <w:kern w:val="0"/>
           <w:lang w:eastAsia="es-PE"/>
-          <w14:ligatures w14:val="none"/>
+          <ns2:ligatures ns2:val="none"/>
         </w:rPr>
         <w:t/>
       </w:r>
@@ -8577,7 +8419,7 @@
           <w:color w:val="000000"/>
           <w:kern w:val="0"/>
           <w:lang w:eastAsia="es-PE"/>
-          <w14:ligatures w14:val="none"/>
+          <ns2:ligatures ns2:val="none"/>
         </w:rPr>
         <w:t xml:space="preserve"> del Código</w:t>
       </w:r>
@@ -8589,7 +8431,7 @@
           <w:kern w:val="0"/>
           <w:vertAlign w:val="superscript"/>
           <w:lang w:eastAsia="es-PE"/>
-          <w14:ligatures w14:val="none"/>
+          <ns2:ligatures ns2:val="none"/>
         </w:rPr>
         <w:footnoteReference w:id="13"/>
       </w:r>
@@ -8599,12 +8441,12 @@
           <w:color w:val="000000"/>
           <w:kern w:val="0"/>
           <w:lang w:eastAsia="es-PE"/>
-          <w14:ligatures w14:val="none"/>
+          <ns2:ligatures ns2:val="none"/>
         </w:rPr>
         <w:t>.</w:t>
       </w:r>
     </w:p>
-    <w:p>
+    <w:p ns2:paraId="7A5236A4" ns2:textId="77777777">
       <w:pPr>
         <w:shd w:val="clear" w:color="auto" w:fill="FFFFFF"/>
         <w:spacing w:after="0" w:line="240" w:lineRule="auto"/>
@@ -8615,11 +8457,11 @@
           <w:color w:val="000000"/>
           <w:kern w:val="0"/>
           <w:lang w:eastAsia="es-PE"/>
-          <w14:ligatures w14:val="none"/>
-        </w:rPr>
-      </w:pPr>
-    </w:p>
-    <w:p>
+          <ns2:ligatures ns2:val="none"/>
+        </w:rPr>
+      </w:pPr>
+    </w:p>
+    <w:p ns2:paraId="3F071DDA" ns2:textId="77777777">
       <w:pPr>
         <w:shd w:val="clear" w:color="auto" w:fill="FFFFFF"/>
         <w:spacing w:after="0" w:line="240" w:lineRule="auto"/>
@@ -8629,7 +8471,7 @@
           <w:color w:val="000000"/>
           <w:kern w:val="0"/>
           <w:lang w:eastAsia="es-PE"/>
-          <w14:ligatures w14:val="none"/>
+          <ns2:ligatures ns2:val="none"/>
         </w:rPr>
       </w:pPr>
       <w:r>
@@ -8638,7 +8480,7 @@
           <w:b/>
           <w:bCs/>
           <w:kern w:val="0"/>
-          <w14:ligatures w14:val="none"/>
+          <ns2:ligatures ns2:val="none"/>
         </w:rPr>
         <w:t>OCTAVO</w:t>
       </w:r>
@@ -8649,7 +8491,7 @@
           <w:color w:val="000000"/>
           <w:kern w:val="0"/>
           <w:lang w:eastAsia="es-PE"/>
-          <w14:ligatures w14:val="none"/>
+          <ns2:ligatures ns2:val="none"/>
         </w:rPr>
         <w:t>:</w:t>
       </w:r>
@@ -8659,7 +8501,7 @@
           <w:color w:val="000000"/>
           <w:kern w:val="0"/>
           <w:lang w:eastAsia="es-PE"/>
-          <w14:ligatures w14:val="none"/>
+          <ns2:ligatures ns2:val="none"/>
         </w:rPr>
         <w:t xml:space="preserve"> informar a las partes que conforme a lo establecido en el artículo 39</w:t>
       </w:r>
@@ -8669,7 +8511,7 @@
           <w:color w:val="000000"/>
           <w:kern w:val="0"/>
           <w:lang w:eastAsia="es-PE"/>
-          <w14:ligatures w14:val="none"/>
+          <ns2:ligatures ns2:val="none"/>
         </w:rPr>
         <w:t/>
       </w:r>
@@ -8679,12 +8521,12 @@
           <w:color w:val="000000"/>
           <w:kern w:val="0"/>
           <w:lang w:eastAsia="es-PE"/>
-          <w14:ligatures w14:val="none"/>
+          <ns2:ligatures ns2:val="none"/>
         </w:rPr>
         <w:t xml:space="preserve"> de la Ley sobre Facultades, Normas y Organización del Indecopi, aprobada por Decreto Legislativo 807, los gastos por los peritajes realizados, actuación de pruebas, inspecciones y otros derivados de la tramitación del proceso serán de cargo de la parte que solicita la prueba, salvo pacto en contrario. En todos los casos, la resolución final determinará si los gastos deben ser asumidos por alguna de las partes, o reembolsados a la otra parte o al Indecopi, según sea el caso, de manera adicional a la sanción que haya podido imponerse. </w:t>
       </w:r>
     </w:p>
-    <w:p>
+    <w:p ns2:paraId="0F10F9CF" ns2:textId="77777777">
       <w:pPr>
         <w:shd w:val="clear" w:color="auto" w:fill="FFFFFF"/>
         <w:spacing w:after="0" w:line="240" w:lineRule="auto"/>
@@ -8694,11 +8536,11 @@
           <w:color w:val="000000"/>
           <w:kern w:val="0"/>
           <w:lang w:eastAsia="es-PE"/>
-          <w14:ligatures w14:val="none"/>
-        </w:rPr>
-      </w:pPr>
-    </w:p>
-    <w:p>
+          <ns2:ligatures ns2:val="none"/>
+        </w:rPr>
+      </w:pPr>
+    </w:p>
+    <w:p ns2:paraId="194C23DD" ns2:textId="77777777">
       <w:pPr>
         <w:suppressAutoHyphens/>
         <w:spacing w:after="0" w:line="240" w:lineRule="auto"/>
@@ -8707,7 +8549,7 @@
           <w:rFonts w:ascii="Arial Narrow" w:eastAsia="Calibri" w:hAnsi="Arial Narrow" w:cs="Arial"/>
           <w:kern w:val="0"/>
           <w:u w:val="single"/>
-          <w14:ligatures w14:val="none"/>
+          <ns2:ligatures ns2:val="none"/>
         </w:rPr>
       </w:pPr>
       <w:r>
@@ -8717,7 +8559,7 @@
           <w:color w:val="000000"/>
           <w:kern w:val="0"/>
           <w:lang w:eastAsia="es-PE"/>
-          <w14:ligatures w14:val="none"/>
+          <ns2:ligatures ns2:val="none"/>
         </w:rPr>
         <w:t>NOVENO</w:t>
       </w:r>
@@ -8726,7 +8568,7 @@
           <w:rFonts w:ascii="Arial Narrow" w:eastAsia="Calibri" w:hAnsi="Arial Narrow" w:cs="Arial"/>
           <w:b/>
           <w:kern w:val="0"/>
-          <w14:ligatures w14:val="none"/>
+          <ns2:ligatures ns2:val="none"/>
         </w:rPr>
         <w:t>:</w:t>
       </w:r>
@@ -8734,7 +8576,7 @@
         <w:rPr>
           <w:rFonts w:ascii="Arial Narrow" w:eastAsia="Calibri" w:hAnsi="Arial Narrow" w:cs="Arial"/>
           <w:kern w:val="0"/>
-          <w14:ligatures w14:val="none"/>
+          <ns2:ligatures ns2:val="none"/>
         </w:rPr>
         <w:t xml:space="preserve"> comunicar a las partes que, de acuerdo a lo señalado por el artículo 29</w:t>
       </w:r>
@@ -8744,7 +8586,7 @@
           <w:color w:val="000000"/>
           <w:kern w:val="0"/>
           <w:lang w:eastAsia="es-PE"/>
-          <w14:ligatures w14:val="none"/>
+          <ns2:ligatures ns2:val="none"/>
         </w:rPr>
         <w:t/>
       </w:r>
@@ -8752,7 +8594,7 @@
         <w:rPr>
           <w:rFonts w:ascii="Arial Narrow" w:eastAsia="Calibri" w:hAnsi="Arial Narrow" w:cs="Arial"/>
           <w:kern w:val="0"/>
-          <w14:ligatures w14:val="none"/>
+          <ns2:ligatures ns2:val="none"/>
         </w:rPr>
         <w:t xml:space="preserve"> del Decreto Legislativo 807</w:t>
       </w:r>
@@ -8762,7 +8604,7 @@
           <w:rFonts w:ascii="Arial Narrow" w:eastAsia="Calibri" w:hAnsi="Arial Narrow" w:cs="Arial"/>
           <w:kern w:val="0"/>
           <w:vertAlign w:val="superscript"/>
-          <w14:ligatures w14:val="none"/>
+          <ns2:ligatures ns2:val="none"/>
         </w:rPr>
         <w:footnoteReference w:id="14"/>
       </w:r>
@@ -8770,7 +8612,7 @@
         <w:rPr>
           <w:rFonts w:ascii="Arial Narrow" w:eastAsia="Calibri" w:hAnsi="Arial Narrow" w:cs="Arial"/>
           <w:kern w:val="0"/>
-          <w14:ligatures w14:val="none"/>
+          <ns2:ligatures ns2:val="none"/>
         </w:rPr>
         <w:t xml:space="preserve">, hasta antes de la emisión de la Resolución Final tienen la posibilidad de solicitar una audiencia de conciliación. En caso deleguen a favor de una tercera persona su actuación en la diligencia programada, esta deberá presentar un poder especial con firma legalizada ante Notario Público, donde conste </w:t>
       </w:r>
@@ -8779,7 +8621,7 @@
           <w:rFonts w:ascii="Arial Narrow" w:eastAsia="Calibri" w:hAnsi="Arial Narrow" w:cs="Arial"/>
           <w:kern w:val="0"/>
           <w:u w:val="single"/>
-          <w14:ligatures w14:val="none"/>
+          <ns2:ligatures ns2:val="none"/>
         </w:rPr>
         <w:t>expresamente su facultad para asistir y conciliar en su representación</w:t>
       </w:r>
@@ -8788,7 +8630,7 @@
           <w:rFonts w:ascii="Arial Narrow" w:eastAsia="Calibri" w:hAnsi="Arial Narrow" w:cs="Arial"/>
           <w:bCs/>
           <w:kern w:val="0"/>
-          <w14:ligatures w14:val="none"/>
+          <ns2:ligatures ns2:val="none"/>
         </w:rPr>
         <w:t>.</w:t>
       </w:r>
@@ -8798,7 +8640,7 @@
           <w:b/>
           <w:bCs/>
           <w:kern w:val="0"/>
-          <w14:ligatures w14:val="none"/>
+          <ns2:ligatures ns2:val="none"/>
         </w:rPr>
         <w:t xml:space="preserve"> </w:t>
       </w:r>
@@ -8807,12 +8649,12 @@
           <w:rFonts w:ascii="Arial Narrow" w:eastAsia="Calibri" w:hAnsi="Arial Narrow" w:cs="Arial"/>
           <w:kern w:val="0"/>
           <w:u w:val="single"/>
-          <w14:ligatures w14:val="none"/>
+          <ns2:ligatures ns2:val="none"/>
         </w:rPr>
         <w:t xml:space="preserve">Ello bajo apercibimiento de no realizar la audiencia de conciliación y levantar el acta de inasistencia correspondiente. </w:t>
       </w:r>
     </w:p>
-    <w:p>
+    <w:p ns2:paraId="19088877" ns2:textId="77777777">
       <w:pPr>
         <w:suppressAutoHyphens/>
         <w:spacing w:after="0" w:line="240" w:lineRule="auto"/>
@@ -8821,11 +8663,11 @@
           <w:rFonts w:ascii="Arial Narrow" w:eastAsia="Calibri" w:hAnsi="Arial Narrow" w:cs="Arial"/>
           <w:kern w:val="0"/>
           <w:u w:val="single"/>
-          <w14:ligatures w14:val="none"/>
-        </w:rPr>
-      </w:pPr>
-    </w:p>
-    <w:p>
+          <ns2:ligatures ns2:val="none"/>
+        </w:rPr>
+      </w:pPr>
+    </w:p>
+    <w:p ns2:paraId="7767F307" ns2:textId="77777777">
       <w:pPr>
         <w:suppressAutoHyphens/>
         <w:spacing w:after="0" w:line="240" w:lineRule="auto"/>
@@ -8842,7 +8684,7 @@
           <w:b/>
           <w:spacing w:val="-3"/>
           <w:kern w:val="0"/>
-          <w14:ligatures w14:val="none"/>
+          <ns2:ligatures ns2:val="none"/>
         </w:rPr>
         <w:t>DÉCIMO</w:t>
       </w:r>
@@ -8853,7 +8695,7 @@
           <w:color w:val="000000"/>
           <w:kern w:val="0"/>
           <w:lang w:eastAsia="es-PE"/>
-          <w14:ligatures w14:val="none"/>
+          <ns2:ligatures ns2:val="none"/>
         </w:rPr>
         <w:t>:</w:t>
       </w:r>
@@ -8863,14 +8705,14 @@
           <w:color w:val="000000"/>
           <w:kern w:val="0"/>
           <w:lang w:eastAsia="es-PE"/>
-          <w14:ligatures w14:val="none"/>
+          <ns2:ligatures ns2:val="none"/>
         </w:rPr>
         <w:t xml:space="preserve"> poner en conocimiento de las partes que, antes de la emisión de la Resolución Final, tienen la posibilidad de formular su desistimiento o presentar el acuerdo arribado mediante la conciliación, mediación, transacción o cualquier otro que, de forma indubitable, deje constancia que se ha solucionado la controversia materia de denuncia.</w:t>
       </w:r>
       <w:bookmarkStart w:id="8" w:name="h.gjdgxs" w:colFirst="0" w:colLast="0"/>
       <w:bookmarkEnd w:id="8"/>
     </w:p>
-    <w:p>
+    <w:p ns2:paraId="69E33D6A" ns2:textId="77777777">
       <w:pPr>
         <w:suppressAutoHyphens/>
         <w:spacing w:after="0" w:line="240" w:lineRule="auto"/>
@@ -8880,11 +8722,11 @@
           <w:color w:val="000000"/>
           <w:kern w:val="0"/>
           <w:lang w:eastAsia="es-PE"/>
-          <w14:ligatures w14:val="none"/>
-        </w:rPr>
-      </w:pPr>
-    </w:p>
-    <w:p>
+          <ns2:ligatures ns2:val="none"/>
+        </w:rPr>
+      </w:pPr>
+    </w:p>
+    <w:p ns2:paraId="4DB7FEAC" ns2:textId="47E34920">
       <w:pPr>
         <w:suppressAutoHyphens/>
         <w:spacing w:after="0" w:line="240" w:lineRule="auto"/>
@@ -8915,7 +8757,7 @@
           <w:b/>
           <w:spacing w:val="-3"/>
           <w:kern w:val="0"/>
-          <w14:ligatures w14:val="none"/>
+          <ns2:ligatures ns2:val="none"/>
         </w:rPr>
         <w:t/>
       </w:r>
@@ -8925,7 +8767,7 @@
           <w:bCs/>
           <w:spacing w:val="-3"/>
           <w:kern w:val="0"/>
-          <w14:ligatures w14:val="none"/>
+          <ns2:ligatures ns2:val="none"/>
         </w:rPr>
         <w:t xml:space="preserve"/>
       </w:r>
@@ -8935,7 +8777,7 @@
           <w:bCs/>
           <w:spacing w:val="-3"/>
           <w:kern w:val="0"/>
-          <w14:ligatures w14:val="none"/>
+          <ns2:ligatures ns2:val="none"/>
         </w:rPr>
         <w:t/>
       </w:r>
@@ -8945,7 +8787,7 @@
           <w:bCs/>
           <w:spacing w:val="-3"/>
           <w:kern w:val="0"/>
-          <w14:ligatures w14:val="none"/>
+          <ns2:ligatures ns2:val="none"/>
         </w:rPr>
         <w:t/>
       </w:r>
@@ -8955,7 +8797,7 @@
           <w:bCs/>
           <w:spacing w:val="-3"/>
           <w:kern w:val="0"/>
-          <w14:ligatures w14:val="none"/>
+          <ns2:ligatures ns2:val="none"/>
         </w:rPr>
         <w:t xml:space="preserve"/>
       </w:r>
@@ -8966,7 +8808,7 @@
           <w:kern w:val="0"/>
           <w:shd w:val="clear" w:color="auto" w:fill="FFFFFF"/>
           <w:lang w:eastAsia="es-PE"/>
-          <w14:ligatures w14:val="none"/>
+          <ns2:ligatures ns2:val="none"/>
         </w:rPr>
         <w:t xml:space="preserve"/>
       </w:r>
@@ -8977,7 +8819,7 @@
           <w:kern w:val="0"/>
           <w:shd w:val="clear" w:color="auto" w:fill="FFFFFF"/>
           <w:lang w:eastAsia="es-PE"/>
-          <w14:ligatures w14:val="none"/>
+          <ns2:ligatures ns2:val="none"/>
         </w:rPr>
         <w:t xml:space="preserve"/>
       </w:r>
@@ -8988,7 +8830,7 @@
           <w:kern w:val="0"/>
           <w:shd w:val="clear" w:color="auto" w:fill="FFFFFF"/>
           <w:lang w:eastAsia="es-PE"/>
-          <w14:ligatures w14:val="none"/>
+          <ns2:ligatures ns2:val="none"/>
         </w:rPr>
         <w:t/>
       </w:r>
@@ -8999,7 +8841,7 @@
           <w:kern w:val="0"/>
           <w:shd w:val="clear" w:color="auto" w:fill="FFFFFF"/>
           <w:lang w:eastAsia="es-PE"/>
-          <w14:ligatures w14:val="none"/>
+          <ns2:ligatures ns2:val="none"/>
         </w:rPr>
         <w:t xml:space="preserve"/>
       </w:r>
@@ -9010,7 +8852,7 @@
           <w:kern w:val="0"/>
           <w:shd w:val="clear" w:color="auto" w:fill="FFFFFF"/>
           <w:lang w:eastAsia="es-PE"/>
-          <w14:ligatures w14:val="none"/>
+          <ns2:ligatures ns2:val="none"/>
         </w:rPr>
         <w:t xml:space="preserve"/>
       </w:r>
@@ -9021,7 +8863,7 @@
           <w:kern w:val="0"/>
           <w:shd w:val="clear" w:color="auto" w:fill="FFFFFF"/>
           <w:lang w:eastAsia="es-PE"/>
-          <w14:ligatures w14:val="none"/>
+          <ns2:ligatures ns2:val="none"/>
         </w:rPr>
         <w:t/>
       </w:r>
@@ -9032,7 +8874,7 @@
           <w:kern w:val="0"/>
           <w:shd w:val="clear" w:color="auto" w:fill="FFFFFF"/>
           <w:lang w:eastAsia="es-PE"/>
-          <w14:ligatures w14:val="none"/>
+          <ns2:ligatures ns2:val="none"/>
         </w:rPr>
         <w:t xml:space="preserve"/>
       </w:r>
@@ -9154,7 +8996,7 @@
           <w:color w:val="000000"/>
           <w:kern w:val="0"/>
           <w:lang w:eastAsia="es-PE"/>
-          <w14:ligatures w14:val="none"/>
+          <ns2:ligatures ns2:val="none"/>
         </w:rPr>
         <w:t/>
       </w:r>
@@ -9171,7 +9013,7 @@
           <w:color w:val="000000"/>
           <w:kern w:val="0"/>
           <w:lang w:eastAsia="es-PE"/>
-          <w14:ligatures w14:val="none"/>
+          <ns2:ligatures ns2:val="none"/>
         </w:rPr>
         <w:t/>
       </w:r>
@@ -9197,7 +9039,7 @@
         <w:t/>
       </w:r>
     </w:p>
-    <w:p>
+    <w:p ns2:paraId="26B1ED4B" ns2:textId="77777777">
       <w:pPr>
         <w:suppressAutoHyphens/>
         <w:spacing w:after="0" w:line="240" w:lineRule="auto"/>
@@ -9207,7 +9049,7 @@
         </w:rPr>
       </w:pPr>
     </w:p>
-    <w:p>
+    <w:p ns2:paraId="12E923CD" ns2:textId="7B3BFC46">
       <w:pPr>
         <w:suppressAutoHyphens/>
         <w:spacing w:line="240" w:lineRule="auto"/>
@@ -9302,7 +9144,7 @@
         <w:t xml:space="preserve"> la notificación.</w:t>
       </w:r>
     </w:p>
-    <w:p>
+    <w:p ns2:paraId="00B9B615" ns2:textId="77777777">
       <w:pPr>
         <w:suppressAutoHyphens/>
         <w:spacing w:after="0" w:line="240" w:lineRule="auto"/>
@@ -9312,11 +9154,11 @@
           <w:b/>
           <w:spacing w:val="-3"/>
           <w:kern w:val="0"/>
-          <w14:ligatures w14:val="none"/>
-        </w:rPr>
-      </w:pPr>
-    </w:p>
-    <w:p>
+          <ns2:ligatures ns2:val="none"/>
+        </w:rPr>
+      </w:pPr>
+    </w:p>
+    <w:p ns2:paraId="67D11B40" ns2:textId="77777777">
       <w:pPr>
         <w:suppressAutoHyphens/>
         <w:spacing w:after="0" w:line="240" w:lineRule="auto"/>
@@ -9327,12 +9169,12 @@
           <w:color w:val="000000"/>
           <w:kern w:val="0"/>
           <w:lang w:eastAsia="es-PE"/>
-          <w14:ligatures w14:val="none"/>
+          <ns2:ligatures ns2:val="none"/>
         </w:rPr>
       </w:pPr>
     </w:p>
     <w:bookmarkEnd w:id="0"/>
-    <w:p>
+    <w:p ns2:paraId="6F8AFAC6" ns2:textId="77777777">
       <w:pPr>
         <w:spacing w:after="0" w:line="240" w:lineRule="auto"/>
         <w:jc w:val="both"/>
@@ -9342,11 +9184,11 @@
           <w:color w:val="000000"/>
           <w:kern w:val="0"/>
           <w:lang w:eastAsia="es-PE"/>
-          <w14:ligatures w14:val="none"/>
-        </w:rPr>
-      </w:pPr>
-    </w:p>
-    <w:p>
+          <ns2:ligatures ns2:val="none"/>
+        </w:rPr>
+      </w:pPr>
+    </w:p>
+    <w:p ns2:paraId="41C37225" ns2:textId="77777777">
       <w:pPr>
         <w:spacing w:after="0" w:line="240" w:lineRule="auto"/>
         <w:jc w:val="both"/>
@@ -9356,11 +9198,11 @@
           <w:color w:val="000000"/>
           <w:kern w:val="0"/>
           <w:lang w:eastAsia="es-PE"/>
-          <w14:ligatures w14:val="none"/>
-        </w:rPr>
-      </w:pPr>
-    </w:p>
-    <w:p>
+          <ns2:ligatures ns2:val="none"/>
+        </w:rPr>
+      </w:pPr>
+    </w:p>
+    <w:p ns2:paraId="41628FE5" ns2:textId="77777777">
       <w:pPr>
         <w:shd w:val="clear" w:color="auto" w:fill="FFFFFF"/>
         <w:spacing w:after="0" w:line="240" w:lineRule="auto"/>
@@ -9369,7 +9211,7 @@
           <w:rFonts w:ascii="Arial Narrow" w:eastAsia="Calibri" w:hAnsi="Arial Narrow" w:cs="Times New Roman"/>
           <w:color w:val="000000"/>
           <w:kern w:val="0"/>
-          <w14:ligatures w14:val="none"/>
+          <ns2:ligatures ns2:val="none"/>
         </w:rPr>
       </w:pPr>
       <w:r>
@@ -9379,12 +9221,12 @@
           <w:bCs/>
           <w:color w:val="000000"/>
           <w:kern w:val="0"/>
-          <w14:ligatures w14:val="none"/>
+          <ns2:ligatures ns2:val="none"/>
         </w:rPr>
         <w:t>EVELING ROA QUISPE</w:t>
       </w:r>
     </w:p>
-    <w:p>
+    <w:p ns2:paraId="7D371868" ns2:textId="77777777">
       <w:pPr>
         <w:shd w:val="clear" w:color="auto" w:fill="FFFFFF"/>
         <w:spacing w:after="0" w:line="240" w:lineRule="auto"/>
@@ -9395,7 +9237,7 @@
           <w:bCs/>
           <w:color w:val="000000"/>
           <w:kern w:val="0"/>
-          <w14:ligatures w14:val="none"/>
+          <ns2:ligatures ns2:val="none"/>
         </w:rPr>
       </w:pPr>
       <w:r>
@@ -9405,12 +9247,12 @@
           <w:bCs/>
           <w:color w:val="000000"/>
           <w:kern w:val="0"/>
-          <w14:ligatures w14:val="none"/>
+          <ns2:ligatures ns2:val="none"/>
         </w:rPr>
         <w:t>Secretaria Técnica</w:t>
       </w:r>
     </w:p>
-    <w:p>
+    <w:p ns2:paraId="45B05447" ns2:textId="77777777">
       <w:pPr>
         <w:shd w:val="clear" w:color="auto" w:fill="FFFFFF"/>
         <w:spacing w:after="0" w:line="240" w:lineRule="auto"/>
@@ -9421,7 +9263,7 @@
           <w:bCs/>
           <w:color w:val="000000"/>
           <w:kern w:val="0"/>
-          <w14:ligatures w14:val="none"/>
+          <ns2:ligatures ns2:val="none"/>
         </w:rPr>
       </w:pPr>
       <w:r>
@@ -9431,7 +9273,7 @@
           <w:bCs/>
           <w:color w:val="000000"/>
           <w:kern w:val="0"/>
-          <w14:ligatures w14:val="none"/>
+          <ns2:ligatures ns2:val="none"/>
         </w:rPr>
         <w:t>Comisión </w:t>
       </w:r>
@@ -9443,7 +9285,7 @@
           <w:color w:val="000000"/>
           <w:kern w:val="0"/>
           <w:shd w:val="clear" w:color="auto" w:fill="FFFFFF"/>
-          <w14:ligatures w14:val="none"/>
+          <ns2:ligatures ns2:val="none"/>
         </w:rPr>
         <w:t>de</w:t>
       </w:r>
@@ -9454,12 +9296,12 @@
           <w:bCs/>
           <w:color w:val="000000"/>
           <w:kern w:val="0"/>
-          <w14:ligatures w14:val="none"/>
+          <ns2:ligatures ns2:val="none"/>
         </w:rPr>
         <w:t> Protección al Consumidor 1</w:t>
       </w:r>
     </w:p>
-    <w:p>
+    <w:p ns2:paraId="74C43D73" ns2:textId="77777777">
       <w:pPr>
         <w:spacing w:after="0" w:line="240" w:lineRule="auto"/>
         <w:jc w:val="both"/>
@@ -9469,11 +9311,11 @@
           <w:color w:val="000000"/>
           <w:kern w:val="0"/>
           <w:lang w:eastAsia="es-PE"/>
-          <w14:ligatures w14:val="none"/>
-        </w:rPr>
-      </w:pPr>
-    </w:p>
-    <w:p>
+          <ns2:ligatures ns2:val="none"/>
+        </w:rPr>
+      </w:pPr>
+    </w:p>
+    <w:p ns2:paraId="27766894" ns2:textId="77777777">
       <w:pPr>
         <w:spacing w:after="0" w:line="240" w:lineRule="auto"/>
         <w:jc w:val="both"/>
@@ -9491,12 +9333,12 @@
           <w:sz w:val="16"/>
           <w:szCs w:val="16"/>
           <w:lang w:eastAsia="es-PE"/>
-          <w14:ligatures w14:val="none"/>
+          <ns2:ligatures ns2:val="none"/>
         </w:rPr>
         <w:t>LSM/JCQ</w:t>
       </w:r>
     </w:p>
-    <w:p>
+    <w:p ns2:paraId="68107EE2" ns2:textId="77777777">
       <w:pPr>
         <w:spacing w:line="240" w:lineRule="auto"/>
         <w:rPr>
@@ -9505,8 +9347,8 @@
       </w:pPr>
     </w:p>
     <w:sectPr>
-      <w:headerReference w:type="default" r:id="rId8"/>
-      <w:footerReference w:type="default" r:id="rId9"/>
+      <w:headerReference w:type="default" ns3:id="rId8"/>
+      <w:footerReference w:type="default" ns3:id="rId9"/>
       <w:pgSz w:w="11906" w:h="16838"/>
       <w:pgMar w:top="1417" w:right="1701" w:bottom="1417" w:left="1701" w:header="708" w:footer="708" w:gutter="0"/>
       <w:cols w:space="708"/>

--- a/plantillas_maestras/01_seguro_vehicular/contratacion_no_consentida/2_ddos_banco_y_aseguradora/varon/TPL_1771_2025_SEGURO_VEHICULAR_CONTRATACION_NO_CONSENTIDA_BANCO_VARON_R2.docx
+++ b/plantillas_maestras/01_seguro_vehicular/contratacion_no_consentida/2_ddos_banco_y_aseguradora/varon/TPL_1771_2025_SEGURO_VEHICULAR_CONTRATACION_NO_CONSENTIDA_BANCO_VARON_R2.docx
@@ -7840,7 +7840,7 @@
           <w:sz w:val="20"/>
           <w:szCs w:val="20"/>
         </w:rPr>
-        <w:t xml:space="preserve">correr traslado de la presente resolución a Rímac Seguros y Reaseguros S.A. y al Banco BBVA Perú S.A para que, de conformidad con lo dispuesto por el artículo 26° de la Ley sobre Facultades, Normas y Organización del Indecopi, aprobado por Decreto Legislativo N° 8079, presenten sus descargos sobre la imputación de cargos realizada en un plazo no mayor a cinco (5) días hábiles contado a partir del día siguiente de la notificación de la presente resolución, vencido el cual, el Secretario Técnico declarará en rebeldía a los denunciados que no lo hubieran presentado. Debe precisarse que de conformidad con lo establecido por el artículo 223° del Texto Único Ordenado de la Ley N° 27444, Ley del Procedimiento Administrativo General, las alegaciones y los hechos relevantes de la reclamación, salvo que hayan sido específicamente negadas en la contestación, se tendrán por aceptadas o meritadas como ciertas.</w:t>
+        <w:t xml:space="preserve">correr traslado de la presente resolución a Rímac Seguros y Reaseguros S.A. y al Banco BBVA Perú S.A. para que, de conformidad con lo dispuesto por el artículo 26 de la Ley sobre Facultades, Normas y Organización del Indecopi, aprobada por Decreto Legislativo 807, presenten sus descargos sobre la imputación de cargos realizada en un plazo no mayor a cinco (5) días hábiles contado a partir del día siguiente de la notificación de la presente resolución, vencido el cual, el Secretario Técnico declarará en rebeldía a los denunciados que no lo hubieran presentado. Debe precisarse que de conformidad con lo establecido por el artículo 223 del Texto Único Ordenado de la Ley 27444, Ley del Procedimiento Administrativo General, las alegaciones y los hechos relevantes de la reclamación, salvo que hayan sido específicamente negadas en la contestación, se tendrán por aceptadas o merituadas como ciertas.</w:t>
       </w:r>
     </w:p>
     <w:p ns2:paraId="2F1C55D7" ns2:textId="77777777">
@@ -9223,7 +9223,7 @@
           <w:kern w:val="0"/>
           <ns2:ligatures ns2:val="none"/>
         </w:rPr>
-        <w:t>EVELING ROA QUISPE</w:t>
+        <w:t xml:space="preserve">LUISA ANALÍ SILVA MALPARTIDA</w:t>
       </w:r>
     </w:p>
     <w:p ns2:paraId="7D371868" ns2:textId="77777777">
@@ -9249,7 +9249,7 @@
           <w:kern w:val="0"/>
           <ns2:ligatures ns2:val="none"/>
         </w:rPr>
-        <w:t>Secretaria Técnica</w:t>
+        <w:t xml:space="preserve">Secretaria Técnica Ad Hoc</w:t>
       </w:r>
     </w:p>
     <w:p ns2:paraId="45B05447" ns2:textId="77777777">

--- a/plantillas_maestras/01_seguro_vehicular/contratacion_no_consentida/2_ddos_banco_y_aseguradora/varon/TPL_1771_2025_SEGURO_VEHICULAR_CONTRATACION_NO_CONSENTIDA_BANCO_VARON_R2.docx
+++ b/plantillas_maestras/01_seguro_vehicular/contratacion_no_consentida/2_ddos_banco_y_aseguradora/varon/TPL_1771_2025_SEGURO_VEHICULAR_CONTRATACION_NO_CONSENTIDA_BANCO_VARON_R2.docx
@@ -556,7 +556,7 @@
           <w:lang w:eastAsia="es-PE"/>
           <ns2:ligatures ns2:val="none"/>
         </w:rPr>
-        <w:t>29</w:t>
+        <w:t xml:space="preserve">29 de agosto de 2025</w:t>
       </w:r>
       <w:r>
         <w:rPr>
@@ -567,7 +567,7 @@
           <w:lang w:eastAsia="es-PE"/>
           <ns2:ligatures ns2:val="none"/>
         </w:rPr>
-        <w:t xml:space="preserve"> de </w:t>
+        <w:t xml:space="preserve"/>
       </w:r>
       <w:r>
         <w:rPr>
@@ -578,7 +578,7 @@
           <w:lang w:eastAsia="es-PE"/>
           <ns2:ligatures ns2:val="none"/>
         </w:rPr>
-        <w:t>agosto</w:t>
+        <w:t xml:space="preserve"/>
       </w:r>
       <w:r>
         <w:rPr>
@@ -589,7 +589,7 @@
           <w:lang w:eastAsia="es-PE"/>
           <ns2:ligatures ns2:val="none"/>
         </w:rPr>
-        <w:t xml:space="preserve"> de 2025</w:t>
+        <w:t xml:space="preserve"/>
       </w:r>
     </w:p>
     <w:p ns2:paraId="1EF3C256" ns2:textId="77777777">
@@ -923,7 +923,7 @@
           <w:lang w:eastAsia="es-ES"/>
           <ns2:ligatures ns2:val="none"/>
         </w:rPr>
-        <w:t xml:space="preserve">El 28 de septiembre de 2023, adquirió </w:t>
+        <w:t xml:space="preserve">El 28 de setiembre de 2023, adquirió </w:t>
       </w:r>
       <w:r>
         <w:rPr>
@@ -1273,7 +1273,7 @@
           <w:lang w:eastAsia="es-ES"/>
           <ns2:ligatures ns2:val="none"/>
         </w:rPr>
-        <w:t xml:space="preserve">Durante el período del 28 de septiembre de 2023 al 28 de septiembre de 2024, el Banco debitó mensualmente de su cuenta de ahorros vinculada las cuotas del préstamo y las cuotas del </w:t>
+        <w:t xml:space="preserve">Durante el período del 28 de setiembre de 2023 al 28 de setiembre de 2024, el Banco debitó mensualmente de su cuenta de ahorros vinculada las cuotas del préstamo y las cuotas del </w:t>
       </w:r>
       <w:r>
         <w:rPr>
@@ -1339,7 +1339,7 @@
           <w:lang w:eastAsia="es-ES"/>
           <ns2:ligatures ns2:val="none"/>
         </w:rPr>
-        <w:t xml:space="preserve">El 28 de septiembre de 2024, el Banco gestionó la renovación del </w:t>
+        <w:t xml:space="preserve">El 28 de setiembre de 2024, el Banco gestionó la renovación del </w:t>
       </w:r>
       <w:r>
         <w:rPr>
@@ -1419,7 +1419,7 @@
           <w:lang w:eastAsia="es-ES"/>
           <ns2:ligatures ns2:val="none"/>
         </w:rPr>
-        <w:t>con vigencia hasta el 28 de septiembre de 2025</w:t>
+        <w:t xml:space="preserve">con vigencia hasta el 28 de setiembre de 2025</w:t>
       </w:r>
       <w:r>
         <w:rPr>
@@ -2767,7 +2767,7 @@
           <w:lang w:eastAsia="es-ES"/>
           <ns2:ligatures ns2:val="none"/>
         </w:rPr>
-        <w:t xml:space="preserve"> correspondía asumir la prima a prorrata por la cobertura del 28 de septiembre de 2024 al 21 de enero de 2025.</w:t>
+        <w:t xml:space="preserve"> correspondía asumir la prima a prorrata por la cobertura del 28 de setiembre de 2024 al 21 de enero de 2025.</w:t>
       </w:r>
       <w:r>
         <w:rPr>
@@ -3421,27 +3421,27 @@
           <w:lang w:eastAsia="es-ES"/>
           <ns2:ligatures ns2:val="none"/>
         </w:rPr>
-        <w:t xml:space="preserve"> la devolución a prorrata desde el 21</w:t>
-      </w:r>
-      <w:r>
-        <w:rPr>
-          <w:rFonts w:ascii="Arial Narrow" w:eastAsia="Times New Roman" w:hAnsi="Arial Narrow" w:cs="Arial"/>
-          <w:color w:val="000000"/>
-          <w:kern w:val="0"/>
-          <w:lang w:eastAsia="es-ES"/>
-          <ns2:ligatures ns2:val="none"/>
-        </w:rPr>
-        <w:t xml:space="preserve"> de enero de </w:t>
-      </w:r>
-      <w:r>
-        <w:rPr>
-          <w:rFonts w:ascii="Arial Narrow" w:eastAsia="Times New Roman" w:hAnsi="Arial Narrow" w:cs="Arial"/>
-          <w:color w:val="000000"/>
-          <w:kern w:val="0"/>
-          <w:lang w:eastAsia="es-ES"/>
-          <ns2:ligatures ns2:val="none"/>
-        </w:rPr>
-        <w:t>2025</w:t>
+        <w:t xml:space="preserve"> la devolución a prorrata desde el 21 de enero de 2025</w:t>
+      </w:r>
+      <w:r>
+        <w:rPr>
+          <w:rFonts w:ascii="Arial Narrow" w:eastAsia="Times New Roman" w:hAnsi="Arial Narrow" w:cs="Arial"/>
+          <w:color w:val="000000"/>
+          <w:kern w:val="0"/>
+          <w:lang w:eastAsia="es-ES"/>
+          <ns2:ligatures ns2:val="none"/>
+        </w:rPr>
+        <w:t xml:space="preserve"/>
+      </w:r>
+      <w:r>
+        <w:rPr>
+          <w:rFonts w:ascii="Arial Narrow" w:eastAsia="Times New Roman" w:hAnsi="Arial Narrow" w:cs="Arial"/>
+          <w:color w:val="000000"/>
+          <w:kern w:val="0"/>
+          <w:lang w:eastAsia="es-ES"/>
+          <ns2:ligatures ns2:val="none"/>
+        </w:rPr>
+        <w:t xml:space="preserve"/>
       </w:r>
       <w:r>
         <w:rPr>
@@ -9537,7 +9537,7 @@
           <w:sz w:val="16"/>
           <w:szCs w:val="16"/>
         </w:rPr>
-        <w:t xml:space="preserve">de fecha </w:t>
+        <w:t xml:space="preserve">de fecha</w:t>
       </w:r>
       <w:r>
         <w:rPr>
@@ -9545,7 +9545,7 @@
           <w:sz w:val="16"/>
           <w:szCs w:val="16"/>
         </w:rPr>
-        <w:t xml:space="preserve">de fecha 24 de julio del 2025, </w:t>
+        <w:t xml:space="preserve"> 24 de julio de 2025, </w:t>
       </w:r>
       <w:proofErr w:type="spellStart"/>
       <w:r>
@@ -9554,7 +9554,7 @@
           <w:sz w:val="16"/>
           <w:szCs w:val="16"/>
         </w:rPr>
-        <w:t>recepcionada</w:t>
+        <w:t xml:space="preserve">recibida</w:t>
       </w:r>
       <w:proofErr w:type="spellEnd"/>
       <w:r>
@@ -9563,7 +9563,7 @@
           <w:sz w:val="16"/>
           <w:szCs w:val="16"/>
         </w:rPr>
-        <w:t xml:space="preserve"> el 24 de julio del 2025</w:t>
+        <w:t xml:space="preserve"> el 24 de julio de 2025</w:t>
       </w:r>
       <w:r>
         <w:rPr>
@@ -9641,7 +9641,7 @@
           <w:sz w:val="16"/>
           <w:szCs w:val="16"/>
         </w:rPr>
-        <w:t>el 2 de setiembre del 2010 en el Diario Oficial El Peruano, vigente desde el 2 de octubre del 2010 y modificado por Decreto Legislativo 1308.</w:t>
+        <w:t xml:space="preserve">el 2 de setiembre de 2010 en el Diario Oficial El Peruano, vigente desde el 2 de octubre de 2010 y modificado por Decreto Legislativo 1308.</w:t>
       </w:r>
     </w:p>
     <w:p>

--- a/plantillas_maestras/01_seguro_vehicular/contratacion_no_consentida/2_ddos_banco_y_aseguradora/varon/TPL_1771_2025_SEGURO_VEHICULAR_CONTRATACION_NO_CONSENTIDA_BANCO_VARON_R2.docx
+++ b/plantillas_maestras/01_seguro_vehicular/contratacion_no_consentida/2_ddos_banco_y_aseguradora/varon/TPL_1771_2025_SEGURO_VEHICULAR_CONTRATACION_NO_CONSENTIDA_BANCO_VARON_R2.docx
@@ -1,8 +1,8 @@
 
 <file path=word/document.xml><?xml version="1.0" encoding="utf-8"?>
-<w:document xmlns:ns1="http://schemas.openxmlformats.org/markup-compatibility/2006" xmlns:ns2="http://schemas.microsoft.com/office/word/2010/wordml" xmlns:ns3="http://schemas.openxmlformats.org/officeDocument/2006/relationships" xmlns:w="http://schemas.openxmlformats.org/wordprocessingml/2006/main" ns1:Ignorable="w14 w15 w16se w16cid w16 w16cex w16sdtdh w16sdtfl w16du wp14">
+<w:document xmlns:mc="http://schemas.openxmlformats.org/markup-compatibility/2006" xmlns:r="http://schemas.openxmlformats.org/officeDocument/2006/relationships" xmlns:w="http://schemas.openxmlformats.org/wordprocessingml/2006/main" xmlns:w14="http://schemas.microsoft.com/office/word/2010/wordml" xmlns:w15="http://schemas.microsoft.com/office/word/2012/wordml" xmlns:w16="http://schemas.microsoft.com/office/word/2018/wordml" xmlns:w16cex="http://schemas.microsoft.com/office/word/2018/wordml/cex" xmlns:w16cid="http://schemas.microsoft.com/office/word/2016/wordml/cid" xmlns:w16du="http://schemas.microsoft.com/office/word/2023/wordml/word16du" xmlns:w16sdtdh="http://schemas.microsoft.com/office/word/2020/wordml/sdtdatahash" xmlns:w16se="http://schemas.microsoft.com/office/word/2015/wordml/symex" xmlns:wp14="http://schemas.microsoft.com/office/word/2010/wordprocessingDrawing" mc:Ignorable="w14 w15 w16se w16cid w16 w16cex w16sdtdh w16du wp14">
   <w:body>
-    <w:p ns2:paraId="4D92E425" ns2:textId="619B66D9">
+    <w:p>
       <w:pPr>
         <w:tabs>
           <w:tab w:val="left" w:pos="1701"/>
@@ -14,7 +14,7 @@
           <w:color w:val="000000"/>
           <w:kern w:val="0"/>
           <w:lang w:eastAsia="es-PE"/>
-          <ns2:ligatures ns2:val="none"/>
+          <w14:ligatures w14:val="none"/>
         </w:rPr>
       </w:pPr>
       <w:bookmarkStart w:id="0" w:name="_Hlk80343540"/>
@@ -25,7 +25,7 @@
           <w:color w:val="000000"/>
           <w:kern w:val="0"/>
           <w:lang w:eastAsia="es-PE"/>
-          <ns2:ligatures ns2:val="none"/>
+          <w14:ligatures w14:val="none"/>
         </w:rPr>
         <w:t>EX</w:t>
       </w:r>
@@ -36,7 +36,7 @@
           <w:color w:val="000000"/>
           <w:kern w:val="0"/>
           <w:lang w:eastAsia="es-PE"/>
-          <ns2:ligatures ns2:val="none"/>
+          <w14:ligatures w14:val="none"/>
         </w:rPr>
         <w:t xml:space="preserve">PEDIENTE </w:t>
       </w:r>
@@ -47,7 +47,7 @@
           <w:color w:val="000000"/>
           <w:kern w:val="0"/>
           <w:lang w:eastAsia="es-PE"/>
-          <ns2:ligatures ns2:val="none"/>
+          <w14:ligatures w14:val="none"/>
         </w:rPr>
         <w:tab/>
         <w:t>:</w:t>
@@ -59,7 +59,7 @@
           <w:color w:val="000000"/>
           <w:kern w:val="0"/>
           <w:lang w:eastAsia="es-PE"/>
-          <ns2:ligatures ns2:val="none"/>
+          <w14:ligatures w14:val="none"/>
         </w:rPr>
         <w:tab/>
       </w:r>
@@ -72,12 +72,12 @@
           <w:kern w:val="0"/>
           <w:shd w:val="clear" w:color="auto" w:fill="FFFFFF"/>
           <w:lang w:eastAsia="es-PE"/>
-          <ns2:ligatures ns2:val="none"/>
+          <w14:ligatures w14:val="none"/>
         </w:rPr>
         <w:t>1771-2025/CC1</w:t>
       </w:r>
     </w:p>
-    <w:p ns2:paraId="174737B6" ns2:textId="073E6392">
+    <w:p>
       <w:pPr>
         <w:tabs>
           <w:tab w:val="left" w:pos="1701"/>
@@ -92,7 +92,7 @@
           <w:color w:val="000000"/>
           <w:kern w:val="0"/>
           <w:lang w:eastAsia="es-PE"/>
-          <ns2:ligatures ns2:val="none"/>
+          <w14:ligatures w14:val="none"/>
         </w:rPr>
       </w:pPr>
       <w:r>
@@ -102,79 +102,16 @@
           <w:color w:val="000000"/>
           <w:kern w:val="0"/>
           <w:lang w:eastAsia="es-PE"/>
-          <ns2:ligatures ns2:val="none"/>
-        </w:rPr>
-        <w:t xml:space="preserve">DENUNCIANTE:[DENUNCIANTE] (SEÑOR [APELLIDO])</w:t>
-      </w:r>
-      <w:r>
-        <w:rPr>
-          <w:rFonts w:ascii="Arial Narrow" w:eastAsia="Arial Narrow" w:hAnsi="Arial Narrow" w:cs="Arial Narrow"/>
-          <w:b/>
-          <w:color w:val="000000"/>
-          <w:kern w:val="0"/>
-          <w:lang w:eastAsia="es-PE"/>
-          <ns2:ligatures ns2:val="none"/>
-        </w:rPr>
+          <w14:ligatures w14:val="none"/>
+        </w:rPr>
+        <w:t>DENUNCIANTE</w:t>
         <w:tab/>
-        <w:t/>
-      </w:r>
-      <w:r>
-        <w:rPr>
-          <w:rFonts w:ascii="Arial Narrow" w:eastAsia="Arial Narrow" w:hAnsi="Arial Narrow" w:cs="Arial Narrow"/>
-          <w:b/>
-          <w:color w:val="000000"/>
-          <w:kern w:val="0"/>
-          <w:lang w:eastAsia="es-PE"/>
-          <ns2:ligatures ns2:val="none"/>
-        </w:rPr>
+        <w:t>:</w:t>
         <w:tab/>
-      </w:r>
-      <w:r>
-        <w:rPr>
-          <w:rFonts w:ascii="Arial Narrow" w:eastAsia="Arial Narrow" w:hAnsi="Arial Narrow" w:cs="Arial Narrow"/>
-          <w:b/>
-          <w:color w:val="000000"/>
-          <w:kern w:val="0"/>
-          <w:lang w:eastAsia="es-PE"/>
-          <ns2:ligatures ns2:val="none"/>
-        </w:rPr>
-        <w:t xml:space="preserve"/>
-      </w:r>
-      <w:r>
-        <w:rPr>
-          <w:rFonts w:ascii="Arial Narrow" w:eastAsia="Arial Narrow" w:hAnsi="Arial Narrow" w:cs="Arial Narrow"/>
-          <w:b/>
-          <w:color w:val="000000"/>
-          <w:kern w:val="0"/>
-          <w:lang w:eastAsia="es-PE"/>
-          <ns2:ligatures ns2:val="none"/>
-        </w:rPr>
-        <w:t xml:space="preserve"/>
-      </w:r>
-      <w:r>
-        <w:rPr>
-          <w:rFonts w:ascii="Arial Narrow" w:eastAsia="Arial Narrow" w:hAnsi="Arial Narrow" w:cs="Arial Narrow"/>
-          <w:b/>
-          <w:color w:val="000000"/>
-          <w:kern w:val="0"/>
-          <w:lang w:eastAsia="es-PE"/>
-          <ns2:ligatures ns2:val="none"/>
-        </w:rPr>
-        <w:t/>
-      </w:r>
-      <w:r>
-        <w:rPr>
-          <w:rFonts w:ascii="Arial Narrow" w:eastAsia="Arial Narrow" w:hAnsi="Arial Narrow" w:cs="Arial Narrow"/>
-          <w:b/>
-          <w:color w:val="000000"/>
-          <w:kern w:val="0"/>
-          <w:lang w:eastAsia="es-PE"/>
-          <ns2:ligatures ns2:val="none"/>
-        </w:rPr>
-        <w:t/>
-      </w:r>
-    </w:p>
-    <w:p ns2:paraId="223101EF" ns2:textId="08E675E1">
+        <w:t xml:space="preserve">[DENUNCIANTE] (SEÑOR [APELLIDO])</w:t>
+      </w:r>
+    </w:p>
+    <w:p>
       <w:pPr>
         <w:tabs>
           <w:tab w:val="left" w:pos="1701"/>
@@ -189,7 +126,7 @@
           <w:color w:val="000000"/>
           <w:kern w:val="0"/>
           <w:lang w:eastAsia="es-PE"/>
-          <ns2:ligatures ns2:val="none"/>
+          <w14:ligatures w14:val="none"/>
         </w:rPr>
       </w:pPr>
       <w:r>
@@ -199,7 +136,7 @@
           <w:color w:val="000000"/>
           <w:kern w:val="0"/>
           <w:lang w:eastAsia="es-PE"/>
-          <ns2:ligatures ns2:val="none"/>
+          <w14:ligatures w14:val="none"/>
         </w:rPr>
         <w:t>DENUNCIADOS</w:t>
       </w:r>
@@ -210,7 +147,7 @@
           <w:color w:val="000000"/>
           <w:kern w:val="0"/>
           <w:lang w:eastAsia="es-PE"/>
-          <ns2:ligatures ns2:val="none"/>
+          <w14:ligatures w14:val="none"/>
         </w:rPr>
         <w:tab/>
         <w:t>:</w:t>
@@ -222,7 +159,7 @@
           <w:color w:val="000000"/>
           <w:kern w:val="0"/>
           <w:lang w:eastAsia="es-PE"/>
-          <ns2:ligatures ns2:val="none"/>
+          <w14:ligatures w14:val="none"/>
         </w:rPr>
         <w:tab/>
       </w:r>
@@ -233,7 +170,7 @@
           <w:color w:val="000000"/>
           <w:kern w:val="0"/>
           <w:lang w:eastAsia="es-PE"/>
-          <ns2:ligatures ns2:val="none"/>
+          <w14:ligatures w14:val="none"/>
         </w:rPr>
         <w:t xml:space="preserve">RÍMAC SEGUROS Y REASEGUROS S.A. </w:t>
       </w:r>
@@ -244,7 +181,7 @@
           <w:color w:val="000000"/>
           <w:kern w:val="0"/>
           <w:lang w:eastAsia="es-PE"/>
-          <ns2:ligatures ns2:val="none"/>
+          <w14:ligatures w14:val="none"/>
         </w:rPr>
         <w:t>(</w:t>
       </w:r>
@@ -255,7 +192,7 @@
           <w:color w:val="000000"/>
           <w:kern w:val="0"/>
           <w:lang w:eastAsia="es-PE"/>
-          <ns2:ligatures ns2:val="none"/>
+          <w14:ligatures w14:val="none"/>
         </w:rPr>
         <w:t>RÍMAC</w:t>
       </w:r>
@@ -266,12 +203,12 @@
           <w:color w:val="000000"/>
           <w:kern w:val="0"/>
           <w:lang w:eastAsia="es-PE"/>
-          <ns2:ligatures ns2:val="none"/>
+          <w14:ligatures w14:val="none"/>
         </w:rPr>
         <w:t xml:space="preserve">) </w:t>
       </w:r>
     </w:p>
-    <w:p ns2:paraId="4D23E5DF" ns2:textId="15CF33E0">
+    <w:p>
       <w:pPr>
         <w:tabs>
           <w:tab w:val="left" w:pos="1701"/>
@@ -286,7 +223,7 @@
           <w:color w:val="000000"/>
           <w:kern w:val="0"/>
           <w:lang w:eastAsia="es-PE"/>
-          <ns2:ligatures ns2:val="none"/>
+          <w14:ligatures w14:val="none"/>
         </w:rPr>
       </w:pPr>
       <w:r>
@@ -296,7 +233,7 @@
           <w:color w:val="000000"/>
           <w:kern w:val="0"/>
           <w:lang w:eastAsia="es-PE"/>
-          <ns2:ligatures ns2:val="none"/>
+          <w14:ligatures w14:val="none"/>
         </w:rPr>
         <w:tab/>
       </w:r>
@@ -307,7 +244,7 @@
           <w:color w:val="000000"/>
           <w:kern w:val="0"/>
           <w:lang w:eastAsia="es-PE"/>
-          <ns2:ligatures ns2:val="none"/>
+          <w14:ligatures w14:val="none"/>
         </w:rPr>
         <w:tab/>
       </w:r>
@@ -318,7 +255,7 @@
           <w:color w:val="000000"/>
           <w:kern w:val="0"/>
           <w:lang w:eastAsia="es-PE"/>
-          <ns2:ligatures ns2:val="none"/>
+          <w14:ligatures w14:val="none"/>
         </w:rPr>
         <w:t xml:space="preserve">BANCO BBVA PERÚ S.A. </w:t>
       </w:r>
@@ -329,7 +266,7 @@
           <w:color w:val="000000"/>
           <w:kern w:val="0"/>
           <w:lang w:eastAsia="es-PE"/>
-          <ns2:ligatures ns2:val="none"/>
+          <w14:ligatures w14:val="none"/>
         </w:rPr>
         <w:t>(</w:t>
       </w:r>
@@ -340,7 +277,7 @@
           <w:color w:val="000000"/>
           <w:kern w:val="0"/>
           <w:lang w:eastAsia="es-PE"/>
-          <ns2:ligatures ns2:val="none"/>
+          <w14:ligatures w14:val="none"/>
         </w:rPr>
         <w:t>BANCO</w:t>
       </w:r>
@@ -351,12 +288,12 @@
           <w:color w:val="000000"/>
           <w:kern w:val="0"/>
           <w:lang w:eastAsia="es-PE"/>
-          <ns2:ligatures ns2:val="none"/>
+          <w14:ligatures w14:val="none"/>
         </w:rPr>
         <w:t>)</w:t>
       </w:r>
     </w:p>
-    <w:p ns2:paraId="753670C1" ns2:textId="77777777">
+    <w:p>
       <w:pPr>
         <w:tabs>
           <w:tab w:val="left" w:pos="1701"/>
@@ -371,7 +308,7 @@
           <w:color w:val="000000"/>
           <w:kern w:val="0"/>
           <w:lang w:eastAsia="es-PE"/>
-          <ns2:ligatures ns2:val="none"/>
+          <w14:ligatures w14:val="none"/>
         </w:rPr>
       </w:pPr>
       <w:r>
@@ -381,7 +318,7 @@
           <w:color w:val="000000"/>
           <w:kern w:val="0"/>
           <w:lang w:eastAsia="es-PE"/>
-          <ns2:ligatures ns2:val="none"/>
+          <w14:ligatures w14:val="none"/>
         </w:rPr>
         <w:t>MATERIAS</w:t>
       </w:r>
@@ -392,7 +329,7 @@
           <w:color w:val="000000"/>
           <w:kern w:val="0"/>
           <w:lang w:eastAsia="es-PE"/>
-          <ns2:ligatures ns2:val="none"/>
+          <w14:ligatures w14:val="none"/>
         </w:rPr>
         <w:tab/>
         <w:t xml:space="preserve">: </w:t>
@@ -404,13 +341,13 @@
           <w:color w:val="000000"/>
           <w:kern w:val="0"/>
           <w:lang w:eastAsia="es-PE"/>
-          <ns2:ligatures ns2:val="none"/>
+          <w14:ligatures w14:val="none"/>
         </w:rPr>
         <w:tab/>
         <w:t>ADMISIÓN A TRÁMITE</w:t>
       </w:r>
     </w:p>
-    <w:p ns2:paraId="449086A9" ns2:textId="77777777">
+    <w:p>
       <w:pPr>
         <w:tabs>
           <w:tab w:val="left" w:pos="1701"/>
@@ -425,7 +362,7 @@
           <w:color w:val="000000"/>
           <w:kern w:val="0"/>
           <w:lang w:eastAsia="es-PE"/>
-          <ns2:ligatures ns2:val="none"/>
+          <w14:ligatures w14:val="none"/>
         </w:rPr>
       </w:pPr>
       <w:r>
@@ -435,12 +372,12 @@
           <w:color w:val="000000"/>
           <w:kern w:val="0"/>
           <w:lang w:eastAsia="es-PE"/>
-          <ns2:ligatures ns2:val="none"/>
+          <w14:ligatures w14:val="none"/>
         </w:rPr>
         <w:t xml:space="preserve">REQUERIMIENTO DE INFORMACIÓN </w:t>
       </w:r>
     </w:p>
-    <w:p ns2:paraId="778AE69F" ns2:textId="34416B5A">
+    <w:p>
       <w:pPr>
         <w:tabs>
           <w:tab w:val="left" w:pos="1701"/>
@@ -454,7 +391,7 @@
           <w:color w:val="000000"/>
           <w:kern w:val="0"/>
           <w:lang w:eastAsia="es-PE"/>
-          <ns2:ligatures ns2:val="none"/>
+          <w14:ligatures w14:val="none"/>
         </w:rPr>
       </w:pPr>
       <w:r>
@@ -464,7 +401,7 @@
           <w:color w:val="000000"/>
           <w:kern w:val="0"/>
           <w:lang w:eastAsia="es-PE"/>
-          <ns2:ligatures ns2:val="none"/>
+          <w14:ligatures w14:val="none"/>
         </w:rPr>
         <w:t xml:space="preserve">RESOLUCIÓN </w:t>
       </w:r>
@@ -475,7 +412,7 @@
           <w:color w:val="000000"/>
           <w:kern w:val="0"/>
           <w:lang w:eastAsia="es-PE"/>
-          <ns2:ligatures ns2:val="none"/>
+          <w14:ligatures w14:val="none"/>
         </w:rPr>
         <w:tab/>
         <w:t>:</w:t>
@@ -487,7 +424,7 @@
           <w:color w:val="000000"/>
           <w:kern w:val="0"/>
           <w:lang w:eastAsia="es-PE"/>
-          <ns2:ligatures ns2:val="none"/>
+          <w14:ligatures w14:val="none"/>
         </w:rPr>
         <w:tab/>
       </w:r>
@@ -498,12 +435,12 @@
           <w:color w:val="000000"/>
           <w:kern w:val="0"/>
           <w:lang w:eastAsia="es-PE"/>
-          <ns2:ligatures ns2:val="none"/>
+          <w14:ligatures w14:val="none"/>
         </w:rPr>
         <w:t>2</w:t>
       </w:r>
     </w:p>
-    <w:p ns2:paraId="26BE4AD0" ns2:textId="77777777">
+    <w:p>
       <w:pPr>
         <w:tabs>
           <w:tab w:val="left" w:pos="1014"/>
@@ -516,11 +453,11 @@
           <w:kern w:val="0"/>
           <w:shd w:val="clear" w:color="auto" w:fill="FFFFFF"/>
           <w:lang w:eastAsia="es-PE"/>
-          <ns2:ligatures ns2:val="none"/>
-        </w:rPr>
-      </w:pPr>
-    </w:p>
-    <w:p ns2:paraId="6D48DA83" ns2:textId="1B20C2A7">
+          <w14:ligatures w14:val="none"/>
+        </w:rPr>
+      </w:pPr>
+    </w:p>
+    <w:p>
       <w:pPr>
         <w:tabs>
           <w:tab w:val="left" w:pos="1014"/>
@@ -533,7 +470,7 @@
           <w:kern w:val="0"/>
           <w:shd w:val="clear" w:color="auto" w:fill="FFFFFF"/>
           <w:lang w:eastAsia="es-PE"/>
-          <ns2:ligatures ns2:val="none"/>
+          <w14:ligatures w14:val="none"/>
         </w:rPr>
       </w:pPr>
       <w:r>
@@ -543,7 +480,7 @@
           <w:kern w:val="0"/>
           <w:shd w:val="clear" w:color="auto" w:fill="FFFFFF"/>
           <w:lang w:eastAsia="es-PE"/>
-          <ns2:ligatures ns2:val="none"/>
+          <w14:ligatures w14:val="none"/>
         </w:rPr>
         <w:t xml:space="preserve">Lima, </w:t>
       </w:r>
@@ -554,7 +491,7 @@
           <w:kern w:val="0"/>
           <w:shd w:val="clear" w:color="auto" w:fill="FFFFFF"/>
           <w:lang w:eastAsia="es-PE"/>
-          <ns2:ligatures ns2:val="none"/>
+          <w14:ligatures w14:val="none"/>
         </w:rPr>
         <w:t xml:space="preserve">29 de agosto de 2025</w:t>
       </w:r>
@@ -565,7 +502,7 @@
           <w:kern w:val="0"/>
           <w:shd w:val="clear" w:color="auto" w:fill="FFFFFF"/>
           <w:lang w:eastAsia="es-PE"/>
-          <ns2:ligatures ns2:val="none"/>
+          <w14:ligatures w14:val="none"/>
         </w:rPr>
         <w:t xml:space="preserve"/>
       </w:r>
@@ -576,7 +513,7 @@
           <w:kern w:val="0"/>
           <w:shd w:val="clear" w:color="auto" w:fill="FFFFFF"/>
           <w:lang w:eastAsia="es-PE"/>
-          <ns2:ligatures ns2:val="none"/>
+          <w14:ligatures w14:val="none"/>
         </w:rPr>
         <w:t xml:space="preserve"/>
       </w:r>
@@ -587,12 +524,12 @@
           <w:kern w:val="0"/>
           <w:shd w:val="clear" w:color="auto" w:fill="FFFFFF"/>
           <w:lang w:eastAsia="es-PE"/>
-          <ns2:ligatures ns2:val="none"/>
+          <w14:ligatures w14:val="none"/>
         </w:rPr>
         <w:t xml:space="preserve"/>
       </w:r>
     </w:p>
-    <w:p ns2:paraId="1EF3C256" ns2:textId="77777777">
+    <w:p>
       <w:pPr>
         <w:tabs>
           <w:tab w:val="left" w:pos="1014"/>
@@ -604,11 +541,11 @@
           <w:color w:val="000000"/>
           <w:kern w:val="0"/>
           <w:lang w:eastAsia="es-PE"/>
-          <ns2:ligatures ns2:val="none"/>
-        </w:rPr>
-      </w:pPr>
-    </w:p>
-    <w:p ns2:paraId="087322B4" ns2:textId="77777777">
+          <w14:ligatures w14:val="none"/>
+        </w:rPr>
+      </w:pPr>
+    </w:p>
+    <w:p>
       <w:pPr>
         <w:numPr>
           <w:ilvl w:val="0"/>
@@ -622,7 +559,7 @@
           <w:color w:val="000000"/>
           <w:kern w:val="0"/>
           <w:lang w:eastAsia="es-PE"/>
-          <ns2:ligatures ns2:val="none"/>
+          <w14:ligatures w14:val="none"/>
         </w:rPr>
       </w:pPr>
       <w:r>
@@ -632,12 +569,12 @@
           <w:color w:val="000000"/>
           <w:kern w:val="0"/>
           <w:lang w:eastAsia="es-PE"/>
-          <ns2:ligatures ns2:val="none"/>
+          <w14:ligatures w14:val="none"/>
         </w:rPr>
         <w:t xml:space="preserve">HECHOS </w:t>
       </w:r>
     </w:p>
-    <w:p ns2:paraId="4407157A" ns2:textId="77777777">
+    <w:p>
       <w:pPr>
         <w:spacing w:after="0" w:line="240" w:lineRule="auto"/>
         <w:jc w:val="both"/>
@@ -646,11 +583,11 @@
           <w:color w:val="000000"/>
           <w:kern w:val="0"/>
           <w:lang w:eastAsia="es-PE"/>
-          <ns2:ligatures ns2:val="none"/>
-        </w:rPr>
-      </w:pPr>
-    </w:p>
-    <w:p ns2:paraId="5ECFCB1A" ns2:textId="3BD20EC9">
+          <w14:ligatures w14:val="none"/>
+        </w:rPr>
+      </w:pPr>
+    </w:p>
+    <w:p>
       <w:pPr>
         <w:numPr>
           <w:ilvl w:val="1"/>
@@ -664,7 +601,7 @@
           <w:color w:val="000000"/>
           <w:kern w:val="0"/>
           <w:lang w:val="es-ES" w:eastAsia="es-ES"/>
-          <ns2:ligatures ns2:val="none"/>
+          <w14:ligatures w14:val="none"/>
         </w:rPr>
       </w:pPr>
       <w:r>
@@ -673,7 +610,7 @@
           <w:color w:val="000000"/>
           <w:kern w:val="0"/>
           <w:lang w:val="es-ES" w:eastAsia="es-ES"/>
-          <ns2:ligatures ns2:val="none"/>
+          <w14:ligatures w14:val="none"/>
         </w:rPr>
         <w:t xml:space="preserve">Mediante la denuncia del 4 de julio de 2025, subsanada mediante escrito del 18 de agosto de 2025, el señor [APELLIDO] denunció a Rímac y el Banco por presuntas infracciones a la Ley 29571, Código de Protección y Defensa del Consumidor (en adelante, Código), señalando lo siguiente:</w:t>
       </w:r>
@@ -683,7 +620,7 @@
           <w:color w:val="000000"/>
           <w:kern w:val="0"/>
           <w:lang w:val="es-ES" w:eastAsia="es-ES"/>
-          <ns2:ligatures ns2:val="none"/>
+          <w14:ligatures w14:val="none"/>
         </w:rPr>
         <w:t xml:space="preserve"/>
       </w:r>
@@ -693,7 +630,7 @@
           <w:color w:val="000000"/>
           <w:kern w:val="0"/>
           <w:lang w:val="es-ES" w:eastAsia="es-ES"/>
-          <ns2:ligatures ns2:val="none"/>
+          <w14:ligatures w14:val="none"/>
         </w:rPr>
         <w:t/>
       </w:r>
@@ -703,7 +640,7 @@
           <w:color w:val="000000"/>
           <w:kern w:val="0"/>
           <w:lang w:val="es-ES" w:eastAsia="es-ES"/>
-          <ns2:ligatures ns2:val="none"/>
+          <w14:ligatures w14:val="none"/>
         </w:rPr>
         <w:t xml:space="preserve"/>
       </w:r>
@@ -713,7 +650,7 @@
           <w:color w:val="000000"/>
           <w:kern w:val="0"/>
           <w:lang w:val="es-ES" w:eastAsia="es-ES"/>
-          <ns2:ligatures ns2:val="none"/>
+          <w14:ligatures w14:val="none"/>
         </w:rPr>
         <w:t/>
       </w:r>
@@ -725,7 +662,7 @@
           <w:kern w:val="0"/>
           <w:vertAlign w:val="superscript"/>
           <w:lang w:val="es-ES" w:eastAsia="es-ES"/>
-          <ns2:ligatures ns2:val="none"/>
+          <w14:ligatures w14:val="none"/>
         </w:rPr>
         <w:footnoteReference w:id="1"/>
       </w:r>
@@ -735,7 +672,7 @@
           <w:color w:val="000000"/>
           <w:kern w:val="0"/>
           <w:lang w:val="es-ES" w:eastAsia="es-ES"/>
-          <ns2:ligatures ns2:val="none"/>
+          <w14:ligatures w14:val="none"/>
         </w:rPr>
         <w:t xml:space="preserve"/>
       </w:r>
@@ -745,7 +682,7 @@
           <w:color w:val="000000"/>
           <w:kern w:val="0"/>
           <w:lang w:val="es-ES" w:eastAsia="es-ES"/>
-          <ns2:ligatures ns2:val="none"/>
+          <w14:ligatures w14:val="none"/>
         </w:rPr>
         <w:t/>
       </w:r>
@@ -753,7 +690,7 @@
         <w:rPr>
           <w:rFonts w:ascii="Arial Narrow" w:eastAsia="Calibri" w:hAnsi="Arial Narrow" w:cs="Arial"/>
           <w:kern w:val="0"/>
-          <ns2:ligatures ns2:val="none"/>
+          <w14:ligatures w14:val="none"/>
         </w:rPr>
         <w:t xml:space="preserve"/>
       </w:r>
@@ -761,7 +698,7 @@
         <w:rPr>
           <w:rFonts w:ascii="Arial Narrow" w:eastAsia="Calibri" w:hAnsi="Arial Narrow" w:cs="Arial"/>
           <w:kern w:val="0"/>
-          <ns2:ligatures ns2:val="none"/>
+          <w14:ligatures w14:val="none"/>
         </w:rPr>
         <w:t xml:space="preserve"/>
       </w:r>
@@ -769,7 +706,7 @@
         <w:rPr>
           <w:rFonts w:ascii="Arial Narrow" w:eastAsia="Calibri" w:hAnsi="Arial Narrow" w:cs="Arial"/>
           <w:kern w:val="0"/>
-          <ns2:ligatures ns2:val="none"/>
+          <w14:ligatures w14:val="none"/>
         </w:rPr>
         <w:t/>
       </w:r>
@@ -779,7 +716,7 @@
           <w:color w:val="000000"/>
           <w:kern w:val="0"/>
           <w:lang w:val="es-ES" w:eastAsia="es-ES"/>
-          <ns2:ligatures ns2:val="none"/>
+          <w14:ligatures w14:val="none"/>
         </w:rPr>
         <w:t xml:space="preserve"/>
       </w:r>
@@ -789,7 +726,7 @@
           <w:color w:val="000000"/>
           <w:kern w:val="0"/>
           <w:lang w:val="es-ES" w:eastAsia="es-ES"/>
-          <ns2:ligatures ns2:val="none"/>
+          <w14:ligatures w14:val="none"/>
         </w:rPr>
         <w:t xml:space="preserve"/>
       </w:r>
@@ -799,7 +736,7 @@
           <w:color w:val="000000"/>
           <w:kern w:val="0"/>
           <w:lang w:val="es-ES" w:eastAsia="es-ES"/>
-          <ns2:ligatures ns2:val="none"/>
+          <w14:ligatures w14:val="none"/>
         </w:rPr>
         <w:t xml:space="preserve"/>
       </w:r>
@@ -809,7 +746,7 @@
           <w:color w:val="000000"/>
           <w:kern w:val="0"/>
           <w:lang w:val="es-ES" w:eastAsia="es-ES"/>
-          <ns2:ligatures ns2:val="none"/>
+          <w14:ligatures w14:val="none"/>
         </w:rPr>
         <w:t/>
       </w:r>
@@ -819,7 +756,7 @@
           <w:color w:val="000000"/>
           <w:kern w:val="0"/>
           <w:lang w:val="es-ES" w:eastAsia="es-ES"/>
-          <ns2:ligatures ns2:val="none"/>
+          <w14:ligatures w14:val="none"/>
         </w:rPr>
         <w:t xml:space="preserve"/>
       </w:r>
@@ -829,7 +766,7 @@
           <w:color w:val="000000"/>
           <w:kern w:val="0"/>
           <w:lang w:val="es-ES" w:eastAsia="es-ES"/>
-          <ns2:ligatures ns2:val="none"/>
+          <w14:ligatures w14:val="none"/>
         </w:rPr>
         <w:t/>
       </w:r>
@@ -839,7 +776,7 @@
           <w:color w:val="000000"/>
           <w:kern w:val="0"/>
           <w:lang w:val="es-ES" w:eastAsia="es-ES"/>
-          <ns2:ligatures ns2:val="none"/>
+          <w14:ligatures w14:val="none"/>
         </w:rPr>
         <w:t xml:space="preserve"/>
       </w:r>
@@ -851,7 +788,7 @@
           <w:kern w:val="0"/>
           <w:vertAlign w:val="superscript"/>
           <w:lang w:val="es-ES" w:eastAsia="es-ES"/>
-          <ns2:ligatures ns2:val="none"/>
+          <w14:ligatures w14:val="none"/>
         </w:rPr>
         <w:footnoteReference w:id="2"/>
       </w:r>
@@ -861,7 +798,7 @@
           <w:color w:val="000000"/>
           <w:kern w:val="0"/>
           <w:lang w:val="es-ES" w:eastAsia="es-ES"/>
-          <ns2:ligatures ns2:val="none"/>
+          <w14:ligatures w14:val="none"/>
         </w:rPr>
         <w:t xml:space="preserve"/>
       </w:r>
@@ -872,12 +809,12 @@
           <w:color w:val="000000"/>
           <w:kern w:val="0"/>
           <w:lang w:val="es-ES" w:eastAsia="es-ES"/>
-          <ns2:ligatures ns2:val="none"/>
+          <w14:ligatures w14:val="none"/>
         </w:rPr>
         <w:t/>
       </w:r>
     </w:p>
-    <w:p ns2:paraId="64AF7FDB" ns2:textId="77777777">
+    <w:p>
       <w:pPr>
         <w:tabs>
           <w:tab w:val="left" w:pos="1134"/>
@@ -889,11 +826,11 @@
           <w:color w:val="000000"/>
           <w:kern w:val="0"/>
           <w:lang w:val="es-ES" w:eastAsia="es-ES"/>
-          <ns2:ligatures ns2:val="none"/>
-        </w:rPr>
-      </w:pPr>
-    </w:p>
-    <w:p ns2:paraId="376B1B7D" ns2:textId="4D96857B">
+          <w14:ligatures w14:val="none"/>
+        </w:rPr>
+      </w:pPr>
+    </w:p>
+    <w:p>
       <w:pPr>
         <w:pStyle w:val="Prrafodelista"/>
         <w:numPr>
@@ -912,16 +849,16 @@
           <w:color w:val="000000"/>
           <w:kern w:val="0"/>
           <w:lang w:eastAsia="es-ES"/>
-          <ns2:ligatures ns2:val="none"/>
-        </w:rPr>
-      </w:pPr>
-      <w:r>
-        <w:rPr>
-          <w:rFonts w:ascii="Arial Narrow" w:eastAsia="Times New Roman" w:hAnsi="Arial Narrow" w:cs="Arial"/>
-          <w:color w:val="000000"/>
-          <w:kern w:val="0"/>
-          <w:lang w:eastAsia="es-ES"/>
-          <ns2:ligatures ns2:val="none"/>
+          <w14:ligatures w14:val="none"/>
+        </w:rPr>
+      </w:pPr>
+      <w:r>
+        <w:rPr>
+          <w:rFonts w:ascii="Arial Narrow" w:eastAsia="Times New Roman" w:hAnsi="Arial Narrow" w:cs="Arial"/>
+          <w:color w:val="000000"/>
+          <w:kern w:val="0"/>
+          <w:lang w:eastAsia="es-ES"/>
+          <w14:ligatures w14:val="none"/>
         </w:rPr>
         <w:t xml:space="preserve">El 28 de setiembre de 2023, adquirió </w:t>
       </w:r>
@@ -931,7 +868,7 @@
           <w:color w:val="000000"/>
           <w:kern w:val="0"/>
           <w:lang w:eastAsia="es-ES"/>
-          <ns2:ligatures ns2:val="none"/>
+          <w14:ligatures w14:val="none"/>
         </w:rPr>
         <w:t>el</w:t>
       </w:r>
@@ -941,7 +878,7 @@
           <w:color w:val="000000"/>
           <w:kern w:val="0"/>
           <w:lang w:eastAsia="es-ES"/>
-          <ns2:ligatures ns2:val="none"/>
+          <w14:ligatures w14:val="none"/>
         </w:rPr>
         <w:t xml:space="preserve"> vehículo con Placa </w:t>
       </w:r>
@@ -951,7 +888,7 @@
           <w:color w:val="000000"/>
           <w:kern w:val="0"/>
           <w:lang w:eastAsia="es-ES"/>
-          <ns2:ligatures ns2:val="none"/>
+          <w14:ligatures w14:val="none"/>
         </w:rPr>
         <w:t xml:space="preserve">de Rodaje </w:t>
       </w:r>
@@ -961,7 +898,7 @@
           <w:color w:val="000000"/>
           <w:kern w:val="0"/>
           <w:lang w:eastAsia="es-ES"/>
-          <ns2:ligatures ns2:val="none"/>
+          <w14:ligatures w14:val="none"/>
         </w:rPr>
         <w:t xml:space="preserve">CJB-487 en el concesionario </w:t>
       </w:r>
@@ -972,7 +909,7 @@
           <w:color w:val="000000"/>
           <w:kern w:val="0"/>
           <w:lang w:eastAsia="es-ES"/>
-          <ns2:ligatures ns2:val="none"/>
+          <w14:ligatures w14:val="none"/>
         </w:rPr>
         <w:t>Euroshop</w:t>
       </w:r>
@@ -983,7 +920,7 @@
           <w:color w:val="000000"/>
           <w:kern w:val="0"/>
           <w:lang w:eastAsia="es-ES"/>
-          <ns2:ligatures ns2:val="none"/>
+          <w14:ligatures w14:val="none"/>
         </w:rPr>
         <w:t xml:space="preserve"> S.A. mediante un crédito vehicular otorgado por el Banco</w:t>
       </w:r>
@@ -993,7 +930,7 @@
           <w:color w:val="000000"/>
           <w:kern w:val="0"/>
           <w:lang w:eastAsia="es-ES"/>
-          <ns2:ligatures ns2:val="none"/>
+          <w14:ligatures w14:val="none"/>
         </w:rPr>
         <w:t xml:space="preserve">. Le permitieron escoger entre Rímac o </w:t>
       </w:r>
@@ -1003,7 +940,7 @@
           <w:color w:val="000000"/>
           <w:kern w:val="0"/>
           <w:lang w:eastAsia="es-ES"/>
-          <ns2:ligatures ns2:val="none"/>
+          <w14:ligatures w14:val="none"/>
         </w:rPr>
         <w:t>Qualitas</w:t>
       </w:r>
@@ -1013,7 +950,7 @@
           <w:color w:val="000000"/>
           <w:kern w:val="0"/>
           <w:lang w:eastAsia="es-ES"/>
-          <ns2:ligatures ns2:val="none"/>
+          <w14:ligatures w14:val="none"/>
         </w:rPr>
         <w:t xml:space="preserve"> </w:t>
       </w:r>
@@ -1023,7 +960,7 @@
           <w:color w:val="000000"/>
           <w:kern w:val="0"/>
           <w:lang w:eastAsia="es-ES"/>
-          <ns2:ligatures ns2:val="none"/>
+          <w14:ligatures w14:val="none"/>
         </w:rPr>
         <w:t xml:space="preserve">Compañía </w:t>
       </w:r>
@@ -1033,7 +970,7 @@
           <w:color w:val="000000"/>
           <w:kern w:val="0"/>
           <w:lang w:eastAsia="es-ES"/>
-          <ns2:ligatures ns2:val="none"/>
+          <w14:ligatures w14:val="none"/>
         </w:rPr>
         <w:t>de</w:t>
       </w:r>
@@ -1043,7 +980,7 @@
           <w:color w:val="000000"/>
           <w:kern w:val="0"/>
           <w:lang w:eastAsia="es-ES"/>
-          <ns2:ligatures ns2:val="none"/>
+          <w14:ligatures w14:val="none"/>
         </w:rPr>
         <w:t xml:space="preserve"> Seguros S.A</w:t>
       </w:r>
@@ -1053,7 +990,7 @@
           <w:color w:val="000000"/>
           <w:kern w:val="0"/>
           <w:lang w:eastAsia="es-ES"/>
-          <ns2:ligatures ns2:val="none"/>
+          <w14:ligatures w14:val="none"/>
         </w:rPr>
         <w:t xml:space="preserve">. </w:t>
       </w:r>
@@ -1063,7 +1000,7 @@
           <w:color w:val="000000"/>
           <w:kern w:val="0"/>
           <w:lang w:eastAsia="es-ES"/>
-          <ns2:ligatures ns2:val="none"/>
+          <w14:ligatures w14:val="none"/>
         </w:rPr>
         <w:t xml:space="preserve">(en adelante, </w:t>
       </w:r>
@@ -1073,7 +1010,7 @@
           <w:color w:val="000000"/>
           <w:kern w:val="0"/>
           <w:lang w:eastAsia="es-ES"/>
-          <ns2:ligatures ns2:val="none"/>
+          <w14:ligatures w14:val="none"/>
         </w:rPr>
         <w:t>Qualitas</w:t>
       </w:r>
@@ -1083,7 +1020,7 @@
           <w:color w:val="000000"/>
           <w:kern w:val="0"/>
           <w:lang w:eastAsia="es-ES"/>
-          <ns2:ligatures ns2:val="none"/>
+          <w14:ligatures w14:val="none"/>
         </w:rPr>
         <w:t xml:space="preserve">) </w:t>
       </w:r>
@@ -1093,7 +1030,7 @@
           <w:color w:val="000000"/>
           <w:kern w:val="0"/>
           <w:lang w:eastAsia="es-ES"/>
-          <ns2:ligatures ns2:val="none"/>
+          <w14:ligatures w14:val="none"/>
         </w:rPr>
         <w:t>para adquirir el</w:t>
       </w:r>
@@ -1103,7 +1040,7 @@
           <w:color w:val="000000"/>
           <w:kern w:val="0"/>
           <w:lang w:eastAsia="es-ES"/>
-          <ns2:ligatures ns2:val="none"/>
+          <w14:ligatures w14:val="none"/>
         </w:rPr>
         <w:t xml:space="preserve"> </w:t>
       </w:r>
@@ -1113,7 +1050,7 @@
           <w:color w:val="000000"/>
           <w:kern w:val="0"/>
           <w:lang w:eastAsia="es-ES"/>
-          <ns2:ligatures ns2:val="none"/>
+          <w14:ligatures w14:val="none"/>
         </w:rPr>
         <w:t xml:space="preserve">Seguro Vehicular </w:t>
       </w:r>
@@ -1123,7 +1060,7 @@
           <w:color w:val="000000"/>
           <w:kern w:val="0"/>
           <w:lang w:eastAsia="es-ES"/>
-          <ns2:ligatures ns2:val="none"/>
+          <w14:ligatures w14:val="none"/>
         </w:rPr>
         <w:t>y eligió a Qualitas</w:t>
       </w:r>
@@ -1133,7 +1070,7 @@
           <w:color w:val="000000"/>
           <w:kern w:val="0"/>
           <w:lang w:eastAsia="es-ES"/>
-          <ns2:ligatures ns2:val="none"/>
+          <w14:ligatures w14:val="none"/>
         </w:rPr>
         <w:t xml:space="preserve">; </w:t>
       </w:r>
@@ -1143,7 +1080,7 @@
           <w:color w:val="000000"/>
           <w:kern w:val="0"/>
           <w:lang w:eastAsia="es-ES"/>
-          <ns2:ligatures ns2:val="none"/>
+          <w14:ligatures w14:val="none"/>
         </w:rPr>
         <w:t xml:space="preserve">se emitió la Póliza </w:t>
       </w:r>
@@ -1153,7 +1090,7 @@
           <w:color w:val="000000"/>
           <w:kern w:val="0"/>
           <w:lang w:val="es-ES" w:eastAsia="es-ES"/>
-          <ns2:ligatures ns2:val="none"/>
+          <w14:ligatures w14:val="none"/>
         </w:rPr>
         <w:t/>
       </w:r>
@@ -1163,7 +1100,7 @@
           <w:color w:val="000000"/>
           <w:kern w:val="0"/>
           <w:lang w:val="es-ES" w:eastAsia="es-ES"/>
-          <ns2:ligatures ns2:val="none"/>
+          <w14:ligatures w14:val="none"/>
         </w:rPr>
         <w:t xml:space="preserve"> </w:t>
       </w:r>
@@ -1173,7 +1110,7 @@
           <w:color w:val="000000"/>
           <w:kern w:val="0"/>
           <w:lang w:eastAsia="es-ES"/>
-          <ns2:ligatures ns2:val="none"/>
+          <w14:ligatures w14:val="none"/>
         </w:rPr>
         <w:t>0070146252</w:t>
       </w:r>
@@ -1183,7 +1120,7 @@
           <w:color w:val="000000"/>
           <w:kern w:val="0"/>
           <w:lang w:eastAsia="es-ES"/>
-          <ns2:ligatures ns2:val="none"/>
+          <w14:ligatures w14:val="none"/>
         </w:rPr>
         <w:t xml:space="preserve"> con renovación automática</w:t>
       </w:r>
@@ -1193,7 +1130,7 @@
           <w:color w:val="000000"/>
           <w:kern w:val="0"/>
           <w:lang w:eastAsia="es-ES"/>
-          <ns2:ligatures ns2:val="none"/>
+          <w14:ligatures w14:val="none"/>
         </w:rPr>
         <w:t xml:space="preserve"> (en adelante, </w:t>
       </w:r>
@@ -1203,7 +1140,7 @@
           <w:color w:val="000000"/>
           <w:kern w:val="0"/>
           <w:lang w:eastAsia="es-ES"/>
-          <ns2:ligatures ns2:val="none"/>
+          <w14:ligatures w14:val="none"/>
         </w:rPr>
         <w:t>Seguro Vehicular</w:t>
       </w:r>
@@ -1213,7 +1150,7 @@
           <w:color w:val="000000"/>
           <w:kern w:val="0"/>
           <w:lang w:eastAsia="es-ES"/>
-          <ns2:ligatures ns2:val="none"/>
+          <w14:ligatures w14:val="none"/>
         </w:rPr>
         <w:t>)</w:t>
       </w:r>
@@ -1223,12 +1160,12 @@
           <w:color w:val="000000"/>
           <w:kern w:val="0"/>
           <w:lang w:eastAsia="es-ES"/>
-          <ns2:ligatures ns2:val="none"/>
+          <w14:ligatures w14:val="none"/>
         </w:rPr>
         <w:t>.</w:t>
       </w:r>
     </w:p>
-    <w:p ns2:paraId="116F0E63" ns2:textId="77777777">
+    <w:p>
       <w:pPr>
         <w:pStyle w:val="Prrafodelista"/>
         <w:spacing w:after="0" w:line="240" w:lineRule="auto"/>
@@ -1239,11 +1176,11 @@
           <w:color w:val="000000"/>
           <w:kern w:val="0"/>
           <w:lang w:eastAsia="es-ES"/>
-          <ns2:ligatures ns2:val="none"/>
-        </w:rPr>
-      </w:pPr>
-    </w:p>
-    <w:p ns2:paraId="230A5677" ns2:textId="5874044A">
+          <w14:ligatures w14:val="none"/>
+        </w:rPr>
+      </w:pPr>
+    </w:p>
+    <w:p>
       <w:pPr>
         <w:pStyle w:val="Prrafodelista"/>
         <w:numPr>
@@ -1262,16 +1199,16 @@
           <w:color w:val="000000"/>
           <w:kern w:val="0"/>
           <w:lang w:eastAsia="es-ES"/>
-          <ns2:ligatures ns2:val="none"/>
-        </w:rPr>
-      </w:pPr>
-      <w:r>
-        <w:rPr>
-          <w:rFonts w:ascii="Arial Narrow" w:eastAsia="Times New Roman" w:hAnsi="Arial Narrow" w:cs="Arial"/>
-          <w:color w:val="000000"/>
-          <w:kern w:val="0"/>
-          <w:lang w:eastAsia="es-ES"/>
-          <ns2:ligatures ns2:val="none"/>
+          <w14:ligatures w14:val="none"/>
+        </w:rPr>
+      </w:pPr>
+      <w:r>
+        <w:rPr>
+          <w:rFonts w:ascii="Arial Narrow" w:eastAsia="Times New Roman" w:hAnsi="Arial Narrow" w:cs="Arial"/>
+          <w:color w:val="000000"/>
+          <w:kern w:val="0"/>
+          <w:lang w:eastAsia="es-ES"/>
+          <w14:ligatures w14:val="none"/>
         </w:rPr>
         <w:t xml:space="preserve">Durante el período del 28 de setiembre de 2023 al 28 de setiembre de 2024, el Banco debitó mensualmente de su cuenta de ahorros vinculada las cuotas del préstamo y las cuotas del </w:t>
       </w:r>
@@ -1281,7 +1218,7 @@
           <w:color w:val="000000"/>
           <w:kern w:val="0"/>
           <w:lang w:eastAsia="es-ES"/>
-          <ns2:ligatures ns2:val="none"/>
+          <w14:ligatures w14:val="none"/>
         </w:rPr>
         <w:t>Seguro Vehicular</w:t>
       </w:r>
@@ -1291,25 +1228,25 @@
           <w:color w:val="000000"/>
           <w:kern w:val="0"/>
           <w:lang w:eastAsia="es-ES"/>
-          <ns2:ligatures ns2:val="none"/>
+          <w14:ligatures w14:val="none"/>
         </w:rPr>
         <w:t>.</w:t>
       </w:r>
     </w:p>
-    <w:p ns2:paraId="287E34ED" ns2:textId="77777777">
-      <w:pPr>
-        <w:spacing w:after="0" w:line="240" w:lineRule="auto"/>
-        <w:jc w:val="both"/>
-        <w:rPr>
-          <w:rFonts w:ascii="Arial Narrow" w:eastAsia="Times New Roman" w:hAnsi="Arial Narrow" w:cs="Arial"/>
-          <w:color w:val="000000"/>
-          <w:kern w:val="0"/>
-          <w:lang w:eastAsia="es-ES"/>
-          <ns2:ligatures ns2:val="none"/>
-        </w:rPr>
-      </w:pPr>
-    </w:p>
-    <w:p ns2:paraId="4E24673E" ns2:textId="02ECB8C1">
+    <w:p>
+      <w:pPr>
+        <w:spacing w:after="0" w:line="240" w:lineRule="auto"/>
+        <w:jc w:val="both"/>
+        <w:rPr>
+          <w:rFonts w:ascii="Arial Narrow" w:eastAsia="Times New Roman" w:hAnsi="Arial Narrow" w:cs="Arial"/>
+          <w:color w:val="000000"/>
+          <w:kern w:val="0"/>
+          <w:lang w:eastAsia="es-ES"/>
+          <w14:ligatures w14:val="none"/>
+        </w:rPr>
+      </w:pPr>
+    </w:p>
+    <w:p>
       <w:pPr>
         <w:pStyle w:val="Prrafodelista"/>
         <w:numPr>
@@ -1328,16 +1265,16 @@
           <w:color w:val="000000"/>
           <w:kern w:val="0"/>
           <w:lang w:eastAsia="es-ES"/>
-          <ns2:ligatures ns2:val="none"/>
-        </w:rPr>
-      </w:pPr>
-      <w:r>
-        <w:rPr>
-          <w:rFonts w:ascii="Arial Narrow" w:eastAsia="Times New Roman" w:hAnsi="Arial Narrow" w:cs="Arial"/>
-          <w:color w:val="000000"/>
-          <w:kern w:val="0"/>
-          <w:lang w:eastAsia="es-ES"/>
-          <ns2:ligatures ns2:val="none"/>
+          <w14:ligatures w14:val="none"/>
+        </w:rPr>
+      </w:pPr>
+      <w:r>
+        <w:rPr>
+          <w:rFonts w:ascii="Arial Narrow" w:eastAsia="Times New Roman" w:hAnsi="Arial Narrow" w:cs="Arial"/>
+          <w:color w:val="000000"/>
+          <w:kern w:val="0"/>
+          <w:lang w:eastAsia="es-ES"/>
+          <w14:ligatures w14:val="none"/>
         </w:rPr>
         <w:t xml:space="preserve">El 28 de setiembre de 2024, el Banco gestionó la renovación del </w:t>
       </w:r>
@@ -1347,7 +1284,7 @@
           <w:color w:val="000000"/>
           <w:kern w:val="0"/>
           <w:lang w:eastAsia="es-ES"/>
-          <ns2:ligatures ns2:val="none"/>
+          <w14:ligatures w14:val="none"/>
         </w:rPr>
         <w:t>Seguro Vehicular</w:t>
       </w:r>
@@ -1357,7 +1294,7 @@
           <w:color w:val="000000"/>
           <w:kern w:val="0"/>
           <w:lang w:eastAsia="es-ES"/>
-          <ns2:ligatures ns2:val="none"/>
+          <w14:ligatures w14:val="none"/>
         </w:rPr>
         <w:t xml:space="preserve"> </w:t>
       </w:r>
@@ -1367,7 +1304,7 @@
           <w:color w:val="000000"/>
           <w:kern w:val="0"/>
           <w:lang w:eastAsia="es-ES"/>
-          <ns2:ligatures ns2:val="none"/>
+          <w14:ligatures w14:val="none"/>
         </w:rPr>
         <w:t>y se emitió</w:t>
       </w:r>
@@ -1377,7 +1314,7 @@
           <w:color w:val="000000"/>
           <w:kern w:val="0"/>
           <w:lang w:eastAsia="es-ES"/>
-          <ns2:ligatures ns2:val="none"/>
+          <w14:ligatures w14:val="none"/>
         </w:rPr>
         <w:t xml:space="preserve"> la Póliza 0070183725 </w:t>
       </w:r>
@@ -1387,7 +1324,7 @@
           <w:color w:val="000000"/>
           <w:kern w:val="0"/>
           <w:lang w:eastAsia="es-ES"/>
-          <ns2:ligatures ns2:val="none"/>
+          <w14:ligatures w14:val="none"/>
         </w:rPr>
         <w:t>(en adelante, Seguro Vehicular</w:t>
       </w:r>
@@ -1397,7 +1334,7 @@
           <w:color w:val="000000"/>
           <w:kern w:val="0"/>
           <w:lang w:eastAsia="es-ES"/>
-          <ns2:ligatures ns2:val="none"/>
+          <w14:ligatures w14:val="none"/>
         </w:rPr>
         <w:t xml:space="preserve"> Renovado</w:t>
       </w:r>
@@ -1407,7 +1344,7 @@
           <w:color w:val="000000"/>
           <w:kern w:val="0"/>
           <w:lang w:eastAsia="es-ES"/>
-          <ns2:ligatures ns2:val="none"/>
+          <w14:ligatures w14:val="none"/>
         </w:rPr>
         <w:t xml:space="preserve">) </w:t>
       </w:r>
@@ -1417,7 +1354,7 @@
           <w:color w:val="000000"/>
           <w:kern w:val="0"/>
           <w:lang w:eastAsia="es-ES"/>
-          <ns2:ligatures ns2:val="none"/>
+          <w14:ligatures w14:val="none"/>
         </w:rPr>
         <w:t xml:space="preserve">con vigencia hasta el 28 de setiembre de 2025</w:t>
       </w:r>
@@ -1427,7 +1364,7 @@
           <w:color w:val="000000"/>
           <w:kern w:val="0"/>
           <w:lang w:eastAsia="es-ES"/>
-          <ns2:ligatures ns2:val="none"/>
+          <w14:ligatures w14:val="none"/>
         </w:rPr>
         <w:t>; e</w:t>
       </w:r>
@@ -1437,7 +1374,7 @@
           <w:color w:val="000000"/>
           <w:kern w:val="0"/>
           <w:lang w:eastAsia="es-ES"/>
-          <ns2:ligatures ns2:val="none"/>
+          <w14:ligatures w14:val="none"/>
         </w:rPr>
         <w:t xml:space="preserve">l </w:t>
       </w:r>
@@ -1447,7 +1384,7 @@
           <w:color w:val="000000"/>
           <w:kern w:val="0"/>
           <w:lang w:eastAsia="es-ES"/>
-          <ns2:ligatures ns2:val="none"/>
+          <w14:ligatures w14:val="none"/>
         </w:rPr>
         <w:t xml:space="preserve">cual se le notificó el </w:t>
       </w:r>
@@ -1457,12 +1394,12 @@
           <w:color w:val="000000"/>
           <w:kern w:val="0"/>
           <w:lang w:eastAsia="es-ES"/>
-          <ns2:ligatures ns2:val="none"/>
+          <w14:ligatures w14:val="none"/>
         </w:rPr>
         <w:t>29 de noviembre de 2024.</w:t>
       </w:r>
     </w:p>
-    <w:p ns2:paraId="40A87170" ns2:textId="77777777">
+    <w:p>
       <w:pPr>
         <w:spacing w:after="0" w:line="240" w:lineRule="auto"/>
         <w:ind w:left="567"/>
@@ -1472,11 +1409,11 @@
           <w:color w:val="000000"/>
           <w:kern w:val="0"/>
           <w:lang w:eastAsia="es-ES"/>
-          <ns2:ligatures ns2:val="none"/>
-        </w:rPr>
-      </w:pPr>
-    </w:p>
-    <w:p ns2:paraId="703DFFA6" ns2:textId="63711DCD">
+          <w14:ligatures w14:val="none"/>
+        </w:rPr>
+      </w:pPr>
+    </w:p>
+    <w:p>
       <w:pPr>
         <w:pStyle w:val="Prrafodelista"/>
         <w:numPr>
@@ -1495,16 +1432,16 @@
           <w:color w:val="000000"/>
           <w:kern w:val="0"/>
           <w:lang w:eastAsia="es-ES"/>
-          <ns2:ligatures ns2:val="none"/>
-        </w:rPr>
-      </w:pPr>
-      <w:r>
-        <w:rPr>
-          <w:rFonts w:ascii="Arial Narrow" w:eastAsia="Times New Roman" w:hAnsi="Arial Narrow" w:cs="Arial"/>
-          <w:color w:val="000000"/>
-          <w:kern w:val="0"/>
-          <w:lang w:eastAsia="es-ES"/>
-          <ns2:ligatures ns2:val="none"/>
+          <w14:ligatures w14:val="none"/>
+        </w:rPr>
+      </w:pPr>
+      <w:r>
+        <w:rPr>
+          <w:rFonts w:ascii="Arial Narrow" w:eastAsia="Times New Roman" w:hAnsi="Arial Narrow" w:cs="Arial"/>
+          <w:color w:val="000000"/>
+          <w:kern w:val="0"/>
+          <w:lang w:eastAsia="es-ES"/>
+          <w14:ligatures w14:val="none"/>
         </w:rPr>
         <w:t xml:space="preserve">El 20 de diciembre de 2024, detectó en su cuenta de ahorros del Banco cobros dobles por seguros vehiculares sobre el vehículo </w:t>
       </w:r>
@@ -1514,7 +1451,7 @@
           <w:color w:val="000000"/>
           <w:kern w:val="0"/>
           <w:lang w:eastAsia="es-ES"/>
-          <ns2:ligatures ns2:val="none"/>
+          <w14:ligatures w14:val="none"/>
         </w:rPr>
         <w:t>asegurado</w:t>
       </w:r>
@@ -1524,7 +1461,7 @@
           <w:color w:val="000000"/>
           <w:kern w:val="0"/>
           <w:lang w:eastAsia="es-ES"/>
-          <ns2:ligatures ns2:val="none"/>
+          <w14:ligatures w14:val="none"/>
         </w:rPr>
         <w:t xml:space="preserve"> durante varios meses</w:t>
       </w:r>
@@ -1534,7 +1471,7 @@
           <w:color w:val="000000"/>
           <w:kern w:val="0"/>
           <w:lang w:eastAsia="es-ES"/>
-          <ns2:ligatures ns2:val="none"/>
+          <w14:ligatures w14:val="none"/>
         </w:rPr>
         <w:t xml:space="preserve"> y</w:t>
       </w:r>
@@ -1544,7 +1481,7 @@
           <w:color w:val="000000"/>
           <w:kern w:val="0"/>
           <w:lang w:eastAsia="es-ES"/>
-          <ns2:ligatures ns2:val="none"/>
+          <w14:ligatures w14:val="none"/>
         </w:rPr>
         <w:t xml:space="preserve"> solicitó la devolución </w:t>
       </w:r>
@@ -1554,7 +1491,7 @@
           <w:color w:val="000000"/>
           <w:kern w:val="0"/>
           <w:lang w:eastAsia="es-ES"/>
-          <ns2:ligatures ns2:val="none"/>
+          <w14:ligatures w14:val="none"/>
         </w:rPr>
         <w:t xml:space="preserve">al Banco </w:t>
       </w:r>
@@ -1564,7 +1501,7 @@
           <w:color w:val="000000"/>
           <w:kern w:val="0"/>
           <w:lang w:eastAsia="es-ES"/>
-          <ns2:ligatures ns2:val="none"/>
+          <w14:ligatures w14:val="none"/>
         </w:rPr>
         <w:t xml:space="preserve">de los cobros y la anulación del Seguro Vehicular de Rímac con Póliza 00110991764000013875 </w:t>
       </w:r>
@@ -1574,7 +1511,7 @@
           <w:color w:val="000000"/>
           <w:kern w:val="0"/>
           <w:lang w:eastAsia="es-ES"/>
-          <ns2:ligatures ns2:val="none"/>
+          <w14:ligatures w14:val="none"/>
         </w:rPr>
         <w:t xml:space="preserve">(en adelante, Seguro Vehicular de Rímac) </w:t>
       </w:r>
@@ -1584,7 +1521,7 @@
           <w:color w:val="000000"/>
           <w:kern w:val="0"/>
           <w:lang w:eastAsia="es-ES"/>
-          <ns2:ligatures ns2:val="none"/>
+          <w14:ligatures w14:val="none"/>
         </w:rPr>
         <w:t>contratado por el Banco adicional</w:t>
       </w:r>
@@ -1594,7 +1531,7 @@
           <w:color w:val="000000"/>
           <w:kern w:val="0"/>
           <w:lang w:eastAsia="es-ES"/>
-          <ns2:ligatures ns2:val="none"/>
+          <w14:ligatures w14:val="none"/>
         </w:rPr>
         <w:t>mente</w:t>
       </w:r>
@@ -1604,7 +1541,7 @@
           <w:color w:val="000000"/>
           <w:kern w:val="0"/>
           <w:lang w:eastAsia="es-ES"/>
-          <ns2:ligatures ns2:val="none"/>
+          <w14:ligatures w14:val="none"/>
         </w:rPr>
         <w:t xml:space="preserve"> al </w:t>
       </w:r>
@@ -1614,7 +1551,7 @@
           <w:color w:val="000000"/>
           <w:kern w:val="0"/>
           <w:lang w:eastAsia="es-ES"/>
-          <ns2:ligatures ns2:val="none"/>
+          <w14:ligatures w14:val="none"/>
         </w:rPr>
         <w:t xml:space="preserve">Seguro Vehicular Renovado </w:t>
       </w:r>
@@ -1624,7 +1561,7 @@
           <w:color w:val="000000"/>
           <w:kern w:val="0"/>
           <w:lang w:eastAsia="es-ES"/>
-          <ns2:ligatures ns2:val="none"/>
+          <w14:ligatures w14:val="none"/>
         </w:rPr>
         <w:t>vigente de Qualitas</w:t>
       </w:r>
@@ -1634,12 +1571,12 @@
           <w:color w:val="000000"/>
           <w:kern w:val="0"/>
           <w:lang w:eastAsia="es-ES"/>
-          <ns2:ligatures ns2:val="none"/>
+          <w14:ligatures w14:val="none"/>
         </w:rPr>
         <w:t>.</w:t>
       </w:r>
     </w:p>
-    <w:p ns2:paraId="15856696" ns2:textId="77777777">
+    <w:p>
       <w:pPr>
         <w:pStyle w:val="Prrafodelista"/>
         <w:spacing w:line="240" w:lineRule="auto"/>
@@ -1648,11 +1585,11 @@
           <w:color w:val="000000"/>
           <w:kern w:val="0"/>
           <w:lang w:eastAsia="es-ES"/>
-          <ns2:ligatures ns2:val="none"/>
-        </w:rPr>
-      </w:pPr>
-    </w:p>
-    <w:p ns2:paraId="65998B8A" ns2:textId="55822245">
+          <w14:ligatures w14:val="none"/>
+        </w:rPr>
+      </w:pPr>
+    </w:p>
+    <w:p>
       <w:pPr>
         <w:pStyle w:val="Prrafodelista"/>
         <w:numPr>
@@ -1671,16 +1608,16 @@
           <w:color w:val="000000"/>
           <w:kern w:val="0"/>
           <w:lang w:eastAsia="es-ES"/>
-          <ns2:ligatures ns2:val="none"/>
-        </w:rPr>
-      </w:pPr>
-      <w:r>
-        <w:rPr>
-          <w:rFonts w:ascii="Arial Narrow" w:eastAsia="Times New Roman" w:hAnsi="Arial Narrow" w:cs="Arial"/>
-          <w:color w:val="000000"/>
-          <w:kern w:val="0"/>
-          <w:lang w:eastAsia="es-ES"/>
-          <ns2:ligatures ns2:val="none"/>
+          <w14:ligatures w14:val="none"/>
+        </w:rPr>
+      </w:pPr>
+      <w:r>
+        <w:rPr>
+          <w:rFonts w:ascii="Arial Narrow" w:eastAsia="Times New Roman" w:hAnsi="Arial Narrow" w:cs="Arial"/>
+          <w:color w:val="000000"/>
+          <w:kern w:val="0"/>
+          <w:lang w:eastAsia="es-ES"/>
+          <w14:ligatures w14:val="none"/>
         </w:rPr>
         <w:t>Posteriormente, el mismo día, e</w:t>
       </w:r>
@@ -1690,7 +1627,7 @@
           <w:color w:val="000000"/>
           <w:kern w:val="0"/>
           <w:lang w:eastAsia="es-ES"/>
-          <ns2:ligatures ns2:val="none"/>
+          <w14:ligatures w14:val="none"/>
         </w:rPr>
         <w:t>l</w:t>
       </w:r>
@@ -1700,7 +1637,7 @@
           <w:color w:val="000000"/>
           <w:kern w:val="0"/>
           <w:lang w:eastAsia="es-ES"/>
-          <ns2:ligatures ns2:val="none"/>
+          <w14:ligatures w14:val="none"/>
         </w:rPr>
         <w:t xml:space="preserve"> Banco </w:t>
       </w:r>
@@ -1710,7 +1647,7 @@
           <w:color w:val="000000"/>
           <w:kern w:val="0"/>
           <w:lang w:eastAsia="es-ES"/>
-          <ns2:ligatures ns2:val="none"/>
+          <w14:ligatures w14:val="none"/>
         </w:rPr>
         <w:t>le</w:t>
       </w:r>
@@ -1720,7 +1657,7 @@
           <w:color w:val="000000"/>
           <w:kern w:val="0"/>
           <w:lang w:eastAsia="es-ES"/>
-          <ns2:ligatures ns2:val="none"/>
+          <w14:ligatures w14:val="none"/>
         </w:rPr>
         <w:t xml:space="preserve"> indicó </w:t>
       </w:r>
@@ -1730,7 +1667,7 @@
           <w:color w:val="000000"/>
           <w:kern w:val="0"/>
           <w:lang w:eastAsia="es-ES"/>
-          <ns2:ligatures ns2:val="none"/>
+          <w14:ligatures w14:val="none"/>
         </w:rPr>
         <w:t>que para anular el Seguro Vehicular de Rímac debía pagar US$65</w:t>
       </w:r>
@@ -1740,7 +1677,7 @@
           <w:color w:val="000000"/>
           <w:kern w:val="0"/>
           <w:lang w:eastAsia="es-ES"/>
-          <ns2:ligatures ns2:val="none"/>
+          <w14:ligatures w14:val="none"/>
         </w:rPr>
         <w:t>,00</w:t>
       </w:r>
@@ -1750,7 +1687,7 @@
           <w:color w:val="000000"/>
           <w:kern w:val="0"/>
           <w:lang w:eastAsia="es-ES"/>
-          <ns2:ligatures ns2:val="none"/>
+          <w14:ligatures w14:val="none"/>
         </w:rPr>
         <w:t xml:space="preserve"> por el endoso de la Póliza 0070183725 de Qualitas</w:t>
       </w:r>
@@ -1760,7 +1697,7 @@
           <w:color w:val="000000"/>
           <w:kern w:val="0"/>
           <w:lang w:eastAsia="es-ES"/>
-          <ns2:ligatures ns2:val="none"/>
+          <w14:ligatures w14:val="none"/>
         </w:rPr>
         <w:t xml:space="preserve">. Ante ello, presentó </w:t>
       </w:r>
@@ -1770,7 +1707,7 @@
           <w:color w:val="000000"/>
           <w:kern w:val="0"/>
           <w:lang w:eastAsia="es-ES"/>
-          <ns2:ligatures ns2:val="none"/>
+          <w14:ligatures w14:val="none"/>
         </w:rPr>
         <w:t xml:space="preserve">el Reclamo 20122400655 en el que </w:t>
       </w:r>
@@ -1780,7 +1717,7 @@
           <w:color w:val="000000"/>
           <w:kern w:val="0"/>
           <w:lang w:eastAsia="es-ES"/>
-          <ns2:ligatures ns2:val="none"/>
+          <w14:ligatures w14:val="none"/>
         </w:rPr>
         <w:t>señaló</w:t>
       </w:r>
@@ -1790,7 +1727,7 @@
           <w:color w:val="000000"/>
           <w:kern w:val="0"/>
           <w:lang w:eastAsia="es-ES"/>
-          <ns2:ligatures ns2:val="none"/>
+          <w14:ligatures w14:val="none"/>
         </w:rPr>
         <w:t xml:space="preserve"> </w:t>
       </w:r>
@@ -1800,7 +1737,7 @@
           <w:color w:val="000000"/>
           <w:kern w:val="0"/>
           <w:lang w:eastAsia="es-ES"/>
-          <ns2:ligatures ns2:val="none"/>
+          <w14:ligatures w14:val="none"/>
         </w:rPr>
         <w:t>que</w:t>
       </w:r>
@@ -1810,7 +1747,7 @@
           <w:color w:val="000000"/>
           <w:kern w:val="0"/>
           <w:lang w:eastAsia="es-ES"/>
-          <ns2:ligatures ns2:val="none"/>
+          <w14:ligatures w14:val="none"/>
         </w:rPr>
         <w:t xml:space="preserve"> la renovación </w:t>
       </w:r>
@@ -1820,7 +1757,7 @@
           <w:color w:val="000000"/>
           <w:kern w:val="0"/>
           <w:lang w:eastAsia="es-ES"/>
-          <ns2:ligatures ns2:val="none"/>
+          <w14:ligatures w14:val="none"/>
         </w:rPr>
         <w:t>no tiene</w:t>
       </w:r>
@@ -1830,7 +1767,7 @@
           <w:color w:val="000000"/>
           <w:kern w:val="0"/>
           <w:lang w:eastAsia="es-ES"/>
-          <ns2:ligatures ns2:val="none"/>
+          <w14:ligatures w14:val="none"/>
         </w:rPr>
         <w:t xml:space="preserve"> costo</w:t>
       </w:r>
@@ -1840,7 +1777,7 @@
           <w:color w:val="000000"/>
           <w:kern w:val="0"/>
           <w:lang w:eastAsia="es-ES"/>
-          <ns2:ligatures ns2:val="none"/>
+          <w14:ligatures w14:val="none"/>
         </w:rPr>
         <w:t>. Asimismo,</w:t>
       </w:r>
@@ -1850,7 +1787,7 @@
           <w:color w:val="000000"/>
           <w:kern w:val="0"/>
           <w:lang w:eastAsia="es-ES"/>
-          <ns2:ligatures ns2:val="none"/>
+          <w14:ligatures w14:val="none"/>
         </w:rPr>
         <w:t xml:space="preserve"> el Banco </w:t>
       </w:r>
@@ -1860,7 +1797,7 @@
           <w:color w:val="000000"/>
           <w:kern w:val="0"/>
           <w:lang w:eastAsia="es-ES"/>
-          <ns2:ligatures ns2:val="none"/>
+          <w14:ligatures w14:val="none"/>
         </w:rPr>
         <w:t>le requirió</w:t>
       </w:r>
@@ -1870,7 +1807,7 @@
           <w:color w:val="000000"/>
           <w:kern w:val="0"/>
           <w:lang w:eastAsia="es-ES"/>
-          <ns2:ligatures ns2:val="none"/>
+          <w14:ligatures w14:val="none"/>
         </w:rPr>
         <w:t xml:space="preserve"> firmar la Solicitud N</w:t>
       </w:r>
@@ -1880,25 +1817,25 @@
           <w:color w:val="000000"/>
           <w:kern w:val="0"/>
           <w:lang w:eastAsia="es-ES"/>
-          <ns2:ligatures ns2:val="none"/>
+          <w14:ligatures w14:val="none"/>
         </w:rPr>
         <w:t>191852 para anular el Seguro Vehicular de Rímac.</w:t>
       </w:r>
     </w:p>
-    <w:p ns2:paraId="4689F293" ns2:textId="77777777">
-      <w:pPr>
-        <w:spacing w:after="0" w:line="240" w:lineRule="auto"/>
-        <w:jc w:val="both"/>
-        <w:rPr>
-          <w:rFonts w:ascii="Arial Narrow" w:eastAsia="Times New Roman" w:hAnsi="Arial Narrow" w:cs="Arial"/>
-          <w:color w:val="000000"/>
-          <w:kern w:val="0"/>
-          <w:lang w:eastAsia="es-ES"/>
-          <ns2:ligatures ns2:val="none"/>
-        </w:rPr>
-      </w:pPr>
-    </w:p>
-    <w:p ns2:paraId="4E8B1B0D" ns2:textId="5D106D08">
+    <w:p>
+      <w:pPr>
+        <w:spacing w:after="0" w:line="240" w:lineRule="auto"/>
+        <w:jc w:val="both"/>
+        <w:rPr>
+          <w:rFonts w:ascii="Arial Narrow" w:eastAsia="Times New Roman" w:hAnsi="Arial Narrow" w:cs="Arial"/>
+          <w:color w:val="000000"/>
+          <w:kern w:val="0"/>
+          <w:lang w:eastAsia="es-ES"/>
+          <w14:ligatures w14:val="none"/>
+        </w:rPr>
+      </w:pPr>
+    </w:p>
+    <w:p>
       <w:pPr>
         <w:pStyle w:val="Prrafodelista"/>
         <w:numPr>
@@ -1917,16 +1854,16 @@
           <w:color w:val="000000"/>
           <w:kern w:val="0"/>
           <w:lang w:eastAsia="es-ES"/>
-          <ns2:ligatures ns2:val="none"/>
-        </w:rPr>
-      </w:pPr>
-      <w:r>
-        <w:rPr>
-          <w:rFonts w:ascii="Arial Narrow" w:eastAsia="Times New Roman" w:hAnsi="Arial Narrow" w:cs="Arial"/>
-          <w:color w:val="000000"/>
-          <w:kern w:val="0"/>
-          <w:lang w:eastAsia="es-ES"/>
-          <ns2:ligatures ns2:val="none"/>
+          <w14:ligatures w14:val="none"/>
+        </w:rPr>
+      </w:pPr>
+      <w:r>
+        <w:rPr>
+          <w:rFonts w:ascii="Arial Narrow" w:eastAsia="Times New Roman" w:hAnsi="Arial Narrow" w:cs="Arial"/>
+          <w:color w:val="000000"/>
+          <w:kern w:val="0"/>
+          <w:lang w:eastAsia="es-ES"/>
+          <w14:ligatures w14:val="none"/>
         </w:rPr>
         <w:t>El 27 de diciembre de 2024, el Banco</w:t>
       </w:r>
@@ -1936,7 +1873,7 @@
           <w:color w:val="000000"/>
           <w:kern w:val="0"/>
           <w:lang w:eastAsia="es-ES"/>
-          <ns2:ligatures ns2:val="none"/>
+          <w14:ligatures w14:val="none"/>
         </w:rPr>
         <w:t xml:space="preserve"> respondió a su reclamo indicando</w:t>
       </w:r>
@@ -1946,7 +1883,7 @@
           <w:color w:val="000000"/>
           <w:kern w:val="0"/>
           <w:lang w:eastAsia="es-ES"/>
-          <ns2:ligatures ns2:val="none"/>
+          <w14:ligatures w14:val="none"/>
         </w:rPr>
         <w:t xml:space="preserve"> que</w:t>
       </w:r>
@@ -1956,7 +1893,7 @@
           <w:color w:val="000000"/>
           <w:kern w:val="0"/>
           <w:lang w:eastAsia="es-ES"/>
-          <ns2:ligatures ns2:val="none"/>
+          <w14:ligatures w14:val="none"/>
         </w:rPr>
         <w:t xml:space="preserve"> se</w:t>
       </w:r>
@@ -1966,7 +1903,7 @@
           <w:color w:val="000000"/>
           <w:kern w:val="0"/>
           <w:lang w:eastAsia="es-ES"/>
-          <ns2:ligatures ns2:val="none"/>
+          <w14:ligatures w14:val="none"/>
         </w:rPr>
         <w:t xml:space="preserve"> generó el </w:t>
       </w:r>
@@ -1976,7 +1913,7 @@
           <w:color w:val="000000"/>
           <w:kern w:val="0"/>
           <w:lang w:eastAsia="es-ES"/>
-          <ns2:ligatures ns2:val="none"/>
+          <w14:ligatures w14:val="none"/>
         </w:rPr>
         <w:t xml:space="preserve">Seguro Vehicular de Rímac </w:t>
       </w:r>
@@ -1986,7 +1923,7 @@
           <w:color w:val="000000"/>
           <w:kern w:val="0"/>
           <w:lang w:eastAsia="es-ES"/>
-          <ns2:ligatures ns2:val="none"/>
+          <w14:ligatures w14:val="none"/>
         </w:rPr>
         <w:t>por</w:t>
       </w:r>
@@ -1996,7 +1933,7 @@
           <w:color w:val="000000"/>
           <w:kern w:val="0"/>
           <w:lang w:eastAsia="es-ES"/>
-          <ns2:ligatures ns2:val="none"/>
+          <w14:ligatures w14:val="none"/>
         </w:rPr>
         <w:t xml:space="preserve">que </w:t>
       </w:r>
@@ -2006,7 +1943,7 @@
           <w:color w:val="000000"/>
           <w:kern w:val="0"/>
           <w:lang w:eastAsia="es-ES"/>
-          <ns2:ligatures ns2:val="none"/>
+          <w14:ligatures w14:val="none"/>
         </w:rPr>
         <w:t>sería</w:t>
       </w:r>
@@ -2016,7 +1953,7 @@
           <w:color w:val="000000"/>
           <w:kern w:val="0"/>
           <w:lang w:eastAsia="es-ES"/>
-          <ns2:ligatures ns2:val="none"/>
+          <w14:ligatures w14:val="none"/>
         </w:rPr>
         <w:t xml:space="preserve"> su responsabilidad</w:t>
       </w:r>
@@ -2026,7 +1963,7 @@
           <w:color w:val="000000"/>
           <w:kern w:val="0"/>
           <w:lang w:eastAsia="es-ES"/>
-          <ns2:ligatures ns2:val="none"/>
+          <w14:ligatures w14:val="none"/>
         </w:rPr>
         <w:t xml:space="preserve"> </w:t>
       </w:r>
@@ -2036,7 +1973,7 @@
           <w:color w:val="000000"/>
           <w:kern w:val="0"/>
           <w:lang w:eastAsia="es-ES"/>
-          <ns2:ligatures ns2:val="none"/>
+          <w14:ligatures w14:val="none"/>
         </w:rPr>
         <w:t xml:space="preserve">la renovación del endoso de la póliza </w:t>
       </w:r>
@@ -2046,7 +1983,7 @@
           <w:color w:val="000000"/>
           <w:kern w:val="0"/>
           <w:lang w:eastAsia="es-ES"/>
-          <ns2:ligatures ns2:val="none"/>
+          <w14:ligatures w14:val="none"/>
         </w:rPr>
         <w:t>del Seguro Vehicular Renovado</w:t>
       </w:r>
@@ -2056,7 +1993,7 @@
           <w:color w:val="000000"/>
           <w:kern w:val="0"/>
           <w:lang w:eastAsia="es-ES"/>
-          <ns2:ligatures ns2:val="none"/>
+          <w14:ligatures w14:val="none"/>
         </w:rPr>
         <w:t xml:space="preserve"> y no lo hizo</w:t>
       </w:r>
@@ -2066,7 +2003,7 @@
           <w:color w:val="000000"/>
           <w:kern w:val="0"/>
           <w:lang w:eastAsia="es-ES"/>
-          <ns2:ligatures ns2:val="none"/>
+          <w14:ligatures w14:val="none"/>
         </w:rPr>
         <w:t xml:space="preserve">; no obstante, el Banco no había narrado </w:t>
       </w:r>
@@ -2076,7 +2013,7 @@
           <w:color w:val="000000"/>
           <w:kern w:val="0"/>
           <w:lang w:eastAsia="es-ES"/>
-          <ns2:ligatures ns2:val="none"/>
+          <w14:ligatures w14:val="none"/>
         </w:rPr>
         <w:lastRenderedPageBreak/>
         <w:t>correctamente lo sucedido</w:t>
@@ -2087,7 +2024,7 @@
           <w:color w:val="000000"/>
           <w:kern w:val="0"/>
           <w:lang w:eastAsia="es-ES"/>
-          <ns2:ligatures ns2:val="none"/>
+          <w14:ligatures w14:val="none"/>
         </w:rPr>
         <w:t xml:space="preserve"> desconociendo su responsabilidad por no haber renovado la póliza emitida por Qualitas</w:t>
       </w:r>
@@ -2097,25 +2034,25 @@
           <w:color w:val="000000"/>
           <w:kern w:val="0"/>
           <w:lang w:eastAsia="es-ES"/>
-          <ns2:ligatures ns2:val="none"/>
+          <w14:ligatures w14:val="none"/>
         </w:rPr>
         <w:t>.</w:t>
       </w:r>
     </w:p>
-    <w:p ns2:paraId="1E449353" ns2:textId="77777777">
-      <w:pPr>
-        <w:spacing w:after="0" w:line="240" w:lineRule="auto"/>
-        <w:jc w:val="both"/>
-        <w:rPr>
-          <w:rFonts w:ascii="Arial Narrow" w:eastAsia="Times New Roman" w:hAnsi="Arial Narrow" w:cs="Arial"/>
-          <w:color w:val="000000"/>
-          <w:kern w:val="0"/>
-          <w:lang w:eastAsia="es-ES"/>
-          <ns2:ligatures ns2:val="none"/>
-        </w:rPr>
-      </w:pPr>
-    </w:p>
-    <w:p ns2:paraId="45C44388" ns2:textId="59BAD7B1">
+    <w:p>
+      <w:pPr>
+        <w:spacing w:after="0" w:line="240" w:lineRule="auto"/>
+        <w:jc w:val="both"/>
+        <w:rPr>
+          <w:rFonts w:ascii="Arial Narrow" w:eastAsia="Times New Roman" w:hAnsi="Arial Narrow" w:cs="Arial"/>
+          <w:color w:val="000000"/>
+          <w:kern w:val="0"/>
+          <w:lang w:eastAsia="es-ES"/>
+          <w14:ligatures w14:val="none"/>
+        </w:rPr>
+      </w:pPr>
+    </w:p>
+    <w:p>
       <w:pPr>
         <w:pStyle w:val="Prrafodelista"/>
         <w:numPr>
@@ -2134,16 +2071,16 @@
           <w:color w:val="000000"/>
           <w:kern w:val="0"/>
           <w:lang w:eastAsia="es-ES"/>
-          <ns2:ligatures ns2:val="none"/>
-        </w:rPr>
-      </w:pPr>
-      <w:r>
-        <w:rPr>
-          <w:rFonts w:ascii="Arial Narrow" w:eastAsia="Times New Roman" w:hAnsi="Arial Narrow" w:cs="Arial"/>
-          <w:color w:val="000000"/>
-          <w:kern w:val="0"/>
-          <w:lang w:eastAsia="es-ES"/>
-          <ns2:ligatures ns2:val="none"/>
+          <w14:ligatures w14:val="none"/>
+        </w:rPr>
+      </w:pPr>
+      <w:r>
+        <w:rPr>
+          <w:rFonts w:ascii="Arial Narrow" w:eastAsia="Times New Roman" w:hAnsi="Arial Narrow" w:cs="Arial"/>
+          <w:color w:val="000000"/>
+          <w:kern w:val="0"/>
+          <w:lang w:eastAsia="es-ES"/>
+          <w14:ligatures w14:val="none"/>
         </w:rPr>
         <w:t xml:space="preserve">El 17 de enero de 2025, </w:t>
       </w:r>
@@ -2153,7 +2090,7 @@
           <w:color w:val="000000"/>
           <w:kern w:val="0"/>
           <w:lang w:eastAsia="es-ES"/>
-          <ns2:ligatures ns2:val="none"/>
+          <w14:ligatures w14:val="none"/>
         </w:rPr>
         <w:t>el</w:t>
       </w:r>
@@ -2163,7 +2100,7 @@
           <w:color w:val="000000"/>
           <w:kern w:val="0"/>
           <w:lang w:eastAsia="es-ES"/>
-          <ns2:ligatures ns2:val="none"/>
+          <w14:ligatures w14:val="none"/>
         </w:rPr>
         <w:t xml:space="preserve"> Banco</w:t>
       </w:r>
@@ -2173,7 +2110,7 @@
           <w:color w:val="000000"/>
           <w:kern w:val="0"/>
           <w:lang w:eastAsia="es-ES"/>
-          <ns2:ligatures ns2:val="none"/>
+          <w14:ligatures w14:val="none"/>
         </w:rPr>
         <w:t xml:space="preserve"> </w:t>
       </w:r>
@@ -2183,7 +2120,7 @@
           <w:color w:val="000000"/>
           <w:kern w:val="0"/>
           <w:lang w:eastAsia="es-ES"/>
-          <ns2:ligatures ns2:val="none"/>
+          <w14:ligatures w14:val="none"/>
         </w:rPr>
         <w:t xml:space="preserve">le requirió </w:t>
       </w:r>
@@ -2193,7 +2130,7 @@
           <w:color w:val="000000"/>
           <w:kern w:val="0"/>
           <w:lang w:eastAsia="es-ES"/>
-          <ns2:ligatures ns2:val="none"/>
+          <w14:ligatures w14:val="none"/>
         </w:rPr>
         <w:t xml:space="preserve">el pago de US$65 para cesar el débito por el Seguro Vehicular de Rímac, </w:t>
       </w:r>
@@ -2203,7 +2140,7 @@
           <w:color w:val="000000"/>
           <w:kern w:val="0"/>
           <w:lang w:eastAsia="es-ES"/>
-          <ns2:ligatures ns2:val="none"/>
+          <w14:ligatures w14:val="none"/>
         </w:rPr>
         <w:t xml:space="preserve">el cual pagó por coacción. </w:t>
       </w:r>
@@ -2213,7 +2150,7 @@
           <w:color w:val="000000"/>
           <w:kern w:val="0"/>
           <w:lang w:eastAsia="es-ES"/>
-          <ns2:ligatures ns2:val="none"/>
+          <w14:ligatures w14:val="none"/>
         </w:rPr>
         <w:t>Asimismo</w:t>
       </w:r>
@@ -2223,7 +2160,7 @@
           <w:color w:val="000000"/>
           <w:kern w:val="0"/>
           <w:lang w:eastAsia="es-ES"/>
-          <ns2:ligatures ns2:val="none"/>
+          <w14:ligatures w14:val="none"/>
         </w:rPr>
         <w:t>,</w:t>
       </w:r>
@@ -2233,7 +2170,7 @@
           <w:color w:val="000000"/>
           <w:kern w:val="0"/>
           <w:lang w:eastAsia="es-ES"/>
-          <ns2:ligatures ns2:val="none"/>
+          <w14:ligatures w14:val="none"/>
         </w:rPr>
         <w:t xml:space="preserve"> presentó la </w:t>
       </w:r>
@@ -2243,7 +2180,7 @@
           <w:color w:val="000000"/>
           <w:kern w:val="0"/>
           <w:lang w:eastAsia="es-ES"/>
-          <ns2:ligatures ns2:val="none"/>
+          <w14:ligatures w14:val="none"/>
         </w:rPr>
         <w:t>Solicitud 226222 para la renovación del Seguro Vehicular de Qualitas y anular el Seguro Vehicular de Rímac</w:t>
       </w:r>
@@ -2253,7 +2190,7 @@
           <w:color w:val="000000"/>
           <w:kern w:val="0"/>
           <w:lang w:eastAsia="es-ES"/>
-          <ns2:ligatures ns2:val="none"/>
+          <w14:ligatures w14:val="none"/>
         </w:rPr>
         <w:t>;</w:t>
       </w:r>
@@ -2263,7 +2200,7 @@
           <w:color w:val="000000"/>
           <w:kern w:val="0"/>
           <w:lang w:eastAsia="es-ES"/>
-          <ns2:ligatures ns2:val="none"/>
+          <w14:ligatures w14:val="none"/>
         </w:rPr>
         <w:t xml:space="preserve"> </w:t>
       </w:r>
@@ -2273,7 +2210,7 @@
           <w:color w:val="000000"/>
           <w:kern w:val="0"/>
           <w:lang w:eastAsia="es-ES"/>
-          <ns2:ligatures ns2:val="none"/>
+          <w14:ligatures w14:val="none"/>
         </w:rPr>
         <w:t>retornó</w:t>
       </w:r>
@@ -2283,7 +2220,7 @@
           <w:color w:val="000000"/>
           <w:kern w:val="0"/>
           <w:lang w:eastAsia="es-ES"/>
-          <ns2:ligatures ns2:val="none"/>
+          <w14:ligatures w14:val="none"/>
         </w:rPr>
         <w:t xml:space="preserve"> al Banco</w:t>
       </w:r>
@@ -2293,7 +2230,7 @@
           <w:color w:val="000000"/>
           <w:kern w:val="0"/>
           <w:lang w:eastAsia="es-ES"/>
-          <ns2:ligatures ns2:val="none"/>
+          <w14:ligatures w14:val="none"/>
         </w:rPr>
         <w:t xml:space="preserve"> el 21 de enero de 2025 para firmar la póliza renovada de Qualitas</w:t>
       </w:r>
@@ -2303,7 +2240,7 @@
           <w:color w:val="000000"/>
           <w:kern w:val="0"/>
           <w:lang w:eastAsia="es-ES"/>
-          <ns2:ligatures ns2:val="none"/>
+          <w14:ligatures w14:val="none"/>
         </w:rPr>
         <w:t xml:space="preserve"> y firmar </w:t>
       </w:r>
@@ -2313,7 +2250,7 @@
           <w:color w:val="000000"/>
           <w:kern w:val="0"/>
           <w:lang w:eastAsia="es-ES"/>
-          <ns2:ligatures ns2:val="none"/>
+          <w14:ligatures w14:val="none"/>
         </w:rPr>
         <w:t>el endoso</w:t>
       </w:r>
@@ -2323,7 +2260,7 @@
           <w:color w:val="000000"/>
           <w:kern w:val="0"/>
           <w:lang w:eastAsia="es-ES"/>
-          <ns2:ligatures ns2:val="none"/>
+          <w14:ligatures w14:val="none"/>
         </w:rPr>
         <w:t xml:space="preserve"> respectivo</w:t>
       </w:r>
@@ -2333,25 +2270,25 @@
           <w:color w:val="000000"/>
           <w:kern w:val="0"/>
           <w:lang w:eastAsia="es-ES"/>
-          <ns2:ligatures ns2:val="none"/>
+          <w14:ligatures w14:val="none"/>
         </w:rPr>
         <w:t>.</w:t>
       </w:r>
     </w:p>
-    <w:p ns2:paraId="1ACFA6A1" ns2:textId="77777777">
-      <w:pPr>
-        <w:spacing w:after="0" w:line="240" w:lineRule="auto"/>
-        <w:jc w:val="both"/>
-        <w:rPr>
-          <w:rFonts w:ascii="Arial Narrow" w:eastAsia="Times New Roman" w:hAnsi="Arial Narrow" w:cs="Arial"/>
-          <w:color w:val="000000"/>
-          <w:kern w:val="0"/>
-          <w:lang w:eastAsia="es-ES"/>
-          <ns2:ligatures ns2:val="none"/>
-        </w:rPr>
-      </w:pPr>
-    </w:p>
-    <w:p ns2:paraId="5B75DCCE" ns2:textId="0B2AA6E4">
+    <w:p>
+      <w:pPr>
+        <w:spacing w:after="0" w:line="240" w:lineRule="auto"/>
+        <w:jc w:val="both"/>
+        <w:rPr>
+          <w:rFonts w:ascii="Arial Narrow" w:eastAsia="Times New Roman" w:hAnsi="Arial Narrow" w:cs="Arial"/>
+          <w:color w:val="000000"/>
+          <w:kern w:val="0"/>
+          <w:lang w:eastAsia="es-ES"/>
+          <w14:ligatures w14:val="none"/>
+        </w:rPr>
+      </w:pPr>
+    </w:p>
+    <w:p>
       <w:pPr>
         <w:pStyle w:val="Prrafodelista"/>
         <w:numPr>
@@ -2370,16 +2307,16 @@
           <w:color w:val="000000"/>
           <w:kern w:val="0"/>
           <w:lang w:eastAsia="es-ES"/>
-          <ns2:ligatures ns2:val="none"/>
-        </w:rPr>
-      </w:pPr>
-      <w:r>
-        <w:rPr>
-          <w:rFonts w:ascii="Arial Narrow" w:eastAsia="Times New Roman" w:hAnsi="Arial Narrow" w:cs="Arial"/>
-          <w:color w:val="000000"/>
-          <w:kern w:val="0"/>
-          <w:lang w:eastAsia="es-ES"/>
-          <ns2:ligatures ns2:val="none"/>
+          <w14:ligatures w14:val="none"/>
+        </w:rPr>
+      </w:pPr>
+      <w:r>
+        <w:rPr>
+          <w:rFonts w:ascii="Arial Narrow" w:eastAsia="Times New Roman" w:hAnsi="Arial Narrow" w:cs="Arial"/>
+          <w:color w:val="000000"/>
+          <w:kern w:val="0"/>
+          <w:lang w:eastAsia="es-ES"/>
+          <w14:ligatures w14:val="none"/>
         </w:rPr>
         <w:t xml:space="preserve">El 24 de enero de 2025, se acercó a la oficina </w:t>
       </w:r>
@@ -2389,7 +2326,7 @@
           <w:color w:val="000000"/>
           <w:kern w:val="0"/>
           <w:lang w:eastAsia="es-ES"/>
-          <ns2:ligatures ns2:val="none"/>
+          <w14:ligatures w14:val="none"/>
         </w:rPr>
         <w:t xml:space="preserve">del Banco BBVA en </w:t>
       </w:r>
@@ -2399,7 +2336,7 @@
           <w:color w:val="000000"/>
           <w:kern w:val="0"/>
           <w:lang w:eastAsia="es-ES"/>
-          <ns2:ligatures ns2:val="none"/>
+          <w14:ligatures w14:val="none"/>
         </w:rPr>
         <w:t>el distrito</w:t>
       </w:r>
@@ -2409,7 +2346,7 @@
           <w:color w:val="000000"/>
           <w:kern w:val="0"/>
           <w:lang w:eastAsia="es-ES"/>
-          <ns2:ligatures ns2:val="none"/>
+          <w14:ligatures w14:val="none"/>
         </w:rPr>
         <w:t xml:space="preserve"> Jesús María </w:t>
       </w:r>
@@ -2419,7 +2356,7 @@
           <w:color w:val="000000"/>
           <w:kern w:val="0"/>
           <w:lang w:eastAsia="es-ES"/>
-          <ns2:ligatures ns2:val="none"/>
+          <w14:ligatures w14:val="none"/>
         </w:rPr>
         <w:t>manifestando su</w:t>
       </w:r>
@@ -2429,7 +2366,7 @@
           <w:color w:val="000000"/>
           <w:kern w:val="0"/>
           <w:lang w:eastAsia="es-ES"/>
-          <ns2:ligatures ns2:val="none"/>
+          <w14:ligatures w14:val="none"/>
         </w:rPr>
         <w:t xml:space="preserve"> inconformidad con la respuesta</w:t>
       </w:r>
@@ -2439,7 +2376,7 @@
           <w:color w:val="000000"/>
           <w:kern w:val="0"/>
           <w:lang w:eastAsia="es-ES"/>
-          <ns2:ligatures ns2:val="none"/>
+          <w14:ligatures w14:val="none"/>
         </w:rPr>
         <w:t xml:space="preserve"> del reclamo por narrar incorrectamente lo</w:t>
       </w:r>
@@ -2449,7 +2386,7 @@
           <w:color w:val="000000"/>
           <w:kern w:val="0"/>
           <w:lang w:eastAsia="es-ES"/>
-          <ns2:ligatures ns2:val="none"/>
+          <w14:ligatures w14:val="none"/>
         </w:rPr>
         <w:t xml:space="preserve"> sucedido</w:t>
       </w:r>
@@ -2459,7 +2396,7 @@
           <w:color w:val="000000"/>
           <w:kern w:val="0"/>
           <w:lang w:eastAsia="es-ES"/>
-          <ns2:ligatures ns2:val="none"/>
+          <w14:ligatures w14:val="none"/>
         </w:rPr>
         <w:t xml:space="preserve">; ese mismo día, presentó </w:t>
       </w:r>
@@ -2469,7 +2406,7 @@
           <w:color w:val="000000"/>
           <w:kern w:val="0"/>
           <w:lang w:eastAsia="es-ES"/>
-          <ns2:ligatures ns2:val="none"/>
+          <w14:ligatures w14:val="none"/>
         </w:rPr>
         <w:t xml:space="preserve">el </w:t>
       </w:r>
@@ -2479,7 +2416,7 @@
           <w:color w:val="000000"/>
           <w:kern w:val="0"/>
           <w:lang w:eastAsia="es-ES"/>
-          <ns2:ligatures ns2:val="none"/>
+          <w14:ligatures w14:val="none"/>
         </w:rPr>
         <w:t xml:space="preserve">Reclamo 24012500903 </w:t>
       </w:r>
@@ -2489,7 +2426,7 @@
           <w:color w:val="000000"/>
           <w:kern w:val="0"/>
           <w:lang w:eastAsia="es-ES"/>
-          <ns2:ligatures ns2:val="none"/>
+          <w14:ligatures w14:val="none"/>
         </w:rPr>
         <w:t xml:space="preserve">indicando que se generó el </w:t>
       </w:r>
@@ -2499,7 +2436,7 @@
           <w:color w:val="000000"/>
           <w:kern w:val="0"/>
           <w:lang w:eastAsia="es-ES"/>
-          <ns2:ligatures ns2:val="none"/>
+          <w14:ligatures w14:val="none"/>
         </w:rPr>
         <w:t>Seguro Vehicular de Rímac sin</w:t>
       </w:r>
@@ -2509,7 +2446,7 @@
           <w:color w:val="000000"/>
           <w:kern w:val="0"/>
           <w:lang w:eastAsia="es-ES"/>
-          <ns2:ligatures ns2:val="none"/>
+          <w14:ligatures w14:val="none"/>
         </w:rPr>
         <w:t xml:space="preserve"> su</w:t>
       </w:r>
@@ -2519,7 +2456,7 @@
           <w:color w:val="000000"/>
           <w:kern w:val="0"/>
           <w:lang w:eastAsia="es-ES"/>
-          <ns2:ligatures ns2:val="none"/>
+          <w14:ligatures w14:val="none"/>
         </w:rPr>
         <w:t xml:space="preserve"> autorización</w:t>
       </w:r>
@@ -2529,7 +2466,7 @@
           <w:color w:val="000000"/>
           <w:kern w:val="0"/>
           <w:lang w:eastAsia="es-ES"/>
-          <ns2:ligatures ns2:val="none"/>
+          <w14:ligatures w14:val="none"/>
         </w:rPr>
         <w:t xml:space="preserve"> y solicit</w:t>
       </w:r>
@@ -2539,7 +2476,7 @@
           <w:color w:val="000000"/>
           <w:kern w:val="0"/>
           <w:lang w:eastAsia="es-ES"/>
-          <ns2:ligatures ns2:val="none"/>
+          <w14:ligatures w14:val="none"/>
         </w:rPr>
         <w:t>ó</w:t>
       </w:r>
@@ -2549,7 +2486,7 @@
           <w:color w:val="000000"/>
           <w:kern w:val="0"/>
           <w:lang w:eastAsia="es-ES"/>
-          <ns2:ligatures ns2:val="none"/>
+          <w14:ligatures w14:val="none"/>
         </w:rPr>
         <w:t xml:space="preserve"> el retorno de los cobros indebidos</w:t>
       </w:r>
@@ -2559,7 +2496,7 @@
           <w:color w:val="000000"/>
           <w:kern w:val="0"/>
           <w:lang w:eastAsia="es-ES"/>
-          <ns2:ligatures ns2:val="none"/>
+          <w14:ligatures w14:val="none"/>
         </w:rPr>
         <w:t>;</w:t>
       </w:r>
@@ -2569,7 +2506,7 @@
           <w:color w:val="000000"/>
           <w:kern w:val="0"/>
           <w:lang w:eastAsia="es-ES"/>
-          <ns2:ligatures ns2:val="none"/>
+          <w14:ligatures w14:val="none"/>
         </w:rPr>
         <w:t xml:space="preserve"> no obstante, se redactó en el reclamo sin su consentimiento que habría demostrado que tiene un seguro endosado</w:t>
       </w:r>
@@ -2579,7 +2516,7 @@
           <w:color w:val="000000"/>
           <w:kern w:val="0"/>
           <w:lang w:eastAsia="es-ES"/>
-          <ns2:ligatures ns2:val="none"/>
+          <w14:ligatures w14:val="none"/>
         </w:rPr>
         <w:t>, lo cual no se ajusta a lo realmente sucedido</w:t>
       </w:r>
@@ -2589,25 +2526,25 @@
           <w:color w:val="000000"/>
           <w:kern w:val="0"/>
           <w:lang w:eastAsia="es-ES"/>
-          <ns2:ligatures ns2:val="none"/>
+          <w14:ligatures w14:val="none"/>
         </w:rPr>
         <w:t>.</w:t>
       </w:r>
     </w:p>
-    <w:p ns2:paraId="02A1DEFD" ns2:textId="77777777">
-      <w:pPr>
-        <w:spacing w:after="0" w:line="240" w:lineRule="auto"/>
-        <w:jc w:val="both"/>
-        <w:rPr>
-          <w:rFonts w:ascii="Arial Narrow" w:eastAsia="Times New Roman" w:hAnsi="Arial Narrow" w:cs="Arial"/>
-          <w:color w:val="000000"/>
-          <w:kern w:val="0"/>
-          <w:lang w:eastAsia="es-ES"/>
-          <ns2:ligatures ns2:val="none"/>
-        </w:rPr>
-      </w:pPr>
-    </w:p>
-    <w:p ns2:paraId="53A4A5DF" ns2:textId="5FA4D589">
+    <w:p>
+      <w:pPr>
+        <w:spacing w:after="0" w:line="240" w:lineRule="auto"/>
+        <w:jc w:val="both"/>
+        <w:rPr>
+          <w:rFonts w:ascii="Arial Narrow" w:eastAsia="Times New Roman" w:hAnsi="Arial Narrow" w:cs="Arial"/>
+          <w:color w:val="000000"/>
+          <w:kern w:val="0"/>
+          <w:lang w:eastAsia="es-ES"/>
+          <w14:ligatures w14:val="none"/>
+        </w:rPr>
+      </w:pPr>
+    </w:p>
+    <w:p>
       <w:pPr>
         <w:pStyle w:val="Prrafodelista"/>
         <w:numPr>
@@ -2626,16 +2563,16 @@
           <w:color w:val="000000"/>
           <w:kern w:val="0"/>
           <w:lang w:eastAsia="es-ES"/>
-          <ns2:ligatures ns2:val="none"/>
-        </w:rPr>
-      </w:pPr>
-      <w:r>
-        <w:rPr>
-          <w:rFonts w:ascii="Arial Narrow" w:eastAsia="Times New Roman" w:hAnsi="Arial Narrow" w:cs="Arial"/>
-          <w:color w:val="000000"/>
-          <w:kern w:val="0"/>
-          <w:lang w:eastAsia="es-ES"/>
-          <ns2:ligatures ns2:val="none"/>
+          <w14:ligatures w14:val="none"/>
+        </w:rPr>
+      </w:pPr>
+      <w:r>
+        <w:rPr>
+          <w:rFonts w:ascii="Arial Narrow" w:eastAsia="Times New Roman" w:hAnsi="Arial Narrow" w:cs="Arial"/>
+          <w:color w:val="000000"/>
+          <w:kern w:val="0"/>
+          <w:lang w:eastAsia="es-ES"/>
+          <w14:ligatures w14:val="none"/>
         </w:rPr>
         <w:t xml:space="preserve">El 28 de enero de 2025, </w:t>
       </w:r>
@@ -2645,7 +2582,7 @@
           <w:color w:val="000000"/>
           <w:kern w:val="0"/>
           <w:lang w:eastAsia="es-ES"/>
-          <ns2:ligatures ns2:val="none"/>
+          <w14:ligatures w14:val="none"/>
         </w:rPr>
         <w:t xml:space="preserve">el Banco </w:t>
       </w:r>
@@ -2655,7 +2592,7 @@
           <w:color w:val="000000"/>
           <w:kern w:val="0"/>
           <w:lang w:eastAsia="es-ES"/>
-          <ns2:ligatures ns2:val="none"/>
+          <w14:ligatures w14:val="none"/>
         </w:rPr>
         <w:t>respondió a su reclamo indicándole</w:t>
       </w:r>
@@ -2665,7 +2602,7 @@
           <w:color w:val="000000"/>
           <w:kern w:val="0"/>
           <w:lang w:eastAsia="es-ES"/>
-          <ns2:ligatures ns2:val="none"/>
+          <w14:ligatures w14:val="none"/>
         </w:rPr>
         <w:t xml:space="preserve"> que generó el </w:t>
       </w:r>
@@ -2675,7 +2612,7 @@
           <w:color w:val="000000"/>
           <w:kern w:val="0"/>
           <w:lang w:eastAsia="es-ES"/>
-          <ns2:ligatures ns2:val="none"/>
+          <w14:ligatures w14:val="none"/>
         </w:rPr>
         <w:t xml:space="preserve">Seguro Vehicular de Rímac </w:t>
       </w:r>
@@ -2685,7 +2622,7 @@
           <w:color w:val="000000"/>
           <w:kern w:val="0"/>
           <w:lang w:eastAsia="es-ES"/>
-          <ns2:ligatures ns2:val="none"/>
+          <w14:ligatures w14:val="none"/>
         </w:rPr>
         <w:t>por</w:t>
       </w:r>
@@ -2695,7 +2632,7 @@
           <w:color w:val="000000"/>
           <w:kern w:val="0"/>
           <w:lang w:eastAsia="es-ES"/>
-          <ns2:ligatures ns2:val="none"/>
+          <w14:ligatures w14:val="none"/>
         </w:rPr>
         <w:t>que no habría presentado</w:t>
       </w:r>
@@ -2705,7 +2642,7 @@
           <w:color w:val="000000"/>
           <w:kern w:val="0"/>
           <w:lang w:eastAsia="es-ES"/>
-          <ns2:ligatures ns2:val="none"/>
+          <w14:ligatures w14:val="none"/>
         </w:rPr>
         <w:t xml:space="preserve"> </w:t>
       </w:r>
@@ -2715,7 +2652,7 @@
           <w:color w:val="000000"/>
           <w:kern w:val="0"/>
           <w:lang w:eastAsia="es-ES"/>
-          <ns2:ligatures ns2:val="none"/>
+          <w14:ligatures w14:val="none"/>
         </w:rPr>
         <w:t xml:space="preserve">oportunamente la renovación de la póliza </w:t>
       </w:r>
@@ -2725,7 +2662,7 @@
           <w:color w:val="000000"/>
           <w:kern w:val="0"/>
           <w:lang w:eastAsia="es-ES"/>
-          <ns2:ligatures ns2:val="none"/>
+          <w14:ligatures w14:val="none"/>
         </w:rPr>
         <w:t xml:space="preserve">del Seguro Vehicular </w:t>
       </w:r>
@@ -2735,7 +2672,7 @@
           <w:color w:val="000000"/>
           <w:kern w:val="0"/>
           <w:lang w:eastAsia="es-ES"/>
-          <ns2:ligatures ns2:val="none"/>
+          <w14:ligatures w14:val="none"/>
         </w:rPr>
         <w:t xml:space="preserve">Renovado </w:t>
       </w:r>
@@ -2745,7 +2682,7 @@
           <w:color w:val="000000"/>
           <w:kern w:val="0"/>
           <w:lang w:eastAsia="es-ES"/>
-          <ns2:ligatures ns2:val="none"/>
+          <w14:ligatures w14:val="none"/>
         </w:rPr>
         <w:t>y que</w:t>
       </w:r>
@@ -2755,7 +2692,7 @@
           <w:color w:val="000000"/>
           <w:kern w:val="0"/>
           <w:lang w:eastAsia="es-ES"/>
-          <ns2:ligatures ns2:val="none"/>
+          <w14:ligatures w14:val="none"/>
         </w:rPr>
         <w:t xml:space="preserve"> le</w:t>
       </w:r>
@@ -2765,7 +2702,7 @@
           <w:color w:val="000000"/>
           <w:kern w:val="0"/>
           <w:lang w:eastAsia="es-ES"/>
-          <ns2:ligatures ns2:val="none"/>
+          <w14:ligatures w14:val="none"/>
         </w:rPr>
         <w:t xml:space="preserve"> correspondía asumir la prima a prorrata por la cobertura del 28 de setiembre de 2024 al 21 de enero de 2025.</w:t>
       </w:r>
@@ -2775,25 +2712,25 @@
           <w:color w:val="000000"/>
           <w:kern w:val="0"/>
           <w:lang w:eastAsia="es-ES"/>
-          <ns2:ligatures ns2:val="none"/>
+          <w14:ligatures w14:val="none"/>
         </w:rPr>
         <w:t xml:space="preserve"> </w:t>
       </w:r>
     </w:p>
-    <w:p ns2:paraId="0C6E46CE" ns2:textId="77777777">
-      <w:pPr>
-        <w:spacing w:after="0" w:line="240" w:lineRule="auto"/>
-        <w:jc w:val="both"/>
-        <w:rPr>
-          <w:rFonts w:ascii="Arial Narrow" w:eastAsia="Times New Roman" w:hAnsi="Arial Narrow" w:cs="Arial"/>
-          <w:color w:val="000000"/>
-          <w:kern w:val="0"/>
-          <w:lang w:eastAsia="es-ES"/>
-          <ns2:ligatures ns2:val="none"/>
-        </w:rPr>
-      </w:pPr>
-    </w:p>
-    <w:p ns2:paraId="6E7C5073" ns2:textId="21CD664D">
+    <w:p>
+      <w:pPr>
+        <w:spacing w:after="0" w:line="240" w:lineRule="auto"/>
+        <w:jc w:val="both"/>
+        <w:rPr>
+          <w:rFonts w:ascii="Arial Narrow" w:eastAsia="Times New Roman" w:hAnsi="Arial Narrow" w:cs="Arial"/>
+          <w:color w:val="000000"/>
+          <w:kern w:val="0"/>
+          <w:lang w:eastAsia="es-ES"/>
+          <w14:ligatures w14:val="none"/>
+        </w:rPr>
+      </w:pPr>
+    </w:p>
+    <w:p>
       <w:pPr>
         <w:pStyle w:val="Prrafodelista"/>
         <w:numPr>
@@ -2812,16 +2749,16 @@
           <w:color w:val="000000"/>
           <w:kern w:val="0"/>
           <w:lang w:eastAsia="es-ES"/>
-          <ns2:ligatures ns2:val="none"/>
-        </w:rPr>
-      </w:pPr>
-      <w:r>
-        <w:rPr>
-          <w:rFonts w:ascii="Arial Narrow" w:eastAsia="Times New Roman" w:hAnsi="Arial Narrow" w:cs="Arial"/>
-          <w:color w:val="000000"/>
-          <w:kern w:val="0"/>
-          <w:lang w:eastAsia="es-ES"/>
-          <ns2:ligatures ns2:val="none"/>
+          <w14:ligatures w14:val="none"/>
+        </w:rPr>
+      </w:pPr>
+      <w:r>
+        <w:rPr>
+          <w:rFonts w:ascii="Arial Narrow" w:eastAsia="Times New Roman" w:hAnsi="Arial Narrow" w:cs="Arial"/>
+          <w:color w:val="000000"/>
+          <w:kern w:val="0"/>
+          <w:lang w:eastAsia="es-ES"/>
+          <w14:ligatures w14:val="none"/>
         </w:rPr>
         <w:t xml:space="preserve">El 30 de enero de 2025, </w:t>
       </w:r>
@@ -2831,7 +2768,7 @@
           <w:color w:val="000000"/>
           <w:kern w:val="0"/>
           <w:lang w:eastAsia="es-ES"/>
-          <ns2:ligatures ns2:val="none"/>
+          <w14:ligatures w14:val="none"/>
         </w:rPr>
         <w:t xml:space="preserve">recibió en su domicilio la </w:t>
       </w:r>
@@ -2841,7 +2778,7 @@
           <w:color w:val="000000"/>
           <w:kern w:val="0"/>
           <w:lang w:eastAsia="es-ES"/>
-          <ns2:ligatures ns2:val="none"/>
+          <w14:ligatures w14:val="none"/>
         </w:rPr>
         <w:t>p</w:t>
       </w:r>
@@ -2851,7 +2788,7 @@
           <w:color w:val="000000"/>
           <w:kern w:val="0"/>
           <w:lang w:eastAsia="es-ES"/>
-          <ns2:ligatures ns2:val="none"/>
+          <w14:ligatures w14:val="none"/>
         </w:rPr>
         <w:t xml:space="preserve">óliza </w:t>
       </w:r>
@@ -2861,7 +2798,7 @@
           <w:color w:val="000000"/>
           <w:kern w:val="0"/>
           <w:lang w:eastAsia="es-ES"/>
-          <ns2:ligatures ns2:val="none"/>
+          <w14:ligatures w14:val="none"/>
         </w:rPr>
         <w:t>del Seguro Vehicular de Rímac</w:t>
       </w:r>
@@ -2871,7 +2808,7 @@
           <w:color w:val="000000"/>
           <w:kern w:val="0"/>
           <w:lang w:eastAsia="es-ES"/>
-          <ns2:ligatures ns2:val="none"/>
+          <w14:ligatures w14:val="none"/>
         </w:rPr>
         <w:t xml:space="preserve"> </w:t>
       </w:r>
@@ -2881,7 +2818,7 @@
           <w:color w:val="000000"/>
           <w:kern w:val="0"/>
           <w:lang w:eastAsia="es-ES"/>
-          <ns2:ligatures ns2:val="none"/>
+          <w14:ligatures w14:val="none"/>
         </w:rPr>
         <w:t>y en una de sus cláusulas señalaba que tenía el derecho</w:t>
       </w:r>
@@ -2891,7 +2828,7 @@
           <w:color w:val="000000"/>
           <w:kern w:val="0"/>
           <w:lang w:eastAsia="es-ES"/>
-          <ns2:ligatures ns2:val="none"/>
+          <w14:ligatures w14:val="none"/>
         </w:rPr>
         <w:t xml:space="preserve"> de arrepentimiento </w:t>
       </w:r>
@@ -2901,7 +2838,7 @@
           <w:color w:val="000000"/>
           <w:kern w:val="0"/>
           <w:lang w:eastAsia="es-ES"/>
-          <ns2:ligatures ns2:val="none"/>
+          <w14:ligatures w14:val="none"/>
         </w:rPr>
         <w:t>en caso de que</w:t>
       </w:r>
@@ -2911,7 +2848,7 @@
           <w:color w:val="000000"/>
           <w:kern w:val="0"/>
           <w:lang w:eastAsia="es-ES"/>
-          <ns2:ligatures ns2:val="none"/>
+          <w14:ligatures w14:val="none"/>
         </w:rPr>
         <w:t xml:space="preserve"> no haya hecho uso de la cobertura</w:t>
       </w:r>
@@ -2921,25 +2858,25 @@
           <w:color w:val="000000"/>
           <w:kern w:val="0"/>
           <w:lang w:eastAsia="es-ES"/>
-          <ns2:ligatures ns2:val="none"/>
+          <w14:ligatures w14:val="none"/>
         </w:rPr>
         <w:t>.</w:t>
       </w:r>
     </w:p>
-    <w:p ns2:paraId="482F44CA" ns2:textId="77777777">
-      <w:pPr>
-        <w:spacing w:after="0" w:line="240" w:lineRule="auto"/>
-        <w:jc w:val="both"/>
-        <w:rPr>
-          <w:rFonts w:ascii="Arial Narrow" w:eastAsia="Times New Roman" w:hAnsi="Arial Narrow" w:cs="Arial"/>
-          <w:color w:val="000000"/>
-          <w:kern w:val="0"/>
-          <w:lang w:eastAsia="es-ES"/>
-          <ns2:ligatures ns2:val="none"/>
-        </w:rPr>
-      </w:pPr>
-    </w:p>
-    <w:p ns2:paraId="24679E4D" ns2:textId="520DB3DA">
+    <w:p>
+      <w:pPr>
+        <w:spacing w:after="0" w:line="240" w:lineRule="auto"/>
+        <w:jc w:val="both"/>
+        <w:rPr>
+          <w:rFonts w:ascii="Arial Narrow" w:eastAsia="Times New Roman" w:hAnsi="Arial Narrow" w:cs="Arial"/>
+          <w:color w:val="000000"/>
+          <w:kern w:val="0"/>
+          <w:lang w:eastAsia="es-ES"/>
+          <w14:ligatures w14:val="none"/>
+        </w:rPr>
+      </w:pPr>
+    </w:p>
+    <w:p>
       <w:pPr>
         <w:pStyle w:val="Prrafodelista"/>
         <w:numPr>
@@ -2958,16 +2895,16 @@
           <w:color w:val="000000"/>
           <w:kern w:val="0"/>
           <w:lang w:eastAsia="es-ES"/>
-          <ns2:ligatures ns2:val="none"/>
-        </w:rPr>
-      </w:pPr>
-      <w:r>
-        <w:rPr>
-          <w:rFonts w:ascii="Arial Narrow" w:eastAsia="Times New Roman" w:hAnsi="Arial Narrow" w:cs="Arial"/>
-          <w:color w:val="000000"/>
-          <w:kern w:val="0"/>
-          <w:lang w:eastAsia="es-ES"/>
-          <ns2:ligatures ns2:val="none"/>
+          <w14:ligatures w14:val="none"/>
+        </w:rPr>
+      </w:pPr>
+      <w:r>
+        <w:rPr>
+          <w:rFonts w:ascii="Arial Narrow" w:eastAsia="Times New Roman" w:hAnsi="Arial Narrow" w:cs="Arial"/>
+          <w:color w:val="000000"/>
+          <w:kern w:val="0"/>
+          <w:lang w:eastAsia="es-ES"/>
+          <w14:ligatures w14:val="none"/>
         </w:rPr>
         <w:t xml:space="preserve">El 4 de febrero de 2025, presentó un escrito ante el Banco </w:t>
       </w:r>
@@ -2977,7 +2914,7 @@
           <w:color w:val="000000"/>
           <w:kern w:val="0"/>
           <w:lang w:eastAsia="es-ES"/>
-          <ns2:ligatures ns2:val="none"/>
+          <w14:ligatures w14:val="none"/>
         </w:rPr>
         <w:t>solicitando acogerse</w:t>
       </w:r>
@@ -2987,7 +2924,7 @@
           <w:color w:val="000000"/>
           <w:kern w:val="0"/>
           <w:lang w:eastAsia="es-ES"/>
-          <ns2:ligatures ns2:val="none"/>
+          <w14:ligatures w14:val="none"/>
         </w:rPr>
         <w:t xml:space="preserve"> </w:t>
       </w:r>
@@ -2997,7 +2934,7 @@
           <w:color w:val="000000"/>
           <w:kern w:val="0"/>
           <w:lang w:eastAsia="es-ES"/>
-          <ns2:ligatures ns2:val="none"/>
+          <w14:ligatures w14:val="none"/>
         </w:rPr>
         <w:t>a</w:t>
       </w:r>
@@ -3007,7 +2944,7 @@
           <w:color w:val="000000"/>
           <w:kern w:val="0"/>
           <w:lang w:eastAsia="es-ES"/>
-          <ns2:ligatures ns2:val="none"/>
+          <w14:ligatures w14:val="none"/>
         </w:rPr>
         <w:t xml:space="preserve">l derecho de arrepentimiento de la </w:t>
       </w:r>
@@ -3017,7 +2954,7 @@
           <w:color w:val="000000"/>
           <w:kern w:val="0"/>
           <w:lang w:eastAsia="es-ES"/>
-          <ns2:ligatures ns2:val="none"/>
+          <w14:ligatures w14:val="none"/>
         </w:rPr>
         <w:t>p</w:t>
       </w:r>
@@ -3027,7 +2964,7 @@
           <w:color w:val="000000"/>
           <w:kern w:val="0"/>
           <w:lang w:eastAsia="es-ES"/>
-          <ns2:ligatures ns2:val="none"/>
+          <w14:ligatures w14:val="none"/>
         </w:rPr>
         <w:t xml:space="preserve">óliza </w:t>
       </w:r>
@@ -3037,7 +2974,7 @@
           <w:color w:val="000000"/>
           <w:kern w:val="0"/>
           <w:lang w:eastAsia="es-ES"/>
-          <ns2:ligatures ns2:val="none"/>
+          <w14:ligatures w14:val="none"/>
         </w:rPr>
         <w:t xml:space="preserve">del </w:t>
       </w:r>
@@ -3047,7 +2984,7 @@
           <w:color w:val="000000"/>
           <w:kern w:val="0"/>
           <w:lang w:eastAsia="es-ES"/>
-          <ns2:ligatures ns2:val="none"/>
+          <w14:ligatures w14:val="none"/>
         </w:rPr>
         <w:t>Seguro Vehicular de Rímac</w:t>
       </w:r>
@@ -3057,7 +2994,7 @@
           <w:color w:val="000000"/>
           <w:kern w:val="0"/>
           <w:lang w:eastAsia="es-ES"/>
-          <ns2:ligatures ns2:val="none"/>
+          <w14:ligatures w14:val="none"/>
         </w:rPr>
         <w:t xml:space="preserve"> y le indicaron que debía </w:t>
       </w:r>
@@ -3067,7 +3004,7 @@
           <w:color w:val="000000"/>
           <w:kern w:val="0"/>
           <w:lang w:eastAsia="es-ES"/>
-          <ns2:ligatures ns2:val="none"/>
+          <w14:ligatures w14:val="none"/>
         </w:rPr>
         <w:t>presentar el escrito</w:t>
       </w:r>
@@ -3077,7 +3014,7 @@
           <w:color w:val="000000"/>
           <w:kern w:val="0"/>
           <w:lang w:eastAsia="es-ES"/>
-          <ns2:ligatures ns2:val="none"/>
+          <w14:ligatures w14:val="none"/>
         </w:rPr>
         <w:t xml:space="preserve"> a Rímac.</w:t>
       </w:r>
@@ -3087,7 +3024,7 @@
           <w:color w:val="000000"/>
           <w:kern w:val="0"/>
           <w:lang w:eastAsia="es-ES"/>
-          <ns2:ligatures ns2:val="none"/>
+          <w14:ligatures w14:val="none"/>
         </w:rPr>
         <w:t xml:space="preserve"> El </w:t>
       </w:r>
@@ -3097,7 +3034,7 @@
           <w:color w:val="000000"/>
           <w:kern w:val="0"/>
           <w:lang w:eastAsia="es-ES"/>
-          <ns2:ligatures ns2:val="none"/>
+          <w14:ligatures w14:val="none"/>
         </w:rPr>
         <w:t>mismo día</w:t>
       </w:r>
@@ -3107,25 +3044,25 @@
           <w:color w:val="000000"/>
           <w:kern w:val="0"/>
           <w:lang w:eastAsia="es-ES"/>
-          <ns2:ligatures ns2:val="none"/>
+          <w14:ligatures w14:val="none"/>
         </w:rPr>
         <w:t>, presentó un reclamo ante la Defensoría del Cliente Financiero contra el Banco generando el Expediente 0750-2025.</w:t>
       </w:r>
     </w:p>
-    <w:p ns2:paraId="4593299A" ns2:textId="77777777">
-      <w:pPr>
-        <w:spacing w:after="0" w:line="240" w:lineRule="auto"/>
-        <w:jc w:val="both"/>
-        <w:rPr>
-          <w:rFonts w:ascii="Arial Narrow" w:eastAsia="Times New Roman" w:hAnsi="Arial Narrow" w:cs="Arial"/>
-          <w:color w:val="000000"/>
-          <w:kern w:val="0"/>
-          <w:lang w:eastAsia="es-ES"/>
-          <ns2:ligatures ns2:val="none"/>
-        </w:rPr>
-      </w:pPr>
-    </w:p>
-    <w:p ns2:paraId="3630B0B6" ns2:textId="04C98F1D">
+    <w:p>
+      <w:pPr>
+        <w:spacing w:after="0" w:line="240" w:lineRule="auto"/>
+        <w:jc w:val="both"/>
+        <w:rPr>
+          <w:rFonts w:ascii="Arial Narrow" w:eastAsia="Times New Roman" w:hAnsi="Arial Narrow" w:cs="Arial"/>
+          <w:color w:val="000000"/>
+          <w:kern w:val="0"/>
+          <w:lang w:eastAsia="es-ES"/>
+          <w14:ligatures w14:val="none"/>
+        </w:rPr>
+      </w:pPr>
+    </w:p>
+    <w:p>
       <w:pPr>
         <w:pStyle w:val="Prrafodelista"/>
         <w:numPr>
@@ -3144,16 +3081,16 @@
           <w:color w:val="000000"/>
           <w:kern w:val="0"/>
           <w:lang w:eastAsia="es-ES"/>
-          <ns2:ligatures ns2:val="none"/>
-        </w:rPr>
-      </w:pPr>
-      <w:r>
-        <w:rPr>
-          <w:rFonts w:ascii="Arial Narrow" w:eastAsia="Times New Roman" w:hAnsi="Arial Narrow" w:cs="Arial"/>
-          <w:color w:val="000000"/>
-          <w:kern w:val="0"/>
-          <w:lang w:eastAsia="es-ES"/>
-          <ns2:ligatures ns2:val="none"/>
+          <w14:ligatures w14:val="none"/>
+        </w:rPr>
+      </w:pPr>
+      <w:r>
+        <w:rPr>
+          <w:rFonts w:ascii="Arial Narrow" w:eastAsia="Times New Roman" w:hAnsi="Arial Narrow" w:cs="Arial"/>
+          <w:color w:val="000000"/>
+          <w:kern w:val="0"/>
+          <w:lang w:eastAsia="es-ES"/>
+          <w14:ligatures w14:val="none"/>
         </w:rPr>
         <w:t xml:space="preserve">El 12 de febrero de 2025, presentó el escrito del 4 de febrero de 2025 a Rímac </w:t>
       </w:r>
@@ -3163,7 +3100,7 @@
           <w:color w:val="000000"/>
           <w:kern w:val="0"/>
           <w:lang w:eastAsia="es-ES"/>
-          <ns2:ligatures ns2:val="none"/>
+          <w14:ligatures w14:val="none"/>
         </w:rPr>
         <w:t>solicitando acogerse</w:t>
       </w:r>
@@ -3173,7 +3110,7 @@
           <w:color w:val="000000"/>
           <w:kern w:val="0"/>
           <w:lang w:eastAsia="es-ES"/>
-          <ns2:ligatures ns2:val="none"/>
+          <w14:ligatures w14:val="none"/>
         </w:rPr>
         <w:t xml:space="preserve"> al derecho de arrepentimiento de la </w:t>
       </w:r>
@@ -3183,7 +3120,7 @@
           <w:color w:val="000000"/>
           <w:kern w:val="0"/>
           <w:lang w:eastAsia="es-ES"/>
-          <ns2:ligatures ns2:val="none"/>
+          <w14:ligatures w14:val="none"/>
         </w:rPr>
         <w:t>póliza del Seguro Vehicular de Rímac</w:t>
       </w:r>
@@ -3193,7 +3130,7 @@
           <w:color w:val="000000"/>
           <w:kern w:val="0"/>
           <w:lang w:eastAsia="es-ES"/>
-          <ns2:ligatures ns2:val="none"/>
+          <w14:ligatures w14:val="none"/>
         </w:rPr>
         <w:t xml:space="preserve"> solicitando la nulidad del contrato y la devolución </w:t>
       </w:r>
@@ -3203,7 +3140,7 @@
           <w:color w:val="000000"/>
           <w:kern w:val="0"/>
           <w:lang w:eastAsia="es-ES"/>
-          <ns2:ligatures ns2:val="none"/>
+          <w14:ligatures w14:val="none"/>
         </w:rPr>
         <w:t xml:space="preserve">total </w:t>
       </w:r>
@@ -3213,7 +3150,7 @@
           <w:color w:val="000000"/>
           <w:kern w:val="0"/>
           <w:lang w:eastAsia="es-ES"/>
-          <ns2:ligatures ns2:val="none"/>
+          <w14:ligatures w14:val="none"/>
         </w:rPr>
         <w:t>del monto pagado</w:t>
       </w:r>
@@ -3223,7 +3160,7 @@
           <w:color w:val="000000"/>
           <w:kern w:val="0"/>
           <w:lang w:eastAsia="es-ES"/>
-          <ns2:ligatures ns2:val="none"/>
+          <w14:ligatures w14:val="none"/>
         </w:rPr>
         <w:t>; no obstante, hasta la fecha no ha recibido respuesta</w:t>
       </w:r>
@@ -3233,7 +3170,7 @@
           <w:color w:val="000000"/>
           <w:kern w:val="0"/>
           <w:lang w:eastAsia="es-ES"/>
-          <ns2:ligatures ns2:val="none"/>
+          <w14:ligatures w14:val="none"/>
         </w:rPr>
         <w:t xml:space="preserve"> de su escrito</w:t>
       </w:r>
@@ -3243,25 +3180,25 @@
           <w:color w:val="000000"/>
           <w:kern w:val="0"/>
           <w:lang w:eastAsia="es-ES"/>
-          <ns2:ligatures ns2:val="none"/>
+          <w14:ligatures w14:val="none"/>
         </w:rPr>
         <w:t>.</w:t>
       </w:r>
     </w:p>
-    <w:p ns2:paraId="405980FA" ns2:textId="77777777">
-      <w:pPr>
-        <w:spacing w:after="0" w:line="240" w:lineRule="auto"/>
-        <w:jc w:val="both"/>
-        <w:rPr>
-          <w:rFonts w:ascii="Arial Narrow" w:eastAsia="Times New Roman" w:hAnsi="Arial Narrow" w:cs="Arial"/>
-          <w:color w:val="000000"/>
-          <w:kern w:val="0"/>
-          <w:lang w:eastAsia="es-ES"/>
-          <ns2:ligatures ns2:val="none"/>
-        </w:rPr>
-      </w:pPr>
-    </w:p>
-    <w:p ns2:paraId="04F80D90" ns2:textId="4F69AADA">
+    <w:p>
+      <w:pPr>
+        <w:spacing w:after="0" w:line="240" w:lineRule="auto"/>
+        <w:jc w:val="both"/>
+        <w:rPr>
+          <w:rFonts w:ascii="Arial Narrow" w:eastAsia="Times New Roman" w:hAnsi="Arial Narrow" w:cs="Arial"/>
+          <w:color w:val="000000"/>
+          <w:kern w:val="0"/>
+          <w:lang w:eastAsia="es-ES"/>
+          <w14:ligatures w14:val="none"/>
+        </w:rPr>
+      </w:pPr>
+    </w:p>
+    <w:p>
       <w:pPr>
         <w:pStyle w:val="Prrafodelista"/>
         <w:numPr>
@@ -3280,16 +3217,16 @@
           <w:color w:val="000000"/>
           <w:kern w:val="0"/>
           <w:lang w:eastAsia="es-ES"/>
-          <ns2:ligatures ns2:val="none"/>
-        </w:rPr>
-      </w:pPr>
-      <w:r>
-        <w:rPr>
-          <w:rFonts w:ascii="Arial Narrow" w:eastAsia="Times New Roman" w:hAnsi="Arial Narrow" w:cs="Arial"/>
-          <w:color w:val="000000"/>
-          <w:kern w:val="0"/>
-          <w:lang w:eastAsia="es-ES"/>
-          <ns2:ligatures ns2:val="none"/>
+          <w14:ligatures w14:val="none"/>
+        </w:rPr>
+      </w:pPr>
+      <w:r>
+        <w:rPr>
+          <w:rFonts w:ascii="Arial Narrow" w:eastAsia="Times New Roman" w:hAnsi="Arial Narrow" w:cs="Arial"/>
+          <w:color w:val="000000"/>
+          <w:kern w:val="0"/>
+          <w:lang w:eastAsia="es-ES"/>
+          <w14:ligatures w14:val="none"/>
         </w:rPr>
         <w:t xml:space="preserve">El </w:t>
       </w:r>
@@ -3299,7 +3236,7 @@
           <w:color w:val="000000"/>
           <w:kern w:val="0"/>
           <w:lang w:eastAsia="es-ES"/>
-          <ns2:ligatures ns2:val="none"/>
+          <w14:ligatures w14:val="none"/>
         </w:rPr>
         <w:t>mismo día</w:t>
       </w:r>
@@ -3309,7 +3246,7 @@
           <w:color w:val="000000"/>
           <w:kern w:val="0"/>
           <w:lang w:eastAsia="es-ES"/>
-          <ns2:ligatures ns2:val="none"/>
+          <w14:ligatures w14:val="none"/>
         </w:rPr>
         <w:t xml:space="preserve">, recibió </w:t>
       </w:r>
@@ -3319,7 +3256,7 @@
           <w:color w:val="000000"/>
           <w:kern w:val="0"/>
           <w:lang w:eastAsia="es-ES"/>
-          <ns2:ligatures ns2:val="none"/>
+          <w14:ligatures w14:val="none"/>
         </w:rPr>
         <w:t>un mensaje</w:t>
       </w:r>
@@ -3329,7 +3266,7 @@
           <w:color w:val="000000"/>
           <w:kern w:val="0"/>
           <w:lang w:eastAsia="es-ES"/>
-          <ns2:ligatures ns2:val="none"/>
+          <w14:ligatures w14:val="none"/>
         </w:rPr>
         <w:t xml:space="preserve"> de Rímac </w:t>
       </w:r>
@@ -3339,7 +3276,7 @@
           <w:color w:val="000000"/>
           <w:kern w:val="0"/>
           <w:lang w:eastAsia="es-ES"/>
-          <ns2:ligatures ns2:val="none"/>
+          <w14:ligatures w14:val="none"/>
         </w:rPr>
         <w:t xml:space="preserve">indicándole </w:t>
       </w:r>
@@ -3349,7 +3286,7 @@
           <w:color w:val="000000"/>
           <w:kern w:val="0"/>
           <w:lang w:eastAsia="es-ES"/>
-          <ns2:ligatures ns2:val="none"/>
+          <w14:ligatures w14:val="none"/>
         </w:rPr>
         <w:t xml:space="preserve">que </w:t>
       </w:r>
@@ -3359,7 +3296,7 @@
           <w:color w:val="000000"/>
           <w:kern w:val="0"/>
           <w:lang w:eastAsia="es-ES"/>
-          <ns2:ligatures ns2:val="none"/>
+          <w14:ligatures w14:val="none"/>
         </w:rPr>
         <w:t>se realizó la</w:t>
       </w:r>
@@ -3369,7 +3306,7 @@
           <w:color w:val="000000"/>
           <w:kern w:val="0"/>
           <w:lang w:eastAsia="es-ES"/>
-          <ns2:ligatures ns2:val="none"/>
+          <w14:ligatures w14:val="none"/>
         </w:rPr>
         <w:t xml:space="preserve"> anulación del </w:t>
       </w:r>
@@ -3379,7 +3316,7 @@
           <w:color w:val="000000"/>
           <w:kern w:val="0"/>
           <w:lang w:eastAsia="es-ES"/>
-          <ns2:ligatures ns2:val="none"/>
+          <w14:ligatures w14:val="none"/>
         </w:rPr>
         <w:t>Seguro Vehicular de Rímac</w:t>
       </w:r>
@@ -3389,7 +3326,7 @@
           <w:color w:val="000000"/>
           <w:kern w:val="0"/>
           <w:lang w:eastAsia="es-ES"/>
-          <ns2:ligatures ns2:val="none"/>
+          <w14:ligatures w14:val="none"/>
         </w:rPr>
         <w:t xml:space="preserve"> </w:t>
       </w:r>
@@ -3399,7 +3336,7 @@
           <w:color w:val="000000"/>
           <w:kern w:val="0"/>
           <w:lang w:eastAsia="es-ES"/>
-          <ns2:ligatures ns2:val="none"/>
+          <w14:ligatures w14:val="none"/>
         </w:rPr>
         <w:t xml:space="preserve">y </w:t>
       </w:r>
@@ -3409,7 +3346,7 @@
           <w:color w:val="000000"/>
           <w:kern w:val="0"/>
           <w:lang w:eastAsia="es-ES"/>
-          <ns2:ligatures ns2:val="none"/>
+          <w14:ligatures w14:val="none"/>
         </w:rPr>
         <w:t>realizaron</w:t>
       </w:r>
@@ -3419,7 +3356,7 @@
           <w:color w:val="000000"/>
           <w:kern w:val="0"/>
           <w:lang w:eastAsia="es-ES"/>
-          <ns2:ligatures ns2:val="none"/>
+          <w14:ligatures w14:val="none"/>
         </w:rPr>
         <w:t xml:space="preserve"> la devolución a prorrata desde el 21 de enero de 2025</w:t>
       </w:r>
@@ -3429,7 +3366,7 @@
           <w:color w:val="000000"/>
           <w:kern w:val="0"/>
           <w:lang w:eastAsia="es-ES"/>
-          <ns2:ligatures ns2:val="none"/>
+          <w14:ligatures w14:val="none"/>
         </w:rPr>
         <w:t xml:space="preserve"/>
       </w:r>
@@ -3439,7 +3376,7 @@
           <w:color w:val="000000"/>
           <w:kern w:val="0"/>
           <w:lang w:eastAsia="es-ES"/>
-          <ns2:ligatures ns2:val="none"/>
+          <w14:ligatures w14:val="none"/>
         </w:rPr>
         <w:t xml:space="preserve"/>
       </w:r>
@@ -3449,7 +3386,7 @@
           <w:color w:val="000000"/>
           <w:kern w:val="0"/>
           <w:lang w:eastAsia="es-ES"/>
-          <ns2:ligatures ns2:val="none"/>
+          <w14:ligatures w14:val="none"/>
         </w:rPr>
         <w:t>; no obstante</w:t>
       </w:r>
@@ -3459,25 +3396,25 @@
           <w:color w:val="000000"/>
           <w:kern w:val="0"/>
           <w:lang w:eastAsia="es-ES"/>
-          <ns2:ligatures ns2:val="none"/>
+          <w14:ligatures w14:val="none"/>
         </w:rPr>
         <w:t>, dicha respuesta no correspondía a su solicitud presentada mediante el escrito del 12 de febrero de 2025.</w:t>
       </w:r>
     </w:p>
-    <w:p ns2:paraId="7BBFF102" ns2:textId="77777777">
-      <w:pPr>
-        <w:spacing w:after="0" w:line="240" w:lineRule="auto"/>
-        <w:jc w:val="both"/>
-        <w:rPr>
-          <w:rFonts w:ascii="Arial Narrow" w:eastAsia="Times New Roman" w:hAnsi="Arial Narrow" w:cs="Arial"/>
-          <w:color w:val="000000"/>
-          <w:kern w:val="0"/>
-          <w:lang w:eastAsia="es-ES"/>
-          <ns2:ligatures ns2:val="none"/>
-        </w:rPr>
-      </w:pPr>
-    </w:p>
-    <w:p ns2:paraId="2FB14F49" ns2:textId="6F9AF370">
+    <w:p>
+      <w:pPr>
+        <w:spacing w:after="0" w:line="240" w:lineRule="auto"/>
+        <w:jc w:val="both"/>
+        <w:rPr>
+          <w:rFonts w:ascii="Arial Narrow" w:eastAsia="Times New Roman" w:hAnsi="Arial Narrow" w:cs="Arial"/>
+          <w:color w:val="000000"/>
+          <w:kern w:val="0"/>
+          <w:lang w:eastAsia="es-ES"/>
+          <w14:ligatures w14:val="none"/>
+        </w:rPr>
+      </w:pPr>
+    </w:p>
+    <w:p>
       <w:pPr>
         <w:pStyle w:val="Prrafodelista"/>
         <w:numPr>
@@ -3496,16 +3433,16 @@
           <w:color w:val="000000"/>
           <w:kern w:val="0"/>
           <w:lang w:eastAsia="es-ES"/>
-          <ns2:ligatures ns2:val="none"/>
-        </w:rPr>
-      </w:pPr>
-      <w:r>
-        <w:rPr>
-          <w:rFonts w:ascii="Arial Narrow" w:eastAsia="Times New Roman" w:hAnsi="Arial Narrow" w:cs="Arial"/>
-          <w:color w:val="000000"/>
-          <w:kern w:val="0"/>
-          <w:lang w:eastAsia="es-ES"/>
-          <ns2:ligatures ns2:val="none"/>
+          <w14:ligatures w14:val="none"/>
+        </w:rPr>
+      </w:pPr>
+      <w:r>
+        <w:rPr>
+          <w:rFonts w:ascii="Arial Narrow" w:eastAsia="Times New Roman" w:hAnsi="Arial Narrow" w:cs="Arial"/>
+          <w:color w:val="000000"/>
+          <w:kern w:val="0"/>
+          <w:lang w:eastAsia="es-ES"/>
+          <w14:ligatures w14:val="none"/>
         </w:rPr>
         <w:t xml:space="preserve">El 30 de abril de 2025, recibió un correo electrónico de la Defensoría del Cliente Financiero que adjuntaba la Resolución 01947-2025 declarando infundado el reclamo </w:t>
       </w:r>
@@ -3515,7 +3452,7 @@
           <w:color w:val="000000"/>
           <w:kern w:val="0"/>
           <w:lang w:eastAsia="es-ES"/>
-          <ns2:ligatures ns2:val="none"/>
+          <w14:ligatures w14:val="none"/>
         </w:rPr>
         <w:t xml:space="preserve">presentado el 4 de febrero de 2025 </w:t>
       </w:r>
@@ -3525,7 +3462,7 @@
           <w:color w:val="000000"/>
           <w:kern w:val="0"/>
           <w:lang w:eastAsia="es-ES"/>
-          <ns2:ligatures ns2:val="none"/>
+          <w14:ligatures w14:val="none"/>
         </w:rPr>
         <w:t xml:space="preserve">basado en </w:t>
       </w:r>
@@ -3535,7 +3472,7 @@
           <w:color w:val="000000"/>
           <w:kern w:val="0"/>
           <w:lang w:eastAsia="es-ES"/>
-          <ns2:ligatures ns2:val="none"/>
+          <w14:ligatures w14:val="none"/>
         </w:rPr>
         <w:t xml:space="preserve">evidencias fabricadas </w:t>
       </w:r>
@@ -3545,12 +3482,12 @@
           <w:color w:val="000000"/>
           <w:kern w:val="0"/>
           <w:lang w:eastAsia="es-ES"/>
-          <ns2:ligatures ns2:val="none"/>
+          <w14:ligatures w14:val="none"/>
         </w:rPr>
         <w:t>por el Banco.</w:t>
       </w:r>
     </w:p>
-    <w:p ns2:paraId="76630485" ns2:textId="77777777">
+    <w:p>
       <w:pPr>
         <w:tabs>
           <w:tab w:val="left" w:pos="1134"/>
@@ -3562,11 +3499,11 @@
           <w:color w:val="000000"/>
           <w:kern w:val="0"/>
           <w:lang w:eastAsia="es-ES"/>
-          <ns2:ligatures ns2:val="none"/>
-        </w:rPr>
-      </w:pPr>
-    </w:p>
-    <w:p ns2:paraId="4FB15987" ns2:textId="417D4E58">
+          <w14:ligatures w14:val="none"/>
+        </w:rPr>
+      </w:pPr>
+    </w:p>
+    <w:p>
       <w:pPr>
         <w:numPr>
           <w:ilvl w:val="1"/>
@@ -3584,7 +3521,7 @@
           <w:color w:val="000000"/>
           <w:kern w:val="0"/>
           <w:lang w:val="es-ES" w:eastAsia="es-ES"/>
-          <ns2:ligatures ns2:val="none"/>
+          <w14:ligatures w14:val="none"/>
         </w:rPr>
       </w:pPr>
       <w:r>
@@ -3593,7 +3530,7 @@
           <w:color w:val="000000"/>
           <w:kern w:val="0"/>
           <w:lang w:val="es-ES" w:eastAsia="es-ES"/>
-          <ns2:ligatures ns2:val="none"/>
+          <w14:ligatures w14:val="none"/>
         </w:rPr>
         <w:t xml:space="preserve">El señor [APELLIDO] solicitó, en calidad de medida correctiva, que: (i) Rímac cumpla con realizar la devolución total del monto de US$ 1 525,26 cobrado; (ii) el Banco cumpla con realizar el pago de US$ 65.00 por la supuesta subsanación del endoso; y, (iii) los proveedores denunciados realicen el pago de una indemnización por el monto de US$ 10 000,00. Asimismo, requirió el reembolso de costos y costas del presente procedimiento por el monto de US$ 10 000,00 por honorarios de éxito.</w:t>
       </w:r>
@@ -3601,7 +3538,7 @@
         <w:rPr>
           <w:rFonts w:ascii="Arial Narrow" w:eastAsia="Calibri" w:hAnsi="Arial Narrow" w:cs="Arial"/>
           <w:kern w:val="0"/>
-          <ns2:ligatures ns2:val="none"/>
+          <w14:ligatures w14:val="none"/>
         </w:rPr>
         <w:t xml:space="preserve"/>
       </w:r>
@@ -3609,7 +3546,7 @@
         <w:rPr>
           <w:rFonts w:ascii="Arial Narrow" w:eastAsia="Calibri" w:hAnsi="Arial Narrow" w:cs="Arial"/>
           <w:kern w:val="0"/>
-          <ns2:ligatures ns2:val="none"/>
+          <w14:ligatures w14:val="none"/>
         </w:rPr>
         <w:t xml:space="preserve"/>
       </w:r>
@@ -3619,7 +3556,7 @@
           <w:color w:val="000000"/>
           <w:kern w:val="0"/>
           <w:lang w:val="es-ES" w:eastAsia="es-ES"/>
-          <ns2:ligatures ns2:val="none"/>
+          <w14:ligatures w14:val="none"/>
         </w:rPr>
         <w:t/>
       </w:r>
@@ -3629,7 +3566,7 @@
           <w:color w:val="000000"/>
           <w:kern w:val="0"/>
           <w:lang w:val="es-ES" w:eastAsia="es-ES"/>
-          <ns2:ligatures ns2:val="none"/>
+          <w14:ligatures w14:val="none"/>
         </w:rPr>
         <w:t/>
       </w:r>
@@ -3639,7 +3576,7 @@
           <w:color w:val="000000"/>
           <w:kern w:val="0"/>
           <w:lang w:val="es-ES" w:eastAsia="es-ES"/>
-          <ns2:ligatures ns2:val="none"/>
+          <w14:ligatures w14:val="none"/>
         </w:rPr>
         <w:t xml:space="preserve"/>
       </w:r>
@@ -3650,7 +3587,7 @@
           <w:color w:val="000000"/>
           <w:kern w:val="0"/>
           <w:lang w:val="es-ES" w:eastAsia="es-ES"/>
-          <ns2:ligatures ns2:val="none"/>
+          <w14:ligatures w14:val="none"/>
         </w:rPr>
         <w:t/>
       </w:r>
@@ -3660,7 +3597,7 @@
           <w:color w:val="000000"/>
           <w:kern w:val="0"/>
           <w:lang w:val="es-ES" w:eastAsia="es-ES"/>
-          <ns2:ligatures ns2:val="none"/>
+          <w14:ligatures w14:val="none"/>
         </w:rPr>
         <w:t xml:space="preserve"/>
       </w:r>
@@ -3670,7 +3607,7 @@
           <w:color w:val="000000"/>
           <w:kern w:val="0"/>
           <w:lang w:val="es-ES" w:eastAsia="es-ES"/>
-          <ns2:ligatures ns2:val="none"/>
+          <w14:ligatures w14:val="none"/>
         </w:rPr>
         <w:t xml:space="preserve"/>
       </w:r>
@@ -3680,7 +3617,7 @@
           <w:color w:val="000000"/>
           <w:kern w:val="0"/>
           <w:lang w:val="es-ES" w:eastAsia="es-ES"/>
-          <ns2:ligatures ns2:val="none"/>
+          <w14:ligatures w14:val="none"/>
         </w:rPr>
         <w:t xml:space="preserve"/>
       </w:r>
@@ -3690,7 +3627,7 @@
           <w:color w:val="000000"/>
           <w:kern w:val="0"/>
           <w:lang w:val="es-ES" w:eastAsia="es-ES"/>
-          <ns2:ligatures ns2:val="none"/>
+          <w14:ligatures w14:val="none"/>
         </w:rPr>
         <w:t/>
       </w:r>
@@ -3700,7 +3637,7 @@
           <w:color w:val="000000"/>
           <w:kern w:val="0"/>
           <w:lang w:val="es-ES" w:eastAsia="es-ES"/>
-          <ns2:ligatures ns2:val="none"/>
+          <w14:ligatures w14:val="none"/>
         </w:rPr>
         <w:t xml:space="preserve"/>
       </w:r>
@@ -3710,7 +3647,7 @@
           <w:color w:val="000000"/>
           <w:kern w:val="0"/>
           <w:lang w:val="es-ES" w:eastAsia="es-ES"/>
-          <ns2:ligatures ns2:val="none"/>
+          <w14:ligatures w14:val="none"/>
         </w:rPr>
         <w:t xml:space="preserve"/>
       </w:r>
@@ -3720,7 +3657,7 @@
           <w:color w:val="000000"/>
           <w:kern w:val="0"/>
           <w:lang w:val="es-ES" w:eastAsia="es-ES"/>
-          <ns2:ligatures ns2:val="none"/>
+          <w14:ligatures w14:val="none"/>
         </w:rPr>
         <w:t/>
       </w:r>
@@ -3730,7 +3667,7 @@
           <w:color w:val="000000"/>
           <w:kern w:val="0"/>
           <w:lang w:val="es-ES" w:eastAsia="es-ES"/>
-          <ns2:ligatures ns2:val="none"/>
+          <w14:ligatures w14:val="none"/>
         </w:rPr>
         <w:t xml:space="preserve"/>
       </w:r>
@@ -3740,7 +3677,7 @@
           <w:color w:val="000000"/>
           <w:kern w:val="0"/>
           <w:lang w:val="es-ES" w:eastAsia="es-ES"/>
-          <ns2:ligatures ns2:val="none"/>
+          <w14:ligatures w14:val="none"/>
         </w:rPr>
         <w:t/>
       </w:r>
@@ -3750,7 +3687,7 @@
           <w:color w:val="000000"/>
           <w:kern w:val="0"/>
           <w:lang w:val="es-ES" w:eastAsia="es-ES"/>
-          <ns2:ligatures ns2:val="none"/>
+          <w14:ligatures w14:val="none"/>
         </w:rPr>
         <w:t/>
       </w:r>
@@ -3760,7 +3697,7 @@
           <w:color w:val="000000"/>
           <w:kern w:val="0"/>
           <w:lang w:val="es-ES" w:eastAsia="es-ES"/>
-          <ns2:ligatures ns2:val="none"/>
+          <w14:ligatures w14:val="none"/>
         </w:rPr>
         <w:t/>
       </w:r>
@@ -3770,7 +3707,7 @@
           <w:color w:val="000000"/>
           <w:kern w:val="0"/>
           <w:lang w:val="es-ES" w:eastAsia="es-ES"/>
-          <ns2:ligatures ns2:val="none"/>
+          <w14:ligatures w14:val="none"/>
         </w:rPr>
         <w:t xml:space="preserve"/>
       </w:r>
@@ -3780,7 +3717,7 @@
           <w:color w:val="000000"/>
           <w:kern w:val="0"/>
           <w:lang w:val="es-ES" w:eastAsia="es-ES"/>
-          <ns2:ligatures ns2:val="none"/>
+          <w14:ligatures w14:val="none"/>
         </w:rPr>
         <w:t/>
       </w:r>
@@ -3791,7 +3728,7 @@
           <w:color w:val="000000"/>
           <w:kern w:val="0"/>
           <w:lang w:val="es-ES" w:eastAsia="es-ES"/>
-          <ns2:ligatures ns2:val="none"/>
+          <w14:ligatures w14:val="none"/>
         </w:rPr>
         <w:t/>
       </w:r>
@@ -3802,7 +3739,7 @@
           <w:color w:val="000000"/>
           <w:kern w:val="0"/>
           <w:lang w:val="es-ES" w:eastAsia="es-ES"/>
-          <ns2:ligatures ns2:val="none"/>
+          <w14:ligatures w14:val="none"/>
         </w:rPr>
         <w:t xml:space="preserve"/>
       </w:r>
@@ -3812,7 +3749,7 @@
           <w:color w:val="000000"/>
           <w:kern w:val="0"/>
           <w:lang w:val="es-ES" w:eastAsia="es-ES"/>
-          <ns2:ligatures ns2:val="none"/>
+          <w14:ligatures w14:val="none"/>
         </w:rPr>
         <w:t xml:space="preserve"/>
       </w:r>
@@ -3822,7 +3759,7 @@
           <w:color w:val="000000"/>
           <w:kern w:val="0"/>
           <w:lang w:val="es-ES" w:eastAsia="es-ES"/>
-          <ns2:ligatures ns2:val="none"/>
+          <w14:ligatures w14:val="none"/>
         </w:rPr>
         <w:t xml:space="preserve"/>
       </w:r>
@@ -3832,7 +3769,7 @@
           <w:color w:val="000000"/>
           <w:kern w:val="0"/>
           <w:lang w:val="es-ES" w:eastAsia="es-ES"/>
-          <ns2:ligatures ns2:val="none"/>
+          <w14:ligatures w14:val="none"/>
         </w:rPr>
         <w:t xml:space="preserve"/>
       </w:r>
@@ -3842,7 +3779,7 @@
           <w:color w:val="000000"/>
           <w:kern w:val="0"/>
           <w:lang w:val="es-ES" w:eastAsia="es-ES"/>
-          <ns2:ligatures ns2:val="none"/>
+          <w14:ligatures w14:val="none"/>
         </w:rPr>
         <w:t xml:space="preserve"/>
       </w:r>
@@ -3852,7 +3789,7 @@
           <w:color w:val="000000"/>
           <w:kern w:val="0"/>
           <w:lang w:val="es-ES" w:eastAsia="es-ES"/>
-          <ns2:ligatures ns2:val="none"/>
+          <w14:ligatures w14:val="none"/>
         </w:rPr>
         <w:t xml:space="preserve"/>
       </w:r>
@@ -3862,7 +3799,7 @@
           <w:color w:val="000000"/>
           <w:kern w:val="0"/>
           <w:lang w:val="es-ES" w:eastAsia="es-ES"/>
-          <ns2:ligatures ns2:val="none"/>
+          <w14:ligatures w14:val="none"/>
         </w:rPr>
         <w:t/>
       </w:r>
@@ -3872,7 +3809,7 @@
           <w:color w:val="000000"/>
           <w:kern w:val="0"/>
           <w:lang w:val="es-ES" w:eastAsia="es-ES"/>
-          <ns2:ligatures ns2:val="none"/>
+          <w14:ligatures w14:val="none"/>
         </w:rPr>
         <w:t xml:space="preserve"/>
       </w:r>
@@ -3882,7 +3819,7 @@
           <w:color w:val="000000"/>
           <w:kern w:val="0"/>
           <w:lang w:val="es-ES" w:eastAsia="es-ES"/>
-          <ns2:ligatures ns2:val="none"/>
+          <w14:ligatures w14:val="none"/>
         </w:rPr>
         <w:t/>
       </w:r>
@@ -3893,7 +3830,7 @@
           <w:color w:val="000000"/>
           <w:kern w:val="0"/>
           <w:lang w:val="es-ES" w:eastAsia="es-ES"/>
-          <ns2:ligatures ns2:val="none"/>
+          <w14:ligatures w14:val="none"/>
         </w:rPr>
         <w:t/>
       </w:r>
@@ -3903,7 +3840,7 @@
           <w:color w:val="000000"/>
           <w:kern w:val="0"/>
           <w:lang w:val="es-ES" w:eastAsia="es-ES"/>
-          <ns2:ligatures ns2:val="none"/>
+          <w14:ligatures w14:val="none"/>
         </w:rPr>
         <w:t/>
       </w:r>
@@ -3914,7 +3851,7 @@
           <w:color w:val="000000"/>
           <w:kern w:val="0"/>
           <w:lang w:val="es-ES" w:eastAsia="es-ES"/>
-          <ns2:ligatures ns2:val="none"/>
+          <w14:ligatures w14:val="none"/>
         </w:rPr>
         <w:t/>
       </w:r>
@@ -3936,7 +3873,7 @@
           <w:color w:val="000000"/>
           <w:kern w:val="0"/>
           <w:lang w:val="es-ES" w:eastAsia="es-ES"/>
-          <ns2:ligatures ns2:val="none"/>
+          <w14:ligatures w14:val="none"/>
         </w:rPr>
         <w:t xml:space="preserve"/>
       </w:r>
@@ -3946,7 +3883,7 @@
           <w:color w:val="000000"/>
           <w:kern w:val="0"/>
           <w:lang w:val="es-ES" w:eastAsia="es-ES"/>
-          <ns2:ligatures ns2:val="none"/>
+          <w14:ligatures w14:val="none"/>
         </w:rPr>
         <w:t/>
       </w:r>
@@ -3956,7 +3893,7 @@
           <w:color w:val="000000"/>
           <w:kern w:val="0"/>
           <w:lang w:val="es-ES" w:eastAsia="es-ES"/>
-          <ns2:ligatures ns2:val="none"/>
+          <w14:ligatures w14:val="none"/>
         </w:rPr>
         <w:t xml:space="preserve"/>
       </w:r>
@@ -3966,7 +3903,7 @@
           <w:color w:val="000000"/>
           <w:kern w:val="0"/>
           <w:lang w:val="es-ES" w:eastAsia="es-ES"/>
-          <ns2:ligatures ns2:val="none"/>
+          <w14:ligatures w14:val="none"/>
         </w:rPr>
         <w:t xml:space="preserve"/>
       </w:r>
@@ -3976,7 +3913,7 @@
           <w:color w:val="000000"/>
           <w:kern w:val="0"/>
           <w:lang w:val="es-ES" w:eastAsia="es-ES"/>
-          <ns2:ligatures ns2:val="none"/>
+          <w14:ligatures w14:val="none"/>
         </w:rPr>
         <w:t/>
       </w:r>
@@ -3986,7 +3923,7 @@
           <w:color w:val="000000"/>
           <w:kern w:val="0"/>
           <w:lang w:val="es-ES" w:eastAsia="es-ES"/>
-          <ns2:ligatures ns2:val="none"/>
+          <w14:ligatures w14:val="none"/>
         </w:rPr>
         <w:t/>
       </w:r>
@@ -3996,7 +3933,7 @@
           <w:color w:val="000000"/>
           <w:kern w:val="0"/>
           <w:lang w:val="es-ES" w:eastAsia="es-ES"/>
-          <ns2:ligatures ns2:val="none"/>
+          <w14:ligatures w14:val="none"/>
         </w:rPr>
         <w:t/>
       </w:r>
@@ -4006,7 +3943,7 @@
           <w:color w:val="000000"/>
           <w:kern w:val="0"/>
           <w:lang w:val="es-ES" w:eastAsia="es-ES"/>
-          <ns2:ligatures ns2:val="none"/>
+          <w14:ligatures w14:val="none"/>
         </w:rPr>
         <w:t/>
       </w:r>
@@ -4016,7 +3953,7 @@
           <w:color w:val="000000"/>
           <w:kern w:val="0"/>
           <w:lang w:val="es-ES" w:eastAsia="es-ES"/>
-          <ns2:ligatures ns2:val="none"/>
+          <w14:ligatures w14:val="none"/>
         </w:rPr>
         <w:t xml:space="preserve"/>
       </w:r>
@@ -4026,7 +3963,7 @@
           <w:color w:val="000000"/>
           <w:kern w:val="0"/>
           <w:lang w:val="es-ES" w:eastAsia="es-ES"/>
-          <ns2:ligatures ns2:val="none"/>
+          <w14:ligatures w14:val="none"/>
         </w:rPr>
         <w:t/>
       </w:r>
@@ -4036,7 +3973,7 @@
           <w:color w:val="000000"/>
           <w:kern w:val="0"/>
           <w:lang w:val="es-ES" w:eastAsia="es-ES"/>
-          <ns2:ligatures ns2:val="none"/>
+          <w14:ligatures w14:val="none"/>
         </w:rPr>
         <w:t xml:space="preserve"/>
       </w:r>
@@ -4046,13 +3983,13 @@
           <w:color w:val="000000"/>
           <w:kern w:val="0"/>
           <w:lang w:val="es-ES" w:eastAsia="es-ES"/>
-          <ns2:ligatures ns2:val="none"/>
+          <w14:ligatures w14:val="none"/>
         </w:rPr>
         <w:t/>
       </w:r>
     </w:p>
     <w:bookmarkEnd w:id="1"/>
-    <w:p ns2:paraId="61C46995" ns2:textId="77777777">
+    <w:p>
       <w:pPr>
         <w:spacing w:after="0" w:line="240" w:lineRule="auto"/>
         <w:contextualSpacing/>
@@ -4063,11 +4000,11 @@
           <w:color w:val="000000"/>
           <w:kern w:val="0"/>
           <w:lang w:eastAsia="es-PE"/>
-          <ns2:ligatures ns2:val="none"/>
-        </w:rPr>
-      </w:pPr>
-    </w:p>
-    <w:p ns2:paraId="4713554A" ns2:textId="77777777">
+          <w14:ligatures w14:val="none"/>
+        </w:rPr>
+      </w:pPr>
+    </w:p>
+    <w:p>
       <w:pPr>
         <w:pStyle w:val="Prrafodelista"/>
         <w:numPr>
@@ -4087,7 +4024,7 @@
           <w:color w:val="000000"/>
           <w:kern w:val="0"/>
           <w:lang w:eastAsia="es-PE"/>
-          <ns2:ligatures ns2:val="none"/>
+          <w14:ligatures w14:val="none"/>
         </w:rPr>
       </w:pPr>
       <w:r>
@@ -4097,12 +4034,12 @@
           <w:color w:val="000000"/>
           <w:kern w:val="0"/>
           <w:lang w:eastAsia="es-PE"/>
-          <ns2:ligatures ns2:val="none"/>
+          <w14:ligatures w14:val="none"/>
         </w:rPr>
         <w:t>DE LA ADMISIÓN A TRÁMITE DE LA DENUNCIA</w:t>
       </w:r>
     </w:p>
-    <w:p ns2:paraId="4BBBE1C2" ns2:textId="77777777">
+    <w:p>
       <w:pPr>
         <w:spacing w:after="0" w:line="240" w:lineRule="auto"/>
         <w:ind w:left="567"/>
@@ -4114,11 +4051,11 @@
           <w:color w:val="000000"/>
           <w:kern w:val="0"/>
           <w:lang w:eastAsia="es-PE"/>
-          <ns2:ligatures ns2:val="none"/>
-        </w:rPr>
-      </w:pPr>
-    </w:p>
-    <w:p ns2:paraId="749C69A0" ns2:textId="7DE88F50">
+          <w14:ligatures w14:val="none"/>
+        </w:rPr>
+      </w:pPr>
+    </w:p>
+    <w:p>
       <w:pPr>
         <w:pStyle w:val="Prrafodelista"/>
         <w:numPr>
@@ -4131,7 +4068,7 @@
         <w:rPr>
           <w:rFonts w:ascii="Arial Narrow" w:eastAsia="Arial Narrow" w:hAnsi="Arial Narrow" w:cs="Arial Narrow"/>
           <w:kern w:val="0"/>
-          <ns2:ligatures ns2:val="none"/>
+          <w14:ligatures w14:val="none"/>
         </w:rPr>
       </w:pPr>
       <w:bookmarkStart w:id="2" w:name="_Hlk140755208"/>
@@ -4143,7 +4080,7 @@
           <w:color w:val="000000"/>
           <w:kern w:val="0"/>
           <w:lang w:eastAsia="es-PE"/>
-          <ns2:ligatures ns2:val="none"/>
+          <w14:ligatures w14:val="none"/>
         </w:rPr>
         <w:lastRenderedPageBreak/>
         <w:t xml:space="preserve">La Secretaría </w:t>
@@ -4157,7 +4094,7 @@
           <w:color w:val="000000"/>
           <w:kern w:val="0"/>
           <w:lang w:eastAsia="es-PE"/>
-          <ns2:ligatures ns2:val="none"/>
+          <w14:ligatures w14:val="none"/>
         </w:rPr>
         <w:t xml:space="preserve">Técnica de la </w:t>
       </w:r>
@@ -4167,7 +4104,7 @@
           <w:color w:val="000000"/>
           <w:kern w:val="0"/>
           <w:lang w:eastAsia="es-PE"/>
-          <ns2:ligatures ns2:val="none"/>
+          <w14:ligatures w14:val="none"/>
         </w:rPr>
         <w:t>Comisión de Protección al Consumidor 1 (en adelante, la Secretaría Técnica), en ejercicio de sus facultades</w:t>
       </w:r>
@@ -4177,7 +4114,7 @@
           <w:rFonts w:ascii="Arial Narrow" w:eastAsia="Arial Narrow" w:hAnsi="Arial Narrow" w:cs="Arial Narrow"/>
           <w:kern w:val="0"/>
           <w:vertAlign w:val="superscript"/>
-          <ns2:ligatures ns2:val="none"/>
+          <w14:ligatures w14:val="none"/>
         </w:rPr>
         <w:footnoteReference w:id="3"/>
       </w:r>
@@ -4187,7 +4124,7 @@
           <w:color w:val="000000"/>
           <w:kern w:val="0"/>
           <w:lang w:eastAsia="es-PE"/>
-          <ns2:ligatures ns2:val="none"/>
+          <w14:ligatures w14:val="none"/>
         </w:rPr>
         <w:t xml:space="preserve">, considera </w:t>
       </w:r>
@@ -4195,7 +4132,7 @@
         <w:rPr>
           <w:rFonts w:ascii="Arial Narrow" w:eastAsia="Arial Narrow" w:hAnsi="Arial Narrow" w:cs="Arial Narrow"/>
           <w:kern w:val="0"/>
-          <ns2:ligatures ns2:val="none"/>
+          <w14:ligatures w14:val="none"/>
         </w:rPr>
         <w:t xml:space="preserve">que el hecho denunciado, </w:t>
       </w:r>
@@ -4203,7 +4140,7 @@
         <w:rPr>
           <w:rFonts w:ascii="Arial Narrow" w:eastAsia="Arial Narrow" w:hAnsi="Arial Narrow" w:cs="Arial Narrow"/>
           <w:kern w:val="0"/>
-          <ns2:ligatures ns2:val="none"/>
+          <w14:ligatures w14:val="none"/>
         </w:rPr>
         <w:t xml:space="preserve">consistente en que </w:t>
       </w:r>
@@ -4211,7 +4148,7 @@
         <w:rPr>
           <w:rFonts w:ascii="Arial Narrow" w:eastAsia="Arial Narrow" w:hAnsi="Arial Narrow" w:cs="Arial Narrow"/>
           <w:kern w:val="0"/>
-          <ns2:ligatures ns2:val="none"/>
+          <w14:ligatures w14:val="none"/>
         </w:rPr>
         <w:t>el Banco BBVA Perú S.A. habría realizado indebidamente cobros por las primas de la Póliza 00110991764000013875 emitida por Rímac Seguros y Reaseguros S.A., pese a que solo correspondía realizar los cobros por las primas de la Póliza 0070183725 emitida por Qualitas Compañía de Seguros S.A</w:t>
       </w:r>
@@ -4219,7 +4156,7 @@
         <w:rPr>
           <w:rFonts w:ascii="Arial Narrow" w:eastAsia="Arial Narrow" w:hAnsi="Arial Narrow" w:cs="Arial Narrow"/>
           <w:kern w:val="0"/>
-          <ns2:ligatures ns2:val="none"/>
+          <w14:ligatures w14:val="none"/>
         </w:rPr>
         <w:t>.</w:t>
       </w:r>
@@ -4229,7 +4166,7 @@
           <w:color w:val="000000"/>
           <w:kern w:val="0"/>
           <w:lang w:eastAsia="es-ES"/>
-          <ns2:ligatures ns2:val="none"/>
+          <w14:ligatures w14:val="none"/>
         </w:rPr>
         <w:t>.</w:t>
       </w:r>
@@ -4237,7 +4174,7 @@
         <w:rPr>
           <w:rFonts w:ascii="Arial Narrow" w:eastAsia="Arial Narrow" w:hAnsi="Arial Narrow" w:cs="Arial Narrow"/>
           <w:kern w:val="0"/>
-          <ns2:ligatures ns2:val="none"/>
+          <w14:ligatures w14:val="none"/>
         </w:rPr>
         <w:t>; involucraría una presunta afectación a sus expectativas, quien no habría encontrado una correspondencia entre lo que esperaba recibir de parte del proveedor y lo que realmente</w:t>
       </w:r>
@@ -4245,7 +4182,7 @@
         <w:rPr>
           <w:rFonts w:ascii="Arial Narrow" w:eastAsia="Arial Narrow" w:hAnsi="Arial Narrow" w:cs="Arial Narrow"/>
           <w:kern w:val="0"/>
-          <ns2:ligatures ns2:val="none"/>
+          <w14:ligatures w14:val="none"/>
         </w:rPr>
         <w:t xml:space="preserve"> recibió. Por consiguiente, corresponde calificar el hecho materia de denuncia como una </w:t>
       </w:r>
@@ -4253,7 +4190,7 @@
         <w:rPr>
           <w:rFonts w:ascii="Arial Narrow" w:eastAsia="Arial Narrow" w:hAnsi="Arial Narrow" w:cs="Arial Narrow"/>
           <w:kern w:val="0"/>
-          <ns2:ligatures ns2:val="none"/>
+          <w14:ligatures w14:val="none"/>
         </w:rPr>
         <w:t>presunta infracción al deber de idoneidad, tipificado en los artículos 18</w:t>
       </w:r>
@@ -4263,7 +4200,7 @@
           <w:color w:val="000000"/>
           <w:kern w:val="0"/>
           <w:lang w:eastAsia="es-PE"/>
-          <ns2:ligatures ns2:val="none"/>
+          <w14:ligatures w14:val="none"/>
         </w:rPr>
         <w:t/>
       </w:r>
@@ -4271,7 +4208,7 @@
         <w:rPr>
           <w:rFonts w:ascii="Arial Narrow" w:eastAsia="Arial Narrow" w:hAnsi="Arial Narrow" w:cs="Arial Narrow"/>
           <w:kern w:val="0"/>
-          <ns2:ligatures ns2:val="none"/>
+          <w14:ligatures w14:val="none"/>
         </w:rPr>
         <w:t xml:space="preserve"> y 19</w:t>
       </w:r>
@@ -4281,7 +4218,7 @@
           <w:color w:val="000000"/>
           <w:kern w:val="0"/>
           <w:lang w:eastAsia="es-PE"/>
-          <ns2:ligatures ns2:val="none"/>
+          <w14:ligatures w14:val="none"/>
         </w:rPr>
         <w:t/>
       </w:r>
@@ -4289,7 +4226,7 @@
         <w:rPr>
           <w:rFonts w:ascii="Arial Narrow" w:eastAsia="Arial Narrow" w:hAnsi="Arial Narrow" w:cs="Arial Narrow"/>
           <w:kern w:val="0"/>
-          <ns2:ligatures ns2:val="none"/>
+          <w14:ligatures w14:val="none"/>
         </w:rPr>
         <w:t xml:space="preserve"> del Código</w:t>
       </w:r>
@@ -4299,7 +4236,7 @@
           <w:rFonts w:ascii="Arial Narrow" w:eastAsia="Arial Narrow" w:hAnsi="Arial Narrow" w:cs="Arial"/>
           <w:kern w:val="0"/>
           <w:vertAlign w:val="superscript"/>
-          <ns2:ligatures ns2:val="none"/>
+          <w14:ligatures w14:val="none"/>
         </w:rPr>
         <w:footnoteReference w:id="4"/>
       </w:r>
@@ -4307,12 +4244,12 @@
         <w:rPr>
           <w:rFonts w:ascii="Arial Narrow" w:eastAsia="Arial Narrow" w:hAnsi="Arial Narrow" w:cs="Arial Narrow"/>
           <w:kern w:val="0"/>
-          <ns2:ligatures ns2:val="none"/>
+          <w14:ligatures w14:val="none"/>
         </w:rPr>
         <w:t>.</w:t>
       </w:r>
     </w:p>
-    <w:p ns2:paraId="510B7EA4" ns2:textId="77777777">
+    <w:p>
       <w:pPr>
         <w:pStyle w:val="Prrafodelista"/>
         <w:spacing w:after="0" w:line="240" w:lineRule="auto"/>
@@ -4321,11 +4258,11 @@
         <w:rPr>
           <w:rFonts w:ascii="Arial Narrow" w:eastAsia="Arial Narrow" w:hAnsi="Arial Narrow" w:cs="Arial Narrow"/>
           <w:kern w:val="0"/>
-          <ns2:ligatures ns2:val="none"/>
-        </w:rPr>
-      </w:pPr>
-    </w:p>
-    <w:p ns2:paraId="5B7E9371" ns2:textId="65207252">
+          <w14:ligatures w14:val="none"/>
+        </w:rPr>
+      </w:pPr>
+    </w:p>
+    <w:p>
       <w:pPr>
         <w:pStyle w:val="Prrafodelista"/>
         <w:numPr>
@@ -4338,14 +4275,14 @@
         <w:rPr>
           <w:rFonts w:ascii="Arial Narrow" w:eastAsia="Arial Narrow" w:hAnsi="Arial Narrow" w:cs="Arial Narrow"/>
           <w:kern w:val="0"/>
-          <ns2:ligatures ns2:val="none"/>
-        </w:rPr>
-      </w:pPr>
-      <w:r>
-        <w:rPr>
-          <w:rFonts w:ascii="Arial Narrow" w:eastAsia="Arial Narrow" w:hAnsi="Arial Narrow" w:cs="Arial Narrow"/>
-          <w:kern w:val="0"/>
-          <ns2:ligatures ns2:val="none"/>
+          <w14:ligatures w14:val="none"/>
+        </w:rPr>
+      </w:pPr>
+      <w:r>
+        <w:rPr>
+          <w:rFonts w:ascii="Arial Narrow" w:eastAsia="Arial Narrow" w:hAnsi="Arial Narrow" w:cs="Arial Narrow"/>
+          <w:kern w:val="0"/>
+          <w14:ligatures w14:val="none"/>
         </w:rPr>
         <w:t xml:space="preserve">Adicionalmente, la Secretaría Técnica, en ejercicio de sus facultades, </w:t>
       </w:r>
@@ -4355,7 +4292,7 @@
           <w:color w:val="000000"/>
           <w:kern w:val="0"/>
           <w:lang w:eastAsia="es-PE"/>
-          <ns2:ligatures ns2:val="none"/>
+          <w14:ligatures w14:val="none"/>
         </w:rPr>
         <w:t xml:space="preserve">considera </w:t>
       </w:r>
@@ -4363,7 +4300,7 @@
         <w:rPr>
           <w:rFonts w:ascii="Arial Narrow" w:eastAsia="Arial Narrow" w:hAnsi="Arial Narrow" w:cs="Arial Narrow"/>
           <w:kern w:val="0"/>
-          <ns2:ligatures ns2:val="none"/>
+          <w14:ligatures w14:val="none"/>
         </w:rPr>
         <w:t xml:space="preserve">que el hecho denunciado, consistente en que </w:t>
       </w:r>
@@ -4371,7 +4308,7 @@
         <w:rPr>
           <w:rFonts w:ascii="Arial Narrow" w:eastAsia="Arial Narrow" w:hAnsi="Arial Narrow" w:cs="Arial Narrow"/>
           <w:kern w:val="0"/>
-          <ns2:ligatures ns2:val="none"/>
+          <w14:ligatures w14:val="none"/>
         </w:rPr>
         <w:t>el Banco BBVA Perú S.A. no habría cumplido con atender la comunicación presentada por el denunciante el 20 de diciembre de 2024</w:t>
       </w:r>
@@ -4379,7 +4316,7 @@
         <w:rPr>
           <w:rFonts w:ascii="Arial Narrow" w:eastAsia="Arial Narrow" w:hAnsi="Arial Narrow" w:cs="Arial Narrow"/>
           <w:kern w:val="0"/>
-          <ns2:ligatures ns2:val="none"/>
+          <w14:ligatures w14:val="none"/>
         </w:rPr>
         <w:t xml:space="preserve">; involucraría una presunta afectación a sus expectativas, quien no habría encontrado una correspondencia entre lo que esperaba recibir de parte del proveedor y lo que realmente recibió. Por consiguiente, corresponde calificar el hecho materia de denuncia como una </w:t>
       </w:r>
@@ -4387,7 +4324,7 @@
         <w:rPr>
           <w:rFonts w:ascii="Arial Narrow" w:eastAsia="Arial Narrow" w:hAnsi="Arial Narrow" w:cs="Arial Narrow"/>
           <w:kern w:val="0"/>
-          <ns2:ligatures ns2:val="none"/>
+          <w14:ligatures w14:val="none"/>
         </w:rPr>
         <w:t>presunta infracción al deber de idoneidad, tipificado en los artículos 18</w:t>
       </w:r>
@@ -4397,7 +4334,7 @@
           <w:color w:val="000000"/>
           <w:kern w:val="0"/>
           <w:lang w:eastAsia="es-PE"/>
-          <ns2:ligatures ns2:val="none"/>
+          <w14:ligatures w14:val="none"/>
         </w:rPr>
         <w:t/>
       </w:r>
@@ -4405,7 +4342,7 @@
         <w:rPr>
           <w:rFonts w:ascii="Arial Narrow" w:eastAsia="Arial Narrow" w:hAnsi="Arial Narrow" w:cs="Arial Narrow"/>
           <w:kern w:val="0"/>
-          <ns2:ligatures ns2:val="none"/>
+          <w14:ligatures w14:val="none"/>
         </w:rPr>
         <w:t xml:space="preserve"> y 19</w:t>
       </w:r>
@@ -4415,7 +4352,7 @@
           <w:color w:val="000000"/>
           <w:kern w:val="0"/>
           <w:lang w:eastAsia="es-PE"/>
-          <ns2:ligatures ns2:val="none"/>
+          <w14:ligatures w14:val="none"/>
         </w:rPr>
         <w:t/>
       </w:r>
@@ -4423,7 +4360,7 @@
         <w:rPr>
           <w:rFonts w:ascii="Arial Narrow" w:eastAsia="Arial Narrow" w:hAnsi="Arial Narrow" w:cs="Arial Narrow"/>
           <w:kern w:val="0"/>
-          <ns2:ligatures ns2:val="none"/>
+          <w14:ligatures w14:val="none"/>
         </w:rPr>
         <w:t xml:space="preserve"> del Código</w:t>
       </w:r>
@@ -4434,12 +4371,12 @@
           <w:color w:val="000000"/>
           <w:kern w:val="0"/>
           <w:lang w:eastAsia="es-PE"/>
-          <ns2:ligatures ns2:val="none"/>
+          <w14:ligatures w14:val="none"/>
         </w:rPr>
         <w:t>.</w:t>
       </w:r>
     </w:p>
-    <w:p ns2:paraId="2F8D23C0" ns2:textId="77777777">
+    <w:p>
       <w:pPr>
         <w:pStyle w:val="Prrafodelista"/>
         <w:spacing w:after="0" w:line="240" w:lineRule="auto"/>
@@ -4448,11 +4385,11 @@
         <w:rPr>
           <w:rFonts w:ascii="Arial Narrow" w:eastAsia="Arial Narrow" w:hAnsi="Arial Narrow" w:cs="Arial Narrow"/>
           <w:kern w:val="0"/>
-          <ns2:ligatures ns2:val="none"/>
-        </w:rPr>
-      </w:pPr>
-    </w:p>
-    <w:p ns2:paraId="407EEBF3" ns2:textId="37AB3E6E">
+          <w14:ligatures w14:val="none"/>
+        </w:rPr>
+      </w:pPr>
+    </w:p>
+    <w:p>
       <w:pPr>
         <w:pStyle w:val="Prrafodelista"/>
         <w:numPr>
@@ -4465,14 +4402,14 @@
         <w:rPr>
           <w:rFonts w:ascii="Arial Narrow" w:eastAsia="Arial Narrow" w:hAnsi="Arial Narrow" w:cs="Arial Narrow"/>
           <w:kern w:val="0"/>
-          <ns2:ligatures ns2:val="none"/>
-        </w:rPr>
-      </w:pPr>
-      <w:r>
-        <w:rPr>
-          <w:rFonts w:ascii="Arial Narrow" w:eastAsia="Arial Narrow" w:hAnsi="Arial Narrow" w:cs="Arial Narrow"/>
-          <w:kern w:val="0"/>
-          <ns2:ligatures ns2:val="none"/>
+          <w14:ligatures w14:val="none"/>
+        </w:rPr>
+      </w:pPr>
+      <w:r>
+        <w:rPr>
+          <w:rFonts w:ascii="Arial Narrow" w:eastAsia="Arial Narrow" w:hAnsi="Arial Narrow" w:cs="Arial Narrow"/>
+          <w:kern w:val="0"/>
+          <w14:ligatures w14:val="none"/>
         </w:rPr>
         <w:t xml:space="preserve">Así también, la Secretaría </w:t>
       </w:r>
@@ -4480,7 +4417,7 @@
         <w:rPr>
           <w:rFonts w:ascii="Arial Narrow" w:eastAsia="Arial Narrow" w:hAnsi="Arial Narrow" w:cs="Arial Narrow"/>
           <w:kern w:val="0"/>
-          <ns2:ligatures ns2:val="none"/>
+          <w14:ligatures w14:val="none"/>
         </w:rPr>
         <w:t xml:space="preserve">Técnica, en ejercicio de sus facultades, </w:t>
       </w:r>
@@ -4490,7 +4427,7 @@
           <w:color w:val="000000"/>
           <w:kern w:val="0"/>
           <w:lang w:eastAsia="es-PE"/>
-          <ns2:ligatures ns2:val="none"/>
+          <w14:ligatures w14:val="none"/>
         </w:rPr>
         <w:t xml:space="preserve">considera </w:t>
       </w:r>
@@ -4498,7 +4435,7 @@
         <w:rPr>
           <w:rFonts w:ascii="Arial Narrow" w:eastAsia="Arial Narrow" w:hAnsi="Arial Narrow" w:cs="Arial Narrow"/>
           <w:kern w:val="0"/>
-          <ns2:ligatures ns2:val="none"/>
+          <w14:ligatures w14:val="none"/>
         </w:rPr>
         <w:t xml:space="preserve">que el hecho denunciado, consistente en que </w:t>
       </w:r>
@@ -4506,7 +4443,7 @@
         <w:rPr>
           <w:rFonts w:ascii="Arial Narrow" w:eastAsia="Arial Narrow" w:hAnsi="Arial Narrow" w:cs="Arial Narrow"/>
           <w:kern w:val="0"/>
-          <ns2:ligatures ns2:val="none"/>
+          <w14:ligatures w14:val="none"/>
         </w:rPr>
         <w:t>el Banco BBVA Perú S.A. habría gestionado indebidamente la contratación de la Póliza 00110991764000013875 a favor del denunciante, pese a no tener su consentimiento</w:t>
       </w:r>
@@ -4514,7 +4451,7 @@
         <w:rPr>
           <w:rFonts w:ascii="Arial Narrow" w:eastAsia="Arial Narrow" w:hAnsi="Arial Narrow" w:cs="Arial Narrow"/>
           <w:kern w:val="0"/>
-          <ns2:ligatures ns2:val="none"/>
+          <w14:ligatures w14:val="none"/>
         </w:rPr>
         <w:t xml:space="preserve">. </w:t>
       </w:r>
@@ -4525,7 +4462,7 @@
           <w:color w:val="000000"/>
           <w:kern w:val="0"/>
           <w:lang w:eastAsia="es-PE"/>
-          <ns2:ligatures ns2:val="none"/>
+          <w14:ligatures w14:val="none"/>
         </w:rPr>
         <w:t xml:space="preserve">Por consiguiente, corresponde calificar el hecho materia de denuncia como una presunta </w:t>
       </w:r>
@@ -4536,7 +4473,7 @@
           <w:color w:val="000000"/>
           <w:kern w:val="0"/>
           <w:lang w:eastAsia="es-PE"/>
-          <ns2:ligatures ns2:val="none"/>
+          <w14:ligatures w14:val="none"/>
         </w:rPr>
         <w:t xml:space="preserve">infracción al deber de protección contra los métodos comerciales, tipificado en </w:t>
       </w:r>
@@ -4547,7 +4484,7 @@
           <w:kern w:val="0"/>
           <w:shd w:val="clear" w:color="auto" w:fill="FFFFFF"/>
           <w:lang w:eastAsia="es-PE"/>
-          <ns2:ligatures ns2:val="none"/>
+          <w14:ligatures w14:val="none"/>
         </w:rPr>
         <w:t xml:space="preserve">literal </w:t>
       </w:r>
@@ -4558,7 +4495,7 @@
           <w:kern w:val="0"/>
           <w:shd w:val="clear" w:color="auto" w:fill="FFFFFF"/>
           <w:lang w:eastAsia="es-PE"/>
-          <ns2:ligatures ns2:val="none"/>
+          <w14:ligatures w14:val="none"/>
         </w:rPr>
         <w:t>b</w:t>
       </w:r>
@@ -4569,7 +4506,7 @@
           <w:kern w:val="0"/>
           <w:shd w:val="clear" w:color="auto" w:fill="FFFFFF"/>
           <w:lang w:eastAsia="es-PE"/>
-          <ns2:ligatures ns2:val="none"/>
+          <w14:ligatures w14:val="none"/>
         </w:rPr>
         <w:t xml:space="preserve">) del artículo 56 </w:t>
       </w:r>
@@ -4580,7 +4517,7 @@
           <w:color w:val="000000"/>
           <w:kern w:val="0"/>
           <w:lang w:eastAsia="es-PE"/>
-          <ns2:ligatures ns2:val="none"/>
+          <w14:ligatures w14:val="none"/>
         </w:rPr>
         <w:t>del Código</w:t>
       </w:r>
@@ -4599,23 +4536,23 @@
           <w:color w:val="000000"/>
           <w:kern w:val="0"/>
           <w:lang w:eastAsia="es-PE"/>
-          <ns2:ligatures ns2:val="none"/>
+          <w14:ligatures w14:val="none"/>
         </w:rPr>
         <w:t xml:space="preserve">. </w:t>
       </w:r>
     </w:p>
-    <w:p ns2:paraId="50439EC8" ns2:textId="77777777">
+    <w:p>
       <w:pPr>
         <w:pStyle w:val="Prrafodelista"/>
         <w:spacing w:line="240" w:lineRule="auto"/>
         <w:rPr>
           <w:rFonts w:ascii="Arial Narrow" w:eastAsia="Arial Narrow" w:hAnsi="Arial Narrow" w:cs="Arial Narrow"/>
           <w:kern w:val="0"/>
-          <ns2:ligatures ns2:val="none"/>
-        </w:rPr>
-      </w:pPr>
-    </w:p>
-    <w:p ns2:paraId="37BFB305" ns2:textId="583B23C7">
+          <w14:ligatures w14:val="none"/>
+        </w:rPr>
+      </w:pPr>
+    </w:p>
+    <w:p>
       <w:pPr>
         <w:pStyle w:val="Prrafodelista"/>
         <w:numPr>
@@ -4628,14 +4565,14 @@
         <w:rPr>
           <w:rFonts w:ascii="Arial Narrow" w:eastAsia="Arial Narrow" w:hAnsi="Arial Narrow" w:cs="Arial Narrow"/>
           <w:kern w:val="0"/>
-          <ns2:ligatures ns2:val="none"/>
-        </w:rPr>
-      </w:pPr>
-      <w:r>
-        <w:rPr>
-          <w:rFonts w:ascii="Arial Narrow" w:eastAsia="Arial Narrow" w:hAnsi="Arial Narrow" w:cs="Arial Narrow"/>
-          <w:kern w:val="0"/>
-          <ns2:ligatures ns2:val="none"/>
+          <w14:ligatures w14:val="none"/>
+        </w:rPr>
+      </w:pPr>
+      <w:r>
+        <w:rPr>
+          <w:rFonts w:ascii="Arial Narrow" w:eastAsia="Arial Narrow" w:hAnsi="Arial Narrow" w:cs="Arial Narrow"/>
+          <w:kern w:val="0"/>
+          <w14:ligatures w14:val="none"/>
         </w:rPr>
         <w:t xml:space="preserve">Además, la Secretaría Técnica, en ejercicio de sus facultades, </w:t>
       </w:r>
@@ -4645,7 +4582,7 @@
           <w:color w:val="000000"/>
           <w:kern w:val="0"/>
           <w:lang w:eastAsia="es-PE"/>
-          <ns2:ligatures ns2:val="none"/>
+          <w14:ligatures w14:val="none"/>
         </w:rPr>
         <w:t xml:space="preserve">considera </w:t>
       </w:r>
@@ -4653,7 +4590,7 @@
         <w:rPr>
           <w:rFonts w:ascii="Arial Narrow" w:eastAsia="Arial Narrow" w:hAnsi="Arial Narrow" w:cs="Arial Narrow"/>
           <w:kern w:val="0"/>
-          <ns2:ligatures ns2:val="none"/>
+          <w14:ligatures w14:val="none"/>
         </w:rPr>
         <w:t xml:space="preserve">que el hecho denunciado, consistente en que </w:t>
       </w:r>
@@ -4661,7 +4598,7 @@
         <w:rPr>
           <w:rFonts w:ascii="Arial Narrow" w:eastAsia="Arial Narrow" w:hAnsi="Arial Narrow" w:cs="Arial Narrow"/>
           <w:kern w:val="0"/>
-          <ns2:ligatures ns2:val="none"/>
+          <w14:ligatures w14:val="none"/>
         </w:rPr>
         <w:t>Rímac Seguros y Reaseguros S.A. habría contratado a favor del denunciante la Póliza 00110991764000013875, pese a no tener su consentimiento</w:t>
       </w:r>
@@ -4669,7 +4606,7 @@
         <w:rPr>
           <w:rFonts w:ascii="Arial Narrow" w:eastAsia="Arial Narrow" w:hAnsi="Arial Narrow" w:cs="Arial Narrow"/>
           <w:kern w:val="0"/>
-          <ns2:ligatures ns2:val="none"/>
+          <w14:ligatures w14:val="none"/>
         </w:rPr>
         <w:t>.</w:t>
       </w:r>
@@ -4677,7 +4614,7 @@
         <w:rPr>
           <w:rFonts w:ascii="Arial Narrow" w:eastAsia="Arial Narrow" w:hAnsi="Arial Narrow" w:cs="Arial Narrow"/>
           <w:kern w:val="0"/>
-          <ns2:ligatures ns2:val="none"/>
+          <w14:ligatures w14:val="none"/>
         </w:rPr>
         <w:t xml:space="preserve"> </w:t>
       </w:r>
@@ -4688,7 +4625,7 @@
           <w:color w:val="000000"/>
           <w:kern w:val="0"/>
           <w:lang w:eastAsia="es-PE"/>
-          <ns2:ligatures ns2:val="none"/>
+          <w14:ligatures w14:val="none"/>
         </w:rPr>
         <w:t xml:space="preserve">Por consiguiente, corresponde calificar el hecho materia de denuncia como una presunta infracción al deber de protección contra los métodos comerciales, tipificado en </w:t>
       </w:r>
@@ -4699,7 +4636,7 @@
           <w:kern w:val="0"/>
           <w:shd w:val="clear" w:color="auto" w:fill="FFFFFF"/>
           <w:lang w:eastAsia="es-PE"/>
-          <ns2:ligatures ns2:val="none"/>
+          <w14:ligatures w14:val="none"/>
         </w:rPr>
         <w:t xml:space="preserve">literal b) del artículo 56 </w:t>
       </w:r>
@@ -4710,7 +4647,7 @@
           <w:color w:val="000000"/>
           <w:kern w:val="0"/>
           <w:lang w:eastAsia="es-PE"/>
-          <ns2:ligatures ns2:val="none"/>
+          <w14:ligatures w14:val="none"/>
         </w:rPr>
         <w:t>del Código.</w:t>
       </w:r>
@@ -4721,22 +4658,22 @@
           <w:color w:val="000000"/>
           <w:kern w:val="0"/>
           <w:lang w:eastAsia="es-PE"/>
-          <ns2:ligatures ns2:val="none"/>
+          <w14:ligatures w14:val="none"/>
         </w:rPr>
         <w:t xml:space="preserve"> </w:t>
       </w:r>
     </w:p>
-    <w:p ns2:paraId="6276F33C" ns2:textId="77777777">
+    <w:p>
       <w:pPr>
         <w:pStyle w:val="Prrafodelista"/>
         <w:rPr>
           <w:rFonts w:ascii="Arial Narrow" w:eastAsia="Arial Narrow" w:hAnsi="Arial Narrow" w:cs="Arial Narrow"/>
           <w:kern w:val="0"/>
-          <ns2:ligatures ns2:val="none"/>
-        </w:rPr>
-      </w:pPr>
-    </w:p>
-    <w:p ns2:paraId="4F82A814" ns2:textId="3C76F2D0">
+          <w14:ligatures w14:val="none"/>
+        </w:rPr>
+      </w:pPr>
+    </w:p>
+    <w:p>
       <w:pPr>
         <w:pStyle w:val="Prrafodelista"/>
         <w:numPr>
@@ -4749,14 +4686,14 @@
         <w:rPr>
           <w:rFonts w:ascii="Arial Narrow" w:eastAsia="Arial Narrow" w:hAnsi="Arial Narrow" w:cs="Arial Narrow"/>
           <w:kern w:val="0"/>
-          <ns2:ligatures ns2:val="none"/>
-        </w:rPr>
-      </w:pPr>
-      <w:r>
-        <w:rPr>
-          <w:rFonts w:ascii="Arial Narrow" w:eastAsia="Arial Narrow" w:hAnsi="Arial Narrow" w:cs="Arial Narrow"/>
-          <w:kern w:val="0"/>
-          <ns2:ligatures ns2:val="none"/>
+          <w14:ligatures w14:val="none"/>
+        </w:rPr>
+      </w:pPr>
+      <w:r>
+        <w:rPr>
+          <w:rFonts w:ascii="Arial Narrow" w:eastAsia="Arial Narrow" w:hAnsi="Arial Narrow" w:cs="Arial Narrow"/>
+          <w:kern w:val="0"/>
+          <w14:ligatures w14:val="none"/>
         </w:rPr>
         <w:t xml:space="preserve">Adicionalmente, </w:t>
       </w:r>
@@ -4764,7 +4701,7 @@
         <w:rPr>
           <w:rFonts w:ascii="Arial Narrow" w:eastAsia="Arial Narrow" w:hAnsi="Arial Narrow" w:cs="Arial Narrow"/>
           <w:kern w:val="0"/>
-          <ns2:ligatures ns2:val="none"/>
+          <w14:ligatures w14:val="none"/>
         </w:rPr>
         <w:t xml:space="preserve">la Secretaría Técnica, en ejercicio de sus facultades, </w:t>
       </w:r>
@@ -4774,7 +4711,7 @@
           <w:color w:val="000000"/>
           <w:kern w:val="0"/>
           <w:lang w:eastAsia="es-PE"/>
-          <ns2:ligatures ns2:val="none"/>
+          <w14:ligatures w14:val="none"/>
         </w:rPr>
         <w:t xml:space="preserve">considera </w:t>
       </w:r>
@@ -4782,7 +4719,7 @@
         <w:rPr>
           <w:rFonts w:ascii="Arial Narrow" w:eastAsia="Arial Narrow" w:hAnsi="Arial Narrow" w:cs="Arial Narrow"/>
           <w:kern w:val="0"/>
-          <ns2:ligatures ns2:val="none"/>
+          <w14:ligatures w14:val="none"/>
         </w:rPr>
         <w:t xml:space="preserve">que el hecho denunciado, consistente en que </w:t>
       </w:r>
@@ -4790,7 +4727,7 @@
         <w:rPr>
           <w:rFonts w:ascii="Arial Narrow" w:eastAsia="Arial Narrow" w:hAnsi="Arial Narrow" w:cs="Arial Narrow"/>
           <w:kern w:val="0"/>
-          <ns2:ligatures ns2:val="none"/>
+          <w14:ligatures w14:val="none"/>
         </w:rPr>
         <w:t>el Banco BBVA Perú S.A. habría condicionado indebidamente al denunciante a pagar US$65,00 por el endoso de la Póliza 0070183725 con la finalidad de anular la Póliza 00110991764000013875 emitida por Rímac Seguros y Reaseguros S.A</w:t>
       </w:r>
@@ -4798,7 +4735,7 @@
         <w:rPr>
           <w:rFonts w:ascii="Arial Narrow" w:eastAsia="Arial Narrow" w:hAnsi="Arial Narrow" w:cs="Arial Narrow"/>
           <w:kern w:val="0"/>
-          <ns2:ligatures ns2:val="none"/>
+          <w14:ligatures w14:val="none"/>
         </w:rPr>
         <w:t>.</w:t>
       </w:r>
@@ -4806,7 +4743,7 @@
         <w:rPr>
           <w:rFonts w:ascii="Arial Narrow" w:eastAsia="Arial Narrow" w:hAnsi="Arial Narrow" w:cs="Arial Narrow"/>
           <w:kern w:val="0"/>
-          <ns2:ligatures ns2:val="none"/>
+          <w14:ligatures w14:val="none"/>
         </w:rPr>
         <w:t xml:space="preserve">. </w:t>
       </w:r>
@@ -4817,7 +4754,7 @@
           <w:color w:val="000000"/>
           <w:kern w:val="0"/>
           <w:lang w:eastAsia="es-PE"/>
-          <ns2:ligatures ns2:val="none"/>
+          <w14:ligatures w14:val="none"/>
         </w:rPr>
         <w:t xml:space="preserve">Por consiguiente, corresponde calificar el hecho materia de denuncia como una presunta infracción al deber de protección contra los métodos comerciales, tipificado en </w:t>
       </w:r>
@@ -4828,7 +4765,7 @@
           <w:kern w:val="0"/>
           <w:shd w:val="clear" w:color="auto" w:fill="FFFFFF"/>
           <w:lang w:eastAsia="es-PE"/>
-          <ns2:ligatures ns2:val="none"/>
+          <w14:ligatures w14:val="none"/>
         </w:rPr>
         <w:t xml:space="preserve">literal b) del artículo 56 </w:t>
       </w:r>
@@ -4839,12 +4776,12 @@
           <w:color w:val="000000"/>
           <w:kern w:val="0"/>
           <w:lang w:eastAsia="es-PE"/>
-          <ns2:ligatures ns2:val="none"/>
+          <w14:ligatures w14:val="none"/>
         </w:rPr>
         <w:t>del Código.</w:t>
       </w:r>
     </w:p>
-    <w:p ns2:paraId="602E96D4" ns2:textId="77777777">
+    <w:p>
       <w:pPr>
         <w:pStyle w:val="Prrafodelista"/>
         <w:spacing w:line="240" w:lineRule="auto"/>
@@ -4854,11 +4791,11 @@
           <w:color w:val="000000"/>
           <w:kern w:val="0"/>
           <w:lang w:eastAsia="es-PE"/>
-          <ns2:ligatures ns2:val="none"/>
-        </w:rPr>
-      </w:pPr>
-    </w:p>
-    <w:p ns2:paraId="33C6F6F0" ns2:textId="343CD2D3">
+          <w14:ligatures w14:val="none"/>
+        </w:rPr>
+      </w:pPr>
+    </w:p>
+    <w:p>
       <w:pPr>
         <w:pStyle w:val="Prrafodelista"/>
         <w:numPr>
@@ -4871,14 +4808,14 @@
         <w:rPr>
           <w:rFonts w:ascii="Arial Narrow" w:eastAsia="Arial Narrow" w:hAnsi="Arial Narrow" w:cs="Arial Narrow"/>
           <w:kern w:val="0"/>
-          <ns2:ligatures ns2:val="none"/>
-        </w:rPr>
-      </w:pPr>
-      <w:r>
-        <w:rPr>
-          <w:rFonts w:ascii="Arial Narrow" w:eastAsia="Arial Narrow" w:hAnsi="Arial Narrow" w:cs="Arial Narrow"/>
-          <w:kern w:val="0"/>
-          <ns2:ligatures ns2:val="none"/>
+          <w14:ligatures w14:val="none"/>
+        </w:rPr>
+      </w:pPr>
+      <w:r>
+        <w:rPr>
+          <w:rFonts w:ascii="Arial Narrow" w:eastAsia="Arial Narrow" w:hAnsi="Arial Narrow" w:cs="Arial Narrow"/>
+          <w:kern w:val="0"/>
+          <w14:ligatures w14:val="none"/>
         </w:rPr>
         <w:t>Asimismo</w:t>
       </w:r>
@@ -4886,7 +4823,7 @@
         <w:rPr>
           <w:rFonts w:ascii="Arial Narrow" w:eastAsia="Arial Narrow" w:hAnsi="Arial Narrow" w:cs="Arial Narrow"/>
           <w:kern w:val="0"/>
-          <ns2:ligatures ns2:val="none"/>
+          <w14:ligatures w14:val="none"/>
         </w:rPr>
         <w:t xml:space="preserve">, la Secretaría Técnica, en ejercicio de sus facultades, </w:t>
       </w:r>
@@ -4896,7 +4833,7 @@
           <w:color w:val="000000"/>
           <w:kern w:val="0"/>
           <w:lang w:eastAsia="es-PE"/>
-          <ns2:ligatures ns2:val="none"/>
+          <w14:ligatures w14:val="none"/>
         </w:rPr>
         <w:t xml:space="preserve">considera </w:t>
       </w:r>
@@ -4904,7 +4841,7 @@
         <w:rPr>
           <w:rFonts w:ascii="Arial Narrow" w:eastAsia="Arial Narrow" w:hAnsi="Arial Narrow" w:cs="Arial Narrow"/>
           <w:kern w:val="0"/>
-          <ns2:ligatures ns2:val="none"/>
+          <w14:ligatures w14:val="none"/>
         </w:rPr>
         <w:t>que el hecho denunciado</w:t>
       </w:r>
@@ -4914,7 +4851,7 @@
           <w:color w:val="000000"/>
           <w:kern w:val="0"/>
           <w:lang w:eastAsia="es-PE"/>
-          <ns2:ligatures ns2:val="none"/>
+          <w14:ligatures w14:val="none"/>
         </w:rPr>
         <w:t xml:space="preserve">, consistente en que </w:t>
       </w:r>
@@ -4922,7 +4859,7 @@
         <w:rPr>
           <w:rFonts w:ascii="Arial Narrow" w:eastAsia="Arial Narrow" w:hAnsi="Arial Narrow" w:cs="Arial Narrow"/>
           <w:kern w:val="0"/>
-          <ns2:ligatures ns2:val="none"/>
+          <w14:ligatures w14:val="none"/>
         </w:rPr>
         <w:t>el Banco BBVA Perú S.A. habría brindado una respuesta inadecuada al reclamo presentado por el denunciante el 20 de diciembre de 2024</w:t>
       </w:r>
@@ -4933,7 +4870,7 @@
           <w:kern w:val="0"/>
           <w:shd w:val="clear" w:color="auto" w:fill="FFFFFF"/>
           <w:lang w:eastAsia="es-PE"/>
-          <ns2:ligatures ns2:val="none"/>
+          <w14:ligatures w14:val="none"/>
         </w:rPr>
         <w:t xml:space="preserve">. </w:t>
       </w:r>
@@ -4943,7 +4880,7 @@
           <w:color w:val="000000"/>
           <w:kern w:val="0"/>
           <w:lang w:eastAsia="es-PE"/>
-          <ns2:ligatures ns2:val="none"/>
+          <w14:ligatures w14:val="none"/>
         </w:rPr>
         <w:t>Por consiguiente, corresponde calificar el hecho materia de denuncia como una presunta infracción al</w:t>
       </w:r>
@@ -4951,7 +4888,7 @@
         <w:rPr>
           <w:rFonts w:ascii="Arial Narrow" w:eastAsia="Arial Narrow" w:hAnsi="Arial Narrow" w:cs="Arial Narrow"/>
           <w:kern w:val="0"/>
-          <ns2:ligatures ns2:val="none"/>
+          <w14:ligatures w14:val="none"/>
         </w:rPr>
         <w:t xml:space="preserve"> numeral 88.1 del artículo 88 del Código</w:t>
       </w:r>
@@ -4961,7 +4898,7 @@
           <w:rFonts w:ascii="Arial Narrow" w:eastAsia="Arial Narrow" w:hAnsi="Arial Narrow" w:cs="Arial"/>
           <w:kern w:val="0"/>
           <w:vertAlign w:val="superscript"/>
-          <ns2:ligatures ns2:val="none"/>
+          <w14:ligatures w14:val="none"/>
         </w:rPr>
         <w:footnoteReference w:id="6"/>
       </w:r>
@@ -4969,12 +4906,12 @@
         <w:rPr>
           <w:rFonts w:ascii="Arial Narrow" w:eastAsia="Arial Narrow" w:hAnsi="Arial Narrow" w:cs="Arial Narrow"/>
           <w:kern w:val="0"/>
-          <ns2:ligatures ns2:val="none"/>
+          <w14:ligatures w14:val="none"/>
         </w:rPr>
         <w:t>.</w:t>
       </w:r>
     </w:p>
-    <w:p ns2:paraId="72FC310C" ns2:textId="77777777">
+    <w:p>
       <w:pPr>
         <w:pStyle w:val="Prrafodelista"/>
         <w:spacing w:line="240" w:lineRule="auto"/>
@@ -4984,11 +4921,11 @@
           <w:color w:val="000000"/>
           <w:kern w:val="0"/>
           <w:lang w:eastAsia="es-PE"/>
-          <ns2:ligatures ns2:val="none"/>
-        </w:rPr>
-      </w:pPr>
-    </w:p>
-    <w:p ns2:paraId="4FF28DB9" ns2:textId="5410AFBB">
+          <w14:ligatures w14:val="none"/>
+        </w:rPr>
+      </w:pPr>
+    </w:p>
+    <w:p>
       <w:pPr>
         <w:pStyle w:val="Prrafodelista"/>
         <w:numPr>
@@ -5001,14 +4938,14 @@
         <w:rPr>
           <w:rFonts w:ascii="Arial Narrow" w:eastAsia="Arial Narrow" w:hAnsi="Arial Narrow" w:cs="Arial Narrow"/>
           <w:kern w:val="0"/>
-          <ns2:ligatures ns2:val="none"/>
-        </w:rPr>
-      </w:pPr>
-      <w:r>
-        <w:rPr>
-          <w:rFonts w:ascii="Arial Narrow" w:eastAsia="Arial Narrow" w:hAnsi="Arial Narrow" w:cs="Arial Narrow"/>
-          <w:kern w:val="0"/>
-          <ns2:ligatures ns2:val="none"/>
+          <w14:ligatures w14:val="none"/>
+        </w:rPr>
+      </w:pPr>
+      <w:r>
+        <w:rPr>
+          <w:rFonts w:ascii="Arial Narrow" w:eastAsia="Arial Narrow" w:hAnsi="Arial Narrow" w:cs="Arial Narrow"/>
+          <w:kern w:val="0"/>
+          <w14:ligatures w14:val="none"/>
         </w:rPr>
         <w:t>Asimismo, la Secretaría Técnica, en</w:t>
       </w:r>
@@ -5016,7 +4953,7 @@
         <w:rPr>
           <w:rFonts w:ascii="Arial Narrow" w:eastAsia="Arial Narrow" w:hAnsi="Arial Narrow" w:cs="Arial Narrow"/>
           <w:kern w:val="0"/>
-          <ns2:ligatures ns2:val="none"/>
+          <w14:ligatures w14:val="none"/>
         </w:rPr>
         <w:t xml:space="preserve"> ejercicio </w:t>
       </w:r>
@@ -5024,7 +4961,7 @@
         <w:rPr>
           <w:rFonts w:ascii="Arial Narrow" w:eastAsia="Arial Narrow" w:hAnsi="Arial Narrow" w:cs="Arial Narrow"/>
           <w:kern w:val="0"/>
-          <ns2:ligatures ns2:val="none"/>
+          <w14:ligatures w14:val="none"/>
         </w:rPr>
         <w:t xml:space="preserve">de sus facultades, </w:t>
       </w:r>
@@ -5034,7 +4971,7 @@
           <w:color w:val="000000"/>
           <w:kern w:val="0"/>
           <w:lang w:eastAsia="es-PE"/>
-          <ns2:ligatures ns2:val="none"/>
+          <w14:ligatures w14:val="none"/>
         </w:rPr>
         <w:t xml:space="preserve">considera </w:t>
       </w:r>
@@ -5042,7 +4979,7 @@
         <w:rPr>
           <w:rFonts w:ascii="Arial Narrow" w:eastAsia="Arial Narrow" w:hAnsi="Arial Narrow" w:cs="Arial Narrow"/>
           <w:kern w:val="0"/>
-          <ns2:ligatures ns2:val="none"/>
+          <w14:ligatures w14:val="none"/>
         </w:rPr>
         <w:t>que el hecho denunciado</w:t>
       </w:r>
@@ -5052,7 +4989,7 @@
           <w:color w:val="000000"/>
           <w:kern w:val="0"/>
           <w:lang w:eastAsia="es-PE"/>
-          <ns2:ligatures ns2:val="none"/>
+          <w14:ligatures w14:val="none"/>
         </w:rPr>
         <w:t xml:space="preserve">, consistente en que </w:t>
       </w:r>
@@ -5060,7 +4997,7 @@
         <w:rPr>
           <w:rFonts w:ascii="Arial Narrow" w:eastAsia="Arial Narrow" w:hAnsi="Arial Narrow" w:cs="Arial Narrow"/>
           <w:kern w:val="0"/>
-          <ns2:ligatures ns2:val="none"/>
+          <w14:ligatures w14:val="none"/>
         </w:rPr>
         <w:t>el Banco BBVA Perú S.A. habría brindado una respuesta inadecuada al reclamo presentado por el denunciante el 24 de enero de 2025</w:t>
       </w:r>
@@ -5068,7 +5005,7 @@
         <w:rPr>
           <w:rFonts w:ascii="Arial Narrow" w:eastAsia="Arial Narrow" w:hAnsi="Arial Narrow" w:cs="Arial Narrow"/>
           <w:kern w:val="0"/>
-          <ns2:ligatures ns2:val="none"/>
+          <w14:ligatures w14:val="none"/>
         </w:rPr>
         <w:t>.</w:t>
       </w:r>
@@ -5078,7 +5015,7 @@
           <w:color w:val="000000"/>
           <w:kern w:val="0"/>
           <w:lang w:eastAsia="es-PE"/>
-          <ns2:ligatures ns2:val="none"/>
+          <w14:ligatures w14:val="none"/>
         </w:rPr>
         <w:t xml:space="preserve"> </w:t>
       </w:r>
@@ -5088,7 +5025,7 @@
           <w:color w:val="000000"/>
           <w:kern w:val="0"/>
           <w:lang w:eastAsia="es-PE"/>
-          <ns2:ligatures ns2:val="none"/>
+          <w14:ligatures w14:val="none"/>
         </w:rPr>
         <w:t>Por consiguiente, corresponde calificar el</w:t>
       </w:r>
@@ -5098,7 +5035,7 @@
           <w:color w:val="000000"/>
           <w:kern w:val="0"/>
           <w:lang w:eastAsia="es-PE"/>
-          <ns2:ligatures ns2:val="none"/>
+          <w14:ligatures w14:val="none"/>
         </w:rPr>
         <w:t xml:space="preserve"> hecho materia de denuncia como una presunta infracción al</w:t>
       </w:r>
@@ -5106,7 +5043,7 @@
         <w:rPr>
           <w:rFonts w:ascii="Arial Narrow" w:eastAsia="Arial Narrow" w:hAnsi="Arial Narrow" w:cs="Arial Narrow"/>
           <w:kern w:val="0"/>
-          <ns2:ligatures ns2:val="none"/>
+          <w14:ligatures w14:val="none"/>
         </w:rPr>
         <w:t xml:space="preserve"> numeral 88.1 del artículo 88 del Código</w:t>
       </w:r>
@@ -5114,23 +5051,23 @@
         <w:rPr>
           <w:rFonts w:ascii="Arial Narrow" w:eastAsia="Arial Narrow" w:hAnsi="Arial Narrow" w:cs="Arial Narrow"/>
           <w:kern w:val="0"/>
-          <ns2:ligatures ns2:val="none"/>
+          <w14:ligatures w14:val="none"/>
         </w:rPr>
         <w:t>.</w:t>
       </w:r>
     </w:p>
-    <w:p ns2:paraId="6BDA4B7E" ns2:textId="49AF511E">
-      <w:pPr>
-        <w:spacing w:after="0" w:line="240" w:lineRule="auto"/>
-        <w:jc w:val="both"/>
-        <w:rPr>
-          <w:rFonts w:ascii="Arial Narrow" w:eastAsia="Arial Narrow" w:hAnsi="Arial Narrow" w:cs="Arial Narrow"/>
-          <w:kern w:val="0"/>
-          <ns2:ligatures ns2:val="none"/>
-        </w:rPr>
-      </w:pPr>
-    </w:p>
-    <w:p ns2:paraId="308F08C6" ns2:textId="232AF293">
+    <w:p>
+      <w:pPr>
+        <w:spacing w:after="0" w:line="240" w:lineRule="auto"/>
+        <w:jc w:val="both"/>
+        <w:rPr>
+          <w:rFonts w:ascii="Arial Narrow" w:eastAsia="Arial Narrow" w:hAnsi="Arial Narrow" w:cs="Arial Narrow"/>
+          <w:kern w:val="0"/>
+          <w14:ligatures w14:val="none"/>
+        </w:rPr>
+      </w:pPr>
+    </w:p>
+    <w:p>
       <w:pPr>
         <w:pStyle w:val="Prrafodelista"/>
         <w:numPr>
@@ -5143,14 +5080,14 @@
         <w:rPr>
           <w:rFonts w:ascii="Arial Narrow" w:eastAsia="Arial Narrow" w:hAnsi="Arial Narrow" w:cs="Arial Narrow"/>
           <w:kern w:val="0"/>
-          <ns2:ligatures ns2:val="none"/>
-        </w:rPr>
-      </w:pPr>
-      <w:r>
-        <w:rPr>
-          <w:rFonts w:ascii="Arial Narrow" w:eastAsia="Arial Narrow" w:hAnsi="Arial Narrow" w:cs="Arial Narrow"/>
-          <w:kern w:val="0"/>
-          <ns2:ligatures ns2:val="none"/>
+          <w14:ligatures w14:val="none"/>
+        </w:rPr>
+      </w:pPr>
+      <w:r>
+        <w:rPr>
+          <w:rFonts w:ascii="Arial Narrow" w:eastAsia="Arial Narrow" w:hAnsi="Arial Narrow" w:cs="Arial Narrow"/>
+          <w:kern w:val="0"/>
+          <w14:ligatures w14:val="none"/>
         </w:rPr>
         <w:t xml:space="preserve">Asimismo, </w:t>
       </w:r>
@@ -5160,7 +5097,7 @@
           <w:color w:val="000000"/>
           <w:kern w:val="0"/>
           <w:lang w:eastAsia="es-PE"/>
-          <ns2:ligatures ns2:val="none"/>
+          <w14:ligatures w14:val="none"/>
         </w:rPr>
         <w:t xml:space="preserve">la Secretaría Técnica, en ejercicio de sus facultades, considera </w:t>
       </w:r>
@@ -5168,7 +5105,7 @@
         <w:rPr>
           <w:rFonts w:ascii="Arial Narrow" w:eastAsia="Arial Narrow" w:hAnsi="Arial Narrow" w:cs="Arial"/>
           <w:kern w:val="0"/>
-          <ns2:ligatures ns2:val="none"/>
+          <w14:ligatures w14:val="none"/>
         </w:rPr>
         <w:t xml:space="preserve">que el hecho denunciado, consistente en que </w:t>
       </w:r>
@@ -5179,7 +5116,7 @@
           <w:kern w:val="0"/>
           <w:shd w:val="clear" w:color="auto" w:fill="FFFFFF"/>
           <w:lang w:eastAsia="es-PE"/>
-          <ns2:ligatures ns2:val="none"/>
+          <w14:ligatures w14:val="none"/>
         </w:rPr>
         <w:t>Rímac Seguros y Reaseguros S.A. no habría cumplido oportunamente con entregar al denunciante la Póliza 00110991764000013875</w:t>
       </w:r>
@@ -5187,7 +5124,7 @@
         <w:rPr>
           <w:rFonts w:ascii="Arial Narrow" w:eastAsia="Arial Narrow" w:hAnsi="Arial Narrow" w:cs="Arial"/>
           <w:kern w:val="0"/>
-          <ns2:ligatures ns2:val="none"/>
+          <w14:ligatures w14:val="none"/>
         </w:rPr>
         <w:t>.</w:t>
       </w:r>
@@ -5195,7 +5132,7 @@
         <w:rPr>
           <w:rFonts w:ascii="Arial Narrow" w:eastAsia="Arial Narrow" w:hAnsi="Arial Narrow" w:cs="Arial"/>
           <w:kern w:val="0"/>
-          <ns2:ligatures ns2:val="none"/>
+          <w14:ligatures w14:val="none"/>
         </w:rPr>
         <w:t xml:space="preserve"> Por consiguiente, corresponde calificar el hecho materia de denuncia como una presunta </w:t>
       </w:r>
@@ -5203,7 +5140,7 @@
         <w:rPr>
           <w:rFonts w:ascii="Arial Narrow" w:eastAsia="Arial Narrow" w:hAnsi="Arial Narrow" w:cs="Arial"/>
           <w:kern w:val="0"/>
-          <ns2:ligatures ns2:val="none"/>
+          <w14:ligatures w14:val="none"/>
         </w:rPr>
         <w:t>infracción al deber de entregar a los usuarios copia de los contratos y demás documentación relacionada con dichos actos jurídicos, tipificado en el literal e) del artículo 47 del Código</w:t>
       </w:r>
@@ -5213,7 +5150,7 @@
           <w:rFonts w:ascii="Arial Narrow" w:eastAsia="Arial Narrow" w:hAnsi="Arial Narrow" w:cs="Arial"/>
           <w:kern w:val="0"/>
           <w:vertAlign w:val="superscript"/>
-          <ns2:ligatures ns2:val="none"/>
+          <w14:ligatures w14:val="none"/>
         </w:rPr>
         <w:footnoteReference w:id="7"/>
       </w:r>
@@ -5221,23 +5158,23 @@
         <w:rPr>
           <w:rFonts w:ascii="Arial Narrow" w:eastAsia="Arial Narrow" w:hAnsi="Arial Narrow" w:cs="Arial"/>
           <w:kern w:val="0"/>
-          <ns2:ligatures ns2:val="none"/>
+          <w14:ligatures w14:val="none"/>
         </w:rPr>
         <w:t>.</w:t>
       </w:r>
     </w:p>
-    <w:p ns2:paraId="7A507243" ns2:textId="77777777">
-      <w:pPr>
-        <w:spacing w:after="0" w:line="240" w:lineRule="auto"/>
-        <w:jc w:val="both"/>
-        <w:rPr>
-          <w:rFonts w:ascii="Arial Narrow" w:eastAsia="Arial Narrow" w:hAnsi="Arial Narrow" w:cs="Arial Narrow"/>
-          <w:kern w:val="0"/>
-          <ns2:ligatures ns2:val="none"/>
-        </w:rPr>
-      </w:pPr>
-    </w:p>
-    <w:p ns2:paraId="2E7770E0" ns2:textId="4E844B2B">
+    <w:p>
+      <w:pPr>
+        <w:spacing w:after="0" w:line="240" w:lineRule="auto"/>
+        <w:jc w:val="both"/>
+        <w:rPr>
+          <w:rFonts w:ascii="Arial Narrow" w:eastAsia="Arial Narrow" w:hAnsi="Arial Narrow" w:cs="Arial Narrow"/>
+          <w:kern w:val="0"/>
+          <w14:ligatures w14:val="none"/>
+        </w:rPr>
+      </w:pPr>
+    </w:p>
+    <w:p>
       <w:pPr>
         <w:pStyle w:val="Prrafodelista"/>
         <w:numPr>
@@ -5251,16 +5188,16 @@
           <w:rFonts w:ascii="Arial Narrow" w:eastAsia="Calibri" w:hAnsi="Arial Narrow" w:cs="Arial Narrow"/>
           <w:kern w:val="0"/>
           <w:lang w:eastAsia="es-PE"/>
-          <ns2:ligatures ns2:val="none"/>
-        </w:rPr>
-      </w:pPr>
-      <w:r>
-        <w:rPr>
-          <w:rFonts w:ascii="Arial Narrow" w:eastAsia="Times New Roman" w:hAnsi="Arial Narrow" w:cs="Arial"/>
-          <w:color w:val="000000"/>
-          <w:kern w:val="0"/>
-          <w:lang w:eastAsia="es-PE"/>
-          <ns2:ligatures ns2:val="none"/>
+          <w14:ligatures w14:val="none"/>
+        </w:rPr>
+      </w:pPr>
+      <w:r>
+        <w:rPr>
+          <w:rFonts w:ascii="Arial Narrow" w:eastAsia="Times New Roman" w:hAnsi="Arial Narrow" w:cs="Arial"/>
+          <w:color w:val="000000"/>
+          <w:kern w:val="0"/>
+          <w:lang w:eastAsia="es-PE"/>
+          <w14:ligatures w14:val="none"/>
         </w:rPr>
         <w:lastRenderedPageBreak/>
         <w:t xml:space="preserve">Además, </w:t>
@@ -5269,7 +5206,7 @@
         <w:rPr>
           <w:rFonts w:ascii="Arial Narrow" w:eastAsia="Arial Narrow" w:hAnsi="Arial Narrow" w:cs="Arial Narrow"/>
           <w:kern w:val="0"/>
-          <ns2:ligatures ns2:val="none"/>
+          <w14:ligatures w14:val="none"/>
         </w:rPr>
         <w:t xml:space="preserve">la Secretaría Técnica, en ejercicio de sus facultades, </w:t>
       </w:r>
@@ -5279,7 +5216,7 @@
           <w:color w:val="000000"/>
           <w:kern w:val="0"/>
           <w:lang w:eastAsia="es-PE"/>
-          <ns2:ligatures ns2:val="none"/>
+          <w14:ligatures w14:val="none"/>
         </w:rPr>
         <w:t xml:space="preserve">considera </w:t>
       </w:r>
@@ -5287,7 +5224,7 @@
         <w:rPr>
           <w:rFonts w:ascii="Arial Narrow" w:eastAsia="Arial Narrow" w:hAnsi="Arial Narrow" w:cs="Arial Narrow"/>
           <w:kern w:val="0"/>
-          <ns2:ligatures ns2:val="none"/>
+          <w14:ligatures w14:val="none"/>
         </w:rPr>
         <w:t xml:space="preserve">que el hecho denunciado, consistente en que </w:t>
       </w:r>
@@ -5295,7 +5232,7 @@
         <w:rPr>
           <w:rFonts w:ascii="Arial Narrow" w:eastAsia="Arial Narrow" w:hAnsi="Arial Narrow" w:cs="Arial Narrow"/>
           <w:kern w:val="0"/>
-          <ns2:ligatures ns2:val="none"/>
+          <w14:ligatures w14:val="none"/>
         </w:rPr>
         <w:t>el Banco BBVA Perú S.A. no habría cumplido con atender la comunicación presentada por el denunciante el 12 de febrero de 2025</w:t>
       </w:r>
@@ -5303,7 +5240,7 @@
         <w:rPr>
           <w:rFonts w:ascii="Arial Narrow" w:eastAsia="Arial Narrow" w:hAnsi="Arial Narrow" w:cs="Arial Narrow"/>
           <w:kern w:val="0"/>
-          <ns2:ligatures ns2:val="none"/>
+          <w14:ligatures w14:val="none"/>
         </w:rPr>
         <w:t>; involucraría una presunta afectación a sus expectativas, quien no habría encontrado una correspondencia entre lo que esperaba recibir de parte del proveedor y lo que realmente recibió. Por consiguiente, corresponde calificar el hecho materia de denuncia como una presunta infracción al deber de idoneidad, tipificado en los artículos 18</w:t>
       </w:r>
@@ -5313,7 +5250,7 @@
           <w:color w:val="000000"/>
           <w:kern w:val="0"/>
           <w:lang w:eastAsia="es-PE"/>
-          <ns2:ligatures ns2:val="none"/>
+          <w14:ligatures w14:val="none"/>
         </w:rPr>
         <w:t/>
       </w:r>
@@ -5321,7 +5258,7 @@
         <w:rPr>
           <w:rFonts w:ascii="Arial Narrow" w:eastAsia="Arial Narrow" w:hAnsi="Arial Narrow" w:cs="Arial Narrow"/>
           <w:kern w:val="0"/>
-          <ns2:ligatures ns2:val="none"/>
+          <w14:ligatures w14:val="none"/>
         </w:rPr>
         <w:t xml:space="preserve"> y 19</w:t>
       </w:r>
@@ -5331,7 +5268,7 @@
           <w:color w:val="000000"/>
           <w:kern w:val="0"/>
           <w:lang w:eastAsia="es-PE"/>
-          <ns2:ligatures ns2:val="none"/>
+          <w14:ligatures w14:val="none"/>
         </w:rPr>
         <w:t/>
       </w:r>
@@ -5339,7 +5276,7 @@
         <w:rPr>
           <w:rFonts w:ascii="Arial Narrow" w:eastAsia="Arial Narrow" w:hAnsi="Arial Narrow" w:cs="Arial Narrow"/>
           <w:kern w:val="0"/>
-          <ns2:ligatures ns2:val="none"/>
+          <w14:ligatures w14:val="none"/>
         </w:rPr>
         <w:t xml:space="preserve"> del Código</w:t>
       </w:r>
@@ -5350,12 +5287,12 @@
           <w:color w:val="000000"/>
           <w:kern w:val="0"/>
           <w:lang w:eastAsia="es-PE"/>
-          <ns2:ligatures ns2:val="none"/>
+          <w14:ligatures w14:val="none"/>
         </w:rPr>
         <w:t xml:space="preserve">. </w:t>
       </w:r>
     </w:p>
-    <w:p ns2:paraId="62072868" ns2:textId="77777777">
+    <w:p>
       <w:pPr>
         <w:spacing w:after="0" w:line="240" w:lineRule="auto"/>
         <w:jc w:val="both"/>
@@ -5363,11 +5300,11 @@
           <w:rFonts w:ascii="Arial Narrow" w:eastAsia="Calibri" w:hAnsi="Arial Narrow" w:cs="Arial Narrow"/>
           <w:kern w:val="0"/>
           <w:lang w:eastAsia="es-PE"/>
-          <ns2:ligatures ns2:val="none"/>
-        </w:rPr>
-      </w:pPr>
-    </w:p>
-    <w:p ns2:paraId="37321452" ns2:textId="77777777">
+          <w14:ligatures w14:val="none"/>
+        </w:rPr>
+      </w:pPr>
+    </w:p>
+    <w:p>
       <w:pPr>
         <w:pStyle w:val="Prrafodelista"/>
         <w:numPr>
@@ -5381,7 +5318,7 @@
           <w:rFonts w:ascii="Arial Narrow" w:eastAsia="Calibri" w:hAnsi="Arial Narrow" w:cs="Arial Narrow"/>
           <w:kern w:val="0"/>
           <w:lang w:eastAsia="es-PE"/>
-          <ns2:ligatures ns2:val="none"/>
+          <w14:ligatures w14:val="none"/>
         </w:rPr>
       </w:pPr>
       <w:r>
@@ -5390,7 +5327,7 @@
           <w:color w:val="000000"/>
           <w:kern w:val="0"/>
           <w:lang w:eastAsia="es-PE"/>
-          <ns2:ligatures ns2:val="none"/>
+          <w14:ligatures w14:val="none"/>
         </w:rPr>
         <w:t>En tanto la denuncia reúne los requisitos establecidos por la norma citada, corresponde admitirla a trámite</w:t>
       </w:r>
@@ -5400,7 +5337,7 @@
           <w:rFonts w:ascii="Arial Narrow" w:eastAsia="Arial Narrow" w:hAnsi="Arial Narrow" w:cs="Arial Narrow"/>
           <w:kern w:val="0"/>
           <w:vertAlign w:val="superscript"/>
-          <ns2:ligatures ns2:val="none"/>
+          <w14:ligatures w14:val="none"/>
         </w:rPr>
         <w:footnoteReference w:id="8"/>
       </w:r>
@@ -5410,12 +5347,12 @@
           <w:color w:val="000000"/>
           <w:kern w:val="0"/>
           <w:lang w:eastAsia="es-PE"/>
-          <ns2:ligatures ns2:val="none"/>
+          <w14:ligatures w14:val="none"/>
         </w:rPr>
         <w:t>.</w:t>
       </w:r>
     </w:p>
-    <w:p ns2:paraId="17426A8E" ns2:textId="77777777">
+    <w:p>
       <w:pPr>
         <w:spacing w:after="0" w:line="240" w:lineRule="auto"/>
         <w:ind w:left="567"/>
@@ -5426,11 +5363,11 @@
           <w:color w:val="000000"/>
           <w:kern w:val="0"/>
           <w:lang w:eastAsia="es-PE"/>
-          <ns2:ligatures ns2:val="none"/>
-        </w:rPr>
-      </w:pPr>
-    </w:p>
-    <w:p ns2:paraId="69FE781D" ns2:textId="77777777">
+          <w14:ligatures w14:val="none"/>
+        </w:rPr>
+      </w:pPr>
+    </w:p>
+    <w:p>
       <w:pPr>
         <w:pStyle w:val="Prrafodelista"/>
         <w:numPr>
@@ -5450,7 +5387,7 @@
           <w:color w:val="000000"/>
           <w:kern w:val="0"/>
           <w:lang w:eastAsia="es-PE"/>
-          <ns2:ligatures ns2:val="none"/>
+          <w14:ligatures w14:val="none"/>
         </w:rPr>
       </w:pPr>
       <w:r>
@@ -5460,12 +5397,12 @@
           <w:color w:val="000000"/>
           <w:kern w:val="0"/>
           <w:lang w:eastAsia="es-PE"/>
-          <ns2:ligatures ns2:val="none"/>
+          <w14:ligatures w14:val="none"/>
         </w:rPr>
         <w:t>REQUERIMIENTO DE INFORMACION</w:t>
       </w:r>
     </w:p>
-    <w:p ns2:paraId="6252E905" ns2:textId="77777777">
+    <w:p>
       <w:pPr>
         <w:spacing w:after="0" w:line="240" w:lineRule="auto"/>
         <w:jc w:val="both"/>
@@ -5474,11 +5411,11 @@
           <w:color w:val="000000"/>
           <w:kern w:val="0"/>
           <w:lang w:val="es-ES" w:eastAsia="es-ES"/>
-          <ns2:ligatures ns2:val="none"/>
-        </w:rPr>
-      </w:pPr>
-    </w:p>
-    <w:p ns2:paraId="21C241A8" ns2:textId="77777777">
+          <w14:ligatures w14:val="none"/>
+        </w:rPr>
+      </w:pPr>
+    </w:p>
+    <w:p>
       <w:pPr>
         <w:pStyle w:val="Prrafodelista"/>
         <w:numPr>
@@ -5493,7 +5430,7 @@
           <w:color w:val="000000"/>
           <w:kern w:val="0"/>
           <w:lang w:val="es-ES" w:eastAsia="es-ES"/>
-          <ns2:ligatures ns2:val="none"/>
+          <w14:ligatures w14:val="none"/>
         </w:rPr>
       </w:pPr>
       <w:r>
@@ -5502,7 +5439,7 @@
           <w:color w:val="000000"/>
           <w:kern w:val="0"/>
           <w:lang w:val="es-ES" w:eastAsia="es-ES"/>
-          <ns2:ligatures ns2:val="none"/>
+          <w14:ligatures w14:val="none"/>
         </w:rPr>
         <w:t xml:space="preserve">A efectos de tener mayores elementos que sirvan para la resolución definitiva del presente caso, </w:t>
       </w:r>
@@ -5512,7 +5449,7 @@
           <w:color w:val="000000"/>
           <w:kern w:val="0"/>
           <w:lang w:val="es-ES" w:eastAsia="es-ES"/>
-          <ns2:ligatures ns2:val="none"/>
+          <w14:ligatures w14:val="none"/>
         </w:rPr>
         <w:t xml:space="preserve">la Secretaría Técnica, </w:t>
       </w:r>
@@ -5522,7 +5459,7 @@
           <w:color w:val="000000"/>
           <w:kern w:val="0"/>
           <w:lang w:val="es-ES" w:eastAsia="es-ES"/>
-          <ns2:ligatures ns2:val="none"/>
+          <w14:ligatures w14:val="none"/>
         </w:rPr>
         <w:t>en ejercicio de las facultades que la ley le confiere</w:t>
       </w:r>
@@ -5532,7 +5469,7 @@
           <w:color w:val="000000"/>
           <w:kern w:val="0"/>
           <w:lang w:val="es-ES" w:eastAsia="es-ES"/>
-          <ns2:ligatures ns2:val="none"/>
+          <w14:ligatures w14:val="none"/>
         </w:rPr>
         <w:t>, conviene requerir a los proveedores denunciados que, en un plazo no mayor de cinco (5) días há</w:t>
       </w:r>
@@ -5542,7 +5479,7 @@
           <w:color w:val="000000"/>
           <w:kern w:val="0"/>
           <w:lang w:val="es-ES" w:eastAsia="es-ES"/>
-          <ns2:ligatures ns2:val="none"/>
+          <w14:ligatures w14:val="none"/>
         </w:rPr>
         <w:t xml:space="preserve">biles contado a partir del día siguiente de la </w:t>
       </w:r>
@@ -5552,12 +5489,12 @@
           <w:color w:val="000000"/>
           <w:kern w:val="0"/>
           <w:lang w:val="es-ES" w:eastAsia="es-ES"/>
-          <ns2:ligatures ns2:val="none"/>
+          <w14:ligatures w14:val="none"/>
         </w:rPr>
         <w:t>notificación de la presente resolución, cumplan con lo siguiente:</w:t>
       </w:r>
     </w:p>
-    <w:p ns2:paraId="345D7F88" ns2:textId="77777777">
+    <w:p>
       <w:pPr>
         <w:pStyle w:val="Prrafodelista"/>
         <w:spacing w:after="0" w:line="240" w:lineRule="auto"/>
@@ -5568,11 +5505,11 @@
           <w:color w:val="000000"/>
           <w:kern w:val="0"/>
           <w:lang w:val="es-ES" w:eastAsia="es-ES"/>
-          <ns2:ligatures ns2:val="none"/>
-        </w:rPr>
-      </w:pPr>
-    </w:p>
-    <w:p ns2:paraId="01F25269" ns2:textId="3D111615">
+          <w14:ligatures w14:val="none"/>
+        </w:rPr>
+      </w:pPr>
+    </w:p>
+    <w:p>
       <w:pPr>
         <w:pStyle w:val="Prrafodelista"/>
         <w:spacing w:after="0" w:line="240" w:lineRule="auto"/>
@@ -5583,7 +5520,7 @@
           <w:color w:val="000000"/>
           <w:kern w:val="0"/>
           <w:lang w:val="es-ES" w:eastAsia="es-ES"/>
-          <ns2:ligatures ns2:val="none"/>
+          <w14:ligatures w14:val="none"/>
         </w:rPr>
       </w:pPr>
       <w:r>
@@ -5593,7 +5530,7 @@
           <w:kern w:val="0"/>
           <w:u w:val="single"/>
           <w:lang w:val="es-ES" w:eastAsia="es-ES"/>
-          <ns2:ligatures ns2:val="none"/>
+          <w14:ligatures w14:val="none"/>
         </w:rPr>
         <w:t xml:space="preserve">A </w:t>
       </w:r>
@@ -5604,7 +5541,7 @@
           <w:kern w:val="0"/>
           <w:u w:val="single"/>
           <w:lang w:val="es-ES" w:eastAsia="es-ES"/>
-          <ns2:ligatures ns2:val="none"/>
+          <w14:ligatures w14:val="none"/>
         </w:rPr>
         <w:t>Rímac</w:t>
       </w:r>
@@ -5614,7 +5551,7 @@
           <w:color w:val="000000"/>
           <w:kern w:val="0"/>
           <w:lang w:val="es-ES" w:eastAsia="es-ES"/>
-          <ns2:ligatures ns2:val="none"/>
+          <w14:ligatures w14:val="none"/>
         </w:rPr>
         <w:t xml:space="preserve">: (i) presentar una copia debidamente suscrita de la Póliza </w:t>
       </w:r>
@@ -5625,7 +5562,7 @@
           <w:color w:val="000000"/>
           <w:kern w:val="0"/>
           <w:lang w:eastAsia="es-ES"/>
-          <ns2:ligatures ns2:val="none"/>
+          <w14:ligatures w14:val="none"/>
         </w:rPr>
         <w:t/>
       </w:r>
@@ -5636,7 +5573,7 @@
           <w:color w:val="000000"/>
           <w:kern w:val="0"/>
           <w:lang w:eastAsia="es-ES"/>
-          <ns2:ligatures ns2:val="none"/>
+          <w14:ligatures w14:val="none"/>
         </w:rPr>
         <w:t xml:space="preserve"> </w:t>
       </w:r>
@@ -5646,7 +5583,7 @@
           <w:color w:val="000000"/>
           <w:kern w:val="0"/>
           <w:lang w:eastAsia="es-ES"/>
-          <ns2:ligatures ns2:val="none"/>
+          <w14:ligatures w14:val="none"/>
         </w:rPr>
         <w:t xml:space="preserve">00110991764000013875 </w:t>
       </w:r>
@@ -5656,7 +5593,7 @@
           <w:color w:val="000000"/>
           <w:kern w:val="0"/>
           <w:lang w:val="es-ES" w:eastAsia="es-ES"/>
-          <ns2:ligatures ns2:val="none"/>
+          <w14:ligatures w14:val="none"/>
         </w:rPr>
         <w:t>del Seguro Vehicular materia de denuncia; y, (</w:t>
       </w:r>
@@ -5667,7 +5604,7 @@
           <w:color w:val="000000"/>
           <w:kern w:val="0"/>
           <w:lang w:val="es-ES" w:eastAsia="es-ES"/>
-          <ns2:ligatures ns2:val="none"/>
+          <w14:ligatures w14:val="none"/>
         </w:rPr>
         <w:t>ii</w:t>
       </w:r>
@@ -5678,12 +5615,12 @@
           <w:color w:val="000000"/>
           <w:kern w:val="0"/>
           <w:lang w:val="es-ES" w:eastAsia="es-ES"/>
-          <ns2:ligatures ns2:val="none"/>
+          <w14:ligatures w14:val="none"/>
         </w:rPr>
         <w:t>) presentar todas las comunicaciones cursadas con la parte denunciante en virtud de los hechos materia de denuncia.</w:t>
       </w:r>
     </w:p>
-    <w:p ns2:paraId="48503CFE" ns2:textId="77777777">
+    <w:p>
       <w:pPr>
         <w:pStyle w:val="Prrafodelista"/>
         <w:spacing w:after="0" w:line="240" w:lineRule="auto"/>
@@ -5695,11 +5632,11 @@
           <w:kern w:val="0"/>
           <w:u w:val="single"/>
           <w:lang w:val="es-ES" w:eastAsia="es-ES"/>
-          <ns2:ligatures ns2:val="none"/>
-        </w:rPr>
-      </w:pPr>
-    </w:p>
-    <w:p ns2:paraId="4940B49E" ns2:textId="2D12C78A">
+          <w14:ligatures w14:val="none"/>
+        </w:rPr>
+      </w:pPr>
+    </w:p>
+    <w:p>
       <w:pPr>
         <w:pStyle w:val="Prrafodelista"/>
         <w:spacing w:after="0" w:line="240" w:lineRule="auto"/>
@@ -5711,7 +5648,7 @@
           <w:kern w:val="0"/>
           <w:u w:val="single"/>
           <w:lang w:val="es-ES" w:eastAsia="es-ES"/>
-          <ns2:ligatures ns2:val="none"/>
+          <w14:ligatures w14:val="none"/>
         </w:rPr>
       </w:pPr>
       <w:r>
@@ -5721,7 +5658,7 @@
           <w:kern w:val="0"/>
           <w:u w:val="single"/>
           <w:lang w:val="es-ES" w:eastAsia="es-ES"/>
-          <ns2:ligatures ns2:val="none"/>
+          <w14:ligatures w14:val="none"/>
         </w:rPr>
         <w:t xml:space="preserve">A </w:t>
       </w:r>
@@ -5732,7 +5669,7 @@
           <w:kern w:val="0"/>
           <w:u w:val="single"/>
           <w:lang w:val="es-ES" w:eastAsia="es-ES"/>
-          <ns2:ligatures ns2:val="none"/>
+          <w14:ligatures w14:val="none"/>
         </w:rPr>
         <w:t>Banco</w:t>
       </w:r>
@@ -5742,7 +5679,7 @@
           <w:color w:val="000000"/>
           <w:kern w:val="0"/>
           <w:lang w:val="es-ES" w:eastAsia="es-ES"/>
-          <ns2:ligatures ns2:val="none"/>
+          <w14:ligatures w14:val="none"/>
         </w:rPr>
         <w:t>:</w:t>
       </w:r>
@@ -5752,7 +5689,7 @@
           <w:color w:val="000000"/>
           <w:kern w:val="0"/>
           <w:lang w:eastAsia="es-ES"/>
-          <ns2:ligatures ns2:val="none"/>
+          <w14:ligatures w14:val="none"/>
         </w:rPr>
         <w:t xml:space="preserve"> </w:t>
       </w:r>
@@ -5762,7 +5699,7 @@
           <w:color w:val="000000"/>
           <w:kern w:val="0"/>
           <w:lang w:val="es-ES" w:eastAsia="es-ES"/>
-          <ns2:ligatures ns2:val="none"/>
+          <w14:ligatures w14:val="none"/>
         </w:rPr>
         <w:t xml:space="preserve">(i) presentar una copia debidamente suscrita de la Póliza </w:t>
       </w:r>
@@ -5773,7 +5710,7 @@
           <w:color w:val="000000"/>
           <w:kern w:val="0"/>
           <w:lang w:val="es-ES" w:eastAsia="es-ES"/>
-          <ns2:ligatures ns2:val="none"/>
+          <w14:ligatures w14:val="none"/>
         </w:rPr>
         <w:t/>
       </w:r>
@@ -5784,7 +5721,7 @@
           <w:color w:val="000000"/>
           <w:kern w:val="0"/>
           <w:lang w:val="es-ES" w:eastAsia="es-ES"/>
-          <ns2:ligatures ns2:val="none"/>
+          <w14:ligatures w14:val="none"/>
         </w:rPr>
         <w:t xml:space="preserve"> 00110991764000013875 del Seguro Vehicular materia de denuncia; y, (</w:t>
       </w:r>
@@ -5795,7 +5732,7 @@
           <w:color w:val="000000"/>
           <w:kern w:val="0"/>
           <w:lang w:val="es-ES" w:eastAsia="es-ES"/>
-          <ns2:ligatures ns2:val="none"/>
+          <w14:ligatures w14:val="none"/>
         </w:rPr>
         <w:t>ii</w:t>
       </w:r>
@@ -5806,7 +5743,7 @@
           <w:color w:val="000000"/>
           <w:kern w:val="0"/>
           <w:lang w:val="es-ES" w:eastAsia="es-ES"/>
-          <ns2:ligatures ns2:val="none"/>
+          <w14:ligatures w14:val="none"/>
         </w:rPr>
         <w:t>) presentar todas las comunicaciones cursadas con la parte denunciante en virtud de los hechos materia de denuncia</w:t>
       </w:r>
@@ -5816,12 +5753,12 @@
           <w:color w:val="000000"/>
           <w:kern w:val="0"/>
           <w:lang w:val="es-ES" w:eastAsia="es-ES"/>
-          <ns2:ligatures ns2:val="none"/>
+          <w14:ligatures w14:val="none"/>
         </w:rPr>
         <w:t>.</w:t>
       </w:r>
     </w:p>
-    <w:p ns2:paraId="525DE1CC" ns2:textId="77777777">
+    <w:p>
       <w:pPr>
         <w:spacing w:after="0" w:line="240" w:lineRule="auto"/>
         <w:jc w:val="both"/>
@@ -5830,11 +5767,11 @@
           <w:color w:val="000000"/>
           <w:kern w:val="0"/>
           <w:lang w:val="es-ES" w:eastAsia="es-ES"/>
-          <ns2:ligatures ns2:val="none"/>
-        </w:rPr>
-      </w:pPr>
-    </w:p>
-    <w:p ns2:paraId="76AC2520" ns2:textId="77777777">
+          <w14:ligatures w14:val="none"/>
+        </w:rPr>
+      </w:pPr>
+    </w:p>
+    <w:p>
       <w:pPr>
         <w:pStyle w:val="Prrafodelista"/>
         <w:spacing w:after="0" w:line="240" w:lineRule="auto"/>
@@ -5845,11 +5782,11 @@
           <w:color w:val="000000"/>
           <w:kern w:val="0"/>
           <w:lang w:val="es-ES" w:eastAsia="es-ES"/>
-          <ns2:ligatures ns2:val="none"/>
-        </w:rPr>
-      </w:pPr>
-    </w:p>
-    <w:p ns2:paraId="45192A8B" ns2:textId="77777777">
+          <w14:ligatures w14:val="none"/>
+        </w:rPr>
+      </w:pPr>
+    </w:p>
+    <w:p>
       <w:pPr>
         <w:pStyle w:val="Prrafodelista"/>
         <w:numPr>
@@ -5869,7 +5806,7 @@
           <w:color w:val="000000"/>
           <w:kern w:val="0"/>
           <w:lang w:eastAsia="es-PE"/>
-          <ns2:ligatures ns2:val="none"/>
+          <w14:ligatures w14:val="none"/>
         </w:rPr>
       </w:pPr>
       <w:r>
@@ -5879,7 +5816,7 @@
           <w:color w:val="000000"/>
           <w:kern w:val="0"/>
           <w:lang w:eastAsia="es-PE"/>
-          <ns2:ligatures ns2:val="none"/>
+          <w14:ligatures w14:val="none"/>
         </w:rPr>
         <w:t>RESOLUCIÓN DE LA</w:t>
       </w:r>
@@ -5890,12 +5827,12 @@
           <w:color w:val="000000"/>
           <w:kern w:val="0"/>
           <w:lang w:eastAsia="es-PE"/>
-          <ns2:ligatures ns2:val="none"/>
+          <w14:ligatures w14:val="none"/>
         </w:rPr>
         <w:t xml:space="preserve"> SECRETARÍA TÉCNICA </w:t>
       </w:r>
     </w:p>
-    <w:p ns2:paraId="71820251" ns2:textId="77777777">
+    <w:p>
       <w:pPr>
         <w:spacing w:after="0" w:line="240" w:lineRule="auto"/>
         <w:jc w:val="both"/>
@@ -5905,11 +5842,11 @@
           <w:color w:val="000000"/>
           <w:kern w:val="0"/>
           <w:lang w:eastAsia="es-PE"/>
-          <ns2:ligatures ns2:val="none"/>
-        </w:rPr>
-      </w:pPr>
-    </w:p>
-    <w:p ns2:paraId="5E432484" ns2:textId="4A6ABD2D">
+          <w14:ligatures w14:val="none"/>
+        </w:rPr>
+      </w:pPr>
+    </w:p>
+    <w:p>
       <w:pPr>
         <w:spacing w:after="0" w:line="240" w:lineRule="auto"/>
         <w:jc w:val="both"/>
@@ -5919,7 +5856,7 @@
           <w:kern w:val="0"/>
           <w:shd w:val="clear" w:color="auto" w:fill="FFFFFF"/>
           <w:lang w:eastAsia="es-PE"/>
-          <ns2:ligatures ns2:val="none"/>
+          <w14:ligatures w14:val="none"/>
         </w:rPr>
       </w:pPr>
       <w:r>
@@ -5929,7 +5866,7 @@
           <w:color w:val="000000"/>
           <w:kern w:val="0"/>
           <w:lang w:eastAsia="es-PE"/>
-          <ns2:ligatures ns2:val="none"/>
+          <w14:ligatures w14:val="none"/>
         </w:rPr>
         <w:t xml:space="preserve">PRIMERO: admitir a trámite la denuncia del 4 de julio de 2025, subsanada mediante escrito del 18 de agosto de 2025, interpuesta por el señor [APELLIDO] López contra Rímac Seguros y Reaseguros S.A. y el Banco BBVA Perú S.A, por lo siguiente:</w:t>
       </w:r>
@@ -5940,7 +5877,7 @@
           <w:kern w:val="0"/>
           <w:shd w:val="clear" w:color="auto" w:fill="FFFFFF"/>
           <w:lang w:eastAsia="es-PE"/>
-          <ns2:ligatures ns2:val="none"/>
+          <w14:ligatures w14:val="none"/>
         </w:rPr>
         <w:t xml:space="preserve"/>
       </w:r>
@@ -5950,7 +5887,7 @@
           <w:color w:val="000000"/>
           <w:kern w:val="0"/>
           <w:lang w:val="es-ES" w:eastAsia="es-ES"/>
-          <ns2:ligatures ns2:val="none"/>
+          <w14:ligatures w14:val="none"/>
         </w:rPr>
         <w:t/>
       </w:r>
@@ -5960,7 +5897,7 @@
           <w:color w:val="000000"/>
           <w:kern w:val="0"/>
           <w:lang w:val="es-ES" w:eastAsia="es-ES"/>
-          <ns2:ligatures ns2:val="none"/>
+          <w14:ligatures w14:val="none"/>
         </w:rPr>
         <w:t xml:space="preserve"/>
       </w:r>
@@ -5971,7 +5908,7 @@
           <w:kern w:val="0"/>
           <w:shd w:val="clear" w:color="auto" w:fill="FFFFFF"/>
           <w:lang w:eastAsia="es-PE"/>
-          <ns2:ligatures ns2:val="none"/>
+          <w14:ligatures w14:val="none"/>
         </w:rPr>
         <w:t xml:space="preserve"/>
       </w:r>
@@ -5982,7 +5919,7 @@
           <w:kern w:val="0"/>
           <w:shd w:val="clear" w:color="auto" w:fill="FFFFFF"/>
           <w:lang w:eastAsia="es-PE"/>
-          <ns2:ligatures ns2:val="none"/>
+          <w14:ligatures w14:val="none"/>
         </w:rPr>
         <w:t xml:space="preserve"/>
       </w:r>
@@ -5992,7 +5929,7 @@
           <w:bCs/>
           <w:spacing w:val="-3"/>
           <w:kern w:val="0"/>
-          <ns2:ligatures ns2:val="none"/>
+          <w14:ligatures w14:val="none"/>
         </w:rPr>
         <w:t/>
       </w:r>
@@ -6002,7 +5939,7 @@
           <w:bCs/>
           <w:spacing w:val="-3"/>
           <w:kern w:val="0"/>
-          <ns2:ligatures ns2:val="none"/>
+          <w14:ligatures w14:val="none"/>
         </w:rPr>
         <w:t xml:space="preserve"/>
       </w:r>
@@ -6013,7 +5950,7 @@
           <w:kern w:val="0"/>
           <w:shd w:val="clear" w:color="auto" w:fill="FFFFFF"/>
           <w:lang w:eastAsia="es-PE"/>
-          <ns2:ligatures ns2:val="none"/>
+          <w14:ligatures w14:val="none"/>
         </w:rPr>
         <w:t xml:space="preserve"/>
       </w:r>
@@ -6024,7 +5961,7 @@
           <w:kern w:val="0"/>
           <w:shd w:val="clear" w:color="auto" w:fill="FFFFFF"/>
           <w:lang w:eastAsia="es-PE"/>
-          <ns2:ligatures ns2:val="none"/>
+          <w14:ligatures w14:val="none"/>
         </w:rPr>
         <w:t xml:space="preserve"/>
       </w:r>
@@ -6035,7 +5972,7 @@
           <w:kern w:val="0"/>
           <w:shd w:val="clear" w:color="auto" w:fill="FFFFFF"/>
           <w:lang w:eastAsia="es-PE"/>
-          <ns2:ligatures ns2:val="none"/>
+          <w14:ligatures w14:val="none"/>
         </w:rPr>
         <w:t xml:space="preserve"/>
       </w:r>
@@ -6046,7 +5983,7 @@
           <w:kern w:val="0"/>
           <w:shd w:val="clear" w:color="auto" w:fill="FFFFFF"/>
           <w:lang w:eastAsia="es-PE"/>
-          <ns2:ligatures ns2:val="none"/>
+          <w14:ligatures w14:val="none"/>
         </w:rPr>
         <w:t xml:space="preserve"/>
       </w:r>
@@ -6057,7 +5994,7 @@
           <w:kern w:val="0"/>
           <w:shd w:val="clear" w:color="auto" w:fill="FFFFFF"/>
           <w:lang w:eastAsia="es-PE"/>
-          <ns2:ligatures ns2:val="none"/>
+          <w14:ligatures w14:val="none"/>
         </w:rPr>
         <w:t/>
       </w:r>
@@ -6075,7 +6012,7 @@
           <w:kern w:val="0"/>
           <w:shd w:val="clear" w:color="auto" w:fill="FFFFFF"/>
           <w:lang w:eastAsia="es-PE"/>
-          <ns2:ligatures ns2:val="none"/>
+          <w14:ligatures w14:val="none"/>
         </w:rPr>
         <w:t/>
       </w:r>
@@ -6086,7 +6023,7 @@
           <w:kern w:val="0"/>
           <w:shd w:val="clear" w:color="auto" w:fill="FFFFFF"/>
           <w:lang w:eastAsia="es-PE"/>
-          <ns2:ligatures ns2:val="none"/>
+          <w14:ligatures w14:val="none"/>
         </w:rPr>
         <w:t xml:space="preserve"/>
       </w:r>
@@ -6104,7 +6041,7 @@
           <w:kern w:val="0"/>
           <w:shd w:val="clear" w:color="auto" w:fill="FFFFFF"/>
           <w:lang w:eastAsia="es-PE"/>
-          <ns2:ligatures ns2:val="none"/>
+          <w14:ligatures w14:val="none"/>
         </w:rPr>
         <w:t xml:space="preserve"/>
       </w:r>
@@ -6115,12 +6052,12 @@
           <w:kern w:val="0"/>
           <w:shd w:val="clear" w:color="auto" w:fill="FFFFFF"/>
           <w:lang w:eastAsia="es-PE"/>
-          <ns2:ligatures ns2:val="none"/>
+          <w14:ligatures w14:val="none"/>
         </w:rPr>
         <w:t/>
       </w:r>
     </w:p>
-    <w:p ns2:paraId="50DCBB7C" ns2:textId="77777777">
+    <w:p>
       <w:pPr>
         <w:spacing w:after="0" w:line="240" w:lineRule="auto"/>
         <w:jc w:val="both"/>
@@ -6129,11 +6066,11 @@
           <w:color w:val="000000"/>
           <w:kern w:val="0"/>
           <w:lang w:eastAsia="es-PE"/>
-          <ns2:ligatures ns2:val="none"/>
-        </w:rPr>
-      </w:pPr>
-    </w:p>
-    <w:p ns2:paraId="72ED125F" ns2:textId="447DBA18">
+          <w14:ligatures w14:val="none"/>
+        </w:rPr>
+      </w:pPr>
+    </w:p>
+    <w:p>
       <w:pPr>
         <w:pStyle w:val="Prrafodelista"/>
         <w:numPr>
@@ -6151,7 +6088,7 @@
           <w:rFonts w:ascii="Arial Narrow" w:eastAsia="Calibri" w:hAnsi="Arial Narrow" w:cs="Arial Narrow"/>
           <w:kern w:val="0"/>
           <w:lang w:eastAsia="es-PE"/>
-          <ns2:ligatures ns2:val="none"/>
+          <w14:ligatures w14:val="none"/>
         </w:rPr>
       </w:pPr>
       <w:r>
@@ -6160,7 +6097,7 @@
           <w:color w:val="000000"/>
           <w:kern w:val="0"/>
           <w:lang w:eastAsia="es-PE"/>
-          <ns2:ligatures ns2:val="none"/>
+          <w14:ligatures w14:val="none"/>
         </w:rPr>
         <w:t>Presunta</w:t>
       </w:r>
@@ -6170,7 +6107,7 @@
           <w:kern w:val="0"/>
           <w:shd w:val="clear" w:color="auto" w:fill="FFFFFF"/>
           <w:lang w:eastAsia="es-PE"/>
-          <ns2:ligatures ns2:val="none"/>
+          <w14:ligatures w14:val="none"/>
         </w:rPr>
         <w:t xml:space="preserve"> infracción a los artículos 18 y 19</w:t>
       </w:r>
@@ -6179,7 +6116,7 @@
           <w:rFonts w:ascii="Arial Narrow" w:eastAsia="Calibri" w:hAnsi="Arial Narrow" w:cs="Arial Narrow"/>
           <w:kern w:val="0"/>
           <w:lang w:eastAsia="es-PE"/>
-          <ns2:ligatures ns2:val="none"/>
+          <w14:ligatures w14:val="none"/>
         </w:rPr>
         <w:t xml:space="preserve"> de </w:t>
       </w:r>
@@ -6189,7 +6126,7 @@
           <w:kern w:val="0"/>
           <w:shd w:val="clear" w:color="auto" w:fill="FFFFFF"/>
           <w:lang w:eastAsia="es-PE"/>
-          <ns2:ligatures ns2:val="none"/>
+          <w14:ligatures w14:val="none"/>
         </w:rPr>
         <w:t xml:space="preserve">la Ley 29571, Código de Protección y Defensa del Consumidor, en tanto </w:t>
       </w:r>
@@ -6199,7 +6136,7 @@
           <w:kern w:val="0"/>
           <w:shd w:val="clear" w:color="auto" w:fill="FFFFFF"/>
           <w:lang w:eastAsia="es-PE"/>
-          <ns2:ligatures ns2:val="none"/>
+          <w14:ligatures w14:val="none"/>
         </w:rPr>
         <w:t>el Banco BBVA Perú S.A. habría realizado indebidamente cobros por las primas de la Póliza 00110991764000013875 emitid</w:t>
       </w:r>
@@ -6209,7 +6146,7 @@
           <w:kern w:val="0"/>
           <w:shd w:val="clear" w:color="auto" w:fill="FFFFFF"/>
           <w:lang w:eastAsia="es-PE"/>
-          <ns2:ligatures ns2:val="none"/>
+          <w14:ligatures w14:val="none"/>
         </w:rPr>
         <w:t>a</w:t>
       </w:r>
@@ -6219,7 +6156,7 @@
           <w:kern w:val="0"/>
           <w:shd w:val="clear" w:color="auto" w:fill="FFFFFF"/>
           <w:lang w:eastAsia="es-PE"/>
-          <ns2:ligatures ns2:val="none"/>
+          <w14:ligatures w14:val="none"/>
         </w:rPr>
         <w:t xml:space="preserve"> por Rímac Seguros y Reaseguros S.A., pese a que solo correspondía realizar los cobros por las primas de la Póliza 0070183725 emitid</w:t>
       </w:r>
@@ -6229,7 +6166,7 @@
           <w:kern w:val="0"/>
           <w:shd w:val="clear" w:color="auto" w:fill="FFFFFF"/>
           <w:lang w:eastAsia="es-PE"/>
-          <ns2:ligatures ns2:val="none"/>
+          <w14:ligatures w14:val="none"/>
         </w:rPr>
         <w:t>a</w:t>
       </w:r>
@@ -6239,7 +6176,7 @@
           <w:kern w:val="0"/>
           <w:shd w:val="clear" w:color="auto" w:fill="FFFFFF"/>
           <w:lang w:eastAsia="es-PE"/>
-          <ns2:ligatures ns2:val="none"/>
+          <w14:ligatures w14:val="none"/>
         </w:rPr>
         <w:t xml:space="preserve"> por Qualitas Compañía de Seguros S.A</w:t>
       </w:r>
@@ -6247,7 +6184,7 @@
         <w:rPr>
           <w:rFonts w:ascii="Arial Narrow" w:eastAsia="Arial Narrow" w:hAnsi="Arial Narrow" w:cs="Arial Narrow"/>
           <w:kern w:val="0"/>
-          <ns2:ligatures ns2:val="none"/>
+          <w14:ligatures w14:val="none"/>
         </w:rPr>
         <w:t>.</w:t>
       </w:r>
@@ -6255,12 +6192,12 @@
         <w:rPr>
           <w:rFonts w:ascii="Arial Narrow" w:eastAsia="Arial Narrow" w:hAnsi="Arial Narrow" w:cs="Arial Narrow"/>
           <w:kern w:val="0"/>
-          <ns2:ligatures ns2:val="none"/>
+          <w14:ligatures w14:val="none"/>
         </w:rPr>
         <w:t>.</w:t>
       </w:r>
     </w:p>
-    <w:p ns2:paraId="4B20E431" ns2:textId="77777777">
+    <w:p>
       <w:pPr>
         <w:pStyle w:val="Prrafodelista"/>
         <w:spacing w:after="0" w:line="240" w:lineRule="auto"/>
@@ -6270,11 +6207,11 @@
           <w:rFonts w:ascii="Arial Narrow" w:eastAsia="Calibri" w:hAnsi="Arial Narrow" w:cs="Arial Narrow"/>
           <w:kern w:val="0"/>
           <w:lang w:eastAsia="es-PE"/>
-          <ns2:ligatures ns2:val="none"/>
-        </w:rPr>
-      </w:pPr>
-    </w:p>
-    <w:p ns2:paraId="3B872F01" ns2:textId="6A39257E">
+          <w14:ligatures w14:val="none"/>
+        </w:rPr>
+      </w:pPr>
+    </w:p>
+    <w:p>
       <w:pPr>
         <w:pStyle w:val="Prrafodelista"/>
         <w:numPr>
@@ -6292,7 +6229,7 @@
           <w:rFonts w:ascii="Arial Narrow" w:eastAsia="Calibri" w:hAnsi="Arial Narrow" w:cs="Arial Narrow"/>
           <w:kern w:val="0"/>
           <w:lang w:eastAsia="es-PE"/>
-          <ns2:ligatures ns2:val="none"/>
+          <w14:ligatures w14:val="none"/>
         </w:rPr>
       </w:pPr>
       <w:r>
@@ -6301,7 +6238,7 @@
           <w:color w:val="000000"/>
           <w:kern w:val="0"/>
           <w:lang w:eastAsia="es-PE"/>
-          <ns2:ligatures ns2:val="none"/>
+          <w14:ligatures w14:val="none"/>
         </w:rPr>
         <w:t>Presunta</w:t>
       </w:r>
@@ -6311,7 +6248,7 @@
           <w:kern w:val="0"/>
           <w:shd w:val="clear" w:color="auto" w:fill="FFFFFF"/>
           <w:lang w:eastAsia="es-PE"/>
-          <ns2:ligatures ns2:val="none"/>
+          <w14:ligatures w14:val="none"/>
         </w:rPr>
         <w:t xml:space="preserve"> infracción a los artículos 18 y 19</w:t>
       </w:r>
@@ -6320,7 +6257,7 @@
           <w:rFonts w:ascii="Arial Narrow" w:eastAsia="Calibri" w:hAnsi="Arial Narrow" w:cs="Arial Narrow"/>
           <w:kern w:val="0"/>
           <w:lang w:eastAsia="es-PE"/>
-          <ns2:ligatures ns2:val="none"/>
+          <w14:ligatures w14:val="none"/>
         </w:rPr>
         <w:t xml:space="preserve"> de </w:t>
       </w:r>
@@ -6330,7 +6267,7 @@
           <w:kern w:val="0"/>
           <w:shd w:val="clear" w:color="auto" w:fill="FFFFFF"/>
           <w:lang w:eastAsia="es-PE"/>
-          <ns2:ligatures ns2:val="none"/>
+          <w14:ligatures w14:val="none"/>
         </w:rPr>
         <w:t>la Ley 29571, Código de Protección y Defensa del Consumidor, en tanto</w:t>
       </w:r>
@@ -6340,7 +6277,7 @@
           <w:kern w:val="0"/>
           <w:shd w:val="clear" w:color="auto" w:fill="FFFFFF"/>
           <w:lang w:eastAsia="es-PE"/>
-          <ns2:ligatures ns2:val="none"/>
+          <w14:ligatures w14:val="none"/>
         </w:rPr>
         <w:t xml:space="preserve"> </w:t>
       </w:r>
@@ -6350,7 +6287,7 @@
           <w:kern w:val="0"/>
           <w:shd w:val="clear" w:color="auto" w:fill="FFFFFF"/>
           <w:lang w:eastAsia="es-PE"/>
-          <ns2:ligatures ns2:val="none"/>
+          <w14:ligatures w14:val="none"/>
         </w:rPr>
         <w:t xml:space="preserve">el </w:t>
       </w:r>
@@ -6360,7 +6297,7 @@
           <w:kern w:val="0"/>
           <w:shd w:val="clear" w:color="auto" w:fill="FFFFFF"/>
           <w:lang w:eastAsia="es-PE"/>
-          <ns2:ligatures ns2:val="none"/>
+          <w14:ligatures w14:val="none"/>
         </w:rPr>
         <w:t xml:space="preserve">Banco BBVA Perú S.A. no habría cumplido con atender la </w:t>
       </w:r>
@@ -6370,7 +6307,7 @@
           <w:kern w:val="0"/>
           <w:shd w:val="clear" w:color="auto" w:fill="FFFFFF"/>
           <w:lang w:eastAsia="es-PE"/>
-          <ns2:ligatures ns2:val="none"/>
+          <w14:ligatures w14:val="none"/>
         </w:rPr>
         <w:t>comunicación presentada por el denunciante</w:t>
       </w:r>
@@ -6380,7 +6317,7 @@
           <w:kern w:val="0"/>
           <w:shd w:val="clear" w:color="auto" w:fill="FFFFFF"/>
           <w:lang w:eastAsia="es-PE"/>
-          <ns2:ligatures ns2:val="none"/>
+          <w14:ligatures w14:val="none"/>
         </w:rPr>
         <w:t xml:space="preserve"> el 20 de diciembre de 2024</w:t>
       </w:r>
@@ -6390,12 +6327,12 @@
           <w:kern w:val="0"/>
           <w:shd w:val="clear" w:color="auto" w:fill="FFFFFF"/>
           <w:lang w:eastAsia="es-PE"/>
-          <ns2:ligatures ns2:val="none"/>
+          <w14:ligatures w14:val="none"/>
         </w:rPr>
         <w:t>.</w:t>
       </w:r>
     </w:p>
-    <w:p ns2:paraId="1BB297F4" ns2:textId="77777777">
+    <w:p>
       <w:pPr>
         <w:pStyle w:val="Prrafodelista"/>
         <w:spacing w:after="0" w:line="240" w:lineRule="auto"/>
@@ -6405,11 +6342,11 @@
           <w:rFonts w:ascii="Arial Narrow" w:eastAsia="Calibri" w:hAnsi="Arial Narrow" w:cs="Arial Narrow"/>
           <w:kern w:val="0"/>
           <w:lang w:eastAsia="es-PE"/>
-          <ns2:ligatures ns2:val="none"/>
-        </w:rPr>
-      </w:pPr>
-    </w:p>
-    <w:p ns2:paraId="4C93DD70" ns2:textId="59D83B8C">
+          <w14:ligatures w14:val="none"/>
+        </w:rPr>
+      </w:pPr>
+    </w:p>
+    <w:p>
       <w:pPr>
         <w:pStyle w:val="Prrafodelista"/>
         <w:numPr>
@@ -6427,7 +6364,7 @@
           <w:rFonts w:ascii="Arial Narrow" w:eastAsia="Calibri" w:hAnsi="Arial Narrow" w:cs="Arial Narrow"/>
           <w:kern w:val="0"/>
           <w:lang w:eastAsia="es-PE"/>
-          <ns2:ligatures ns2:val="none"/>
+          <w14:ligatures w14:val="none"/>
         </w:rPr>
       </w:pPr>
       <w:r>
@@ -6436,7 +6373,7 @@
           <w:color w:val="000000"/>
           <w:kern w:val="0"/>
           <w:lang w:eastAsia="es-PE"/>
-          <ns2:ligatures ns2:val="none"/>
+          <w14:ligatures w14:val="none"/>
         </w:rPr>
         <w:lastRenderedPageBreak/>
         <w:t>Presunta infracción al literal b) del artículo 56 de la Ley 29571, Código de Protección y Defensa del Consumidor</w:t>
@@ -6447,7 +6384,7 @@
           <w:kern w:val="0"/>
           <w:shd w:val="clear" w:color="auto" w:fill="FFFFFF"/>
           <w:lang w:eastAsia="es-PE"/>
-          <ns2:ligatures ns2:val="none"/>
+          <w14:ligatures w14:val="none"/>
         </w:rPr>
         <w:t xml:space="preserve">, en tanto </w:t>
       </w:r>
@@ -6457,7 +6394,7 @@
           <w:kern w:val="0"/>
           <w:shd w:val="clear" w:color="auto" w:fill="FFFFFF"/>
           <w:lang w:eastAsia="es-PE"/>
-          <ns2:ligatures ns2:val="none"/>
+          <w14:ligatures w14:val="none"/>
         </w:rPr>
         <w:t xml:space="preserve">el </w:t>
       </w:r>
@@ -6467,7 +6404,7 @@
           <w:kern w:val="0"/>
           <w:shd w:val="clear" w:color="auto" w:fill="FFFFFF"/>
           <w:lang w:eastAsia="es-PE"/>
-          <ns2:ligatures ns2:val="none"/>
+          <w14:ligatures w14:val="none"/>
         </w:rPr>
         <w:t xml:space="preserve">Banco BBVA Perú S.A. </w:t>
       </w:r>
@@ -6475,7 +6412,7 @@
         <w:rPr>
           <w:rFonts w:ascii="Arial Narrow" w:eastAsia="Arial Narrow" w:hAnsi="Arial Narrow" w:cs="Arial Narrow"/>
           <w:kern w:val="0"/>
-          <ns2:ligatures ns2:val="none"/>
+          <w14:ligatures w14:val="none"/>
         </w:rPr>
         <w:t xml:space="preserve">habría gestionado indebidamente la contratación de la </w:t>
       </w:r>
@@ -6485,7 +6422,7 @@
           <w:color w:val="000000"/>
           <w:kern w:val="0"/>
           <w:lang w:eastAsia="es-ES"/>
-          <ns2:ligatures ns2:val="none"/>
+          <w14:ligatures w14:val="none"/>
         </w:rPr>
         <w:t>Póliza 00110991764000013875 a favor del denunciante</w:t>
       </w:r>
@@ -6496,7 +6433,7 @@
           <w:kern w:val="0"/>
           <w:shd w:val="clear" w:color="auto" w:fill="FFFFFF"/>
           <w:lang w:eastAsia="es-PE"/>
-          <ns2:ligatures ns2:val="none"/>
+          <w14:ligatures w14:val="none"/>
         </w:rPr>
         <w:t>, pese a no tener su consentimiento</w:t>
       </w:r>
@@ -6507,12 +6444,12 @@
           <w:kern w:val="0"/>
           <w:shd w:val="clear" w:color="auto" w:fill="FFFFFF"/>
           <w:lang w:eastAsia="es-PE"/>
-          <ns2:ligatures ns2:val="none"/>
+          <w14:ligatures w14:val="none"/>
         </w:rPr>
         <w:t>.</w:t>
       </w:r>
     </w:p>
-    <w:p ns2:paraId="58E10BF0" ns2:textId="77777777">
+    <w:p>
       <w:pPr>
         <w:pStyle w:val="Prrafodelista"/>
         <w:spacing w:after="0" w:line="240" w:lineRule="auto"/>
@@ -6522,11 +6459,11 @@
           <w:rFonts w:ascii="Arial Narrow" w:eastAsia="Calibri" w:hAnsi="Arial Narrow" w:cs="Arial Narrow"/>
           <w:kern w:val="0"/>
           <w:lang w:eastAsia="es-PE"/>
-          <ns2:ligatures ns2:val="none"/>
-        </w:rPr>
-      </w:pPr>
-    </w:p>
-    <w:p ns2:paraId="2D7C2FFA" ns2:textId="48FD3B08">
+          <w14:ligatures w14:val="none"/>
+        </w:rPr>
+      </w:pPr>
+    </w:p>
+    <w:p>
       <w:pPr>
         <w:pStyle w:val="Prrafodelista"/>
         <w:numPr>
@@ -6544,7 +6481,7 @@
           <w:rFonts w:ascii="Arial Narrow" w:eastAsia="Calibri" w:hAnsi="Arial Narrow" w:cs="Arial Narrow"/>
           <w:kern w:val="0"/>
           <w:lang w:eastAsia="es-PE"/>
-          <ns2:ligatures ns2:val="none"/>
+          <w14:ligatures w14:val="none"/>
         </w:rPr>
       </w:pPr>
       <w:r>
@@ -6553,7 +6490,7 @@
           <w:color w:val="000000"/>
           <w:kern w:val="0"/>
           <w:lang w:eastAsia="es-PE"/>
-          <ns2:ligatures ns2:val="none"/>
+          <w14:ligatures w14:val="none"/>
         </w:rPr>
         <w:t xml:space="preserve">Presunta infracción al literal </w:t>
       </w:r>
@@ -6563,7 +6500,7 @@
           <w:color w:val="000000"/>
           <w:kern w:val="0"/>
           <w:lang w:eastAsia="es-PE"/>
-          <ns2:ligatures ns2:val="none"/>
+          <w14:ligatures w14:val="none"/>
         </w:rPr>
         <w:t>b</w:t>
       </w:r>
@@ -6573,7 +6510,7 @@
           <w:color w:val="000000"/>
           <w:kern w:val="0"/>
           <w:lang w:eastAsia="es-PE"/>
-          <ns2:ligatures ns2:val="none"/>
+          <w14:ligatures w14:val="none"/>
         </w:rPr>
         <w:t>) del artículo 56 de la Ley 29571, Código de Protección y Defensa del Consumidor</w:t>
       </w:r>
@@ -6583,7 +6520,7 @@
           <w:kern w:val="0"/>
           <w:shd w:val="clear" w:color="auto" w:fill="FFFFFF"/>
           <w:lang w:eastAsia="es-PE"/>
-          <ns2:ligatures ns2:val="none"/>
+          <w14:ligatures w14:val="none"/>
         </w:rPr>
         <w:t xml:space="preserve">, en tanto </w:t>
       </w:r>
@@ -6594,7 +6531,7 @@
           <w:kern w:val="0"/>
           <w:shd w:val="clear" w:color="auto" w:fill="FFFFFF"/>
           <w:lang w:eastAsia="es-PE"/>
-          <ns2:ligatures ns2:val="none"/>
+          <w14:ligatures w14:val="none"/>
         </w:rPr>
         <w:t>Rímac Seguros y Reaseguros S.A</w:t>
       </w:r>
@@ -6602,7 +6539,7 @@
         <w:rPr>
           <w:rFonts w:ascii="Arial Narrow" w:eastAsia="Arial Narrow" w:hAnsi="Arial Narrow" w:cs="Arial Narrow"/>
           <w:kern w:val="0"/>
-          <ns2:ligatures ns2:val="none"/>
+          <w14:ligatures w14:val="none"/>
         </w:rPr>
         <w:t xml:space="preserve">. </w:t>
       </w:r>
@@ -6610,7 +6547,7 @@
         <w:rPr>
           <w:rFonts w:ascii="Arial Narrow" w:eastAsia="Arial Narrow" w:hAnsi="Arial Narrow" w:cs="Arial Narrow"/>
           <w:kern w:val="0"/>
-          <ns2:ligatures ns2:val="none"/>
+          <w14:ligatures w14:val="none"/>
         </w:rPr>
         <w:t xml:space="preserve">habría </w:t>
       </w:r>
@@ -6618,7 +6555,7 @@
         <w:rPr>
           <w:rFonts w:ascii="Arial Narrow" w:eastAsia="Arial Narrow" w:hAnsi="Arial Narrow" w:cs="Arial Narrow"/>
           <w:kern w:val="0"/>
-          <ns2:ligatures ns2:val="none"/>
+          <w14:ligatures w14:val="none"/>
         </w:rPr>
         <w:t>contratado a favor del denunciante</w:t>
       </w:r>
@@ -6626,7 +6563,7 @@
         <w:rPr>
           <w:rFonts w:ascii="Arial Narrow" w:eastAsia="Arial Narrow" w:hAnsi="Arial Narrow" w:cs="Arial Narrow"/>
           <w:kern w:val="0"/>
-          <ns2:ligatures ns2:val="none"/>
+          <w14:ligatures w14:val="none"/>
         </w:rPr>
         <w:t xml:space="preserve"> la </w:t>
       </w:r>
@@ -6636,7 +6573,7 @@
           <w:color w:val="000000"/>
           <w:kern w:val="0"/>
           <w:lang w:eastAsia="es-ES"/>
-          <ns2:ligatures ns2:val="none"/>
+          <w14:ligatures w14:val="none"/>
         </w:rPr>
         <w:t>Póliza 00110991764000013875</w:t>
       </w:r>
@@ -6647,7 +6584,7 @@
           <w:kern w:val="0"/>
           <w:shd w:val="clear" w:color="auto" w:fill="FFFFFF"/>
           <w:lang w:eastAsia="es-PE"/>
-          <ns2:ligatures ns2:val="none"/>
+          <w14:ligatures w14:val="none"/>
         </w:rPr>
         <w:t xml:space="preserve">, </w:t>
       </w:r>
@@ -6658,7 +6595,7 @@
           <w:kern w:val="0"/>
           <w:shd w:val="clear" w:color="auto" w:fill="FFFFFF"/>
           <w:lang w:eastAsia="es-PE"/>
-          <ns2:ligatures ns2:val="none"/>
+          <w14:ligatures w14:val="none"/>
         </w:rPr>
         <w:t>pese a no tener su consentimiento</w:t>
       </w:r>
@@ -6669,12 +6606,12 @@
           <w:kern w:val="0"/>
           <w:shd w:val="clear" w:color="auto" w:fill="FFFFFF"/>
           <w:lang w:eastAsia="es-PE"/>
-          <ns2:ligatures ns2:val="none"/>
+          <w14:ligatures w14:val="none"/>
         </w:rPr>
         <w:t>.</w:t>
       </w:r>
     </w:p>
-    <w:p ns2:paraId="3779E8B1" ns2:textId="77777777">
+    <w:p>
       <w:pPr>
         <w:pStyle w:val="Prrafodelista"/>
         <w:spacing w:line="240" w:lineRule="auto"/>
@@ -6682,11 +6619,11 @@
           <w:rFonts w:ascii="Arial Narrow" w:eastAsia="Calibri" w:hAnsi="Arial Narrow" w:cs="Arial Narrow"/>
           <w:kern w:val="0"/>
           <w:lang w:eastAsia="es-PE"/>
-          <ns2:ligatures ns2:val="none"/>
-        </w:rPr>
-      </w:pPr>
-    </w:p>
-    <w:p ns2:paraId="37D85FDB" ns2:textId="1E6E8AB7">
+          <w14:ligatures w14:val="none"/>
+        </w:rPr>
+      </w:pPr>
+    </w:p>
+    <w:p>
       <w:pPr>
         <w:pStyle w:val="Prrafodelista"/>
         <w:numPr>
@@ -6704,7 +6641,7 @@
           <w:rFonts w:ascii="Arial Narrow" w:eastAsia="Calibri" w:hAnsi="Arial Narrow" w:cs="Arial Narrow"/>
           <w:kern w:val="0"/>
           <w:lang w:eastAsia="es-PE"/>
-          <ns2:ligatures ns2:val="none"/>
+          <w14:ligatures w14:val="none"/>
         </w:rPr>
       </w:pPr>
       <w:r>
@@ -6713,7 +6650,7 @@
           <w:color w:val="000000"/>
           <w:kern w:val="0"/>
           <w:lang w:eastAsia="es-PE"/>
-          <ns2:ligatures ns2:val="none"/>
+          <w14:ligatures w14:val="none"/>
         </w:rPr>
         <w:t>Presunta infracción al literal b) del artículo 56 de la Ley 29571, Código de Protección y Defensa del Consumidor</w:t>
       </w:r>
@@ -6723,7 +6660,7 @@
           <w:kern w:val="0"/>
           <w:shd w:val="clear" w:color="auto" w:fill="FFFFFF"/>
           <w:lang w:eastAsia="es-PE"/>
-          <ns2:ligatures ns2:val="none"/>
+          <w14:ligatures w14:val="none"/>
         </w:rPr>
         <w:t xml:space="preserve">, en tanto </w:t>
       </w:r>
@@ -6731,7 +6668,7 @@
         <w:rPr>
           <w:rFonts w:ascii="Arial Narrow" w:eastAsia="Arial Narrow" w:hAnsi="Arial Narrow" w:cs="Arial Narrow"/>
           <w:kern w:val="0"/>
-          <ns2:ligatures ns2:val="none"/>
+          <w14:ligatures w14:val="none"/>
         </w:rPr>
         <w:t xml:space="preserve">el </w:t>
       </w:r>
@@ -6742,7 +6679,7 @@
           <w:kern w:val="0"/>
           <w:shd w:val="clear" w:color="auto" w:fill="FFFFFF"/>
           <w:lang w:eastAsia="es-PE"/>
-          <ns2:ligatures ns2:val="none"/>
+          <w14:ligatures w14:val="none"/>
         </w:rPr>
         <w:t xml:space="preserve">Banco BBVA Perú S.A. </w:t>
       </w:r>
@@ -6750,7 +6687,7 @@
         <w:rPr>
           <w:rFonts w:ascii="Arial Narrow" w:eastAsia="Arial Narrow" w:hAnsi="Arial Narrow" w:cs="Arial Narrow"/>
           <w:kern w:val="0"/>
-          <ns2:ligatures ns2:val="none"/>
+          <w14:ligatures w14:val="none"/>
         </w:rPr>
         <w:t>habría condicionado</w:t>
       </w:r>
@@ -6758,7 +6695,7 @@
         <w:rPr>
           <w:rFonts w:ascii="Arial Narrow" w:eastAsia="Arial Narrow" w:hAnsi="Arial Narrow" w:cs="Arial Narrow"/>
           <w:kern w:val="0"/>
-          <ns2:ligatures ns2:val="none"/>
+          <w14:ligatures w14:val="none"/>
         </w:rPr>
         <w:t xml:space="preserve"> indebidamente al denunciante a pagar US$65,00 por el endoso de la Póliza 0070183725 </w:t>
       </w:r>
@@ -6766,7 +6703,7 @@
         <w:rPr>
           <w:rFonts w:ascii="Arial Narrow" w:eastAsia="Arial Narrow" w:hAnsi="Arial Narrow" w:cs="Arial Narrow"/>
           <w:kern w:val="0"/>
-          <ns2:ligatures ns2:val="none"/>
+          <w14:ligatures w14:val="none"/>
         </w:rPr>
         <w:t>con la finalidad de anular</w:t>
       </w:r>
@@ -6774,7 +6711,7 @@
         <w:rPr>
           <w:rFonts w:ascii="Arial Narrow" w:eastAsia="Arial Narrow" w:hAnsi="Arial Narrow" w:cs="Arial Narrow"/>
           <w:kern w:val="0"/>
-          <ns2:ligatures ns2:val="none"/>
+          <w14:ligatures w14:val="none"/>
         </w:rPr>
         <w:t xml:space="preserve"> la </w:t>
       </w:r>
@@ -6785,7 +6722,7 @@
           <w:kern w:val="0"/>
           <w:shd w:val="clear" w:color="auto" w:fill="FFFFFF"/>
           <w:lang w:eastAsia="es-PE"/>
-          <ns2:ligatures ns2:val="none"/>
+          <w14:ligatures w14:val="none"/>
         </w:rPr>
         <w:t>Póliza 00110991764000013875 emitida por Rímac Seguros y Reaseguros S.A</w:t>
       </w:r>
@@ -6793,23 +6730,23 @@
         <w:rPr>
           <w:rFonts w:ascii="Arial Narrow" w:eastAsia="Arial Narrow" w:hAnsi="Arial Narrow" w:cs="Arial Narrow"/>
           <w:kern w:val="0"/>
-          <ns2:ligatures ns2:val="none"/>
+          <w14:ligatures w14:val="none"/>
         </w:rPr>
         <w:t>..</w:t>
       </w:r>
     </w:p>
-    <w:p ns2:paraId="68B53A0D" ns2:textId="77777777">
+    <w:p>
       <w:pPr>
         <w:pStyle w:val="Prrafodelista"/>
         <w:spacing w:line="240" w:lineRule="auto"/>
         <w:rPr>
           <w:rFonts w:ascii="Arial Narrow" w:eastAsia="Arial Narrow" w:hAnsi="Arial Narrow" w:cs="Arial Narrow"/>
           <w:kern w:val="0"/>
-          <ns2:ligatures ns2:val="none"/>
-        </w:rPr>
-      </w:pPr>
-    </w:p>
-    <w:p ns2:paraId="0B8104DB" ns2:textId="097068AD">
+          <w14:ligatures w14:val="none"/>
+        </w:rPr>
+      </w:pPr>
+    </w:p>
+    <w:p>
       <w:pPr>
         <w:pStyle w:val="Prrafodelista"/>
         <w:numPr>
@@ -6826,7 +6763,7 @@
         <w:rPr>
           <w:rFonts w:ascii="Arial Narrow" w:eastAsia="Arial Narrow" w:hAnsi="Arial Narrow" w:cs="Arial Narrow"/>
           <w:kern w:val="0"/>
-          <ns2:ligatures ns2:val="none"/>
+          <w14:ligatures w14:val="none"/>
         </w:rPr>
       </w:pPr>
       <w:r>
@@ -6839,7 +6776,7 @@
         <w:rPr>
           <w:rFonts w:ascii="Arial Narrow" w:eastAsia="Arial Narrow" w:hAnsi="Arial Narrow" w:cs="Arial Narrow"/>
           <w:kern w:val="0"/>
-          <ns2:ligatures ns2:val="none"/>
+          <w14:ligatures w14:val="none"/>
         </w:rPr>
         <w:t xml:space="preserve">en tanto </w:t>
       </w:r>
@@ -6847,7 +6784,7 @@
         <w:rPr>
           <w:rFonts w:ascii="Arial Narrow" w:eastAsia="Arial Narrow" w:hAnsi="Arial Narrow" w:cs="Arial Narrow"/>
           <w:kern w:val="0"/>
-          <ns2:ligatures ns2:val="none"/>
+          <w14:ligatures w14:val="none"/>
         </w:rPr>
         <w:t xml:space="preserve">el </w:t>
       </w:r>
@@ -6858,7 +6795,7 @@
           <w:kern w:val="0"/>
           <w:shd w:val="clear" w:color="auto" w:fill="FFFFFF"/>
           <w:lang w:eastAsia="es-PE"/>
-          <ns2:ligatures ns2:val="none"/>
+          <w14:ligatures w14:val="none"/>
         </w:rPr>
         <w:t xml:space="preserve">Banco BBVA Perú S.A. </w:t>
       </w:r>
@@ -6868,7 +6805,7 @@
           <w:color w:val="000000"/>
           <w:kern w:val="0"/>
           <w:lang w:val="es-ES" w:eastAsia="es-ES"/>
-          <ns2:ligatures ns2:val="none"/>
+          <w14:ligatures w14:val="none"/>
         </w:rPr>
         <w:t xml:space="preserve">habría brindado una respuesta inadecuada al reclamo presentado por el denunciante el </w:t>
       </w:r>
@@ -6878,7 +6815,7 @@
           <w:color w:val="000000"/>
           <w:kern w:val="0"/>
           <w:lang w:eastAsia="es-ES"/>
-          <ns2:ligatures ns2:val="none"/>
+          <w14:ligatures w14:val="none"/>
         </w:rPr>
         <w:t>20 de diciembre de 2024</w:t>
       </w:r>
@@ -6886,23 +6823,23 @@
         <w:rPr>
           <w:rFonts w:ascii="Arial Narrow" w:eastAsia="Arial Narrow" w:hAnsi="Arial Narrow" w:cs="Arial Narrow"/>
           <w:kern w:val="0"/>
-          <ns2:ligatures ns2:val="none"/>
+          <w14:ligatures w14:val="none"/>
         </w:rPr>
         <w:t>.</w:t>
       </w:r>
     </w:p>
-    <w:p ns2:paraId="6FA3E9E5" ns2:textId="77777777">
+    <w:p>
       <w:pPr>
         <w:pStyle w:val="Prrafodelista"/>
         <w:spacing w:line="240" w:lineRule="auto"/>
         <w:rPr>
           <w:rFonts w:ascii="Arial Narrow" w:eastAsia="Arial Narrow" w:hAnsi="Arial Narrow" w:cs="Arial Narrow"/>
           <w:kern w:val="0"/>
-          <ns2:ligatures ns2:val="none"/>
-        </w:rPr>
-      </w:pPr>
-    </w:p>
-    <w:p ns2:paraId="7E50FA10" ns2:textId="3F5878B6">
+          <w14:ligatures w14:val="none"/>
+        </w:rPr>
+      </w:pPr>
+    </w:p>
+    <w:p>
       <w:pPr>
         <w:pStyle w:val="Prrafodelista"/>
         <w:numPr>
@@ -6919,7 +6856,7 @@
         <w:rPr>
           <w:rFonts w:ascii="Arial Narrow" w:eastAsia="Arial Narrow" w:hAnsi="Arial Narrow" w:cs="Arial Narrow"/>
           <w:kern w:val="0"/>
-          <ns2:ligatures ns2:val="none"/>
+          <w14:ligatures w14:val="none"/>
         </w:rPr>
       </w:pPr>
       <w:r>
@@ -6932,7 +6869,7 @@
         <w:rPr>
           <w:rFonts w:ascii="Arial Narrow" w:eastAsia="Arial Narrow" w:hAnsi="Arial Narrow" w:cs="Arial Narrow"/>
           <w:kern w:val="0"/>
-          <ns2:ligatures ns2:val="none"/>
+          <w14:ligatures w14:val="none"/>
         </w:rPr>
         <w:t xml:space="preserve">en tanto </w:t>
       </w:r>
@@ -6940,7 +6877,7 @@
         <w:rPr>
           <w:rFonts w:ascii="Arial Narrow" w:eastAsia="Arial Narrow" w:hAnsi="Arial Narrow" w:cs="Arial Narrow"/>
           <w:kern w:val="0"/>
-          <ns2:ligatures ns2:val="none"/>
+          <w14:ligatures w14:val="none"/>
         </w:rPr>
         <w:t xml:space="preserve">el </w:t>
       </w:r>
@@ -6951,7 +6888,7 @@
           <w:kern w:val="0"/>
           <w:shd w:val="clear" w:color="auto" w:fill="FFFFFF"/>
           <w:lang w:eastAsia="es-PE"/>
-          <ns2:ligatures ns2:val="none"/>
+          <w14:ligatures w14:val="none"/>
         </w:rPr>
         <w:t xml:space="preserve">Banco BBVA Perú S.A. </w:t>
       </w:r>
@@ -6961,7 +6898,7 @@
           <w:color w:val="000000"/>
           <w:kern w:val="0"/>
           <w:lang w:val="es-ES" w:eastAsia="es-ES"/>
-          <ns2:ligatures ns2:val="none"/>
+          <w14:ligatures w14:val="none"/>
         </w:rPr>
         <w:t xml:space="preserve"> habría brindado una respuesta inadecuada al reclamo presentado por el denunciante el 24 de enero de 2025</w:t>
       </w:r>
@@ -6969,12 +6906,12 @@
         <w:rPr>
           <w:rFonts w:ascii="Arial Narrow" w:eastAsia="Arial Narrow" w:hAnsi="Arial Narrow" w:cs="Arial Narrow"/>
           <w:kern w:val="0"/>
-          <ns2:ligatures ns2:val="none"/>
+          <w14:ligatures w14:val="none"/>
         </w:rPr>
         <w:t>.</w:t>
       </w:r>
     </w:p>
-    <w:p ns2:paraId="1E2A8ECE" ns2:textId="1049567A">
+    <w:p>
       <w:pPr>
         <w:spacing w:after="0" w:line="240" w:lineRule="auto"/>
         <w:jc w:val="both"/>
@@ -6982,11 +6919,11 @@
           <w:rFonts w:ascii="Arial Narrow" w:eastAsia="Calibri" w:hAnsi="Arial Narrow" w:cs="Arial Narrow"/>
           <w:kern w:val="0"/>
           <w:lang w:eastAsia="es-PE"/>
-          <ns2:ligatures ns2:val="none"/>
-        </w:rPr>
-      </w:pPr>
-    </w:p>
-    <w:p ns2:paraId="61B54814" ns2:textId="7ECDB1E3">
+          <w14:ligatures w14:val="none"/>
+        </w:rPr>
+      </w:pPr>
+    </w:p>
+    <w:p>
       <w:pPr>
         <w:pStyle w:val="Prrafodelista"/>
         <w:numPr>
@@ -7003,14 +6940,14 @@
         <w:rPr>
           <w:rFonts w:ascii="Arial Narrow" w:eastAsia="Arial Narrow" w:hAnsi="Arial Narrow" w:cs="Arial Narrow"/>
           <w:kern w:val="0"/>
-          <ns2:ligatures ns2:val="none"/>
-        </w:rPr>
-      </w:pPr>
-      <w:r>
-        <w:rPr>
-          <w:rFonts w:ascii="Arial Narrow" w:eastAsia="Arial Narrow" w:hAnsi="Arial Narrow" w:cs="Arial Narrow"/>
-          <w:kern w:val="0"/>
-          <ns2:ligatures ns2:val="none"/>
+          <w14:ligatures w14:val="none"/>
+        </w:rPr>
+      </w:pPr>
+      <w:r>
+        <w:rPr>
+          <w:rFonts w:ascii="Arial Narrow" w:eastAsia="Arial Narrow" w:hAnsi="Arial Narrow" w:cs="Arial Narrow"/>
+          <w:kern w:val="0"/>
+          <w14:ligatures w14:val="none"/>
         </w:rPr>
         <w:t xml:space="preserve">Presunta </w:t>
       </w:r>
@@ -7020,7 +6957,7 @@
           <w:kern w:val="0"/>
           <w:shd w:val="clear" w:color="auto" w:fill="FFFFFF"/>
           <w:lang w:eastAsia="es-PE"/>
-          <ns2:ligatures ns2:val="none"/>
+          <w14:ligatures w14:val="none"/>
         </w:rPr>
         <w:t>infracción al literal e) del artículo 47</w:t>
       </w:r>
@@ -7031,7 +6968,7 @@
           <w:color w:val="000000"/>
           <w:kern w:val="0"/>
           <w:lang w:eastAsia="es-PE"/>
-          <ns2:ligatures ns2:val="none"/>
+          <w14:ligatures w14:val="none"/>
         </w:rPr>
         <w:t/>
       </w:r>
@@ -7041,7 +6978,7 @@
           <w:kern w:val="0"/>
           <w:shd w:val="clear" w:color="auto" w:fill="FFFFFF"/>
           <w:lang w:eastAsia="es-PE"/>
-          <ns2:ligatures ns2:val="none"/>
+          <w14:ligatures w14:val="none"/>
         </w:rPr>
         <w:t xml:space="preserve"> </w:t>
       </w:r>
@@ -7049,7 +6986,7 @@
         <w:rPr>
           <w:rFonts w:ascii="Arial Narrow" w:eastAsia="Calibri" w:hAnsi="Arial Narrow" w:cs="Arial"/>
           <w:kern w:val="0"/>
-          <ns2:ligatures ns2:val="none"/>
+          <w14:ligatures w14:val="none"/>
         </w:rPr>
         <w:t>de</w:t>
       </w:r>
@@ -7059,7 +6996,7 @@
           <w:kern w:val="0"/>
           <w:shd w:val="clear" w:color="auto" w:fill="FFFFFF"/>
           <w:lang w:eastAsia="es-PE"/>
-          <ns2:ligatures ns2:val="none"/>
+          <w14:ligatures w14:val="none"/>
         </w:rPr>
         <w:t xml:space="preserve"> la Ley 29571, Código de Protección y Defensa del Consumidor, </w:t>
       </w:r>
@@ -7070,7 +7007,7 @@
           <w:color w:val="000000"/>
           <w:kern w:val="0"/>
           <w:lang w:eastAsia="es-PE"/>
-          <ns2:ligatures ns2:val="none"/>
+          <w14:ligatures w14:val="none"/>
         </w:rPr>
         <w:t xml:space="preserve">en tanto </w:t>
       </w:r>
@@ -7081,7 +7018,7 @@
           <w:kern w:val="0"/>
           <w:shd w:val="clear" w:color="auto" w:fill="FFFFFF"/>
           <w:lang w:eastAsia="es-PE"/>
-          <ns2:ligatures ns2:val="none"/>
+          <w14:ligatures w14:val="none"/>
         </w:rPr>
         <w:t>Rímac Seguros y Reaseguros S.A</w:t>
       </w:r>
@@ -7089,7 +7026,7 @@
         <w:rPr>
           <w:rFonts w:ascii="Arial Narrow" w:eastAsia="Arial Narrow" w:hAnsi="Arial Narrow" w:cs="Arial Narrow"/>
           <w:kern w:val="0"/>
-          <ns2:ligatures ns2:val="none"/>
+          <w14:ligatures w14:val="none"/>
         </w:rPr>
         <w:t xml:space="preserve">. </w:t>
       </w:r>
@@ -7099,7 +7036,7 @@
           <w:kern w:val="0"/>
           <w:shd w:val="clear" w:color="auto" w:fill="FFFFFF"/>
           <w:lang w:eastAsia="es-PE"/>
-          <ns2:ligatures ns2:val="none"/>
+          <w14:ligatures w14:val="none"/>
         </w:rPr>
         <w:t>no habría</w:t>
       </w:r>
@@ -7110,7 +7047,7 @@
           <w:color w:val="000000"/>
           <w:kern w:val="0"/>
           <w:lang w:eastAsia="es-PE"/>
-          <ns2:ligatures ns2:val="none"/>
+          <w14:ligatures w14:val="none"/>
         </w:rPr>
         <w:t xml:space="preserve"> cumplido </w:t>
       </w:r>
@@ -7120,7 +7057,7 @@
           <w:color w:val="000000"/>
           <w:kern w:val="0"/>
           <w:lang w:eastAsia="es-ES"/>
-          <ns2:ligatures ns2:val="none"/>
+          <w14:ligatures w14:val="none"/>
         </w:rPr>
         <w:t xml:space="preserve">oportunamente </w:t>
       </w:r>
@@ -7131,7 +7068,7 @@
           <w:color w:val="000000"/>
           <w:kern w:val="0"/>
           <w:lang w:eastAsia="es-PE"/>
-          <ns2:ligatures ns2:val="none"/>
+          <w14:ligatures w14:val="none"/>
         </w:rPr>
         <w:t>con entregar a</w:t>
       </w:r>
@@ -7142,7 +7079,7 @@
           <w:color w:val="000000"/>
           <w:kern w:val="0"/>
           <w:lang w:eastAsia="es-PE"/>
-          <ns2:ligatures ns2:val="none"/>
+          <w14:ligatures w14:val="none"/>
         </w:rPr>
         <w:t xml:space="preserve">l </w:t>
       </w:r>
@@ -7153,7 +7090,7 @@
           <w:color w:val="000000"/>
           <w:kern w:val="0"/>
           <w:lang w:eastAsia="es-PE"/>
-          <ns2:ligatures ns2:val="none"/>
+          <w14:ligatures w14:val="none"/>
         </w:rPr>
         <w:t xml:space="preserve">denunciante </w:t>
       </w:r>
@@ -7164,7 +7101,7 @@
           <w:color w:val="000000"/>
           <w:kern w:val="0"/>
           <w:lang w:eastAsia="es-PE"/>
-          <ns2:ligatures ns2:val="none"/>
+          <w14:ligatures w14:val="none"/>
         </w:rPr>
         <w:t>la</w:t>
       </w:r>
@@ -7174,7 +7111,7 @@
           <w:color w:val="000000"/>
           <w:kern w:val="0"/>
           <w:lang w:eastAsia="es-ES"/>
-          <ns2:ligatures ns2:val="none"/>
+          <w14:ligatures w14:val="none"/>
         </w:rPr>
         <w:t xml:space="preserve"> Póliza 00110991764000013875</w:t>
       </w:r>
@@ -7184,12 +7121,12 @@
           <w:color w:val="000000"/>
           <w:kern w:val="0"/>
           <w:lang w:eastAsia="es-ES"/>
-          <ns2:ligatures ns2:val="none"/>
+          <w14:ligatures w14:val="none"/>
         </w:rPr>
         <w:t>.</w:t>
       </w:r>
     </w:p>
-    <w:p ns2:paraId="029B1FE7" ns2:textId="77777777">
+    <w:p>
       <w:pPr>
         <w:spacing w:after="0" w:line="240" w:lineRule="auto"/>
         <w:jc w:val="both"/>
@@ -7197,11 +7134,11 @@
           <w:rFonts w:ascii="Arial Narrow" w:eastAsia="Calibri" w:hAnsi="Arial Narrow" w:cs="Arial Narrow"/>
           <w:kern w:val="0"/>
           <w:lang w:eastAsia="es-PE"/>
-          <ns2:ligatures ns2:val="none"/>
-        </w:rPr>
-      </w:pPr>
-    </w:p>
-    <w:p ns2:paraId="38B54A2B" ns2:textId="4492D98B">
+          <w14:ligatures w14:val="none"/>
+        </w:rPr>
+      </w:pPr>
+    </w:p>
+    <w:p>
       <w:pPr>
         <w:pStyle w:val="Prrafodelista"/>
         <w:numPr>
@@ -7218,7 +7155,7 @@
         <w:rPr>
           <w:rFonts w:ascii="Arial Narrow" w:eastAsia="Arial Narrow" w:hAnsi="Arial Narrow" w:cs="Arial Narrow"/>
           <w:kern w:val="0"/>
-          <ns2:ligatures ns2:val="none"/>
+          <w14:ligatures w14:val="none"/>
         </w:rPr>
       </w:pPr>
       <w:r>
@@ -7227,7 +7164,7 @@
           <w:color w:val="000000"/>
           <w:kern w:val="0"/>
           <w:lang w:eastAsia="es-PE"/>
-          <ns2:ligatures ns2:val="none"/>
+          <w14:ligatures w14:val="none"/>
         </w:rPr>
         <w:t>Presunta</w:t>
       </w:r>
@@ -7237,7 +7174,7 @@
           <w:kern w:val="0"/>
           <w:shd w:val="clear" w:color="auto" w:fill="FFFFFF"/>
           <w:lang w:eastAsia="es-PE"/>
-          <ns2:ligatures ns2:val="none"/>
+          <w14:ligatures w14:val="none"/>
         </w:rPr>
         <w:t xml:space="preserve"> infracción a los artículos 18 y 19</w:t>
       </w:r>
@@ -7246,7 +7183,7 @@
           <w:rFonts w:ascii="Arial Narrow" w:eastAsia="Calibri" w:hAnsi="Arial Narrow" w:cs="Arial Narrow"/>
           <w:kern w:val="0"/>
           <w:lang w:eastAsia="es-PE"/>
-          <ns2:ligatures ns2:val="none"/>
+          <w14:ligatures w14:val="none"/>
         </w:rPr>
         <w:t xml:space="preserve"> de </w:t>
       </w:r>
@@ -7256,7 +7193,7 @@
           <w:kern w:val="0"/>
           <w:shd w:val="clear" w:color="auto" w:fill="FFFFFF"/>
           <w:lang w:eastAsia="es-PE"/>
-          <ns2:ligatures ns2:val="none"/>
+          <w14:ligatures w14:val="none"/>
         </w:rPr>
         <w:t xml:space="preserve">la Ley 29571, Código de Protección y Defensa del Consumidor, en tanto </w:t>
       </w:r>
@@ -7266,7 +7203,7 @@
           <w:kern w:val="0"/>
           <w:shd w:val="clear" w:color="auto" w:fill="FFFFFF"/>
           <w:lang w:eastAsia="es-PE"/>
-          <ns2:ligatures ns2:val="none"/>
+          <w14:ligatures w14:val="none"/>
         </w:rPr>
         <w:t xml:space="preserve">el </w:t>
       </w:r>
@@ -7277,7 +7214,7 @@
           <w:kern w:val="0"/>
           <w:shd w:val="clear" w:color="auto" w:fill="FFFFFF"/>
           <w:lang w:eastAsia="es-PE"/>
-          <ns2:ligatures ns2:val="none"/>
+          <w14:ligatures w14:val="none"/>
         </w:rPr>
         <w:t xml:space="preserve">Banco BBVA Perú S.A. </w:t>
       </w:r>
@@ -7287,7 +7224,7 @@
           <w:color w:val="000000"/>
           <w:kern w:val="0"/>
           <w:lang w:val="es-ES" w:eastAsia="es-ES"/>
-          <ns2:ligatures ns2:val="none"/>
+          <w14:ligatures w14:val="none"/>
         </w:rPr>
         <w:t xml:space="preserve"> no habría cumplido con atender la </w:t>
       </w:r>
@@ -7297,7 +7234,7 @@
           <w:color w:val="000000"/>
           <w:kern w:val="0"/>
           <w:lang w:val="es-ES" w:eastAsia="es-ES"/>
-          <ns2:ligatures ns2:val="none"/>
+          <w14:ligatures w14:val="none"/>
         </w:rPr>
         <w:t>comunicación presentada</w:t>
       </w:r>
@@ -7307,7 +7244,7 @@
           <w:color w:val="000000"/>
           <w:kern w:val="0"/>
           <w:lang w:val="es-ES" w:eastAsia="es-ES"/>
-          <ns2:ligatures ns2:val="none"/>
+          <w14:ligatures w14:val="none"/>
         </w:rPr>
         <w:t xml:space="preserve"> por el denunciante el </w:t>
       </w:r>
@@ -7317,7 +7254,7 @@
           <w:color w:val="000000"/>
           <w:kern w:val="0"/>
           <w:lang w:eastAsia="es-ES"/>
-          <ns2:ligatures ns2:val="none"/>
+          <w14:ligatures w14:val="none"/>
         </w:rPr>
         <w:t>12 de febrero de 2025</w:t>
       </w:r>
@@ -7325,23 +7262,23 @@
         <w:rPr>
           <w:rFonts w:ascii="Arial Narrow" w:eastAsia="Arial Narrow" w:hAnsi="Arial Narrow" w:cs="Arial Narrow"/>
           <w:kern w:val="0"/>
-          <ns2:ligatures ns2:val="none"/>
+          <w14:ligatures w14:val="none"/>
         </w:rPr>
         <w:t>.</w:t>
       </w:r>
     </w:p>
-    <w:p ns2:paraId="1DEB3481" ns2:textId="77777777">
-      <w:pPr>
-        <w:spacing w:after="0" w:line="240" w:lineRule="auto"/>
-        <w:jc w:val="both"/>
-        <w:rPr>
-          <w:rFonts w:ascii="Arial Narrow" w:eastAsia="Arial Narrow" w:hAnsi="Arial Narrow" w:cs="Arial Narrow"/>
-          <w:kern w:val="0"/>
-          <ns2:ligatures ns2:val="none"/>
-        </w:rPr>
-      </w:pPr>
-    </w:p>
-    <w:p ns2:paraId="634A0D61" ns2:textId="792E8E79">
+    <w:p>
+      <w:pPr>
+        <w:spacing w:after="0" w:line="240" w:lineRule="auto"/>
+        <w:jc w:val="both"/>
+        <w:rPr>
+          <w:rFonts w:ascii="Arial Narrow" w:eastAsia="Arial Narrow" w:hAnsi="Arial Narrow" w:cs="Arial Narrow"/>
+          <w:kern w:val="0"/>
+          <w14:ligatures w14:val="none"/>
+        </w:rPr>
+      </w:pPr>
+    </w:p>
+    <w:p>
       <w:pPr>
         <w:spacing w:line="240" w:lineRule="auto"/>
         <w:contextualSpacing/>
@@ -7349,7 +7286,7 @@
         <w:rPr>
           <w:rFonts w:ascii="Arial Narrow" w:eastAsia="Calibri" w:hAnsi="Arial Narrow" w:cs="Arial"/>
           <w:kern w:val="0"/>
-          <ns2:ligatures ns2:val="none"/>
+          <w14:ligatures w14:val="none"/>
         </w:rPr>
       </w:pPr>
       <w:r>
@@ -7359,7 +7296,7 @@
           <w:color w:val="000000"/>
           <w:kern w:val="0"/>
           <w:lang w:eastAsia="es-PE"/>
-          <ns2:ligatures ns2:val="none"/>
+          <w14:ligatures w14:val="none"/>
         </w:rPr>
         <w:t>SEGUNDO:</w:t>
       </w:r>
@@ -7369,7 +7306,7 @@
           <w:color w:val="000000"/>
           <w:kern w:val="0"/>
           <w:lang w:eastAsia="es-PE"/>
-          <ns2:ligatures ns2:val="none"/>
+          <w14:ligatures w14:val="none"/>
         </w:rPr>
         <w:t xml:space="preserve"> tener por ofrecidos los medios probatorios </w:t>
       </w:r>
@@ -7379,7 +7316,7 @@
           <w:color w:val="000000"/>
           <w:kern w:val="0"/>
           <w:lang w:eastAsia="es-PE"/>
-          <ns2:ligatures ns2:val="none"/>
+          <w14:ligatures w14:val="none"/>
         </w:rPr>
         <w:t xml:space="preserve">presentados en el escrito de denuncia </w:t>
       </w:r>
@@ -7389,7 +7326,7 @@
           <w:color w:val="000000"/>
           <w:kern w:val="0"/>
           <w:lang w:val="es-ES" w:eastAsia="es-ES"/>
-          <ns2:ligatures ns2:val="none"/>
+          <w14:ligatures w14:val="none"/>
         </w:rPr>
         <w:t xml:space="preserve">del </w:t>
       </w:r>
@@ -7399,7 +7336,7 @@
           <w:color w:val="000000"/>
           <w:kern w:val="0"/>
           <w:lang w:val="es-ES" w:eastAsia="es-ES"/>
-          <ns2:ligatures ns2:val="none"/>
+          <w14:ligatures w14:val="none"/>
         </w:rPr>
         <w:t>4 de julio de 2025, subsanada mediante escrito del 18 de agosto de 2025</w:t>
       </w:r>
@@ -7407,12 +7344,12 @@
         <w:rPr>
           <w:rFonts w:ascii="Arial Narrow" w:eastAsia="Calibri" w:hAnsi="Arial Narrow" w:cs="Arial"/>
           <w:kern w:val="0"/>
-          <ns2:ligatures ns2:val="none"/>
+          <w14:ligatures w14:val="none"/>
         </w:rPr>
         <w:t>.</w:t>
       </w:r>
     </w:p>
-    <w:p ns2:paraId="2AF03E3F" ns2:textId="77777777">
+    <w:p>
       <w:pPr>
         <w:spacing w:line="240" w:lineRule="auto"/>
         <w:contextualSpacing/>
@@ -7422,20 +7359,20 @@
           <w:color w:val="000000"/>
           <w:kern w:val="0"/>
           <w:lang w:eastAsia="es-PE"/>
-          <ns2:ligatures ns2:val="none"/>
-        </w:rPr>
-      </w:pPr>
-    </w:p>
-    <w:p ns2:paraId="5D90C1F7" ns2:textId="462B8731">
-      <w:pPr>
-        <w:spacing w:after="0" w:line="240" w:lineRule="auto"/>
-        <w:jc w:val="both"/>
-        <w:rPr>
-          <w:rFonts w:ascii="Arial Narrow" w:eastAsia="Arial Narrow" w:hAnsi="Arial Narrow" w:cs="Arial Narrow"/>
-          <w:color w:val="000000"/>
-          <w:kern w:val="0"/>
-          <w:lang w:eastAsia="es-PE"/>
-          <ns2:ligatures ns2:val="none"/>
+          <w14:ligatures w14:val="none"/>
+        </w:rPr>
+      </w:pPr>
+    </w:p>
+    <w:p>
+      <w:pPr>
+        <w:spacing w:after="0" w:line="240" w:lineRule="auto"/>
+        <w:jc w:val="both"/>
+        <w:rPr>
+          <w:rFonts w:ascii="Arial Narrow" w:eastAsia="Arial Narrow" w:hAnsi="Arial Narrow" w:cs="Arial Narrow"/>
+          <w:color w:val="000000"/>
+          <w:kern w:val="0"/>
+          <w:lang w:eastAsia="es-PE"/>
+          <w14:ligatures w14:val="none"/>
         </w:rPr>
       </w:pPr>
       <w:r>
@@ -7445,7 +7382,7 @@
           <w:color w:val="000000"/>
           <w:kern w:val="0"/>
           <w:lang w:eastAsia="es-PE"/>
-          <ns2:ligatures ns2:val="none"/>
+          <w14:ligatures w14:val="none"/>
         </w:rPr>
         <w:t xml:space="preserve">TERCERO: </w:t>
       </w:r>
@@ -7455,7 +7392,7 @@
           <w:color w:val="000000"/>
           <w:kern w:val="0"/>
           <w:lang w:eastAsia="es-PE"/>
-          <ns2:ligatures ns2:val="none"/>
+          <w14:ligatures w14:val="none"/>
         </w:rPr>
         <w:t xml:space="preserve">requerir a </w:t>
       </w:r>
@@ -7466,7 +7403,7 @@
           <w:kern w:val="0"/>
           <w:shd w:val="clear" w:color="auto" w:fill="FFFFFF"/>
           <w:lang w:eastAsia="es-PE"/>
-          <ns2:ligatures ns2:val="none"/>
+          <w14:ligatures w14:val="none"/>
         </w:rPr>
         <w:t>Rímac Seguros y Reaseguros S.A.</w:t>
       </w:r>
@@ -7484,7 +7421,7 @@
           <w:kern w:val="0"/>
           <w:shd w:val="clear" w:color="auto" w:fill="FFFFFF"/>
           <w:lang w:eastAsia="es-PE"/>
-          <ns2:ligatures ns2:val="none"/>
+          <w14:ligatures w14:val="none"/>
         </w:rPr>
         <w:t xml:space="preserve">al </w:t>
       </w:r>
@@ -7515,7 +7452,7 @@
           <w:color w:val="000000"/>
           <w:kern w:val="0"/>
           <w:lang w:eastAsia="es-PE"/>
-          <ns2:ligatures ns2:val="none"/>
+          <w14:ligatures w14:val="none"/>
         </w:rPr>
         <w:t>que cumpla</w:t>
       </w:r>
@@ -7525,7 +7462,7 @@
           <w:color w:val="000000"/>
           <w:kern w:val="0"/>
           <w:lang w:eastAsia="es-PE"/>
-          <ns2:ligatures ns2:val="none"/>
+          <w14:ligatures w14:val="none"/>
         </w:rPr>
         <w:t>n</w:t>
       </w:r>
@@ -7535,12 +7472,12 @@
           <w:color w:val="000000"/>
           <w:kern w:val="0"/>
           <w:lang w:eastAsia="es-PE"/>
-          <ns2:ligatures ns2:val="none"/>
+          <w14:ligatures w14:val="none"/>
         </w:rPr>
         <w:t xml:space="preserve"> con lo siguiente:</w:t>
       </w:r>
     </w:p>
-    <w:p ns2:paraId="156DFAB9" ns2:textId="77777777">
+    <w:p>
       <w:pPr>
         <w:spacing w:after="0" w:line="240" w:lineRule="auto"/>
         <w:jc w:val="both"/>
@@ -7549,11 +7486,11 @@
           <w:color w:val="000000"/>
           <w:kern w:val="0"/>
           <w:lang w:eastAsia="es-PE"/>
-          <ns2:ligatures ns2:val="none"/>
-        </w:rPr>
-      </w:pPr>
-    </w:p>
-    <w:p ns2:paraId="37384474" ns2:textId="77777777">
+          <w14:ligatures w14:val="none"/>
+        </w:rPr>
+      </w:pPr>
+    </w:p>
+    <w:p>
       <w:pPr>
         <w:numPr>
           <w:ilvl w:val="0"/>
@@ -7567,21 +7504,21 @@
           <w:color w:val="000000"/>
           <w:kern w:val="0"/>
           <w:lang w:eastAsia="es-PE"/>
-          <ns2:ligatures ns2:val="none"/>
-        </w:rPr>
-      </w:pPr>
-      <w:r>
-        <w:rPr>
-          <w:rFonts w:ascii="Arial Narrow" w:eastAsia="Arial Narrow" w:hAnsi="Arial Narrow" w:cs="Arial Narrow"/>
-          <w:color w:val="000000"/>
-          <w:kern w:val="0"/>
-          <w:lang w:eastAsia="es-PE"/>
-          <ns2:ligatures ns2:val="none"/>
+          <w14:ligatures w14:val="none"/>
+        </w:rPr>
+      </w:pPr>
+      <w:r>
+        <w:rPr>
+          <w:rFonts w:ascii="Arial Narrow" w:eastAsia="Arial Narrow" w:hAnsi="Arial Narrow" w:cs="Arial Narrow"/>
+          <w:color w:val="000000"/>
+          <w:kern w:val="0"/>
+          <w:lang w:eastAsia="es-PE"/>
+          <w14:ligatures w14:val="none"/>
         </w:rPr>
         <w:t>presentar documentos que acrediten su inscripción en los Registros Públicos o una declaración jurada que indique que cuenta con dicha inscripción;</w:t>
       </w:r>
     </w:p>
-    <w:p ns2:paraId="04A6E74B" ns2:textId="77777777">
+    <w:p>
       <w:pPr>
         <w:numPr>
           <w:ilvl w:val="0"/>
@@ -7595,21 +7532,21 @@
           <w:color w:val="000000"/>
           <w:kern w:val="0"/>
           <w:lang w:eastAsia="es-PE"/>
-          <ns2:ligatures ns2:val="none"/>
-        </w:rPr>
-      </w:pPr>
-      <w:r>
-        <w:rPr>
-          <w:rFonts w:ascii="Arial Narrow" w:eastAsia="Arial Narrow" w:hAnsi="Arial Narrow" w:cs="Arial Narrow"/>
-          <w:color w:val="000000"/>
-          <w:kern w:val="0"/>
-          <w:lang w:eastAsia="es-PE"/>
-          <ns2:ligatures ns2:val="none"/>
+          <w14:ligatures w14:val="none"/>
+        </w:rPr>
+      </w:pPr>
+      <w:r>
+        <w:rPr>
+          <w:rFonts w:ascii="Arial Narrow" w:eastAsia="Arial Narrow" w:hAnsi="Arial Narrow" w:cs="Arial Narrow"/>
+          <w:color w:val="000000"/>
+          <w:kern w:val="0"/>
+          <w:lang w:eastAsia="es-PE"/>
+          <w14:ligatures w14:val="none"/>
         </w:rPr>
         <w:t>presentar copia simple de las facultades de representación de su representante legal en el presente procedimiento o la declaración jurada que indique que cuenta con dichas facultades y que estas se encuentran vigentes;</w:t>
       </w:r>
     </w:p>
-    <w:p ns2:paraId="1203D0DC" ns2:textId="77777777">
+    <w:p>
       <w:pPr>
         <w:numPr>
           <w:ilvl w:val="0"/>
@@ -7623,21 +7560,21 @@
           <w:color w:val="000000"/>
           <w:kern w:val="0"/>
           <w:lang w:eastAsia="es-PE"/>
-          <ns2:ligatures ns2:val="none"/>
-        </w:rPr>
-      </w:pPr>
-      <w:r>
-        <w:rPr>
-          <w:rFonts w:ascii="Arial Narrow" w:eastAsia="Arial Narrow" w:hAnsi="Arial Narrow" w:cs="Arial Narrow"/>
-          <w:color w:val="000000"/>
-          <w:kern w:val="0"/>
-          <w:lang w:eastAsia="es-PE"/>
-          <ns2:ligatures ns2:val="none"/>
+          <w14:ligatures w14:val="none"/>
+        </w:rPr>
+      </w:pPr>
+      <w:r>
+        <w:rPr>
+          <w:rFonts w:ascii="Arial Narrow" w:eastAsia="Arial Narrow" w:hAnsi="Arial Narrow" w:cs="Arial Narrow"/>
+          <w:color w:val="000000"/>
+          <w:kern w:val="0"/>
+          <w:lang w:eastAsia="es-PE"/>
+          <w14:ligatures w14:val="none"/>
         </w:rPr>
         <w:t>consignar el Número de Registro Único de Contribuyentes (RUC); y,</w:t>
       </w:r>
     </w:p>
-    <w:p ns2:paraId="37704CA2" ns2:textId="77777777">
+    <w:p>
       <w:pPr>
         <w:numPr>
           <w:ilvl w:val="0"/>
@@ -7649,16 +7586,16 @@
         <w:rPr>
           <w:rFonts w:ascii="Arial Narrow" w:eastAsia="Calibri" w:hAnsi="Arial Narrow" w:cs="Arial"/>
           <w:kern w:val="0"/>
-          <ns2:ligatures ns2:val="none"/>
-        </w:rPr>
-      </w:pPr>
-      <w:r>
-        <w:rPr>
-          <w:rFonts w:ascii="Arial Narrow" w:eastAsia="Arial Narrow" w:hAnsi="Arial Narrow" w:cs="Arial Narrow"/>
-          <w:color w:val="000000"/>
-          <w:kern w:val="0"/>
-          <w:lang w:eastAsia="es-PE"/>
-          <ns2:ligatures ns2:val="none"/>
+          <w14:ligatures w14:val="none"/>
+        </w:rPr>
+      </w:pPr>
+      <w:r>
+        <w:rPr>
+          <w:rFonts w:ascii="Arial Narrow" w:eastAsia="Arial Narrow" w:hAnsi="Arial Narrow" w:cs="Arial Narrow"/>
+          <w:color w:val="000000"/>
+          <w:kern w:val="0"/>
+          <w:lang w:eastAsia="es-PE"/>
+          <w14:ligatures w14:val="none"/>
         </w:rPr>
         <w:t>fijar domicilio procesal para el procedimiento, de conformidad con el numeral 1 del artículo 442</w:t>
       </w:r>
@@ -7668,7 +7605,7 @@
           <w:color w:val="000000"/>
           <w:kern w:val="0"/>
           <w:lang w:eastAsia="es-PE"/>
-          <ns2:ligatures ns2:val="none"/>
+          <w14:ligatures w14:val="none"/>
         </w:rPr>
         <w:t/>
       </w:r>
@@ -7678,7 +7615,7 @@
           <w:color w:val="000000"/>
           <w:kern w:val="0"/>
           <w:lang w:eastAsia="es-PE"/>
-          <ns2:ligatures ns2:val="none"/>
+          <w14:ligatures w14:val="none"/>
         </w:rPr>
         <w:t xml:space="preserve"> del Código Procesal Civil. </w:t>
       </w:r>
@@ -7686,7 +7623,7 @@
         <w:rPr>
           <w:rFonts w:ascii="Arial Narrow" w:eastAsia="Calibri" w:hAnsi="Arial Narrow" w:cs="Arial"/>
           <w:kern w:val="0"/>
-          <ns2:ligatures ns2:val="none"/>
+          <w14:ligatures w14:val="none"/>
         </w:rPr>
         <w:t>Para ello podrá señalar domicilio físico o una dirección electrónica a la que pueda remitirse las notificaciones</w:t>
       </w:r>
@@ -7695,12 +7632,12 @@
           <w:rFonts w:ascii="Arial Narrow" w:eastAsia="Arial" w:hAnsi="Arial Narrow" w:cs="Arial"/>
           <w:kern w:val="0"/>
           <w:lang w:val="es"/>
-          <ns2:ligatures ns2:val="none"/>
+          <w14:ligatures w14:val="none"/>
         </w:rPr>
         <w:t>;</w:t>
       </w:r>
     </w:p>
-    <w:p ns2:paraId="6A38ABFB" ns2:textId="77777777">
+    <w:p>
       <w:pPr>
         <w:numPr>
           <w:ilvl w:val="0"/>
@@ -7712,14 +7649,14 @@
         <w:rPr>
           <w:rFonts w:ascii="Arial Narrow" w:eastAsia="Calibri" w:hAnsi="Arial Narrow" w:cs="Arial"/>
           <w:kern w:val="0"/>
-          <ns2:ligatures ns2:val="none"/>
+          <w14:ligatures w14:val="none"/>
         </w:rPr>
       </w:pPr>
       <w:r>
         <w:rPr>
           <w:rFonts w:ascii="Arial Narrow" w:eastAsia="Calibri" w:hAnsi="Arial Narrow" w:cs="Arial"/>
           <w:kern w:val="0"/>
-          <ns2:ligatures ns2:val="none"/>
+          <w14:ligatures w14:val="none"/>
         </w:rPr>
         <w:t xml:space="preserve">en caso califique como micro empresa o pequeña empresa, presentar los documentos que acrediten su volumen de ventas o ingresos brutos percibidos el año anterior relativo a todas sus actividades </w:t>
       </w:r>
@@ -7727,7 +7664,7 @@
         <w:rPr>
           <w:rFonts w:ascii="Arial Narrow" w:eastAsia="Calibri" w:hAnsi="Arial Narrow" w:cs="Arial"/>
           <w:kern w:val="0"/>
-          <ns2:ligatures ns2:val="none"/>
+          <w14:ligatures w14:val="none"/>
         </w:rPr>
         <w:lastRenderedPageBreak/>
         <w:t>económicas y el número de trabajadores con el que cuenta</w:t>
@@ -7738,7 +7675,7 @@
           <w:rFonts w:ascii="Arial Narrow" w:eastAsia="Calibri" w:hAnsi="Arial Narrow" w:cs="Arial"/>
           <w:kern w:val="0"/>
           <w:vertAlign w:val="superscript"/>
-          <ns2:ligatures ns2:val="none"/>
+          <w14:ligatures w14:val="none"/>
         </w:rPr>
         <w:footnoteReference w:id="9"/>
       </w:r>
@@ -7746,7 +7683,7 @@
         <w:rPr>
           <w:rFonts w:ascii="Arial Narrow" w:eastAsia="Calibri" w:hAnsi="Arial Narrow" w:cs="Arial"/>
           <w:kern w:val="0"/>
-          <ns2:ligatures ns2:val="none"/>
+          <w14:ligatures w14:val="none"/>
         </w:rPr>
         <w:t>. Ello, a fin de que la Comisión pueda meritar dicha documentación, conforme lo establece el artículo 110</w:t>
       </w:r>
@@ -7756,7 +7693,7 @@
           <w:color w:val="000000"/>
           <w:kern w:val="0"/>
           <w:lang w:eastAsia="es-PE"/>
-          <ns2:ligatures ns2:val="none"/>
+          <w14:ligatures w14:val="none"/>
         </w:rPr>
         <w:t/>
       </w:r>
@@ -7764,7 +7701,7 @@
         <w:rPr>
           <w:rFonts w:ascii="Arial Narrow" w:eastAsia="Calibri" w:hAnsi="Arial Narrow" w:cs="Arial"/>
           <w:kern w:val="0"/>
-          <ns2:ligatures ns2:val="none"/>
+          <w14:ligatures w14:val="none"/>
         </w:rPr>
         <w:t xml:space="preserve"> del </w:t>
       </w:r>
@@ -7773,7 +7710,7 @@
           <w:rFonts w:ascii="Arial Narrow" w:eastAsia="Calibri" w:hAnsi="Arial Narrow" w:cs="Arial"/>
           <w:spacing w:val="-2"/>
           <w:kern w:val="0"/>
-          <ns2:ligatures ns2:val="none"/>
+          <w14:ligatures w14:val="none"/>
         </w:rPr>
         <w:t>Código</w:t>
       </w:r>
@@ -7784,7 +7721,7 @@
           <w:spacing w:val="-2"/>
           <w:kern w:val="0"/>
           <w:vertAlign w:val="superscript"/>
-          <ns2:ligatures ns2:val="none"/>
+          <w14:ligatures w14:val="none"/>
         </w:rPr>
         <w:footnoteReference w:id="10"/>
       </w:r>
@@ -7793,12 +7730,12 @@
           <w:rFonts w:ascii="Arial Narrow" w:eastAsia="Calibri" w:hAnsi="Arial Narrow" w:cs="Arial"/>
           <w:spacing w:val="-2"/>
           <w:kern w:val="0"/>
-          <ns2:ligatures ns2:val="none"/>
+          <w14:ligatures w14:val="none"/>
         </w:rPr>
         <w:t>.</w:t>
       </w:r>
     </w:p>
-    <w:p ns2:paraId="1B2AA0D1" ns2:textId="77777777">
+    <w:p>
       <w:pPr>
         <w:spacing w:after="0" w:line="240" w:lineRule="auto"/>
         <w:ind w:left="567"/>
@@ -7808,20 +7745,20 @@
           <w:color w:val="000000"/>
           <w:kern w:val="0"/>
           <w:lang w:eastAsia="es-PE"/>
-          <ns2:ligatures ns2:val="none"/>
-        </w:rPr>
-      </w:pPr>
-    </w:p>
-    <w:p>
-      <w:pPr>
-        <w:spacing w:after="0" w:line="240" w:lineRule="auto"/>
-        <w:jc w:val="both"/>
-        <w:rPr>
-          <w:rFonts w:ascii="Arial Narrow" w:eastAsia="Arial Narrow" w:hAnsi="Arial Narrow" w:cs="Arial Narrow"/>
-          <w:color w:val="000000"/>
-          <w:kern w:val="0"/>
-          <w:lang w:eastAsia="es-PE"/>
-          <ns2:ligatures ns2:val="none"/>
+          <w14:ligatures w14:val="none"/>
+        </w:rPr>
+      </w:pPr>
+    </w:p>
+    <w:p>
+      <w:pPr>
+        <w:spacing w:after="0" w:line="240" w:lineRule="auto"/>
+        <w:jc w:val="both"/>
+        <w:rPr>
+          <w:rFonts w:ascii="Arial Narrow" w:eastAsia="Arial Narrow" w:hAnsi="Arial Narrow" w:cs="Arial Narrow"/>
+          <w:color w:val="000000"/>
+          <w:kern w:val="0"/>
+          <w:lang w:eastAsia="es-PE"/>
+          <w14:ligatures w14:val="none"/>
         </w:rPr>
       </w:pPr>
       <w:r>
@@ -7840,32 +7777,72 @@
           <w:sz w:val="20"/>
           <w:szCs w:val="20"/>
         </w:rPr>
-        <w:t xml:space="preserve">correr traslado de la presente resolución a Rímac Seguros y Reaseguros S.A. y al Banco BBVA Perú S.A. para que, de conformidad con lo dispuesto por el artículo 26 de la Ley sobre Facultades, Normas y Organización del Indecopi, aprobada por Decreto Legislativo 807, presenten sus descargos sobre la imputación de cargos realizada en un plazo no mayor a cinco (5) días hábiles contado a partir del día siguiente de la notificación de la presente resolución, vencido el cual, el Secretario Técnico declarará en rebeldía a los denunciados que no lo hubieran presentado. Debe precisarse que de conformidad con lo establecido por el artículo 223 del Texto Único Ordenado de la Ley 27444, Ley del Procedimiento Administrativo General, las alegaciones y los hechos relevantes de la reclamación, salvo que hayan sido específicamente negadas en la contestación, se tendrán por aceptadas o merituadas como ciertas.</w:t>
-      </w:r>
-    </w:p>
-    <w:p ns2:paraId="2F1C55D7" ns2:textId="77777777">
-      <w:pPr>
-        <w:spacing w:after="0" w:line="240" w:lineRule="auto"/>
-        <w:jc w:val="both"/>
-        <w:rPr>
-          <w:rFonts w:ascii="Arial Narrow" w:eastAsia="Arial Narrow" w:hAnsi="Arial Narrow" w:cs="Arial Narrow"/>
-          <w:color w:val="000000"/>
-          <w:kern w:val="0"/>
-          <w:lang w:eastAsia="es-PE"/>
-          <ns2:ligatures ns2:val="none"/>
-        </w:rPr>
-      </w:pPr>
-    </w:p>
-    <w:p ns2:paraId="6D15F6EA" ns2:textId="0C7D5E68">
-      <w:pPr>
-        <w:spacing w:after="0" w:line="240" w:lineRule="auto"/>
-        <w:jc w:val="both"/>
-        <w:rPr>
-          <w:rFonts w:ascii="Arial Narrow" w:eastAsia="Times New Roman" w:hAnsi="Arial Narrow" w:cs="Arial"/>
-          <w:color w:val="000000"/>
-          <w:kern w:val="0"/>
+        <w:t xml:space="preserve">correr traslado de la presente resolución a Rímac Seguros y Reaseguros S.A. y al Banco BBVA Perú S.A. para que, de conformidad con lo dispuesto por el artículo 26 de la Ley sobre Facultades, Normas y Organización del Indecopi, aprobada por Decreto Legislativo 807</w:t>
+      </w:r>
+      <w:r>
+        <w:rPr>
+          <w:rStyle w:val="Refdenotaalpie"/>
+          <w:rFonts w:ascii="Arial Narrow" w:eastAsia="Times New Roman" w:hAnsi="Arial Narrow" w:cs="Times New Roman"/>
+          <w:color w:val="000000"/>
+          <w:kern w:val="0"/>
+          <w:vertAlign w:val="superscript"/>
           <w:lang w:val="es-ES" w:eastAsia="es-ES"/>
-          <ns2:ligatures ns2:val="none"/>
+          <w14:ligatures w14:val="none"/>
+        </w:rPr>
+        <w:footnoteReference w:id="16"/>
+      </w:r>
+      <w:r>
+        <w:rPr>
+          <w:rFonts w:ascii="Arial Narrow" w:hAnsi="Arial Narrow" w:cs="Arial Narrow"/>
+          <w:sz w:val="20"/>
+          <w:szCs w:val="20"/>
+        </w:rPr>
+        <w:t xml:space="preserve">, presenten sus descargos sobre la imputación de cargos realizada en un plazo no mayor a cinco (5) días hábiles contado a partir del día siguiente de la notificación de la presente resolución, vencido el cual, el Secretario Técnico declarará en rebeldía a los denunciados que no lo hubieran presentado. Debe precisarse que de conformidad con lo establecido por el artículo 223 del Texto Único Ordenado de la Ley 27444, Ley del Procedimiento Administrativo General</w:t>
+      </w:r>
+      <w:r>
+        <w:rPr>
+          <w:rStyle w:val="Refdenotaalpie"/>
+          <w:rFonts w:ascii="Arial Narrow" w:eastAsia="Times New Roman" w:hAnsi="Arial Narrow" w:cs="Times New Roman"/>
+          <w:color w:val="000000"/>
+          <w:kern w:val="0"/>
+          <w:vertAlign w:val="superscript"/>
+          <w:lang w:val="es-ES" w:eastAsia="es-ES"/>
+          <w14:ligatures w14:val="none"/>
+        </w:rPr>
+        <w:footnoteReference w:id="17"/>
+      </w:r>
+      <w:r>
+        <w:rPr>
+          <w:rFonts w:ascii="Arial Narrow" w:hAnsi="Arial Narrow" w:cs="Arial Narrow"/>
+          <w:sz w:val="20"/>
+          <w:szCs w:val="20"/>
+        </w:rPr>
+        <w:t xml:space="preserve">, las alegaciones y los hechos relevantes de la reclamación, salvo que hayan sido específicamente negadas en la contestación, se tendrán por aceptadas o merituadas como ciertas.</w:t>
+      </w:r>
+    </w:p>
+    <w:p>
+      <w:pPr>
+        <w:spacing w:after="0" w:line="240" w:lineRule="auto"/>
+        <w:jc w:val="both"/>
+        <w:rPr>
+          <w:rFonts w:ascii="Arial Narrow" w:eastAsia="Arial Narrow" w:hAnsi="Arial Narrow" w:cs="Arial Narrow"/>
+          <w:color w:val="000000"/>
+          <w:kern w:val="0"/>
+          <w:lang w:eastAsia="es-PE"/>
+          <w14:ligatures w14:val="none"/>
+        </w:rPr>
+      </w:pPr>
+    </w:p>
+    <w:p>
+      <w:pPr>
+        <w:spacing w:after="0" w:line="240" w:lineRule="auto"/>
+        <w:jc w:val="both"/>
+        <w:rPr>
+          <w:rFonts w:ascii="Arial Narrow" w:eastAsia="Times New Roman" w:hAnsi="Arial Narrow" w:cs="Arial"/>
+          <w:color w:val="000000"/>
+          <w:kern w:val="0"/>
+          <w:lang w:val="es-ES" w:eastAsia="es-ES"/>
+          <w14:ligatures w14:val="none"/>
         </w:rPr>
       </w:pPr>
       <w:r>
@@ -7875,7 +7852,7 @@
           <w:color w:val="000000"/>
           <w:kern w:val="0"/>
           <w:lang w:eastAsia="es-PE"/>
-          <ns2:ligatures ns2:val="none"/>
+          <w14:ligatures w14:val="none"/>
         </w:rPr>
         <w:t xml:space="preserve">QUINTO: </w:t>
       </w:r>
@@ -7886,7 +7863,7 @@
           <w:color w:val="000000"/>
           <w:kern w:val="0"/>
           <w:lang w:eastAsia="es-ES"/>
-          <ns2:ligatures ns2:val="none"/>
+          <w14:ligatures w14:val="none"/>
         </w:rPr>
         <w:t xml:space="preserve">requerir </w:t>
       </w:r>
@@ -7896,7 +7873,7 @@
           <w:color w:val="000000"/>
           <w:kern w:val="0"/>
           <w:lang w:val="es-ES" w:eastAsia="es-ES"/>
-          <ns2:ligatures ns2:val="none"/>
+          <w14:ligatures w14:val="none"/>
         </w:rPr>
         <w:t xml:space="preserve">que, en un </w:t>
       </w:r>
@@ -7906,7 +7883,7 @@
           <w:color w:val="000000"/>
           <w:kern w:val="0"/>
           <w:lang w:eastAsia="es-ES"/>
-          <ns2:ligatures ns2:val="none"/>
+          <w14:ligatures w14:val="none"/>
         </w:rPr>
         <w:t>plazo no mayor de cinco (5) días hábiles contado a partir del día siguiente de la notificación de la presente resolución</w:t>
       </w:r>
@@ -7917,7 +7894,7 @@
           <w:color w:val="000000"/>
           <w:kern w:val="0"/>
           <w:lang w:eastAsia="es-ES"/>
-          <ns2:ligatures ns2:val="none"/>
+          <w14:ligatures w14:val="none"/>
         </w:rPr>
         <w:t xml:space="preserve">, </w:t>
       </w:r>
@@ -7929,7 +7906,7 @@
           <w:kern w:val="0"/>
           <w:shd w:val="clear" w:color="auto" w:fill="FFFFFF"/>
           <w:lang w:eastAsia="es-PE"/>
-          <ns2:ligatures ns2:val="none"/>
+          <w14:ligatures w14:val="none"/>
         </w:rPr>
         <w:t>Rímac Seguros y Reaseguros S.A.</w:t>
       </w:r>
@@ -7939,7 +7916,7 @@
           <w:color w:val="000000"/>
           <w:kern w:val="0"/>
           <w:lang w:eastAsia="es-ES"/>
-          <ns2:ligatures ns2:val="none"/>
+          <w14:ligatures w14:val="none"/>
         </w:rPr>
         <w:t xml:space="preserve">, </w:t>
       </w:r>
@@ -7950,7 +7927,7 @@
           <w:color w:val="000000"/>
           <w:kern w:val="0"/>
           <w:lang w:val="es-ES" w:eastAsia="es-ES"/>
-          <ns2:ligatures ns2:val="none"/>
+          <w14:ligatures w14:val="none"/>
         </w:rPr>
         <w:t xml:space="preserve">cumpla con: (i) presentar una copia debidamente suscrita de la Póliza </w:t>
       </w:r>
@@ -7961,7 +7938,7 @@
           <w:color w:val="000000"/>
           <w:kern w:val="0"/>
           <w:lang w:eastAsia="es-ES"/>
-          <ns2:ligatures ns2:val="none"/>
+          <w14:ligatures w14:val="none"/>
         </w:rPr>
         <w:t/>
       </w:r>
@@ -7972,7 +7949,7 @@
           <w:color w:val="000000"/>
           <w:kern w:val="0"/>
           <w:lang w:eastAsia="es-ES"/>
-          <ns2:ligatures ns2:val="none"/>
+          <w14:ligatures w14:val="none"/>
         </w:rPr>
         <w:t xml:space="preserve"> </w:t>
       </w:r>
@@ -7982,7 +7959,7 @@
           <w:color w:val="000000"/>
           <w:kern w:val="0"/>
           <w:lang w:eastAsia="es-ES"/>
-          <ns2:ligatures ns2:val="none"/>
+          <w14:ligatures w14:val="none"/>
         </w:rPr>
         <w:t xml:space="preserve">00110991764000013875 </w:t>
       </w:r>
@@ -7992,7 +7969,7 @@
           <w:color w:val="000000"/>
           <w:kern w:val="0"/>
           <w:lang w:val="es-ES" w:eastAsia="es-ES"/>
-          <ns2:ligatures ns2:val="none"/>
+          <w14:ligatures w14:val="none"/>
         </w:rPr>
         <w:t>del Seguro Vehicular materia de denuncia; y, (</w:t>
       </w:r>
@@ -8003,7 +7980,7 @@
           <w:color w:val="000000"/>
           <w:kern w:val="0"/>
           <w:lang w:val="es-ES" w:eastAsia="es-ES"/>
-          <ns2:ligatures ns2:val="none"/>
+          <w14:ligatures w14:val="none"/>
         </w:rPr>
         <w:t>ii</w:t>
       </w:r>
@@ -8014,12 +7991,12 @@
           <w:color w:val="000000"/>
           <w:kern w:val="0"/>
           <w:lang w:val="es-ES" w:eastAsia="es-ES"/>
-          <ns2:ligatures ns2:val="none"/>
+          <w14:ligatures w14:val="none"/>
         </w:rPr>
         <w:t>) presentar todas las comunicaciones cursadas con la parte denunciante en virtud de los hechos materia de denuncia.</w:t>
       </w:r>
     </w:p>
-    <w:p ns2:paraId="7EAE58BA" ns2:textId="77777777">
+    <w:p>
       <w:pPr>
         <w:spacing w:after="0" w:line="240" w:lineRule="auto"/>
         <w:jc w:val="both"/>
@@ -8028,11 +8005,11 @@
           <w:color w:val="000000"/>
           <w:kern w:val="0"/>
           <w:lang w:val="es-ES" w:eastAsia="es-ES"/>
-          <ns2:ligatures ns2:val="none"/>
-        </w:rPr>
-      </w:pPr>
-    </w:p>
-    <w:p ns2:paraId="018EE32A" ns2:textId="270AEFCF">
+          <w14:ligatures w14:val="none"/>
+        </w:rPr>
+      </w:pPr>
+    </w:p>
+    <w:p>
       <w:pPr>
         <w:spacing w:after="0" w:line="240" w:lineRule="auto"/>
         <w:jc w:val="both"/>
@@ -8041,7 +8018,7 @@
           <w:color w:val="000000"/>
           <w:kern w:val="0"/>
           <w:lang w:val="es-ES" w:eastAsia="es-ES"/>
-          <ns2:ligatures ns2:val="none"/>
+          <w14:ligatures w14:val="none"/>
         </w:rPr>
       </w:pPr>
       <w:r>
@@ -8051,7 +8028,7 @@
           <w:color w:val="000000"/>
           <w:kern w:val="0"/>
           <w:lang w:eastAsia="es-PE"/>
-          <ns2:ligatures ns2:val="none"/>
+          <w14:ligatures w14:val="none"/>
         </w:rPr>
         <w:t xml:space="preserve">SEXTO: </w:t>
       </w:r>
@@ -8061,7 +8038,7 @@
           <w:color w:val="000000"/>
           <w:kern w:val="0"/>
           <w:lang w:eastAsia="es-ES"/>
-          <ns2:ligatures ns2:val="none"/>
+          <w14:ligatures w14:val="none"/>
         </w:rPr>
         <w:t xml:space="preserve">requerir </w:t>
       </w:r>
@@ -8071,7 +8048,7 @@
           <w:color w:val="000000"/>
           <w:kern w:val="0"/>
           <w:lang w:val="es-ES" w:eastAsia="es-ES"/>
-          <ns2:ligatures ns2:val="none"/>
+          <w14:ligatures w14:val="none"/>
         </w:rPr>
         <w:t xml:space="preserve">que, en un </w:t>
       </w:r>
@@ -8081,7 +8058,7 @@
           <w:color w:val="000000"/>
           <w:kern w:val="0"/>
           <w:lang w:eastAsia="es-ES"/>
-          <ns2:ligatures ns2:val="none"/>
+          <w14:ligatures w14:val="none"/>
         </w:rPr>
         <w:t xml:space="preserve">plazo no mayor de cinco (5) días hábiles contado a partir del día siguiente de la notificación de la presente resolución, </w:t>
       </w:r>
@@ -8092,7 +8069,7 @@
           <w:kern w:val="0"/>
           <w:shd w:val="clear" w:color="auto" w:fill="FFFFFF"/>
           <w:lang w:eastAsia="es-PE"/>
-          <ns2:ligatures ns2:val="none"/>
+          <w14:ligatures w14:val="none"/>
         </w:rPr>
         <w:t xml:space="preserve">el </w:t>
       </w:r>
@@ -8110,7 +8087,7 @@
           <w:kern w:val="0"/>
           <w:shd w:val="clear" w:color="auto" w:fill="FFFFFF"/>
           <w:lang w:eastAsia="es-PE"/>
-          <ns2:ligatures ns2:val="none"/>
+          <w14:ligatures w14:val="none"/>
         </w:rPr>
         <w:t>.</w:t>
       </w:r>
@@ -8120,7 +8097,7 @@
           <w:color w:val="000000"/>
           <w:kern w:val="0"/>
           <w:lang w:eastAsia="es-ES"/>
-          <ns2:ligatures ns2:val="none"/>
+          <w14:ligatures w14:val="none"/>
         </w:rPr>
         <w:t xml:space="preserve">, </w:t>
       </w:r>
@@ -8130,7 +8107,7 @@
           <w:color w:val="000000"/>
           <w:kern w:val="0"/>
           <w:lang w:val="es-ES" w:eastAsia="es-ES"/>
-          <ns2:ligatures ns2:val="none"/>
+          <w14:ligatures w14:val="none"/>
         </w:rPr>
         <w:t xml:space="preserve">cumpla con: (i) presentar una copia debidamente suscrita de la Póliza </w:t>
       </w:r>
@@ -8141,7 +8118,7 @@
           <w:color w:val="000000"/>
           <w:kern w:val="0"/>
           <w:lang w:eastAsia="es-ES"/>
-          <ns2:ligatures ns2:val="none"/>
+          <w14:ligatures w14:val="none"/>
         </w:rPr>
         <w:t/>
       </w:r>
@@ -8152,7 +8129,7 @@
           <w:color w:val="000000"/>
           <w:kern w:val="0"/>
           <w:lang w:eastAsia="es-ES"/>
-          <ns2:ligatures ns2:val="none"/>
+          <w14:ligatures w14:val="none"/>
         </w:rPr>
         <w:t xml:space="preserve"> </w:t>
       </w:r>
@@ -8162,7 +8139,7 @@
           <w:color w:val="000000"/>
           <w:kern w:val="0"/>
           <w:lang w:eastAsia="es-ES"/>
-          <ns2:ligatures ns2:val="none"/>
+          <w14:ligatures w14:val="none"/>
         </w:rPr>
         <w:t xml:space="preserve">00110991764000013875 </w:t>
       </w:r>
@@ -8172,7 +8149,7 @@
           <w:color w:val="000000"/>
           <w:kern w:val="0"/>
           <w:lang w:val="es-ES" w:eastAsia="es-ES"/>
-          <ns2:ligatures ns2:val="none"/>
+          <w14:ligatures w14:val="none"/>
         </w:rPr>
         <w:t>del Seguro Vehicular materia de denuncia; y, (</w:t>
       </w:r>
@@ -8183,7 +8160,7 @@
           <w:color w:val="000000"/>
           <w:kern w:val="0"/>
           <w:lang w:val="es-ES" w:eastAsia="es-ES"/>
-          <ns2:ligatures ns2:val="none"/>
+          <w14:ligatures w14:val="none"/>
         </w:rPr>
         <w:t>ii</w:t>
       </w:r>
@@ -8194,12 +8171,12 @@
           <w:color w:val="000000"/>
           <w:kern w:val="0"/>
           <w:lang w:val="es-ES" w:eastAsia="es-ES"/>
-          <ns2:ligatures ns2:val="none"/>
+          <w14:ligatures w14:val="none"/>
         </w:rPr>
         <w:t>) presentar todas las comunicaciones cursadas con la parte denunciante en virtud de los hechos materia de denuncia.</w:t>
       </w:r>
     </w:p>
-    <w:p ns2:paraId="61AD8504" ns2:textId="77777777">
+    <w:p>
       <w:pPr>
         <w:spacing w:after="0" w:line="240" w:lineRule="auto"/>
         <w:jc w:val="both"/>
@@ -8209,20 +8186,20 @@
           <w:color w:val="000000"/>
           <w:kern w:val="0"/>
           <w:lang w:val="es-ES" w:eastAsia="es-PE"/>
-          <ns2:ligatures ns2:val="none"/>
-        </w:rPr>
-      </w:pPr>
-    </w:p>
-    <w:p ns2:paraId="58D4E496" ns2:textId="77777777">
-      <w:pPr>
-        <w:spacing w:after="0" w:line="240" w:lineRule="auto"/>
-        <w:jc w:val="both"/>
-        <w:rPr>
-          <w:rFonts w:ascii="Arial Narrow" w:eastAsia="Arial Narrow" w:hAnsi="Arial Narrow" w:cs="Arial Narrow"/>
-          <w:color w:val="000000"/>
-          <w:kern w:val="0"/>
-          <w:lang w:eastAsia="es-PE"/>
-          <ns2:ligatures ns2:val="none"/>
+          <w14:ligatures w14:val="none"/>
+        </w:rPr>
+      </w:pPr>
+    </w:p>
+    <w:p>
+      <w:pPr>
+        <w:spacing w:after="0" w:line="240" w:lineRule="auto"/>
+        <w:jc w:val="both"/>
+        <w:rPr>
+          <w:rFonts w:ascii="Arial Narrow" w:eastAsia="Arial Narrow" w:hAnsi="Arial Narrow" w:cs="Arial Narrow"/>
+          <w:color w:val="000000"/>
+          <w:kern w:val="0"/>
+          <w:lang w:eastAsia="es-PE"/>
+          <w14:ligatures w14:val="none"/>
         </w:rPr>
       </w:pPr>
       <w:r>
@@ -8232,7 +8209,7 @@
           <w:color w:val="000000"/>
           <w:kern w:val="0"/>
           <w:lang w:eastAsia="es-PE"/>
-          <ns2:ligatures ns2:val="none"/>
+          <w14:ligatures w14:val="none"/>
         </w:rPr>
         <w:t>SÉTIMO:</w:t>
       </w:r>
@@ -8242,7 +8219,7 @@
           <w:color w:val="000000"/>
           <w:kern w:val="0"/>
           <w:lang w:eastAsia="es-PE"/>
-          <ns2:ligatures ns2:val="none"/>
+          <w14:ligatures w14:val="none"/>
         </w:rPr>
         <w:t xml:space="preserve"> </w:t>
       </w:r>
@@ -8253,7 +8230,7 @@
           <w:color w:val="000000"/>
           <w:kern w:val="0"/>
           <w:lang w:eastAsia="es-PE"/>
-          <ns2:ligatures ns2:val="none"/>
+          <w14:ligatures w14:val="none"/>
         </w:rPr>
         <w:t>informar</w:t>
       </w:r>
@@ -8263,7 +8240,7 @@
           <w:color w:val="000000"/>
           <w:kern w:val="0"/>
           <w:lang w:eastAsia="es-PE"/>
-          <ns2:ligatures ns2:val="none"/>
+          <w14:ligatures w14:val="none"/>
         </w:rPr>
         <w:t xml:space="preserve"> a las partes que el artículo 110</w:t>
       </w:r>
@@ -8273,7 +8250,7 @@
           <w:color w:val="000000"/>
           <w:kern w:val="0"/>
           <w:lang w:eastAsia="es-PE"/>
-          <ns2:ligatures ns2:val="none"/>
+          <w14:ligatures w14:val="none"/>
         </w:rPr>
         <w:t/>
       </w:r>
@@ -8283,7 +8260,7 @@
           <w:color w:val="000000"/>
           <w:kern w:val="0"/>
           <w:lang w:eastAsia="es-PE"/>
-          <ns2:ligatures ns2:val="none"/>
+          <w14:ligatures w14:val="none"/>
         </w:rPr>
         <w:t xml:space="preserve"> de la Ley 29571, Código de Protección y Defensa del Consumidor</w:t>
       </w:r>
@@ -8295,7 +8272,7 @@
           <w:kern w:val="0"/>
           <w:vertAlign w:val="superscript"/>
           <w:lang w:eastAsia="es-PE"/>
-          <ns2:ligatures ns2:val="none"/>
+          <w14:ligatures w14:val="none"/>
         </w:rPr>
         <w:footnoteReference w:id="11"/>
       </w:r>
@@ -8305,7 +8282,7 @@
           <w:color w:val="000000"/>
           <w:kern w:val="0"/>
           <w:lang w:eastAsia="es-PE"/>
-          <ns2:ligatures ns2:val="none"/>
+          <w14:ligatures w14:val="none"/>
         </w:rPr>
         <w:t>, faculta a la Comisión a calificar las infracciones de la referida norma como leves, graves o muy graves e imponer sanciones que van desde una amonestación hasta una multa por un máximo de 450 Unidades Impositivas Tributarias, sin perjuicio de las medidas correctivas, reparadoras y complementarias, que puedan ordenarse de acuerdo a lo estipulado en los artículos 114</w:t>
       </w:r>
@@ -8315,7 +8292,7 @@
           <w:color w:val="000000"/>
           <w:kern w:val="0"/>
           <w:lang w:eastAsia="es-PE"/>
-          <ns2:ligatures ns2:val="none"/>
+          <w14:ligatures w14:val="none"/>
         </w:rPr>
         <w:t/>
       </w:r>
@@ -8325,7 +8302,7 @@
           <w:color w:val="000000"/>
           <w:kern w:val="0"/>
           <w:lang w:eastAsia="es-PE"/>
-          <ns2:ligatures ns2:val="none"/>
+          <w14:ligatures w14:val="none"/>
         </w:rPr>
         <w:t>, 115</w:t>
       </w:r>
@@ -8335,7 +8312,7 @@
           <w:color w:val="000000"/>
           <w:kern w:val="0"/>
           <w:lang w:eastAsia="es-PE"/>
-          <ns2:ligatures ns2:val="none"/>
+          <w14:ligatures w14:val="none"/>
         </w:rPr>
         <w:t/>
       </w:r>
@@ -8345,7 +8322,7 @@
           <w:color w:val="000000"/>
           <w:kern w:val="0"/>
           <w:lang w:eastAsia="es-PE"/>
-          <ns2:ligatures ns2:val="none"/>
+          <w14:ligatures w14:val="none"/>
         </w:rPr>
         <w:t xml:space="preserve"> y 116</w:t>
       </w:r>
@@ -8355,7 +8332,7 @@
           <w:color w:val="000000"/>
           <w:kern w:val="0"/>
           <w:lang w:eastAsia="es-PE"/>
-          <ns2:ligatures ns2:val="none"/>
+          <w14:ligatures w14:val="none"/>
         </w:rPr>
         <w:t/>
       </w:r>
@@ -8365,7 +8342,7 @@
           <w:color w:val="000000"/>
           <w:kern w:val="0"/>
           <w:lang w:eastAsia="es-PE"/>
-          <ns2:ligatures ns2:val="none"/>
+          <w14:ligatures w14:val="none"/>
         </w:rPr>
         <w:t xml:space="preserve"> de la referida norma</w:t>
       </w:r>
@@ -8377,7 +8354,7 @@
           <w:kern w:val="0"/>
           <w:vertAlign w:val="superscript"/>
           <w:lang w:eastAsia="es-PE"/>
-          <ns2:ligatures ns2:val="none"/>
+          <w14:ligatures w14:val="none"/>
         </w:rPr>
         <w:footnoteReference w:id="12"/>
       </w:r>
@@ -8387,7 +8364,7 @@
           <w:color w:val="000000"/>
           <w:kern w:val="0"/>
           <w:lang w:eastAsia="es-PE"/>
-          <ns2:ligatures ns2:val="none"/>
+          <w14:ligatures w14:val="none"/>
         </w:rPr>
         <w:t xml:space="preserve">. </w:t>
       </w:r>
@@ -8398,7 +8375,7 @@
           <w:color w:val="000000"/>
           <w:kern w:val="0"/>
           <w:lang w:eastAsia="es-PE"/>
-          <ns2:ligatures ns2:val="none"/>
+          <w14:ligatures w14:val="none"/>
         </w:rPr>
         <w:lastRenderedPageBreak/>
         <w:t>Asimismo, se consideran circunstancias atenuantes para la graduación de la sanción, el allanamiento de la denuncia o el reconocimiento de las pretensiones en ella contenidas, de acuerdo con el artículo 112</w:t>
@@ -8409,7 +8386,7 @@
           <w:color w:val="000000"/>
           <w:kern w:val="0"/>
           <w:lang w:eastAsia="es-PE"/>
-          <ns2:ligatures ns2:val="none"/>
+          <w14:ligatures w14:val="none"/>
         </w:rPr>
         <w:t/>
       </w:r>
@@ -8419,7 +8396,7 @@
           <w:color w:val="000000"/>
           <w:kern w:val="0"/>
           <w:lang w:eastAsia="es-PE"/>
-          <ns2:ligatures ns2:val="none"/>
+          <w14:ligatures w14:val="none"/>
         </w:rPr>
         <w:t xml:space="preserve"> del Código</w:t>
       </w:r>
@@ -8431,7 +8408,7 @@
           <w:kern w:val="0"/>
           <w:vertAlign w:val="superscript"/>
           <w:lang w:eastAsia="es-PE"/>
-          <ns2:ligatures ns2:val="none"/>
+          <w14:ligatures w14:val="none"/>
         </w:rPr>
         <w:footnoteReference w:id="13"/>
       </w:r>
@@ -8441,12 +8418,12 @@
           <w:color w:val="000000"/>
           <w:kern w:val="0"/>
           <w:lang w:eastAsia="es-PE"/>
-          <ns2:ligatures ns2:val="none"/>
+          <w14:ligatures w14:val="none"/>
         </w:rPr>
         <w:t>.</w:t>
       </w:r>
     </w:p>
-    <w:p ns2:paraId="7A5236A4" ns2:textId="77777777">
+    <w:p>
       <w:pPr>
         <w:shd w:val="clear" w:color="auto" w:fill="FFFFFF"/>
         <w:spacing w:after="0" w:line="240" w:lineRule="auto"/>
@@ -8457,11 +8434,11 @@
           <w:color w:val="000000"/>
           <w:kern w:val="0"/>
           <w:lang w:eastAsia="es-PE"/>
-          <ns2:ligatures ns2:val="none"/>
-        </w:rPr>
-      </w:pPr>
-    </w:p>
-    <w:p ns2:paraId="3F071DDA" ns2:textId="77777777">
+          <w14:ligatures w14:val="none"/>
+        </w:rPr>
+      </w:pPr>
+    </w:p>
+    <w:p>
       <w:pPr>
         <w:shd w:val="clear" w:color="auto" w:fill="FFFFFF"/>
         <w:spacing w:after="0" w:line="240" w:lineRule="auto"/>
@@ -8471,7 +8448,7 @@
           <w:color w:val="000000"/>
           <w:kern w:val="0"/>
           <w:lang w:eastAsia="es-PE"/>
-          <ns2:ligatures ns2:val="none"/>
+          <w14:ligatures w14:val="none"/>
         </w:rPr>
       </w:pPr>
       <w:r>
@@ -8480,7 +8457,7 @@
           <w:b/>
           <w:bCs/>
           <w:kern w:val="0"/>
-          <ns2:ligatures ns2:val="none"/>
+          <w14:ligatures w14:val="none"/>
         </w:rPr>
         <w:t>OCTAVO</w:t>
       </w:r>
@@ -8491,7 +8468,7 @@
           <w:color w:val="000000"/>
           <w:kern w:val="0"/>
           <w:lang w:eastAsia="es-PE"/>
-          <ns2:ligatures ns2:val="none"/>
+          <w14:ligatures w14:val="none"/>
         </w:rPr>
         <w:t>:</w:t>
       </w:r>
@@ -8501,7 +8478,7 @@
           <w:color w:val="000000"/>
           <w:kern w:val="0"/>
           <w:lang w:eastAsia="es-PE"/>
-          <ns2:ligatures ns2:val="none"/>
+          <w14:ligatures w14:val="none"/>
         </w:rPr>
         <w:t xml:space="preserve"> informar a las partes que conforme a lo establecido en el artículo 39</w:t>
       </w:r>
@@ -8511,7 +8488,7 @@
           <w:color w:val="000000"/>
           <w:kern w:val="0"/>
           <w:lang w:eastAsia="es-PE"/>
-          <ns2:ligatures ns2:val="none"/>
+          <w14:ligatures w14:val="none"/>
         </w:rPr>
         <w:t/>
       </w:r>
@@ -8521,12 +8498,12 @@
           <w:color w:val="000000"/>
           <w:kern w:val="0"/>
           <w:lang w:eastAsia="es-PE"/>
-          <ns2:ligatures ns2:val="none"/>
+          <w14:ligatures w14:val="none"/>
         </w:rPr>
         <w:t xml:space="preserve"> de la Ley sobre Facultades, Normas y Organización del Indecopi, aprobada por Decreto Legislativo 807, los gastos por los peritajes realizados, actuación de pruebas, inspecciones y otros derivados de la tramitación del proceso serán de cargo de la parte que solicita la prueba, salvo pacto en contrario. En todos los casos, la resolución final determinará si los gastos deben ser asumidos por alguna de las partes, o reembolsados a la otra parte o al Indecopi, según sea el caso, de manera adicional a la sanción que haya podido imponerse. </w:t>
       </w:r>
     </w:p>
-    <w:p ns2:paraId="0F10F9CF" ns2:textId="77777777">
+    <w:p>
       <w:pPr>
         <w:shd w:val="clear" w:color="auto" w:fill="FFFFFF"/>
         <w:spacing w:after="0" w:line="240" w:lineRule="auto"/>
@@ -8536,11 +8513,11 @@
           <w:color w:val="000000"/>
           <w:kern w:val="0"/>
           <w:lang w:eastAsia="es-PE"/>
-          <ns2:ligatures ns2:val="none"/>
-        </w:rPr>
-      </w:pPr>
-    </w:p>
-    <w:p ns2:paraId="194C23DD" ns2:textId="77777777">
+          <w14:ligatures w14:val="none"/>
+        </w:rPr>
+      </w:pPr>
+    </w:p>
+    <w:p>
       <w:pPr>
         <w:suppressAutoHyphens/>
         <w:spacing w:after="0" w:line="240" w:lineRule="auto"/>
@@ -8549,7 +8526,7 @@
           <w:rFonts w:ascii="Arial Narrow" w:eastAsia="Calibri" w:hAnsi="Arial Narrow" w:cs="Arial"/>
           <w:kern w:val="0"/>
           <w:u w:val="single"/>
-          <ns2:ligatures ns2:val="none"/>
+          <w14:ligatures w14:val="none"/>
         </w:rPr>
       </w:pPr>
       <w:r>
@@ -8559,7 +8536,7 @@
           <w:color w:val="000000"/>
           <w:kern w:val="0"/>
           <w:lang w:eastAsia="es-PE"/>
-          <ns2:ligatures ns2:val="none"/>
+          <w14:ligatures w14:val="none"/>
         </w:rPr>
         <w:t>NOVENO</w:t>
       </w:r>
@@ -8568,7 +8545,7 @@
           <w:rFonts w:ascii="Arial Narrow" w:eastAsia="Calibri" w:hAnsi="Arial Narrow" w:cs="Arial"/>
           <w:b/>
           <w:kern w:val="0"/>
-          <ns2:ligatures ns2:val="none"/>
+          <w14:ligatures w14:val="none"/>
         </w:rPr>
         <w:t>:</w:t>
       </w:r>
@@ -8576,7 +8553,7 @@
         <w:rPr>
           <w:rFonts w:ascii="Arial Narrow" w:eastAsia="Calibri" w:hAnsi="Arial Narrow" w:cs="Arial"/>
           <w:kern w:val="0"/>
-          <ns2:ligatures ns2:val="none"/>
+          <w14:ligatures w14:val="none"/>
         </w:rPr>
         <w:t xml:space="preserve"> comunicar a las partes que, de acuerdo a lo señalado por el artículo 29</w:t>
       </w:r>
@@ -8586,7 +8563,7 @@
           <w:color w:val="000000"/>
           <w:kern w:val="0"/>
           <w:lang w:eastAsia="es-PE"/>
-          <ns2:ligatures ns2:val="none"/>
+          <w14:ligatures w14:val="none"/>
         </w:rPr>
         <w:t/>
       </w:r>
@@ -8594,7 +8571,7 @@
         <w:rPr>
           <w:rFonts w:ascii="Arial Narrow" w:eastAsia="Calibri" w:hAnsi="Arial Narrow" w:cs="Arial"/>
           <w:kern w:val="0"/>
-          <ns2:ligatures ns2:val="none"/>
+          <w14:ligatures w14:val="none"/>
         </w:rPr>
         <w:t xml:space="preserve"> del Decreto Legislativo 807</w:t>
       </w:r>
@@ -8604,7 +8581,7 @@
           <w:rFonts w:ascii="Arial Narrow" w:eastAsia="Calibri" w:hAnsi="Arial Narrow" w:cs="Arial"/>
           <w:kern w:val="0"/>
           <w:vertAlign w:val="superscript"/>
-          <ns2:ligatures ns2:val="none"/>
+          <w14:ligatures w14:val="none"/>
         </w:rPr>
         <w:footnoteReference w:id="14"/>
       </w:r>
@@ -8612,7 +8589,7 @@
         <w:rPr>
           <w:rFonts w:ascii="Arial Narrow" w:eastAsia="Calibri" w:hAnsi="Arial Narrow" w:cs="Arial"/>
           <w:kern w:val="0"/>
-          <ns2:ligatures ns2:val="none"/>
+          <w14:ligatures w14:val="none"/>
         </w:rPr>
         <w:t xml:space="preserve">, hasta antes de la emisión de la Resolución Final tienen la posibilidad de solicitar una audiencia de conciliación. En caso deleguen a favor de una tercera persona su actuación en la diligencia programada, esta deberá presentar un poder especial con firma legalizada ante Notario Público, donde conste </w:t>
       </w:r>
@@ -8621,7 +8598,7 @@
           <w:rFonts w:ascii="Arial Narrow" w:eastAsia="Calibri" w:hAnsi="Arial Narrow" w:cs="Arial"/>
           <w:kern w:val="0"/>
           <w:u w:val="single"/>
-          <ns2:ligatures ns2:val="none"/>
+          <w14:ligatures w14:val="none"/>
         </w:rPr>
         <w:t>expresamente su facultad para asistir y conciliar en su representación</w:t>
       </w:r>
@@ -8630,7 +8607,7 @@
           <w:rFonts w:ascii="Arial Narrow" w:eastAsia="Calibri" w:hAnsi="Arial Narrow" w:cs="Arial"/>
           <w:bCs/>
           <w:kern w:val="0"/>
-          <ns2:ligatures ns2:val="none"/>
+          <w14:ligatures w14:val="none"/>
         </w:rPr>
         <w:t>.</w:t>
       </w:r>
@@ -8640,7 +8617,7 @@
           <w:b/>
           <w:bCs/>
           <w:kern w:val="0"/>
-          <ns2:ligatures ns2:val="none"/>
+          <w14:ligatures w14:val="none"/>
         </w:rPr>
         <w:t xml:space="preserve"> </w:t>
       </w:r>
@@ -8649,12 +8626,12 @@
           <w:rFonts w:ascii="Arial Narrow" w:eastAsia="Calibri" w:hAnsi="Arial Narrow" w:cs="Arial"/>
           <w:kern w:val="0"/>
           <w:u w:val="single"/>
-          <ns2:ligatures ns2:val="none"/>
+          <w14:ligatures w14:val="none"/>
         </w:rPr>
         <w:t xml:space="preserve">Ello bajo apercibimiento de no realizar la audiencia de conciliación y levantar el acta de inasistencia correspondiente. </w:t>
       </w:r>
     </w:p>
-    <w:p ns2:paraId="19088877" ns2:textId="77777777">
+    <w:p>
       <w:pPr>
         <w:suppressAutoHyphens/>
         <w:spacing w:after="0" w:line="240" w:lineRule="auto"/>
@@ -8663,11 +8640,11 @@
           <w:rFonts w:ascii="Arial Narrow" w:eastAsia="Calibri" w:hAnsi="Arial Narrow" w:cs="Arial"/>
           <w:kern w:val="0"/>
           <w:u w:val="single"/>
-          <ns2:ligatures ns2:val="none"/>
-        </w:rPr>
-      </w:pPr>
-    </w:p>
-    <w:p ns2:paraId="7767F307" ns2:textId="77777777">
+          <w14:ligatures w14:val="none"/>
+        </w:rPr>
+      </w:pPr>
+    </w:p>
+    <w:p>
       <w:pPr>
         <w:suppressAutoHyphens/>
         <w:spacing w:after="0" w:line="240" w:lineRule="auto"/>
@@ -8684,7 +8661,7 @@
           <w:b/>
           <w:spacing w:val="-3"/>
           <w:kern w:val="0"/>
-          <ns2:ligatures ns2:val="none"/>
+          <w14:ligatures w14:val="none"/>
         </w:rPr>
         <w:t>DÉCIMO</w:t>
       </w:r>
@@ -8695,7 +8672,7 @@
           <w:color w:val="000000"/>
           <w:kern w:val="0"/>
           <w:lang w:eastAsia="es-PE"/>
-          <ns2:ligatures ns2:val="none"/>
+          <w14:ligatures w14:val="none"/>
         </w:rPr>
         <w:t>:</w:t>
       </w:r>
@@ -8705,14 +8682,14 @@
           <w:color w:val="000000"/>
           <w:kern w:val="0"/>
           <w:lang w:eastAsia="es-PE"/>
-          <ns2:ligatures ns2:val="none"/>
+          <w14:ligatures w14:val="none"/>
         </w:rPr>
         <w:t xml:space="preserve"> poner en conocimiento de las partes que, antes de la emisión de la Resolución Final, tienen la posibilidad de formular su desistimiento o presentar el acuerdo arribado mediante la conciliación, mediación, transacción o cualquier otro que, de forma indubitable, deje constancia que se ha solucionado la controversia materia de denuncia.</w:t>
       </w:r>
       <w:bookmarkStart w:id="8" w:name="h.gjdgxs" w:colFirst="0" w:colLast="0"/>
       <w:bookmarkEnd w:id="8"/>
     </w:p>
-    <w:p ns2:paraId="69E33D6A" ns2:textId="77777777">
+    <w:p>
       <w:pPr>
         <w:suppressAutoHyphens/>
         <w:spacing w:after="0" w:line="240" w:lineRule="auto"/>
@@ -8722,11 +8699,11 @@
           <w:color w:val="000000"/>
           <w:kern w:val="0"/>
           <w:lang w:eastAsia="es-PE"/>
-          <ns2:ligatures ns2:val="none"/>
-        </w:rPr>
-      </w:pPr>
-    </w:p>
-    <w:p ns2:paraId="4DB7FEAC" ns2:textId="47E34920">
+          <w14:ligatures w14:val="none"/>
+        </w:rPr>
+      </w:pPr>
+    </w:p>
+    <w:p>
       <w:pPr>
         <w:suppressAutoHyphens/>
         <w:spacing w:after="0" w:line="240" w:lineRule="auto"/>
@@ -8757,7 +8734,7 @@
           <w:b/>
           <w:spacing w:val="-3"/>
           <w:kern w:val="0"/>
-          <ns2:ligatures ns2:val="none"/>
+          <w14:ligatures w14:val="none"/>
         </w:rPr>
         <w:t/>
       </w:r>
@@ -8767,7 +8744,7 @@
           <w:bCs/>
           <w:spacing w:val="-3"/>
           <w:kern w:val="0"/>
-          <ns2:ligatures ns2:val="none"/>
+          <w14:ligatures w14:val="none"/>
         </w:rPr>
         <w:t xml:space="preserve"/>
       </w:r>
@@ -8777,7 +8754,7 @@
           <w:bCs/>
           <w:spacing w:val="-3"/>
           <w:kern w:val="0"/>
-          <ns2:ligatures ns2:val="none"/>
+          <w14:ligatures w14:val="none"/>
         </w:rPr>
         <w:t/>
       </w:r>
@@ -8787,7 +8764,7 @@
           <w:bCs/>
           <w:spacing w:val="-3"/>
           <w:kern w:val="0"/>
-          <ns2:ligatures ns2:val="none"/>
+          <w14:ligatures w14:val="none"/>
         </w:rPr>
         <w:t/>
       </w:r>
@@ -8797,7 +8774,7 @@
           <w:bCs/>
           <w:spacing w:val="-3"/>
           <w:kern w:val="0"/>
-          <ns2:ligatures ns2:val="none"/>
+          <w14:ligatures w14:val="none"/>
         </w:rPr>
         <w:t xml:space="preserve"/>
       </w:r>
@@ -8808,7 +8785,7 @@
           <w:kern w:val="0"/>
           <w:shd w:val="clear" w:color="auto" w:fill="FFFFFF"/>
           <w:lang w:eastAsia="es-PE"/>
-          <ns2:ligatures ns2:val="none"/>
+          <w14:ligatures w14:val="none"/>
         </w:rPr>
         <w:t xml:space="preserve"/>
       </w:r>
@@ -8819,7 +8796,7 @@
           <w:kern w:val="0"/>
           <w:shd w:val="clear" w:color="auto" w:fill="FFFFFF"/>
           <w:lang w:eastAsia="es-PE"/>
-          <ns2:ligatures ns2:val="none"/>
+          <w14:ligatures w14:val="none"/>
         </w:rPr>
         <w:t xml:space="preserve"/>
       </w:r>
@@ -8830,7 +8807,7 @@
           <w:kern w:val="0"/>
           <w:shd w:val="clear" w:color="auto" w:fill="FFFFFF"/>
           <w:lang w:eastAsia="es-PE"/>
-          <ns2:ligatures ns2:val="none"/>
+          <w14:ligatures w14:val="none"/>
         </w:rPr>
         <w:t/>
       </w:r>
@@ -8841,7 +8818,7 @@
           <w:kern w:val="0"/>
           <w:shd w:val="clear" w:color="auto" w:fill="FFFFFF"/>
           <w:lang w:eastAsia="es-PE"/>
-          <ns2:ligatures ns2:val="none"/>
+          <w14:ligatures w14:val="none"/>
         </w:rPr>
         <w:t xml:space="preserve"/>
       </w:r>
@@ -8852,7 +8829,7 @@
           <w:kern w:val="0"/>
           <w:shd w:val="clear" w:color="auto" w:fill="FFFFFF"/>
           <w:lang w:eastAsia="es-PE"/>
-          <ns2:ligatures ns2:val="none"/>
+          <w14:ligatures w14:val="none"/>
         </w:rPr>
         <w:t xml:space="preserve"/>
       </w:r>
@@ -8863,7 +8840,7 @@
           <w:kern w:val="0"/>
           <w:shd w:val="clear" w:color="auto" w:fill="FFFFFF"/>
           <w:lang w:eastAsia="es-PE"/>
-          <ns2:ligatures ns2:val="none"/>
+          <w14:ligatures w14:val="none"/>
         </w:rPr>
         <w:t/>
       </w:r>
@@ -8874,7 +8851,7 @@
           <w:kern w:val="0"/>
           <w:shd w:val="clear" w:color="auto" w:fill="FFFFFF"/>
           <w:lang w:eastAsia="es-PE"/>
-          <ns2:ligatures ns2:val="none"/>
+          <w14:ligatures w14:val="none"/>
         </w:rPr>
         <w:t xml:space="preserve"/>
       </w:r>
@@ -8996,7 +8973,7 @@
           <w:color w:val="000000"/>
           <w:kern w:val="0"/>
           <w:lang w:eastAsia="es-PE"/>
-          <ns2:ligatures ns2:val="none"/>
+          <w14:ligatures w14:val="none"/>
         </w:rPr>
         <w:t/>
       </w:r>
@@ -9013,7 +8990,7 @@
           <w:color w:val="000000"/>
           <w:kern w:val="0"/>
           <w:lang w:eastAsia="es-PE"/>
-          <ns2:ligatures ns2:val="none"/>
+          <w14:ligatures w14:val="none"/>
         </w:rPr>
         <w:t/>
       </w:r>
@@ -9039,7 +9016,7 @@
         <w:t/>
       </w:r>
     </w:p>
-    <w:p ns2:paraId="26B1ED4B" ns2:textId="77777777">
+    <w:p>
       <w:pPr>
         <w:suppressAutoHyphens/>
         <w:spacing w:after="0" w:line="240" w:lineRule="auto"/>
@@ -9049,7 +9026,7 @@
         </w:rPr>
       </w:pPr>
     </w:p>
-    <w:p ns2:paraId="12E923CD" ns2:textId="7B3BFC46">
+    <w:p>
       <w:pPr>
         <w:suppressAutoHyphens/>
         <w:spacing w:line="240" w:lineRule="auto"/>
@@ -9144,7 +9121,7 @@
         <w:t xml:space="preserve"> la notificación.</w:t>
       </w:r>
     </w:p>
-    <w:p ns2:paraId="00B9B615" ns2:textId="77777777">
+    <w:p>
       <w:pPr>
         <w:suppressAutoHyphens/>
         <w:spacing w:after="0" w:line="240" w:lineRule="auto"/>
@@ -9154,11 +9131,11 @@
           <w:b/>
           <w:spacing w:val="-3"/>
           <w:kern w:val="0"/>
-          <ns2:ligatures ns2:val="none"/>
-        </w:rPr>
-      </w:pPr>
-    </w:p>
-    <w:p ns2:paraId="67D11B40" ns2:textId="77777777">
+          <w14:ligatures w14:val="none"/>
+        </w:rPr>
+      </w:pPr>
+    </w:p>
+    <w:p>
       <w:pPr>
         <w:suppressAutoHyphens/>
         <w:spacing w:after="0" w:line="240" w:lineRule="auto"/>
@@ -9169,12 +9146,12 @@
           <w:color w:val="000000"/>
           <w:kern w:val="0"/>
           <w:lang w:eastAsia="es-PE"/>
-          <ns2:ligatures ns2:val="none"/>
+          <w14:ligatures w14:val="none"/>
         </w:rPr>
       </w:pPr>
     </w:p>
     <w:bookmarkEnd w:id="0"/>
-    <w:p ns2:paraId="6F8AFAC6" ns2:textId="77777777">
+    <w:p>
       <w:pPr>
         <w:spacing w:after="0" w:line="240" w:lineRule="auto"/>
         <w:jc w:val="both"/>
@@ -9184,11 +9161,11 @@
           <w:color w:val="000000"/>
           <w:kern w:val="0"/>
           <w:lang w:eastAsia="es-PE"/>
-          <ns2:ligatures ns2:val="none"/>
-        </w:rPr>
-      </w:pPr>
-    </w:p>
-    <w:p ns2:paraId="41C37225" ns2:textId="77777777">
+          <w14:ligatures w14:val="none"/>
+        </w:rPr>
+      </w:pPr>
+    </w:p>
+    <w:p>
       <w:pPr>
         <w:spacing w:after="0" w:line="240" w:lineRule="auto"/>
         <w:jc w:val="both"/>
@@ -9198,11 +9175,11 @@
           <w:color w:val="000000"/>
           <w:kern w:val="0"/>
           <w:lang w:eastAsia="es-PE"/>
-          <ns2:ligatures ns2:val="none"/>
-        </w:rPr>
-      </w:pPr>
-    </w:p>
-    <w:p ns2:paraId="41628FE5" ns2:textId="77777777">
+          <w14:ligatures w14:val="none"/>
+        </w:rPr>
+      </w:pPr>
+    </w:p>
+    <w:p>
       <w:pPr>
         <w:shd w:val="clear" w:color="auto" w:fill="FFFFFF"/>
         <w:spacing w:after="0" w:line="240" w:lineRule="auto"/>
@@ -9211,7 +9188,7 @@
           <w:rFonts w:ascii="Arial Narrow" w:eastAsia="Calibri" w:hAnsi="Arial Narrow" w:cs="Times New Roman"/>
           <w:color w:val="000000"/>
           <w:kern w:val="0"/>
-          <ns2:ligatures ns2:val="none"/>
+          <w14:ligatures w14:val="none"/>
         </w:rPr>
       </w:pPr>
       <w:r>
@@ -9221,12 +9198,12 @@
           <w:bCs/>
           <w:color w:val="000000"/>
           <w:kern w:val="0"/>
-          <ns2:ligatures ns2:val="none"/>
+          <w14:ligatures w14:val="none"/>
         </w:rPr>
         <w:t xml:space="preserve">LUISA ANALÍ SILVA MALPARTIDA</w:t>
       </w:r>
     </w:p>
-    <w:p ns2:paraId="7D371868" ns2:textId="77777777">
+    <w:p>
       <w:pPr>
         <w:shd w:val="clear" w:color="auto" w:fill="FFFFFF"/>
         <w:spacing w:after="0" w:line="240" w:lineRule="auto"/>
@@ -9237,7 +9214,7 @@
           <w:bCs/>
           <w:color w:val="000000"/>
           <w:kern w:val="0"/>
-          <ns2:ligatures ns2:val="none"/>
+          <w14:ligatures w14:val="none"/>
         </w:rPr>
       </w:pPr>
       <w:r>
@@ -9247,12 +9224,12 @@
           <w:bCs/>
           <w:color w:val="000000"/>
           <w:kern w:val="0"/>
-          <ns2:ligatures ns2:val="none"/>
+          <w14:ligatures w14:val="none"/>
         </w:rPr>
         <w:t xml:space="preserve">Secretaria Técnica Ad Hoc</w:t>
       </w:r>
     </w:p>
-    <w:p ns2:paraId="45B05447" ns2:textId="77777777">
+    <w:p>
       <w:pPr>
         <w:shd w:val="clear" w:color="auto" w:fill="FFFFFF"/>
         <w:spacing w:after="0" w:line="240" w:lineRule="auto"/>
@@ -9263,7 +9240,7 @@
           <w:bCs/>
           <w:color w:val="000000"/>
           <w:kern w:val="0"/>
-          <ns2:ligatures ns2:val="none"/>
+          <w14:ligatures w14:val="none"/>
         </w:rPr>
       </w:pPr>
       <w:r>
@@ -9273,7 +9250,7 @@
           <w:bCs/>
           <w:color w:val="000000"/>
           <w:kern w:val="0"/>
-          <ns2:ligatures ns2:val="none"/>
+          <w14:ligatures w14:val="none"/>
         </w:rPr>
         <w:t>Comisión </w:t>
       </w:r>
@@ -9285,7 +9262,7 @@
           <w:color w:val="000000"/>
           <w:kern w:val="0"/>
           <w:shd w:val="clear" w:color="auto" w:fill="FFFFFF"/>
-          <ns2:ligatures ns2:val="none"/>
+          <w14:ligatures w14:val="none"/>
         </w:rPr>
         <w:t>de</w:t>
       </w:r>
@@ -9296,12 +9273,12 @@
           <w:bCs/>
           <w:color w:val="000000"/>
           <w:kern w:val="0"/>
-          <ns2:ligatures ns2:val="none"/>
+          <w14:ligatures w14:val="none"/>
         </w:rPr>
         <w:t> Protección al Consumidor 1</w:t>
       </w:r>
     </w:p>
-    <w:p ns2:paraId="74C43D73" ns2:textId="77777777">
+    <w:p>
       <w:pPr>
         <w:spacing w:after="0" w:line="240" w:lineRule="auto"/>
         <w:jc w:val="both"/>
@@ -9311,11 +9288,11 @@
           <w:color w:val="000000"/>
           <w:kern w:val="0"/>
           <w:lang w:eastAsia="es-PE"/>
-          <ns2:ligatures ns2:val="none"/>
-        </w:rPr>
-      </w:pPr>
-    </w:p>
-    <w:p ns2:paraId="27766894" ns2:textId="77777777">
+          <w14:ligatures w14:val="none"/>
+        </w:rPr>
+      </w:pPr>
+    </w:p>
+    <w:p>
       <w:pPr>
         <w:spacing w:after="0" w:line="240" w:lineRule="auto"/>
         <w:jc w:val="both"/>
@@ -9333,12 +9310,12 @@
           <w:sz w:val="16"/>
           <w:szCs w:val="16"/>
           <w:lang w:eastAsia="es-PE"/>
-          <ns2:ligatures ns2:val="none"/>
+          <w14:ligatures w14:val="none"/>
         </w:rPr>
         <w:t>LSM/JCQ</w:t>
       </w:r>
     </w:p>
-    <w:p ns2:paraId="68107EE2" ns2:textId="77777777">
+    <w:p>
       <w:pPr>
         <w:spacing w:line="240" w:lineRule="auto"/>
         <w:rPr>
@@ -9347,8 +9324,8 @@
       </w:pPr>
     </w:p>
     <w:sectPr>
-      <w:headerReference w:type="default" ns3:id="rId8"/>
-      <w:footerReference w:type="default" ns3:id="rId9"/>
+      <w:headerReference w:type="default" r:id="rId8"/>
+      <w:footerReference w:type="default" r:id="rId9"/>
       <w:pgSz w:w="11906" w:h="16838"/>
       <w:pgMar w:top="1417" w:right="1701" w:bottom="1417" w:left="1701" w:header="708" w:footer="708" w:gutter="0"/>
       <w:cols w:space="708"/>
@@ -9359,7 +9336,7 @@
 </file>
 
 <file path=word/endnotes.xml><?xml version="1.0" encoding="utf-8"?>
-<w:endnotes xmlns:wpc="http://schemas.microsoft.com/office/word/2010/wordprocessingCanvas" xmlns:cx="http://schemas.microsoft.com/office/drawing/2014/chartex" xmlns:cx1="http://schemas.microsoft.com/office/drawing/2015/9/8/chartex" xmlns:cx2="http://schemas.microsoft.com/office/drawing/2015/10/21/chartex" xmlns:cx3="http://schemas.microsoft.com/office/drawing/2016/5/9/chartex" xmlns:cx4="http://schemas.microsoft.com/office/drawing/2016/5/10/chartex" xmlns:cx5="http://schemas.microsoft.com/office/drawing/2016/5/11/chartex" xmlns:cx6="http://schemas.microsoft.com/office/drawing/2016/5/12/chartex" xmlns:cx7="http://schemas.microsoft.com/office/drawing/2016/5/13/chartex" xmlns:cx8="http://schemas.microsoft.com/office/drawing/2016/5/14/chartex" xmlns:mc="http://schemas.openxmlformats.org/markup-compatibility/2006" xmlns:aink="http://schemas.microsoft.com/office/drawing/2016/ink" xmlns:am3d="http://schemas.microsoft.com/office/drawing/2017/model3d" xmlns:o="urn:schemas-microsoft-com:office:office" xmlns:oel="http://schemas.microsoft.com/office/2019/extlst" xmlns:r="http://schemas.openxmlformats.org/officeDocument/2006/relationships" xmlns:m="http://schemas.openxmlformats.org/officeDocument/2006/math" xmlns:v="urn:schemas-microsoft-com:vml" xmlns:wp14="http://schemas.microsoft.com/office/word/2010/wordprocessingDrawing" xmlns:wp="http://schemas.openxmlformats.org/drawingml/2006/wordprocessingDrawing" xmlns:w10="urn:schemas-microsoft-com:office:word" xmlns:w="http://schemas.openxmlformats.org/wordprocessingml/2006/main" xmlns:w14="http://schemas.microsoft.com/office/word/2010/wordml" xmlns:w15="http://schemas.microsoft.com/office/word/2012/wordml" xmlns:w16cex="http://schemas.microsoft.com/office/word/2018/wordml/cex" xmlns:w16cid="http://schemas.microsoft.com/office/word/2016/wordml/cid" xmlns:w16="http://schemas.microsoft.com/office/word/2018/wordml" xmlns:w16du="http://schemas.microsoft.com/office/word/2023/wordml/word16du" xmlns:w16sdtdh="http://schemas.microsoft.com/office/word/2020/wordml/sdtdatahash" xmlns:w16sdtfl="http://schemas.microsoft.com/office/word/2024/wordml/sdtformatlock" xmlns:w16se="http://schemas.microsoft.com/office/word/2015/wordml/symex" xmlns:wpg="http://schemas.microsoft.com/office/word/2010/wordprocessingGroup" xmlns:wpi="http://schemas.microsoft.com/office/word/2010/wordprocessingInk" xmlns:wne="http://schemas.microsoft.com/office/word/2006/wordml" xmlns:wps="http://schemas.microsoft.com/office/word/2010/wordprocessingShape" mc:Ignorable="w14 w15 w16se w16cid w16 w16cex w16sdtdh w16sdtfl w16du wp14">
+<w:endnotes xmlns:mc="http://schemas.openxmlformats.org/markup-compatibility/2006" xmlns:r="http://schemas.openxmlformats.org/officeDocument/2006/relationships" xmlns:w="http://schemas.openxmlformats.org/wordprocessingml/2006/main" xmlns:w14="http://schemas.microsoft.com/office/word/2010/wordml" xmlns:w15="http://schemas.microsoft.com/office/word/2012/wordml" xmlns:w16="http://schemas.microsoft.com/office/word/2018/wordml" xmlns:w16cex="http://schemas.microsoft.com/office/word/2018/wordml/cex" xmlns:w16cid="http://schemas.microsoft.com/office/word/2016/wordml/cid" xmlns:w16du="http://schemas.microsoft.com/office/word/2023/wordml/word16du" xmlns:w16sdtdh="http://schemas.microsoft.com/office/word/2020/wordml/sdtdatahash" xmlns:w16se="http://schemas.microsoft.com/office/word/2015/wordml/symex" xmlns:wp14="http://schemas.microsoft.com/office/word/2010/wordprocessingDrawing" mc:Ignorable="w14 w15 w16se w16cid w16 w16cex w16sdtdh w16du wp14">
   <w:endnote w:type="separator" w:id="-1">
     <w:p>
       <w:pPr>
@@ -9384,7 +9361,7 @@
 </file>
 
 <file path=word/footer1.xml><?xml version="1.0" encoding="utf-8"?>
-<w:ftr xmlns:wpc="http://schemas.microsoft.com/office/word/2010/wordprocessingCanvas" xmlns:cx="http://schemas.microsoft.com/office/drawing/2014/chartex" xmlns:cx1="http://schemas.microsoft.com/office/drawing/2015/9/8/chartex" xmlns:cx2="http://schemas.microsoft.com/office/drawing/2015/10/21/chartex" xmlns:cx3="http://schemas.microsoft.com/office/drawing/2016/5/9/chartex" xmlns:cx4="http://schemas.microsoft.com/office/drawing/2016/5/10/chartex" xmlns:cx5="http://schemas.microsoft.com/office/drawing/2016/5/11/chartex" xmlns:cx6="http://schemas.microsoft.com/office/drawing/2016/5/12/chartex" xmlns:cx7="http://schemas.microsoft.com/office/drawing/2016/5/13/chartex" xmlns:cx8="http://schemas.microsoft.com/office/drawing/2016/5/14/chartex" xmlns:mc="http://schemas.openxmlformats.org/markup-compatibility/2006" xmlns:aink="http://schemas.microsoft.com/office/drawing/2016/ink" xmlns:am3d="http://schemas.microsoft.com/office/drawing/2017/model3d" xmlns:o="urn:schemas-microsoft-com:office:office" xmlns:oel="http://schemas.microsoft.com/office/2019/extlst" xmlns:r="http://schemas.openxmlformats.org/officeDocument/2006/relationships" xmlns:m="http://schemas.openxmlformats.org/officeDocument/2006/math" xmlns:v="urn:schemas-microsoft-com:vml" xmlns:wp14="http://schemas.microsoft.com/office/word/2010/wordprocessingDrawing" xmlns:wp="http://schemas.openxmlformats.org/drawingml/2006/wordprocessingDrawing" xmlns:w10="urn:schemas-microsoft-com:office:word" xmlns:w="http://schemas.openxmlformats.org/wordprocessingml/2006/main" xmlns:w14="http://schemas.microsoft.com/office/word/2010/wordml" xmlns:w15="http://schemas.microsoft.com/office/word/2012/wordml" xmlns:w16cex="http://schemas.microsoft.com/office/word/2018/wordml/cex" xmlns:w16cid="http://schemas.microsoft.com/office/word/2016/wordml/cid" xmlns:w16="http://schemas.microsoft.com/office/word/2018/wordml" xmlns:w16du="http://schemas.microsoft.com/office/word/2023/wordml/word16du" xmlns:w16sdtdh="http://schemas.microsoft.com/office/word/2020/wordml/sdtdatahash" xmlns:w16sdtfl="http://schemas.microsoft.com/office/word/2024/wordml/sdtformatlock" xmlns:w16se="http://schemas.microsoft.com/office/word/2015/wordml/symex" xmlns:wpg="http://schemas.microsoft.com/office/word/2010/wordprocessingGroup" xmlns:wpi="http://schemas.microsoft.com/office/word/2010/wordprocessingInk" xmlns:wne="http://schemas.microsoft.com/office/word/2006/wordml" xmlns:wps="http://schemas.microsoft.com/office/word/2010/wordprocessingShape" mc:Ignorable="w14 w15 w16se w16cid w16 w16cex w16sdtdh w16sdtfl w16du wp14">
+<w:ftr xmlns:mc="http://schemas.openxmlformats.org/markup-compatibility/2006" xmlns:r="http://schemas.openxmlformats.org/officeDocument/2006/relationships" xmlns:w="http://schemas.openxmlformats.org/wordprocessingml/2006/main" xmlns:w14="http://schemas.microsoft.com/office/word/2010/wordml" xmlns:w15="http://schemas.microsoft.com/office/word/2012/wordml" xmlns:w16="http://schemas.microsoft.com/office/word/2018/wordml" xmlns:w16cex="http://schemas.microsoft.com/office/word/2018/wordml/cex" xmlns:w16cid="http://schemas.microsoft.com/office/word/2016/wordml/cid" xmlns:w16du="http://schemas.microsoft.com/office/word/2023/wordml/word16du" xmlns:w16sdtdh="http://schemas.microsoft.com/office/word/2020/wordml/sdtdatahash" xmlns:w16se="http://schemas.microsoft.com/office/word/2015/wordml/symex" xmlns:wp14="http://schemas.microsoft.com/office/word/2010/wordprocessingDrawing" mc:Ignorable="w14 w15 w16se w16cid w16 w16cex w16sdtdh w16du wp14">
   <w:p>
     <w:pPr>
       <w:pBdr>
@@ -9463,7 +9440,7 @@
 </file>
 
 <file path=word/footnotes.xml><?xml version="1.0" encoding="utf-8"?>
-<w:footnotes xmlns:wpc="http://schemas.microsoft.com/office/word/2010/wordprocessingCanvas" xmlns:cx="http://schemas.microsoft.com/office/drawing/2014/chartex" xmlns:cx1="http://schemas.microsoft.com/office/drawing/2015/9/8/chartex" xmlns:cx2="http://schemas.microsoft.com/office/drawing/2015/10/21/chartex" xmlns:cx3="http://schemas.microsoft.com/office/drawing/2016/5/9/chartex" xmlns:cx4="http://schemas.microsoft.com/office/drawing/2016/5/10/chartex" xmlns:cx5="http://schemas.microsoft.com/office/drawing/2016/5/11/chartex" xmlns:cx6="http://schemas.microsoft.com/office/drawing/2016/5/12/chartex" xmlns:cx7="http://schemas.microsoft.com/office/drawing/2016/5/13/chartex" xmlns:cx8="http://schemas.microsoft.com/office/drawing/2016/5/14/chartex" xmlns:mc="http://schemas.openxmlformats.org/markup-compatibility/2006" xmlns:aink="http://schemas.microsoft.com/office/drawing/2016/ink" xmlns:am3d="http://schemas.microsoft.com/office/drawing/2017/model3d" xmlns:o="urn:schemas-microsoft-com:office:office" xmlns:oel="http://schemas.microsoft.com/office/2019/extlst" xmlns:r="http://schemas.openxmlformats.org/officeDocument/2006/relationships" xmlns:m="http://schemas.openxmlformats.org/officeDocument/2006/math" xmlns:v="urn:schemas-microsoft-com:vml" xmlns:wp14="http://schemas.microsoft.com/office/word/2010/wordprocessingDrawing" xmlns:wp="http://schemas.openxmlformats.org/drawingml/2006/wordprocessingDrawing" xmlns:w10="urn:schemas-microsoft-com:office:word" xmlns:w="http://schemas.openxmlformats.org/wordprocessingml/2006/main" xmlns:w14="http://schemas.microsoft.com/office/word/2010/wordml" xmlns:w15="http://schemas.microsoft.com/office/word/2012/wordml" xmlns:w16cex="http://schemas.microsoft.com/office/word/2018/wordml/cex" xmlns:w16cid="http://schemas.microsoft.com/office/word/2016/wordml/cid" xmlns:w16="http://schemas.microsoft.com/office/word/2018/wordml" xmlns:w16du="http://schemas.microsoft.com/office/word/2023/wordml/word16du" xmlns:w16sdtdh="http://schemas.microsoft.com/office/word/2020/wordml/sdtdatahash" xmlns:w16sdtfl="http://schemas.microsoft.com/office/word/2024/wordml/sdtformatlock" xmlns:w16se="http://schemas.microsoft.com/office/word/2015/wordml/symex" xmlns:wpg="http://schemas.microsoft.com/office/word/2010/wordprocessingGroup" xmlns:wpi="http://schemas.microsoft.com/office/word/2010/wordprocessingInk" xmlns:wne="http://schemas.microsoft.com/office/word/2006/wordml" xmlns:wps="http://schemas.microsoft.com/office/word/2010/wordprocessingShape" mc:Ignorable="w14 w15 w16se w16cid w16 w16cex w16sdtdh w16sdtfl w16du wp14">
+<w:footnotes xmlns:mc="http://schemas.openxmlformats.org/markup-compatibility/2006" xmlns:r="http://schemas.openxmlformats.org/officeDocument/2006/relationships" xmlns:w="http://schemas.openxmlformats.org/wordprocessingml/2006/main" xmlns:w14="http://schemas.microsoft.com/office/word/2010/wordml" xmlns:w15="http://schemas.microsoft.com/office/word/2012/wordml" xmlns:w16="http://schemas.microsoft.com/office/word/2018/wordml" xmlns:w16cex="http://schemas.microsoft.com/office/word/2018/wordml/cex" xmlns:w16cid="http://schemas.microsoft.com/office/word/2016/wordml/cid" xmlns:w16du="http://schemas.microsoft.com/office/word/2023/wordml/word16du" xmlns:w16sdtdh="http://schemas.microsoft.com/office/word/2020/wordml/sdtdatahash" xmlns:w16se="http://schemas.microsoft.com/office/word/2015/wordml/symex" xmlns:wp14="http://schemas.microsoft.com/office/word/2010/wordprocessingDrawing" mc:Ignorable="w14 w15 w16se w16cid w16 w16cex w16sdtdh w16du wp14">
   <w:footnote w:type="separator" w:id="-1">
     <w:p>
       <w:pPr>
@@ -10990,6 +10967,161 @@
       </w:pPr>
     </w:p>
   </w:footnote>
+  <w:footnote w:id="16">
+    <w:p>
+      <w:pPr>
+        <w:pStyle w:val="Textonotapie"/>
+        <w:ind w:left="567" w:hanging="567"/>
+        <w:jc w:val="both"/>
+      </w:pPr>
+      <w:r>
+        <w:rPr>
+          <w:rStyle w:val="Refdenotaalpie"/>
+          <w:rFonts w:ascii="Arial Narrow" w:hAnsi="Arial Narrow" w:cs="Arial"/>
+          <w:sz w:val="16"/>
+          <w:szCs w:val="16"/>
+          <w:vertAlign w:val="superscript"/>
+        </w:rPr>
+        <w:footnoteRef/>
+      </w:r>
+      <w:r>
+        <w:rPr>
+          <w:rFonts w:ascii="Arial Narrow" w:hAnsi="Arial Narrow" w:cs="Arial"/>
+          <w:sz w:val="16"/>
+          <w:szCs w:val="16"/>
+        </w:rPr>
+        <w:tab/>
+      </w:r>
+      <w:r>
+        <w:rPr>
+          <w:rFonts w:ascii="Arial Narrow" w:hAnsi="Arial Narrow" w:cs="Arial"/>
+          <w:b/>
+          <w:bCs/>
+          <w:sz w:val="16"/>
+          <w:szCs w:val="16"/>
+        </w:rPr>
+        <w:t xml:space="preserve">DECRETO LEGISLATIVO 807, LEY SOBRE FACULTADES, NORMAS Y ORGANIZACIÓN DEL INDECOPI, publicado el 18 de abril de 1996</w:t>
+      </w:r>
+    </w:p>
+    <w:p>
+      <w:pPr>
+        <w:pStyle w:val="Textonotapie"/>
+        <w:ind w:left="567" w:hanging="567"/>
+        <w:jc w:val="both"/>
+      </w:pPr>
+      <w:r>
+        <w:rPr>
+          <w:rFonts w:ascii="Arial Narrow" w:hAnsi="Arial Narrow" w:cs="Arial"/>
+          <w:sz w:val="16"/>
+          <w:szCs w:val="16"/>
+        </w:rPr>
+        <w:tab/>
+      </w:r>
+      <w:r>
+        <w:rPr>
+          <w:rFonts w:ascii="Arial Narrow" w:hAnsi="Arial Narrow" w:cs="Arial"/>
+          <w:b/>
+          <w:bCs/>
+          <w:sz w:val="16"/>
+          <w:szCs w:val="16"/>
+        </w:rPr>
+        <w:t xml:space="preserve">Artículo 26.-</w:t>
+      </w:r>
+      <w:r>
+        <w:rPr>
+          <w:rFonts w:ascii="Arial Narrow" w:hAnsi="Arial Narrow" w:cs="Arial"/>
+          <w:sz w:val="16"/>
+          <w:szCs w:val="16"/>
+        </w:rPr>
+        <w:t xml:space="preserve"> Una vez admitida a trámite la denuncia, se correrá traslado de la misma al denunciado, a fin de que éste presente su descargo. El plazo para la presentación del descargo será de cinco (5) días contados desde la notificación, vencido el cual, el Secretario Técnico declarará en rebeldía al denunciado que no lo hubiera presentado.</w:t>
+      </w:r>
+    </w:p>
+  </w:footnote>
+  <w:footnote w:id="17">
+    <w:p>
+      <w:pPr>
+        <w:pStyle w:val="Textonotapie"/>
+        <w:ind w:left="567" w:hanging="567"/>
+        <w:jc w:val="both"/>
+      </w:pPr>
+      <w:r>
+        <w:rPr>
+          <w:rStyle w:val="Refdenotaalpie"/>
+          <w:rFonts w:ascii="Arial Narrow" w:hAnsi="Arial Narrow" w:cs="Arial"/>
+          <w:sz w:val="16"/>
+          <w:szCs w:val="16"/>
+          <w:vertAlign w:val="superscript"/>
+        </w:rPr>
+        <w:footnoteRef/>
+      </w:r>
+      <w:r>
+        <w:rPr>
+          <w:rFonts w:ascii="Arial Narrow" w:hAnsi="Arial Narrow" w:cs="Arial"/>
+          <w:sz w:val="16"/>
+          <w:szCs w:val="16"/>
+        </w:rPr>
+        <w:tab/>
+      </w:r>
+      <w:r>
+        <w:rPr>
+          <w:rFonts w:ascii="Arial Narrow" w:hAnsi="Arial Narrow" w:cs="Arial"/>
+          <w:b/>
+          <w:bCs/>
+          <w:sz w:val="16"/>
+          <w:szCs w:val="16"/>
+        </w:rPr>
+        <w:t xml:space="preserve">DECRETO SUPREMO 006-2026-JUS, TEXTO ÚNICO ORDENADO DE LA LEY 27444, LEY DEL PROCEDIMIENTO ADMINISTRATIVO GENERAL, publicado el 30 de abril de 2026</w:t>
+      </w:r>
+    </w:p>
+    <w:p>
+      <w:pPr>
+        <w:pStyle w:val="Textonotapie"/>
+        <w:ind w:left="567" w:hanging="567"/>
+        <w:jc w:val="both"/>
+      </w:pPr>
+      <w:r>
+        <w:rPr>
+          <w:rFonts w:ascii="Arial Narrow" w:hAnsi="Arial Narrow" w:cs="Arial"/>
+          <w:sz w:val="16"/>
+          <w:szCs w:val="16"/>
+        </w:rPr>
+        <w:tab/>
+      </w:r>
+      <w:r>
+        <w:rPr>
+          <w:rFonts w:ascii="Arial Narrow" w:hAnsi="Arial Narrow" w:cs="Arial"/>
+          <w:b/>
+          <w:bCs/>
+          <w:sz w:val="16"/>
+          <w:szCs w:val="16"/>
+        </w:rPr>
+        <w:t xml:space="preserve">Artículo 223.- Contestación de la reclamación</w:t>
+      </w:r>
+    </w:p>
+    <w:p>
+      <w:pPr>
+        <w:pStyle w:val="Textonotapie"/>
+        <w:ind w:left="567" w:hanging="567"/>
+        <w:jc w:val="both"/>
+      </w:pPr>
+      <w:r>
+        <w:rPr>
+          <w:rFonts w:ascii="Arial Narrow" w:hAnsi="Arial Narrow" w:cs="Arial"/>
+          <w:sz w:val="16"/>
+          <w:szCs w:val="16"/>
+        </w:rPr>
+        <w:tab/>
+      </w:r>
+      <w:r>
+        <w:rPr>
+          <w:rFonts w:ascii="Arial Narrow" w:hAnsi="Arial Narrow" w:cs="Arial"/>
+          <w:sz w:val="16"/>
+          <w:szCs w:val="16"/>
+        </w:rPr>
+        <w:t xml:space="preserve">223.1 El reclamado deberá presentar la contestación de la reclamación dentro de los quince (15) días posteriores a la notificación de ésta; vencido este plazo, la Administración declarará en rebeldía al reclamado que no la hubiera presentado. La contestación deberá contener los requisitos de los escritos previstos en el artículo 113 de la presente Ley, así como la absolución de todos los asuntos controvertidos de hecho y de derecho, Las alegaciones y los hechos relevantes de la reclamación, salvo que hayan sido específicamente negadas en la contestación, se tendrán por aceptadas o merituadas como ciertas.</w:t>
+      </w:r>
+    </w:p>
+  </w:footnote>
   <w:footnote w:id="11">
     <w:p>
       <w:pPr>
@@ -12502,7 +12634,7 @@
 </file>
 
 <file path=word/header1.xml><?xml version="1.0" encoding="utf-8"?>
-<w:hdr xmlns:wpc="http://schemas.microsoft.com/office/word/2010/wordprocessingCanvas" xmlns:cx="http://schemas.microsoft.com/office/drawing/2014/chartex" xmlns:cx1="http://schemas.microsoft.com/office/drawing/2015/9/8/chartex" xmlns:cx2="http://schemas.microsoft.com/office/drawing/2015/10/21/chartex" xmlns:cx3="http://schemas.microsoft.com/office/drawing/2016/5/9/chartex" xmlns:cx4="http://schemas.microsoft.com/office/drawing/2016/5/10/chartex" xmlns:cx5="http://schemas.microsoft.com/office/drawing/2016/5/11/chartex" xmlns:cx6="http://schemas.microsoft.com/office/drawing/2016/5/12/chartex" xmlns:cx7="http://schemas.microsoft.com/office/drawing/2016/5/13/chartex" xmlns:cx8="http://schemas.microsoft.com/office/drawing/2016/5/14/chartex" xmlns:mc="http://schemas.openxmlformats.org/markup-compatibility/2006" xmlns:aink="http://schemas.microsoft.com/office/drawing/2016/ink" xmlns:am3d="http://schemas.microsoft.com/office/drawing/2017/model3d" xmlns:o="urn:schemas-microsoft-com:office:office" xmlns:oel="http://schemas.microsoft.com/office/2019/extlst" xmlns:r="http://schemas.openxmlformats.org/officeDocument/2006/relationships" xmlns:m="http://schemas.openxmlformats.org/officeDocument/2006/math" xmlns:v="urn:schemas-microsoft-com:vml" xmlns:wp14="http://schemas.microsoft.com/office/word/2010/wordprocessingDrawing" xmlns:wp="http://schemas.openxmlformats.org/drawingml/2006/wordprocessingDrawing" xmlns:w10="urn:schemas-microsoft-com:office:word" xmlns:w="http://schemas.openxmlformats.org/wordprocessingml/2006/main" xmlns:w14="http://schemas.microsoft.com/office/word/2010/wordml" xmlns:w15="http://schemas.microsoft.com/office/word/2012/wordml" xmlns:w16cex="http://schemas.microsoft.com/office/word/2018/wordml/cex" xmlns:w16cid="http://schemas.microsoft.com/office/word/2016/wordml/cid" xmlns:w16="http://schemas.microsoft.com/office/word/2018/wordml" xmlns:w16du="http://schemas.microsoft.com/office/word/2023/wordml/word16du" xmlns:w16sdtdh="http://schemas.microsoft.com/office/word/2020/wordml/sdtdatahash" xmlns:w16sdtfl="http://schemas.microsoft.com/office/word/2024/wordml/sdtformatlock" xmlns:w16se="http://schemas.microsoft.com/office/word/2015/wordml/symex" xmlns:wpg="http://schemas.microsoft.com/office/word/2010/wordprocessingGroup" xmlns:wpi="http://schemas.microsoft.com/office/word/2010/wordprocessingInk" xmlns:wne="http://schemas.microsoft.com/office/word/2006/wordml" xmlns:wps="http://schemas.microsoft.com/office/word/2010/wordprocessingShape" mc:Ignorable="w14 w15 w16se w16cid w16 w16cex w16sdtdh w16sdtfl w16du wp14">
+<w:hdr xmlns:a="http://schemas.openxmlformats.org/drawingml/2006/main" xmlns:a14="http://schemas.microsoft.com/office/drawing/2010/main" xmlns:mc="http://schemas.openxmlformats.org/markup-compatibility/2006" xmlns:pic="http://schemas.openxmlformats.org/drawingml/2006/picture" xmlns:r="http://schemas.openxmlformats.org/officeDocument/2006/relationships" xmlns:w="http://schemas.openxmlformats.org/wordprocessingml/2006/main" xmlns:w14="http://schemas.microsoft.com/office/word/2010/wordml" xmlns:w15="http://schemas.microsoft.com/office/word/2012/wordml" xmlns:w16="http://schemas.microsoft.com/office/word/2018/wordml" xmlns:w16cex="http://schemas.microsoft.com/office/word/2018/wordml/cex" xmlns:w16cid="http://schemas.microsoft.com/office/word/2016/wordml/cid" xmlns:w16du="http://schemas.microsoft.com/office/word/2023/wordml/word16du" xmlns:w16sdtdh="http://schemas.microsoft.com/office/word/2020/wordml/sdtdatahash" xmlns:w16se="http://schemas.microsoft.com/office/word/2015/wordml/symex" xmlns:wp="http://schemas.openxmlformats.org/drawingml/2006/wordprocessingDrawing" xmlns:wp14="http://schemas.microsoft.com/office/word/2010/wordprocessingDrawing" mc:Ignorable="w14 w15 w16se w16cid w16 w16cex w16sdtdh w16du wp14">
   <w:tbl>
     <w:tblPr>
       <w:tblW w:w="8645" w:type="dxa"/>

--- a/plantillas_maestras/01_seguro_vehicular/contratacion_no_consentida/2_ddos_banco_y_aseguradora/varon/TPL_1771_2025_SEGURO_VEHICULAR_CONTRATACION_NO_CONSENTIDA_BANCO_VARON_R2.docx
+++ b/plantillas_maestras/01_seguro_vehicular/contratacion_no_consentida/2_ddos_banco_y_aseguradora/varon/TPL_1771_2025_SEGURO_VEHICULAR_CONTRATACION_NO_CONSENTIDA_BANCO_VARON_R2.docx
@@ -706,55 +706,7 @@
           <w:lang w:val="es-ES" w:eastAsia="es-ES"/>
           <w14:ligatures w14:val="none"/>
         </w:rPr>
-        <w:t xml:space="preserve">Mediante la denuncia del 4 de julio de 2025, subsanada mediante escrito del 18 de agosto de 2025, el señor [APELLIDO] denunció a Rímac y el Banco por presuntas infracciones a la Ley 29571, Código de Protección y Defensa del Consumidor (en adelante, Código), señalando lo siguiente:</w:t>
-      </w:r>
-      <w:r>
-        <w:rPr>
-          <w:rFonts w:ascii="Arial Narrow" w:eastAsia="Arial Narrow" w:hAnsi="Arial Narrow" w:cs="Arial Narrow"/>
-          <w:color w:val="000000"/>
-          <w:kern w:val="0"/>
-          <w:sz w:val="22"/>
-          <w:szCs w:val="22"/>
-          <w:lang w:val="es-ES" w:eastAsia="es-ES"/>
-          <w14:ligatures w14:val="none"/>
-        </w:rPr>
-        <w:t xml:space="preserve"/>
-      </w:r>
-      <w:r>
-        <w:rPr>
-          <w:rFonts w:ascii="Arial Narrow" w:eastAsia="Arial Narrow" w:hAnsi="Arial Narrow" w:cs="Arial Narrow"/>
-          <w:color w:val="000000"/>
-          <w:kern w:val="0"/>
-          <w:sz w:val="22"/>
-          <w:szCs w:val="22"/>
-          <w:lang w:val="es-ES" w:eastAsia="es-ES"/>
-          <w14:ligatures w14:val="none"/>
-        </w:rPr>
-        <w:t/>
-      </w:r>
-      <w:r>
-        <w:rPr>
-          <w:rFonts w:ascii="Arial Narrow" w:eastAsia="Arial Narrow" w:hAnsi="Arial Narrow" w:cs="Arial Narrow"/>
-          <w:color w:val="000000"/>
-          <w:kern w:val="0"/>
-          <w:sz w:val="22"/>
-          <w:szCs w:val="22"/>
-          <w:lang w:val="es-ES" w:eastAsia="es-ES"/>
-          <w14:ligatures w14:val="none"/>
-        </w:rPr>
-        <w:t xml:space="preserve"/>
-      </w:r>
-      <w:r>
-        <w:rPr>
-          <w:rFonts w:ascii="Arial Narrow" w:eastAsia="Arial Narrow" w:hAnsi="Arial Narrow" w:cs="Arial Narrow"/>
-          <w:color w:val="000000"/>
-          <w:kern w:val="0"/>
-          <w:sz w:val="22"/>
-          <w:szCs w:val="22"/>
-          <w:lang w:val="es-ES" w:eastAsia="es-ES"/>
-          <w14:ligatures w14:val="none"/>
-        </w:rPr>
-        <w:t/>
+        <w:t xml:space="preserve">Mediante la denuncia del 4 de julio de 2025, subsanada mediante escrito del 18 de agosto de 2025, el señor [APELLIDO] denunció a Rímac y el Banco por presuntas infracciones a la Ley 29571, Código de Protección y Defensa del Consumidor</w:t>
       </w:r>
       <w:r>
         <w:rPr>
@@ -780,6 +732,18 @@
           <w:lang w:val="es-ES" w:eastAsia="es-ES"/>
           <w14:ligatures w14:val="none"/>
         </w:rPr>
+        <w:t xml:space="preserve"> (en adelante, Código), señalando lo siguiente:</w:t>
+      </w:r>
+      <w:r>
+        <w:rPr>
+          <w:rFonts w:ascii="Arial Narrow" w:eastAsia="Arial Narrow" w:hAnsi="Arial Narrow" w:cs="Arial Narrow"/>
+          <w:color w:val="000000"/>
+          <w:kern w:val="0"/>
+          <w:sz w:val="22"/>
+          <w:szCs w:val="22"/>
+          <w:lang w:val="es-ES" w:eastAsia="es-ES"/>
+          <w14:ligatures w14:val="none"/>
+        </w:rPr>
         <w:t xml:space="preserve"/>
       </w:r>
       <w:r>
@@ -797,116 +761,26 @@
       <w:r>
         <w:rPr>
           <w:rFonts w:ascii="Arial Narrow" w:eastAsia="Arial Narrow" w:hAnsi="Arial Narrow" w:cs="Arial Narrow"/>
-          <w:kern w:val="0"/>
-          <w14:ligatures w14:val="none"/>
-          <w:sz w:val="22"/>
-          <w:szCs w:val="22"/>
+          <w:color w:val="000000"/>
+          <w:kern w:val="0"/>
+          <w:sz w:val="22"/>
+          <w:szCs w:val="22"/>
+          <w:lang w:val="es-ES" w:eastAsia="es-ES"/>
+          <w14:ligatures w14:val="none"/>
         </w:rPr>
         <w:t xml:space="preserve"/>
       </w:r>
       <w:r>
         <w:rPr>
           <w:rFonts w:ascii="Arial Narrow" w:eastAsia="Arial Narrow" w:hAnsi="Arial Narrow" w:cs="Arial Narrow"/>
-          <w:kern w:val="0"/>
-          <w14:ligatures w14:val="none"/>
-          <w:sz w:val="22"/>
-          <w:szCs w:val="22"/>
-        </w:rPr>
-        <w:t xml:space="preserve"/>
-      </w:r>
-      <w:r>
-        <w:rPr>
-          <w:rFonts w:ascii="Arial Narrow" w:eastAsia="Arial Narrow" w:hAnsi="Arial Narrow" w:cs="Arial Narrow"/>
-          <w:kern w:val="0"/>
-          <w14:ligatures w14:val="none"/>
-          <w:sz w:val="22"/>
-          <w:szCs w:val="22"/>
+          <w:color w:val="000000"/>
+          <w:kern w:val="0"/>
+          <w:sz w:val="22"/>
+          <w:szCs w:val="22"/>
+          <w:lang w:val="es-ES" w:eastAsia="es-ES"/>
+          <w14:ligatures w14:val="none"/>
         </w:rPr>
         <w:t/>
-      </w:r>
-      <w:r>
-        <w:rPr>
-          <w:rFonts w:ascii="Arial Narrow" w:eastAsia="Arial Narrow" w:hAnsi="Arial Narrow" w:cs="Arial Narrow"/>
-          <w:color w:val="000000"/>
-          <w:kern w:val="0"/>
-          <w:sz w:val="22"/>
-          <w:szCs w:val="22"/>
-          <w:lang w:val="es-ES" w:eastAsia="es-ES"/>
-          <w14:ligatures w14:val="none"/>
-        </w:rPr>
-        <w:t xml:space="preserve"/>
-      </w:r>
-      <w:r>
-        <w:rPr>
-          <w:rFonts w:ascii="Arial Narrow" w:eastAsia="Arial Narrow" w:hAnsi="Arial Narrow" w:cs="Arial Narrow"/>
-          <w:color w:val="000000"/>
-          <w:kern w:val="0"/>
-          <w:sz w:val="22"/>
-          <w:szCs w:val="22"/>
-          <w:lang w:val="es-ES" w:eastAsia="es-ES"/>
-          <w14:ligatures w14:val="none"/>
-        </w:rPr>
-        <w:t xml:space="preserve"/>
-      </w:r>
-      <w:r>
-        <w:rPr>
-          <w:rFonts w:ascii="Arial Narrow" w:eastAsia="Arial Narrow" w:hAnsi="Arial Narrow" w:cs="Arial Narrow"/>
-          <w:color w:val="000000"/>
-          <w:kern w:val="0"/>
-          <w:sz w:val="22"/>
-          <w:szCs w:val="22"/>
-          <w:lang w:val="es-ES" w:eastAsia="es-ES"/>
-          <w14:ligatures w14:val="none"/>
-        </w:rPr>
-        <w:t xml:space="preserve"/>
-      </w:r>
-      <w:r>
-        <w:rPr>
-          <w:rFonts w:ascii="Arial Narrow" w:eastAsia="Arial Narrow" w:hAnsi="Arial Narrow" w:cs="Arial Narrow"/>
-          <w:color w:val="000000"/>
-          <w:kern w:val="0"/>
-          <w:sz w:val="22"/>
-          <w:szCs w:val="22"/>
-          <w:lang w:val="es-ES" w:eastAsia="es-ES"/>
-          <w14:ligatures w14:val="none"/>
-        </w:rPr>
-        <w:t/>
-      </w:r>
-      <w:r>
-        <w:rPr>
-          <w:rFonts w:ascii="Arial Narrow" w:eastAsia="Arial Narrow" w:hAnsi="Arial Narrow" w:cs="Arial Narrow"/>
-          <w:color w:val="000000"/>
-          <w:kern w:val="0"/>
-          <w:sz w:val="22"/>
-          <w:szCs w:val="22"/>
-          <w:lang w:val="es-ES" w:eastAsia="es-ES"/>
-          <w14:ligatures w14:val="none"/>
-        </w:rPr>
-        <w:t xml:space="preserve"/>
-      </w:r>
-      <w:r>
-        <w:rPr>
-          <w:rFonts w:ascii="Arial Narrow" w:eastAsia="Arial Narrow" w:hAnsi="Arial Narrow" w:cs="Arial Narrow"/>
-          <w:color w:val="000000"/>
-          <w:kern w:val="0"/>
-          <w:sz w:val="22"/>
-          <w:szCs w:val="22"/>
-          <w:lang w:val="es-ES" w:eastAsia="es-ES"/>
-          <w14:ligatures w14:val="none"/>
-        </w:rPr>
-        <w:t/>
-      </w:r>
-      <w:r>
-        <w:rPr>
-          <w:rFonts w:ascii="Arial Narrow" w:eastAsia="Arial Narrow" w:hAnsi="Arial Narrow" w:cs="Arial Narrow"/>
-          <w:color w:val="000000"/>
-          <w:kern w:val="0"/>
-          <w:sz w:val="22"/>
-          <w:szCs w:val="22"/>
-          <w:lang w:val="es-ES" w:eastAsia="es-ES"/>
-          <w14:ligatures w14:val="none"/>
-        </w:rPr>
-        <w:t xml:space="preserve"/>
       </w:r>
       <w:r>
         <w:rPr>
@@ -921,6 +795,144 @@
           <w14:ligatures w14:val="none"/>
         </w:rPr>
         <w:footnoteReference w:id="2"/>
+      </w:r>
+      <w:r>
+        <w:rPr>
+          <w:rFonts w:ascii="Arial Narrow" w:eastAsia="Arial Narrow" w:hAnsi="Arial Narrow" w:cs="Arial Narrow"/>
+          <w:color w:val="000000"/>
+          <w:kern w:val="0"/>
+          <w:sz w:val="22"/>
+          <w:szCs w:val="22"/>
+          <w:lang w:val="es-ES" w:eastAsia="es-ES"/>
+          <w14:ligatures w14:val="none"/>
+        </w:rPr>
+        <w:t xml:space="preserve"/>
+      </w:r>
+      <w:r>
+        <w:rPr>
+          <w:rFonts w:ascii="Arial Narrow" w:eastAsia="Arial Narrow" w:hAnsi="Arial Narrow" w:cs="Arial Narrow"/>
+          <w:color w:val="000000"/>
+          <w:kern w:val="0"/>
+          <w:sz w:val="22"/>
+          <w:szCs w:val="22"/>
+          <w:lang w:val="es-ES" w:eastAsia="es-ES"/>
+          <w14:ligatures w14:val="none"/>
+        </w:rPr>
+        <w:t/>
+      </w:r>
+      <w:r>
+        <w:rPr>
+          <w:rFonts w:ascii="Arial Narrow" w:eastAsia="Arial Narrow" w:hAnsi="Arial Narrow" w:cs="Arial Narrow"/>
+          <w:kern w:val="0"/>
+          <w14:ligatures w14:val="none"/>
+          <w:sz w:val="22"/>
+          <w:szCs w:val="22"/>
+        </w:rPr>
+        <w:t xml:space="preserve"/>
+      </w:r>
+      <w:r>
+        <w:rPr>
+          <w:rFonts w:ascii="Arial Narrow" w:eastAsia="Arial Narrow" w:hAnsi="Arial Narrow" w:cs="Arial Narrow"/>
+          <w:kern w:val="0"/>
+          <w14:ligatures w14:val="none"/>
+          <w:sz w:val="22"/>
+          <w:szCs w:val="22"/>
+        </w:rPr>
+        <w:t xml:space="preserve"/>
+      </w:r>
+      <w:r>
+        <w:rPr>
+          <w:rFonts w:ascii="Arial Narrow" w:eastAsia="Arial Narrow" w:hAnsi="Arial Narrow" w:cs="Arial Narrow"/>
+          <w:kern w:val="0"/>
+          <w14:ligatures w14:val="none"/>
+          <w:sz w:val="22"/>
+          <w:szCs w:val="22"/>
+        </w:rPr>
+        <w:t/>
+      </w:r>
+      <w:r>
+        <w:rPr>
+          <w:rFonts w:ascii="Arial Narrow" w:eastAsia="Arial Narrow" w:hAnsi="Arial Narrow" w:cs="Arial Narrow"/>
+          <w:color w:val="000000"/>
+          <w:kern w:val="0"/>
+          <w:sz w:val="22"/>
+          <w:szCs w:val="22"/>
+          <w:lang w:val="es-ES" w:eastAsia="es-ES"/>
+          <w14:ligatures w14:val="none"/>
+        </w:rPr>
+        <w:t xml:space="preserve"/>
+      </w:r>
+      <w:r>
+        <w:rPr>
+          <w:rFonts w:ascii="Arial Narrow" w:eastAsia="Arial Narrow" w:hAnsi="Arial Narrow" w:cs="Arial Narrow"/>
+          <w:color w:val="000000"/>
+          <w:kern w:val="0"/>
+          <w:sz w:val="22"/>
+          <w:szCs w:val="22"/>
+          <w:lang w:val="es-ES" w:eastAsia="es-ES"/>
+          <w14:ligatures w14:val="none"/>
+        </w:rPr>
+        <w:t xml:space="preserve"/>
+      </w:r>
+      <w:r>
+        <w:rPr>
+          <w:rFonts w:ascii="Arial Narrow" w:eastAsia="Arial Narrow" w:hAnsi="Arial Narrow" w:cs="Arial Narrow"/>
+          <w:color w:val="000000"/>
+          <w:kern w:val="0"/>
+          <w:sz w:val="22"/>
+          <w:szCs w:val="22"/>
+          <w:lang w:val="es-ES" w:eastAsia="es-ES"/>
+          <w14:ligatures w14:val="none"/>
+        </w:rPr>
+        <w:t xml:space="preserve"/>
+      </w:r>
+      <w:r>
+        <w:rPr>
+          <w:rFonts w:ascii="Arial Narrow" w:eastAsia="Arial Narrow" w:hAnsi="Arial Narrow" w:cs="Arial Narrow"/>
+          <w:color w:val="000000"/>
+          <w:kern w:val="0"/>
+          <w:sz w:val="22"/>
+          <w:szCs w:val="22"/>
+          <w:lang w:val="es-ES" w:eastAsia="es-ES"/>
+          <w14:ligatures w14:val="none"/>
+        </w:rPr>
+        <w:t/>
+      </w:r>
+      <w:r>
+        <w:rPr>
+          <w:rFonts w:ascii="Arial Narrow" w:eastAsia="Arial Narrow" w:hAnsi="Arial Narrow" w:cs="Arial Narrow"/>
+          <w:color w:val="000000"/>
+          <w:kern w:val="0"/>
+          <w:sz w:val="22"/>
+          <w:szCs w:val="22"/>
+          <w:lang w:val="es-ES" w:eastAsia="es-ES"/>
+          <w14:ligatures w14:val="none"/>
+        </w:rPr>
+        <w:t xml:space="preserve"/>
+      </w:r>
+      <w:r>
+        <w:rPr>
+          <w:rFonts w:ascii="Arial Narrow" w:eastAsia="Arial Narrow" w:hAnsi="Arial Narrow" w:cs="Arial Narrow"/>
+          <w:color w:val="000000"/>
+          <w:kern w:val="0"/>
+          <w:sz w:val="22"/>
+          <w:szCs w:val="22"/>
+          <w:lang w:val="es-ES" w:eastAsia="es-ES"/>
+          <w14:ligatures w14:val="none"/>
+        </w:rPr>
+        <w:t/>
+      </w:r>
+      <w:r>
+        <w:rPr>
+          <w:rFonts w:ascii="Arial Narrow" w:eastAsia="Arial Narrow" w:hAnsi="Arial Narrow" w:cs="Arial Narrow"/>
+          <w:color w:val="000000"/>
+          <w:kern w:val="0"/>
+          <w:sz w:val="22"/>
+          <w:szCs w:val="22"/>
+          <w:lang w:val="es-ES" w:eastAsia="es-ES"/>
+          <w14:ligatures w14:val="none"/>
+        </w:rPr>
+        <w:t xml:space="preserve"/>
       </w:r>
       <w:r>
         <w:rPr>
@@ -6833,23 +6845,6 @@
     <w:p>
       <w:pPr>
         <w:pStyle w:val="Prrafodelista"/>
-        <w:spacing w:after="0" w:line="240" w:lineRule="auto"/>
-        <w:ind w:left="567"/>
-        <w:jc w:val="both"/>
-        <w:rPr>
-          <w:rFonts w:ascii="Arial Narrow" w:eastAsia="Arial Narrow" w:hAnsi="Arial Narrow" w:cs="Arial Narrow"/>
-          <w:color w:val="000000"/>
-          <w:kern w:val="0"/>
-          <w:sz w:val="22"/>
-          <w:szCs w:val="22"/>
-          <w:lang w:val="es-ES" w:eastAsia="es-ES"/>
-          <w14:ligatures w14:val="none"/>
-        </w:rPr>
-      </w:pPr>
-    </w:p>
-    <w:p>
-      <w:pPr>
-        <w:pStyle w:val="Prrafodelista"/>
         <w:numPr>
           <w:ilvl w:val="0"/>
           <w:numId w:val="5"/>
@@ -6941,7 +6936,19 @@
           <w:lang w:eastAsia="es-PE"/>
           <w14:ligatures w14:val="none"/>
         </w:rPr>
-        <w:t xml:space="preserve">PRIMERO: admitir a trámite la denuncia del 4 de julio de 2025, subsanada mediante escrito del 18 de agosto de 2025, interpuesta por el señor [APELLIDO] López contra Rímac Seguros y Reaseguros S.A. y el Banco BBVA Perú S.A, por lo siguiente:</w:t>
+        <w:t xml:space="preserve">PRIMERO:</w:t>
+      </w:r>
+      <w:r>
+        <w:rPr>
+          <w:rFonts w:ascii="Arial Narrow" w:eastAsia="Arial Narrow" w:hAnsi="Arial Narrow" w:cs="Arial Narrow"/>
+          <w:color w:val="000000"/>
+          <w:kern w:val="0"/>
+          <w:sz w:val="22"/>
+          <w:szCs w:val="22"/>
+          <w:lang w:eastAsia="es-PE"/>
+          <w14:ligatures w14:val="none"/>
+        </w:rPr>
+        <w:t xml:space="preserve"> admitir a trámite la denuncia del 4 de julio de 2025, subsanada mediante escrito del 18 de agosto de 2025, interpuesta por el señor [APELLIDO] López contra Rímac Seguros y Reaseguros S.A. y el Banco BBVA Perú S.A, por lo siguiente:</w:t>
       </w:r>
       <w:r>
         <w:rPr>
@@ -7009,7 +7016,6 @@
       <w:r>
         <w:rPr>
           <w:rFonts w:ascii="Arial Narrow" w:eastAsia="Arial Narrow" w:hAnsi="Arial Narrow" w:cs="Arial Narrow"/>
-          <w:bCs/>
           <w:spacing w:val="-3"/>
           <w:kern w:val="0"/>
           <w14:ligatures w14:val="none"/>
@@ -7021,7 +7027,6 @@
       <w:r>
         <w:rPr>
           <w:rFonts w:ascii="Arial Narrow" w:eastAsia="Arial Narrow" w:hAnsi="Arial Narrow" w:cs="Arial Narrow"/>
-          <w:bCs/>
           <w:spacing w:val="-3"/>
           <w:kern w:val="0"/>
           <w14:ligatures w14:val="none"/>
@@ -7098,7 +7103,6 @@
       <w:r>
         <w:rPr>
           <w:rFonts w:ascii="Arial Narrow" w:eastAsia="Arial Narrow" w:hAnsi="Arial Narrow" w:cs="Arial Narrow"/>
-          <w:bCs/>
           <w:sz w:val="22"/>
           <w:szCs w:val="22"/>
         </w:rPr>
@@ -7133,7 +7137,6 @@
       <w:r>
         <w:rPr>
           <w:rFonts w:ascii="Arial Narrow" w:eastAsia="Arial Narrow" w:hAnsi="Arial Narrow" w:cs="Arial Narrow"/>
-          <w:bCs/>
           <w:sz w:val="22"/>
           <w:szCs w:val="22"/>
         </w:rPr>
@@ -8739,7 +8742,19 @@
           <w:lang w:eastAsia="es-PE"/>
           <w14:ligatures w14:val="none"/>
         </w:rPr>
-        <w:t xml:space="preserve">TERCERO: </w:t>
+        <w:t xml:space="preserve">TERCERO:</w:t>
+      </w:r>
+      <w:r>
+        <w:rPr>
+          <w:rFonts w:ascii="Arial Narrow" w:eastAsia="Arial Narrow" w:hAnsi="Arial Narrow" w:cs="Arial Narrow"/>
+          <w:color w:val="000000"/>
+          <w:kern w:val="0"/>
+          <w:sz w:val="22"/>
+          <w:szCs w:val="22"/>
+          <w:lang w:eastAsia="es-PE"/>
+          <w14:ligatures w14:val="none"/>
+        </w:rPr>
+        <w:t xml:space="preserve"> </w:t>
       </w:r>
       <w:r>
         <w:rPr>
@@ -8769,7 +8784,6 @@
       <w:r>
         <w:rPr>
           <w:rFonts w:ascii="Arial Narrow" w:eastAsia="Arial Narrow" w:hAnsi="Arial Narrow" w:cs="Arial Narrow"/>
-          <w:bCs/>
           <w:sz w:val="22"/>
           <w:szCs w:val="22"/>
         </w:rPr>
@@ -8791,7 +8805,6 @@
       <w:r>
         <w:rPr>
           <w:rFonts w:ascii="Arial Narrow" w:eastAsia="Arial Narrow" w:hAnsi="Arial Narrow" w:cs="Arial Narrow"/>
-          <w:bCs/>
           <w:sz w:val="22"/>
           <w:szCs w:val="22"/>
         </w:rPr>
@@ -8800,7 +8813,6 @@
       <w:r>
         <w:rPr>
           <w:rFonts w:ascii="Arial Narrow" w:eastAsia="Arial Narrow" w:hAnsi="Arial Narrow" w:cs="Arial Narrow"/>
-          <w:bCs/>
           <w:sz w:val="22"/>
           <w:szCs w:val="22"/>
         </w:rPr>
@@ -8809,7 +8821,6 @@
       <w:r>
         <w:rPr>
           <w:rFonts w:ascii="Arial Narrow" w:eastAsia="Arial Narrow" w:hAnsi="Arial Narrow" w:cs="Arial Narrow"/>
-          <w:bCs/>
           <w:sz w:val="22"/>
           <w:szCs w:val="22"/>
         </w:rPr>
@@ -9194,7 +9205,15 @@
           <w:sz w:val="22"/>
           <w:szCs w:val="22"/>
         </w:rPr>
-        <w:t xml:space="preserve">CUARTO: </w:t>
+        <w:t xml:space="preserve">CUARTO:</w:t>
+      </w:r>
+      <w:r>
+        <w:rPr>
+          <w:rFonts w:ascii="Arial Narrow" w:eastAsia="Arial Narrow" w:hAnsi="Arial Narrow" w:cs="Arial Narrow"/>
+          <w:sz w:val="22"/>
+          <w:szCs w:val="22"/>
+        </w:rPr>
+        <w:t xml:space="preserve"> </w:t>
       </w:r>
       <w:r>
         <w:rPr>
@@ -9216,7 +9235,7 @@
           <w:lang w:val="es-ES" w:eastAsia="es-ES"/>
           <w14:ligatures w14:val="none"/>
         </w:rPr>
-        <w:footnoteReference w:id="16"/>
+        <w:footnoteReference w:id="11"/>
       </w:r>
       <w:r>
         <w:rPr>
@@ -9238,7 +9257,7 @@
           <w:lang w:val="es-ES" w:eastAsia="es-ES"/>
           <w14:ligatures w14:val="none"/>
         </w:rPr>
-        <w:footnoteReference w:id="17"/>
+        <w:footnoteReference w:id="12"/>
       </w:r>
       <w:r>
         <w:rPr>
@@ -9289,7 +9308,19 @@
           <w:lang w:eastAsia="es-PE"/>
           <w14:ligatures w14:val="none"/>
         </w:rPr>
-        <w:t xml:space="preserve">QUINTO: </w:t>
+        <w:t xml:space="preserve">QUINTO:</w:t>
+      </w:r>
+      <w:r>
+        <w:rPr>
+          <w:rFonts w:ascii="Arial Narrow" w:eastAsia="Arial Narrow" w:hAnsi="Arial Narrow" w:cs="Arial Narrow"/>
+          <w:color w:val="000000"/>
+          <w:kern w:val="0"/>
+          <w:sz w:val="22"/>
+          <w:szCs w:val="22"/>
+          <w:lang w:eastAsia="es-PE"/>
+          <w14:ligatures w14:val="none"/>
+        </w:rPr>
+        <w:t xml:space="preserve"> </w:t>
       </w:r>
       <w:bookmarkStart w:id="5" w:name="_Hlk188286813"/>
       <w:r>
@@ -9497,7 +9528,19 @@
           <w:lang w:eastAsia="es-PE"/>
           <w14:ligatures w14:val="none"/>
         </w:rPr>
-        <w:t xml:space="preserve">SEXTO: </w:t>
+        <w:t xml:space="preserve">SEXTO:</w:t>
+      </w:r>
+      <w:r>
+        <w:rPr>
+          <w:rFonts w:ascii="Arial Narrow" w:eastAsia="Arial Narrow" w:hAnsi="Arial Narrow" w:cs="Arial Narrow"/>
+          <w:color w:val="000000"/>
+          <w:kern w:val="0"/>
+          <w:sz w:val="22"/>
+          <w:szCs w:val="22"/>
+          <w:lang w:eastAsia="es-PE"/>
+          <w14:ligatures w14:val="none"/>
+        </w:rPr>
+        <w:t xml:space="preserve"> </w:t>
       </w:r>
       <w:r>
         <w:rPr>
@@ -9551,7 +9594,6 @@
       <w:r>
         <w:rPr>
           <w:rFonts w:ascii="Arial Narrow" w:eastAsia="Arial Narrow" w:hAnsi="Arial Narrow" w:cs="Arial Narrow"/>
-          <w:bCs/>
           <w:sz w:val="22"/>
           <w:szCs w:val="22"/>
         </w:rPr>
@@ -9787,7 +9829,7 @@
           <w:lang w:eastAsia="es-PE"/>
           <w14:ligatures w14:val="none"/>
         </w:rPr>
-        <w:footnoteReference w:id="11"/>
+        <w:footnoteReference w:id="13"/>
       </w:r>
       <w:r>
         <w:rPr>
@@ -9885,7 +9927,7 @@
           <w:lang w:eastAsia="es-PE"/>
           <w14:ligatures w14:val="none"/>
         </w:rPr>
-        <w:footnoteReference w:id="12"/>
+        <w:footnoteReference w:id="14"/>
       </w:r>
       <w:r>
         <w:rPr>
@@ -9949,7 +9991,7 @@
           <w:lang w:eastAsia="es-PE"/>
           <w14:ligatures w14:val="none"/>
         </w:rPr>
-        <w:footnoteReference w:id="13"/>
+        <w:footnoteReference w:id="15"/>
       </w:r>
       <w:r>
         <w:rPr>
@@ -10154,7 +10196,7 @@
           <w:vertAlign w:val="superscript"/>
           <w14:ligatures w14:val="none"/>
         </w:rPr>
-        <w:footnoteReference w:id="14"/>
+        <w:footnoteReference w:id="16"/>
       </w:r>
       <w:r>
         <w:rPr>
@@ -10172,45 +10214,120 @@
           <w:kern w:val="0"/>
           <w:sz w:val="22"/>
           <w:szCs w:val="22"/>
+          <w14:ligatures w14:val="none"/>
+        </w:rPr>
+        <w:t>expresamente su facultad para asistir y conciliar en su representación</w:t>
+      </w:r>
+      <w:r>
+        <w:rPr>
+          <w:rFonts w:ascii="Arial Narrow" w:eastAsia="Arial Narrow" w:hAnsi="Arial Narrow" w:cs="Arial Narrow"/>
+          <w:kern w:val="0"/>
+          <w14:ligatures w14:val="none"/>
+          <w:sz w:val="22"/>
+          <w:szCs w:val="22"/>
+        </w:rPr>
+        <w:t>.</w:t>
+      </w:r>
+      <w:r>
+        <w:rPr>
+          <w:rFonts w:ascii="Arial Narrow" w:eastAsia="Arial Narrow" w:hAnsi="Arial Narrow" w:cs="Arial Narrow"/>
+          <w:kern w:val="0"/>
+          <w14:ligatures w14:val="none"/>
+          <w:sz w:val="22"/>
+          <w:szCs w:val="22"/>
+        </w:rPr>
+        <w:t xml:space="preserve"> </w:t>
+      </w:r>
+      <w:r>
+        <w:rPr>
+          <w:rFonts w:ascii="Arial Narrow" w:eastAsia="Arial Narrow" w:hAnsi="Arial Narrow" w:cs="Arial Narrow"/>
+          <w:kern w:val="0"/>
+          <w:sz w:val="22"/>
+          <w:szCs w:val="22"/>
+          <w14:ligatures w14:val="none"/>
+        </w:rPr>
+        <w:t xml:space="preserve">Ello bajo apercibimiento de no realizar la audiencia de conciliación y levantar el acta de inasistencia correspondiente. </w:t>
+      </w:r>
+    </w:p>
+    <w:p>
+      <w:pPr>
+        <w:suppressAutoHyphens/>
+        <w:spacing w:after="0" w:line="240" w:lineRule="auto"/>
+        <w:jc w:val="both"/>
+        <w:rPr>
+          <w:rFonts w:ascii="Arial Narrow" w:eastAsia="Arial Narrow" w:hAnsi="Arial Narrow" w:cs="Arial Narrow"/>
+          <w:kern w:val="0"/>
+          <w:sz w:val="22"/>
+          <w:szCs w:val="22"/>
           <w:u w:val="single"/>
           <w14:ligatures w14:val="none"/>
         </w:rPr>
-        <w:t>expresamente su facultad para asistir y conciliar en su representación</w:t>
-      </w:r>
-      <w:r>
-        <w:rPr>
-          <w:rFonts w:ascii="Arial Narrow" w:eastAsia="Arial Narrow" w:hAnsi="Arial Narrow" w:cs="Arial Narrow"/>
-          <w:bCs/>
-          <w:kern w:val="0"/>
-          <w14:ligatures w14:val="none"/>
-          <w:sz w:val="22"/>
-          <w:szCs w:val="22"/>
-        </w:rPr>
-        <w:t>.</w:t>
-      </w:r>
-      <w:r>
+      </w:pPr>
+    </w:p>
+    <w:p>
+      <w:pPr>
+        <w:suppressAutoHyphens/>
+        <w:spacing w:after="0" w:line="240" w:lineRule="auto"/>
+        <w:jc w:val="both"/>
         <w:rPr>
           <w:rFonts w:ascii="Arial Narrow" w:eastAsia="Arial Narrow" w:hAnsi="Arial Narrow" w:cs="Arial Narrow"/>
           <w:b/>
           <w:bCs/>
-          <w:kern w:val="0"/>
-          <w14:ligatures w14:val="none"/>
-          <w:sz w:val="22"/>
-          <w:szCs w:val="22"/>
+          <w:sz w:val="22"/>
+          <w:szCs w:val="22"/>
+        </w:rPr>
+      </w:pPr>
+      <w:r>
+        <w:rPr>
+          <w:rFonts w:ascii="Arial Narrow" w:eastAsia="Arial Narrow" w:hAnsi="Arial Narrow" w:cs="Arial Narrow"/>
+          <w:b/>
+          <w:spacing w:val="-3"/>
+          <w:kern w:val="0"/>
+          <w14:ligatures w14:val="none"/>
+          <w:sz w:val="22"/>
+          <w:szCs w:val="22"/>
+        </w:rPr>
+        <w:t>DÉCIMO</w:t>
+      </w:r>
+      <w:r>
+        <w:rPr>
+          <w:rFonts w:ascii="Arial Narrow" w:eastAsia="Arial Narrow" w:hAnsi="Arial Narrow" w:cs="Arial Narrow"/>
+          <w:b/>
+          <w:color w:val="000000"/>
+          <w:kern w:val="0"/>
+          <w:sz w:val="22"/>
+          <w:szCs w:val="22"/>
+          <w:lang w:eastAsia="es-PE"/>
+          <w14:ligatures w14:val="none"/>
+        </w:rPr>
+        <w:t>:</w:t>
+      </w:r>
+      <w:r>
+        <w:rPr>
+          <w:rFonts w:ascii="Arial Narrow" w:eastAsia="Arial Narrow" w:hAnsi="Arial Narrow" w:cs="Arial Narrow"/>
+          <w:color w:val="000000"/>
+          <w:kern w:val="0"/>
+          <w:sz w:val="22"/>
+          <w:szCs w:val="22"/>
+          <w:lang w:eastAsia="es-PE"/>
+          <w14:ligatures w14:val="none"/>
         </w:rPr>
         <w:t xml:space="preserve"> </w:t>
       </w:r>
       <w:r>
         <w:rPr>
           <w:rFonts w:ascii="Arial Narrow" w:eastAsia="Arial Narrow" w:hAnsi="Arial Narrow" w:cs="Arial Narrow"/>
-          <w:kern w:val="0"/>
-          <w:sz w:val="22"/>
-          <w:szCs w:val="22"/>
-          <w:u w:val="single"/>
-          <w14:ligatures w14:val="none"/>
-        </w:rPr>
-        <w:t xml:space="preserve">Ello bajo apercibimiento de no realizar la audiencia de conciliación y levantar el acta de inasistencia correspondiente. </w:t>
-      </w:r>
+          <w:color w:val="000000"/>
+          <w:kern w:val="0"/>
+          <w:sz w:val="22"/>
+          <w:szCs w:val="22"/>
+          <w:lang w:eastAsia="es-PE"/>
+          <w14:ligatures w14:val="none"/>
+        </w:rPr>
+        <w:t xml:space="preserve">poner en conocimiento de las partes que, antes de la emisión de la Resolución Final, tienen la posibilidad de formular su desistimiento o presentar el acuerdo arribado mediante la conciliación, mediación, transacción o cualquier otro que, de forma indubitable, deje constancia que se ha solucionado la controversia materia de denuncia.</w:t>
+      </w:r>
+      <w:bookmarkStart w:id="8" w:name="h.gjdgxs" w:colFirst="0" w:colLast="0"/>
+      <w:bookmarkEnd w:id="8"/>
     </w:p>
     <w:p>
       <w:pPr>
@@ -10219,10 +10336,11 @@
         <w:jc w:val="both"/>
         <w:rPr>
           <w:rFonts w:ascii="Arial Narrow" w:eastAsia="Arial Narrow" w:hAnsi="Arial Narrow" w:cs="Arial Narrow"/>
-          <w:kern w:val="0"/>
-          <w:sz w:val="22"/>
-          <w:szCs w:val="22"/>
-          <w:u w:val="single"/>
+          <w:color w:val="000000"/>
+          <w:kern w:val="0"/>
+          <w:sz w:val="22"/>
+          <w:szCs w:val="22"/>
+          <w:lang w:eastAsia="es-PE"/>
           <w14:ligatures w14:val="none"/>
         </w:rPr>
       </w:pPr>
@@ -10234,13 +10352,530 @@
         <w:jc w:val="both"/>
         <w:rPr>
           <w:rFonts w:ascii="Arial Narrow" w:eastAsia="Arial Narrow" w:hAnsi="Arial Narrow" w:cs="Arial Narrow"/>
+          <w:sz w:val="22"/>
+          <w:szCs w:val="22"/>
+        </w:rPr>
+      </w:pPr>
+      <w:r>
+        <w:rPr>
+          <w:rFonts w:ascii="Arial Narrow" w:eastAsia="Arial Narrow" w:hAnsi="Arial Narrow" w:cs="Arial Narrow"/>
           <w:b/>
           <w:bCs/>
           <w:sz w:val="22"/>
           <w:szCs w:val="22"/>
         </w:rPr>
-      </w:pPr>
-      <w:r>
+        <w:t xml:space="preserve">DÉCIMO PRIMERO:</w:t>
+      </w:r>
+      <w:r>
+        <w:rPr>
+          <w:rFonts w:ascii="Arial Narrow" w:eastAsia="Arial Narrow" w:hAnsi="Arial Narrow" w:cs="Arial Narrow"/>
+          <w:sz w:val="22"/>
+          <w:szCs w:val="22"/>
+        </w:rPr>
+        <w:t xml:space="preserve"> </w:t>
+      </w:r>
+      <w:r>
+        <w:rPr>
+          <w:rFonts w:ascii="Arial Narrow" w:eastAsia="Arial Narrow" w:hAnsi="Arial Narrow" w:cs="Arial Narrow"/>
+          <w:sz w:val="22"/>
+          <w:szCs w:val="22"/>
+        </w:rPr>
+        <w:t xml:space="preserve">requerir al señor [APELLIDO] López y Rímac Seguros y Reaseguros S.A. para que, dentro del plazo de dos (2) días hábiles siguientes a la fecha en que reciban la notificación en sus bandejas de correo electrónico, efectúen la confirmación de recepción de la notificación remitida por este despacho a sus correos electrónicos, de conformidad con el segundo párrafo del numeral 4 del artículo 20 del Texto Único Ordenado de la Ley del Procedimiento Administrativo General, aprobado mediante Decreto Supremo 006-2026-JUS, bajo apercibimiento de rehacer el acto de notificación y notificarles conforme al numeral 1 del artículo 20 del citado cuerpo normativo.</w:t>
+      </w:r>
+      <w:r>
+        <w:rPr>
+          <w:rFonts w:ascii="Arial Narrow" w:eastAsia="Arial Narrow" w:hAnsi="Arial Narrow" w:cs="Arial Narrow"/>
+          <w:sz w:val="22"/>
+          <w:szCs w:val="22"/>
+        </w:rPr>
+        <w:t xml:space="preserve"/>
+      </w:r>
+      <w:r>
+        <w:rPr>
+          <w:rFonts w:ascii="Arial Narrow" w:eastAsia="Arial Narrow" w:hAnsi="Arial Narrow" w:cs="Arial Narrow"/>
+          <w:spacing w:val="-3"/>
+          <w:kern w:val="0"/>
+          <w14:ligatures w14:val="none"/>
+          <w:sz w:val="22"/>
+          <w:szCs w:val="22"/>
+        </w:rPr>
+        <w:t/>
+      </w:r>
+      <w:r>
+        <w:rPr>
+          <w:rFonts w:ascii="Arial Narrow" w:eastAsia="Arial Narrow" w:hAnsi="Arial Narrow" w:cs="Arial Narrow"/>
+          <w:spacing w:val="-3"/>
+          <w:kern w:val="0"/>
+          <w14:ligatures w14:val="none"/>
+          <w:sz w:val="22"/>
+          <w:szCs w:val="22"/>
+        </w:rPr>
+        <w:t xml:space="preserve"/>
+      </w:r>
+      <w:r>
+        <w:rPr>
+          <w:rFonts w:ascii="Arial Narrow" w:eastAsia="Arial Narrow" w:hAnsi="Arial Narrow" w:cs="Arial Narrow"/>
+          <w:spacing w:val="-3"/>
+          <w:kern w:val="0"/>
+          <w14:ligatures w14:val="none"/>
+          <w:sz w:val="22"/>
+          <w:szCs w:val="22"/>
+        </w:rPr>
+        <w:t/>
+      </w:r>
+      <w:r>
+        <w:rPr>
+          <w:rFonts w:ascii="Arial Narrow" w:eastAsia="Arial Narrow" w:hAnsi="Arial Narrow" w:cs="Arial Narrow"/>
+          <w:spacing w:val="-3"/>
+          <w:kern w:val="0"/>
+          <w14:ligatures w14:val="none"/>
+          <w:sz w:val="22"/>
+          <w:szCs w:val="22"/>
+        </w:rPr>
+        <w:t/>
+      </w:r>
+      <w:r>
+        <w:rPr>
+          <w:rFonts w:ascii="Arial Narrow" w:eastAsia="Arial Narrow" w:hAnsi="Arial Narrow" w:cs="Arial Narrow"/>
+          <w:spacing w:val="-3"/>
+          <w:kern w:val="0"/>
+          <w14:ligatures w14:val="none"/>
+          <w:sz w:val="22"/>
+          <w:szCs w:val="22"/>
+        </w:rPr>
+        <w:t xml:space="preserve"/>
+      </w:r>
+      <w:r>
+        <w:rPr>
+          <w:rFonts w:ascii="Arial Narrow" w:eastAsia="Arial Narrow" w:hAnsi="Arial Narrow" w:cs="Arial Narrow"/>
+          <w:color w:val="000000"/>
+          <w:kern w:val="0"/>
+          <w:sz w:val="22"/>
+          <w:szCs w:val="22"/>
+          <w:shd w:val="clear" w:color="auto" w:fill="FFFFFF"/>
+          <w:lang w:eastAsia="es-PE"/>
+          <w14:ligatures w14:val="none"/>
+        </w:rPr>
+        <w:t xml:space="preserve"/>
+      </w:r>
+      <w:r>
+        <w:rPr>
+          <w:rFonts w:ascii="Arial Narrow" w:eastAsia="Arial Narrow" w:hAnsi="Arial Narrow" w:cs="Arial Narrow"/>
+          <w:color w:val="000000"/>
+          <w:kern w:val="0"/>
+          <w:sz w:val="22"/>
+          <w:szCs w:val="22"/>
+          <w:shd w:val="clear" w:color="auto" w:fill="FFFFFF"/>
+          <w:lang w:eastAsia="es-PE"/>
+          <w14:ligatures w14:val="none"/>
+        </w:rPr>
+        <w:t xml:space="preserve"/>
+      </w:r>
+      <w:r>
+        <w:rPr>
+          <w:rFonts w:ascii="Arial Narrow" w:eastAsia="Arial Narrow" w:hAnsi="Arial Narrow" w:cs="Arial Narrow"/>
+          <w:color w:val="000000"/>
+          <w:kern w:val="0"/>
+          <w:sz w:val="22"/>
+          <w:szCs w:val="22"/>
+          <w:shd w:val="clear" w:color="auto" w:fill="FFFFFF"/>
+          <w:lang w:eastAsia="es-PE"/>
+          <w14:ligatures w14:val="none"/>
+        </w:rPr>
+        <w:t/>
+      </w:r>
+      <w:r>
+        <w:rPr>
+          <w:rFonts w:ascii="Arial Narrow" w:eastAsia="Arial Narrow" w:hAnsi="Arial Narrow" w:cs="Arial Narrow"/>
+          <w:color w:val="000000"/>
+          <w:kern w:val="0"/>
+          <w:sz w:val="22"/>
+          <w:szCs w:val="22"/>
+          <w:shd w:val="clear" w:color="auto" w:fill="FFFFFF"/>
+          <w:lang w:eastAsia="es-PE"/>
+          <w14:ligatures w14:val="none"/>
+        </w:rPr>
+        <w:t xml:space="preserve"/>
+      </w:r>
+      <w:r>
+        <w:rPr>
+          <w:rFonts w:ascii="Arial Narrow" w:eastAsia="Arial Narrow" w:hAnsi="Arial Narrow" w:cs="Arial Narrow"/>
+          <w:color w:val="000000"/>
+          <w:kern w:val="0"/>
+          <w:sz w:val="22"/>
+          <w:szCs w:val="22"/>
+          <w:shd w:val="clear" w:color="auto" w:fill="FFFFFF"/>
+          <w:lang w:eastAsia="es-PE"/>
+          <w14:ligatures w14:val="none"/>
+        </w:rPr>
+        <w:t xml:space="preserve"/>
+      </w:r>
+      <w:r>
+        <w:rPr>
+          <w:rFonts w:ascii="Arial Narrow" w:eastAsia="Arial Narrow" w:hAnsi="Arial Narrow" w:cs="Arial Narrow"/>
+          <w:color w:val="000000"/>
+          <w:kern w:val="0"/>
+          <w:sz w:val="22"/>
+          <w:szCs w:val="22"/>
+          <w:shd w:val="clear" w:color="auto" w:fill="FFFFFF"/>
+          <w:lang w:eastAsia="es-PE"/>
+          <w14:ligatures w14:val="none"/>
+        </w:rPr>
+        <w:t/>
+      </w:r>
+      <w:r>
+        <w:rPr>
+          <w:rFonts w:ascii="Arial Narrow" w:eastAsia="Arial Narrow" w:hAnsi="Arial Narrow" w:cs="Arial Narrow"/>
+          <w:color w:val="000000"/>
+          <w:kern w:val="0"/>
+          <w:sz w:val="22"/>
+          <w:szCs w:val="22"/>
+          <w:shd w:val="clear" w:color="auto" w:fill="FFFFFF"/>
+          <w:lang w:eastAsia="es-PE"/>
+          <w14:ligatures w14:val="none"/>
+        </w:rPr>
+        <w:t xml:space="preserve"/>
+      </w:r>
+      <w:r>
+        <w:rPr>
+          <w:rFonts w:ascii="Arial Narrow" w:eastAsia="Arial Narrow" w:hAnsi="Arial Narrow" w:cs="Arial Narrow"/>
+          <w:color w:val="000000"/>
+          <w:sz w:val="22"/>
+          <w:szCs w:val="22"/>
+        </w:rPr>
+        <w:t/>
+      </w:r>
+      <w:r>
+        <w:rPr>
+          <w:rFonts w:ascii="Arial Narrow" w:eastAsia="Arial Narrow" w:hAnsi="Arial Narrow" w:cs="Arial Narrow"/>
+          <w:color w:val="000000"/>
+          <w:sz w:val="22"/>
+          <w:szCs w:val="22"/>
+        </w:rPr>
+        <w:t/>
+      </w:r>
+      <w:r>
+        <w:rPr>
+          <w:rFonts w:ascii="Arial Narrow" w:eastAsia="Arial Narrow" w:hAnsi="Arial Narrow" w:cs="Arial Narrow"/>
+          <w:color w:val="000000"/>
+          <w:sz w:val="22"/>
+          <w:szCs w:val="22"/>
+        </w:rPr>
+        <w:t xml:space="preserve"/>
+      </w:r>
+      <w:r>
+        <w:rPr>
+          <w:rFonts w:ascii="Arial Narrow" w:eastAsia="Arial Narrow" w:hAnsi="Arial Narrow" w:cs="Arial Narrow"/>
+          <w:color w:val="000000"/>
+          <w:sz w:val="22"/>
+          <w:szCs w:val="22"/>
+        </w:rPr>
+        <w:t/>
+      </w:r>
+      <w:r>
+        <w:rPr>
+          <w:rFonts w:ascii="Arial Narrow" w:eastAsia="Arial Narrow" w:hAnsi="Arial Narrow" w:cs="Arial Narrow"/>
+          <w:color w:val="000000"/>
+          <w:sz w:val="22"/>
+          <w:szCs w:val="22"/>
+        </w:rPr>
+        <w:t xml:space="preserve"/>
+      </w:r>
+      <w:r>
+        <w:rPr>
+          <w:rFonts w:ascii="Arial Narrow" w:eastAsia="Arial Narrow" w:hAnsi="Arial Narrow" w:cs="Arial Narrow"/>
+          <w:color w:val="000000"/>
+          <w:sz w:val="22"/>
+          <w:szCs w:val="22"/>
+        </w:rPr>
+        <w:t/>
+      </w:r>
+      <w:r>
+        <w:rPr>
+          <w:rFonts w:ascii="Arial Narrow" w:eastAsia="Arial Narrow" w:hAnsi="Arial Narrow" w:cs="Arial Narrow"/>
+          <w:color w:val="000000"/>
+          <w:sz w:val="22"/>
+          <w:szCs w:val="22"/>
+        </w:rPr>
+        <w:t xml:space="preserve"/>
+      </w:r>
+      <w:r>
+        <w:rPr>
+          <w:rFonts w:ascii="Arial Narrow" w:eastAsia="Arial Narrow" w:hAnsi="Arial Narrow" w:cs="Arial Narrow"/>
+          <w:color w:val="000000"/>
+          <w:sz w:val="22"/>
+          <w:szCs w:val="22"/>
+        </w:rPr>
+        <w:t/>
+      </w:r>
+      <w:r>
+        <w:rPr>
+          <w:rFonts w:ascii="Arial Narrow" w:eastAsia="Arial Narrow" w:hAnsi="Arial Narrow" w:cs="Arial Narrow"/>
+          <w:color w:val="000000"/>
+          <w:sz w:val="22"/>
+          <w:szCs w:val="22"/>
+        </w:rPr>
+        <w:t xml:space="preserve"/>
+      </w:r>
+      <w:r>
+        <w:rPr>
+          <w:rFonts w:ascii="Arial Narrow" w:eastAsia="Arial Narrow" w:hAnsi="Arial Narrow" w:cs="Arial Narrow"/>
+          <w:color w:val="000000"/>
+          <w:sz w:val="22"/>
+          <w:szCs w:val="22"/>
+        </w:rPr>
+        <w:t/>
+      </w:r>
+      <w:r>
+        <w:rPr>
+          <w:rFonts w:ascii="Arial Narrow" w:eastAsia="Arial Narrow" w:hAnsi="Arial Narrow" w:cs="Arial Narrow"/>
+          <w:color w:val="000000"/>
+          <w:sz w:val="22"/>
+          <w:szCs w:val="22"/>
+        </w:rPr>
+        <w:t xml:space="preserve"/>
+      </w:r>
+      <w:r>
+        <w:rPr>
+          <w:rFonts w:ascii="Arial Narrow" w:eastAsia="Arial Narrow" w:hAnsi="Arial Narrow" w:cs="Arial Narrow"/>
+          <w:color w:val="000000"/>
+          <w:sz w:val="22"/>
+          <w:szCs w:val="22"/>
+        </w:rPr>
+        <w:t/>
+      </w:r>
+      <w:r>
+        <w:rPr>
+          <w:rFonts w:ascii="Arial Narrow" w:eastAsia="Arial Narrow" w:hAnsi="Arial Narrow" w:cs="Arial Narrow"/>
+          <w:color w:val="000000"/>
+          <w:sz w:val="22"/>
+          <w:szCs w:val="22"/>
+        </w:rPr>
+        <w:t xml:space="preserve"/>
+      </w:r>
+      <w:r>
+        <w:rPr>
+          <w:rFonts w:ascii="Arial Narrow" w:eastAsia="Arial Narrow" w:hAnsi="Arial Narrow" w:cs="Arial Narrow"/>
+          <w:color w:val="000000"/>
+          <w:sz w:val="22"/>
+          <w:szCs w:val="22"/>
+        </w:rPr>
+        <w:t/>
+      </w:r>
+      <w:r>
+        <w:rPr>
+          <w:rFonts w:ascii="Arial Narrow" w:eastAsia="Arial Narrow" w:hAnsi="Arial Narrow" w:cs="Arial Narrow"/>
+          <w:color w:val="000000"/>
+          <w:sz w:val="22"/>
+          <w:szCs w:val="22"/>
+        </w:rPr>
+        <w:t/>
+      </w:r>
+      <w:r>
+        <w:rPr>
+          <w:rFonts w:ascii="Arial Narrow" w:eastAsia="Arial Narrow" w:hAnsi="Arial Narrow" w:cs="Arial Narrow"/>
+          <w:color w:val="000000"/>
+          <w:sz w:val="22"/>
+          <w:szCs w:val="22"/>
+        </w:rPr>
+        <w:t xml:space="preserve"/>
+      </w:r>
+      <w:r>
+        <w:rPr>
+          <w:rFonts w:ascii="Arial Narrow" w:eastAsia="Arial Narrow" w:hAnsi="Arial Narrow" w:cs="Arial Narrow"/>
+          <w:color w:val="000000"/>
+          <w:kern w:val="0"/>
+          <w:sz w:val="22"/>
+          <w:szCs w:val="22"/>
+          <w:lang w:eastAsia="es-PE"/>
+          <w14:ligatures w14:val="none"/>
+        </w:rPr>
+        <w:t/>
+      </w:r>
+      <w:r>
+        <w:rPr>
+          <w:rFonts w:ascii="Arial Narrow" w:eastAsia="Arial Narrow" w:hAnsi="Arial Narrow" w:cs="Arial Narrow"/>
+          <w:color w:val="000000"/>
+          <w:sz w:val="22"/>
+          <w:szCs w:val="22"/>
+        </w:rPr>
+        <w:t xml:space="preserve"/>
+      </w:r>
+      <w:r>
+        <w:rPr>
+          <w:rFonts w:ascii="Arial Narrow" w:eastAsia="Arial Narrow" w:hAnsi="Arial Narrow" w:cs="Arial Narrow"/>
+          <w:color w:val="000000"/>
+          <w:kern w:val="0"/>
+          <w:sz w:val="22"/>
+          <w:szCs w:val="22"/>
+          <w:lang w:eastAsia="es-PE"/>
+          <w14:ligatures w14:val="none"/>
+        </w:rPr>
+        <w:t/>
+      </w:r>
+      <w:r>
+        <w:rPr>
+          <w:rFonts w:ascii="Arial Narrow" w:eastAsia="Arial Narrow" w:hAnsi="Arial Narrow" w:cs="Arial Narrow"/>
+          <w:color w:val="000000"/>
+          <w:sz w:val="22"/>
+          <w:szCs w:val="22"/>
+        </w:rPr>
+        <w:t xml:space="preserve"/>
+      </w:r>
+      <w:r>
+        <w:rPr>
+          <w:rStyle w:val="Refdenotaalpie"/>
+          <w:rFonts w:ascii="Arial Narrow" w:eastAsia="Arial Narrow" w:hAnsi="Arial Narrow" w:cs="Arial Narrow"/>
+          <w:sz w:val="22"/>
+          <w:szCs w:val="22"/>
+          <w:vertAlign w:val="superscript"/>
+        </w:rPr>
+        <w:footnoteReference w:id="17"/>
+      </w:r>
+      <w:r>
+        <w:rPr>
+          <w:rFonts w:ascii="Arial Narrow" w:eastAsia="Arial Narrow" w:hAnsi="Arial Narrow" w:cs="Arial Narrow"/>
+          <w:sz w:val="22"/>
+          <w:szCs w:val="22"/>
+        </w:rPr>
+        <w:t/>
+      </w:r>
+    </w:p>
+    <w:p>
+      <w:pPr>
+        <w:suppressAutoHyphens/>
+        <w:spacing w:after="0" w:line="240" w:lineRule="auto"/>
+        <w:jc w:val="both"/>
+        <w:rPr>
+          <w:rFonts w:ascii="Arial Narrow" w:eastAsia="Arial Narrow" w:hAnsi="Arial Narrow" w:cs="Arial Narrow"/>
+          <w:sz w:val="22"/>
+          <w:szCs w:val="22"/>
+        </w:rPr>
+      </w:pPr>
+    </w:p>
+    <w:p>
+      <w:pPr>
+        <w:suppressAutoHyphens/>
+        <w:spacing w:line="240" w:lineRule="auto"/>
+        <w:jc w:val="both"/>
+        <w:rPr>
+          <w:rFonts w:ascii="Arial Narrow" w:eastAsia="Arial Narrow" w:hAnsi="Arial Narrow" w:cs="Arial Narrow"/>
+          <w:sz w:val="22"/>
+          <w:szCs w:val="22"/>
+        </w:rPr>
+      </w:pPr>
+      <w:r>
+        <w:rPr>
+          <w:rFonts w:ascii="Arial Narrow" w:eastAsia="Arial Narrow" w:hAnsi="Arial Narrow" w:cs="Arial Narrow"/>
+          <w:b/>
+          <w:bCs/>
+          <w:sz w:val="22"/>
+          <w:szCs w:val="22"/>
+        </w:rPr>
+        <w:lastRenderedPageBreak/>
+        <w:t xml:space="preserve">DÉCIMO </w:t>
+      </w:r>
+      <w:r>
+        <w:rPr>
+          <w:rFonts w:ascii="Arial Narrow" w:eastAsia="Arial Narrow" w:hAnsi="Arial Narrow" w:cs="Arial Narrow"/>
+          <w:b/>
+          <w:bCs/>
+          <w:sz w:val="22"/>
+          <w:szCs w:val="22"/>
+        </w:rPr>
+        <w:t>SEGUNDO</w:t>
+      </w:r>
+      <w:r>
+        <w:rPr>
+          <w:rFonts w:ascii="Arial Narrow" w:eastAsia="Arial Narrow" w:hAnsi="Arial Narrow" w:cs="Arial Narrow"/>
+          <w:b/>
+          <w:bCs/>
+          <w:sz w:val="22"/>
+          <w:szCs w:val="22"/>
+        </w:rPr>
+        <w:t>:</w:t>
+      </w:r>
+      <w:r>
+        <w:rPr>
+          <w:rFonts w:ascii="Arial Narrow" w:eastAsia="Arial Narrow" w:hAnsi="Arial Narrow" w:cs="Arial Narrow"/>
+          <w:sz w:val="22"/>
+          <w:szCs w:val="22"/>
+        </w:rPr>
+        <w:t xml:space="preserve"> </w:t>
+      </w:r>
+      <w:r>
+        <w:rPr>
+          <w:rFonts w:ascii="Arial Narrow" w:eastAsia="Arial Narrow" w:hAnsi="Arial Narrow" w:cs="Arial Narrow"/>
+          <w:color w:val="000000"/>
+          <w:sz w:val="22"/>
+          <w:szCs w:val="22"/>
+        </w:rPr>
+        <w:t xml:space="preserve">requerir a </w:t>
+      </w:r>
+      <w:r>
+        <w:rPr>
+          <w:rFonts w:ascii="Arial Narrow" w:eastAsia="Arial Narrow" w:hAnsi="Arial Narrow" w:cs="Arial Narrow"/>
+          <w:sz w:val="22"/>
+          <w:szCs w:val="22"/>
+        </w:rPr>
+        <w:t xml:space="preserve">Banco BBVA Perú </w:t>
+      </w:r>
+      <w:r>
+        <w:rPr>
+          <w:rFonts w:ascii="Arial Narrow" w:eastAsia="Arial Narrow" w:hAnsi="Arial Narrow" w:cs="Arial Narrow"/>
+          <w:sz w:val="22"/>
+          <w:szCs w:val="22"/>
+        </w:rPr>
+        <w:t>S.A.</w:t>
+      </w:r>
+      <w:r>
+        <w:rPr>
+          <w:rFonts w:ascii="Arial Narrow" w:eastAsia="Arial Narrow" w:hAnsi="Arial Narrow" w:cs="Arial Narrow"/>
+          <w:sz w:val="22"/>
+          <w:szCs w:val="22"/>
+        </w:rPr>
+        <w:t xml:space="preserve"> </w:t>
+      </w:r>
+      <w:r>
+        <w:rPr>
+          <w:rFonts w:ascii="Arial Narrow" w:eastAsia="Arial Narrow" w:hAnsi="Arial Narrow" w:cs="Arial Narrow"/>
+          <w:sz w:val="22"/>
+          <w:szCs w:val="22"/>
+          <w:shd w:val="clear" w:color="auto" w:fill="FFFFFF"/>
+        </w:rPr>
+        <w:t xml:space="preserve">para </w:t>
+      </w:r>
+      <w:r>
+        <w:rPr>
+          <w:rFonts w:ascii="Arial Narrow" w:eastAsia="Arial Narrow" w:hAnsi="Arial Narrow" w:cs="Arial Narrow"/>
+          <w:sz w:val="22"/>
+          <w:szCs w:val="22"/>
+          <w:shd w:val="clear" w:color="auto" w:fill="FFFFFF"/>
+        </w:rPr>
+        <w:t xml:space="preserve">que </w:t>
+      </w:r>
+      <w:r>
+        <w:rPr>
+          <w:rFonts w:ascii="Arial Narrow" w:eastAsia="Arial Narrow" w:hAnsi="Arial Narrow" w:cs="Arial Narrow"/>
+          <w:sz w:val="22"/>
+          <w:szCs w:val="22"/>
+        </w:rPr>
+        <w:t>efectúe el acuse de recibo mediante la confirmación de recepción de la notificación remitida por este despacho a su Casilla Electrónica, dentro de los cinco (5) primeros días hábiles siguientes a la fecha en que recibe</w:t>
+      </w:r>
+      <w:r>
+        <w:rPr>
+          <w:rFonts w:ascii="Arial Narrow" w:eastAsia="Arial Narrow" w:hAnsi="Arial Narrow" w:cs="Arial Narrow"/>
+          <w:sz w:val="22"/>
+          <w:szCs w:val="22"/>
+        </w:rPr>
+        <w:t xml:space="preserve"> la notificación.</w:t>
+      </w:r>
+    </w:p>
+    <w:p>
+      <w:pPr>
+        <w:suppressAutoHyphens/>
+        <w:spacing w:after="0" w:line="240" w:lineRule="auto"/>
+        <w:jc w:val="both"/>
         <w:rPr>
           <w:rFonts w:ascii="Arial Narrow" w:eastAsia="Arial Narrow" w:hAnsi="Arial Narrow" w:cs="Arial Narrow"/>
           <w:b/>
@@ -10250,47 +10885,7 @@
           <w:sz w:val="22"/>
           <w:szCs w:val="22"/>
         </w:rPr>
-        <w:t>DÉCIMO</w:t>
-      </w:r>
-      <w:r>
-        <w:rPr>
-          <w:rFonts w:ascii="Arial Narrow" w:eastAsia="Arial Narrow" w:hAnsi="Arial Narrow" w:cs="Arial Narrow"/>
-          <w:b/>
-          <w:color w:val="000000"/>
-          <w:kern w:val="0"/>
-          <w:sz w:val="22"/>
-          <w:szCs w:val="22"/>
-          <w:lang w:eastAsia="es-PE"/>
-          <w14:ligatures w14:val="none"/>
-        </w:rPr>
-        <w:t>:</w:t>
-      </w:r>
-      <w:r>
-        <w:rPr>
-          <w:rFonts w:ascii="Arial Narrow" w:eastAsia="Arial Narrow" w:hAnsi="Arial Narrow" w:cs="Arial Narrow"/>
-          <w:color w:val="000000"/>
-          <w:kern w:val="0"/>
-          <w:sz w:val="22"/>
-          <w:szCs w:val="22"/>
-          <w:lang w:eastAsia="es-PE"/>
-          <w14:ligatures w14:val="none"/>
-        </w:rPr>
-        <w:t xml:space="preserve"> </w:t>
-      </w:r>
-      <w:r>
-        <w:rPr>
-          <w:rFonts w:ascii="Arial Narrow" w:eastAsia="Arial Narrow" w:hAnsi="Arial Narrow" w:cs="Arial Narrow"/>
-          <w:color w:val="000000"/>
-          <w:kern w:val="0"/>
-          <w:sz w:val="22"/>
-          <w:szCs w:val="22"/>
-          <w:lang w:eastAsia="es-PE"/>
-          <w14:ligatures w14:val="none"/>
-        </w:rPr>
-        <w:t xml:space="preserve">poner en conocimiento de las partes que, antes de la emisión de la Resolución Final, tienen la posibilidad de formular su desistimiento o presentar el acuerdo arribado mediante la conciliación, mediación, transacción o cualquier otro que, de forma indubitable, deje constancia que se ha solucionado la controversia materia de denuncia.</w:t>
-      </w:r>
-      <w:bookmarkStart w:id="8" w:name="h.gjdgxs" w:colFirst="0" w:colLast="0"/>
-      <w:bookmarkEnd w:id="8"/>
+      </w:pPr>
     </w:p>
     <w:p>
       <w:pPr>
@@ -10299,22 +10894,59 @@
         <w:jc w:val="both"/>
         <w:rPr>
           <w:rFonts w:ascii="Arial Narrow" w:eastAsia="Arial Narrow" w:hAnsi="Arial Narrow" w:cs="Arial Narrow"/>
-          <w:color w:val="000000"/>
-          <w:kern w:val="0"/>
-          <w:sz w:val="22"/>
-          <w:szCs w:val="22"/>
-          <w:lang w:eastAsia="es-PE"/>
-          <w14:ligatures w14:val="none"/>
-        </w:rPr>
-      </w:pPr>
-    </w:p>
-    <w:p>
-      <w:pPr>
-        <w:suppressAutoHyphens/>
+          <w:b/>
+          <w:color w:val="000000"/>
+          <w:kern w:val="0"/>
+          <w:sz w:val="22"/>
+          <w:szCs w:val="22"/>
+          <w:lang w:eastAsia="es-PE"/>
+          <w14:ligatures w14:val="none"/>
+        </w:rPr>
+      </w:pPr>
+    </w:p>
+    <w:bookmarkEnd w:id="0"/>
+    <w:p>
+      <w:pPr>
         <w:spacing w:after="0" w:line="240" w:lineRule="auto"/>
         <w:jc w:val="both"/>
         <w:rPr>
           <w:rFonts w:ascii="Arial Narrow" w:eastAsia="Arial Narrow" w:hAnsi="Arial Narrow" w:cs="Arial Narrow"/>
+          <w:b/>
+          <w:color w:val="000000"/>
+          <w:kern w:val="0"/>
+          <w:sz w:val="22"/>
+          <w:szCs w:val="22"/>
+          <w:lang w:eastAsia="es-PE"/>
+          <w14:ligatures w14:val="none"/>
+        </w:rPr>
+      </w:pPr>
+    </w:p>
+    <w:p>
+      <w:pPr>
+        <w:spacing w:after="0" w:line="240" w:lineRule="auto"/>
+        <w:jc w:val="both"/>
+        <w:rPr>
+          <w:rFonts w:ascii="Arial Narrow" w:eastAsia="Arial Narrow" w:hAnsi="Arial Narrow" w:cs="Arial Narrow"/>
+          <w:b/>
+          <w:color w:val="000000"/>
+          <w:kern w:val="0"/>
+          <w:sz w:val="22"/>
+          <w:szCs w:val="22"/>
+          <w:lang w:eastAsia="es-PE"/>
+          <w14:ligatures w14:val="none"/>
+        </w:rPr>
+      </w:pPr>
+    </w:p>
+    <w:p>
+      <w:pPr>
+        <w:shd w:val="clear" w:color="auto" w:fill="FFFFFF"/>
+        <w:spacing w:after="0" w:line="240" w:lineRule="auto"/>
+        <w:jc w:val="center"/>
+        <w:rPr>
+          <w:rFonts w:ascii="Arial Narrow" w:eastAsia="Arial Narrow" w:hAnsi="Arial Narrow" w:cs="Arial Narrow"/>
+          <w:color w:val="000000"/>
+          <w:kern w:val="0"/>
+          <w14:ligatures w14:val="none"/>
           <w:sz w:val="22"/>
           <w:szCs w:val="22"/>
         </w:rPr>
@@ -10324,573 +10956,14 @@
           <w:rFonts w:ascii="Arial Narrow" w:eastAsia="Arial Narrow" w:hAnsi="Arial Narrow" w:cs="Arial Narrow"/>
           <w:b/>
           <w:bCs/>
-          <w:sz w:val="22"/>
-          <w:szCs w:val="22"/>
-        </w:rPr>
-        <w:t xml:space="preserve">DÉCIMO PRIMERO: </w:t>
-      </w:r>
-      <w:r>
-        <w:rPr>
-          <w:rFonts w:ascii="Arial Narrow" w:eastAsia="Arial Narrow" w:hAnsi="Arial Narrow" w:cs="Arial Narrow"/>
-          <w:sz w:val="22"/>
-          <w:szCs w:val="22"/>
-        </w:rPr>
-        <w:t xml:space="preserve">requerir al señor [APELLIDO] López y Rímac Seguros y Reaseguros S.A. para que, dentro del plazo de dos (2) días hábiles siguientes a la fecha en que reciban la notificación en sus bandejas de correo electrónico, efectúen la confirmación de recepción de la notificación remitida por este despacho a sus correos electrónicos, de conformidad con el segundo párrafo del numeral 4 del artículo 20 del Texto Único Ordenado de la Ley del Procedimiento Administrativo General, aprobado mediante Decreto Supremo 006-2026-JUS, bajo apercibimiento de rehacer el acto de notificación y notificarle conforme al numeral 1 del artículo 20 del citado cuerpo normativo.</w:t>
-      </w:r>
-      <w:r>
-        <w:rPr>
-          <w:rFonts w:ascii="Arial Narrow" w:eastAsia="Arial Narrow" w:hAnsi="Arial Narrow" w:cs="Arial Narrow"/>
-          <w:sz w:val="22"/>
-          <w:szCs w:val="22"/>
-        </w:rPr>
-        <w:t xml:space="preserve"/>
-      </w:r>
-      <w:r>
-        <w:rPr>
-          <w:rFonts w:ascii="Arial Narrow" w:eastAsia="Arial Narrow" w:hAnsi="Arial Narrow" w:cs="Arial Narrow"/>
-          <w:spacing w:val="-3"/>
-          <w:kern w:val="0"/>
-          <w14:ligatures w14:val="none"/>
-          <w:sz w:val="22"/>
-          <w:szCs w:val="22"/>
-        </w:rPr>
-        <w:t/>
-      </w:r>
-      <w:r>
-        <w:rPr>
-          <w:rFonts w:ascii="Arial Narrow" w:eastAsia="Arial Narrow" w:hAnsi="Arial Narrow" w:cs="Arial Narrow"/>
-          <w:spacing w:val="-3"/>
-          <w:kern w:val="0"/>
-          <w14:ligatures w14:val="none"/>
-          <w:sz w:val="22"/>
-          <w:szCs w:val="22"/>
-        </w:rPr>
-        <w:t xml:space="preserve"/>
-      </w:r>
-      <w:r>
-        <w:rPr>
-          <w:rFonts w:ascii="Arial Narrow" w:eastAsia="Arial Narrow" w:hAnsi="Arial Narrow" w:cs="Arial Narrow"/>
-          <w:spacing w:val="-3"/>
-          <w:kern w:val="0"/>
-          <w14:ligatures w14:val="none"/>
-          <w:sz w:val="22"/>
-          <w:szCs w:val="22"/>
-        </w:rPr>
-        <w:t/>
-      </w:r>
-      <w:r>
-        <w:rPr>
-          <w:rFonts w:ascii="Arial Narrow" w:eastAsia="Arial Narrow" w:hAnsi="Arial Narrow" w:cs="Arial Narrow"/>
-          <w:spacing w:val="-3"/>
-          <w:kern w:val="0"/>
-          <w14:ligatures w14:val="none"/>
-          <w:sz w:val="22"/>
-          <w:szCs w:val="22"/>
-        </w:rPr>
-        <w:t/>
-      </w:r>
-      <w:r>
-        <w:rPr>
-          <w:rFonts w:ascii="Arial Narrow" w:eastAsia="Arial Narrow" w:hAnsi="Arial Narrow" w:cs="Arial Narrow"/>
-          <w:spacing w:val="-3"/>
-          <w:kern w:val="0"/>
-          <w14:ligatures w14:val="none"/>
-          <w:sz w:val="22"/>
-          <w:szCs w:val="22"/>
-        </w:rPr>
-        <w:t xml:space="preserve"/>
-      </w:r>
-      <w:r>
-        <w:rPr>
-          <w:rFonts w:ascii="Arial Narrow" w:eastAsia="Arial Narrow" w:hAnsi="Arial Narrow" w:cs="Arial Narrow"/>
-          <w:color w:val="000000"/>
-          <w:kern w:val="0"/>
-          <w:sz w:val="22"/>
-          <w:szCs w:val="22"/>
-          <w:shd w:val="clear" w:color="auto" w:fill="FFFFFF"/>
-          <w:lang w:eastAsia="es-PE"/>
-          <w14:ligatures w14:val="none"/>
-        </w:rPr>
-        <w:t xml:space="preserve"/>
-      </w:r>
-      <w:r>
-        <w:rPr>
-          <w:rFonts w:ascii="Arial Narrow" w:eastAsia="Arial Narrow" w:hAnsi="Arial Narrow" w:cs="Arial Narrow"/>
-          <w:color w:val="000000"/>
-          <w:kern w:val="0"/>
-          <w:sz w:val="22"/>
-          <w:szCs w:val="22"/>
-          <w:shd w:val="clear" w:color="auto" w:fill="FFFFFF"/>
-          <w:lang w:eastAsia="es-PE"/>
-          <w14:ligatures w14:val="none"/>
-        </w:rPr>
-        <w:t xml:space="preserve"/>
-      </w:r>
-      <w:r>
-        <w:rPr>
-          <w:rFonts w:ascii="Arial Narrow" w:eastAsia="Arial Narrow" w:hAnsi="Arial Narrow" w:cs="Arial Narrow"/>
-          <w:color w:val="000000"/>
-          <w:kern w:val="0"/>
-          <w:sz w:val="22"/>
-          <w:szCs w:val="22"/>
-          <w:shd w:val="clear" w:color="auto" w:fill="FFFFFF"/>
-          <w:lang w:eastAsia="es-PE"/>
-          <w14:ligatures w14:val="none"/>
-        </w:rPr>
-        <w:t/>
-      </w:r>
-      <w:r>
-        <w:rPr>
-          <w:rFonts w:ascii="Arial Narrow" w:eastAsia="Arial Narrow" w:hAnsi="Arial Narrow" w:cs="Arial Narrow"/>
-          <w:color w:val="000000"/>
-          <w:kern w:val="0"/>
-          <w:sz w:val="22"/>
-          <w:szCs w:val="22"/>
-          <w:shd w:val="clear" w:color="auto" w:fill="FFFFFF"/>
-          <w:lang w:eastAsia="es-PE"/>
-          <w14:ligatures w14:val="none"/>
-        </w:rPr>
-        <w:t xml:space="preserve"/>
-      </w:r>
-      <w:r>
-        <w:rPr>
-          <w:rFonts w:ascii="Arial Narrow" w:eastAsia="Arial Narrow" w:hAnsi="Arial Narrow" w:cs="Arial Narrow"/>
-          <w:color w:val="000000"/>
-          <w:kern w:val="0"/>
-          <w:sz w:val="22"/>
-          <w:szCs w:val="22"/>
-          <w:shd w:val="clear" w:color="auto" w:fill="FFFFFF"/>
-          <w:lang w:eastAsia="es-PE"/>
-          <w14:ligatures w14:val="none"/>
-        </w:rPr>
-        <w:t xml:space="preserve"/>
-      </w:r>
-      <w:r>
-        <w:rPr>
-          <w:rFonts w:ascii="Arial Narrow" w:eastAsia="Arial Narrow" w:hAnsi="Arial Narrow" w:cs="Arial Narrow"/>
-          <w:color w:val="000000"/>
-          <w:kern w:val="0"/>
-          <w:sz w:val="22"/>
-          <w:szCs w:val="22"/>
-          <w:shd w:val="clear" w:color="auto" w:fill="FFFFFF"/>
-          <w:lang w:eastAsia="es-PE"/>
-          <w14:ligatures w14:val="none"/>
-        </w:rPr>
-        <w:t/>
-      </w:r>
-      <w:r>
-        <w:rPr>
-          <w:rFonts w:ascii="Arial Narrow" w:eastAsia="Arial Narrow" w:hAnsi="Arial Narrow" w:cs="Arial Narrow"/>
-          <w:color w:val="000000"/>
-          <w:kern w:val="0"/>
-          <w:sz w:val="22"/>
-          <w:szCs w:val="22"/>
-          <w:shd w:val="clear" w:color="auto" w:fill="FFFFFF"/>
-          <w:lang w:eastAsia="es-PE"/>
-          <w14:ligatures w14:val="none"/>
-        </w:rPr>
-        <w:t xml:space="preserve"/>
-      </w:r>
-      <w:r>
-        <w:rPr>
-          <w:rFonts w:ascii="Arial Narrow" w:eastAsia="Arial Narrow" w:hAnsi="Arial Narrow" w:cs="Arial Narrow"/>
-          <w:color w:val="000000"/>
-          <w:sz w:val="22"/>
-          <w:szCs w:val="22"/>
-        </w:rPr>
-        <w:t/>
-      </w:r>
-      <w:r>
-        <w:rPr>
-          <w:rFonts w:ascii="Arial Narrow" w:eastAsia="Arial Narrow" w:hAnsi="Arial Narrow" w:cs="Arial Narrow"/>
-          <w:color w:val="000000"/>
-          <w:sz w:val="22"/>
-          <w:szCs w:val="22"/>
-        </w:rPr>
-        <w:t/>
-      </w:r>
-      <w:r>
-        <w:rPr>
-          <w:rFonts w:ascii="Arial Narrow" w:eastAsia="Arial Narrow" w:hAnsi="Arial Narrow" w:cs="Arial Narrow"/>
-          <w:color w:val="000000"/>
-          <w:sz w:val="22"/>
-          <w:szCs w:val="22"/>
-        </w:rPr>
-        <w:t xml:space="preserve"/>
-      </w:r>
-      <w:r>
-        <w:rPr>
-          <w:rFonts w:ascii="Arial Narrow" w:eastAsia="Arial Narrow" w:hAnsi="Arial Narrow" w:cs="Arial Narrow"/>
-          <w:color w:val="000000"/>
-          <w:sz w:val="22"/>
-          <w:szCs w:val="22"/>
-        </w:rPr>
-        <w:t/>
-      </w:r>
-      <w:r>
-        <w:rPr>
-          <w:rFonts w:ascii="Arial Narrow" w:eastAsia="Arial Narrow" w:hAnsi="Arial Narrow" w:cs="Arial Narrow"/>
-          <w:color w:val="000000"/>
-          <w:sz w:val="22"/>
-          <w:szCs w:val="22"/>
-        </w:rPr>
-        <w:t xml:space="preserve"/>
-      </w:r>
-      <w:r>
-        <w:rPr>
-          <w:rFonts w:ascii="Arial Narrow" w:eastAsia="Arial Narrow" w:hAnsi="Arial Narrow" w:cs="Arial Narrow"/>
-          <w:color w:val="000000"/>
-          <w:sz w:val="22"/>
-          <w:szCs w:val="22"/>
-        </w:rPr>
-        <w:t/>
-      </w:r>
-      <w:r>
-        <w:rPr>
-          <w:rFonts w:ascii="Arial Narrow" w:eastAsia="Arial Narrow" w:hAnsi="Arial Narrow" w:cs="Arial Narrow"/>
-          <w:color w:val="000000"/>
-          <w:sz w:val="22"/>
-          <w:szCs w:val="22"/>
-        </w:rPr>
-        <w:t xml:space="preserve"/>
-      </w:r>
-      <w:r>
-        <w:rPr>
-          <w:rFonts w:ascii="Arial Narrow" w:eastAsia="Arial Narrow" w:hAnsi="Arial Narrow" w:cs="Arial Narrow"/>
-          <w:color w:val="000000"/>
-          <w:sz w:val="22"/>
-          <w:szCs w:val="22"/>
-        </w:rPr>
-        <w:t/>
-      </w:r>
-      <w:r>
-        <w:rPr>
-          <w:rFonts w:ascii="Arial Narrow" w:eastAsia="Arial Narrow" w:hAnsi="Arial Narrow" w:cs="Arial Narrow"/>
-          <w:color w:val="000000"/>
-          <w:sz w:val="22"/>
-          <w:szCs w:val="22"/>
-        </w:rPr>
-        <w:t xml:space="preserve"/>
-      </w:r>
-      <w:r>
-        <w:rPr>
-          <w:rFonts w:ascii="Arial Narrow" w:eastAsia="Arial Narrow" w:hAnsi="Arial Narrow" w:cs="Arial Narrow"/>
-          <w:color w:val="000000"/>
-          <w:sz w:val="22"/>
-          <w:szCs w:val="22"/>
-        </w:rPr>
-        <w:t/>
-      </w:r>
-      <w:r>
-        <w:rPr>
-          <w:rFonts w:ascii="Arial Narrow" w:eastAsia="Arial Narrow" w:hAnsi="Arial Narrow" w:cs="Arial Narrow"/>
-          <w:color w:val="000000"/>
-          <w:sz w:val="22"/>
-          <w:szCs w:val="22"/>
-        </w:rPr>
-        <w:t xml:space="preserve"/>
-      </w:r>
-      <w:r>
-        <w:rPr>
-          <w:rFonts w:ascii="Arial Narrow" w:eastAsia="Arial Narrow" w:hAnsi="Arial Narrow" w:cs="Arial Narrow"/>
-          <w:color w:val="000000"/>
-          <w:sz w:val="22"/>
-          <w:szCs w:val="22"/>
-        </w:rPr>
-        <w:t/>
-      </w:r>
-      <w:r>
-        <w:rPr>
-          <w:rFonts w:ascii="Arial Narrow" w:eastAsia="Arial Narrow" w:hAnsi="Arial Narrow" w:cs="Arial Narrow"/>
-          <w:color w:val="000000"/>
-          <w:sz w:val="22"/>
-          <w:szCs w:val="22"/>
-        </w:rPr>
-        <w:t xml:space="preserve"/>
-      </w:r>
-      <w:r>
-        <w:rPr>
-          <w:rFonts w:ascii="Arial Narrow" w:eastAsia="Arial Narrow" w:hAnsi="Arial Narrow" w:cs="Arial Narrow"/>
-          <w:color w:val="000000"/>
-          <w:sz w:val="22"/>
-          <w:szCs w:val="22"/>
-        </w:rPr>
-        <w:t/>
-      </w:r>
-      <w:r>
-        <w:rPr>
-          <w:rFonts w:ascii="Arial Narrow" w:eastAsia="Arial Narrow" w:hAnsi="Arial Narrow" w:cs="Arial Narrow"/>
-          <w:color w:val="000000"/>
-          <w:sz w:val="22"/>
-          <w:szCs w:val="22"/>
-        </w:rPr>
-        <w:t/>
-      </w:r>
-      <w:r>
-        <w:rPr>
-          <w:rFonts w:ascii="Arial Narrow" w:eastAsia="Arial Narrow" w:hAnsi="Arial Narrow" w:cs="Arial Narrow"/>
-          <w:color w:val="000000"/>
-          <w:sz w:val="22"/>
-          <w:szCs w:val="22"/>
-        </w:rPr>
-        <w:t xml:space="preserve"/>
-      </w:r>
-      <w:r>
-        <w:rPr>
-          <w:rFonts w:ascii="Arial Narrow" w:eastAsia="Arial Narrow" w:hAnsi="Arial Narrow" w:cs="Arial Narrow"/>
-          <w:color w:val="000000"/>
-          <w:kern w:val="0"/>
-          <w:sz w:val="22"/>
-          <w:szCs w:val="22"/>
-          <w:lang w:eastAsia="es-PE"/>
-          <w14:ligatures w14:val="none"/>
-        </w:rPr>
-        <w:t/>
-      </w:r>
-      <w:r>
-        <w:rPr>
-          <w:rFonts w:ascii="Arial Narrow" w:eastAsia="Arial Narrow" w:hAnsi="Arial Narrow" w:cs="Arial Narrow"/>
-          <w:color w:val="000000"/>
-          <w:sz w:val="22"/>
-          <w:szCs w:val="22"/>
-        </w:rPr>
-        <w:t xml:space="preserve"/>
-      </w:r>
-      <w:r>
-        <w:rPr>
-          <w:rFonts w:ascii="Arial Narrow" w:eastAsia="Arial Narrow" w:hAnsi="Arial Narrow" w:cs="Arial Narrow"/>
-          <w:color w:val="000000"/>
-          <w:kern w:val="0"/>
-          <w:sz w:val="22"/>
-          <w:szCs w:val="22"/>
-          <w:lang w:eastAsia="es-PE"/>
-          <w14:ligatures w14:val="none"/>
-        </w:rPr>
-        <w:t/>
-      </w:r>
-      <w:r>
-        <w:rPr>
-          <w:rFonts w:ascii="Arial Narrow" w:eastAsia="Arial Narrow" w:hAnsi="Arial Narrow" w:cs="Arial Narrow"/>
-          <w:color w:val="000000"/>
-          <w:sz w:val="22"/>
-          <w:szCs w:val="22"/>
-        </w:rPr>
-        <w:t xml:space="preserve"/>
-      </w:r>
-      <w:r>
-        <w:rPr>
-          <w:rStyle w:val="Refdenotaalpie"/>
-          <w:rFonts w:ascii="Arial Narrow" w:eastAsia="Arial Narrow" w:hAnsi="Arial Narrow" w:cs="Arial Narrow"/>
-          <w:sz w:val="22"/>
-          <w:szCs w:val="22"/>
-          <w:vertAlign w:val="superscript"/>
-        </w:rPr>
-        <w:footnoteReference w:id="15"/>
-      </w:r>
-      <w:r>
-        <w:rPr>
-          <w:rFonts w:ascii="Arial Narrow" w:eastAsia="Arial Narrow" w:hAnsi="Arial Narrow" w:cs="Arial Narrow"/>
-          <w:sz w:val="22"/>
-          <w:szCs w:val="22"/>
-        </w:rPr>
-        <w:t/>
-      </w:r>
-    </w:p>
-    <w:p>
-      <w:pPr>
-        <w:suppressAutoHyphens/>
-        <w:spacing w:after="0" w:line="240" w:lineRule="auto"/>
-        <w:jc w:val="both"/>
-        <w:rPr>
-          <w:rFonts w:ascii="Arial Narrow" w:eastAsia="Arial Narrow" w:hAnsi="Arial Narrow" w:cs="Arial Narrow"/>
-          <w:sz w:val="22"/>
-          <w:szCs w:val="22"/>
-        </w:rPr>
-      </w:pPr>
-    </w:p>
-    <w:p>
-      <w:pPr>
-        <w:suppressAutoHyphens/>
-        <w:spacing w:line="240" w:lineRule="auto"/>
-        <w:jc w:val="both"/>
-        <w:rPr>
-          <w:rFonts w:ascii="Arial Narrow" w:eastAsia="Arial Narrow" w:hAnsi="Arial Narrow" w:cs="Arial Narrow"/>
-          <w:sz w:val="22"/>
-          <w:szCs w:val="22"/>
-        </w:rPr>
-      </w:pPr>
-      <w:r>
-        <w:rPr>
-          <w:rFonts w:ascii="Arial Narrow" w:eastAsia="Arial Narrow" w:hAnsi="Arial Narrow" w:cs="Arial Narrow"/>
-          <w:b/>
-          <w:bCs/>
-          <w:sz w:val="22"/>
-          <w:szCs w:val="22"/>
-        </w:rPr>
-        <w:lastRenderedPageBreak/>
-        <w:t xml:space="preserve">DÉCIMO </w:t>
-      </w:r>
-      <w:r>
-        <w:rPr>
-          <w:rFonts w:ascii="Arial Narrow" w:eastAsia="Arial Narrow" w:hAnsi="Arial Narrow" w:cs="Arial Narrow"/>
-          <w:b/>
-          <w:bCs/>
-          <w:sz w:val="22"/>
-          <w:szCs w:val="22"/>
-        </w:rPr>
-        <w:t>SEGUNDO</w:t>
-      </w:r>
-      <w:r>
-        <w:rPr>
-          <w:rFonts w:ascii="Arial Narrow" w:eastAsia="Arial Narrow" w:hAnsi="Arial Narrow" w:cs="Arial Narrow"/>
-          <w:b/>
-          <w:bCs/>
-          <w:sz w:val="22"/>
-          <w:szCs w:val="22"/>
-        </w:rPr>
-        <w:t>:</w:t>
-      </w:r>
-      <w:r>
-        <w:rPr>
-          <w:rFonts w:ascii="Arial Narrow" w:eastAsia="Arial Narrow" w:hAnsi="Arial Narrow" w:cs="Arial Narrow"/>
-          <w:sz w:val="22"/>
-          <w:szCs w:val="22"/>
-        </w:rPr>
-        <w:t xml:space="preserve"> </w:t>
-      </w:r>
-      <w:r>
-        <w:rPr>
-          <w:rFonts w:ascii="Arial Narrow" w:eastAsia="Arial Narrow" w:hAnsi="Arial Narrow" w:cs="Arial Narrow"/>
-          <w:color w:val="000000"/>
-          <w:sz w:val="22"/>
-          <w:szCs w:val="22"/>
-        </w:rPr>
-        <w:t xml:space="preserve">requerir a </w:t>
-      </w:r>
-      <w:r>
-        <w:rPr>
-          <w:rFonts w:ascii="Arial Narrow" w:eastAsia="Arial Narrow" w:hAnsi="Arial Narrow" w:cs="Arial Narrow"/>
-          <w:sz w:val="22"/>
-          <w:szCs w:val="22"/>
-        </w:rPr>
-        <w:t xml:space="preserve">Banco BBVA Perú </w:t>
-      </w:r>
-      <w:r>
-        <w:rPr>
-          <w:rFonts w:ascii="Arial Narrow" w:eastAsia="Arial Narrow" w:hAnsi="Arial Narrow" w:cs="Arial Narrow"/>
-          <w:sz w:val="22"/>
-          <w:szCs w:val="22"/>
-        </w:rPr>
-        <w:t>S.A.</w:t>
-      </w:r>
-      <w:r>
-        <w:rPr>
-          <w:rFonts w:ascii="Arial Narrow" w:eastAsia="Arial Narrow" w:hAnsi="Arial Narrow" w:cs="Arial Narrow"/>
-          <w:sz w:val="22"/>
-          <w:szCs w:val="22"/>
-        </w:rPr>
-        <w:t xml:space="preserve"> </w:t>
-      </w:r>
-      <w:r>
-        <w:rPr>
-          <w:rFonts w:ascii="Arial Narrow" w:eastAsia="Arial Narrow" w:hAnsi="Arial Narrow" w:cs="Arial Narrow"/>
-          <w:sz w:val="22"/>
-          <w:szCs w:val="22"/>
-          <w:shd w:val="clear" w:color="auto" w:fill="FFFFFF"/>
-        </w:rPr>
-        <w:t xml:space="preserve">para </w:t>
-      </w:r>
-      <w:r>
-        <w:rPr>
-          <w:rFonts w:ascii="Arial Narrow" w:eastAsia="Arial Narrow" w:hAnsi="Arial Narrow" w:cs="Arial Narrow"/>
-          <w:sz w:val="22"/>
-          <w:szCs w:val="22"/>
-          <w:shd w:val="clear" w:color="auto" w:fill="FFFFFF"/>
-        </w:rPr>
-        <w:t xml:space="preserve">que </w:t>
-      </w:r>
-      <w:r>
-        <w:rPr>
-          <w:rFonts w:ascii="Arial Narrow" w:eastAsia="Arial Narrow" w:hAnsi="Arial Narrow" w:cs="Arial Narrow"/>
-          <w:sz w:val="22"/>
-          <w:szCs w:val="22"/>
-        </w:rPr>
-        <w:t>efectúe el acuse de recibo mediante la confirmación de recepción de la notificación remitida por este despacho a su Casilla Electrónica, dentro de los cinco (5) primeros días hábiles siguientes a la fecha en que recibe</w:t>
-      </w:r>
-      <w:r>
-        <w:rPr>
-          <w:rFonts w:ascii="Arial Narrow" w:eastAsia="Arial Narrow" w:hAnsi="Arial Narrow" w:cs="Arial Narrow"/>
-          <w:sz w:val="22"/>
-          <w:szCs w:val="22"/>
-        </w:rPr>
-        <w:t xml:space="preserve"> la notificación.</w:t>
-      </w:r>
-    </w:p>
-    <w:p>
-      <w:pPr>
-        <w:suppressAutoHyphens/>
-        <w:spacing w:after="0" w:line="240" w:lineRule="auto"/>
-        <w:jc w:val="both"/>
-        <w:rPr>
-          <w:rFonts w:ascii="Arial Narrow" w:eastAsia="Arial Narrow" w:hAnsi="Arial Narrow" w:cs="Arial Narrow"/>
-          <w:b/>
-          <w:spacing w:val="-3"/>
-          <w:kern w:val="0"/>
-          <w14:ligatures w14:val="none"/>
-          <w:sz w:val="22"/>
-          <w:szCs w:val="22"/>
-        </w:rPr>
-      </w:pPr>
-    </w:p>
-    <w:p>
-      <w:pPr>
-        <w:suppressAutoHyphens/>
-        <w:spacing w:after="0" w:line="240" w:lineRule="auto"/>
-        <w:jc w:val="both"/>
-        <w:rPr>
-          <w:rFonts w:ascii="Arial Narrow" w:eastAsia="Arial Narrow" w:hAnsi="Arial Narrow" w:cs="Arial Narrow"/>
-          <w:b/>
-          <w:color w:val="000000"/>
-          <w:kern w:val="0"/>
-          <w:sz w:val="22"/>
-          <w:szCs w:val="22"/>
-          <w:lang w:eastAsia="es-PE"/>
-          <w14:ligatures w14:val="none"/>
-        </w:rPr>
-      </w:pPr>
-    </w:p>
-    <w:bookmarkEnd w:id="0"/>
-    <w:p>
-      <w:pPr>
-        <w:spacing w:after="0" w:line="240" w:lineRule="auto"/>
-        <w:jc w:val="both"/>
-        <w:rPr>
-          <w:rFonts w:ascii="Arial Narrow" w:eastAsia="Arial Narrow" w:hAnsi="Arial Narrow" w:cs="Arial Narrow"/>
-          <w:b/>
-          <w:color w:val="000000"/>
-          <w:kern w:val="0"/>
-          <w:sz w:val="22"/>
-          <w:szCs w:val="22"/>
-          <w:lang w:eastAsia="es-PE"/>
-          <w14:ligatures w14:val="none"/>
-        </w:rPr>
-      </w:pPr>
-    </w:p>
-    <w:p>
-      <w:pPr>
-        <w:spacing w:after="0" w:line="240" w:lineRule="auto"/>
-        <w:jc w:val="both"/>
-        <w:rPr>
-          <w:rFonts w:ascii="Arial Narrow" w:eastAsia="Arial Narrow" w:hAnsi="Arial Narrow" w:cs="Arial Narrow"/>
-          <w:b/>
-          <w:color w:val="000000"/>
-          <w:kern w:val="0"/>
-          <w:sz w:val="22"/>
-          <w:szCs w:val="22"/>
-          <w:lang w:eastAsia="es-PE"/>
-          <w14:ligatures w14:val="none"/>
-        </w:rPr>
-      </w:pPr>
+          <w:color w:val="000000"/>
+          <w:kern w:val="0"/>
+          <w14:ligatures w14:val="none"/>
+          <w:sz w:val="22"/>
+          <w:szCs w:val="22"/>
+        </w:rPr>
+        <w:t xml:space="preserve">Firmado digitalmente por</w:t>
+      </w:r>
     </w:p>
     <w:p>
       <w:pPr>
@@ -11199,6 +11272,9 @@
     <w:p>
       <w:pPr>
         <w:pStyle w:val="Textonotapie"/>
+        <w:tabs>
+          <w:tab w:val="left" w:pos="567"/>
+        </w:tabs>
         <w:ind w:left="567" w:hanging="567"/>
         <w:jc w:val="both"/>
         <w:rPr>
@@ -11223,7 +11299,82 @@
           <w:sz w:val="16"/>
           <w:szCs w:val="16"/>
         </w:rPr>
+        <w:tab/>
+        <w:t xml:space="preserve"/>
+      </w:r>
+      <w:r>
+        <w:rPr>
+          <w:rFonts w:ascii="Arial Narrow" w:eastAsia="Arial Narrow" w:hAnsi="Arial Narrow" w:cs="Arial Narrow"/>
+          <w:sz w:val="16"/>
+          <w:szCs w:val="16"/>
+        </w:rPr>
+        <w:tab/>
+        <w:t>Publicado</w:t>
+      </w:r>
+      <w:r>
+        <w:rPr>
+          <w:rFonts w:ascii="Arial Narrow" w:eastAsia="Arial Narrow" w:hAnsi="Arial Narrow" w:cs="Arial Narrow"/>
+          <w:b/>
+          <w:sz w:val="16"/>
+          <w:szCs w:val="16"/>
+        </w:rPr>
         <w:t xml:space="preserve"> </w:t>
+      </w:r>
+      <w:r>
+        <w:rPr>
+          <w:rFonts w:ascii="Arial Narrow" w:eastAsia="Arial Narrow" w:hAnsi="Arial Narrow" w:cs="Arial Narrow"/>
+          <w:sz w:val="16"/>
+          <w:szCs w:val="16"/>
+        </w:rPr>
+        <w:t xml:space="preserve">el 2 de setiembre de 2010 en el Diario Oficial El Peruano, vigente desde el 2 de octubre de 2010 y modificado por Decreto Legislativo 1308.</w:t>
+      </w:r>
+    </w:p>
+    <w:p>
+      <w:pPr>
+        <w:pStyle w:val="Textonotapie"/>
+        <w:ind w:left="567" w:hanging="567"/>
+        <w:jc w:val="both"/>
+        <w:rPr>
+          <w:rFonts w:ascii="Arial Narrow" w:eastAsia="Arial Narrow" w:hAnsi="Arial Narrow" w:cs="Arial Narrow"/>
+          <w:sz w:val="16"/>
+          <w:szCs w:val="16"/>
+        </w:rPr>
+      </w:pPr>
+    </w:p>
+  </w:footnote>
+  <w:footnote w:id="2">
+    <w:p>
+      <w:pPr>
+        <w:pStyle w:val="Textonotapie"/>
+        <w:tabs>
+          <w:tab w:val="left" w:pos="567"/>
+        </w:tabs>
+        <w:ind w:left="567" w:hanging="567"/>
+        <w:jc w:val="both"/>
+        <w:rPr>
+          <w:rFonts w:ascii="Arial Narrow" w:eastAsia="Arial Narrow" w:hAnsi="Arial Narrow" w:cs="Arial Narrow"/>
+          <w:sz w:val="16"/>
+          <w:szCs w:val="16"/>
+        </w:rPr>
+      </w:pPr>
+      <w:r>
+        <w:rPr>
+          <w:rStyle w:val="Refdenotaalpie"/>
+          <w:rFonts w:ascii="Arial Narrow" w:eastAsia="Arial Narrow" w:hAnsi="Arial Narrow" w:cs="Arial Narrow"/>
+          <w:sz w:val="16"/>
+          <w:szCs w:val="16"/>
+          <w:vertAlign w:val="superscript"/>
+        </w:rPr>
+        <w:footnoteRef/>
+      </w:r>
+      <w:r>
+        <w:rPr>
+          <w:rFonts w:ascii="Arial Narrow" w:eastAsia="Arial Narrow" w:hAnsi="Arial Narrow" w:cs="Arial Narrow"/>
+          <w:sz w:val="16"/>
+          <w:szCs w:val="16"/>
+        </w:rPr>
+        <w:tab/>
+        <w:t xml:space="preserve"/>
       </w:r>
       <w:r>
         <w:rPr>
@@ -11283,76 +11434,6 @@
           <w:szCs w:val="16"/>
         </w:rPr>
         <w:t>.</w:t>
-      </w:r>
-    </w:p>
-    <w:p>
-      <w:pPr>
-        <w:pStyle w:val="Textonotapie"/>
-        <w:ind w:left="567" w:hanging="567"/>
-        <w:jc w:val="both"/>
-        <w:rPr>
-          <w:rFonts w:ascii="Arial Narrow" w:eastAsia="Arial Narrow" w:hAnsi="Arial Narrow" w:cs="Arial Narrow"/>
-          <w:sz w:val="16"/>
-          <w:szCs w:val="16"/>
-        </w:rPr>
-      </w:pPr>
-    </w:p>
-  </w:footnote>
-  <w:footnote w:id="2">
-    <w:p>
-      <w:pPr>
-        <w:pStyle w:val="Textonotapie"/>
-        <w:ind w:left="567" w:hanging="567"/>
-        <w:jc w:val="both"/>
-        <w:rPr>
-          <w:rFonts w:ascii="Arial Narrow" w:eastAsia="Arial Narrow" w:hAnsi="Arial Narrow" w:cs="Arial Narrow"/>
-          <w:sz w:val="16"/>
-          <w:szCs w:val="16"/>
-        </w:rPr>
-      </w:pPr>
-      <w:r>
-        <w:rPr>
-          <w:rStyle w:val="Refdenotaalpie"/>
-          <w:rFonts w:ascii="Arial Narrow" w:eastAsia="Arial Narrow" w:hAnsi="Arial Narrow" w:cs="Arial Narrow"/>
-          <w:sz w:val="16"/>
-          <w:szCs w:val="16"/>
-          <w:vertAlign w:val="superscript"/>
-        </w:rPr>
-        <w:footnoteRef/>
-      </w:r>
-      <w:r>
-        <w:rPr>
-          <w:rFonts w:ascii="Arial Narrow" w:eastAsia="Arial Narrow" w:hAnsi="Arial Narrow" w:cs="Arial Narrow"/>
-          <w:sz w:val="16"/>
-          <w:szCs w:val="16"/>
-        </w:rPr>
-        <w:t xml:space="preserve"> </w:t>
-      </w:r>
-      <w:r>
-        <w:rPr>
-          <w:rFonts w:ascii="Arial Narrow" w:eastAsia="Arial Narrow" w:hAnsi="Arial Narrow" w:cs="Arial Narrow"/>
-          <w:sz w:val="16"/>
-          <w:szCs w:val="16"/>
-        </w:rPr>
-        <w:tab/>
-        <w:t>Publicado</w:t>
-      </w:r>
-      <w:r>
-        <w:rPr>
-          <w:rFonts w:ascii="Arial Narrow" w:eastAsia="Arial Narrow" w:hAnsi="Arial Narrow" w:cs="Arial Narrow"/>
-          <w:b/>
-          <w:sz w:val="16"/>
-          <w:szCs w:val="16"/>
-        </w:rPr>
-        <w:t xml:space="preserve"> </w:t>
-      </w:r>
-      <w:r>
-        <w:rPr>
-          <w:rFonts w:ascii="Arial Narrow" w:eastAsia="Arial Narrow" w:hAnsi="Arial Narrow" w:cs="Arial Narrow"/>
-          <w:sz w:val="16"/>
-          <w:szCs w:val="16"/>
-        </w:rPr>
-        <w:t xml:space="preserve">el 2 de setiembre de 2010 en el Diario Oficial El Peruano, vigente desde el 2 de octubre de 2010 y modificado por Decreto Legislativo 1308.</w:t>
       </w:r>
     </w:p>
     <w:p>
@@ -11401,7 +11482,8 @@
           <w:sz w:val="16"/>
           <w:szCs w:val="16"/>
         </w:rPr>
-        <w:t xml:space="preserve"> </w:t>
+        <w:tab/>
+        <w:t xml:space="preserve"/>
       </w:r>
       <w:r>
         <w:rPr>
@@ -11508,10 +11590,30 @@
         <w:jc w:val="both"/>
         <w:rPr>
           <w:rFonts w:ascii="Arial Narrow" w:eastAsia="Arial Narrow" w:hAnsi="Arial Narrow" w:cs="Arial Narrow"/>
-          <w:sz w:val="16"/>
-          <w:szCs w:val="16"/>
-        </w:rPr>
-      </w:pPr>
+          <w:b/>
+          <w:bCs/>
+          <w:sz w:val="16"/>
+          <w:szCs w:val="16"/>
+        </w:rPr>
+      </w:pPr>
+      <w:r>
+        <w:rPr>
+          <w:rFonts w:ascii="Arial Narrow" w:eastAsia="Arial Narrow" w:hAnsi="Arial Narrow" w:cs="Arial Narrow"/>
+          <w:sz w:val="16"/>
+          <w:szCs w:val="16"/>
+        </w:rPr>
+        <w:tab/>
+      </w:r>
+      <w:r>
+        <w:rPr>
+          <w:rFonts w:ascii="Arial Narrow" w:eastAsia="Arial Narrow" w:hAnsi="Arial Narrow" w:cs="Arial Narrow"/>
+          <w:b/>
+          <w:bCs/>
+          <w:sz w:val="16"/>
+          <w:szCs w:val="16"/>
+        </w:rPr>
+        <w:t xml:space="preserve">LEY DE ORGANIZACIÓN Y FUNCIONES DEL INDECOPI, APROBADA POR DECRETO LEGISLATIVO 1033 </w:t>
+      </w:r>
     </w:p>
     <w:p>
       <w:pPr>
@@ -11523,29 +11625,28 @@
         <w:jc w:val="both"/>
         <w:rPr>
           <w:rFonts w:ascii="Arial Narrow" w:eastAsia="Arial Narrow" w:hAnsi="Arial Narrow" w:cs="Arial Narrow"/>
+          <w:sz w:val="16"/>
+          <w:szCs w:val="16"/>
+        </w:rPr>
+      </w:pPr>
+      <w:r>
+        <w:rPr>
+          <w:rFonts w:ascii="Arial Narrow" w:eastAsia="Arial Narrow" w:hAnsi="Arial Narrow" w:cs="Arial Narrow"/>
           <w:b/>
           <w:bCs/>
           <w:sz w:val="16"/>
           <w:szCs w:val="16"/>
         </w:rPr>
-      </w:pPr>
-      <w:r>
-        <w:rPr>
-          <w:rFonts w:ascii="Arial Narrow" w:eastAsia="Arial Narrow" w:hAnsi="Arial Narrow" w:cs="Arial Narrow"/>
-          <w:sz w:val="16"/>
-          <w:szCs w:val="16"/>
-        </w:rPr>
         <w:tab/>
-      </w:r>
-      <w:r>
-        <w:rPr>
-          <w:rFonts w:ascii="Arial Narrow" w:eastAsia="Arial Narrow" w:hAnsi="Arial Narrow" w:cs="Arial Narrow"/>
-          <w:b/>
-          <w:bCs/>
-          <w:sz w:val="16"/>
-          <w:szCs w:val="16"/>
-        </w:rPr>
-        <w:t xml:space="preserve">LEY DE ORGANIZACIÓN Y FUNCIONES DEL INDECOPI, APROBADA POR DECRETO LEGISLATIVO 1033 </w:t>
+        <w:t>Artículo 27.-</w:t>
+      </w:r>
+      <w:r>
+        <w:rPr>
+          <w:rFonts w:ascii="Arial Narrow" w:eastAsia="Arial Narrow" w:hAnsi="Arial Narrow" w:cs="Arial Narrow"/>
+          <w:sz w:val="16"/>
+          <w:szCs w:val="16"/>
+        </w:rPr>
+        <w:t xml:space="preserve"> De la Comisión de Protección al Consumidor.- </w:t>
       </w:r>
     </w:p>
     <w:p>
@@ -11565,21 +11666,11 @@
       <w:r>
         <w:rPr>
           <w:rFonts w:ascii="Arial Narrow" w:eastAsia="Arial Narrow" w:hAnsi="Arial Narrow" w:cs="Arial Narrow"/>
-          <w:b/>
-          <w:bCs/>
           <w:sz w:val="16"/>
           <w:szCs w:val="16"/>
         </w:rPr>
         <w:tab/>
-        <w:t>Artículo 27.-</w:t>
-      </w:r>
-      <w:r>
-        <w:rPr>
-          <w:rFonts w:ascii="Arial Narrow" w:eastAsia="Arial Narrow" w:hAnsi="Arial Narrow" w:cs="Arial Narrow"/>
-          <w:sz w:val="16"/>
-          <w:szCs w:val="16"/>
-        </w:rPr>
-        <w:t xml:space="preserve"> De la Comisión de Protección al Consumidor.- </w:t>
+        <w:t>Corresponde a la Comisión de Protección al Consumidor velar por el cumplimiento de la Ley de Protección al Consumidor y de las leyes que, en general, protegen a los consumidores de la falta de idoneidad de los bienes y servicios en función de la información brindada, de las omisiones de información y de la discriminación en el consumo, así como de aquellas que complementen o sustituyan a las anteriores.</w:t>
       </w:r>
     </w:p>
     <w:p>
@@ -11592,20 +11683,15 @@
         <w:jc w:val="both"/>
         <w:rPr>
           <w:rFonts w:ascii="Arial Narrow" w:eastAsia="Arial Narrow" w:hAnsi="Arial Narrow" w:cs="Arial Narrow"/>
-          <w:sz w:val="16"/>
-          <w:szCs w:val="16"/>
-        </w:rPr>
-      </w:pPr>
-      <w:r>
-        <w:rPr>
-          <w:rFonts w:ascii="Arial Narrow" w:eastAsia="Arial Narrow" w:hAnsi="Arial Narrow" w:cs="Arial Narrow"/>
-          <w:sz w:val="16"/>
-          <w:szCs w:val="16"/>
-        </w:rPr>
-        <w:tab/>
-        <w:t>Corresponde a la Comisión de Protección al Consumidor velar por el cumplimiento de la Ley de Protección al Consumidor y de las leyes que, en general, protegen a los consumidores de la falta de idoneidad de los bienes y servicios en función de la información brindada, de las omisiones de información y de la discriminación en el consumo, así como de aquellas que complementen o sustituyan a las anteriores.</w:t>
-      </w:r>
-    </w:p>
+          <w:b/>
+          <w:bCs/>
+          <w:sz w:val="16"/>
+          <w:szCs w:val="16"/>
+        </w:rPr>
+      </w:pPr>
+    </w:p>
+  </w:footnote>
+  <w:footnote w:id="4">
     <w:p>
       <w:pPr>
         <w:pStyle w:val="Textonotapie"/>
@@ -11622,9 +11708,150 @@
           <w:szCs w:val="16"/>
         </w:rPr>
       </w:pPr>
-    </w:p>
-  </w:footnote>
-  <w:footnote w:id="4">
+      <w:r>
+        <w:rPr>
+          <w:rStyle w:val="Refdenotaalpie"/>
+          <w:rFonts w:ascii="Arial Narrow" w:eastAsia="Arial Narrow" w:hAnsi="Arial Narrow" w:cs="Arial Narrow"/>
+          <w:sz w:val="16"/>
+          <w:szCs w:val="16"/>
+          <w:vertAlign w:val="superscript"/>
+        </w:rPr>
+        <w:footnoteRef/>
+      </w:r>
+      <w:r>
+        <w:rPr>
+          <w:rFonts w:ascii="Arial Narrow" w:eastAsia="Arial Narrow" w:hAnsi="Arial Narrow" w:cs="Arial Narrow"/>
+          <w:sz w:val="16"/>
+          <w:szCs w:val="16"/>
+        </w:rPr>
+        <w:tab/>
+        <w:t xml:space="preserve"/>
+      </w:r>
+      <w:r>
+        <w:rPr>
+          <w:rFonts w:ascii="Arial Narrow" w:eastAsia="Arial Narrow" w:hAnsi="Arial Narrow" w:cs="Arial Narrow"/>
+          <w:sz w:val="16"/>
+          <w:szCs w:val="16"/>
+        </w:rPr>
+        <w:tab/>
+      </w:r>
+      <w:r>
+        <w:rPr>
+          <w:rFonts w:ascii="Arial Narrow" w:eastAsia="Arial Narrow" w:hAnsi="Arial Narrow" w:cs="Arial Narrow"/>
+          <w:b/>
+          <w:bCs/>
+          <w:sz w:val="16"/>
+          <w:szCs w:val="16"/>
+        </w:rPr>
+        <w:t xml:space="preserve">LEY 29571, CÓDIGO DE PROTECCIÓN Y DEFENSA DEL CONSUMIDOR, publicado el 2 de setiembre de 2010 y modificado por Decreto Legislativo 1308 </w:t>
+      </w:r>
+    </w:p>
+    <w:p>
+      <w:pPr>
+        <w:pStyle w:val="Textonotapie"/>
+        <w:ind w:left="567" w:right="-1"/>
+        <w:jc w:val="both"/>
+        <w:rPr>
+          <w:rFonts w:ascii="Arial Narrow" w:eastAsia="Arial Narrow" w:hAnsi="Arial Narrow" w:cs="Arial Narrow"/>
+          <w:b/>
+          <w:bCs/>
+          <w:sz w:val="16"/>
+          <w:szCs w:val="16"/>
+        </w:rPr>
+      </w:pPr>
+      <w:r>
+        <w:rPr>
+          <w:rFonts w:ascii="Arial Narrow" w:eastAsia="Arial Narrow" w:hAnsi="Arial Narrow" w:cs="Arial Narrow"/>
+          <w:b/>
+          <w:bCs/>
+          <w:sz w:val="16"/>
+          <w:szCs w:val="16"/>
+        </w:rPr>
+        <w:t xml:space="preserve">Artículo 18.- Idoneidad </w:t>
+      </w:r>
+    </w:p>
+    <w:p>
+      <w:pPr>
+        <w:pStyle w:val="Textonotapie"/>
+        <w:ind w:left="567" w:right="-1"/>
+        <w:jc w:val="both"/>
+        <w:rPr>
+          <w:rFonts w:ascii="Arial Narrow" w:eastAsia="Arial Narrow" w:hAnsi="Arial Narrow" w:cs="Arial Narrow"/>
+          <w:sz w:val="16"/>
+          <w:szCs w:val="16"/>
+        </w:rPr>
+      </w:pPr>
+      <w:r>
+        <w:rPr>
+          <w:rFonts w:ascii="Arial Narrow" w:eastAsia="Arial Narrow" w:hAnsi="Arial Narrow" w:cs="Arial Narrow"/>
+          <w:sz w:val="16"/>
+          <w:szCs w:val="16"/>
+        </w:rPr>
+        <w:t xml:space="preserve">Se entiende por idoneidad la correspondencia entre lo que un consumidor espera y lo que efectivamente recibe, en función a lo que se le hubiera ofrecido, la publicidad e información transmitida, las condiciones y circunstancias de la transacción, las características y naturaleza del producto o servicio, el precio, entre otros factores, atendiendo a las circunstancias del caso. </w:t>
+      </w:r>
+    </w:p>
+    <w:p>
+      <w:pPr>
+        <w:pStyle w:val="Textonotapie"/>
+        <w:ind w:left="567" w:right="-1"/>
+        <w:jc w:val="both"/>
+        <w:rPr>
+          <w:rFonts w:ascii="Arial Narrow" w:eastAsia="Arial Narrow" w:hAnsi="Arial Narrow" w:cs="Arial Narrow"/>
+          <w:sz w:val="16"/>
+          <w:szCs w:val="16"/>
+        </w:rPr>
+      </w:pPr>
+      <w:r>
+        <w:rPr>
+          <w:rFonts w:ascii="Arial Narrow" w:eastAsia="Arial Narrow" w:hAnsi="Arial Narrow" w:cs="Arial Narrow"/>
+          <w:sz w:val="16"/>
+          <w:szCs w:val="16"/>
+        </w:rPr>
+        <w:t xml:space="preserve">La idoneidad es evaluada en función a la propia naturaleza del producto o servicio y a su aptitud para satisfacer la finalidad para la cual ha sido puesto en el mercado. Las autorizaciones por parte de los organismos del Estado para la fabricación de un producto o la prestación de un servicio, en los casos que sea necesario, no eximen de responsabilidad al proveedor frente al consumidor. </w:t>
+      </w:r>
+    </w:p>
+    <w:p>
+      <w:pPr>
+        <w:pStyle w:val="Textonotapie"/>
+        <w:ind w:left="567" w:right="-1"/>
+        <w:jc w:val="both"/>
+        <w:rPr>
+          <w:rFonts w:ascii="Arial Narrow" w:eastAsia="Arial Narrow" w:hAnsi="Arial Narrow" w:cs="Arial Narrow"/>
+          <w:sz w:val="16"/>
+          <w:szCs w:val="16"/>
+        </w:rPr>
+      </w:pPr>
+      <w:r>
+        <w:rPr>
+          <w:rFonts w:ascii="Arial Narrow" w:eastAsia="Arial Narrow" w:hAnsi="Arial Narrow" w:cs="Arial Narrow"/>
+          <w:b/>
+          <w:bCs/>
+          <w:sz w:val="16"/>
+          <w:szCs w:val="16"/>
+        </w:rPr>
+        <w:t xml:space="preserve">Artículo 19.- Obligación de los proveedores </w:t>
+      </w:r>
+    </w:p>
+    <w:p>
+      <w:pPr>
+        <w:pStyle w:val="Textonotapie"/>
+        <w:ind w:left="567" w:right="-1"/>
+        <w:jc w:val="both"/>
+        <w:rPr>
+          <w:rFonts w:ascii="Arial Narrow" w:eastAsia="Arial Narrow" w:hAnsi="Arial Narrow" w:cs="Arial Narrow"/>
+          <w:sz w:val="16"/>
+          <w:szCs w:val="16"/>
+        </w:rPr>
+      </w:pPr>
+      <w:r>
+        <w:rPr>
+          <w:rFonts w:ascii="Arial Narrow" w:eastAsia="Arial Narrow" w:hAnsi="Arial Narrow" w:cs="Arial Narrow"/>
+          <w:sz w:val="16"/>
+          <w:szCs w:val="16"/>
+        </w:rPr>
+        <w:t>El proveedor responde por la idoneidad y calidad de los productos y servicios ofrecidos; por la autenticidad de las marcas y leyendas que exhiben sus productos o del signo que respalda al prestador del servicio, por la falta de conformidad entre la publicidad comercial de los productos y servicios y estos, así como por el contenido y la vida útil del producto indicado en el envase, en lo que corresponda.</w:t>
+      </w:r>
+    </w:p>
     <w:p>
       <w:pPr>
         <w:pStyle w:val="Textonotapie"/>
@@ -11641,161 +11868,9 @@
           <w:szCs w:val="16"/>
         </w:rPr>
       </w:pPr>
-      <w:r>
-        <w:rPr>
-          <w:rStyle w:val="Refdenotaalpie"/>
-          <w:rFonts w:ascii="Arial Narrow" w:eastAsia="Arial Narrow" w:hAnsi="Arial Narrow" w:cs="Arial Narrow"/>
-          <w:sz w:val="16"/>
-          <w:szCs w:val="16"/>
-          <w:vertAlign w:val="superscript"/>
-        </w:rPr>
-        <w:footnoteRef/>
-      </w:r>
-      <w:r>
-        <w:rPr>
-          <w:rFonts w:ascii="Arial Narrow" w:eastAsia="Arial Narrow" w:hAnsi="Arial Narrow" w:cs="Arial Narrow"/>
-          <w:sz w:val="16"/>
-          <w:szCs w:val="16"/>
-        </w:rPr>
-        <w:t xml:space="preserve"> </w:t>
-      </w:r>
-      <w:r>
-        <w:rPr>
-          <w:rFonts w:ascii="Arial Narrow" w:eastAsia="Arial Narrow" w:hAnsi="Arial Narrow" w:cs="Arial Narrow"/>
-          <w:sz w:val="16"/>
-          <w:szCs w:val="16"/>
-        </w:rPr>
-        <w:tab/>
-      </w:r>
-      <w:r>
-        <w:rPr>
-          <w:rFonts w:ascii="Arial Narrow" w:eastAsia="Arial Narrow" w:hAnsi="Arial Narrow" w:cs="Arial Narrow"/>
-          <w:b/>
-          <w:bCs/>
-          <w:sz w:val="16"/>
-          <w:szCs w:val="16"/>
-        </w:rPr>
-        <w:t xml:space="preserve">LEY 29571, CÓDIGO DE PROTECCIÓN Y DEFENSA DEL CONSUMIDOR, publicado el 2 de setiembre de 2010 y modificado por Decreto Legislativo 1308 </w:t>
-      </w:r>
-    </w:p>
-    <w:p>
-      <w:pPr>
-        <w:pStyle w:val="Textonotapie"/>
-        <w:ind w:left="567" w:right="-1"/>
-        <w:jc w:val="both"/>
-        <w:rPr>
-          <w:rFonts w:ascii="Arial Narrow" w:eastAsia="Arial Narrow" w:hAnsi="Arial Narrow" w:cs="Arial Narrow"/>
-          <w:b/>
-          <w:bCs/>
-          <w:sz w:val="16"/>
-          <w:szCs w:val="16"/>
-        </w:rPr>
-      </w:pPr>
-      <w:r>
-        <w:rPr>
-          <w:rFonts w:ascii="Arial Narrow" w:eastAsia="Arial Narrow" w:hAnsi="Arial Narrow" w:cs="Arial Narrow"/>
-          <w:b/>
-          <w:bCs/>
-          <w:sz w:val="16"/>
-          <w:szCs w:val="16"/>
-        </w:rPr>
-        <w:t xml:space="preserve">Artículo 18.- Idoneidad </w:t>
-      </w:r>
-    </w:p>
-    <w:p>
-      <w:pPr>
-        <w:pStyle w:val="Textonotapie"/>
-        <w:ind w:left="567" w:right="-1"/>
-        <w:jc w:val="both"/>
-        <w:rPr>
-          <w:rFonts w:ascii="Arial Narrow" w:eastAsia="Arial Narrow" w:hAnsi="Arial Narrow" w:cs="Arial Narrow"/>
-          <w:sz w:val="16"/>
-          <w:szCs w:val="16"/>
-        </w:rPr>
-      </w:pPr>
-      <w:r>
-        <w:rPr>
-          <w:rFonts w:ascii="Arial Narrow" w:eastAsia="Arial Narrow" w:hAnsi="Arial Narrow" w:cs="Arial Narrow"/>
-          <w:sz w:val="16"/>
-          <w:szCs w:val="16"/>
-        </w:rPr>
-        <w:t xml:space="preserve">Se entiende por idoneidad la correspondencia entre lo que un consumidor espera y lo que efectivamente recibe, en función a lo que se le hubiera ofrecido, la publicidad e información transmitida, las condiciones y circunstancias de la transacción, las características y naturaleza del producto o servicio, el precio, entre otros factores, atendiendo a las circunstancias del caso. </w:t>
-      </w:r>
-    </w:p>
-    <w:p>
-      <w:pPr>
-        <w:pStyle w:val="Textonotapie"/>
-        <w:ind w:left="567" w:right="-1"/>
-        <w:jc w:val="both"/>
-        <w:rPr>
-          <w:rFonts w:ascii="Arial Narrow" w:eastAsia="Arial Narrow" w:hAnsi="Arial Narrow" w:cs="Arial Narrow"/>
-          <w:sz w:val="16"/>
-          <w:szCs w:val="16"/>
-        </w:rPr>
-      </w:pPr>
-      <w:r>
-        <w:rPr>
-          <w:rFonts w:ascii="Arial Narrow" w:eastAsia="Arial Narrow" w:hAnsi="Arial Narrow" w:cs="Arial Narrow"/>
-          <w:sz w:val="16"/>
-          <w:szCs w:val="16"/>
-        </w:rPr>
-        <w:t xml:space="preserve">La idoneidad es evaluada en función a la propia naturaleza del producto o servicio y a su aptitud para satisfacer la finalidad para la cual ha sido puesto en el mercado. Las autorizaciones por parte de los organismos del Estado para la fabricación de un producto o la prestación de un servicio, en los casos que sea necesario, no eximen de responsabilidad al proveedor frente al consumidor. </w:t>
-      </w:r>
-    </w:p>
-    <w:p>
-      <w:pPr>
-        <w:pStyle w:val="Textonotapie"/>
-        <w:ind w:left="567" w:right="-1"/>
-        <w:jc w:val="both"/>
-        <w:rPr>
-          <w:rFonts w:ascii="Arial Narrow" w:eastAsia="Arial Narrow" w:hAnsi="Arial Narrow" w:cs="Arial Narrow"/>
-          <w:sz w:val="16"/>
-          <w:szCs w:val="16"/>
-        </w:rPr>
-      </w:pPr>
-    </w:p>
-    <w:p>
-      <w:pPr>
-        <w:pStyle w:val="Textonotapie"/>
-        <w:ind w:left="567" w:right="-1"/>
-        <w:jc w:val="both"/>
-        <w:rPr>
-          <w:rFonts w:ascii="Arial Narrow" w:eastAsia="Arial Narrow" w:hAnsi="Arial Narrow" w:cs="Arial Narrow"/>
-          <w:sz w:val="16"/>
-          <w:szCs w:val="16"/>
-        </w:rPr>
-      </w:pPr>
-      <w:r>
-        <w:rPr>
-          <w:rFonts w:ascii="Arial Narrow" w:eastAsia="Arial Narrow" w:hAnsi="Arial Narrow" w:cs="Arial Narrow"/>
-          <w:b/>
-          <w:bCs/>
-          <w:sz w:val="16"/>
-          <w:szCs w:val="16"/>
-        </w:rPr>
-        <w:t xml:space="preserve">Artículo 19.- Obligación de los proveedores </w:t>
-      </w:r>
-    </w:p>
-    <w:p>
-      <w:pPr>
-        <w:pStyle w:val="Textonotapie"/>
-        <w:ind w:left="567" w:right="-1"/>
-        <w:jc w:val="both"/>
-        <w:rPr>
-          <w:rFonts w:ascii="Arial Narrow" w:eastAsia="Arial Narrow" w:hAnsi="Arial Narrow" w:cs="Arial Narrow"/>
-          <w:sz w:val="16"/>
-          <w:szCs w:val="16"/>
-        </w:rPr>
-      </w:pPr>
-      <w:r>
-        <w:rPr>
-          <w:rFonts w:ascii="Arial Narrow" w:eastAsia="Arial Narrow" w:hAnsi="Arial Narrow" w:cs="Arial Narrow"/>
-          <w:sz w:val="16"/>
-          <w:szCs w:val="16"/>
-        </w:rPr>
-        <w:t>El proveedor responde por la idoneidad y calidad de los productos y servicios ofrecidos; por la autenticidad de las marcas y leyendas que exhiben sus productos o del signo que respalda al prestador del servicio, por la falta de conformidad entre la publicidad comercial de los productos y servicios y estos, así como por el contenido y la vida útil del producto indicado en el envase, en lo que corresponda.</w:t>
-      </w:r>
-    </w:p>
+    </w:p>
+  </w:footnote>
+  <w:footnote w:id="5">
     <w:p>
       <w:pPr>
         <w:pStyle w:val="Textonotapie"/>
@@ -11812,9 +11887,168 @@
           <w:szCs w:val="16"/>
         </w:rPr>
       </w:pPr>
-    </w:p>
-  </w:footnote>
-  <w:footnote w:id="5">
+      <w:r>
+        <w:rPr>
+          <w:rStyle w:val="Refdenotaalpie"/>
+          <w:rFonts w:ascii="Arial Narrow" w:eastAsia="Arial Narrow" w:hAnsi="Arial Narrow" w:cs="Arial Narrow"/>
+          <w:sz w:val="16"/>
+          <w:szCs w:val="16"/>
+          <w:vertAlign w:val="superscript"/>
+        </w:rPr>
+        <w:footnoteRef/>
+      </w:r>
+      <w:r>
+        <w:rPr>
+          <w:rFonts w:ascii="Arial Narrow" w:eastAsia="Arial Narrow" w:hAnsi="Arial Narrow" w:cs="Arial Narrow"/>
+          <w:sz w:val="16"/>
+          <w:szCs w:val="16"/>
+        </w:rPr>
+        <w:tab/>
+        <w:t xml:space="preserve"/>
+      </w:r>
+      <w:r>
+        <w:rPr>
+          <w:rFonts w:ascii="Arial Narrow" w:eastAsia="Arial Narrow" w:hAnsi="Arial Narrow" w:cs="Arial Narrow"/>
+          <w:sz w:val="16"/>
+          <w:szCs w:val="16"/>
+        </w:rPr>
+        <w:tab/>
+      </w:r>
+      <w:r>
+        <w:rPr>
+          <w:rFonts w:ascii="Arial Narrow" w:eastAsia="Arial Narrow" w:hAnsi="Arial Narrow" w:cs="Arial Narrow"/>
+          <w:b/>
+          <w:bCs/>
+          <w:sz w:val="16"/>
+          <w:szCs w:val="16"/>
+        </w:rPr>
+        <w:t xml:space="preserve">LEY 29571, CÓDIGO DE PROTECCIÓN Y DEFENSA DEL CONSUMIDOR, publicado el 2 de setiembre de 2010 y modificado por Decreto Legislativo 1308 </w:t>
+      </w:r>
+    </w:p>
+    <w:p>
+      <w:pPr>
+        <w:pStyle w:val="Textonotapie"/>
+        <w:tabs>
+          <w:tab w:val="left" w:pos="567"/>
+        </w:tabs>
+        <w:rPr>
+          <w:rFonts w:ascii="Arial Narrow" w:eastAsia="Arial Narrow" w:hAnsi="Arial Narrow" w:cs="Arial Narrow"/>
+          <w:sz w:val="16"/>
+          <w:szCs w:val="16"/>
+        </w:rPr>
+      </w:pPr>
+      <w:r>
+        <w:rPr>
+          <w:rFonts w:ascii="Arial Narrow" w:eastAsia="Arial Narrow" w:hAnsi="Arial Narrow" w:cs="Arial Narrow"/>
+          <w:b/>
+          <w:bCs/>
+          <w:sz w:val="16"/>
+          <w:szCs w:val="16"/>
+        </w:rPr>
+        <w:tab/>
+      </w:r>
+      <w:r>
+        <w:rPr>
+          <w:rFonts w:ascii="Arial Narrow" w:eastAsia="Arial Narrow" w:hAnsi="Arial Narrow" w:cs="Arial Narrow"/>
+          <w:b/>
+          <w:bCs/>
+          <w:sz w:val="16"/>
+          <w:szCs w:val="16"/>
+        </w:rPr>
+        <w:t>Artículo 56.- Métodos comerciales coercitivo</w:t>
+      </w:r>
+      <w:r>
+        <w:rPr>
+          <w:rFonts w:ascii="Arial Narrow" w:eastAsia="Arial Narrow" w:hAnsi="Arial Narrow" w:cs="Arial Narrow"/>
+          <w:b/>
+          <w:bCs/>
+          <w:sz w:val="16"/>
+          <w:szCs w:val="16"/>
+        </w:rPr>
+        <w:t>s</w:t>
+      </w:r>
+    </w:p>
+    <w:p>
+      <w:pPr>
+        <w:pStyle w:val="Textonotapie"/>
+        <w:ind w:left="567"/>
+        <w:rPr>
+          <w:rFonts w:ascii="Arial Narrow" w:eastAsia="Arial Narrow" w:hAnsi="Arial Narrow" w:cs="Arial Narrow"/>
+          <w:sz w:val="16"/>
+          <w:szCs w:val="16"/>
+        </w:rPr>
+      </w:pPr>
+      <w:r>
+        <w:rPr>
+          <w:rFonts w:ascii="Arial Narrow" w:eastAsia="Arial Narrow" w:hAnsi="Arial Narrow" w:cs="Arial Narrow"/>
+          <w:sz w:val="16"/>
+          <w:szCs w:val="16"/>
+        </w:rPr>
+        <w:t>56.1 De manera enunciativa y no limitativa, el derecho de todo consumidor a la protección contra los métodos comerciales coercitivos implica que los proveedores no pueden:</w:t>
+      </w:r>
+    </w:p>
+    <w:p>
+      <w:pPr>
+        <w:pStyle w:val="Textonotapie"/>
+        <w:ind w:left="567"/>
+        <w:rPr>
+          <w:rFonts w:ascii="Arial Narrow" w:eastAsia="Arial Narrow" w:hAnsi="Arial Narrow" w:cs="Arial Narrow"/>
+          <w:sz w:val="16"/>
+          <w:szCs w:val="16"/>
+        </w:rPr>
+      </w:pPr>
+      <w:r>
+        <w:rPr>
+          <w:rFonts w:ascii="Arial Narrow" w:eastAsia="Arial Narrow" w:hAnsi="Arial Narrow" w:cs="Arial Narrow"/>
+          <w:sz w:val="16"/>
+          <w:szCs w:val="16"/>
+        </w:rPr>
+        <w:t>(…)</w:t>
+      </w:r>
+    </w:p>
+    <w:p>
+      <w:pPr>
+        <w:pStyle w:val="Textonotapie"/>
+        <w:ind w:left="567"/>
+        <w:rPr>
+          <w:rFonts w:ascii="Arial Narrow" w:eastAsia="Arial Narrow" w:hAnsi="Arial Narrow" w:cs="Arial Narrow"/>
+          <w:sz w:val="16"/>
+          <w:szCs w:val="16"/>
+        </w:rPr>
+      </w:pPr>
+      <w:r>
+        <w:rPr>
+          <w:rFonts w:ascii="Arial Narrow" w:eastAsia="Arial Narrow" w:hAnsi="Arial Narrow" w:cs="Arial Narrow"/>
+          <w:sz w:val="16"/>
+          <w:szCs w:val="16"/>
+        </w:rPr>
+        <w:t>b</w:t>
+      </w:r>
+      <w:r>
+        <w:rPr>
+          <w:rFonts w:ascii="Arial Narrow" w:eastAsia="Arial Narrow" w:hAnsi="Arial Narrow" w:cs="Arial Narrow"/>
+          <w:sz w:val="16"/>
+          <w:szCs w:val="16"/>
+        </w:rPr>
+        <w:t xml:space="preserve">. </w:t>
+      </w:r>
+      <w:r>
+        <w:rPr>
+          <w:rFonts w:ascii="Arial Narrow" w:eastAsia="Arial Narrow" w:hAnsi="Arial Narrow" w:cs="Arial Narrow"/>
+          <w:sz w:val="16"/>
+          <w:szCs w:val="16"/>
+        </w:rPr>
+        <w:t>Obligar al consumidor a asumir prestaciones que no ha pactado o a efectuar pagos por productos o servicios que no han sido requeridos previamente. En ningún caso puede interpretarse el silencio del consumidor como aceptación de dichas prestaciones o pagos, salvo que lo haya autorizado previamente de manera expresa.</w:t>
+      </w:r>
+      <w:r>
+        <w:rPr>
+          <w:rFonts w:ascii="Arial Narrow" w:eastAsia="Arial Narrow" w:hAnsi="Arial Narrow" w:cs="Arial Narrow"/>
+          <w:sz w:val="16"/>
+          <w:szCs w:val="16"/>
+        </w:rPr>
+        <w:t>.</w:t>
+      </w:r>
+    </w:p>
     <w:p>
       <w:pPr>
         <w:pStyle w:val="Textonotapie"/>
@@ -11831,167 +12065,9 @@
           <w:szCs w:val="16"/>
         </w:rPr>
       </w:pPr>
-      <w:r>
-        <w:rPr>
-          <w:rStyle w:val="Refdenotaalpie"/>
-          <w:rFonts w:ascii="Arial Narrow" w:eastAsia="Arial Narrow" w:hAnsi="Arial Narrow" w:cs="Arial Narrow"/>
-          <w:sz w:val="16"/>
-          <w:szCs w:val="16"/>
-          <w:vertAlign w:val="superscript"/>
-        </w:rPr>
-        <w:footnoteRef/>
-      </w:r>
-      <w:r>
-        <w:rPr>
-          <w:rFonts w:ascii="Arial Narrow" w:eastAsia="Arial Narrow" w:hAnsi="Arial Narrow" w:cs="Arial Narrow"/>
-          <w:sz w:val="16"/>
-          <w:szCs w:val="16"/>
-        </w:rPr>
-        <w:t xml:space="preserve"> </w:t>
-      </w:r>
-      <w:r>
-        <w:rPr>
-          <w:rFonts w:ascii="Arial Narrow" w:eastAsia="Arial Narrow" w:hAnsi="Arial Narrow" w:cs="Arial Narrow"/>
-          <w:sz w:val="16"/>
-          <w:szCs w:val="16"/>
-        </w:rPr>
-        <w:tab/>
-      </w:r>
-      <w:r>
-        <w:rPr>
-          <w:rFonts w:ascii="Arial Narrow" w:eastAsia="Arial Narrow" w:hAnsi="Arial Narrow" w:cs="Arial Narrow"/>
-          <w:b/>
-          <w:bCs/>
-          <w:sz w:val="16"/>
-          <w:szCs w:val="16"/>
-        </w:rPr>
-        <w:t xml:space="preserve">LEY 29571, CÓDIGO DE PROTECCIÓN Y DEFENSA DEL CONSUMIDOR, publicado el 2 de setiembre de 2010 y modificado por Decreto Legislativo 1308 </w:t>
-      </w:r>
-    </w:p>
-    <w:p>
-      <w:pPr>
-        <w:pStyle w:val="Textonotapie"/>
-        <w:tabs>
-          <w:tab w:val="left" w:pos="567"/>
-        </w:tabs>
-        <w:rPr>
-          <w:rFonts w:ascii="Arial Narrow" w:eastAsia="Arial Narrow" w:hAnsi="Arial Narrow" w:cs="Arial Narrow"/>
-          <w:sz w:val="16"/>
-          <w:szCs w:val="16"/>
-        </w:rPr>
-      </w:pPr>
-      <w:r>
-        <w:rPr>
-          <w:rFonts w:ascii="Arial Narrow" w:eastAsia="Arial Narrow" w:hAnsi="Arial Narrow" w:cs="Arial Narrow"/>
-          <w:b/>
-          <w:bCs/>
-          <w:sz w:val="16"/>
-          <w:szCs w:val="16"/>
-        </w:rPr>
-        <w:tab/>
-      </w:r>
-      <w:r>
-        <w:rPr>
-          <w:rFonts w:ascii="Arial Narrow" w:eastAsia="Arial Narrow" w:hAnsi="Arial Narrow" w:cs="Arial Narrow"/>
-          <w:b/>
-          <w:bCs/>
-          <w:sz w:val="16"/>
-          <w:szCs w:val="16"/>
-        </w:rPr>
-        <w:t>Artículo 56.- Métodos comerciales coercitivo</w:t>
-      </w:r>
-      <w:r>
-        <w:rPr>
-          <w:rFonts w:ascii="Arial Narrow" w:eastAsia="Arial Narrow" w:hAnsi="Arial Narrow" w:cs="Arial Narrow"/>
-          <w:b/>
-          <w:bCs/>
-          <w:sz w:val="16"/>
-          <w:szCs w:val="16"/>
-        </w:rPr>
-        <w:t>s</w:t>
-      </w:r>
-    </w:p>
-    <w:p>
-      <w:pPr>
-        <w:pStyle w:val="Textonotapie"/>
-        <w:ind w:left="567"/>
-        <w:rPr>
-          <w:rFonts w:ascii="Arial Narrow" w:eastAsia="Arial Narrow" w:hAnsi="Arial Narrow" w:cs="Arial Narrow"/>
-          <w:sz w:val="16"/>
-          <w:szCs w:val="16"/>
-        </w:rPr>
-      </w:pPr>
-      <w:r>
-        <w:rPr>
-          <w:rFonts w:ascii="Arial Narrow" w:eastAsia="Arial Narrow" w:hAnsi="Arial Narrow" w:cs="Arial Narrow"/>
-          <w:sz w:val="16"/>
-          <w:szCs w:val="16"/>
-        </w:rPr>
-        <w:t>56.1 De manera enunciativa y no limitativa, el derecho de todo consumidor a la protección contra los métodos comerciales coercitivos implica que los proveedores no pueden:</w:t>
-      </w:r>
-    </w:p>
-    <w:p>
-      <w:pPr>
-        <w:pStyle w:val="Textonotapie"/>
-        <w:ind w:left="567"/>
-        <w:rPr>
-          <w:rFonts w:ascii="Arial Narrow" w:eastAsia="Arial Narrow" w:hAnsi="Arial Narrow" w:cs="Arial Narrow"/>
-          <w:sz w:val="16"/>
-          <w:szCs w:val="16"/>
-        </w:rPr>
-      </w:pPr>
-      <w:r>
-        <w:rPr>
-          <w:rFonts w:ascii="Arial Narrow" w:eastAsia="Arial Narrow" w:hAnsi="Arial Narrow" w:cs="Arial Narrow"/>
-          <w:sz w:val="16"/>
-          <w:szCs w:val="16"/>
-        </w:rPr>
-        <w:t>(…)</w:t>
-      </w:r>
-    </w:p>
-    <w:p>
-      <w:pPr>
-        <w:pStyle w:val="Textonotapie"/>
-        <w:ind w:left="567"/>
-        <w:rPr>
-          <w:rFonts w:ascii="Arial Narrow" w:eastAsia="Arial Narrow" w:hAnsi="Arial Narrow" w:cs="Arial Narrow"/>
-          <w:sz w:val="16"/>
-          <w:szCs w:val="16"/>
-        </w:rPr>
-      </w:pPr>
-      <w:r>
-        <w:rPr>
-          <w:rFonts w:ascii="Arial Narrow" w:eastAsia="Arial Narrow" w:hAnsi="Arial Narrow" w:cs="Arial Narrow"/>
-          <w:sz w:val="16"/>
-          <w:szCs w:val="16"/>
-        </w:rPr>
-        <w:t>b</w:t>
-      </w:r>
-      <w:r>
-        <w:rPr>
-          <w:rFonts w:ascii="Arial Narrow" w:eastAsia="Arial Narrow" w:hAnsi="Arial Narrow" w:cs="Arial Narrow"/>
-          <w:sz w:val="16"/>
-          <w:szCs w:val="16"/>
-        </w:rPr>
-        <w:t xml:space="preserve">. </w:t>
-      </w:r>
-      <w:r>
-        <w:rPr>
-          <w:rFonts w:ascii="Arial Narrow" w:eastAsia="Arial Narrow" w:hAnsi="Arial Narrow" w:cs="Arial Narrow"/>
-          <w:sz w:val="16"/>
-          <w:szCs w:val="16"/>
-        </w:rPr>
-        <w:t>Obligar al consumidor a asumir prestaciones que no ha pactado o a efectuar pagos por productos o servicios que no han sido requeridos previamente. En ningún caso puede interpretarse el silencio del consumidor como aceptación de dichas prestaciones o pagos, salvo que lo haya autorizado previamente de manera expresa.</w:t>
-      </w:r>
-      <w:r>
-        <w:rPr>
-          <w:rFonts w:ascii="Arial Narrow" w:eastAsia="Arial Narrow" w:hAnsi="Arial Narrow" w:cs="Arial Narrow"/>
-          <w:sz w:val="16"/>
-          <w:szCs w:val="16"/>
-        </w:rPr>
-        <w:t>.</w:t>
-      </w:r>
-    </w:p>
+    </w:p>
+  </w:footnote>
+  <w:footnote w:id="6">
     <w:p>
       <w:pPr>
         <w:pStyle w:val="Textonotapie"/>
@@ -12008,9 +12084,88 @@
           <w:szCs w:val="16"/>
         </w:rPr>
       </w:pPr>
-    </w:p>
-  </w:footnote>
-  <w:footnote w:id="6">
+      <w:r>
+        <w:rPr>
+          <w:rStyle w:val="Refdenotaalpie"/>
+          <w:rFonts w:ascii="Arial Narrow" w:eastAsia="Arial Narrow" w:hAnsi="Arial Narrow" w:cs="Arial Narrow"/>
+          <w:sz w:val="16"/>
+          <w:szCs w:val="16"/>
+          <w:vertAlign w:val="superscript"/>
+        </w:rPr>
+        <w:footnoteRef/>
+      </w:r>
+      <w:r>
+        <w:rPr>
+          <w:rFonts w:ascii="Arial Narrow" w:eastAsia="Arial Narrow" w:hAnsi="Arial Narrow" w:cs="Arial Narrow"/>
+          <w:sz w:val="16"/>
+          <w:szCs w:val="16"/>
+        </w:rPr>
+        <w:tab/>
+        <w:t xml:space="preserve"/>
+      </w:r>
+      <w:r>
+        <w:rPr>
+          <w:rFonts w:ascii="Arial Narrow" w:eastAsia="Arial Narrow" w:hAnsi="Arial Narrow" w:cs="Arial Narrow"/>
+          <w:sz w:val="16"/>
+          <w:szCs w:val="16"/>
+        </w:rPr>
+        <w:tab/>
+      </w:r>
+      <w:r>
+        <w:rPr>
+          <w:rFonts w:ascii="Arial Narrow" w:eastAsia="Arial Narrow" w:hAnsi="Arial Narrow" w:cs="Arial Narrow"/>
+          <w:b/>
+          <w:bCs/>
+          <w:sz w:val="16"/>
+          <w:szCs w:val="16"/>
+        </w:rPr>
+        <w:t xml:space="preserve">LEY 29571, CÓDIGO DE PROTECCIÓN Y DEFENSA DEL CONSUMIDOR, publicado el 2 de setiembre de 2010 y modificado por Decreto Legislativo 1308 </w:t>
+      </w:r>
+    </w:p>
+    <w:p>
+      <w:pPr>
+        <w:pStyle w:val="Textonotapie"/>
+        <w:ind w:left="567" w:right="-1"/>
+        <w:jc w:val="both"/>
+        <w:rPr>
+          <w:rFonts w:ascii="Arial Narrow" w:eastAsia="Arial Narrow" w:hAnsi="Arial Narrow" w:cs="Arial Narrow"/>
+          <w:b/>
+          <w:bCs/>
+          <w:sz w:val="16"/>
+          <w:szCs w:val="16"/>
+        </w:rPr>
+      </w:pPr>
+      <w:r>
+        <w:rPr>
+          <w:rFonts w:ascii="Arial Narrow" w:eastAsia="Arial Narrow" w:hAnsi="Arial Narrow" w:cs="Arial Narrow"/>
+          <w:b/>
+          <w:bCs/>
+          <w:sz w:val="16"/>
+          <w:szCs w:val="16"/>
+        </w:rPr>
+        <w:t>Artículo 88.- Reclamo de productos o servicios financieros y de seguros</w:t>
+      </w:r>
+    </w:p>
+    <w:p>
+      <w:pPr>
+        <w:pStyle w:val="Textonotapie"/>
+        <w:ind w:left="567" w:right="-1"/>
+        <w:jc w:val="both"/>
+        <w:rPr>
+          <w:rFonts w:ascii="Arial Narrow" w:eastAsia="Arial Narrow" w:hAnsi="Arial Narrow" w:cs="Arial Narrow"/>
+          <w:sz w:val="16"/>
+          <w:szCs w:val="16"/>
+        </w:rPr>
+      </w:pPr>
+      <w:r>
+        <w:rPr>
+          <w:rFonts w:ascii="Arial Narrow" w:eastAsia="Arial Narrow" w:hAnsi="Arial Narrow" w:cs="Arial Narrow"/>
+          <w:sz w:val="16"/>
+          <w:szCs w:val="16"/>
+        </w:rPr>
+        <w:t xml:space="preserve">88.1 Las entidades del sistema financiero y de seguros, en todas sus oficinas en la República, deben resolver los reclamos en un plazo no mayor de quince días hábiles. Excepcionalmente, la Superintendencia de Banca, Seguros y Administradoras Privadas de Fondos de Pensiones podrá establecer un plazo ampliatorio cuando la naturaleza y complejidad de la operación, producto o servicio materia del reclamo o requerimiento lo justifique, situación que debe ponerse en conocimiento del consumidor antes de la culminación del plazo inicial, sin perjuicio del derecho del consumidor de recurrir directamente ante la Autoridad de Consumo. </w:t>
+      </w:r>
+    </w:p>
     <w:p>
       <w:pPr>
         <w:pStyle w:val="Textonotapie"/>
@@ -12027,87 +12182,9 @@
           <w:szCs w:val="16"/>
         </w:rPr>
       </w:pPr>
-      <w:r>
-        <w:rPr>
-          <w:rStyle w:val="Refdenotaalpie"/>
-          <w:rFonts w:ascii="Arial Narrow" w:eastAsia="Arial Narrow" w:hAnsi="Arial Narrow" w:cs="Arial Narrow"/>
-          <w:sz w:val="16"/>
-          <w:szCs w:val="16"/>
-          <w:vertAlign w:val="superscript"/>
-        </w:rPr>
-        <w:footnoteRef/>
-      </w:r>
-      <w:r>
-        <w:rPr>
-          <w:rFonts w:ascii="Arial Narrow" w:eastAsia="Arial Narrow" w:hAnsi="Arial Narrow" w:cs="Arial Narrow"/>
-          <w:sz w:val="16"/>
-          <w:szCs w:val="16"/>
-        </w:rPr>
-        <w:t xml:space="preserve"> </w:t>
-      </w:r>
-      <w:r>
-        <w:rPr>
-          <w:rFonts w:ascii="Arial Narrow" w:eastAsia="Arial Narrow" w:hAnsi="Arial Narrow" w:cs="Arial Narrow"/>
-          <w:sz w:val="16"/>
-          <w:szCs w:val="16"/>
-        </w:rPr>
-        <w:tab/>
-      </w:r>
-      <w:r>
-        <w:rPr>
-          <w:rFonts w:ascii="Arial Narrow" w:eastAsia="Arial Narrow" w:hAnsi="Arial Narrow" w:cs="Arial Narrow"/>
-          <w:b/>
-          <w:bCs/>
-          <w:sz w:val="16"/>
-          <w:szCs w:val="16"/>
-        </w:rPr>
-        <w:t xml:space="preserve">LEY 29571, CÓDIGO DE PROTECCIÓN Y DEFENSA DEL CONSUMIDOR, publicado el 2 de setiembre de 2010 y modificado por Decreto Legislativo 1308 </w:t>
-      </w:r>
-    </w:p>
-    <w:p>
-      <w:pPr>
-        <w:pStyle w:val="Textonotapie"/>
-        <w:ind w:left="567" w:right="-1"/>
-        <w:jc w:val="both"/>
-        <w:rPr>
-          <w:rFonts w:ascii="Arial Narrow" w:eastAsia="Arial Narrow" w:hAnsi="Arial Narrow" w:cs="Arial Narrow"/>
-          <w:b/>
-          <w:bCs/>
-          <w:sz w:val="16"/>
-          <w:szCs w:val="16"/>
-        </w:rPr>
-      </w:pPr>
-      <w:r>
-        <w:rPr>
-          <w:rFonts w:ascii="Arial Narrow" w:eastAsia="Arial Narrow" w:hAnsi="Arial Narrow" w:cs="Arial Narrow"/>
-          <w:b/>
-          <w:bCs/>
-          <w:sz w:val="16"/>
-          <w:szCs w:val="16"/>
-        </w:rPr>
-        <w:t>Artículo 88.- Reclamo de productos o servicios financieros y de seguros</w:t>
-      </w:r>
-    </w:p>
-    <w:p>
-      <w:pPr>
-        <w:pStyle w:val="Textonotapie"/>
-        <w:ind w:left="567" w:right="-1"/>
-        <w:jc w:val="both"/>
-        <w:rPr>
-          <w:rFonts w:ascii="Arial Narrow" w:eastAsia="Arial Narrow" w:hAnsi="Arial Narrow" w:cs="Arial Narrow"/>
-          <w:sz w:val="16"/>
-          <w:szCs w:val="16"/>
-        </w:rPr>
-      </w:pPr>
-      <w:r>
-        <w:rPr>
-          <w:rFonts w:ascii="Arial Narrow" w:eastAsia="Arial Narrow" w:hAnsi="Arial Narrow" w:cs="Arial Narrow"/>
-          <w:sz w:val="16"/>
-          <w:szCs w:val="16"/>
-        </w:rPr>
-        <w:t xml:space="preserve">88.1 Las entidades del sistema financiero y de seguros, en todas sus oficinas en la República, deben resolver los reclamos en un plazo no mayor de quince días hábiles. Excepcionalmente, la Superintendencia de Banca, Seguros y Administradoras Privadas de Fondos de Pensiones podrá establecer un plazo ampliatorio cuando la naturaleza y complejidad de la operación, producto o servicio materia del reclamo o requerimiento lo justifique, situación que debe ponerse en conocimiento del consumidor antes de la culminación del plazo inicial, sin perjuicio del derecho del consumidor de recurrir directamente ante la Autoridad de Consumo. </w:t>
-      </w:r>
-    </w:p>
+    </w:p>
+  </w:footnote>
+  <w:footnote w:id="7">
     <w:p>
       <w:pPr>
         <w:pStyle w:val="Textonotapie"/>
@@ -12124,9 +12201,138 @@
           <w:szCs w:val="16"/>
         </w:rPr>
       </w:pPr>
-    </w:p>
-  </w:footnote>
-  <w:footnote w:id="7">
+      <w:r>
+        <w:rPr>
+          <w:rStyle w:val="Refdenotaalpie"/>
+          <w:rFonts w:ascii="Arial Narrow" w:eastAsia="Arial Narrow" w:hAnsi="Arial Narrow" w:cs="Arial Narrow"/>
+          <w:sz w:val="16"/>
+          <w:szCs w:val="16"/>
+          <w:vertAlign w:val="superscript"/>
+        </w:rPr>
+        <w:footnoteRef/>
+      </w:r>
+      <w:r>
+        <w:rPr>
+          <w:rFonts w:ascii="Arial Narrow" w:eastAsia="Arial Narrow" w:hAnsi="Arial Narrow" w:cs="Arial Narrow"/>
+          <w:sz w:val="16"/>
+          <w:szCs w:val="16"/>
+        </w:rPr>
+        <w:tab/>
+        <w:t xml:space="preserve"/>
+      </w:r>
+      <w:r>
+        <w:rPr>
+          <w:rFonts w:ascii="Arial Narrow" w:eastAsia="Arial Narrow" w:hAnsi="Arial Narrow" w:cs="Arial Narrow"/>
+          <w:sz w:val="16"/>
+          <w:szCs w:val="16"/>
+        </w:rPr>
+        <w:tab/>
+      </w:r>
+      <w:r>
+        <w:rPr>
+          <w:rFonts w:ascii="Arial Narrow" w:eastAsia="Arial Narrow" w:hAnsi="Arial Narrow" w:cs="Arial Narrow"/>
+          <w:b/>
+          <w:bCs/>
+          <w:sz w:val="16"/>
+          <w:szCs w:val="16"/>
+        </w:rPr>
+        <w:t xml:space="preserve">LEY 29571, CÓDIGO DE PROTECCIÓN Y DEFENSA DEL CONSUMIDOR, publicado el 2 de setiembre de 2010 y modificado por Decreto Legislativo 1308 </w:t>
+      </w:r>
+    </w:p>
+    <w:p>
+      <w:pPr>
+        <w:pStyle w:val="Textonotapie"/>
+        <w:ind w:left="567" w:right="-1"/>
+        <w:jc w:val="both"/>
+        <w:rPr>
+          <w:rFonts w:ascii="Arial Narrow" w:eastAsia="Arial Narrow" w:hAnsi="Arial Narrow" w:cs="Arial Narrow"/>
+          <w:b/>
+          <w:bCs/>
+          <w:sz w:val="16"/>
+          <w:szCs w:val="16"/>
+        </w:rPr>
+      </w:pPr>
+      <w:r>
+        <w:rPr>
+          <w:rFonts w:ascii="Arial Narrow" w:eastAsia="Arial Narrow" w:hAnsi="Arial Narrow" w:cs="Arial Narrow"/>
+          <w:b/>
+          <w:bCs/>
+          <w:sz w:val="16"/>
+          <w:szCs w:val="16"/>
+        </w:rPr>
+        <w:t>Artículo 47.- Protección mínima del contrato</w:t>
+      </w:r>
+      <w:r>
+        <w:rPr>
+          <w:rFonts w:ascii="Arial Narrow" w:eastAsia="Arial Narrow" w:hAnsi="Arial Narrow" w:cs="Arial Narrow"/>
+          <w:b/>
+          <w:bCs/>
+          <w:sz w:val="16"/>
+          <w:szCs w:val="16"/>
+        </w:rPr>
+        <w:t xml:space="preserve"> de consumo</w:t>
+      </w:r>
+    </w:p>
+    <w:p>
+      <w:pPr>
+        <w:pStyle w:val="Textonotapie"/>
+        <w:ind w:left="567" w:right="-1"/>
+        <w:jc w:val="both"/>
+        <w:rPr>
+          <w:rFonts w:ascii="Arial Narrow" w:eastAsia="Arial Narrow" w:hAnsi="Arial Narrow" w:cs="Arial Narrow"/>
+          <w:sz w:val="16"/>
+          <w:szCs w:val="16"/>
+        </w:rPr>
+      </w:pPr>
+      <w:r>
+        <w:rPr>
+          <w:rFonts w:ascii="Arial Narrow" w:eastAsia="Arial Narrow" w:hAnsi="Arial Narrow" w:cs="Arial Narrow"/>
+          <w:sz w:val="16"/>
+          <w:szCs w:val="16"/>
+        </w:rPr>
+        <w:t>En los contratos de consumo se observa lo siguiente:</w:t>
+      </w:r>
+    </w:p>
+    <w:p>
+      <w:pPr>
+        <w:pStyle w:val="Textonotapie"/>
+        <w:ind w:left="567" w:right="-1"/>
+        <w:jc w:val="both"/>
+        <w:rPr>
+          <w:rFonts w:ascii="Arial Narrow" w:eastAsia="Arial Narrow" w:hAnsi="Arial Narrow" w:cs="Arial Narrow"/>
+          <w:sz w:val="16"/>
+          <w:szCs w:val="16"/>
+        </w:rPr>
+      </w:pPr>
+      <w:r>
+        <w:rPr>
+          <w:rFonts w:ascii="Arial Narrow" w:eastAsia="Arial Narrow" w:hAnsi="Arial Narrow" w:cs="Arial Narrow"/>
+          <w:sz w:val="16"/>
+          <w:szCs w:val="16"/>
+        </w:rPr>
+        <w:t>(…)</w:t>
+      </w:r>
+    </w:p>
+    <w:p>
+      <w:pPr>
+        <w:pStyle w:val="Textonotapie"/>
+        <w:ind w:left="567" w:right="-1"/>
+        <w:jc w:val="both"/>
+        <w:rPr>
+          <w:rFonts w:ascii="Arial Narrow" w:eastAsia="Arial Narrow" w:hAnsi="Arial Narrow" w:cs="Arial Narrow"/>
+          <w:sz w:val="16"/>
+          <w:szCs w:val="16"/>
+        </w:rPr>
+      </w:pPr>
+      <w:r>
+        <w:rPr>
+          <w:rFonts w:ascii="Arial Narrow" w:eastAsia="Arial Narrow" w:hAnsi="Arial Narrow" w:cs="Arial Narrow"/>
+          <w:sz w:val="16"/>
+          <w:szCs w:val="16"/>
+        </w:rPr>
+        <w:t>e. Los proveedores deben entregar a los usuarios copia de los contratos y demás documentación relacionada con dichos actos jurídicos cuando estos hayan sido celebrados por escrito, incluidas las condiciones generales de la contratación. Asimismo, cuando el consumidor solicite copia física o virtual de estos, el proveedor debe entregar los documentos en un plazo máximo de quince días hábiles contados desde que recibió la solicitud. Los proveedores son responsables de dejar constancia de la entrega de los documentos al consumidor.</w:t>
+      </w:r>
+    </w:p>
     <w:p>
       <w:pPr>
         <w:pStyle w:val="Textonotapie"/>
@@ -12143,137 +12349,9 @@
           <w:szCs w:val="16"/>
         </w:rPr>
       </w:pPr>
-      <w:r>
-        <w:rPr>
-          <w:rStyle w:val="Refdenotaalpie"/>
-          <w:rFonts w:ascii="Arial Narrow" w:eastAsia="Arial Narrow" w:hAnsi="Arial Narrow" w:cs="Arial Narrow"/>
-          <w:sz w:val="16"/>
-          <w:szCs w:val="16"/>
-          <w:vertAlign w:val="superscript"/>
-        </w:rPr>
-        <w:footnoteRef/>
-      </w:r>
-      <w:r>
-        <w:rPr>
-          <w:rFonts w:ascii="Arial Narrow" w:eastAsia="Arial Narrow" w:hAnsi="Arial Narrow" w:cs="Arial Narrow"/>
-          <w:sz w:val="16"/>
-          <w:szCs w:val="16"/>
-        </w:rPr>
-        <w:t xml:space="preserve"> </w:t>
-      </w:r>
-      <w:r>
-        <w:rPr>
-          <w:rFonts w:ascii="Arial Narrow" w:eastAsia="Arial Narrow" w:hAnsi="Arial Narrow" w:cs="Arial Narrow"/>
-          <w:sz w:val="16"/>
-          <w:szCs w:val="16"/>
-        </w:rPr>
-        <w:tab/>
-      </w:r>
-      <w:r>
-        <w:rPr>
-          <w:rFonts w:ascii="Arial Narrow" w:eastAsia="Arial Narrow" w:hAnsi="Arial Narrow" w:cs="Arial Narrow"/>
-          <w:b/>
-          <w:bCs/>
-          <w:sz w:val="16"/>
-          <w:szCs w:val="16"/>
-        </w:rPr>
-        <w:t xml:space="preserve">LEY 29571, CÓDIGO DE PROTECCIÓN Y DEFENSA DEL CONSUMIDOR, publicado el 2 de setiembre de 2010 y modificado por Decreto Legislativo 1308 </w:t>
-      </w:r>
-    </w:p>
-    <w:p>
-      <w:pPr>
-        <w:pStyle w:val="Textonotapie"/>
-        <w:ind w:left="567" w:right="-1"/>
-        <w:jc w:val="both"/>
-        <w:rPr>
-          <w:rFonts w:ascii="Arial Narrow" w:eastAsia="Arial Narrow" w:hAnsi="Arial Narrow" w:cs="Arial Narrow"/>
-          <w:b/>
-          <w:bCs/>
-          <w:sz w:val="16"/>
-          <w:szCs w:val="16"/>
-        </w:rPr>
-      </w:pPr>
-      <w:r>
-        <w:rPr>
-          <w:rFonts w:ascii="Arial Narrow" w:eastAsia="Arial Narrow" w:hAnsi="Arial Narrow" w:cs="Arial Narrow"/>
-          <w:b/>
-          <w:bCs/>
-          <w:sz w:val="16"/>
-          <w:szCs w:val="16"/>
-        </w:rPr>
-        <w:t>Artículo 47.- Protección mínima del contrato</w:t>
-      </w:r>
-      <w:r>
-        <w:rPr>
-          <w:rFonts w:ascii="Arial Narrow" w:eastAsia="Arial Narrow" w:hAnsi="Arial Narrow" w:cs="Arial Narrow"/>
-          <w:b/>
-          <w:bCs/>
-          <w:sz w:val="16"/>
-          <w:szCs w:val="16"/>
-        </w:rPr>
-        <w:t xml:space="preserve"> de consumo</w:t>
-      </w:r>
-    </w:p>
-    <w:p>
-      <w:pPr>
-        <w:pStyle w:val="Textonotapie"/>
-        <w:ind w:left="567" w:right="-1"/>
-        <w:jc w:val="both"/>
-        <w:rPr>
-          <w:rFonts w:ascii="Arial Narrow" w:eastAsia="Arial Narrow" w:hAnsi="Arial Narrow" w:cs="Arial Narrow"/>
-          <w:sz w:val="16"/>
-          <w:szCs w:val="16"/>
-        </w:rPr>
-      </w:pPr>
-      <w:r>
-        <w:rPr>
-          <w:rFonts w:ascii="Arial Narrow" w:eastAsia="Arial Narrow" w:hAnsi="Arial Narrow" w:cs="Arial Narrow"/>
-          <w:sz w:val="16"/>
-          <w:szCs w:val="16"/>
-        </w:rPr>
-        <w:t>En los contratos de consumo se observa lo siguiente:</w:t>
-      </w:r>
-    </w:p>
-    <w:p>
-      <w:pPr>
-        <w:pStyle w:val="Textonotapie"/>
-        <w:ind w:left="567" w:right="-1"/>
-        <w:jc w:val="both"/>
-        <w:rPr>
-          <w:rFonts w:ascii="Arial Narrow" w:eastAsia="Arial Narrow" w:hAnsi="Arial Narrow" w:cs="Arial Narrow"/>
-          <w:sz w:val="16"/>
-          <w:szCs w:val="16"/>
-        </w:rPr>
-      </w:pPr>
-      <w:r>
-        <w:rPr>
-          <w:rFonts w:ascii="Arial Narrow" w:eastAsia="Arial Narrow" w:hAnsi="Arial Narrow" w:cs="Arial Narrow"/>
-          <w:sz w:val="16"/>
-          <w:szCs w:val="16"/>
-        </w:rPr>
-        <w:t>(…)</w:t>
-      </w:r>
-    </w:p>
-    <w:p>
-      <w:pPr>
-        <w:pStyle w:val="Textonotapie"/>
-        <w:ind w:left="567" w:right="-1"/>
-        <w:jc w:val="both"/>
-        <w:rPr>
-          <w:rFonts w:ascii="Arial Narrow" w:eastAsia="Arial Narrow" w:hAnsi="Arial Narrow" w:cs="Arial Narrow"/>
-          <w:sz w:val="16"/>
-          <w:szCs w:val="16"/>
-        </w:rPr>
-      </w:pPr>
-      <w:r>
-        <w:rPr>
-          <w:rFonts w:ascii="Arial Narrow" w:eastAsia="Arial Narrow" w:hAnsi="Arial Narrow" w:cs="Arial Narrow"/>
-          <w:sz w:val="16"/>
-          <w:szCs w:val="16"/>
-        </w:rPr>
-        <w:t>e. Los proveedores deben entregar a los usuarios copia de los contratos y demás documentación relacionada con dichos actos jurídicos cuando estos hayan sido celebrados por escrito, incluidas las condiciones generales de la contratación. Asimismo, cuando el consumidor solicite copia física o virtual de estos, el proveedor debe entregar los documentos en un plazo máximo de quince días hábiles contados desde que recibió la solicitud. Los proveedores son responsables de dejar constancia de la entrega de los documentos al consumidor.</w:t>
-      </w:r>
-    </w:p>
+    </w:p>
+  </w:footnote>
+  <w:footnote w:id="8">
     <w:p>
       <w:pPr>
         <w:pStyle w:val="Textonotapie"/>
@@ -12284,15 +12362,56 @@
         <w:jc w:val="both"/>
         <w:rPr>
           <w:rFonts w:ascii="Arial Narrow" w:eastAsia="Arial Narrow" w:hAnsi="Arial Narrow" w:cs="Arial Narrow"/>
+          <w:sz w:val="16"/>
+          <w:szCs w:val="16"/>
+        </w:rPr>
+      </w:pPr>
+      <w:r>
+        <w:rPr>
+          <w:rStyle w:val="Refdenotaalpie"/>
+          <w:rFonts w:ascii="Arial Narrow" w:eastAsia="Arial Narrow" w:hAnsi="Arial Narrow" w:cs="Arial Narrow"/>
+          <w:sz w:val="16"/>
+          <w:szCs w:val="16"/>
+          <w:vertAlign w:val="superscript"/>
+        </w:rPr>
+        <w:footnoteRef/>
+      </w:r>
+      <w:r>
+        <w:rPr>
+          <w:rFonts w:ascii="Arial Narrow" w:eastAsia="Arial Narrow" w:hAnsi="Arial Narrow" w:cs="Arial Narrow"/>
+          <w:sz w:val="16"/>
+          <w:szCs w:val="16"/>
+        </w:rPr>
+        <w:tab/>
+        <w:t xml:space="preserve"/>
+      </w:r>
+      <w:r>
+        <w:rPr>
+          <w:rFonts w:ascii="Arial Narrow" w:eastAsia="Arial Narrow" w:hAnsi="Arial Narrow" w:cs="Arial Narrow"/>
+          <w:sz w:val="16"/>
+          <w:szCs w:val="16"/>
+        </w:rPr>
+        <w:tab/>
+      </w:r>
+      <w:r>
+        <w:rPr>
+          <w:rFonts w:ascii="Arial Narrow" w:eastAsia="Arial Narrow" w:hAnsi="Arial Narrow" w:cs="Arial Narrow"/>
           <w:b/>
           <w:bCs/>
           <w:sz w:val="16"/>
           <w:szCs w:val="16"/>
         </w:rPr>
-      </w:pPr>
-    </w:p>
-  </w:footnote>
-  <w:footnote w:id="8">
+        <w:t>LEY SOBRE FACULTADES, NORMAS Y ORGANIZACIÓN DEL INDECOPI, APROBADA POR DECRETO LEGISLATIVO 807 Artículo 24.-</w:t>
+      </w:r>
+      <w:r>
+        <w:rPr>
+          <w:rFonts w:ascii="Arial Narrow" w:eastAsia="Arial Narrow" w:hAnsi="Arial Narrow" w:cs="Arial Narrow"/>
+          <w:sz w:val="16"/>
+          <w:szCs w:val="16"/>
+        </w:rPr>
+        <w:t xml:space="preserve"> El Secretario Técnico se encargará de la tramitación del procedimiento. Para ello, cuenta con las siguientes facultades:</w:t>
+      </w:r>
+    </w:p>
     <w:p>
       <w:pPr>
         <w:pStyle w:val="Textonotapie"/>
@@ -12309,47 +12428,12 @@
       </w:pPr>
       <w:r>
         <w:rPr>
-          <w:rStyle w:val="Refdenotaalpie"/>
-          <w:rFonts w:ascii="Arial Narrow" w:eastAsia="Arial Narrow" w:hAnsi="Arial Narrow" w:cs="Arial Narrow"/>
-          <w:sz w:val="16"/>
-          <w:szCs w:val="16"/>
-          <w:vertAlign w:val="superscript"/>
-        </w:rPr>
-        <w:footnoteRef/>
-      </w:r>
-      <w:r>
-        <w:rPr>
-          <w:rFonts w:ascii="Arial Narrow" w:eastAsia="Arial Narrow" w:hAnsi="Arial Narrow" w:cs="Arial Narrow"/>
-          <w:sz w:val="16"/>
-          <w:szCs w:val="16"/>
-        </w:rPr>
-        <w:t xml:space="preserve"> </w:t>
-      </w:r>
-      <w:r>
-        <w:rPr>
           <w:rFonts w:ascii="Arial Narrow" w:eastAsia="Arial Narrow" w:hAnsi="Arial Narrow" w:cs="Arial Narrow"/>
           <w:sz w:val="16"/>
           <w:szCs w:val="16"/>
         </w:rPr>
         <w:tab/>
-      </w:r>
-      <w:r>
-        <w:rPr>
-          <w:rFonts w:ascii="Arial Narrow" w:eastAsia="Arial Narrow" w:hAnsi="Arial Narrow" w:cs="Arial Narrow"/>
-          <w:b/>
-          <w:bCs/>
-          <w:sz w:val="16"/>
-          <w:szCs w:val="16"/>
-        </w:rPr>
-        <w:t>LEY SOBRE FACULTADES, NORMAS Y ORGANIZACIÓN DEL INDECOPI, APROBADA POR DECRETO LEGISLATIVO 807 Artículo 24.-</w:t>
-      </w:r>
-      <w:r>
-        <w:rPr>
-          <w:rFonts w:ascii="Arial Narrow" w:eastAsia="Arial Narrow" w:hAnsi="Arial Narrow" w:cs="Arial Narrow"/>
-          <w:sz w:val="16"/>
-          <w:szCs w:val="16"/>
-        </w:rPr>
-        <w:t xml:space="preserve"> El Secretario Técnico se encargará de la tramitación del procedimiento. Para ello, cuenta con las siguientes facultades:</w:t>
+        <w:t xml:space="preserve">(...) </w:t>
       </w:r>
     </w:p>
     <w:p>
@@ -12373,7 +12457,7 @@
           <w:szCs w:val="16"/>
         </w:rPr>
         <w:tab/>
-        <w:t xml:space="preserve">(...) </w:t>
+        <w:t xml:space="preserve">c) Admitir denuncias a trámite, en aquellos casos en que la Comisión le haya delegado esta facultad. </w:t>
       </w:r>
     </w:p>
     <w:p>
@@ -12397,7 +12481,7 @@
           <w:szCs w:val="16"/>
         </w:rPr>
         <w:tab/>
-        <w:t xml:space="preserve">c) Admitir denuncias a trámite, en aquellos casos en que la Comisión le haya delegado esta facultad. </w:t>
+        <w:t>(...).</w:t>
       </w:r>
     </w:p>
     <w:p>
@@ -12414,59 +12498,90 @@
           <w:szCs w:val="16"/>
         </w:rPr>
       </w:pPr>
-      <w:r>
-        <w:rPr>
-          <w:rFonts w:ascii="Arial Narrow" w:eastAsia="Arial Narrow" w:hAnsi="Arial Narrow" w:cs="Arial Narrow"/>
-          <w:sz w:val="16"/>
-          <w:szCs w:val="16"/>
-        </w:rPr>
-        <w:tab/>
-        <w:t>(...).</w:t>
-      </w:r>
-    </w:p>
+    </w:p>
+  </w:footnote>
+  <w:footnote w:id="9">
     <w:p>
       <w:pPr>
         <w:pStyle w:val="Textonotapie"/>
         <w:tabs>
           <w:tab w:val="left" w:pos="567"/>
         </w:tabs>
-        <w:ind w:left="567" w:right="-1" w:hanging="567"/>
-        <w:jc w:val="both"/>
-        <w:rPr>
-          <w:rFonts w:ascii="Arial Narrow" w:eastAsia="Arial Narrow" w:hAnsi="Arial Narrow" w:cs="Arial Narrow"/>
-          <w:sz w:val="16"/>
-          <w:szCs w:val="16"/>
-        </w:rPr>
-      </w:pPr>
-      <w:r>
-        <w:rPr>
-          <w:rFonts w:ascii="Arial Narrow" w:eastAsia="Arial Narrow" w:hAnsi="Arial Narrow" w:cs="Arial Narrow"/>
-          <w:sz w:val="16"/>
-          <w:szCs w:val="16"/>
-        </w:rPr>
-        <w:t xml:space="preserve">. </w:t>
-      </w:r>
-    </w:p>
+        <w:ind w:left="567" w:hanging="567"/>
+        <w:jc w:val="both"/>
+        <w:rPr>
+          <w:rFonts w:ascii="Arial Narrow" w:eastAsia="Arial Narrow" w:hAnsi="Arial Narrow" w:cs="Arial Narrow"/>
+          <w:sz w:val="16"/>
+          <w:szCs w:val="16"/>
+        </w:rPr>
+      </w:pPr>
+      <w:r>
+        <w:rPr>
+          <w:rStyle w:val="Refdenotaalpie"/>
+          <w:rFonts w:ascii="Arial Narrow" w:eastAsia="Arial Narrow" w:hAnsi="Arial Narrow" w:cs="Arial Narrow"/>
+          <w:sz w:val="16"/>
+          <w:szCs w:val="16"/>
+          <w:vertAlign w:val="superscript"/>
+        </w:rPr>
+        <w:footnoteRef/>
+      </w:r>
+      <w:r>
+        <w:rPr>
+          <w:rFonts w:ascii="Arial Narrow" w:eastAsia="Arial Narrow" w:hAnsi="Arial Narrow" w:cs="Arial Narrow"/>
+          <w:sz w:val="16"/>
+          <w:szCs w:val="16"/>
+        </w:rPr>
+        <w:tab/>
+        <w:t xml:space="preserve"/>
+      </w:r>
+      <w:r>
+        <w:rPr>
+          <w:rFonts w:ascii="Arial Narrow" w:eastAsia="Arial Narrow" w:hAnsi="Arial Narrow" w:cs="Arial Narrow"/>
+          <w:sz w:val="16"/>
+          <w:szCs w:val="16"/>
+        </w:rPr>
+        <w:tab/>
+        <w:t xml:space="preserve">El número de trabajadores se atenderá siempre que la empresa haya sido constituida antes de la vigencia de la Ley </w:t>
+      </w:r>
+      <w:proofErr w:type="spellStart"/>
+      <w:r>
+        <w:rPr>
+          <w:rFonts w:ascii="Arial Narrow" w:eastAsia="Arial Narrow" w:hAnsi="Arial Narrow" w:cs="Arial Narrow"/>
+          <w:sz w:val="16"/>
+          <w:szCs w:val="16"/>
+        </w:rPr>
+        <w:t/>
+      </w:r>
+      <w:proofErr w:type="spellEnd"/>
+      <w:r>
+        <w:rPr>
+          <w:rFonts w:ascii="Arial Narrow" w:eastAsia="Arial Narrow" w:hAnsi="Arial Narrow" w:cs="Arial Narrow"/>
+          <w:sz w:val="16"/>
+          <w:szCs w:val="16"/>
+        </w:rPr>
+        <w:t xml:space="preserve">30056, publicada el 2 de julio de 2013, que modificó el artículo 5 del Texto Único Ordenado de la Ley de Promoción de la Competitividad, Formalización y Desarrollo de la Micro y Pequeña Empresa y de Acceso al Empleo Decente (LEY MYPE). Ello, en la medida que la Tercera Disposición Complementaria Transitoria de la norma modificatoria precisa que las empresas constituidas antes de la entrada en vigencia de dicha Ley se rigen por los requisitos de acogimiento al régimen de las micro y pequeñas empresas regulados en el Decreto Legislativo 1086.</w:t>
+      </w:r>
+    </w:p>
+    <w:p>
+      <w:pPr>
+        <w:pStyle w:val="Textonotapie"/>
+        <w:ind w:left="567" w:hanging="567"/>
+        <w:jc w:val="both"/>
+        <w:rPr>
+          <w:rFonts w:ascii="Arial Narrow" w:eastAsia="Arial Narrow" w:hAnsi="Arial Narrow" w:cs="Arial Narrow"/>
+          <w:sz w:val="16"/>
+          <w:szCs w:val="16"/>
+        </w:rPr>
+      </w:pPr>
+    </w:p>
+  </w:footnote>
+  <w:footnote w:id="10">
     <w:p>
       <w:pPr>
         <w:pStyle w:val="Textonotapie"/>
         <w:tabs>
           <w:tab w:val="left" w:pos="567"/>
         </w:tabs>
-        <w:ind w:left="567" w:right="-1" w:hanging="567"/>
-        <w:jc w:val="both"/>
-        <w:rPr>
-          <w:rFonts w:ascii="Arial Narrow" w:eastAsia="Arial Narrow" w:hAnsi="Arial Narrow" w:cs="Arial Narrow"/>
-          <w:sz w:val="16"/>
-          <w:szCs w:val="16"/>
-        </w:rPr>
-      </w:pPr>
-    </w:p>
-  </w:footnote>
-  <w:footnote w:id="9">
-    <w:p>
-      <w:pPr>
-        <w:pStyle w:val="Textonotapie"/>
         <w:ind w:left="567" w:hanging="567"/>
         <w:jc w:val="both"/>
         <w:rPr>
@@ -12491,78 +12606,8 @@
           <w:sz w:val="16"/>
           <w:szCs w:val="16"/>
         </w:rPr>
-        <w:t xml:space="preserve"> </w:t>
-      </w:r>
-      <w:r>
-        <w:rPr>
-          <w:rFonts w:ascii="Arial Narrow" w:eastAsia="Arial Narrow" w:hAnsi="Arial Narrow" w:cs="Arial Narrow"/>
-          <w:sz w:val="16"/>
-          <w:szCs w:val="16"/>
-        </w:rPr>
         <w:tab/>
-        <w:t xml:space="preserve">El número de trabajadores se atenderá siempre que la empresa haya sido constituida antes de la vigencia de la Ley </w:t>
-      </w:r>
-      <w:proofErr w:type="spellStart"/>
-      <w:r>
-        <w:rPr>
-          <w:rFonts w:ascii="Arial Narrow" w:eastAsia="Arial Narrow" w:hAnsi="Arial Narrow" w:cs="Arial Narrow"/>
-          <w:sz w:val="16"/>
-          <w:szCs w:val="16"/>
-        </w:rPr>
-        <w:t/>
-      </w:r>
-      <w:proofErr w:type="spellEnd"/>
-      <w:r>
-        <w:rPr>
-          <w:rFonts w:ascii="Arial Narrow" w:eastAsia="Arial Narrow" w:hAnsi="Arial Narrow" w:cs="Arial Narrow"/>
-          <w:sz w:val="16"/>
-          <w:szCs w:val="16"/>
-        </w:rPr>
-        <w:t xml:space="preserve"> 30056, publicada el 2 de julio de 2013, que modificó el artículo 5 del Texto Único Ordenado de la Ley de Promoción de la Competitividad, Formalización y Desarrollo de la Micro y Pequeña Empresa y de Acceso al Empleo Decente (LEY MYPE). Ello, en la medida que la Tercera Disposición Complementaria Transitoria de la norma modificatoria precisa que las empresas constituidas antes de la entrada en vigencia de dicha Ley se rigen por los requisitos de acogimiento al régimen de las micro y pequeñas empresas regulados en el Decreto Legislativo 1086.</w:t>
-      </w:r>
-    </w:p>
-    <w:p>
-      <w:pPr>
-        <w:pStyle w:val="Textonotapie"/>
-        <w:ind w:left="567" w:hanging="567"/>
-        <w:jc w:val="both"/>
-        <w:rPr>
-          <w:rFonts w:ascii="Arial Narrow" w:eastAsia="Arial Narrow" w:hAnsi="Arial Narrow" w:cs="Arial Narrow"/>
-          <w:sz w:val="16"/>
-          <w:szCs w:val="16"/>
-        </w:rPr>
-      </w:pPr>
-    </w:p>
-  </w:footnote>
-  <w:footnote w:id="10">
-    <w:p>
-      <w:pPr>
-        <w:pStyle w:val="Textonotapie"/>
-        <w:ind w:left="567" w:hanging="567"/>
-        <w:jc w:val="both"/>
-        <w:rPr>
-          <w:rFonts w:ascii="Arial Narrow" w:eastAsia="Arial Narrow" w:hAnsi="Arial Narrow" w:cs="Arial Narrow"/>
-          <w:sz w:val="16"/>
-          <w:szCs w:val="16"/>
-        </w:rPr>
-      </w:pPr>
-      <w:r>
-        <w:rPr>
-          <w:rStyle w:val="Refdenotaalpie"/>
-          <w:rFonts w:ascii="Arial Narrow" w:eastAsia="Arial Narrow" w:hAnsi="Arial Narrow" w:cs="Arial Narrow"/>
-          <w:sz w:val="16"/>
-          <w:szCs w:val="16"/>
-          <w:vertAlign w:val="superscript"/>
-        </w:rPr>
-        <w:footnoteRef/>
-      </w:r>
-      <w:r>
-        <w:rPr>
-          <w:rFonts w:ascii="Arial Narrow" w:eastAsia="Arial Narrow" w:hAnsi="Arial Narrow" w:cs="Arial Narrow"/>
-          <w:sz w:val="16"/>
-          <w:szCs w:val="16"/>
-        </w:rPr>
-        <w:t xml:space="preserve"> </w:t>
+        <w:t xml:space="preserve"/>
       </w:r>
       <w:r>
         <w:rPr>
@@ -12721,7 +12766,50 @@
       </w:pPr>
     </w:p>
   </w:footnote>
-  <w:footnote w:id="16">
+  <w:footnote w:id="11">
+    <w:p>
+      <w:pPr>
+        <w:pStyle w:val="Textonotapie"/>
+        <w:tabs>
+          <w:tab w:val="left" w:pos="567"/>
+        </w:tabs>
+        <w:ind w:left="567" w:hanging="567"/>
+        <w:jc w:val="both"/>
+        <w:rPr>
+          <w:rFonts w:ascii="Arial Narrow" w:eastAsia="Arial Narrow" w:hAnsi="Arial Narrow" w:cs="Arial Narrow"/>
+          <w:sz w:val="16"/>
+          <w:szCs w:val="16"/>
+        </w:rPr>
+      </w:pPr>
+      <w:r>
+        <w:rPr>
+          <w:rStyle w:val="Refdenotaalpie"/>
+          <w:rFonts w:ascii="Arial Narrow" w:eastAsia="Arial Narrow" w:hAnsi="Arial Narrow" w:cs="Arial Narrow"/>
+          <w:sz w:val="16"/>
+          <w:szCs w:val="16"/>
+          <w:vertAlign w:val="superscript"/>
+        </w:rPr>
+        <w:footnoteRef/>
+      </w:r>
+      <w:r>
+        <w:rPr>
+          <w:rFonts w:ascii="Arial Narrow" w:eastAsia="Arial Narrow" w:hAnsi="Arial Narrow" w:cs="Arial Narrow"/>
+          <w:sz w:val="16"/>
+          <w:szCs w:val="16"/>
+        </w:rPr>
+        <w:tab/>
+      </w:r>
+      <w:r>
+        <w:rPr>
+          <w:rFonts w:ascii="Arial Narrow" w:eastAsia="Arial Narrow" w:hAnsi="Arial Narrow" w:cs="Arial Narrow"/>
+          <w:b/>
+          <w:bCs/>
+          <w:sz w:val="16"/>
+          <w:szCs w:val="16"/>
+        </w:rPr>
+        <w:t xml:space="preserve">DECRETO LEGISLATIVO 807, LEY SOBRE FACULTADES, NORMAS Y ORGANIZACIÓN DEL INDECOPI, publicado el 18 de abril de 1996</w:t>
+      </w:r>
+    </w:p>
     <w:p>
       <w:pPr>
         <w:pStyle w:val="Textonotapie"/>
@@ -12735,16 +12823,6 @@
       </w:pPr>
       <w:r>
         <w:rPr>
-          <w:rStyle w:val="Refdenotaalpie"/>
-          <w:rFonts w:ascii="Arial Narrow" w:eastAsia="Arial Narrow" w:hAnsi="Arial Narrow" w:cs="Arial Narrow"/>
-          <w:sz w:val="16"/>
-          <w:szCs w:val="16"/>
-          <w:vertAlign w:val="superscript"/>
-        </w:rPr>
-        <w:footnoteRef/>
-      </w:r>
-      <w:r>
-        <w:rPr>
           <w:rFonts w:ascii="Arial Narrow" w:eastAsia="Arial Narrow" w:hAnsi="Arial Narrow" w:cs="Arial Narrow"/>
           <w:sz w:val="16"/>
           <w:szCs w:val="16"/>
@@ -12759,7 +12837,15 @@
           <w:sz w:val="16"/>
           <w:szCs w:val="16"/>
         </w:rPr>
-        <w:t xml:space="preserve">DECRETO LEGISLATIVO 807, LEY SOBRE FACULTADES, NORMAS Y ORGANIZACIÓN DEL INDECOPI, publicado el 18 de abril de 1996</w:t>
+        <w:t xml:space="preserve">Artículo 26.-</w:t>
+      </w:r>
+      <w:r>
+        <w:rPr>
+          <w:rFonts w:ascii="Arial Narrow" w:eastAsia="Arial Narrow" w:hAnsi="Arial Narrow" w:cs="Arial Narrow"/>
+          <w:sz w:val="16"/>
+          <w:szCs w:val="16"/>
+        </w:rPr>
+        <w:t xml:space="preserve"> Una vez admitida a trámite la denuncia, se correrá traslado de la misma al denunciado, a fin de que éste presente su descargo. El plazo para la presentación del descargo será de cinco (5) días contados desde la notificación, vencido el cual, el Secretario Técnico declarará en rebeldía al denunciado que no lo hubiera presentado.</w:t>
       </w:r>
     </w:p>
     <w:p>
@@ -12773,6 +12859,33 @@
           <w:szCs w:val="16"/>
         </w:rPr>
       </w:pPr>
+    </w:p>
+  </w:footnote>
+  <w:footnote w:id="12">
+    <w:p>
+      <w:pPr>
+        <w:pStyle w:val="Textonotapie"/>
+        <w:tabs>
+          <w:tab w:val="left" w:pos="567"/>
+        </w:tabs>
+        <w:ind w:left="567" w:hanging="567"/>
+        <w:jc w:val="both"/>
+        <w:rPr>
+          <w:rFonts w:ascii="Arial Narrow" w:eastAsia="Arial Narrow" w:hAnsi="Arial Narrow" w:cs="Arial Narrow"/>
+          <w:sz w:val="16"/>
+          <w:szCs w:val="16"/>
+        </w:rPr>
+      </w:pPr>
+      <w:r>
+        <w:rPr>
+          <w:rStyle w:val="Refdenotaalpie"/>
+          <w:rFonts w:ascii="Arial Narrow" w:eastAsia="Arial Narrow" w:hAnsi="Arial Narrow" w:cs="Arial Narrow"/>
+          <w:sz w:val="16"/>
+          <w:szCs w:val="16"/>
+          <w:vertAlign w:val="superscript"/>
+        </w:rPr>
+        <w:footnoteRef/>
+      </w:r>
       <w:r>
         <w:rPr>
           <w:rFonts w:ascii="Arial Narrow" w:eastAsia="Arial Narrow" w:hAnsi="Arial Narrow" w:cs="Arial Narrow"/>
@@ -12789,15 +12902,7 @@
           <w:sz w:val="16"/>
           <w:szCs w:val="16"/>
         </w:rPr>
-        <w:t xml:space="preserve">Artículo 26.-</w:t>
-      </w:r>
-      <w:r>
-        <w:rPr>
-          <w:rFonts w:ascii="Arial Narrow" w:eastAsia="Arial Narrow" w:hAnsi="Arial Narrow" w:cs="Arial Narrow"/>
-          <w:sz w:val="16"/>
-          <w:szCs w:val="16"/>
-        </w:rPr>
-        <w:t xml:space="preserve"> Una vez admitida a trámite la denuncia, se correrá traslado de la misma al denunciado, a fin de que éste presente su descargo. El plazo para la presentación del descargo será de cinco (5) días contados desde la notificación, vencido el cual, el Secretario Técnico declarará en rebeldía al denunciado que no lo hubiera presentado.</w:t>
+        <w:t xml:space="preserve">DECRETO SUPREMO 006-2026-JUS, TEXTO ÚNICO ORDENADO DE LA LEY 27444, LEY DEL PROCEDIMIENTO ADMINISTRATIVO GENERAL, publicado el 30 de abril de 2026</w:t>
       </w:r>
     </w:p>
     <w:p>
@@ -12811,9 +12916,25 @@
           <w:szCs w:val="16"/>
         </w:rPr>
       </w:pPr>
-    </w:p>
-  </w:footnote>
-  <w:footnote w:id="17">
+      <w:r>
+        <w:rPr>
+          <w:rFonts w:ascii="Arial Narrow" w:eastAsia="Arial Narrow" w:hAnsi="Arial Narrow" w:cs="Arial Narrow"/>
+          <w:sz w:val="16"/>
+          <w:szCs w:val="16"/>
+        </w:rPr>
+        <w:tab/>
+      </w:r>
+      <w:r>
+        <w:rPr>
+          <w:rFonts w:ascii="Arial Narrow" w:eastAsia="Arial Narrow" w:hAnsi="Arial Narrow" w:cs="Arial Narrow"/>
+          <w:b/>
+          <w:bCs/>
+          <w:sz w:val="16"/>
+          <w:szCs w:val="16"/>
+        </w:rPr>
+        <w:t xml:space="preserve">Artículo 223.- Contestación de la reclamación</w:t>
+      </w:r>
+    </w:p>
     <w:p>
       <w:pPr>
         <w:pStyle w:val="Textonotapie"/>
@@ -12827,16 +12948,6 @@
       </w:pPr>
       <w:r>
         <w:rPr>
-          <w:rStyle w:val="Refdenotaalpie"/>
-          <w:rFonts w:ascii="Arial Narrow" w:eastAsia="Arial Narrow" w:hAnsi="Arial Narrow" w:cs="Arial Narrow"/>
-          <w:sz w:val="16"/>
-          <w:szCs w:val="16"/>
-          <w:vertAlign w:val="superscript"/>
-        </w:rPr>
-        <w:footnoteRef/>
-      </w:r>
-      <w:r>
-        <w:rPr>
           <w:rFonts w:ascii="Arial Narrow" w:eastAsia="Arial Narrow" w:hAnsi="Arial Narrow" w:cs="Arial Narrow"/>
           <w:sz w:val="16"/>
           <w:szCs w:val="16"/>
@@ -12846,12 +12957,10 @@
       <w:r>
         <w:rPr>
           <w:rFonts w:ascii="Arial Narrow" w:eastAsia="Arial Narrow" w:hAnsi="Arial Narrow" w:cs="Arial Narrow"/>
-          <w:b/>
-          <w:bCs/>
-          <w:sz w:val="16"/>
-          <w:szCs w:val="16"/>
-        </w:rPr>
-        <w:t xml:space="preserve">DECRETO SUPREMO 006-2026-JUS, TEXTO ÚNICO ORDENADO DE LA LEY 27444, LEY DEL PROCEDIMIENTO ADMINISTRATIVO GENERAL, publicado el 30 de abril de 2026</w:t>
+          <w:sz w:val="16"/>
+          <w:szCs w:val="16"/>
+        </w:rPr>
+        <w:t xml:space="preserve">223.1 El reclamado deberá presentar la contestación de la reclamación dentro de los quince (15) días posteriores a la notificación de ésta; vencido este plazo, la Administración declarará en rebeldía al reclamado que no la hubiera presentado. La contestación deberá contener los requisitos de los escritos previstos en el artículo 113 de la presente Ley, así como la absolución de todos los asuntos controvertidos de hecho y de derecho, Las alegaciones y los hechos relevantes de la reclamación, salvo que hayan sido específicamente negadas en la contestación, se tendrán por aceptadas o merituadas como ciertas.</w:t>
       </w:r>
     </w:p>
     <w:p>
@@ -12865,69 +12974,14 @@
           <w:szCs w:val="16"/>
         </w:rPr>
       </w:pPr>
-      <w:r>
-        <w:rPr>
-          <w:rFonts w:ascii="Arial Narrow" w:eastAsia="Arial Narrow" w:hAnsi="Arial Narrow" w:cs="Arial Narrow"/>
-          <w:sz w:val="16"/>
-          <w:szCs w:val="16"/>
-        </w:rPr>
-        <w:tab/>
-      </w:r>
-      <w:r>
-        <w:rPr>
-          <w:rFonts w:ascii="Arial Narrow" w:eastAsia="Arial Narrow" w:hAnsi="Arial Narrow" w:cs="Arial Narrow"/>
-          <w:b/>
-          <w:bCs/>
-          <w:sz w:val="16"/>
-          <w:szCs w:val="16"/>
-        </w:rPr>
-        <w:t xml:space="preserve">Artículo 223.- Contestación de la reclamación</w:t>
-      </w:r>
-    </w:p>
-    <w:p>
-      <w:pPr>
-        <w:pStyle w:val="Textonotapie"/>
-        <w:ind w:left="567" w:hanging="567"/>
-        <w:jc w:val="both"/>
-        <w:rPr>
-          <w:rFonts w:ascii="Arial Narrow" w:eastAsia="Arial Narrow" w:hAnsi="Arial Narrow" w:cs="Arial Narrow"/>
-          <w:sz w:val="16"/>
-          <w:szCs w:val="16"/>
-        </w:rPr>
-      </w:pPr>
-      <w:r>
-        <w:rPr>
-          <w:rFonts w:ascii="Arial Narrow" w:eastAsia="Arial Narrow" w:hAnsi="Arial Narrow" w:cs="Arial Narrow"/>
-          <w:sz w:val="16"/>
-          <w:szCs w:val="16"/>
-        </w:rPr>
-        <w:tab/>
-      </w:r>
-      <w:r>
-        <w:rPr>
-          <w:rFonts w:ascii="Arial Narrow" w:eastAsia="Arial Narrow" w:hAnsi="Arial Narrow" w:cs="Arial Narrow"/>
-          <w:sz w:val="16"/>
-          <w:szCs w:val="16"/>
-        </w:rPr>
-        <w:t xml:space="preserve">223.1 El reclamado deberá presentar la contestación de la reclamación dentro de los quince (15) días posteriores a la notificación de ésta; vencido este plazo, la Administración declarará en rebeldía al reclamado que no la hubiera presentado. La contestación deberá contener los requisitos de los escritos previstos en el artículo 113 de la presente Ley, así como la absolución de todos los asuntos controvertidos de hecho y de derecho, Las alegaciones y los hechos relevantes de la reclamación, salvo que hayan sido específicamente negadas en la contestación, se tendrán por aceptadas o merituadas como ciertas.</w:t>
-      </w:r>
-    </w:p>
-    <w:p>
-      <w:pPr>
-        <w:pStyle w:val="Textonotapie"/>
-        <w:ind w:left="567" w:hanging="567"/>
-        <w:jc w:val="both"/>
-        <w:rPr>
-          <w:rFonts w:ascii="Arial Narrow" w:eastAsia="Arial Narrow" w:hAnsi="Arial Narrow" w:cs="Arial Narrow"/>
-          <w:sz w:val="16"/>
-          <w:szCs w:val="16"/>
-        </w:rPr>
-      </w:pPr>
     </w:p>
   </w:footnote>
-  <w:footnote w:id="11">
-    <w:p>
-      <w:pPr>
+  <w:footnote w:id="13">
+    <w:p>
+      <w:pPr>
+        <w:tabs>
+          <w:tab w:val="left" w:pos="567"/>
+        </w:tabs>
         <w:spacing w:after="0" w:line="240" w:lineRule="auto"/>
         <w:ind w:left="567" w:hanging="567"/>
         <w:jc w:val="both"/>
@@ -12954,7 +13008,8 @@
           <w:szCs w:val="16"/>
           <w:vertAlign w:val="superscript"/>
         </w:rPr>
-        <w:t xml:space="preserve"> </w:t>
+        <w:tab/>
+        <w:t xml:space="preserve"/>
       </w:r>
       <w:r>
         <w:rPr>
@@ -13149,9 +13204,66 @@
       </w:pPr>
     </w:p>
   </w:footnote>
-  <w:footnote w:id="12">
-    <w:p>
-      <w:pPr>
+  <w:footnote w:id="14">
+    <w:p>
+      <w:pPr>
+        <w:pStyle w:val="Textonotapie"/>
+        <w:tabs>
+          <w:tab w:val="left" w:pos="567"/>
+        </w:tabs>
+        <w:ind w:left="567" w:right="-1" w:hanging="567"/>
+        <w:jc w:val="both"/>
+        <w:rPr>
+          <w:rFonts w:ascii="Arial Narrow" w:eastAsia="Arial Narrow" w:hAnsi="Arial Narrow" w:cs="Arial Narrow"/>
+          <w:b/>
+          <w:bCs/>
+          <w:sz w:val="16"/>
+          <w:szCs w:val="16"/>
+        </w:rPr>
+      </w:pPr>
+      <w:r>
+        <w:rPr>
+          <w:rStyle w:val="Refdenotaalpie"/>
+          <w:rFonts w:ascii="Arial Narrow" w:eastAsia="Arial Narrow" w:hAnsi="Arial Narrow" w:cs="Arial Narrow"/>
+          <w:sz w:val="16"/>
+          <w:szCs w:val="16"/>
+          <w:vertAlign w:val="superscript"/>
+        </w:rPr>
+        <w:footnoteRef/>
+      </w:r>
+      <w:r>
+        <w:rPr>
+          <w:rFonts w:ascii="Arial Narrow" w:eastAsia="Arial Narrow" w:hAnsi="Arial Narrow" w:cs="Arial Narrow"/>
+          <w:sz w:val="16"/>
+          <w:szCs w:val="16"/>
+        </w:rPr>
+        <w:tab/>
+        <w:t xml:space="preserve"/>
+      </w:r>
+      <w:r>
+        <w:rPr>
+          <w:rFonts w:ascii="Arial Narrow" w:eastAsia="Arial Narrow" w:hAnsi="Arial Narrow" w:cs="Arial Narrow"/>
+          <w:sz w:val="16"/>
+          <w:szCs w:val="16"/>
+        </w:rPr>
+        <w:tab/>
+      </w:r>
+      <w:r>
+        <w:rPr>
+          <w:rFonts w:ascii="Arial Narrow" w:eastAsia="Arial Narrow" w:hAnsi="Arial Narrow" w:cs="Arial Narrow"/>
+          <w:b/>
+          <w:bCs/>
+          <w:sz w:val="16"/>
+          <w:szCs w:val="16"/>
+        </w:rPr>
+        <w:t xml:space="preserve">LEY 29571, CÓDIGO DE PROTECCIÓN Y DEFENSA DEL CONSUMIDOR, publicado el 2 de setiembre de 2010 y modificado por Decreto Legislativo 1308 </w:t>
+      </w:r>
+    </w:p>
+    <w:p>
+      <w:pPr>
+        <w:tabs>
+          <w:tab w:val="left" w:pos="567"/>
+        </w:tabs>
         <w:spacing w:after="0" w:line="240" w:lineRule="auto"/>
         <w:ind w:left="567" w:hanging="567"/>
         <w:jc w:val="both"/>
@@ -13163,29 +13275,12 @@
       </w:pPr>
       <w:r>
         <w:rPr>
-          <w:rStyle w:val="Refdenotaalpie"/>
-          <w:rFonts w:ascii="Arial Narrow" w:eastAsia="Arial Narrow" w:hAnsi="Arial Narrow" w:cs="Arial Narrow"/>
-          <w:sz w:val="16"/>
-          <w:szCs w:val="16"/>
-          <w:vertAlign w:val="superscript"/>
-        </w:rPr>
-        <w:footnoteRef/>
-      </w:r>
-      <w:r>
-        <w:rPr>
-          <w:rFonts w:ascii="Arial Narrow" w:eastAsia="Arial Narrow" w:hAnsi="Arial Narrow" w:cs="Arial Narrow"/>
-          <w:sz w:val="16"/>
-          <w:szCs w:val="16"/>
-        </w:rPr>
-        <w:t xml:space="preserve"> </w:t>
-      </w:r>
-      <w:r>
-        <w:rPr>
           <w:rFonts w:ascii="Arial Narrow" w:eastAsia="Arial Narrow" w:hAnsi="Arial Narrow" w:cs="Arial Narrow"/>
           <w:sz w:val="16"/>
           <w:szCs w:val="16"/>
         </w:rPr>
         <w:tab/>
+        <w:t xml:space="preserve"/>
       </w:r>
       <w:r>
         <w:rPr>
@@ -13258,18 +13353,6 @@
         <w:tab/>
         <w:t>Las medidas correctivas complementarias pueden dictarse de oficio o a pedido de parte.</w:t>
       </w:r>
-    </w:p>
-    <w:p>
-      <w:pPr>
-        <w:spacing w:after="0" w:line="240" w:lineRule="auto"/>
-        <w:ind w:left="567" w:hanging="567"/>
-        <w:jc w:val="both"/>
-        <w:rPr>
-          <w:rFonts w:ascii="Arial Narrow" w:eastAsia="Arial Narrow" w:hAnsi="Arial Narrow" w:cs="Arial Narrow"/>
-          <w:sz w:val="16"/>
-          <w:szCs w:val="16"/>
-        </w:rPr>
-      </w:pPr>
     </w:p>
     <w:p>
       <w:pPr>
@@ -13484,8 +13567,12 @@
     </w:p>
     <w:p>
       <w:pPr>
-        <w:pStyle w:val="Sinespaciado"/>
-        <w:ind w:firstLine="567"/>
+        <w:numPr>
+          <w:ilvl w:val="0"/>
+          <w:numId w:val="1"/>
+        </w:numPr>
+        <w:spacing w:after="0" w:line="240" w:lineRule="auto"/>
+        <w:ind w:left="567" w:firstLine="0"/>
         <w:jc w:val="both"/>
         <w:rPr>
           <w:rFonts w:ascii="Arial Narrow" w:eastAsia="Arial Narrow" w:hAnsi="Arial Narrow" w:cs="Arial Narrow"/>
@@ -13504,8 +13591,12 @@
     </w:p>
     <w:p>
       <w:pPr>
-        <w:pStyle w:val="Sinespaciado"/>
-        <w:ind w:firstLine="567"/>
+        <w:numPr>
+          <w:ilvl w:val="0"/>
+          <w:numId w:val="1"/>
+        </w:numPr>
+        <w:spacing w:after="0" w:line="240" w:lineRule="auto"/>
+        <w:ind w:left="567" w:firstLine="0"/>
         <w:jc w:val="both"/>
         <w:rPr>
           <w:rFonts w:ascii="Arial Narrow" w:eastAsia="Arial Narrow" w:hAnsi="Arial Narrow" w:cs="Arial Narrow"/>
@@ -13649,10 +13740,22 @@
         <w:jc w:val="both"/>
         <w:rPr>
           <w:rFonts w:ascii="Arial Narrow" w:eastAsia="Arial Narrow" w:hAnsi="Arial Narrow" w:cs="Arial Narrow"/>
-          <w:sz w:val="16"/>
-          <w:szCs w:val="16"/>
-        </w:rPr>
-      </w:pPr>
+          <w:b/>
+          <w:bCs/>
+          <w:sz w:val="16"/>
+          <w:szCs w:val="16"/>
+        </w:rPr>
+      </w:pPr>
+      <w:r>
+        <w:rPr>
+          <w:rFonts w:ascii="Arial Narrow" w:eastAsia="Arial Narrow" w:hAnsi="Arial Narrow" w:cs="Arial Narrow"/>
+          <w:b/>
+          <w:bCs/>
+          <w:sz w:val="16"/>
+          <w:szCs w:val="16"/>
+        </w:rPr>
+        <w:t>Artículo 116.- Medidas correctivas complementarias</w:t>
+      </w:r>
     </w:p>
     <w:p>
       <w:pPr>
@@ -13661,21 +13764,17 @@
         <w:jc w:val="both"/>
         <w:rPr>
           <w:rFonts w:ascii="Arial Narrow" w:eastAsia="Arial Narrow" w:hAnsi="Arial Narrow" w:cs="Arial Narrow"/>
-          <w:b/>
-          <w:bCs/>
-          <w:sz w:val="16"/>
-          <w:szCs w:val="16"/>
-        </w:rPr>
-      </w:pPr>
-      <w:r>
-        <w:rPr>
-          <w:rFonts w:ascii="Arial Narrow" w:eastAsia="Arial Narrow" w:hAnsi="Arial Narrow" w:cs="Arial Narrow"/>
-          <w:b/>
-          <w:bCs/>
-          <w:sz w:val="16"/>
-          <w:szCs w:val="16"/>
-        </w:rPr>
-        <w:t>Artículo 116.- Medidas correctivas complementarias</w:t>
+          <w:sz w:val="16"/>
+          <w:szCs w:val="16"/>
+        </w:rPr>
+      </w:pPr>
+      <w:r>
+        <w:rPr>
+          <w:rFonts w:ascii="Arial Narrow" w:eastAsia="Arial Narrow" w:hAnsi="Arial Narrow" w:cs="Arial Narrow"/>
+          <w:sz w:val="16"/>
+          <w:szCs w:val="16"/>
+        </w:rPr>
+        <w:t xml:space="preserve">Las medidas correctivas complementarias tienen el objeto de revertir los efectos de la conducta infractora o evitar que esta se produzca nuevamente en el futuro y pueden ser, entre otras, las siguientes: </w:t>
       </w:r>
     </w:p>
     <w:p>
@@ -13695,7 +13794,7 @@
           <w:sz w:val="16"/>
           <w:szCs w:val="16"/>
         </w:rPr>
-        <w:t xml:space="preserve">Las medidas correctivas complementarias tienen el objeto de revertir los efectos de la conducta infractora o evitar que esta se produzca nuevamente en el futuro y pueden ser, entre otras, las siguientes: </w:t>
+        <w:t xml:space="preserve">a. Que el proveedor cumpla con atender la solicitud de información requerida por el consumidor, siempre que dicho requerimiento guarde relación con el producto adquirido o servicio contratado. </w:t>
       </w:r>
     </w:p>
     <w:p>
@@ -13715,7 +13814,7 @@
           <w:sz w:val="16"/>
           <w:szCs w:val="16"/>
         </w:rPr>
-        <w:t xml:space="preserve">a. Que el proveedor cumpla con atender la solicitud de información requerida por el consumidor, siempre que dicho requerimiento guarde relación con el producto adquirido o servicio contratado. </w:t>
+        <w:t xml:space="preserve">b. Declarar inexigibles las cláusulas que han sido identificadas como abusivas en el procedimiento. </w:t>
       </w:r>
     </w:p>
     <w:p>
@@ -13735,7 +13834,7 @@
           <w:sz w:val="16"/>
           <w:szCs w:val="16"/>
         </w:rPr>
-        <w:t xml:space="preserve">b. Declarar inexigibles las cláusulas que han sido identificadas como abusivas en el procedimiento. </w:t>
+        <w:t xml:space="preserve">c. El decomiso y destrucción de la mercadería, envases, envolturas o etiquetas. </w:t>
       </w:r>
     </w:p>
     <w:p>
@@ -13755,7 +13854,25 @@
           <w:sz w:val="16"/>
           <w:szCs w:val="16"/>
         </w:rPr>
-        <w:t xml:space="preserve">c. El decomiso y destrucción de la mercadería, envases, envolturas o etiquetas. </w:t>
+        <w:t xml:space="preserve">d. En caso de infracciones muy graves y de reincidencia o </w:t>
+      </w:r>
+      <w:proofErr w:type="spellStart"/>
+      <w:r>
+        <w:rPr>
+          <w:rFonts w:ascii="Arial Narrow" w:eastAsia="Arial Narrow" w:hAnsi="Arial Narrow" w:cs="Arial Narrow"/>
+          <w:sz w:val="16"/>
+          <w:szCs w:val="16"/>
+        </w:rPr>
+        <w:t>reiterancia</w:t>
+      </w:r>
+      <w:proofErr w:type="spellEnd"/>
+      <w:r>
+        <w:rPr>
+          <w:rFonts w:ascii="Arial Narrow" w:eastAsia="Arial Narrow" w:hAnsi="Arial Narrow" w:cs="Arial Narrow"/>
+          <w:sz w:val="16"/>
+          <w:szCs w:val="16"/>
+        </w:rPr>
+        <w:t xml:space="preserve">: </w:t>
       </w:r>
     </w:p>
     <w:p>
@@ -13775,25 +13892,7 @@
           <w:sz w:val="16"/>
           <w:szCs w:val="16"/>
         </w:rPr>
-        <w:t xml:space="preserve">d. En caso de infracciones muy graves y de reincidencia o </w:t>
-      </w:r>
-      <w:proofErr w:type="spellStart"/>
-      <w:r>
-        <w:rPr>
-          <w:rFonts w:ascii="Arial Narrow" w:eastAsia="Arial Narrow" w:hAnsi="Arial Narrow" w:cs="Arial Narrow"/>
-          <w:sz w:val="16"/>
-          <w:szCs w:val="16"/>
-        </w:rPr>
-        <w:t>reiterancia</w:t>
-      </w:r>
-      <w:proofErr w:type="spellEnd"/>
-      <w:r>
-        <w:rPr>
-          <w:rFonts w:ascii="Arial Narrow" w:eastAsia="Arial Narrow" w:hAnsi="Arial Narrow" w:cs="Arial Narrow"/>
-          <w:sz w:val="16"/>
-          <w:szCs w:val="16"/>
-        </w:rPr>
-        <w:t xml:space="preserve">: </w:t>
+        <w:t xml:space="preserve">(i) Solicitar a la autoridad correspondiente la clausura temporal del establecimiento industrial, comercial o de servicios por un plazo máximo de seis (6) meses. </w:t>
       </w:r>
     </w:p>
     <w:p>
@@ -13813,7 +13912,25 @@
           <w:sz w:val="16"/>
           <w:szCs w:val="16"/>
         </w:rPr>
-        <w:t xml:space="preserve">(i) Solicitar a la autoridad correspondiente la clausura temporal del establecimiento industrial, comercial o de servicios por un plazo máximo de seis (6) meses. </w:t>
+        <w:t>(</w:t>
+      </w:r>
+      <w:proofErr w:type="spellStart"/>
+      <w:r>
+        <w:rPr>
+          <w:rFonts w:ascii="Arial Narrow" w:eastAsia="Arial Narrow" w:hAnsi="Arial Narrow" w:cs="Arial Narrow"/>
+          <w:sz w:val="16"/>
+          <w:szCs w:val="16"/>
+        </w:rPr>
+        <w:t>ii</w:t>
+      </w:r>
+      <w:proofErr w:type="spellEnd"/>
+      <w:r>
+        <w:rPr>
+          <w:rFonts w:ascii="Arial Narrow" w:eastAsia="Arial Narrow" w:hAnsi="Arial Narrow" w:cs="Arial Narrow"/>
+          <w:sz w:val="16"/>
+          <w:szCs w:val="16"/>
+        </w:rPr>
+        <w:t xml:space="preserve">) Solicitar a la autoridad competente la inhabilitación, temporal o permanente, del proveedor en función de los alcances de la infracción sancionada. </w:t>
       </w:r>
     </w:p>
     <w:p>
@@ -13833,7 +13950,7 @@
           <w:sz w:val="16"/>
           <w:szCs w:val="16"/>
         </w:rPr>
-        <w:t>(</w:t>
+        <w:t xml:space="preserve">e. Publicación de avisos </w:t>
       </w:r>
       <w:proofErr w:type="spellStart"/>
       <w:r>
@@ -13842,7 +13959,7 @@
           <w:sz w:val="16"/>
           <w:szCs w:val="16"/>
         </w:rPr>
-        <w:t>ii</w:t>
+        <w:t>rectificatorios</w:t>
       </w:r>
       <w:proofErr w:type="spellEnd"/>
       <w:r>
@@ -13851,7 +13968,7 @@
           <w:sz w:val="16"/>
           <w:szCs w:val="16"/>
         </w:rPr>
-        <w:t xml:space="preserve">) Solicitar a la autoridad competente la inhabilitación, temporal o permanente, del proveedor en función de los alcances de la infracción sancionada. </w:t>
+        <w:t xml:space="preserve"> o informativos en la forma que determine el Indecopi, tomando en consideración los medios que resulten idóneos para revertir los efectos que el acto objeto de sanción ha ocasionado. </w:t>
       </w:r>
     </w:p>
     <w:p>
@@ -13871,25 +13988,7 @@
           <w:sz w:val="16"/>
           <w:szCs w:val="16"/>
         </w:rPr>
-        <w:t xml:space="preserve">e. Publicación de avisos </w:t>
-      </w:r>
-      <w:proofErr w:type="spellStart"/>
-      <w:r>
-        <w:rPr>
-          <w:rFonts w:ascii="Arial Narrow" w:eastAsia="Arial Narrow" w:hAnsi="Arial Narrow" w:cs="Arial Narrow"/>
-          <w:sz w:val="16"/>
-          <w:szCs w:val="16"/>
-        </w:rPr>
-        <w:t>rectificatorios</w:t>
-      </w:r>
-      <w:proofErr w:type="spellEnd"/>
-      <w:r>
-        <w:rPr>
-          <w:rFonts w:ascii="Arial Narrow" w:eastAsia="Arial Narrow" w:hAnsi="Arial Narrow" w:cs="Arial Narrow"/>
-          <w:sz w:val="16"/>
-          <w:szCs w:val="16"/>
-        </w:rPr>
-        <w:t xml:space="preserve"> o informativos en la forma que determine el Indecopi, tomando en consideración los medios que resulten idóneos para revertir los efectos que el acto objeto de sanción ha ocasionado. </w:t>
+        <w:t xml:space="preserve">f. Cualquier otra medida correctiva que tenga el objeto de revertir los efectos de la conducta infractora o evitar que esta se produzca nuevamente en el futuro. </w:t>
       </w:r>
     </w:p>
     <w:p>
@@ -13909,26 +14008,6 @@
           <w:sz w:val="16"/>
           <w:szCs w:val="16"/>
         </w:rPr>
-        <w:t xml:space="preserve">f. Cualquier otra medida correctiva que tenga el objeto de revertir los efectos de la conducta infractora o evitar que esta se produzca nuevamente en el futuro. </w:t>
-      </w:r>
-    </w:p>
-    <w:p>
-      <w:pPr>
-        <w:spacing w:after="0" w:line="240" w:lineRule="auto"/>
-        <w:ind w:left="567"/>
-        <w:jc w:val="both"/>
-        <w:rPr>
-          <w:rFonts w:ascii="Arial Narrow" w:eastAsia="Arial Narrow" w:hAnsi="Arial Narrow" w:cs="Arial Narrow"/>
-          <w:sz w:val="16"/>
-          <w:szCs w:val="16"/>
-        </w:rPr>
-      </w:pPr>
-      <w:r>
-        <w:rPr>
-          <w:rFonts w:ascii="Arial Narrow" w:eastAsia="Arial Narrow" w:hAnsi="Arial Narrow" w:cs="Arial Narrow"/>
-          <w:sz w:val="16"/>
-          <w:szCs w:val="16"/>
-        </w:rPr>
         <w:t>El Indecopi está facultado para solicitar a la autoridad municipal y policial el apoyo respectivo para la ejecución de las medidas correctivas complementarias correspondientes.</w:t>
       </w:r>
     </w:p>
@@ -13945,7 +14024,7 @@
       </w:pPr>
     </w:p>
   </w:footnote>
-  <w:footnote w:id="13">
+  <w:footnote w:id="15">
     <w:p>
       <w:pPr>
         <w:pStyle w:val="Textonotapie"/>
@@ -13977,7 +14056,8 @@
           <w:sz w:val="16"/>
           <w:szCs w:val="16"/>
         </w:rPr>
-        <w:t xml:space="preserve"> </w:t>
+        <w:tab/>
+        <w:t xml:space="preserve"/>
       </w:r>
       <w:r>
         <w:rPr>
@@ -14168,7 +14248,115 @@
       </w:pPr>
     </w:p>
   </w:footnote>
-  <w:footnote w:id="14">
+  <w:footnote w:id="16">
+    <w:p>
+      <w:pPr>
+        <w:autoSpaceDE w:val="0"/>
+        <w:autoSpaceDN w:val="0"/>
+        <w:adjustRightInd w:val="0"/>
+        <w:tabs>
+          <w:tab w:val="left" w:pos="567"/>
+        </w:tabs>
+        <w:spacing w:after="0" w:line="240" w:lineRule="auto"/>
+        <w:ind w:left="567" w:hanging="567"/>
+        <w:jc w:val="both"/>
+        <w:rPr>
+          <w:rFonts w:ascii="Arial Narrow" w:eastAsia="Arial Narrow" w:hAnsi="Arial Narrow" w:cs="Arial Narrow"/>
+          <w:b/>
+          <w:bCs/>
+          <w:sz w:val="16"/>
+          <w:szCs w:val="16"/>
+        </w:rPr>
+      </w:pPr>
+      <w:r>
+        <w:rPr>
+          <w:rStyle w:val="Refdenotaalpie"/>
+          <w:rFonts w:ascii="Arial Narrow" w:eastAsia="Arial Narrow" w:hAnsi="Arial Narrow" w:cs="Arial Narrow"/>
+          <w:b/>
+          <w:bCs/>
+          <w:sz w:val="16"/>
+          <w:szCs w:val="16"/>
+          <w:vertAlign w:val="superscript"/>
+        </w:rPr>
+        <w:footnoteRef/>
+      </w:r>
+      <w:r>
+        <w:rPr>
+          <w:rFonts w:ascii="Arial Narrow" w:eastAsia="Arial Narrow" w:hAnsi="Arial Narrow" w:cs="Arial Narrow"/>
+          <w:b/>
+          <w:bCs/>
+          <w:sz w:val="16"/>
+          <w:szCs w:val="16"/>
+        </w:rPr>
+        <w:tab/>
+        <w:t xml:space="preserve"/>
+      </w:r>
+      <w:r>
+        <w:rPr>
+          <w:rFonts w:ascii="Arial Narrow" w:eastAsia="Arial Narrow" w:hAnsi="Arial Narrow" w:cs="Arial Narrow"/>
+          <w:b/>
+          <w:bCs/>
+          <w:sz w:val="16"/>
+          <w:szCs w:val="16"/>
+        </w:rPr>
+        <w:tab/>
+        <w:t xml:space="preserve">DECRETO LEGISLATIVO </w:t>
+      </w:r>
+      <w:proofErr w:type="spellStart"/>
+      <w:r>
+        <w:rPr>
+          <w:rFonts w:ascii="Arial Narrow" w:eastAsia="Arial Narrow" w:hAnsi="Arial Narrow" w:cs="Arial Narrow"/>
+          <w:b/>
+          <w:bCs/>
+          <w:sz w:val="16"/>
+          <w:szCs w:val="16"/>
+        </w:rPr>
+        <w:t/>
+      </w:r>
+      <w:proofErr w:type="spellEnd"/>
+      <w:r>
+        <w:rPr>
+          <w:rFonts w:ascii="Arial Narrow" w:eastAsia="Arial Narrow" w:hAnsi="Arial Narrow" w:cs="Arial Narrow"/>
+          <w:b/>
+          <w:bCs/>
+          <w:sz w:val="16"/>
+          <w:szCs w:val="16"/>
+        </w:rPr>
+        <w:t xml:space="preserve">807, LEY SOBRE FACULTADES, NORMAS Y ORGANIZACIÓN DEL INDECOPI FACULTADES DE LAS COMISIONES Y OFICINAS DEL INDECOPI</w:t>
+      </w:r>
+    </w:p>
+    <w:p>
+      <w:pPr>
+        <w:pStyle w:val="NormalWeb"/>
+        <w:spacing w:after="0" w:line="240" w:lineRule="auto"/>
+        <w:ind w:left="567"/>
+        <w:jc w:val="both"/>
+        <w:rPr>
+          <w:rFonts w:ascii="Arial Narrow" w:eastAsia="Arial Narrow" w:hAnsi="Arial Narrow" w:cs="Arial Narrow"/>
+          <w:bCs/>
+          <w:sz w:val="16"/>
+          <w:szCs w:val="16"/>
+        </w:rPr>
+      </w:pPr>
+      <w:r>
+        <w:rPr>
+          <w:rFonts w:ascii="Arial Narrow" w:eastAsia="Arial Narrow" w:hAnsi="Arial Narrow" w:cs="Arial Narrow"/>
+          <w:b/>
+          <w:sz w:val="16"/>
+          <w:szCs w:val="16"/>
+        </w:rPr>
+        <w:t xml:space="preserve">Artículo 29.- </w:t>
+      </w:r>
+      <w:r>
+        <w:rPr>
+          <w:rFonts w:ascii="Arial Narrow" w:eastAsia="Arial Narrow" w:hAnsi="Arial Narrow" w:cs="Arial Narrow"/>
+          <w:bCs/>
+          <w:sz w:val="16"/>
+          <w:szCs w:val="16"/>
+        </w:rPr>
+        <w:t>En cualquier estado del procedimiento, e incluso antes de admitirse a trámite la denuncia, el Secretario Técnico podrá citar a las partes a audiencia de conciliación. La audiencia se desarrollará ante el Secretario Técnico o ante la persona que este designe. Si ambas partes arribaran a un acuerdo respecto de la denuncia, se levantará un acta donde conste el acuerdo respectivo, el mismo que tendrá efectos de transacción extrajudicial. En cualquier caso, la Comisión podrá continuar de oficio el procedimiento, si del análisis de los hechos denunciados considera que podría estarse afectando intereses de terceros.</w:t>
+      </w:r>
+    </w:p>
     <w:p>
       <w:pPr>
         <w:autoSpaceDE w:val="0"/>
@@ -14185,12 +14373,27 @@
           <w:szCs w:val="16"/>
         </w:rPr>
       </w:pPr>
+    </w:p>
+  </w:footnote>
+  <w:footnote w:id="17">
+    <w:p>
+      <w:pPr>
+        <w:pStyle w:val="Textonotapie"/>
+        <w:tabs>
+          <w:tab w:val="left" w:pos="567"/>
+        </w:tabs>
+        <w:ind w:left="567" w:hanging="567"/>
+        <w:jc w:val="both"/>
+        <w:rPr>
+          <w:rFonts w:ascii="Arial Narrow" w:eastAsia="Arial Narrow" w:hAnsi="Arial Narrow" w:cs="Arial Narrow"/>
+          <w:sz w:val="16"/>
+          <w:szCs w:val="16"/>
+        </w:rPr>
+      </w:pPr>
       <w:r>
         <w:rPr>
           <w:rStyle w:val="Refdenotaalpie"/>
           <w:rFonts w:ascii="Arial Narrow" w:eastAsia="Arial Narrow" w:hAnsi="Arial Narrow" w:cs="Arial Narrow"/>
-          <w:b/>
-          <w:bCs/>
           <w:sz w:val="16"/>
           <w:szCs w:val="16"/>
           <w:vertAlign w:val="superscript"/>
@@ -14200,126 +14403,11 @@
       <w:r>
         <w:rPr>
           <w:rFonts w:ascii="Arial Narrow" w:eastAsia="Arial Narrow" w:hAnsi="Arial Narrow" w:cs="Arial Narrow"/>
-          <w:b/>
-          <w:bCs/>
-          <w:sz w:val="16"/>
-          <w:szCs w:val="16"/>
-        </w:rPr>
-        <w:t xml:space="preserve"> </w:t>
-      </w:r>
-      <w:r>
-        <w:rPr>
-          <w:rFonts w:ascii="Arial Narrow" w:eastAsia="Arial Narrow" w:hAnsi="Arial Narrow" w:cs="Arial Narrow"/>
-          <w:b/>
-          <w:bCs/>
           <w:sz w:val="16"/>
           <w:szCs w:val="16"/>
         </w:rPr>
         <w:tab/>
-        <w:t xml:space="preserve">DECRETO LEGISLATIVO </w:t>
-      </w:r>
-      <w:proofErr w:type="spellStart"/>
-      <w:r>
-        <w:rPr>
-          <w:rFonts w:ascii="Arial Narrow" w:eastAsia="Arial Narrow" w:hAnsi="Arial Narrow" w:cs="Arial Narrow"/>
-          <w:b/>
-          <w:bCs/>
-          <w:sz w:val="16"/>
-          <w:szCs w:val="16"/>
-        </w:rPr>
-        <w:t/>
-      </w:r>
-      <w:proofErr w:type="spellEnd"/>
-      <w:r>
-        <w:rPr>
-          <w:rFonts w:ascii="Arial Narrow" w:eastAsia="Arial Narrow" w:hAnsi="Arial Narrow" w:cs="Arial Narrow"/>
-          <w:b/>
-          <w:bCs/>
-          <w:sz w:val="16"/>
-          <w:szCs w:val="16"/>
-        </w:rPr>
-        <w:t xml:space="preserve"> 807, LEY SOBRE FACULTADES, NORMAS Y ORGANIZACIÓN DEL INDECOPI FACULTADES DE LAS COMISIONES Y OFICINAS DEL INDECOPI</w:t>
-      </w:r>
-    </w:p>
-    <w:p>
-      <w:pPr>
-        <w:pStyle w:val="NormalWeb"/>
-        <w:spacing w:after="0" w:line="240" w:lineRule="auto"/>
-        <w:ind w:left="567"/>
-        <w:jc w:val="both"/>
-        <w:rPr>
-          <w:rFonts w:ascii="Arial Narrow" w:eastAsia="Arial Narrow" w:hAnsi="Arial Narrow" w:cs="Arial Narrow"/>
-          <w:bCs/>
-          <w:sz w:val="16"/>
-          <w:szCs w:val="16"/>
-        </w:rPr>
-      </w:pPr>
-      <w:r>
-        <w:rPr>
-          <w:rFonts w:ascii="Arial Narrow" w:eastAsia="Arial Narrow" w:hAnsi="Arial Narrow" w:cs="Arial Narrow"/>
-          <w:b/>
-          <w:sz w:val="16"/>
-          <w:szCs w:val="16"/>
-        </w:rPr>
-        <w:t xml:space="preserve">Artículo 29.- </w:t>
-      </w:r>
-      <w:r>
-        <w:rPr>
-          <w:rFonts w:ascii="Arial Narrow" w:eastAsia="Arial Narrow" w:hAnsi="Arial Narrow" w:cs="Arial Narrow"/>
-          <w:bCs/>
-          <w:sz w:val="16"/>
-          <w:szCs w:val="16"/>
-        </w:rPr>
-        <w:t>En cualquier estado del procedimiento, e incluso antes de admitirse a trámite la denuncia, el Secretario Técnico podrá citar a las partes a audiencia de conciliación. La audiencia se desarrollará ante el Secretario Técnico o ante la persona que este designe. Si ambas partes arribaran a un acuerdo respecto de la denuncia, se levantará un acta donde conste el acuerdo respectivo, el mismo que tendrá efectos de transacción extrajudicial. En cualquier caso, la Comisión podrá continuar de oficio el procedimiento, si del análisis de los hechos denunciados considera que podría estarse afectando intereses de terceros.</w:t>
-      </w:r>
-    </w:p>
-    <w:p>
-      <w:pPr>
-        <w:autoSpaceDE w:val="0"/>
-        <w:autoSpaceDN w:val="0"/>
-        <w:adjustRightInd w:val="0"/>
-        <w:spacing w:after="0" w:line="240" w:lineRule="auto"/>
-        <w:ind w:left="567" w:hanging="567"/>
-        <w:jc w:val="both"/>
-        <w:rPr>
-          <w:rFonts w:ascii="Arial Narrow" w:eastAsia="Arial Narrow" w:hAnsi="Arial Narrow" w:cs="Arial Narrow"/>
-          <w:b/>
-          <w:bCs/>
-          <w:sz w:val="16"/>
-          <w:szCs w:val="16"/>
-        </w:rPr>
-      </w:pPr>
-    </w:p>
-  </w:footnote>
-  <w:footnote w:id="15">
-    <w:p>
-      <w:pPr>
-        <w:pStyle w:val="Textonotapie"/>
-        <w:ind w:left="567" w:hanging="567"/>
-        <w:jc w:val="both"/>
-        <w:rPr>
-          <w:rFonts w:ascii="Arial Narrow" w:eastAsia="Arial Narrow" w:hAnsi="Arial Narrow" w:cs="Arial Narrow"/>
-          <w:sz w:val="16"/>
-          <w:szCs w:val="16"/>
-        </w:rPr>
-      </w:pPr>
-      <w:r>
-        <w:rPr>
-          <w:rStyle w:val="Refdenotaalpie"/>
-          <w:rFonts w:ascii="Arial Narrow" w:eastAsia="Arial Narrow" w:hAnsi="Arial Narrow" w:cs="Arial Narrow"/>
-          <w:sz w:val="16"/>
-          <w:szCs w:val="16"/>
-          <w:vertAlign w:val="superscript"/>
-        </w:rPr>
-        <w:footnoteRef/>
-      </w:r>
-      <w:r>
-        <w:rPr>
-          <w:rFonts w:ascii="Arial Narrow" w:eastAsia="Arial Narrow" w:hAnsi="Arial Narrow" w:cs="Arial Narrow"/>
-          <w:sz w:val="16"/>
-          <w:szCs w:val="16"/>
-        </w:rPr>
-        <w:t xml:space="preserve"> </w:t>
+        <w:t xml:space="preserve"/>
       </w:r>
       <w:r>
         <w:rPr>

--- a/plantillas_maestras/01_seguro_vehicular/contratacion_no_consentida/2_ddos_banco_y_aseguradora/varon/TPL_1771_2025_SEGURO_VEHICULAR_CONTRATACION_NO_CONSENTIDA_BANCO_VARON_R2.docx
+++ b/plantillas_maestras/01_seguro_vehicular/contratacion_no_consentida/2_ddos_banco_y_aseguradora/varon/TPL_1771_2025_SEGURO_VEHICULAR_CONTRATACION_NO_CONSENTIDA_BANCO_VARON_R2.docx
@@ -664,7 +664,7 @@
     </w:p>
     <w:p>
       <w:pPr>
-        <w:spacing w:after="0" w:line="240" w:lineRule="auto"/>
+        <w:spacing w:before="0" w:after="0" w:line="240" w:lineRule="auto"/>
         <w:jc w:val="both"/>
         <w:rPr>
           <w:rFonts w:ascii="Arial Narrow" w:eastAsia="Arial Narrow" w:hAnsi="Arial Narrow" w:cs="Arial Narrow"/>
@@ -706,7 +706,7 @@
           <w:lang w:val="es-ES" w:eastAsia="es-ES"/>
           <w14:ligatures w14:val="none"/>
         </w:rPr>
-        <w:t xml:space="preserve">Mediante la denuncia del 4 de julio de 2025, subsanada mediante escrito del 18 de agosto de 2025, el señor [APELLIDO] denunció a Rímac y el Banco por presuntas infracciones a la Ley 29571, Código de Protección y Defensa del Consumidor</w:t>
+        <w:t xml:space="preserve">Mediante la denuncia del 4 de julio de 2025</w:t>
       </w:r>
       <w:r>
         <w:rPr>
@@ -732,55 +732,7 @@
           <w:lang w:val="es-ES" w:eastAsia="es-ES"/>
           <w14:ligatures w14:val="none"/>
         </w:rPr>
-        <w:t xml:space="preserve"> (en adelante, Código), señalando lo siguiente:</w:t>
-      </w:r>
-      <w:r>
-        <w:rPr>
-          <w:rFonts w:ascii="Arial Narrow" w:eastAsia="Arial Narrow" w:hAnsi="Arial Narrow" w:cs="Arial Narrow"/>
-          <w:color w:val="000000"/>
-          <w:kern w:val="0"/>
-          <w:sz w:val="22"/>
-          <w:szCs w:val="22"/>
-          <w:lang w:val="es-ES" w:eastAsia="es-ES"/>
-          <w14:ligatures w14:val="none"/>
-        </w:rPr>
-        <w:t xml:space="preserve"/>
-      </w:r>
-      <w:r>
-        <w:rPr>
-          <w:rFonts w:ascii="Arial Narrow" w:eastAsia="Arial Narrow" w:hAnsi="Arial Narrow" w:cs="Arial Narrow"/>
-          <w:color w:val="000000"/>
-          <w:kern w:val="0"/>
-          <w:sz w:val="22"/>
-          <w:szCs w:val="22"/>
-          <w:lang w:val="es-ES" w:eastAsia="es-ES"/>
-          <w14:ligatures w14:val="none"/>
-        </w:rPr>
-        <w:t/>
-      </w:r>
-      <w:r>
-        <w:rPr>
-          <w:rFonts w:ascii="Arial Narrow" w:eastAsia="Arial Narrow" w:hAnsi="Arial Narrow" w:cs="Arial Narrow"/>
-          <w:color w:val="000000"/>
-          <w:kern w:val="0"/>
-          <w:sz w:val="22"/>
-          <w:szCs w:val="22"/>
-          <w:lang w:val="es-ES" w:eastAsia="es-ES"/>
-          <w14:ligatures w14:val="none"/>
-        </w:rPr>
-        <w:t xml:space="preserve"/>
-      </w:r>
-      <w:r>
-        <w:rPr>
-          <w:rFonts w:ascii="Arial Narrow" w:eastAsia="Arial Narrow" w:hAnsi="Arial Narrow" w:cs="Arial Narrow"/>
-          <w:color w:val="000000"/>
-          <w:kern w:val="0"/>
-          <w:sz w:val="22"/>
-          <w:szCs w:val="22"/>
-          <w:lang w:val="es-ES" w:eastAsia="es-ES"/>
-          <w14:ligatures w14:val="none"/>
-        </w:rPr>
-        <w:t/>
+        <w:t xml:space="preserve">, subsanada mediante escrito del 18 de agosto de 2025, el señor [APELLIDO] denunció a Rímac y el Banco por presuntas infracciones a la Ley 29571, Código de Protección y Defensa del Consumidor</w:t>
       </w:r>
       <w:r>
         <w:rPr>
@@ -806,6 +758,18 @@
           <w:lang w:val="es-ES" w:eastAsia="es-ES"/>
           <w14:ligatures w14:val="none"/>
         </w:rPr>
+        <w:t xml:space="preserve"> (en adelante, Código), señalando lo siguiente:</w:t>
+      </w:r>
+      <w:r>
+        <w:rPr>
+          <w:rFonts w:ascii="Arial Narrow" w:eastAsia="Arial Narrow" w:hAnsi="Arial Narrow" w:cs="Arial Narrow"/>
+          <w:color w:val="000000"/>
+          <w:kern w:val="0"/>
+          <w:sz w:val="22"/>
+          <w:szCs w:val="22"/>
+          <w:lang w:val="es-ES" w:eastAsia="es-ES"/>
+          <w14:ligatures w14:val="none"/>
+        </w:rPr>
         <w:t xml:space="preserve"/>
       </w:r>
       <w:r>
@@ -823,36 +787,84 @@
       <w:r>
         <w:rPr>
           <w:rFonts w:ascii="Arial Narrow" w:eastAsia="Arial Narrow" w:hAnsi="Arial Narrow" w:cs="Arial Narrow"/>
-          <w:kern w:val="0"/>
-          <w14:ligatures w14:val="none"/>
-          <w:sz w:val="22"/>
-          <w:szCs w:val="22"/>
+          <w:color w:val="000000"/>
+          <w:kern w:val="0"/>
+          <w:sz w:val="22"/>
+          <w:szCs w:val="22"/>
+          <w:lang w:val="es-ES" w:eastAsia="es-ES"/>
+          <w14:ligatures w14:val="none"/>
         </w:rPr>
         <w:t xml:space="preserve"/>
       </w:r>
       <w:r>
         <w:rPr>
           <w:rFonts w:ascii="Arial Narrow" w:eastAsia="Arial Narrow" w:hAnsi="Arial Narrow" w:cs="Arial Narrow"/>
-          <w:kern w:val="0"/>
-          <w14:ligatures w14:val="none"/>
-          <w:sz w:val="22"/>
-          <w:szCs w:val="22"/>
+          <w:color w:val="000000"/>
+          <w:kern w:val="0"/>
+          <w:sz w:val="22"/>
+          <w:szCs w:val="22"/>
+          <w:lang w:val="es-ES" w:eastAsia="es-ES"/>
+          <w14:ligatures w14:val="none"/>
+        </w:rPr>
+        <w:t/>
+      </w:r>
+      <w:r>
+        <w:rPr>
+          <w:rFonts w:ascii="Arial Narrow" w:eastAsia="Arial Narrow" w:hAnsi="Arial Narrow" w:cs="Arial Narrow"/>
+          <w:color w:val="000000"/>
+          <w:kern w:val="0"/>
+          <w:sz w:val="22"/>
+          <w:szCs w:val="22"/>
+          <w:lang w:val="es-ES" w:eastAsia="es-ES"/>
+          <w14:ligatures w14:val="none"/>
         </w:rPr>
         <w:t xml:space="preserve"/>
       </w:r>
       <w:r>
         <w:rPr>
           <w:rFonts w:ascii="Arial Narrow" w:eastAsia="Arial Narrow" w:hAnsi="Arial Narrow" w:cs="Arial Narrow"/>
-          <w:kern w:val="0"/>
-          <w14:ligatures w14:val="none"/>
-          <w:sz w:val="22"/>
-          <w:szCs w:val="22"/>
+          <w:color w:val="000000"/>
+          <w:kern w:val="0"/>
+          <w:sz w:val="22"/>
+          <w:szCs w:val="22"/>
+          <w:lang w:val="es-ES" w:eastAsia="es-ES"/>
+          <w14:ligatures w14:val="none"/>
         </w:rPr>
         <w:t/>
       </w:r>
       <w:r>
         <w:rPr>
           <w:rFonts w:ascii="Arial Narrow" w:eastAsia="Arial Narrow" w:hAnsi="Arial Narrow" w:cs="Arial Narrow"/>
+          <w:kern w:val="0"/>
+          <w14:ligatures w14:val="none"/>
+          <w:sz w:val="22"/>
+          <w:szCs w:val="22"/>
+        </w:rPr>
+        <w:t xml:space="preserve"/>
+      </w:r>
+      <w:r>
+        <w:rPr>
+          <w:rFonts w:ascii="Arial Narrow" w:eastAsia="Arial Narrow" w:hAnsi="Arial Narrow" w:cs="Arial Narrow"/>
+          <w:kern w:val="0"/>
+          <w14:ligatures w14:val="none"/>
+          <w:sz w:val="22"/>
+          <w:szCs w:val="22"/>
+        </w:rPr>
+        <w:t xml:space="preserve"/>
+      </w:r>
+      <w:r>
+        <w:rPr>
+          <w:rFonts w:ascii="Arial Narrow" w:eastAsia="Arial Narrow" w:hAnsi="Arial Narrow" w:cs="Arial Narrow"/>
+          <w:kern w:val="0"/>
+          <w14:ligatures w14:val="none"/>
+          <w:sz w:val="22"/>
+          <w:szCs w:val="22"/>
+        </w:rPr>
+        <w:t/>
+      </w:r>
+      <w:r>
+        <w:rPr>
+          <w:rFonts w:ascii="Arial Narrow" w:eastAsia="Arial Narrow" w:hAnsi="Arial Narrow" w:cs="Arial Narrow"/>
           <w:color w:val="000000"/>
           <w:kern w:val="0"/>
           <w:sz w:val="22"/>
@@ -962,10 +974,10 @@
     </w:p>
     <w:p>
       <w:pPr>
+        <w:spacing w:before="0" w:after="0" w:line="240" w:lineRule="auto"/>
         <w:tabs>
           <w:tab w:val="left" w:pos="1134"/>
         </w:tabs>
-        <w:spacing w:after="0" w:line="240" w:lineRule="auto"/>
         <w:jc w:val="both"/>
         <w:rPr>
           <w:rFonts w:ascii="Arial Narrow" w:eastAsia="Arial Narrow" w:hAnsi="Arial Narrow" w:cs="Arial Narrow"/>
@@ -1380,7 +1392,7 @@
     <w:p>
       <w:pPr>
         <w:pStyle w:val="Prrafodelista"/>
-        <w:spacing w:after="0" w:line="240" w:lineRule="auto"/>
+        <w:spacing w:before="0" w:after="0" w:line="240" w:lineRule="auto"/>
         <w:ind w:left="1134"/>
         <w:jc w:val="both"/>
         <w:rPr>
@@ -1457,7 +1469,7 @@
     </w:p>
     <w:p>
       <w:pPr>
-        <w:spacing w:after="0" w:line="240" w:lineRule="auto"/>
+        <w:spacing w:before="0" w:after="0" w:line="240" w:lineRule="auto"/>
         <w:jc w:val="both"/>
         <w:rPr>
           <w:rFonts w:ascii="Arial Narrow" w:eastAsia="Arial Narrow" w:hAnsi="Arial Narrow" w:cs="Arial Narrow"/>
@@ -1653,7 +1665,7 @@
     </w:p>
     <w:p>
       <w:pPr>
-        <w:spacing w:after="0" w:line="240" w:lineRule="auto"/>
+        <w:spacing w:before="0" w:after="0" w:line="240" w:lineRule="auto"/>
         <w:ind w:left="567"/>
         <w:jc w:val="both"/>
         <w:rPr>
@@ -1863,7 +1875,7 @@
     <w:p>
       <w:pPr>
         <w:pStyle w:val="Prrafodelista"/>
-        <w:spacing w:line="240" w:lineRule="auto"/>
+        <w:spacing w:before="0" w:after="0" w:line="240" w:lineRule="auto"/>
         <w:rPr>
           <w:rFonts w:ascii="Arial Narrow" w:eastAsia="Arial Narrow" w:hAnsi="Arial Narrow" w:cs="Arial Narrow"/>
           <w:color w:val="000000"/>
@@ -2154,7 +2166,7 @@
     </w:p>
     <w:p>
       <w:pPr>
-        <w:spacing w:after="0" w:line="240" w:lineRule="auto"/>
+        <w:spacing w:before="0" w:after="0" w:line="240" w:lineRule="auto"/>
         <w:jc w:val="both"/>
         <w:rPr>
           <w:rFonts w:ascii="Arial Narrow" w:eastAsia="Arial Narrow" w:hAnsi="Arial Narrow" w:cs="Arial Narrow"/>
@@ -2411,7 +2423,7 @@
     </w:p>
     <w:p>
       <w:pPr>
-        <w:spacing w:after="0" w:line="240" w:lineRule="auto"/>
+        <w:spacing w:before="0" w:after="0" w:line="240" w:lineRule="auto"/>
         <w:jc w:val="both"/>
         <w:rPr>
           <w:rFonts w:ascii="Arial Narrow" w:eastAsia="Arial Narrow" w:hAnsi="Arial Narrow" w:cs="Arial Narrow"/>
@@ -2691,7 +2703,7 @@
     </w:p>
     <w:p>
       <w:pPr>
-        <w:spacing w:after="0" w:line="240" w:lineRule="auto"/>
+        <w:spacing w:before="0" w:after="0" w:line="240" w:lineRule="auto"/>
         <w:jc w:val="both"/>
         <w:rPr>
           <w:rFonts w:ascii="Arial Narrow" w:eastAsia="Arial Narrow" w:hAnsi="Arial Narrow" w:cs="Arial Narrow"/>
@@ -2995,7 +3007,7 @@
     </w:p>
     <w:p>
       <w:pPr>
-        <w:spacing w:after="0" w:line="240" w:lineRule="auto"/>
+        <w:spacing w:before="0" w:after="0" w:line="240" w:lineRule="auto"/>
         <w:jc w:val="both"/>
         <w:rPr>
           <w:rFonts w:ascii="Arial Narrow" w:eastAsia="Arial Narrow" w:hAnsi="Arial Narrow" w:cs="Arial Narrow"/>
@@ -3215,7 +3227,7 @@
     </w:p>
     <w:p>
       <w:pPr>
-        <w:spacing w:after="0" w:line="240" w:lineRule="auto"/>
+        <w:spacing w:before="0" w:after="0" w:line="240" w:lineRule="auto"/>
         <w:jc w:val="both"/>
         <w:rPr>
           <w:rFonts w:ascii="Arial Narrow" w:eastAsia="Arial Narrow" w:hAnsi="Arial Narrow" w:cs="Arial Narrow"/>
@@ -3387,7 +3399,7 @@
     </w:p>
     <w:p>
       <w:pPr>
-        <w:spacing w:after="0" w:line="240" w:lineRule="auto"/>
+        <w:spacing w:before="0" w:after="0" w:line="240" w:lineRule="auto"/>
         <w:jc w:val="both"/>
         <w:rPr>
           <w:rFonts w:ascii="Arial Narrow" w:eastAsia="Arial Narrow" w:hAnsi="Arial Narrow" w:cs="Arial Narrow"/>
@@ -3607,7 +3619,7 @@
     </w:p>
     <w:p>
       <w:pPr>
-        <w:spacing w:after="0" w:line="240" w:lineRule="auto"/>
+        <w:spacing w:before="0" w:after="0" w:line="240" w:lineRule="auto"/>
         <w:jc w:val="both"/>
         <w:rPr>
           <w:rFonts w:ascii="Arial Narrow" w:eastAsia="Arial Narrow" w:hAnsi="Arial Narrow" w:cs="Arial Narrow"/>
@@ -3767,7 +3779,7 @@
     </w:p>
     <w:p>
       <w:pPr>
-        <w:spacing w:after="0" w:line="240" w:lineRule="auto"/>
+        <w:spacing w:before="0" w:after="0" w:line="240" w:lineRule="auto"/>
         <w:jc w:val="both"/>
         <w:rPr>
           <w:rFonts w:ascii="Arial Narrow" w:eastAsia="Arial Narrow" w:hAnsi="Arial Narrow" w:cs="Arial Narrow"/>
@@ -4023,7 +4035,7 @@
     </w:p>
     <w:p>
       <w:pPr>
-        <w:spacing w:after="0" w:line="240" w:lineRule="auto"/>
+        <w:spacing w:before="0" w:after="0" w:line="240" w:lineRule="auto"/>
         <w:jc w:val="both"/>
         <w:rPr>
           <w:rFonts w:ascii="Arial Narrow" w:eastAsia="Arial Narrow" w:hAnsi="Arial Narrow" w:cs="Arial Narrow"/>
@@ -4123,10 +4135,10 @@
     </w:p>
     <w:p>
       <w:pPr>
+        <w:spacing w:before="0" w:after="0" w:line="240" w:lineRule="auto"/>
         <w:tabs>
           <w:tab w:val="left" w:pos="1134"/>
         </w:tabs>
-        <w:spacing w:after="0" w:line="240" w:lineRule="auto"/>
         <w:jc w:val="both"/>
         <w:rPr>
           <w:rFonts w:ascii="Arial Narrow" w:eastAsia="Arial Narrow" w:hAnsi="Arial Narrow" w:cs="Arial Narrow"/>
@@ -4723,7 +4735,7 @@
     <w:bookmarkEnd w:id="1"/>
     <w:p>
       <w:pPr>
-        <w:spacing w:after="0" w:line="240" w:lineRule="auto"/>
+        <w:spacing w:before="0" w:after="0" w:line="240" w:lineRule="auto"/>
         <w:contextualSpacing/>
         <w:jc w:val="both"/>
         <w:rPr>
@@ -4779,7 +4791,7 @@
     </w:p>
     <w:p>
       <w:pPr>
-        <w:spacing w:after="0" w:line="240" w:lineRule="auto"/>
+        <w:spacing w:before="0" w:after="0" w:line="240" w:lineRule="auto"/>
         <w:ind w:left="567"/>
         <w:contextualSpacing/>
         <w:jc w:val="both"/>
@@ -5032,7 +5044,7 @@
     <w:p>
       <w:pPr>
         <w:pStyle w:val="Prrafodelista"/>
-        <w:spacing w:after="0" w:line="240" w:lineRule="auto"/>
+        <w:spacing w:before="0" w:after="0" w:line="240" w:lineRule="auto"/>
         <w:ind w:left="567"/>
         <w:jc w:val="both"/>
         <w:rPr>
@@ -5185,7 +5197,7 @@
     <w:p>
       <w:pPr>
         <w:pStyle w:val="Prrafodelista"/>
-        <w:spacing w:after="0" w:line="240" w:lineRule="auto"/>
+        <w:spacing w:before="0" w:after="0" w:line="240" w:lineRule="auto"/>
         <w:ind w:left="567"/>
         <w:jc w:val="both"/>
         <w:rPr>
@@ -5383,7 +5395,7 @@
     <w:p>
       <w:pPr>
         <w:pStyle w:val="Prrafodelista"/>
-        <w:spacing w:line="240" w:lineRule="auto"/>
+        <w:spacing w:before="0" w:after="0" w:line="240" w:lineRule="auto"/>
         <w:rPr>
           <w:rFonts w:ascii="Arial Narrow" w:eastAsia="Arial Narrow" w:hAnsi="Arial Narrow" w:cs="Arial Narrow"/>
           <w:kern w:val="0"/>
@@ -5529,6 +5541,7 @@
     <w:p>
       <w:pPr>
         <w:pStyle w:val="Prrafodelista"/>
+        <w:spacing w:before="0" w:after="0" w:line="240" w:lineRule="auto"/>
         <w:rPr>
           <w:rFonts w:ascii="Arial Narrow" w:eastAsia="Arial Narrow" w:hAnsi="Arial Narrow" w:cs="Arial Narrow"/>
           <w:kern w:val="0"/>
@@ -5671,7 +5684,7 @@
     <w:p>
       <w:pPr>
         <w:pStyle w:val="Prrafodelista"/>
-        <w:spacing w:line="240" w:lineRule="auto"/>
+        <w:spacing w:before="0" w:after="0" w:line="240" w:lineRule="auto"/>
         <w:rPr>
           <w:rFonts w:ascii="Arial Narrow" w:eastAsia="Arial Narrow" w:hAnsi="Arial Narrow" w:cs="Arial Narrow"/>
           <w:bCs/>
@@ -5827,7 +5840,7 @@
     <w:p>
       <w:pPr>
         <w:pStyle w:val="Prrafodelista"/>
-        <w:spacing w:line="240" w:lineRule="auto"/>
+        <w:spacing w:before="0" w:after="0" w:line="240" w:lineRule="auto"/>
         <w:rPr>
           <w:rFonts w:ascii="Arial Narrow" w:eastAsia="Arial Narrow" w:hAnsi="Arial Narrow" w:cs="Arial Narrow"/>
           <w:bCs/>
@@ -6001,7 +6014,7 @@
     </w:p>
     <w:p>
       <w:pPr>
-        <w:spacing w:after="0" w:line="240" w:lineRule="auto"/>
+        <w:spacing w:before="0" w:after="0" w:line="240" w:lineRule="auto"/>
         <w:jc w:val="both"/>
         <w:rPr>
           <w:rFonts w:ascii="Arial Narrow" w:eastAsia="Arial Narrow" w:hAnsi="Arial Narrow" w:cs="Arial Narrow"/>
@@ -6130,7 +6143,7 @@
     </w:p>
     <w:p>
       <w:pPr>
-        <w:spacing w:after="0" w:line="240" w:lineRule="auto"/>
+        <w:spacing w:before="0" w:after="0" w:line="240" w:lineRule="auto"/>
         <w:jc w:val="both"/>
         <w:rPr>
           <w:rFonts w:ascii="Arial Narrow" w:eastAsia="Arial Narrow" w:hAnsi="Arial Narrow" w:cs="Arial Narrow"/>
@@ -6285,7 +6298,7 @@
     </w:p>
     <w:p>
       <w:pPr>
-        <w:spacing w:after="0" w:line="240" w:lineRule="auto"/>
+        <w:spacing w:before="0" w:after="0" w:line="240" w:lineRule="auto"/>
         <w:jc w:val="both"/>
         <w:rPr>
           <w:rFonts w:ascii="Arial Narrow" w:eastAsia="Arial Narrow" w:hAnsi="Arial Narrow" w:cs="Arial Narrow"/>
@@ -6355,7 +6368,7 @@
     </w:p>
     <w:p>
       <w:pPr>
-        <w:spacing w:after="0" w:line="240" w:lineRule="auto"/>
+        <w:spacing w:before="0" w:after="0" w:line="240" w:lineRule="auto"/>
         <w:ind w:left="567"/>
         <w:contextualSpacing/>
         <w:jc w:val="both"/>
@@ -6411,7 +6424,7 @@
     </w:p>
     <w:p>
       <w:pPr>
-        <w:spacing w:after="0" w:line="240" w:lineRule="auto"/>
+        <w:spacing w:before="0" w:after="0" w:line="240" w:lineRule="auto"/>
         <w:jc w:val="both"/>
         <w:rPr>
           <w:rFonts w:ascii="Arial Narrow" w:eastAsia="Arial Narrow" w:hAnsi="Arial Narrow" w:cs="Arial Narrow"/>
@@ -6520,7 +6533,7 @@
     <w:p>
       <w:pPr>
         <w:pStyle w:val="Prrafodelista"/>
-        <w:spacing w:after="0" w:line="240" w:lineRule="auto"/>
+        <w:spacing w:before="0" w:after="0" w:line="240" w:lineRule="auto"/>
         <w:ind w:left="567"/>
         <w:jc w:val="both"/>
         <w:rPr>
@@ -6586,7 +6599,19 @@
           <w:lang w:val="es-ES" w:eastAsia="es-ES"/>
           <w14:ligatures w14:val="none"/>
         </w:rPr>
-        <w:t xml:space="preserve">: (i) presentar una copia debidamente suscrita de la Póliza </w:t>
+        <w:t xml:space="preserve">:</w:t>
+      </w:r>
+      <w:r>
+        <w:rPr>
+          <w:rFonts w:ascii="Arial Narrow" w:eastAsia="Arial Narrow" w:hAnsi="Arial Narrow" w:cs="Arial Narrow"/>
+          <w:color w:val="000000"/>
+          <w:kern w:val="0"/>
+          <w:sz w:val="22"/>
+          <w:szCs w:val="22"/>
+          <w:lang w:val="es-ES" w:eastAsia="es-ES"/>
+          <w14:ligatures w14:val="none"/>
+        </w:rPr>
+        <w:t xml:space="preserve"> (i) presentar una copia debidamente suscrita de la Póliza </w:t>
       </w:r>
       <w:proofErr w:type="spellStart"/>
       <w:r>
@@ -6664,6 +6689,24 @@
         </w:rPr>
         <w:t>) presentar todas las comunicaciones cursadas con la parte denunciante en virtud de los hechos materia de denuncia.</w:t>
       </w:r>
+    </w:p>
+    <w:p>
+      <w:pPr>
+        <w:pStyle w:val="Prrafodelista"/>
+        <w:spacing w:before="0" w:after="0" w:line="240" w:lineRule="auto"/>
+        <w:ind w:left="567"/>
+        <w:jc w:val="both"/>
+        <w:rPr>
+          <w:rFonts w:ascii="Arial Narrow" w:eastAsia="Arial Narrow" w:hAnsi="Arial Narrow" w:cs="Arial Narrow"/>
+          <w:color w:val="000000"/>
+          <w:kern w:val="0"/>
+          <w:sz w:val="22"/>
+          <w:szCs w:val="22"/>
+          <w:u w:val="single"/>
+          <w:lang w:val="es-ES" w:eastAsia="es-ES"/>
+          <w14:ligatures w14:val="none"/>
+        </w:rPr>
+      </w:pPr>
     </w:p>
     <w:p>
       <w:pPr>
@@ -6682,13 +6725,7 @@
           <w14:ligatures w14:val="none"/>
         </w:rPr>
       </w:pPr>
-    </w:p>
-    <w:p>
-      <w:pPr>
-        <w:pStyle w:val="Prrafodelista"/>
-        <w:spacing w:after="0" w:line="240" w:lineRule="auto"/>
-        <w:ind w:left="567"/>
-        <w:jc w:val="both"/>
+      <w:r>
         <w:rPr>
           <w:rFonts w:ascii="Arial Narrow" w:eastAsia="Arial Narrow" w:hAnsi="Arial Narrow" w:cs="Arial Narrow"/>
           <w:color w:val="000000"/>
@@ -6699,7 +6736,8 @@
           <w:lang w:val="es-ES" w:eastAsia="es-ES"/>
           <w14:ligatures w14:val="none"/>
         </w:rPr>
-      </w:pPr>
+        <w:t xml:space="preserve">A </w:t>
+      </w:r>
       <w:r>
         <w:rPr>
           <w:rFonts w:ascii="Arial Narrow" w:eastAsia="Arial Narrow" w:hAnsi="Arial Narrow" w:cs="Arial Narrow"/>
@@ -6711,20 +6749,31 @@
           <w:lang w:val="es-ES" w:eastAsia="es-ES"/>
           <w14:ligatures w14:val="none"/>
         </w:rPr>
-        <w:t xml:space="preserve">A </w:t>
-      </w:r>
-      <w:r>
-        <w:rPr>
-          <w:rFonts w:ascii="Arial Narrow" w:eastAsia="Arial Narrow" w:hAnsi="Arial Narrow" w:cs="Arial Narrow"/>
-          <w:color w:val="000000"/>
-          <w:kern w:val="0"/>
-          <w:sz w:val="22"/>
-          <w:szCs w:val="22"/>
-          <w:u w:val="single"/>
+        <w:t>Banco</w:t>
+      </w:r>
+      <w:r>
+        <w:rPr>
+          <w:rFonts w:ascii="Arial Narrow" w:eastAsia="Arial Narrow" w:hAnsi="Arial Narrow" w:cs="Arial Narrow"/>
+          <w:color w:val="000000"/>
+          <w:kern w:val="0"/>
+          <w:sz w:val="22"/>
+          <w:szCs w:val="22"/>
           <w:lang w:val="es-ES" w:eastAsia="es-ES"/>
           <w14:ligatures w14:val="none"/>
         </w:rPr>
-        <w:t>Banco</w:t>
+        <w:t>:</w:t>
+      </w:r>
+      <w:r>
+        <w:rPr>
+          <w:rFonts w:ascii="Arial Narrow" w:eastAsia="Arial Narrow" w:hAnsi="Arial Narrow" w:cs="Arial Narrow"/>
+          <w:color w:val="000000"/>
+          <w:kern w:val="0"/>
+          <w:sz w:val="22"/>
+          <w:szCs w:val="22"/>
+          <w:lang w:eastAsia="es-ES"/>
+          <w14:ligatures w14:val="none"/>
+        </w:rPr>
+        <w:t xml:space="preserve"> </w:t>
       </w:r>
       <w:r>
         <w:rPr>
@@ -6736,20 +6785,9 @@
           <w:lang w:val="es-ES" w:eastAsia="es-ES"/>
           <w14:ligatures w14:val="none"/>
         </w:rPr>
-        <w:t>:</w:t>
-      </w:r>
-      <w:r>
-        <w:rPr>
-          <w:rFonts w:ascii="Arial Narrow" w:eastAsia="Arial Narrow" w:hAnsi="Arial Narrow" w:cs="Arial Narrow"/>
-          <w:color w:val="000000"/>
-          <w:kern w:val="0"/>
-          <w:sz w:val="22"/>
-          <w:szCs w:val="22"/>
-          <w:lang w:eastAsia="es-ES"/>
-          <w14:ligatures w14:val="none"/>
-        </w:rPr>
-        <w:t xml:space="preserve"> </w:t>
-      </w:r>
+        <w:t xml:space="preserve">(i) presentar una copia debidamente suscrita de la Póliza </w:t>
+      </w:r>
+      <w:proofErr w:type="spellStart"/>
       <w:r>
         <w:rPr>
           <w:rFonts w:ascii="Arial Narrow" w:eastAsia="Arial Narrow" w:hAnsi="Arial Narrow" w:cs="Arial Narrow"/>
@@ -6760,7 +6798,20 @@
           <w:lang w:val="es-ES" w:eastAsia="es-ES"/>
           <w14:ligatures w14:val="none"/>
         </w:rPr>
-        <w:t xml:space="preserve">(i) presentar una copia debidamente suscrita de la Póliza </w:t>
+        <w:t/>
+      </w:r>
+      <w:proofErr w:type="spellEnd"/>
+      <w:r>
+        <w:rPr>
+          <w:rFonts w:ascii="Arial Narrow" w:eastAsia="Arial Narrow" w:hAnsi="Arial Narrow" w:cs="Arial Narrow"/>
+          <w:color w:val="000000"/>
+          <w:kern w:val="0"/>
+          <w:sz w:val="22"/>
+          <w:szCs w:val="22"/>
+          <w:lang w:val="es-ES" w:eastAsia="es-ES"/>
+          <w14:ligatures w14:val="none"/>
+        </w:rPr>
+        <w:t xml:space="preserve"> 00110991764000013875 del Seguro Vehicular materia de denuncia; y, (</w:t>
       </w:r>
       <w:proofErr w:type="spellStart"/>
       <w:r>
@@ -6773,7 +6824,7 @@
           <w:lang w:val="es-ES" w:eastAsia="es-ES"/>
           <w14:ligatures w14:val="none"/>
         </w:rPr>
-        <w:t/>
+        <w:t>ii</w:t>
       </w:r>
       <w:proofErr w:type="spellEnd"/>
       <w:r>
@@ -6786,9 +6837,8 @@
           <w:lang w:val="es-ES" w:eastAsia="es-ES"/>
           <w14:ligatures w14:val="none"/>
         </w:rPr>
-        <w:t xml:space="preserve"> 00110991764000013875 del Seguro Vehicular materia de denuncia; y, (</w:t>
-      </w:r>
-      <w:proofErr w:type="spellStart"/>
+        <w:t>) presentar todas las comunicaciones cursadas con la parte denunciante en virtud de los hechos materia de denuncia</w:t>
+      </w:r>
       <w:r>
         <w:rPr>
           <w:rFonts w:ascii="Arial Narrow" w:eastAsia="Arial Narrow" w:hAnsi="Arial Narrow" w:cs="Arial Narrow"/>
@@ -6799,37 +6849,12 @@
           <w:lang w:val="es-ES" w:eastAsia="es-ES"/>
           <w14:ligatures w14:val="none"/>
         </w:rPr>
-        <w:t>ii</w:t>
-      </w:r>
-      <w:proofErr w:type="spellEnd"/>
-      <w:r>
-        <w:rPr>
-          <w:rFonts w:ascii="Arial Narrow" w:eastAsia="Arial Narrow" w:hAnsi="Arial Narrow" w:cs="Arial Narrow"/>
-          <w:color w:val="000000"/>
-          <w:kern w:val="0"/>
-          <w:sz w:val="22"/>
-          <w:szCs w:val="22"/>
-          <w:lang w:val="es-ES" w:eastAsia="es-ES"/>
-          <w14:ligatures w14:val="none"/>
-        </w:rPr>
-        <w:t>) presentar todas las comunicaciones cursadas con la parte denunciante en virtud de los hechos materia de denuncia</w:t>
-      </w:r>
-      <w:r>
-        <w:rPr>
-          <w:rFonts w:ascii="Arial Narrow" w:eastAsia="Arial Narrow" w:hAnsi="Arial Narrow" w:cs="Arial Narrow"/>
-          <w:color w:val="000000"/>
-          <w:kern w:val="0"/>
-          <w:sz w:val="22"/>
-          <w:szCs w:val="22"/>
-          <w:lang w:val="es-ES" w:eastAsia="es-ES"/>
-          <w14:ligatures w14:val="none"/>
-        </w:rPr>
         <w:t>.</w:t>
       </w:r>
     </w:p>
     <w:p>
       <w:pPr>
-        <w:spacing w:after="0" w:line="240" w:lineRule="auto"/>
+        <w:spacing w:before="0" w:after="0" w:line="240" w:lineRule="auto"/>
         <w:jc w:val="both"/>
         <w:rPr>
           <w:rFonts w:ascii="Arial Narrow" w:eastAsia="Arial Narrow" w:hAnsi="Arial Narrow" w:cs="Arial Narrow"/>
@@ -6896,10 +6921,38 @@
     </w:p>
     <w:p>
       <w:pPr>
+        <w:spacing w:before="0" w:after="0" w:line="240" w:lineRule="auto"/>
+        <w:jc w:val="both"/>
+        <w:rPr>
+          <w:rFonts w:ascii="Arial Narrow" w:eastAsia="Arial Narrow" w:hAnsi="Arial Narrow" w:cs="Arial Narrow"/>
+          <w:b/>
+          <w:color w:val="000000"/>
+          <w:kern w:val="0"/>
+          <w:sz w:val="22"/>
+          <w:szCs w:val="22"/>
+          <w:lang w:eastAsia="es-PE"/>
+          <w14:ligatures w14:val="none"/>
+        </w:rPr>
+      </w:pPr>
+    </w:p>
+    <w:p>
+      <w:pPr>
         <w:spacing w:after="0" w:line="240" w:lineRule="auto"/>
         <w:jc w:val="both"/>
         <w:rPr>
           <w:rFonts w:ascii="Arial Narrow" w:eastAsia="Arial Narrow" w:hAnsi="Arial Narrow" w:cs="Arial Narrow"/>
+          <w:color w:val="000000"/>
+          <w:kern w:val="0"/>
+          <w:sz w:val="22"/>
+          <w:szCs w:val="22"/>
+          <w:shd w:val="clear" w:color="auto" w:fill="FFFFFF"/>
+          <w:lang w:eastAsia="es-PE"/>
+          <w14:ligatures w14:val="none"/>
+        </w:rPr>
+      </w:pPr>
+      <w:r>
+        <w:rPr>
+          <w:rFonts w:ascii="Arial Narrow" w:eastAsia="Arial Narrow" w:hAnsi="Arial Narrow" w:cs="Arial Narrow"/>
           <w:b/>
           <w:color w:val="000000"/>
           <w:kern w:val="0"/>
@@ -6908,12 +6961,21 @@
           <w:lang w:eastAsia="es-PE"/>
           <w14:ligatures w14:val="none"/>
         </w:rPr>
-      </w:pPr>
-    </w:p>
-    <w:p>
-      <w:pPr>
-        <w:spacing w:after="0" w:line="240" w:lineRule="auto"/>
-        <w:jc w:val="both"/>
+        <w:t xml:space="preserve">PRIMERO:</w:t>
+      </w:r>
+      <w:r>
+        <w:rPr>
+          <w:rFonts w:ascii="Arial Narrow" w:eastAsia="Arial Narrow" w:hAnsi="Arial Narrow" w:cs="Arial Narrow"/>
+          <w:color w:val="000000"/>
+          <w:kern w:val="0"/>
+          <w:sz w:val="22"/>
+          <w:szCs w:val="22"/>
+          <w:lang w:eastAsia="es-PE"/>
+          <w14:ligatures w14:val="none"/>
+        </w:rPr>
+        <w:t xml:space="preserve"> admitir a trámite la denuncia del 4 de julio de 2025, subsanada mediante escrito del 18 de agosto de 2025, interpuesta por el señor [APELLIDO] López contra Rímac Seguros y Reaseguros S.A. y el Banco BBVA Perú S.A, por lo siguiente:</w:t>
+      </w:r>
+      <w:r>
         <w:rPr>
           <w:rFonts w:ascii="Arial Narrow" w:eastAsia="Arial Narrow" w:hAnsi="Arial Narrow" w:cs="Arial Narrow"/>
           <w:color w:val="000000"/>
@@ -6924,31 +6986,31 @@
           <w:lang w:eastAsia="es-PE"/>
           <w14:ligatures w14:val="none"/>
         </w:rPr>
-      </w:pPr>
-      <w:r>
-        <w:rPr>
-          <w:rFonts w:ascii="Arial Narrow" w:eastAsia="Arial Narrow" w:hAnsi="Arial Narrow" w:cs="Arial Narrow"/>
-          <w:b/>
-          <w:color w:val="000000"/>
-          <w:kern w:val="0"/>
-          <w:sz w:val="22"/>
-          <w:szCs w:val="22"/>
-          <w:lang w:eastAsia="es-PE"/>
-          <w14:ligatures w14:val="none"/>
-        </w:rPr>
-        <w:t xml:space="preserve">PRIMERO:</w:t>
-      </w:r>
-      <w:r>
-        <w:rPr>
-          <w:rFonts w:ascii="Arial Narrow" w:eastAsia="Arial Narrow" w:hAnsi="Arial Narrow" w:cs="Arial Narrow"/>
-          <w:color w:val="000000"/>
-          <w:kern w:val="0"/>
-          <w:sz w:val="22"/>
-          <w:szCs w:val="22"/>
-          <w:lang w:eastAsia="es-PE"/>
-          <w14:ligatures w14:val="none"/>
-        </w:rPr>
-        <w:t xml:space="preserve"> admitir a trámite la denuncia del 4 de julio de 2025, subsanada mediante escrito del 18 de agosto de 2025, interpuesta por el señor [APELLIDO] López contra Rímac Seguros y Reaseguros S.A. y el Banco BBVA Perú S.A, por lo siguiente:</w:t>
+        <w:t xml:space="preserve"/>
+      </w:r>
+      <w:r>
+        <w:rPr>
+          <w:rFonts w:ascii="Arial Narrow" w:eastAsia="Arial Narrow" w:hAnsi="Arial Narrow" w:cs="Arial Narrow"/>
+          <w:color w:val="000000"/>
+          <w:kern w:val="0"/>
+          <w:sz w:val="22"/>
+          <w:szCs w:val="22"/>
+          <w:lang w:val="es-ES" w:eastAsia="es-ES"/>
+          <w14:ligatures w14:val="none"/>
+        </w:rPr>
+        <w:t/>
+      </w:r>
+      <w:r>
+        <w:rPr>
+          <w:rFonts w:ascii="Arial Narrow" w:eastAsia="Arial Narrow" w:hAnsi="Arial Narrow" w:cs="Arial Narrow"/>
+          <w:color w:val="000000"/>
+          <w:kern w:val="0"/>
+          <w:sz w:val="22"/>
+          <w:szCs w:val="22"/>
+          <w:lang w:val="es-ES" w:eastAsia="es-ES"/>
+          <w14:ligatures w14:val="none"/>
+        </w:rPr>
+        <w:t xml:space="preserve"/>
       </w:r>
       <w:r>
         <w:rPr>
@@ -6970,20 +7032,31 @@
           <w:kern w:val="0"/>
           <w:sz w:val="22"/>
           <w:szCs w:val="22"/>
-          <w:lang w:val="es-ES" w:eastAsia="es-ES"/>
-          <w14:ligatures w14:val="none"/>
+          <w:shd w:val="clear" w:color="auto" w:fill="FFFFFF"/>
+          <w:lang w:eastAsia="es-PE"/>
+          <w14:ligatures w14:val="none"/>
+        </w:rPr>
+        <w:t xml:space="preserve"/>
+      </w:r>
+      <w:r>
+        <w:rPr>
+          <w:rFonts w:ascii="Arial Narrow" w:eastAsia="Arial Narrow" w:hAnsi="Arial Narrow" w:cs="Arial Narrow"/>
+          <w:spacing w:val="-3"/>
+          <w:kern w:val="0"/>
+          <w14:ligatures w14:val="none"/>
+          <w:sz w:val="22"/>
+          <w:szCs w:val="22"/>
         </w:rPr>
         <w:t/>
       </w:r>
       <w:r>
         <w:rPr>
           <w:rFonts w:ascii="Arial Narrow" w:eastAsia="Arial Narrow" w:hAnsi="Arial Narrow" w:cs="Arial Narrow"/>
-          <w:color w:val="000000"/>
-          <w:kern w:val="0"/>
-          <w:sz w:val="22"/>
-          <w:szCs w:val="22"/>
-          <w:lang w:val="es-ES" w:eastAsia="es-ES"/>
-          <w14:ligatures w14:val="none"/>
+          <w:spacing w:val="-3"/>
+          <w:kern w:val="0"/>
+          <w14:ligatures w14:val="none"/>
+          <w:sz w:val="22"/>
+          <w:szCs w:val="22"/>
         </w:rPr>
         <w:t xml:space="preserve"/>
       </w:r>
@@ -7016,20 +7089,45 @@
       <w:r>
         <w:rPr>
           <w:rFonts w:ascii="Arial Narrow" w:eastAsia="Arial Narrow" w:hAnsi="Arial Narrow" w:cs="Arial Narrow"/>
-          <w:spacing w:val="-3"/>
-          <w:kern w:val="0"/>
-          <w14:ligatures w14:val="none"/>
-          <w:sz w:val="22"/>
-          <w:szCs w:val="22"/>
+          <w:color w:val="000000"/>
+          <w:kern w:val="0"/>
+          <w:sz w:val="22"/>
+          <w:szCs w:val="22"/>
+          <w:shd w:val="clear" w:color="auto" w:fill="FFFFFF"/>
+          <w:lang w:eastAsia="es-PE"/>
+          <w14:ligatures w14:val="none"/>
+        </w:rPr>
+        <w:t xml:space="preserve"/>
+      </w:r>
+      <w:r>
+        <w:rPr>
+          <w:rFonts w:ascii="Arial Narrow" w:eastAsia="Arial Narrow" w:hAnsi="Arial Narrow" w:cs="Arial Narrow"/>
+          <w:color w:val="000000"/>
+          <w:kern w:val="0"/>
+          <w:sz w:val="22"/>
+          <w:szCs w:val="22"/>
+          <w:shd w:val="clear" w:color="auto" w:fill="FFFFFF"/>
+          <w:lang w:eastAsia="es-PE"/>
+          <w14:ligatures w14:val="none"/>
+        </w:rPr>
+        <w:t xml:space="preserve"/>
+      </w:r>
+      <w:r>
+        <w:rPr>
+          <w:rFonts w:ascii="Arial Narrow" w:eastAsia="Arial Narrow" w:hAnsi="Arial Narrow" w:cs="Arial Narrow"/>
+          <w:color w:val="000000"/>
+          <w:kern w:val="0"/>
+          <w:sz w:val="22"/>
+          <w:szCs w:val="22"/>
+          <w:shd w:val="clear" w:color="auto" w:fill="FFFFFF"/>
+          <w:lang w:eastAsia="es-PE"/>
+          <w14:ligatures w14:val="none"/>
         </w:rPr>
         <w:t/>
       </w:r>
       <w:r>
         <w:rPr>
           <w:rFonts w:ascii="Arial Narrow" w:eastAsia="Arial Narrow" w:hAnsi="Arial Narrow" w:cs="Arial Narrow"/>
-          <w:spacing w:val="-3"/>
-          <w:kern w:val="0"/>
-          <w14:ligatures w14:val="none"/>
           <w:sz w:val="22"/>
           <w:szCs w:val="22"/>
         </w:rPr>
@@ -7046,11 +7144,32 @@
           <w:lang w:eastAsia="es-PE"/>
           <w14:ligatures w14:val="none"/>
         </w:rPr>
+        <w:t/>
+      </w:r>
+      <w:r>
+        <w:rPr>
+          <w:rFonts w:ascii="Arial Narrow" w:eastAsia="Arial Narrow" w:hAnsi="Arial Narrow" w:cs="Arial Narrow"/>
+          <w:color w:val="000000"/>
+          <w:kern w:val="0"/>
+          <w:sz w:val="22"/>
+          <w:szCs w:val="22"/>
+          <w:shd w:val="clear" w:color="auto" w:fill="FFFFFF"/>
+          <w:lang w:eastAsia="es-PE"/>
+          <w14:ligatures w14:val="none"/>
+        </w:rPr>
         <w:t xml:space="preserve"/>
       </w:r>
       <w:r>
         <w:rPr>
           <w:rFonts w:ascii="Arial Narrow" w:eastAsia="Arial Narrow" w:hAnsi="Arial Narrow" w:cs="Arial Narrow"/>
+          <w:sz w:val="22"/>
+          <w:szCs w:val="22"/>
+        </w:rPr>
+        <w:t/>
+      </w:r>
+      <w:r>
+        <w:rPr>
+          <w:rFonts w:ascii="Arial Narrow" w:eastAsia="Arial Narrow" w:hAnsi="Arial Narrow" w:cs="Arial Narrow"/>
           <w:color w:val="000000"/>
           <w:kern w:val="0"/>
           <w:sz w:val="22"/>
@@ -7072,106 +7191,12 @@
           <w:lang w:eastAsia="es-PE"/>
           <w14:ligatures w14:val="none"/>
         </w:rPr>
-        <w:t xml:space="preserve"/>
-      </w:r>
-      <w:r>
-        <w:rPr>
-          <w:rFonts w:ascii="Arial Narrow" w:eastAsia="Arial Narrow" w:hAnsi="Arial Narrow" w:cs="Arial Narrow"/>
-          <w:color w:val="000000"/>
-          <w:kern w:val="0"/>
-          <w:sz w:val="22"/>
-          <w:szCs w:val="22"/>
-          <w:shd w:val="clear" w:color="auto" w:fill="FFFFFF"/>
-          <w:lang w:eastAsia="es-PE"/>
-          <w14:ligatures w14:val="none"/>
-        </w:rPr>
-        <w:t xml:space="preserve"/>
-      </w:r>
-      <w:r>
-        <w:rPr>
-          <w:rFonts w:ascii="Arial Narrow" w:eastAsia="Arial Narrow" w:hAnsi="Arial Narrow" w:cs="Arial Narrow"/>
-          <w:color w:val="000000"/>
-          <w:kern w:val="0"/>
-          <w:sz w:val="22"/>
-          <w:szCs w:val="22"/>
-          <w:shd w:val="clear" w:color="auto" w:fill="FFFFFF"/>
-          <w:lang w:eastAsia="es-PE"/>
-          <w14:ligatures w14:val="none"/>
-        </w:rPr>
         <w:t/>
       </w:r>
-      <w:r>
-        <w:rPr>
-          <w:rFonts w:ascii="Arial Narrow" w:eastAsia="Arial Narrow" w:hAnsi="Arial Narrow" w:cs="Arial Narrow"/>
-          <w:sz w:val="22"/>
-          <w:szCs w:val="22"/>
-        </w:rPr>
-        <w:t xml:space="preserve"/>
-      </w:r>
-      <w:r>
-        <w:rPr>
-          <w:rFonts w:ascii="Arial Narrow" w:eastAsia="Arial Narrow" w:hAnsi="Arial Narrow" w:cs="Arial Narrow"/>
-          <w:color w:val="000000"/>
-          <w:kern w:val="0"/>
-          <w:sz w:val="22"/>
-          <w:szCs w:val="22"/>
-          <w:shd w:val="clear" w:color="auto" w:fill="FFFFFF"/>
-          <w:lang w:eastAsia="es-PE"/>
-          <w14:ligatures w14:val="none"/>
-        </w:rPr>
-        <w:t/>
-      </w:r>
-      <w:r>
-        <w:rPr>
-          <w:rFonts w:ascii="Arial Narrow" w:eastAsia="Arial Narrow" w:hAnsi="Arial Narrow" w:cs="Arial Narrow"/>
-          <w:color w:val="000000"/>
-          <w:kern w:val="0"/>
-          <w:sz w:val="22"/>
-          <w:szCs w:val="22"/>
-          <w:shd w:val="clear" w:color="auto" w:fill="FFFFFF"/>
-          <w:lang w:eastAsia="es-PE"/>
-          <w14:ligatures w14:val="none"/>
-        </w:rPr>
-        <w:t xml:space="preserve"/>
-      </w:r>
-      <w:r>
-        <w:rPr>
-          <w:rFonts w:ascii="Arial Narrow" w:eastAsia="Arial Narrow" w:hAnsi="Arial Narrow" w:cs="Arial Narrow"/>
-          <w:sz w:val="22"/>
-          <w:szCs w:val="22"/>
-        </w:rPr>
-        <w:t/>
-      </w:r>
-      <w:r>
-        <w:rPr>
-          <w:rFonts w:ascii="Arial Narrow" w:eastAsia="Arial Narrow" w:hAnsi="Arial Narrow" w:cs="Arial Narrow"/>
-          <w:color w:val="000000"/>
-          <w:kern w:val="0"/>
-          <w:sz w:val="22"/>
-          <w:szCs w:val="22"/>
-          <w:shd w:val="clear" w:color="auto" w:fill="FFFFFF"/>
-          <w:lang w:eastAsia="es-PE"/>
-          <w14:ligatures w14:val="none"/>
-        </w:rPr>
-        <w:t xml:space="preserve"/>
-      </w:r>
-      <w:r>
-        <w:rPr>
-          <w:rFonts w:ascii="Arial Narrow" w:eastAsia="Arial Narrow" w:hAnsi="Arial Narrow" w:cs="Arial Narrow"/>
-          <w:color w:val="000000"/>
-          <w:kern w:val="0"/>
-          <w:sz w:val="22"/>
-          <w:szCs w:val="22"/>
-          <w:shd w:val="clear" w:color="auto" w:fill="FFFFFF"/>
-          <w:lang w:eastAsia="es-PE"/>
-          <w14:ligatures w14:val="none"/>
-        </w:rPr>
-        <w:t/>
-      </w:r>
-    </w:p>
-    <w:p>
-      <w:pPr>
-        <w:spacing w:after="0" w:line="240" w:lineRule="auto"/>
+    </w:p>
+    <w:p>
+      <w:pPr>
+        <w:spacing w:before="0" w:after="0" w:line="240" w:lineRule="auto"/>
         <w:jc w:val="both"/>
         <w:rPr>
           <w:rFonts w:ascii="Arial Narrow" w:eastAsia="Arial Narrow" w:hAnsi="Arial Narrow" w:cs="Arial Narrow"/>
@@ -7338,7 +7363,7 @@
     <w:p>
       <w:pPr>
         <w:pStyle w:val="Prrafodelista"/>
-        <w:spacing w:after="0" w:line="240" w:lineRule="auto"/>
+        <w:spacing w:before="0" w:after="0" w:line="240" w:lineRule="auto"/>
         <w:ind w:left="567"/>
         <w:jc w:val="both"/>
         <w:rPr>
@@ -7497,7 +7522,7 @@
     <w:p>
       <w:pPr>
         <w:pStyle w:val="Prrafodelista"/>
-        <w:spacing w:after="0" w:line="240" w:lineRule="auto"/>
+        <w:spacing w:before="0" w:after="0" w:line="240" w:lineRule="auto"/>
         <w:ind w:left="567"/>
         <w:jc w:val="both"/>
         <w:rPr>
@@ -7634,7 +7659,7 @@
     <w:p>
       <w:pPr>
         <w:pStyle w:val="Prrafodelista"/>
-        <w:spacing w:after="0" w:line="240" w:lineRule="auto"/>
+        <w:spacing w:before="0" w:after="0" w:line="240" w:lineRule="auto"/>
         <w:ind w:left="567"/>
         <w:jc w:val="both"/>
         <w:rPr>
@@ -7826,7 +7851,7 @@
     <w:p>
       <w:pPr>
         <w:pStyle w:val="Prrafodelista"/>
-        <w:spacing w:line="240" w:lineRule="auto"/>
+        <w:spacing w:before="0" w:after="0" w:line="240" w:lineRule="auto"/>
         <w:rPr>
           <w:rFonts w:ascii="Arial Narrow" w:eastAsia="Arial Narrow" w:hAnsi="Arial Narrow" w:cs="Arial Narrow"/>
           <w:kern w:val="0"/>
@@ -7974,7 +7999,7 @@
     <w:p>
       <w:pPr>
         <w:pStyle w:val="Prrafodelista"/>
-        <w:spacing w:line="240" w:lineRule="auto"/>
+        <w:spacing w:before="0" w:after="0" w:line="240" w:lineRule="auto"/>
         <w:rPr>
           <w:rFonts w:ascii="Arial Narrow" w:eastAsia="Arial Narrow" w:hAnsi="Arial Narrow" w:cs="Arial Narrow"/>
           <w:kern w:val="0"/>
@@ -8085,7 +8110,7 @@
     <w:p>
       <w:pPr>
         <w:pStyle w:val="Prrafodelista"/>
-        <w:spacing w:line="240" w:lineRule="auto"/>
+        <w:spacing w:before="0" w:after="0" w:line="240" w:lineRule="auto"/>
         <w:rPr>
           <w:rFonts w:ascii="Arial Narrow" w:eastAsia="Arial Narrow" w:hAnsi="Arial Narrow" w:cs="Arial Narrow"/>
           <w:kern w:val="0"/>
@@ -8183,7 +8208,7 @@
     </w:p>
     <w:p>
       <w:pPr>
-        <w:spacing w:after="0" w:line="240" w:lineRule="auto"/>
+        <w:spacing w:before="0" w:after="0" w:line="240" w:lineRule="auto"/>
         <w:jc w:val="both"/>
         <w:rPr>
           <w:rFonts w:ascii="Arial Narrow" w:eastAsia="Arial Narrow" w:hAnsi="Arial Narrow" w:cs="Arial Narrow"/>
@@ -8438,7 +8463,7 @@
     </w:p>
     <w:p>
       <w:pPr>
-        <w:spacing w:after="0" w:line="240" w:lineRule="auto"/>
+        <w:spacing w:before="0" w:after="0" w:line="240" w:lineRule="auto"/>
         <w:jc w:val="both"/>
         <w:rPr>
           <w:rFonts w:ascii="Arial Narrow" w:eastAsia="Arial Narrow" w:hAnsi="Arial Narrow" w:cs="Arial Narrow"/>
@@ -8605,7 +8630,7 @@
     </w:p>
     <w:p>
       <w:pPr>
-        <w:spacing w:after="0" w:line="240" w:lineRule="auto"/>
+        <w:spacing w:before="0" w:after="0" w:line="240" w:lineRule="auto"/>
         <w:jc w:val="both"/>
         <w:rPr>
           <w:rFonts w:ascii="Arial Narrow" w:eastAsia="Arial Narrow" w:hAnsi="Arial Narrow" w:cs="Arial Narrow"/>
@@ -8703,7 +8728,7 @@
     </w:p>
     <w:p>
       <w:pPr>
-        <w:spacing w:line="240" w:lineRule="auto"/>
+        <w:spacing w:before="0" w:after="0" w:line="240" w:lineRule="auto"/>
         <w:contextualSpacing/>
         <w:jc w:val="both"/>
         <w:rPr>
@@ -8865,7 +8890,7 @@
     </w:p>
     <w:p>
       <w:pPr>
-        <w:spacing w:after="0" w:line="240" w:lineRule="auto"/>
+        <w:spacing w:before="0" w:after="0" w:line="240" w:lineRule="auto"/>
         <w:jc w:val="both"/>
         <w:rPr>
           <w:rFonts w:ascii="Arial Narrow" w:eastAsia="Arial Narrow" w:hAnsi="Arial Narrow" w:cs="Arial Narrow"/>
@@ -9169,7 +9194,7 @@
     </w:p>
     <w:p>
       <w:pPr>
-        <w:spacing w:after="0" w:line="240" w:lineRule="auto"/>
+        <w:spacing w:before="0" w:after="0" w:line="240" w:lineRule="auto"/>
         <w:ind w:left="567"/>
         <w:jc w:val="both"/>
         <w:rPr>
@@ -9270,6 +9295,21 @@
     </w:p>
     <w:p>
       <w:pPr>
+        <w:spacing w:before="0" w:after="0" w:line="240" w:lineRule="auto"/>
+        <w:jc w:val="both"/>
+        <w:rPr>
+          <w:rFonts w:ascii="Arial Narrow" w:eastAsia="Arial Narrow" w:hAnsi="Arial Narrow" w:cs="Arial Narrow"/>
+          <w:color w:val="000000"/>
+          <w:kern w:val="0"/>
+          <w:sz w:val="22"/>
+          <w:szCs w:val="22"/>
+          <w:lang w:eastAsia="es-PE"/>
+          <w14:ligatures w14:val="none"/>
+        </w:rPr>
+      </w:pPr>
+    </w:p>
+    <w:p>
+      <w:pPr>
         <w:spacing w:after="0" w:line="240" w:lineRule="auto"/>
         <w:jc w:val="both"/>
         <w:rPr>
@@ -9278,7 +9318,212 @@
           <w:kern w:val="0"/>
           <w:sz w:val="22"/>
           <w:szCs w:val="22"/>
-          <w:lang w:eastAsia="es-PE"/>
+          <w:lang w:val="es-ES" w:eastAsia="es-ES"/>
+          <w14:ligatures w14:val="none"/>
+        </w:rPr>
+      </w:pPr>
+      <w:r>
+        <w:rPr>
+          <w:rFonts w:ascii="Arial Narrow" w:eastAsia="Arial Narrow" w:hAnsi="Arial Narrow" w:cs="Arial Narrow"/>
+          <w:b/>
+          <w:color w:val="000000"/>
+          <w:kern w:val="0"/>
+          <w:sz w:val="22"/>
+          <w:szCs w:val="22"/>
+          <w:lang w:eastAsia="es-PE"/>
+          <w14:ligatures w14:val="none"/>
+        </w:rPr>
+        <w:t xml:space="preserve">QUINTO:</w:t>
+      </w:r>
+      <w:r>
+        <w:rPr>
+          <w:rFonts w:ascii="Arial Narrow" w:eastAsia="Arial Narrow" w:hAnsi="Arial Narrow" w:cs="Arial Narrow"/>
+          <w:color w:val="000000"/>
+          <w:kern w:val="0"/>
+          <w:sz w:val="22"/>
+          <w:szCs w:val="22"/>
+          <w:lang w:eastAsia="es-PE"/>
+          <w14:ligatures w14:val="none"/>
+        </w:rPr>
+        <w:t xml:space="preserve"> </w:t>
+      </w:r>
+      <w:bookmarkStart w:id="5" w:name="_Hlk188286813"/>
+      <w:r>
+        <w:rPr>
+          <w:rFonts w:ascii="Arial Narrow" w:eastAsia="Arial Narrow" w:hAnsi="Arial Narrow" w:cs="Arial Narrow"/>
+          <w:color w:val="000000"/>
+          <w:kern w:val="0"/>
+          <w:sz w:val="22"/>
+          <w:szCs w:val="22"/>
+          <w:lang w:eastAsia="es-ES"/>
+          <w14:ligatures w14:val="none"/>
+        </w:rPr>
+        <w:t xml:space="preserve">requerir </w:t>
+      </w:r>
+      <w:r>
+        <w:rPr>
+          <w:rFonts w:ascii="Arial Narrow" w:eastAsia="Arial Narrow" w:hAnsi="Arial Narrow" w:cs="Arial Narrow"/>
+          <w:color w:val="000000"/>
+          <w:kern w:val="0"/>
+          <w:sz w:val="22"/>
+          <w:szCs w:val="22"/>
+          <w:lang w:val="es-ES" w:eastAsia="es-ES"/>
+          <w14:ligatures w14:val="none"/>
+        </w:rPr>
+        <w:t xml:space="preserve">que, en un </w:t>
+      </w:r>
+      <w:r>
+        <w:rPr>
+          <w:rFonts w:ascii="Arial Narrow" w:eastAsia="Arial Narrow" w:hAnsi="Arial Narrow" w:cs="Arial Narrow"/>
+          <w:color w:val="000000"/>
+          <w:kern w:val="0"/>
+          <w:sz w:val="22"/>
+          <w:szCs w:val="22"/>
+          <w:lang w:eastAsia="es-ES"/>
+          <w14:ligatures w14:val="none"/>
+        </w:rPr>
+        <w:t>plazo no mayor de cinco (5) días hábiles contado a partir del día siguiente de la notificación de la presente resolución</w:t>
+      </w:r>
+      <w:bookmarkEnd w:id="5"/>
+      <w:r>
+        <w:rPr>
+          <w:rFonts w:ascii="Arial Narrow" w:eastAsia="Arial Narrow" w:hAnsi="Arial Narrow" w:cs="Arial Narrow"/>
+          <w:color w:val="000000"/>
+          <w:kern w:val="0"/>
+          <w:sz w:val="22"/>
+          <w:szCs w:val="22"/>
+          <w:lang w:eastAsia="es-ES"/>
+          <w14:ligatures w14:val="none"/>
+        </w:rPr>
+        <w:t xml:space="preserve">, </w:t>
+      </w:r>
+      <w:bookmarkStart w:id="6" w:name="_Hlk188286828"/>
+      <w:r>
+        <w:rPr>
+          <w:rFonts w:ascii="Arial Narrow" w:eastAsia="Arial Narrow" w:hAnsi="Arial Narrow" w:cs="Arial Narrow"/>
+          <w:color w:val="000000"/>
+          <w:kern w:val="0"/>
+          <w:sz w:val="22"/>
+          <w:szCs w:val="22"/>
+          <w:shd w:val="clear" w:color="auto" w:fill="FFFFFF"/>
+          <w:lang w:eastAsia="es-PE"/>
+          <w14:ligatures w14:val="none"/>
+        </w:rPr>
+        <w:t>Rímac Seguros y Reaseguros S.A.</w:t>
+      </w:r>
+      <w:r>
+        <w:rPr>
+          <w:rFonts w:ascii="Arial Narrow" w:eastAsia="Arial Narrow" w:hAnsi="Arial Narrow" w:cs="Arial Narrow"/>
+          <w:color w:val="000000"/>
+          <w:kern w:val="0"/>
+          <w:sz w:val="22"/>
+          <w:szCs w:val="22"/>
+          <w:lang w:eastAsia="es-ES"/>
+          <w14:ligatures w14:val="none"/>
+        </w:rPr>
+        <w:t xml:space="preserve">, </w:t>
+      </w:r>
+      <w:bookmarkEnd w:id="6"/>
+      <w:r>
+        <w:rPr>
+          <w:rFonts w:ascii="Arial Narrow" w:eastAsia="Arial Narrow" w:hAnsi="Arial Narrow" w:cs="Arial Narrow"/>
+          <w:color w:val="000000"/>
+          <w:kern w:val="0"/>
+          <w:sz w:val="22"/>
+          <w:szCs w:val="22"/>
+          <w:lang w:val="es-ES" w:eastAsia="es-ES"/>
+          <w14:ligatures w14:val="none"/>
+        </w:rPr>
+        <w:t xml:space="preserve">cumpla con: (i) presentar una copia debidamente suscrita de la Póliza </w:t>
+      </w:r>
+      <w:proofErr w:type="spellStart"/>
+      <w:r>
+        <w:rPr>
+          <w:rFonts w:ascii="Arial Narrow" w:eastAsia="Arial Narrow" w:hAnsi="Arial Narrow" w:cs="Arial Narrow"/>
+          <w:color w:val="000000"/>
+          <w:kern w:val="0"/>
+          <w:sz w:val="22"/>
+          <w:szCs w:val="22"/>
+          <w:lang w:eastAsia="es-ES"/>
+          <w14:ligatures w14:val="none"/>
+        </w:rPr>
+        <w:t/>
+      </w:r>
+      <w:proofErr w:type="spellEnd"/>
+      <w:r>
+        <w:rPr>
+          <w:rFonts w:ascii="Arial Narrow" w:eastAsia="Arial Narrow" w:hAnsi="Arial Narrow" w:cs="Arial Narrow"/>
+          <w:color w:val="000000"/>
+          <w:kern w:val="0"/>
+          <w:sz w:val="22"/>
+          <w:szCs w:val="22"/>
+          <w:lang w:eastAsia="es-ES"/>
+          <w14:ligatures w14:val="none"/>
+        </w:rPr>
+        <w:t xml:space="preserve"> </w:t>
+      </w:r>
+      <w:r>
+        <w:rPr>
+          <w:rFonts w:ascii="Arial Narrow" w:eastAsia="Arial Narrow" w:hAnsi="Arial Narrow" w:cs="Arial Narrow"/>
+          <w:color w:val="000000"/>
+          <w:kern w:val="0"/>
+          <w:sz w:val="22"/>
+          <w:szCs w:val="22"/>
+          <w:lang w:eastAsia="es-ES"/>
+          <w14:ligatures w14:val="none"/>
+        </w:rPr>
+        <w:t xml:space="preserve">00110991764000013875 </w:t>
+      </w:r>
+      <w:r>
+        <w:rPr>
+          <w:rFonts w:ascii="Arial Narrow" w:eastAsia="Arial Narrow" w:hAnsi="Arial Narrow" w:cs="Arial Narrow"/>
+          <w:color w:val="000000"/>
+          <w:kern w:val="0"/>
+          <w:sz w:val="22"/>
+          <w:szCs w:val="22"/>
+          <w:lang w:val="es-ES" w:eastAsia="es-ES"/>
+          <w14:ligatures w14:val="none"/>
+        </w:rPr>
+        <w:t>del Seguro Vehicular materia de denuncia; y, (</w:t>
+      </w:r>
+      <w:proofErr w:type="spellStart"/>
+      <w:r>
+        <w:rPr>
+          <w:rFonts w:ascii="Arial Narrow" w:eastAsia="Arial Narrow" w:hAnsi="Arial Narrow" w:cs="Arial Narrow"/>
+          <w:color w:val="000000"/>
+          <w:kern w:val="0"/>
+          <w:sz w:val="22"/>
+          <w:szCs w:val="22"/>
+          <w:lang w:val="es-ES" w:eastAsia="es-ES"/>
+          <w14:ligatures w14:val="none"/>
+        </w:rPr>
+        <w:t>ii</w:t>
+      </w:r>
+      <w:proofErr w:type="spellEnd"/>
+      <w:r>
+        <w:rPr>
+          <w:rFonts w:ascii="Arial Narrow" w:eastAsia="Arial Narrow" w:hAnsi="Arial Narrow" w:cs="Arial Narrow"/>
+          <w:color w:val="000000"/>
+          <w:kern w:val="0"/>
+          <w:sz w:val="22"/>
+          <w:szCs w:val="22"/>
+          <w:lang w:val="es-ES" w:eastAsia="es-ES"/>
+          <w14:ligatures w14:val="none"/>
+        </w:rPr>
+        <w:t>) presentar todas las comunicaciones cursadas con la parte denunciante en virtud de los hechos materia de denuncia.</w:t>
+      </w:r>
+    </w:p>
+    <w:p>
+      <w:pPr>
+        <w:spacing w:before="0" w:after="0" w:line="240" w:lineRule="auto"/>
+        <w:jc w:val="both"/>
+        <w:rPr>
+          <w:rFonts w:ascii="Arial Narrow" w:eastAsia="Arial Narrow" w:hAnsi="Arial Narrow" w:cs="Arial Narrow"/>
+          <w:color w:val="000000"/>
+          <w:kern w:val="0"/>
+          <w:sz w:val="22"/>
+          <w:szCs w:val="22"/>
+          <w:lang w:val="es-ES" w:eastAsia="es-ES"/>
           <w14:ligatures w14:val="none"/>
         </w:rPr>
       </w:pPr>
@@ -9308,7 +9553,7 @@
           <w:lang w:eastAsia="es-PE"/>
           <w14:ligatures w14:val="none"/>
         </w:rPr>
-        <w:t xml:space="preserve">QUINTO:</w:t>
+        <w:t xml:space="preserve">SEXTO:</w:t>
       </w:r>
       <w:r>
         <w:rPr>
@@ -9322,7 +9567,6 @@
         </w:rPr>
         <w:t xml:space="preserve"> </w:t>
       </w:r>
-      <w:bookmarkStart w:id="5" w:name="_Hlk188286813"/>
       <w:r>
         <w:rPr>
           <w:rFonts w:ascii="Arial Narrow" w:eastAsia="Arial Narrow" w:hAnsi="Arial Narrow" w:cs="Arial Narrow"/>
@@ -9357,9 +9601,42 @@
           <w:lang w:eastAsia="es-ES"/>
           <w14:ligatures w14:val="none"/>
         </w:rPr>
-        <w:t>plazo no mayor de cinco (5) días hábiles contado a partir del día siguiente de la notificación de la presente resolución</w:t>
-      </w:r>
-      <w:bookmarkEnd w:id="5"/>
+        <w:t xml:space="preserve">plazo no mayor de cinco (5) días hábiles contado a partir del día siguiente de la notificación de la presente resolución, </w:t>
+      </w:r>
+      <w:r>
+        <w:rPr>
+          <w:rFonts w:ascii="Arial Narrow" w:eastAsia="Arial Narrow" w:hAnsi="Arial Narrow" w:cs="Arial Narrow"/>
+          <w:color w:val="000000"/>
+          <w:kern w:val="0"/>
+          <w:sz w:val="22"/>
+          <w:szCs w:val="22"/>
+          <w:shd w:val="clear" w:color="auto" w:fill="FFFFFF"/>
+          <w:lang w:eastAsia="es-PE"/>
+          <w14:ligatures w14:val="none"/>
+        </w:rPr>
+        <w:t xml:space="preserve">el </w:t>
+      </w:r>
+      <w:r>
+        <w:rPr>
+          <w:rFonts w:ascii="Arial Narrow" w:eastAsia="Arial Narrow" w:hAnsi="Arial Narrow" w:cs="Arial Narrow"/>
+          <w:sz w:val="22"/>
+          <w:szCs w:val="22"/>
+        </w:rPr>
+        <w:t>Banco BBVA Perú S.A.</w:t>
+      </w:r>
+      <w:r>
+        <w:rPr>
+          <w:rFonts w:ascii="Arial Narrow" w:eastAsia="Arial Narrow" w:hAnsi="Arial Narrow" w:cs="Arial Narrow"/>
+          <w:color w:val="000000"/>
+          <w:kern w:val="0"/>
+          <w:sz w:val="22"/>
+          <w:szCs w:val="22"/>
+          <w:shd w:val="clear" w:color="auto" w:fill="FFFFFF"/>
+          <w:lang w:eastAsia="es-PE"/>
+          <w14:ligatures w14:val="none"/>
+        </w:rPr>
+        <w:t>.</w:t>
+      </w:r>
       <w:r>
         <w:rPr>
           <w:rFonts w:ascii="Arial Narrow" w:eastAsia="Arial Narrow" w:hAnsi="Arial Narrow" w:cs="Arial Narrow"/>
@@ -9372,33 +9649,6 @@
         </w:rPr>
         <w:t xml:space="preserve">, </w:t>
       </w:r>
-      <w:bookmarkStart w:id="6" w:name="_Hlk188286828"/>
-      <w:r>
-        <w:rPr>
-          <w:rFonts w:ascii="Arial Narrow" w:eastAsia="Arial Narrow" w:hAnsi="Arial Narrow" w:cs="Arial Narrow"/>
-          <w:color w:val="000000"/>
-          <w:kern w:val="0"/>
-          <w:sz w:val="22"/>
-          <w:szCs w:val="22"/>
-          <w:shd w:val="clear" w:color="auto" w:fill="FFFFFF"/>
-          <w:lang w:eastAsia="es-PE"/>
-          <w14:ligatures w14:val="none"/>
-        </w:rPr>
-        <w:t>Rímac Seguros y Reaseguros S.A.</w:t>
-      </w:r>
-      <w:r>
-        <w:rPr>
-          <w:rFonts w:ascii="Arial Narrow" w:eastAsia="Arial Narrow" w:hAnsi="Arial Narrow" w:cs="Arial Narrow"/>
-          <w:color w:val="000000"/>
-          <w:kern w:val="0"/>
-          <w:sz w:val="22"/>
-          <w:szCs w:val="22"/>
-          <w:lang w:eastAsia="es-ES"/>
-          <w14:ligatures w14:val="none"/>
-        </w:rPr>
-        <w:t xml:space="preserve">, </w:t>
-      </w:r>
-      <w:bookmarkEnd w:id="6"/>
       <w:r>
         <w:rPr>
           <w:rFonts w:ascii="Arial Narrow" w:eastAsia="Arial Narrow" w:hAnsi="Arial Narrow" w:cs="Arial Narrow"/>
@@ -9490,232 +9740,7 @@
     </w:p>
     <w:p>
       <w:pPr>
-        <w:spacing w:after="0" w:line="240" w:lineRule="auto"/>
-        <w:jc w:val="both"/>
-        <w:rPr>
-          <w:rFonts w:ascii="Arial Narrow" w:eastAsia="Arial Narrow" w:hAnsi="Arial Narrow" w:cs="Arial Narrow"/>
-          <w:color w:val="000000"/>
-          <w:kern w:val="0"/>
-          <w:sz w:val="22"/>
-          <w:szCs w:val="22"/>
-          <w:lang w:val="es-ES" w:eastAsia="es-ES"/>
-          <w14:ligatures w14:val="none"/>
-        </w:rPr>
-      </w:pPr>
-    </w:p>
-    <w:p>
-      <w:pPr>
-        <w:spacing w:after="0" w:line="240" w:lineRule="auto"/>
-        <w:jc w:val="both"/>
-        <w:rPr>
-          <w:rFonts w:ascii="Arial Narrow" w:eastAsia="Arial Narrow" w:hAnsi="Arial Narrow" w:cs="Arial Narrow"/>
-          <w:color w:val="000000"/>
-          <w:kern w:val="0"/>
-          <w:sz w:val="22"/>
-          <w:szCs w:val="22"/>
-          <w:lang w:val="es-ES" w:eastAsia="es-ES"/>
-          <w14:ligatures w14:val="none"/>
-        </w:rPr>
-      </w:pPr>
-      <w:r>
-        <w:rPr>
-          <w:rFonts w:ascii="Arial Narrow" w:eastAsia="Arial Narrow" w:hAnsi="Arial Narrow" w:cs="Arial Narrow"/>
-          <w:b/>
-          <w:color w:val="000000"/>
-          <w:kern w:val="0"/>
-          <w:sz w:val="22"/>
-          <w:szCs w:val="22"/>
-          <w:lang w:eastAsia="es-PE"/>
-          <w14:ligatures w14:val="none"/>
-        </w:rPr>
-        <w:t xml:space="preserve">SEXTO:</w:t>
-      </w:r>
-      <w:r>
-        <w:rPr>
-          <w:rFonts w:ascii="Arial Narrow" w:eastAsia="Arial Narrow" w:hAnsi="Arial Narrow" w:cs="Arial Narrow"/>
-          <w:color w:val="000000"/>
-          <w:kern w:val="0"/>
-          <w:sz w:val="22"/>
-          <w:szCs w:val="22"/>
-          <w:lang w:eastAsia="es-PE"/>
-          <w14:ligatures w14:val="none"/>
-        </w:rPr>
-        <w:t xml:space="preserve"> </w:t>
-      </w:r>
-      <w:r>
-        <w:rPr>
-          <w:rFonts w:ascii="Arial Narrow" w:eastAsia="Arial Narrow" w:hAnsi="Arial Narrow" w:cs="Arial Narrow"/>
-          <w:color w:val="000000"/>
-          <w:kern w:val="0"/>
-          <w:sz w:val="22"/>
-          <w:szCs w:val="22"/>
-          <w:lang w:eastAsia="es-ES"/>
-          <w14:ligatures w14:val="none"/>
-        </w:rPr>
-        <w:t xml:space="preserve">requerir </w:t>
-      </w:r>
-      <w:r>
-        <w:rPr>
-          <w:rFonts w:ascii="Arial Narrow" w:eastAsia="Arial Narrow" w:hAnsi="Arial Narrow" w:cs="Arial Narrow"/>
-          <w:color w:val="000000"/>
-          <w:kern w:val="0"/>
-          <w:sz w:val="22"/>
-          <w:szCs w:val="22"/>
-          <w:lang w:val="es-ES" w:eastAsia="es-ES"/>
-          <w14:ligatures w14:val="none"/>
-        </w:rPr>
-        <w:t xml:space="preserve">que, en un </w:t>
-      </w:r>
-      <w:r>
-        <w:rPr>
-          <w:rFonts w:ascii="Arial Narrow" w:eastAsia="Arial Narrow" w:hAnsi="Arial Narrow" w:cs="Arial Narrow"/>
-          <w:color w:val="000000"/>
-          <w:kern w:val="0"/>
-          <w:sz w:val="22"/>
-          <w:szCs w:val="22"/>
-          <w:lang w:eastAsia="es-ES"/>
-          <w14:ligatures w14:val="none"/>
-        </w:rPr>
-        <w:t xml:space="preserve">plazo no mayor de cinco (5) días hábiles contado a partir del día siguiente de la notificación de la presente resolución, </w:t>
-      </w:r>
-      <w:r>
-        <w:rPr>
-          <w:rFonts w:ascii="Arial Narrow" w:eastAsia="Arial Narrow" w:hAnsi="Arial Narrow" w:cs="Arial Narrow"/>
-          <w:color w:val="000000"/>
-          <w:kern w:val="0"/>
-          <w:sz w:val="22"/>
-          <w:szCs w:val="22"/>
-          <w:shd w:val="clear" w:color="auto" w:fill="FFFFFF"/>
-          <w:lang w:eastAsia="es-PE"/>
-          <w14:ligatures w14:val="none"/>
-        </w:rPr>
-        <w:t xml:space="preserve">el </w:t>
-      </w:r>
-      <w:r>
-        <w:rPr>
-          <w:rFonts w:ascii="Arial Narrow" w:eastAsia="Arial Narrow" w:hAnsi="Arial Narrow" w:cs="Arial Narrow"/>
-          <w:sz w:val="22"/>
-          <w:szCs w:val="22"/>
-        </w:rPr>
-        <w:t>Banco BBVA Perú S.A.</w:t>
-      </w:r>
-      <w:r>
-        <w:rPr>
-          <w:rFonts w:ascii="Arial Narrow" w:eastAsia="Arial Narrow" w:hAnsi="Arial Narrow" w:cs="Arial Narrow"/>
-          <w:color w:val="000000"/>
-          <w:kern w:val="0"/>
-          <w:sz w:val="22"/>
-          <w:szCs w:val="22"/>
-          <w:shd w:val="clear" w:color="auto" w:fill="FFFFFF"/>
-          <w:lang w:eastAsia="es-PE"/>
-          <w14:ligatures w14:val="none"/>
-        </w:rPr>
-        <w:t>.</w:t>
-      </w:r>
-      <w:r>
-        <w:rPr>
-          <w:rFonts w:ascii="Arial Narrow" w:eastAsia="Arial Narrow" w:hAnsi="Arial Narrow" w:cs="Arial Narrow"/>
-          <w:color w:val="000000"/>
-          <w:kern w:val="0"/>
-          <w:sz w:val="22"/>
-          <w:szCs w:val="22"/>
-          <w:lang w:eastAsia="es-ES"/>
-          <w14:ligatures w14:val="none"/>
-        </w:rPr>
-        <w:t xml:space="preserve">, </w:t>
-      </w:r>
-      <w:r>
-        <w:rPr>
-          <w:rFonts w:ascii="Arial Narrow" w:eastAsia="Arial Narrow" w:hAnsi="Arial Narrow" w:cs="Arial Narrow"/>
-          <w:color w:val="000000"/>
-          <w:kern w:val="0"/>
-          <w:sz w:val="22"/>
-          <w:szCs w:val="22"/>
-          <w:lang w:val="es-ES" w:eastAsia="es-ES"/>
-          <w14:ligatures w14:val="none"/>
-        </w:rPr>
-        <w:t xml:space="preserve">cumpla con: (i) presentar una copia debidamente suscrita de la Póliza </w:t>
-      </w:r>
-      <w:proofErr w:type="spellStart"/>
-      <w:r>
-        <w:rPr>
-          <w:rFonts w:ascii="Arial Narrow" w:eastAsia="Arial Narrow" w:hAnsi="Arial Narrow" w:cs="Arial Narrow"/>
-          <w:color w:val="000000"/>
-          <w:kern w:val="0"/>
-          <w:sz w:val="22"/>
-          <w:szCs w:val="22"/>
-          <w:lang w:eastAsia="es-ES"/>
-          <w14:ligatures w14:val="none"/>
-        </w:rPr>
-        <w:t/>
-      </w:r>
-      <w:proofErr w:type="spellEnd"/>
-      <w:r>
-        <w:rPr>
-          <w:rFonts w:ascii="Arial Narrow" w:eastAsia="Arial Narrow" w:hAnsi="Arial Narrow" w:cs="Arial Narrow"/>
-          <w:color w:val="000000"/>
-          <w:kern w:val="0"/>
-          <w:sz w:val="22"/>
-          <w:szCs w:val="22"/>
-          <w:lang w:eastAsia="es-ES"/>
-          <w14:ligatures w14:val="none"/>
-        </w:rPr>
-        <w:t xml:space="preserve"> </w:t>
-      </w:r>
-      <w:r>
-        <w:rPr>
-          <w:rFonts w:ascii="Arial Narrow" w:eastAsia="Arial Narrow" w:hAnsi="Arial Narrow" w:cs="Arial Narrow"/>
-          <w:color w:val="000000"/>
-          <w:kern w:val="0"/>
-          <w:sz w:val="22"/>
-          <w:szCs w:val="22"/>
-          <w:lang w:eastAsia="es-ES"/>
-          <w14:ligatures w14:val="none"/>
-        </w:rPr>
-        <w:t xml:space="preserve">00110991764000013875 </w:t>
-      </w:r>
-      <w:r>
-        <w:rPr>
-          <w:rFonts w:ascii="Arial Narrow" w:eastAsia="Arial Narrow" w:hAnsi="Arial Narrow" w:cs="Arial Narrow"/>
-          <w:color w:val="000000"/>
-          <w:kern w:val="0"/>
-          <w:sz w:val="22"/>
-          <w:szCs w:val="22"/>
-          <w:lang w:val="es-ES" w:eastAsia="es-ES"/>
-          <w14:ligatures w14:val="none"/>
-        </w:rPr>
-        <w:t>del Seguro Vehicular materia de denuncia; y, (</w:t>
-      </w:r>
-      <w:proofErr w:type="spellStart"/>
-      <w:r>
-        <w:rPr>
-          <w:rFonts w:ascii="Arial Narrow" w:eastAsia="Arial Narrow" w:hAnsi="Arial Narrow" w:cs="Arial Narrow"/>
-          <w:color w:val="000000"/>
-          <w:kern w:val="0"/>
-          <w:sz w:val="22"/>
-          <w:szCs w:val="22"/>
-          <w:lang w:val="es-ES" w:eastAsia="es-ES"/>
-          <w14:ligatures w14:val="none"/>
-        </w:rPr>
-        <w:t>ii</w:t>
-      </w:r>
-      <w:proofErr w:type="spellEnd"/>
-      <w:r>
-        <w:rPr>
-          <w:rFonts w:ascii="Arial Narrow" w:eastAsia="Arial Narrow" w:hAnsi="Arial Narrow" w:cs="Arial Narrow"/>
-          <w:color w:val="000000"/>
-          <w:kern w:val="0"/>
-          <w:sz w:val="22"/>
-          <w:szCs w:val="22"/>
-          <w:lang w:val="es-ES" w:eastAsia="es-ES"/>
-          <w14:ligatures w14:val="none"/>
-        </w:rPr>
-        <w:t>) presentar todas las comunicaciones cursadas con la parte denunciante en virtud de los hechos materia de denuncia.</w:t>
-      </w:r>
-    </w:p>
-    <w:p>
-      <w:pPr>
-        <w:spacing w:after="0" w:line="240" w:lineRule="auto"/>
+        <w:spacing w:before="0" w:after="0" w:line="240" w:lineRule="auto"/>
         <w:jc w:val="both"/>
         <w:rPr>
           <w:rFonts w:ascii="Arial Narrow" w:eastAsia="Arial Narrow" w:hAnsi="Arial Narrow" w:cs="Arial Narrow"/>
@@ -10008,28 +10033,28 @@
     </w:p>
     <w:p>
       <w:pPr>
+        <w:spacing w:before="0" w:after="0" w:line="240" w:lineRule="auto"/>
+        <w:shd w:val="clear" w:color="auto" w:fill="FFFFFF"/>
+        <w:jc w:val="both"/>
+        <w:rPr>
+          <w:rFonts w:ascii="Arial Narrow" w:eastAsia="Arial Narrow" w:hAnsi="Arial Narrow" w:cs="Arial Narrow"/>
+          <w:b/>
+          <w:color w:val="000000"/>
+          <w:kern w:val="0"/>
+          <w:sz w:val="22"/>
+          <w:szCs w:val="22"/>
+          <w:lang w:eastAsia="es-PE"/>
+          <w14:ligatures w14:val="none"/>
+        </w:rPr>
+      </w:pPr>
+    </w:p>
+    <w:p>
+      <w:pPr>
         <w:shd w:val="clear" w:color="auto" w:fill="FFFFFF"/>
         <w:spacing w:after="0" w:line="240" w:lineRule="auto"/>
         <w:jc w:val="both"/>
         <w:rPr>
           <w:rFonts w:ascii="Arial Narrow" w:eastAsia="Arial Narrow" w:hAnsi="Arial Narrow" w:cs="Arial Narrow"/>
-          <w:b/>
-          <w:color w:val="000000"/>
-          <w:kern w:val="0"/>
-          <w:sz w:val="22"/>
-          <w:szCs w:val="22"/>
-          <w:lang w:eastAsia="es-PE"/>
-          <w14:ligatures w14:val="none"/>
-        </w:rPr>
-      </w:pPr>
-    </w:p>
-    <w:p>
-      <w:pPr>
-        <w:shd w:val="clear" w:color="auto" w:fill="FFFFFF"/>
-        <w:spacing w:after="0" w:line="240" w:lineRule="auto"/>
-        <w:jc w:val="both"/>
-        <w:rPr>
-          <w:rFonts w:ascii="Arial Narrow" w:eastAsia="Arial Narrow" w:hAnsi="Arial Narrow" w:cs="Arial Narrow"/>
           <w:color w:val="000000"/>
           <w:kern w:val="0"/>
           <w:sz w:val="22"/>
@@ -10102,8 +10127,8 @@
     </w:p>
     <w:p>
       <w:pPr>
+        <w:spacing w:before="0" w:after="0" w:line="240" w:lineRule="auto"/>
         <w:shd w:val="clear" w:color="auto" w:fill="FFFFFF"/>
-        <w:spacing w:after="0" w:line="240" w:lineRule="auto"/>
         <w:jc w:val="both"/>
         <w:rPr>
           <w:rFonts w:ascii="Arial Narrow" w:eastAsia="Arial Narrow" w:hAnsi="Arial Narrow" w:cs="Arial Narrow"/>
@@ -10251,15 +10276,96 @@
     </w:p>
     <w:p>
       <w:pPr>
+        <w:spacing w:before="0" w:after="0" w:line="240" w:lineRule="auto"/>
+        <w:suppressAutoHyphens/>
+        <w:jc w:val="both"/>
+        <w:rPr>
+          <w:rFonts w:ascii="Arial Narrow" w:eastAsia="Arial Narrow" w:hAnsi="Arial Narrow" w:cs="Arial Narrow"/>
+          <w:kern w:val="0"/>
+          <w:sz w:val="22"/>
+          <w:szCs w:val="22"/>
+          <w:u w:val="single"/>
+          <w14:ligatures w14:val="none"/>
+        </w:rPr>
+      </w:pPr>
+    </w:p>
+    <w:p>
+      <w:pPr>
         <w:suppressAutoHyphens/>
         <w:spacing w:after="0" w:line="240" w:lineRule="auto"/>
         <w:jc w:val="both"/>
         <w:rPr>
           <w:rFonts w:ascii="Arial Narrow" w:eastAsia="Arial Narrow" w:hAnsi="Arial Narrow" w:cs="Arial Narrow"/>
-          <w:kern w:val="0"/>
-          <w:sz w:val="22"/>
-          <w:szCs w:val="22"/>
-          <w:u w:val="single"/>
+          <w:b/>
+          <w:bCs/>
+          <w:sz w:val="22"/>
+          <w:szCs w:val="22"/>
+        </w:rPr>
+      </w:pPr>
+      <w:r>
+        <w:rPr>
+          <w:rFonts w:ascii="Arial Narrow" w:eastAsia="Arial Narrow" w:hAnsi="Arial Narrow" w:cs="Arial Narrow"/>
+          <w:b/>
+          <w:spacing w:val="-3"/>
+          <w:kern w:val="0"/>
+          <w14:ligatures w14:val="none"/>
+          <w:sz w:val="22"/>
+          <w:szCs w:val="22"/>
+        </w:rPr>
+        <w:t>DÉCIMO</w:t>
+      </w:r>
+      <w:r>
+        <w:rPr>
+          <w:rFonts w:ascii="Arial Narrow" w:eastAsia="Arial Narrow" w:hAnsi="Arial Narrow" w:cs="Arial Narrow"/>
+          <w:b/>
+          <w:color w:val="000000"/>
+          <w:kern w:val="0"/>
+          <w:sz w:val="22"/>
+          <w:szCs w:val="22"/>
+          <w:lang w:eastAsia="es-PE"/>
+          <w14:ligatures w14:val="none"/>
+        </w:rPr>
+        <w:t>:</w:t>
+      </w:r>
+      <w:r>
+        <w:rPr>
+          <w:rFonts w:ascii="Arial Narrow" w:eastAsia="Arial Narrow" w:hAnsi="Arial Narrow" w:cs="Arial Narrow"/>
+          <w:color w:val="000000"/>
+          <w:kern w:val="0"/>
+          <w:sz w:val="22"/>
+          <w:szCs w:val="22"/>
+          <w:lang w:eastAsia="es-PE"/>
+          <w14:ligatures w14:val="none"/>
+        </w:rPr>
+        <w:t xml:space="preserve"> </w:t>
+      </w:r>
+      <w:r>
+        <w:rPr>
+          <w:rFonts w:ascii="Arial Narrow" w:eastAsia="Arial Narrow" w:hAnsi="Arial Narrow" w:cs="Arial Narrow"/>
+          <w:color w:val="000000"/>
+          <w:kern w:val="0"/>
+          <w:sz w:val="22"/>
+          <w:szCs w:val="22"/>
+          <w:lang w:eastAsia="es-PE"/>
+          <w14:ligatures w14:val="none"/>
+        </w:rPr>
+        <w:t xml:space="preserve">poner en conocimiento de las partes que, antes de la emisión de la Resolución Final, tienen la posibilidad de formular su desistimiento o presentar el acuerdo arribado mediante la conciliación, mediación, transacción o cualquier otro que, de forma indubitable, deje constancia que se ha solucionado la controversia materia de denuncia.</w:t>
+      </w:r>
+      <w:bookmarkStart w:id="8" w:name="h.gjdgxs" w:colFirst="0" w:colLast="0"/>
+      <w:bookmarkEnd w:id="8"/>
+    </w:p>
+    <w:p>
+      <w:pPr>
+        <w:spacing w:before="0" w:after="0" w:line="240" w:lineRule="auto"/>
+        <w:suppressAutoHyphens/>
+        <w:jc w:val="both"/>
+        <w:rPr>
+          <w:rFonts w:ascii="Arial Narrow" w:eastAsia="Arial Narrow" w:hAnsi="Arial Narrow" w:cs="Arial Narrow"/>
+          <w:color w:val="000000"/>
+          <w:kern w:val="0"/>
+          <w:sz w:val="22"/>
+          <w:szCs w:val="22"/>
+          <w:lang w:eastAsia="es-PE"/>
           <w14:ligatures w14:val="none"/>
         </w:rPr>
       </w:pPr>
@@ -10271,480 +10377,399 @@
         <w:jc w:val="both"/>
         <w:rPr>
           <w:rFonts w:ascii="Arial Narrow" w:eastAsia="Arial Narrow" w:hAnsi="Arial Narrow" w:cs="Arial Narrow"/>
+          <w:sz w:val="22"/>
+          <w:szCs w:val="22"/>
+        </w:rPr>
+      </w:pPr>
+      <w:r>
+        <w:rPr>
+          <w:rFonts w:ascii="Arial Narrow" w:eastAsia="Arial Narrow" w:hAnsi="Arial Narrow" w:cs="Arial Narrow"/>
           <w:b/>
           <w:bCs/>
           <w:sz w:val="22"/>
           <w:szCs w:val="22"/>
         </w:rPr>
-      </w:pPr>
-      <w:r>
-        <w:rPr>
-          <w:rFonts w:ascii="Arial Narrow" w:eastAsia="Arial Narrow" w:hAnsi="Arial Narrow" w:cs="Arial Narrow"/>
-          <w:b/>
+        <w:t xml:space="preserve">DÉCIMO PRIMERO:</w:t>
+      </w:r>
+      <w:r>
+        <w:rPr>
+          <w:rFonts w:ascii="Arial Narrow" w:eastAsia="Arial Narrow" w:hAnsi="Arial Narrow" w:cs="Arial Narrow"/>
+          <w:sz w:val="22"/>
+          <w:szCs w:val="22"/>
+        </w:rPr>
+        <w:t xml:space="preserve"> </w:t>
+      </w:r>
+      <w:r>
+        <w:rPr>
+          <w:rFonts w:ascii="Arial Narrow" w:eastAsia="Arial Narrow" w:hAnsi="Arial Narrow" w:cs="Arial Narrow"/>
+          <w:sz w:val="22"/>
+          <w:szCs w:val="22"/>
+        </w:rPr>
+        <w:t xml:space="preserve">requerir al señor [APELLIDO] López y Rímac Seguros y Reaseguros S.A. para que, dentro del plazo de dos (2) días hábiles siguientes a la fecha en que reciban la notificación en sus bandejas de correo electrónico, efectúen la confirmación de recepción de la notificación remitida por este despacho a sus correos electrónicos, de conformidad con el segundo párrafo del numeral 4 del artículo 20 del Texto Único Ordenado de la Ley del Procedimiento Administrativo General, aprobado mediante Decreto Supremo 006-2026-JUS, bajo apercibimiento de rehacer el acto de notificación y notificarles conforme al numeral 1 del artículo 20 del citado cuerpo normativo.</w:t>
+      </w:r>
+      <w:r>
+        <w:rPr>
+          <w:rFonts w:ascii="Arial Narrow" w:eastAsia="Arial Narrow" w:hAnsi="Arial Narrow" w:cs="Arial Narrow"/>
+          <w:sz w:val="22"/>
+          <w:szCs w:val="22"/>
+        </w:rPr>
+        <w:t xml:space="preserve"/>
+      </w:r>
+      <w:r>
+        <w:rPr>
+          <w:rFonts w:ascii="Arial Narrow" w:eastAsia="Arial Narrow" w:hAnsi="Arial Narrow" w:cs="Arial Narrow"/>
           <w:spacing w:val="-3"/>
           <w:kern w:val="0"/>
           <w14:ligatures w14:val="none"/>
           <w:sz w:val="22"/>
           <w:szCs w:val="22"/>
         </w:rPr>
-        <w:t>DÉCIMO</w:t>
-      </w:r>
-      <w:r>
-        <w:rPr>
-          <w:rFonts w:ascii="Arial Narrow" w:eastAsia="Arial Narrow" w:hAnsi="Arial Narrow" w:cs="Arial Narrow"/>
-          <w:b/>
-          <w:color w:val="000000"/>
-          <w:kern w:val="0"/>
-          <w:sz w:val="22"/>
-          <w:szCs w:val="22"/>
-          <w:lang w:eastAsia="es-PE"/>
-          <w14:ligatures w14:val="none"/>
-        </w:rPr>
-        <w:t>:</w:t>
-      </w:r>
-      <w:r>
-        <w:rPr>
-          <w:rFonts w:ascii="Arial Narrow" w:eastAsia="Arial Narrow" w:hAnsi="Arial Narrow" w:cs="Arial Narrow"/>
-          <w:color w:val="000000"/>
-          <w:kern w:val="0"/>
-          <w:sz w:val="22"/>
-          <w:szCs w:val="22"/>
-          <w:lang w:eastAsia="es-PE"/>
-          <w14:ligatures w14:val="none"/>
-        </w:rPr>
-        <w:t xml:space="preserve"> </w:t>
-      </w:r>
-      <w:r>
-        <w:rPr>
-          <w:rFonts w:ascii="Arial Narrow" w:eastAsia="Arial Narrow" w:hAnsi="Arial Narrow" w:cs="Arial Narrow"/>
-          <w:color w:val="000000"/>
-          <w:kern w:val="0"/>
-          <w:sz w:val="22"/>
-          <w:szCs w:val="22"/>
-          <w:lang w:eastAsia="es-PE"/>
-          <w14:ligatures w14:val="none"/>
-        </w:rPr>
-        <w:t xml:space="preserve">poner en conocimiento de las partes que, antes de la emisión de la Resolución Final, tienen la posibilidad de formular su desistimiento o presentar el acuerdo arribado mediante la conciliación, mediación, transacción o cualquier otro que, de forma indubitable, deje constancia que se ha solucionado la controversia materia de denuncia.</w:t>
-      </w:r>
-      <w:bookmarkStart w:id="8" w:name="h.gjdgxs" w:colFirst="0" w:colLast="0"/>
-      <w:bookmarkEnd w:id="8"/>
-    </w:p>
-    <w:p>
-      <w:pPr>
+        <w:t/>
+      </w:r>
+      <w:r>
+        <w:rPr>
+          <w:rFonts w:ascii="Arial Narrow" w:eastAsia="Arial Narrow" w:hAnsi="Arial Narrow" w:cs="Arial Narrow"/>
+          <w:spacing w:val="-3"/>
+          <w:kern w:val="0"/>
+          <w14:ligatures w14:val="none"/>
+          <w:sz w:val="22"/>
+          <w:szCs w:val="22"/>
+        </w:rPr>
+        <w:t xml:space="preserve"/>
+      </w:r>
+      <w:r>
+        <w:rPr>
+          <w:rFonts w:ascii="Arial Narrow" w:eastAsia="Arial Narrow" w:hAnsi="Arial Narrow" w:cs="Arial Narrow"/>
+          <w:spacing w:val="-3"/>
+          <w:kern w:val="0"/>
+          <w14:ligatures w14:val="none"/>
+          <w:sz w:val="22"/>
+          <w:szCs w:val="22"/>
+        </w:rPr>
+        <w:t/>
+      </w:r>
+      <w:r>
+        <w:rPr>
+          <w:rFonts w:ascii="Arial Narrow" w:eastAsia="Arial Narrow" w:hAnsi="Arial Narrow" w:cs="Arial Narrow"/>
+          <w:spacing w:val="-3"/>
+          <w:kern w:val="0"/>
+          <w14:ligatures w14:val="none"/>
+          <w:sz w:val="22"/>
+          <w:szCs w:val="22"/>
+        </w:rPr>
+        <w:t/>
+      </w:r>
+      <w:r>
+        <w:rPr>
+          <w:rFonts w:ascii="Arial Narrow" w:eastAsia="Arial Narrow" w:hAnsi="Arial Narrow" w:cs="Arial Narrow"/>
+          <w:spacing w:val="-3"/>
+          <w:kern w:val="0"/>
+          <w14:ligatures w14:val="none"/>
+          <w:sz w:val="22"/>
+          <w:szCs w:val="22"/>
+        </w:rPr>
+        <w:t xml:space="preserve"/>
+      </w:r>
+      <w:r>
+        <w:rPr>
+          <w:rFonts w:ascii="Arial Narrow" w:eastAsia="Arial Narrow" w:hAnsi="Arial Narrow" w:cs="Arial Narrow"/>
+          <w:color w:val="000000"/>
+          <w:kern w:val="0"/>
+          <w:sz w:val="22"/>
+          <w:szCs w:val="22"/>
+          <w:shd w:val="clear" w:color="auto" w:fill="FFFFFF"/>
+          <w:lang w:eastAsia="es-PE"/>
+          <w14:ligatures w14:val="none"/>
+        </w:rPr>
+        <w:t xml:space="preserve"/>
+      </w:r>
+      <w:r>
+        <w:rPr>
+          <w:rFonts w:ascii="Arial Narrow" w:eastAsia="Arial Narrow" w:hAnsi="Arial Narrow" w:cs="Arial Narrow"/>
+          <w:color w:val="000000"/>
+          <w:kern w:val="0"/>
+          <w:sz w:val="22"/>
+          <w:szCs w:val="22"/>
+          <w:shd w:val="clear" w:color="auto" w:fill="FFFFFF"/>
+          <w:lang w:eastAsia="es-PE"/>
+          <w14:ligatures w14:val="none"/>
+        </w:rPr>
+        <w:t xml:space="preserve"/>
+      </w:r>
+      <w:r>
+        <w:rPr>
+          <w:rFonts w:ascii="Arial Narrow" w:eastAsia="Arial Narrow" w:hAnsi="Arial Narrow" w:cs="Arial Narrow"/>
+          <w:color w:val="000000"/>
+          <w:kern w:val="0"/>
+          <w:sz w:val="22"/>
+          <w:szCs w:val="22"/>
+          <w:shd w:val="clear" w:color="auto" w:fill="FFFFFF"/>
+          <w:lang w:eastAsia="es-PE"/>
+          <w14:ligatures w14:val="none"/>
+        </w:rPr>
+        <w:t/>
+      </w:r>
+      <w:r>
+        <w:rPr>
+          <w:rFonts w:ascii="Arial Narrow" w:eastAsia="Arial Narrow" w:hAnsi="Arial Narrow" w:cs="Arial Narrow"/>
+          <w:color w:val="000000"/>
+          <w:kern w:val="0"/>
+          <w:sz w:val="22"/>
+          <w:szCs w:val="22"/>
+          <w:shd w:val="clear" w:color="auto" w:fill="FFFFFF"/>
+          <w:lang w:eastAsia="es-PE"/>
+          <w14:ligatures w14:val="none"/>
+        </w:rPr>
+        <w:t xml:space="preserve"/>
+      </w:r>
+      <w:r>
+        <w:rPr>
+          <w:rFonts w:ascii="Arial Narrow" w:eastAsia="Arial Narrow" w:hAnsi="Arial Narrow" w:cs="Arial Narrow"/>
+          <w:color w:val="000000"/>
+          <w:kern w:val="0"/>
+          <w:sz w:val="22"/>
+          <w:szCs w:val="22"/>
+          <w:shd w:val="clear" w:color="auto" w:fill="FFFFFF"/>
+          <w:lang w:eastAsia="es-PE"/>
+          <w14:ligatures w14:val="none"/>
+        </w:rPr>
+        <w:t xml:space="preserve"/>
+      </w:r>
+      <w:r>
+        <w:rPr>
+          <w:rFonts w:ascii="Arial Narrow" w:eastAsia="Arial Narrow" w:hAnsi="Arial Narrow" w:cs="Arial Narrow"/>
+          <w:color w:val="000000"/>
+          <w:kern w:val="0"/>
+          <w:sz w:val="22"/>
+          <w:szCs w:val="22"/>
+          <w:shd w:val="clear" w:color="auto" w:fill="FFFFFF"/>
+          <w:lang w:eastAsia="es-PE"/>
+          <w14:ligatures w14:val="none"/>
+        </w:rPr>
+        <w:t/>
+      </w:r>
+      <w:r>
+        <w:rPr>
+          <w:rFonts w:ascii="Arial Narrow" w:eastAsia="Arial Narrow" w:hAnsi="Arial Narrow" w:cs="Arial Narrow"/>
+          <w:color w:val="000000"/>
+          <w:kern w:val="0"/>
+          <w:sz w:val="22"/>
+          <w:szCs w:val="22"/>
+          <w:shd w:val="clear" w:color="auto" w:fill="FFFFFF"/>
+          <w:lang w:eastAsia="es-PE"/>
+          <w14:ligatures w14:val="none"/>
+        </w:rPr>
+        <w:t xml:space="preserve"/>
+      </w:r>
+      <w:r>
+        <w:rPr>
+          <w:rFonts w:ascii="Arial Narrow" w:eastAsia="Arial Narrow" w:hAnsi="Arial Narrow" w:cs="Arial Narrow"/>
+          <w:color w:val="000000"/>
+          <w:sz w:val="22"/>
+          <w:szCs w:val="22"/>
+        </w:rPr>
+        <w:t/>
+      </w:r>
+      <w:r>
+        <w:rPr>
+          <w:rFonts w:ascii="Arial Narrow" w:eastAsia="Arial Narrow" w:hAnsi="Arial Narrow" w:cs="Arial Narrow"/>
+          <w:color w:val="000000"/>
+          <w:sz w:val="22"/>
+          <w:szCs w:val="22"/>
+        </w:rPr>
+        <w:t/>
+      </w:r>
+      <w:r>
+        <w:rPr>
+          <w:rFonts w:ascii="Arial Narrow" w:eastAsia="Arial Narrow" w:hAnsi="Arial Narrow" w:cs="Arial Narrow"/>
+          <w:color w:val="000000"/>
+          <w:sz w:val="22"/>
+          <w:szCs w:val="22"/>
+        </w:rPr>
+        <w:t xml:space="preserve"/>
+      </w:r>
+      <w:r>
+        <w:rPr>
+          <w:rFonts w:ascii="Arial Narrow" w:eastAsia="Arial Narrow" w:hAnsi="Arial Narrow" w:cs="Arial Narrow"/>
+          <w:color w:val="000000"/>
+          <w:sz w:val="22"/>
+          <w:szCs w:val="22"/>
+        </w:rPr>
+        <w:t/>
+      </w:r>
+      <w:r>
+        <w:rPr>
+          <w:rFonts w:ascii="Arial Narrow" w:eastAsia="Arial Narrow" w:hAnsi="Arial Narrow" w:cs="Arial Narrow"/>
+          <w:color w:val="000000"/>
+          <w:sz w:val="22"/>
+          <w:szCs w:val="22"/>
+        </w:rPr>
+        <w:t xml:space="preserve"/>
+      </w:r>
+      <w:r>
+        <w:rPr>
+          <w:rFonts w:ascii="Arial Narrow" w:eastAsia="Arial Narrow" w:hAnsi="Arial Narrow" w:cs="Arial Narrow"/>
+          <w:color w:val="000000"/>
+          <w:sz w:val="22"/>
+          <w:szCs w:val="22"/>
+        </w:rPr>
+        <w:t/>
+      </w:r>
+      <w:r>
+        <w:rPr>
+          <w:rFonts w:ascii="Arial Narrow" w:eastAsia="Arial Narrow" w:hAnsi="Arial Narrow" w:cs="Arial Narrow"/>
+          <w:color w:val="000000"/>
+          <w:sz w:val="22"/>
+          <w:szCs w:val="22"/>
+        </w:rPr>
+        <w:t xml:space="preserve"/>
+      </w:r>
+      <w:r>
+        <w:rPr>
+          <w:rFonts w:ascii="Arial Narrow" w:eastAsia="Arial Narrow" w:hAnsi="Arial Narrow" w:cs="Arial Narrow"/>
+          <w:color w:val="000000"/>
+          <w:sz w:val="22"/>
+          <w:szCs w:val="22"/>
+        </w:rPr>
+        <w:t/>
+      </w:r>
+      <w:r>
+        <w:rPr>
+          <w:rFonts w:ascii="Arial Narrow" w:eastAsia="Arial Narrow" w:hAnsi="Arial Narrow" w:cs="Arial Narrow"/>
+          <w:color w:val="000000"/>
+          <w:sz w:val="22"/>
+          <w:szCs w:val="22"/>
+        </w:rPr>
+        <w:t xml:space="preserve"/>
+      </w:r>
+      <w:r>
+        <w:rPr>
+          <w:rFonts w:ascii="Arial Narrow" w:eastAsia="Arial Narrow" w:hAnsi="Arial Narrow" w:cs="Arial Narrow"/>
+          <w:color w:val="000000"/>
+          <w:sz w:val="22"/>
+          <w:szCs w:val="22"/>
+        </w:rPr>
+        <w:t/>
+      </w:r>
+      <w:r>
+        <w:rPr>
+          <w:rFonts w:ascii="Arial Narrow" w:eastAsia="Arial Narrow" w:hAnsi="Arial Narrow" w:cs="Arial Narrow"/>
+          <w:color w:val="000000"/>
+          <w:sz w:val="22"/>
+          <w:szCs w:val="22"/>
+        </w:rPr>
+        <w:t xml:space="preserve"/>
+      </w:r>
+      <w:r>
+        <w:rPr>
+          <w:rFonts w:ascii="Arial Narrow" w:eastAsia="Arial Narrow" w:hAnsi="Arial Narrow" w:cs="Arial Narrow"/>
+          <w:color w:val="000000"/>
+          <w:sz w:val="22"/>
+          <w:szCs w:val="22"/>
+        </w:rPr>
+        <w:t/>
+      </w:r>
+      <w:r>
+        <w:rPr>
+          <w:rFonts w:ascii="Arial Narrow" w:eastAsia="Arial Narrow" w:hAnsi="Arial Narrow" w:cs="Arial Narrow"/>
+          <w:color w:val="000000"/>
+          <w:sz w:val="22"/>
+          <w:szCs w:val="22"/>
+        </w:rPr>
+        <w:t xml:space="preserve"/>
+      </w:r>
+      <w:r>
+        <w:rPr>
+          <w:rFonts w:ascii="Arial Narrow" w:eastAsia="Arial Narrow" w:hAnsi="Arial Narrow" w:cs="Arial Narrow"/>
+          <w:color w:val="000000"/>
+          <w:sz w:val="22"/>
+          <w:szCs w:val="22"/>
+        </w:rPr>
+        <w:t/>
+      </w:r>
+      <w:r>
+        <w:rPr>
+          <w:rFonts w:ascii="Arial Narrow" w:eastAsia="Arial Narrow" w:hAnsi="Arial Narrow" w:cs="Arial Narrow"/>
+          <w:color w:val="000000"/>
+          <w:sz w:val="22"/>
+          <w:szCs w:val="22"/>
+        </w:rPr>
+        <w:t/>
+      </w:r>
+      <w:r>
+        <w:rPr>
+          <w:rFonts w:ascii="Arial Narrow" w:eastAsia="Arial Narrow" w:hAnsi="Arial Narrow" w:cs="Arial Narrow"/>
+          <w:color w:val="000000"/>
+          <w:sz w:val="22"/>
+          <w:szCs w:val="22"/>
+        </w:rPr>
+        <w:t xml:space="preserve"/>
+      </w:r>
+      <w:r>
+        <w:rPr>
+          <w:rFonts w:ascii="Arial Narrow" w:eastAsia="Arial Narrow" w:hAnsi="Arial Narrow" w:cs="Arial Narrow"/>
+          <w:color w:val="000000"/>
+          <w:kern w:val="0"/>
+          <w:sz w:val="22"/>
+          <w:szCs w:val="22"/>
+          <w:lang w:eastAsia="es-PE"/>
+          <w14:ligatures w14:val="none"/>
+        </w:rPr>
+        <w:t/>
+      </w:r>
+      <w:r>
+        <w:rPr>
+          <w:rFonts w:ascii="Arial Narrow" w:eastAsia="Arial Narrow" w:hAnsi="Arial Narrow" w:cs="Arial Narrow"/>
+          <w:color w:val="000000"/>
+          <w:sz w:val="22"/>
+          <w:szCs w:val="22"/>
+        </w:rPr>
+        <w:t xml:space="preserve"/>
+      </w:r>
+      <w:r>
+        <w:rPr>
+          <w:rFonts w:ascii="Arial Narrow" w:eastAsia="Arial Narrow" w:hAnsi="Arial Narrow" w:cs="Arial Narrow"/>
+          <w:color w:val="000000"/>
+          <w:kern w:val="0"/>
+          <w:sz w:val="22"/>
+          <w:szCs w:val="22"/>
+          <w:lang w:eastAsia="es-PE"/>
+          <w14:ligatures w14:val="none"/>
+        </w:rPr>
+        <w:t/>
+      </w:r>
+      <w:r>
+        <w:rPr>
+          <w:rFonts w:ascii="Arial Narrow" w:eastAsia="Arial Narrow" w:hAnsi="Arial Narrow" w:cs="Arial Narrow"/>
+          <w:color w:val="000000"/>
+          <w:sz w:val="22"/>
+          <w:szCs w:val="22"/>
+        </w:rPr>
+        <w:t xml:space="preserve"/>
+      </w:r>
+      <w:r>
+        <w:rPr>
+          <w:rStyle w:val="Refdenotaalpie"/>
+          <w:rFonts w:ascii="Arial Narrow" w:eastAsia="Arial Narrow" w:hAnsi="Arial Narrow" w:cs="Arial Narrow"/>
+          <w:sz w:val="22"/>
+          <w:szCs w:val="22"/>
+          <w:vertAlign w:val="superscript"/>
+        </w:rPr>
+        <w:footnoteReference w:id="17"/>
+      </w:r>
+      <w:r>
+        <w:rPr>
+          <w:rFonts w:ascii="Arial Narrow" w:eastAsia="Arial Narrow" w:hAnsi="Arial Narrow" w:cs="Arial Narrow"/>
+          <w:sz w:val="22"/>
+          <w:szCs w:val="22"/>
+        </w:rPr>
+        <w:t/>
+      </w:r>
+    </w:p>
+    <w:p>
+      <w:pPr>
+        <w:spacing w:before="0" w:after="0" w:line="240" w:lineRule="auto"/>
         <w:suppressAutoHyphens/>
-        <w:spacing w:after="0" w:line="240" w:lineRule="auto"/>
-        <w:jc w:val="both"/>
-        <w:rPr>
-          <w:rFonts w:ascii="Arial Narrow" w:eastAsia="Arial Narrow" w:hAnsi="Arial Narrow" w:cs="Arial Narrow"/>
-          <w:color w:val="000000"/>
-          <w:kern w:val="0"/>
-          <w:sz w:val="22"/>
-          <w:szCs w:val="22"/>
-          <w:lang w:eastAsia="es-PE"/>
-          <w14:ligatures w14:val="none"/>
-        </w:rPr>
-      </w:pPr>
-    </w:p>
-    <w:p>
-      <w:pPr>
-        <w:suppressAutoHyphens/>
-        <w:spacing w:after="0" w:line="240" w:lineRule="auto"/>
-        <w:jc w:val="both"/>
-        <w:rPr>
-          <w:rFonts w:ascii="Arial Narrow" w:eastAsia="Arial Narrow" w:hAnsi="Arial Narrow" w:cs="Arial Narrow"/>
-          <w:sz w:val="22"/>
-          <w:szCs w:val="22"/>
-        </w:rPr>
-      </w:pPr>
-      <w:r>
-        <w:rPr>
-          <w:rFonts w:ascii="Arial Narrow" w:eastAsia="Arial Narrow" w:hAnsi="Arial Narrow" w:cs="Arial Narrow"/>
-          <w:b/>
-          <w:bCs/>
-          <w:sz w:val="22"/>
-          <w:szCs w:val="22"/>
-        </w:rPr>
-        <w:t xml:space="preserve">DÉCIMO PRIMERO:</w:t>
-      </w:r>
-      <w:r>
-        <w:rPr>
-          <w:rFonts w:ascii="Arial Narrow" w:eastAsia="Arial Narrow" w:hAnsi="Arial Narrow" w:cs="Arial Narrow"/>
-          <w:sz w:val="22"/>
-          <w:szCs w:val="22"/>
-        </w:rPr>
-        <w:t xml:space="preserve"> </w:t>
-      </w:r>
-      <w:r>
-        <w:rPr>
-          <w:rFonts w:ascii="Arial Narrow" w:eastAsia="Arial Narrow" w:hAnsi="Arial Narrow" w:cs="Arial Narrow"/>
-          <w:sz w:val="22"/>
-          <w:szCs w:val="22"/>
-        </w:rPr>
-        <w:t xml:space="preserve">requerir al señor [APELLIDO] López y Rímac Seguros y Reaseguros S.A. para que, dentro del plazo de dos (2) días hábiles siguientes a la fecha en que reciban la notificación en sus bandejas de correo electrónico, efectúen la confirmación de recepción de la notificación remitida por este despacho a sus correos electrónicos, de conformidad con el segundo párrafo del numeral 4 del artículo 20 del Texto Único Ordenado de la Ley del Procedimiento Administrativo General, aprobado mediante Decreto Supremo 006-2026-JUS, bajo apercibimiento de rehacer el acto de notificación y notificarles conforme al numeral 1 del artículo 20 del citado cuerpo normativo.</w:t>
-      </w:r>
-      <w:r>
-        <w:rPr>
-          <w:rFonts w:ascii="Arial Narrow" w:eastAsia="Arial Narrow" w:hAnsi="Arial Narrow" w:cs="Arial Narrow"/>
-          <w:sz w:val="22"/>
-          <w:szCs w:val="22"/>
-        </w:rPr>
-        <w:t xml:space="preserve"/>
-      </w:r>
-      <w:r>
-        <w:rPr>
-          <w:rFonts w:ascii="Arial Narrow" w:eastAsia="Arial Narrow" w:hAnsi="Arial Narrow" w:cs="Arial Narrow"/>
-          <w:spacing w:val="-3"/>
-          <w:kern w:val="0"/>
-          <w14:ligatures w14:val="none"/>
-          <w:sz w:val="22"/>
-          <w:szCs w:val="22"/>
-        </w:rPr>
-        <w:t/>
-      </w:r>
-      <w:r>
-        <w:rPr>
-          <w:rFonts w:ascii="Arial Narrow" w:eastAsia="Arial Narrow" w:hAnsi="Arial Narrow" w:cs="Arial Narrow"/>
-          <w:spacing w:val="-3"/>
-          <w:kern w:val="0"/>
-          <w14:ligatures w14:val="none"/>
-          <w:sz w:val="22"/>
-          <w:szCs w:val="22"/>
-        </w:rPr>
-        <w:t xml:space="preserve"/>
-      </w:r>
-      <w:r>
-        <w:rPr>
-          <w:rFonts w:ascii="Arial Narrow" w:eastAsia="Arial Narrow" w:hAnsi="Arial Narrow" w:cs="Arial Narrow"/>
-          <w:spacing w:val="-3"/>
-          <w:kern w:val="0"/>
-          <w14:ligatures w14:val="none"/>
-          <w:sz w:val="22"/>
-          <w:szCs w:val="22"/>
-        </w:rPr>
-        <w:t/>
-      </w:r>
-      <w:r>
-        <w:rPr>
-          <w:rFonts w:ascii="Arial Narrow" w:eastAsia="Arial Narrow" w:hAnsi="Arial Narrow" w:cs="Arial Narrow"/>
-          <w:spacing w:val="-3"/>
-          <w:kern w:val="0"/>
-          <w14:ligatures w14:val="none"/>
-          <w:sz w:val="22"/>
-          <w:szCs w:val="22"/>
-        </w:rPr>
-        <w:t/>
-      </w:r>
-      <w:r>
-        <w:rPr>
-          <w:rFonts w:ascii="Arial Narrow" w:eastAsia="Arial Narrow" w:hAnsi="Arial Narrow" w:cs="Arial Narrow"/>
-          <w:spacing w:val="-3"/>
-          <w:kern w:val="0"/>
-          <w14:ligatures w14:val="none"/>
-          <w:sz w:val="22"/>
-          <w:szCs w:val="22"/>
-        </w:rPr>
-        <w:t xml:space="preserve"/>
-      </w:r>
-      <w:r>
-        <w:rPr>
-          <w:rFonts w:ascii="Arial Narrow" w:eastAsia="Arial Narrow" w:hAnsi="Arial Narrow" w:cs="Arial Narrow"/>
-          <w:color w:val="000000"/>
-          <w:kern w:val="0"/>
-          <w:sz w:val="22"/>
-          <w:szCs w:val="22"/>
-          <w:shd w:val="clear" w:color="auto" w:fill="FFFFFF"/>
-          <w:lang w:eastAsia="es-PE"/>
-          <w14:ligatures w14:val="none"/>
-        </w:rPr>
-        <w:t xml:space="preserve"/>
-      </w:r>
-      <w:r>
-        <w:rPr>
-          <w:rFonts w:ascii="Arial Narrow" w:eastAsia="Arial Narrow" w:hAnsi="Arial Narrow" w:cs="Arial Narrow"/>
-          <w:color w:val="000000"/>
-          <w:kern w:val="0"/>
-          <w:sz w:val="22"/>
-          <w:szCs w:val="22"/>
-          <w:shd w:val="clear" w:color="auto" w:fill="FFFFFF"/>
-          <w:lang w:eastAsia="es-PE"/>
-          <w14:ligatures w14:val="none"/>
-        </w:rPr>
-        <w:t xml:space="preserve"/>
-      </w:r>
-      <w:r>
-        <w:rPr>
-          <w:rFonts w:ascii="Arial Narrow" w:eastAsia="Arial Narrow" w:hAnsi="Arial Narrow" w:cs="Arial Narrow"/>
-          <w:color w:val="000000"/>
-          <w:kern w:val="0"/>
-          <w:sz w:val="22"/>
-          <w:szCs w:val="22"/>
-          <w:shd w:val="clear" w:color="auto" w:fill="FFFFFF"/>
-          <w:lang w:eastAsia="es-PE"/>
-          <w14:ligatures w14:val="none"/>
-        </w:rPr>
-        <w:t/>
-      </w:r>
-      <w:r>
-        <w:rPr>
-          <w:rFonts w:ascii="Arial Narrow" w:eastAsia="Arial Narrow" w:hAnsi="Arial Narrow" w:cs="Arial Narrow"/>
-          <w:color w:val="000000"/>
-          <w:kern w:val="0"/>
-          <w:sz w:val="22"/>
-          <w:szCs w:val="22"/>
-          <w:shd w:val="clear" w:color="auto" w:fill="FFFFFF"/>
-          <w:lang w:eastAsia="es-PE"/>
-          <w14:ligatures w14:val="none"/>
-        </w:rPr>
-        <w:t xml:space="preserve"/>
-      </w:r>
-      <w:r>
-        <w:rPr>
-          <w:rFonts w:ascii="Arial Narrow" w:eastAsia="Arial Narrow" w:hAnsi="Arial Narrow" w:cs="Arial Narrow"/>
-          <w:color w:val="000000"/>
-          <w:kern w:val="0"/>
-          <w:sz w:val="22"/>
-          <w:szCs w:val="22"/>
-          <w:shd w:val="clear" w:color="auto" w:fill="FFFFFF"/>
-          <w:lang w:eastAsia="es-PE"/>
-          <w14:ligatures w14:val="none"/>
-        </w:rPr>
-        <w:t xml:space="preserve"/>
-      </w:r>
-      <w:r>
-        <w:rPr>
-          <w:rFonts w:ascii="Arial Narrow" w:eastAsia="Arial Narrow" w:hAnsi="Arial Narrow" w:cs="Arial Narrow"/>
-          <w:color w:val="000000"/>
-          <w:kern w:val="0"/>
-          <w:sz w:val="22"/>
-          <w:szCs w:val="22"/>
-          <w:shd w:val="clear" w:color="auto" w:fill="FFFFFF"/>
-          <w:lang w:eastAsia="es-PE"/>
-          <w14:ligatures w14:val="none"/>
-        </w:rPr>
-        <w:t/>
-      </w:r>
-      <w:r>
-        <w:rPr>
-          <w:rFonts w:ascii="Arial Narrow" w:eastAsia="Arial Narrow" w:hAnsi="Arial Narrow" w:cs="Arial Narrow"/>
-          <w:color w:val="000000"/>
-          <w:kern w:val="0"/>
-          <w:sz w:val="22"/>
-          <w:szCs w:val="22"/>
-          <w:shd w:val="clear" w:color="auto" w:fill="FFFFFF"/>
-          <w:lang w:eastAsia="es-PE"/>
-          <w14:ligatures w14:val="none"/>
-        </w:rPr>
-        <w:t xml:space="preserve"/>
-      </w:r>
-      <w:r>
-        <w:rPr>
-          <w:rFonts w:ascii="Arial Narrow" w:eastAsia="Arial Narrow" w:hAnsi="Arial Narrow" w:cs="Arial Narrow"/>
-          <w:color w:val="000000"/>
-          <w:sz w:val="22"/>
-          <w:szCs w:val="22"/>
-        </w:rPr>
-        <w:t/>
-      </w:r>
-      <w:r>
-        <w:rPr>
-          <w:rFonts w:ascii="Arial Narrow" w:eastAsia="Arial Narrow" w:hAnsi="Arial Narrow" w:cs="Arial Narrow"/>
-          <w:color w:val="000000"/>
-          <w:sz w:val="22"/>
-          <w:szCs w:val="22"/>
-        </w:rPr>
-        <w:t/>
-      </w:r>
-      <w:r>
-        <w:rPr>
-          <w:rFonts w:ascii="Arial Narrow" w:eastAsia="Arial Narrow" w:hAnsi="Arial Narrow" w:cs="Arial Narrow"/>
-          <w:color w:val="000000"/>
-          <w:sz w:val="22"/>
-          <w:szCs w:val="22"/>
-        </w:rPr>
-        <w:t xml:space="preserve"/>
-      </w:r>
-      <w:r>
-        <w:rPr>
-          <w:rFonts w:ascii="Arial Narrow" w:eastAsia="Arial Narrow" w:hAnsi="Arial Narrow" w:cs="Arial Narrow"/>
-          <w:color w:val="000000"/>
-          <w:sz w:val="22"/>
-          <w:szCs w:val="22"/>
-        </w:rPr>
-        <w:t/>
-      </w:r>
-      <w:r>
-        <w:rPr>
-          <w:rFonts w:ascii="Arial Narrow" w:eastAsia="Arial Narrow" w:hAnsi="Arial Narrow" w:cs="Arial Narrow"/>
-          <w:color w:val="000000"/>
-          <w:sz w:val="22"/>
-          <w:szCs w:val="22"/>
-        </w:rPr>
-        <w:t xml:space="preserve"/>
-      </w:r>
-      <w:r>
-        <w:rPr>
-          <w:rFonts w:ascii="Arial Narrow" w:eastAsia="Arial Narrow" w:hAnsi="Arial Narrow" w:cs="Arial Narrow"/>
-          <w:color w:val="000000"/>
-          <w:sz w:val="22"/>
-          <w:szCs w:val="22"/>
-        </w:rPr>
-        <w:t/>
-      </w:r>
-      <w:r>
-        <w:rPr>
-          <w:rFonts w:ascii="Arial Narrow" w:eastAsia="Arial Narrow" w:hAnsi="Arial Narrow" w:cs="Arial Narrow"/>
-          <w:color w:val="000000"/>
-          <w:sz w:val="22"/>
-          <w:szCs w:val="22"/>
-        </w:rPr>
-        <w:t xml:space="preserve"/>
-      </w:r>
-      <w:r>
-        <w:rPr>
-          <w:rFonts w:ascii="Arial Narrow" w:eastAsia="Arial Narrow" w:hAnsi="Arial Narrow" w:cs="Arial Narrow"/>
-          <w:color w:val="000000"/>
-          <w:sz w:val="22"/>
-          <w:szCs w:val="22"/>
-        </w:rPr>
-        <w:t/>
-      </w:r>
-      <w:r>
-        <w:rPr>
-          <w:rFonts w:ascii="Arial Narrow" w:eastAsia="Arial Narrow" w:hAnsi="Arial Narrow" w:cs="Arial Narrow"/>
-          <w:color w:val="000000"/>
-          <w:sz w:val="22"/>
-          <w:szCs w:val="22"/>
-        </w:rPr>
-        <w:t xml:space="preserve"/>
-      </w:r>
-      <w:r>
-        <w:rPr>
-          <w:rFonts w:ascii="Arial Narrow" w:eastAsia="Arial Narrow" w:hAnsi="Arial Narrow" w:cs="Arial Narrow"/>
-          <w:color w:val="000000"/>
-          <w:sz w:val="22"/>
-          <w:szCs w:val="22"/>
-        </w:rPr>
-        <w:t/>
-      </w:r>
-      <w:r>
-        <w:rPr>
-          <w:rFonts w:ascii="Arial Narrow" w:eastAsia="Arial Narrow" w:hAnsi="Arial Narrow" w:cs="Arial Narrow"/>
-          <w:color w:val="000000"/>
-          <w:sz w:val="22"/>
-          <w:szCs w:val="22"/>
-        </w:rPr>
-        <w:t xml:space="preserve"/>
-      </w:r>
-      <w:r>
-        <w:rPr>
-          <w:rFonts w:ascii="Arial Narrow" w:eastAsia="Arial Narrow" w:hAnsi="Arial Narrow" w:cs="Arial Narrow"/>
-          <w:color w:val="000000"/>
-          <w:sz w:val="22"/>
-          <w:szCs w:val="22"/>
-        </w:rPr>
-        <w:t/>
-      </w:r>
-      <w:r>
-        <w:rPr>
-          <w:rFonts w:ascii="Arial Narrow" w:eastAsia="Arial Narrow" w:hAnsi="Arial Narrow" w:cs="Arial Narrow"/>
-          <w:color w:val="000000"/>
-          <w:sz w:val="22"/>
-          <w:szCs w:val="22"/>
-        </w:rPr>
-        <w:t xml:space="preserve"/>
-      </w:r>
-      <w:r>
-        <w:rPr>
-          <w:rFonts w:ascii="Arial Narrow" w:eastAsia="Arial Narrow" w:hAnsi="Arial Narrow" w:cs="Arial Narrow"/>
-          <w:color w:val="000000"/>
-          <w:sz w:val="22"/>
-          <w:szCs w:val="22"/>
-        </w:rPr>
-        <w:t/>
-      </w:r>
-      <w:r>
-        <w:rPr>
-          <w:rFonts w:ascii="Arial Narrow" w:eastAsia="Arial Narrow" w:hAnsi="Arial Narrow" w:cs="Arial Narrow"/>
-          <w:color w:val="000000"/>
-          <w:sz w:val="22"/>
-          <w:szCs w:val="22"/>
-        </w:rPr>
-        <w:t/>
-      </w:r>
-      <w:r>
-        <w:rPr>
-          <w:rFonts w:ascii="Arial Narrow" w:eastAsia="Arial Narrow" w:hAnsi="Arial Narrow" w:cs="Arial Narrow"/>
-          <w:color w:val="000000"/>
-          <w:sz w:val="22"/>
-          <w:szCs w:val="22"/>
-        </w:rPr>
-        <w:t xml:space="preserve"/>
-      </w:r>
-      <w:r>
-        <w:rPr>
-          <w:rFonts w:ascii="Arial Narrow" w:eastAsia="Arial Narrow" w:hAnsi="Arial Narrow" w:cs="Arial Narrow"/>
-          <w:color w:val="000000"/>
-          <w:kern w:val="0"/>
-          <w:sz w:val="22"/>
-          <w:szCs w:val="22"/>
-          <w:lang w:eastAsia="es-PE"/>
-          <w14:ligatures w14:val="none"/>
-        </w:rPr>
-        <w:t/>
-      </w:r>
-      <w:r>
-        <w:rPr>
-          <w:rFonts w:ascii="Arial Narrow" w:eastAsia="Arial Narrow" w:hAnsi="Arial Narrow" w:cs="Arial Narrow"/>
-          <w:color w:val="000000"/>
-          <w:sz w:val="22"/>
-          <w:szCs w:val="22"/>
-        </w:rPr>
-        <w:t xml:space="preserve"/>
-      </w:r>
-      <w:r>
-        <w:rPr>
-          <w:rFonts w:ascii="Arial Narrow" w:eastAsia="Arial Narrow" w:hAnsi="Arial Narrow" w:cs="Arial Narrow"/>
-          <w:color w:val="000000"/>
-          <w:kern w:val="0"/>
-          <w:sz w:val="22"/>
-          <w:szCs w:val="22"/>
-          <w:lang w:eastAsia="es-PE"/>
-          <w14:ligatures w14:val="none"/>
-        </w:rPr>
-        <w:t/>
-      </w:r>
-      <w:r>
-        <w:rPr>
-          <w:rFonts w:ascii="Arial Narrow" w:eastAsia="Arial Narrow" w:hAnsi="Arial Narrow" w:cs="Arial Narrow"/>
-          <w:color w:val="000000"/>
-          <w:sz w:val="22"/>
-          <w:szCs w:val="22"/>
-        </w:rPr>
-        <w:t xml:space="preserve"/>
-      </w:r>
-      <w:r>
-        <w:rPr>
-          <w:rStyle w:val="Refdenotaalpie"/>
-          <w:rFonts w:ascii="Arial Narrow" w:eastAsia="Arial Narrow" w:hAnsi="Arial Narrow" w:cs="Arial Narrow"/>
-          <w:sz w:val="22"/>
-          <w:szCs w:val="22"/>
-          <w:vertAlign w:val="superscript"/>
-        </w:rPr>
-        <w:footnoteReference w:id="17"/>
-      </w:r>
-      <w:r>
-        <w:rPr>
-          <w:rFonts w:ascii="Arial Narrow" w:eastAsia="Arial Narrow" w:hAnsi="Arial Narrow" w:cs="Arial Narrow"/>
-          <w:sz w:val="22"/>
-          <w:szCs w:val="22"/>
-        </w:rPr>
-        <w:t/>
-      </w:r>
-    </w:p>
-    <w:p>
-      <w:pPr>
-        <w:suppressAutoHyphens/>
-        <w:spacing w:after="0" w:line="240" w:lineRule="auto"/>
         <w:jc w:val="both"/>
         <w:rPr>
           <w:rFonts w:ascii="Arial Narrow" w:eastAsia="Arial Narrow" w:hAnsi="Arial Narrow" w:cs="Arial Narrow"/>
@@ -11299,34 +11324,66 @@
           <w:sz w:val="16"/>
           <w:szCs w:val="16"/>
         </w:rPr>
+        <w:t xml:space="preserve"/>
+      </w:r>
+      <w:r>
+        <w:rPr>
+          <w:rFonts w:ascii="Arial Narrow" w:eastAsia="Arial Narrow" w:hAnsi="Arial Narrow" w:cs="Arial Narrow"/>
+          <w:sz w:val="16"/>
+          <w:szCs w:val="16"/>
+        </w:rPr>
         <w:tab/>
-        <w:t xml:space="preserve"/>
-      </w:r>
-      <w:r>
-        <w:rPr>
-          <w:rFonts w:ascii="Arial Narrow" w:eastAsia="Arial Narrow" w:hAnsi="Arial Narrow" w:cs="Arial Narrow"/>
-          <w:sz w:val="16"/>
-          <w:szCs w:val="16"/>
-        </w:rPr>
-        <w:tab/>
-        <w:t>Publicado</w:t>
-      </w:r>
-      <w:r>
-        <w:rPr>
-          <w:rFonts w:ascii="Arial Narrow" w:eastAsia="Arial Narrow" w:hAnsi="Arial Narrow" w:cs="Arial Narrow"/>
-          <w:b/>
-          <w:sz w:val="16"/>
-          <w:szCs w:val="16"/>
-        </w:rPr>
-        <w:t xml:space="preserve"> </w:t>
-      </w:r>
-      <w:r>
-        <w:rPr>
-          <w:rFonts w:ascii="Arial Narrow" w:eastAsia="Arial Narrow" w:hAnsi="Arial Narrow" w:cs="Arial Narrow"/>
-          <w:sz w:val="16"/>
-          <w:szCs w:val="16"/>
-        </w:rPr>
-        <w:t xml:space="preserve">el 2 de setiembre de 2010 en el Diario Oficial El Peruano, vigente desde el 2 de octubre de 2010 y modificado por Decreto Legislativo 1308.</w:t>
+        <w:t xml:space="preserve">Denuncia remitida a esta Comisión mediante MEMORANDUM </w:t>
+      </w:r>
+      <w:r>
+        <w:rPr>
+          <w:rFonts w:ascii="Arial Narrow" w:eastAsia="Arial Narrow" w:hAnsi="Arial Narrow" w:cs="Arial Narrow"/>
+          <w:sz w:val="16"/>
+          <w:szCs w:val="16"/>
+        </w:rPr>
+        <w:t xml:space="preserve">001300-2025-PS2/INDECOPI </w:t>
+      </w:r>
+      <w:r>
+        <w:rPr>
+          <w:rFonts w:ascii="Arial Narrow" w:eastAsia="Arial Narrow" w:hAnsi="Arial Narrow" w:cs="Arial Narrow"/>
+          <w:sz w:val="16"/>
+          <w:szCs w:val="16"/>
+        </w:rPr>
+        <w:t xml:space="preserve">de fecha</w:t>
+      </w:r>
+      <w:r>
+        <w:rPr>
+          <w:rFonts w:ascii="Arial Narrow" w:eastAsia="Arial Narrow" w:hAnsi="Arial Narrow" w:cs="Arial Narrow"/>
+          <w:sz w:val="16"/>
+          <w:szCs w:val="16"/>
+        </w:rPr>
+        <w:t xml:space="preserve"> 24 de julio de 2025, </w:t>
+      </w:r>
+      <w:proofErr w:type="spellStart"/>
+      <w:r>
+        <w:rPr>
+          <w:rFonts w:ascii="Arial Narrow" w:eastAsia="Arial Narrow" w:hAnsi="Arial Narrow" w:cs="Arial Narrow"/>
+          <w:sz w:val="16"/>
+          <w:szCs w:val="16"/>
+        </w:rPr>
+        <w:t xml:space="preserve">recibida</w:t>
+      </w:r>
+      <w:proofErr w:type="spellEnd"/>
+      <w:r>
+        <w:rPr>
+          <w:rFonts w:ascii="Arial Narrow" w:eastAsia="Arial Narrow" w:hAnsi="Arial Narrow" w:cs="Arial Narrow"/>
+          <w:sz w:val="16"/>
+          <w:szCs w:val="16"/>
+        </w:rPr>
+        <w:t xml:space="preserve"> el 24 de julio de 2025</w:t>
+      </w:r>
+      <w:r>
+        <w:rPr>
+          <w:rFonts w:ascii="Arial Narrow" w:eastAsia="Arial Narrow" w:hAnsi="Arial Narrow" w:cs="Arial Narrow"/>
+          <w:sz w:val="16"/>
+          <w:szCs w:val="16"/>
+        </w:rPr>
+        <w:t>.</w:t>
       </w:r>
     </w:p>
     <w:p>
@@ -11373,67 +11430,33 @@
           <w:sz w:val="16"/>
           <w:szCs w:val="16"/>
         </w:rPr>
+        <w:t xml:space="preserve"/>
+      </w:r>
+      <w:r>
+        <w:rPr>
+          <w:rFonts w:ascii="Arial Narrow" w:eastAsia="Arial Narrow" w:hAnsi="Arial Narrow" w:cs="Arial Narrow"/>
+          <w:sz w:val="16"/>
+          <w:szCs w:val="16"/>
+        </w:rPr>
         <w:tab/>
-        <w:t xml:space="preserve"/>
-      </w:r>
-      <w:r>
-        <w:rPr>
-          <w:rFonts w:ascii="Arial Narrow" w:eastAsia="Arial Narrow" w:hAnsi="Arial Narrow" w:cs="Arial Narrow"/>
-          <w:sz w:val="16"/>
-          <w:szCs w:val="16"/>
-        </w:rPr>
-        <w:tab/>
-        <w:t xml:space="preserve">Denuncia remitida a esta Comisión mediante MEMORANDUM </w:t>
-      </w:r>
-      <w:r>
-        <w:rPr>
-          <w:rFonts w:ascii="Arial Narrow" w:eastAsia="Arial Narrow" w:hAnsi="Arial Narrow" w:cs="Arial Narrow"/>
-          <w:sz w:val="16"/>
-          <w:szCs w:val="16"/>
-        </w:rPr>
-        <w:t xml:space="preserve">001300-2025-PS2/INDECOPI </w:t>
-      </w:r>
-      <w:r>
-        <w:rPr>
-          <w:rFonts w:ascii="Arial Narrow" w:eastAsia="Arial Narrow" w:hAnsi="Arial Narrow" w:cs="Arial Narrow"/>
-          <w:sz w:val="16"/>
-          <w:szCs w:val="16"/>
-        </w:rPr>
-        <w:t xml:space="preserve">de fecha</w:t>
-      </w:r>
-      <w:r>
-        <w:rPr>
-          <w:rFonts w:ascii="Arial Narrow" w:eastAsia="Arial Narrow" w:hAnsi="Arial Narrow" w:cs="Arial Narrow"/>
-          <w:sz w:val="16"/>
-          <w:szCs w:val="16"/>
-        </w:rPr>
-        <w:t xml:space="preserve"> 24 de julio de 2025, </w:t>
-      </w:r>
-      <w:proofErr w:type="spellStart"/>
-      <w:r>
-        <w:rPr>
-          <w:rFonts w:ascii="Arial Narrow" w:eastAsia="Arial Narrow" w:hAnsi="Arial Narrow" w:cs="Arial Narrow"/>
-          <w:sz w:val="16"/>
-          <w:szCs w:val="16"/>
-        </w:rPr>
-        <w:t xml:space="preserve">recibida</w:t>
-      </w:r>
-      <w:proofErr w:type="spellEnd"/>
-      <w:r>
-        <w:rPr>
-          <w:rFonts w:ascii="Arial Narrow" w:eastAsia="Arial Narrow" w:hAnsi="Arial Narrow" w:cs="Arial Narrow"/>
-          <w:sz w:val="16"/>
-          <w:szCs w:val="16"/>
-        </w:rPr>
-        <w:t xml:space="preserve"> el 24 de julio de 2025</w:t>
-      </w:r>
-      <w:r>
-        <w:rPr>
-          <w:rFonts w:ascii="Arial Narrow" w:eastAsia="Arial Narrow" w:hAnsi="Arial Narrow" w:cs="Arial Narrow"/>
-          <w:sz w:val="16"/>
-          <w:szCs w:val="16"/>
-        </w:rPr>
-        <w:t>.</w:t>
+        <w:t>Publicado</w:t>
+      </w:r>
+      <w:r>
+        <w:rPr>
+          <w:rFonts w:ascii="Arial Narrow" w:eastAsia="Arial Narrow" w:hAnsi="Arial Narrow" w:cs="Arial Narrow"/>
+          <w:b/>
+          <w:sz w:val="16"/>
+          <w:szCs w:val="16"/>
+        </w:rPr>
+        <w:t xml:space="preserve"> </w:t>
+      </w:r>
+      <w:r>
+        <w:rPr>
+          <w:rFonts w:ascii="Arial Narrow" w:eastAsia="Arial Narrow" w:hAnsi="Arial Narrow" w:cs="Arial Narrow"/>
+          <w:sz w:val="16"/>
+          <w:szCs w:val="16"/>
+        </w:rPr>
+        <w:t xml:space="preserve">el 2 de setiembre de 2010 en el Diario Oficial El Peruano, vigente desde el 2 de octubre de 2010 y modificado por Decreto Legislativo 1308.</w:t>
       </w:r>
     </w:p>
     <w:p>
@@ -11482,7 +11505,6 @@
           <w:sz w:val="16"/>
           <w:szCs w:val="16"/>
         </w:rPr>
-        <w:tab/>
         <w:t xml:space="preserve"/>
       </w:r>
       <w:r>
@@ -11491,7 +11513,6 @@
           <w:sz w:val="16"/>
           <w:szCs w:val="16"/>
         </w:rPr>
-        <w:tab/>
       </w:r>
       <w:r>
         <w:rPr>
@@ -11501,6 +11522,7 @@
           <w:sz w:val="16"/>
           <w:szCs w:val="16"/>
         </w:rPr>
+        <w:tab/>
         <w:t xml:space="preserve">LEY 29571, CÓDIGO DE PROTECCIÓN Y DEFENSA DEL CONSUMIDOR, publicado el 2 de setiembre de 2010 y modificado por Decreto Legislativo 1308 </w:t>
       </w:r>
     </w:p>
@@ -11724,7 +11746,6 @@
           <w:sz w:val="16"/>
           <w:szCs w:val="16"/>
         </w:rPr>
-        <w:tab/>
         <w:t xml:space="preserve"/>
       </w:r>
       <w:r>
@@ -11733,7 +11754,6 @@
           <w:sz w:val="16"/>
           <w:szCs w:val="16"/>
         </w:rPr>
-        <w:tab/>
       </w:r>
       <w:r>
         <w:rPr>
@@ -11743,6 +11763,7 @@
           <w:sz w:val="16"/>
           <w:szCs w:val="16"/>
         </w:rPr>
+        <w:tab/>
         <w:t xml:space="preserve">LEY 29571, CÓDIGO DE PROTECCIÓN Y DEFENSA DEL CONSUMIDOR, publicado el 2 de setiembre de 2010 y modificado por Decreto Legislativo 1308 </w:t>
       </w:r>
     </w:p>
@@ -11903,7 +11924,6 @@
           <w:sz w:val="16"/>
           <w:szCs w:val="16"/>
         </w:rPr>
-        <w:tab/>
         <w:t xml:space="preserve"/>
       </w:r>
       <w:r>
@@ -11912,7 +11932,6 @@
           <w:sz w:val="16"/>
           <w:szCs w:val="16"/>
         </w:rPr>
-        <w:tab/>
       </w:r>
       <w:r>
         <w:rPr>
@@ -11922,6 +11941,7 @@
           <w:sz w:val="16"/>
           <w:szCs w:val="16"/>
         </w:rPr>
+        <w:tab/>
         <w:t xml:space="preserve">LEY 29571, CÓDIGO DE PROTECCIÓN Y DEFENSA DEL CONSUMIDOR, publicado el 2 de setiembre de 2010 y modificado por Decreto Legislativo 1308 </w:t>
       </w:r>
     </w:p>
@@ -12100,7 +12120,6 @@
           <w:sz w:val="16"/>
           <w:szCs w:val="16"/>
         </w:rPr>
-        <w:tab/>
         <w:t xml:space="preserve"/>
       </w:r>
       <w:r>
@@ -12109,7 +12128,6 @@
           <w:sz w:val="16"/>
           <w:szCs w:val="16"/>
         </w:rPr>
-        <w:tab/>
       </w:r>
       <w:r>
         <w:rPr>
@@ -12119,6 +12137,7 @@
           <w:sz w:val="16"/>
           <w:szCs w:val="16"/>
         </w:rPr>
+        <w:tab/>
         <w:t xml:space="preserve">LEY 29571, CÓDIGO DE PROTECCIÓN Y DEFENSA DEL CONSUMIDOR, publicado el 2 de setiembre de 2010 y modificado por Decreto Legislativo 1308 </w:t>
       </w:r>
     </w:p>
@@ -12217,7 +12236,6 @@
           <w:sz w:val="16"/>
           <w:szCs w:val="16"/>
         </w:rPr>
-        <w:tab/>
         <w:t xml:space="preserve"/>
       </w:r>
       <w:r>
@@ -12226,7 +12244,6 @@
           <w:sz w:val="16"/>
           <w:szCs w:val="16"/>
         </w:rPr>
-        <w:tab/>
       </w:r>
       <w:r>
         <w:rPr>
@@ -12236,6 +12253,7 @@
           <w:sz w:val="16"/>
           <w:szCs w:val="16"/>
         </w:rPr>
+        <w:tab/>
         <w:t xml:space="preserve">LEY 29571, CÓDIGO DE PROTECCIÓN Y DEFENSA DEL CONSUMIDOR, publicado el 2 de setiembre de 2010 y modificado por Decreto Legislativo 1308 </w:t>
       </w:r>
     </w:p>
@@ -12382,7 +12400,6 @@
           <w:sz w:val="16"/>
           <w:szCs w:val="16"/>
         </w:rPr>
-        <w:tab/>
         <w:t xml:space="preserve"/>
       </w:r>
       <w:r>
@@ -12391,7 +12408,6 @@
           <w:sz w:val="16"/>
           <w:szCs w:val="16"/>
         </w:rPr>
-        <w:tab/>
       </w:r>
       <w:r>
         <w:rPr>
@@ -12401,6 +12417,7 @@
           <w:sz w:val="16"/>
           <w:szCs w:val="16"/>
         </w:rPr>
+        <w:tab/>
         <w:t>LEY SOBRE FACULTADES, NORMAS Y ORGANIZACIÓN DEL INDECOPI, APROBADA POR DECRETO LEGISLATIVO 807 Artículo 24.-</w:t>
       </w:r>
       <w:r>
@@ -12531,7 +12548,6 @@
           <w:sz w:val="16"/>
           <w:szCs w:val="16"/>
         </w:rPr>
-        <w:tab/>
         <w:t xml:space="preserve"/>
       </w:r>
       <w:r>
@@ -12606,24 +12622,23 @@
           <w:sz w:val="16"/>
           <w:szCs w:val="16"/>
         </w:rPr>
+        <w:t xml:space="preserve"/>
+      </w:r>
+      <w:r>
+        <w:rPr>
+          <w:rFonts w:ascii="Arial Narrow" w:eastAsia="Arial Narrow" w:hAnsi="Arial Narrow" w:cs="Arial Narrow"/>
+          <w:sz w:val="16"/>
+          <w:szCs w:val="16"/>
+        </w:rPr>
+      </w:r>
+      <w:r>
+        <w:rPr>
+          <w:rFonts w:ascii="Arial Narrow" w:eastAsia="Arial Narrow" w:hAnsi="Arial Narrow" w:cs="Arial Narrow"/>
+          <w:b/>
+          <w:sz w:val="16"/>
+          <w:szCs w:val="16"/>
+        </w:rPr>
         <w:tab/>
-        <w:t xml:space="preserve"/>
-      </w:r>
-      <w:r>
-        <w:rPr>
-          <w:rFonts w:ascii="Arial Narrow" w:eastAsia="Arial Narrow" w:hAnsi="Arial Narrow" w:cs="Arial Narrow"/>
-          <w:sz w:val="16"/>
-          <w:szCs w:val="16"/>
-        </w:rPr>
-        <w:tab/>
-      </w:r>
-      <w:r>
-        <w:rPr>
-          <w:rFonts w:ascii="Arial Narrow" w:eastAsia="Arial Narrow" w:hAnsi="Arial Narrow" w:cs="Arial Narrow"/>
-          <w:b/>
-          <w:sz w:val="16"/>
-          <w:szCs w:val="16"/>
-        </w:rPr>
         <w:t>LEY 29571, CÓDIGO DE PROTECCIÓN Y DEFENSA DEL CONSUMIDOR</w:t>
       </w:r>
       <w:r>
@@ -13008,32 +13023,31 @@
           <w:szCs w:val="16"/>
           <w:vertAlign w:val="superscript"/>
         </w:rPr>
+        <w:t xml:space="preserve"/>
+      </w:r>
+      <w:r>
+        <w:rPr>
+          <w:rFonts w:ascii="Arial Narrow" w:eastAsia="Arial Narrow" w:hAnsi="Arial Narrow" w:cs="Arial Narrow"/>
+          <w:sz w:val="16"/>
+          <w:szCs w:val="16"/>
+        </w:rPr>
+        <w:t xml:space="preserve"/>
+      </w:r>
+      <w:r>
+        <w:rPr>
+          <w:rFonts w:ascii="Arial Narrow" w:eastAsia="Arial Narrow" w:hAnsi="Arial Narrow" w:cs="Arial Narrow"/>
+          <w:sz w:val="16"/>
+          <w:szCs w:val="16"/>
+        </w:rPr>
+      </w:r>
+      <w:r>
+        <w:rPr>
+          <w:rFonts w:ascii="Arial Narrow" w:eastAsia="Arial Narrow" w:hAnsi="Arial Narrow" w:cs="Arial Narrow"/>
+          <w:b/>
+          <w:sz w:val="16"/>
+          <w:szCs w:val="16"/>
+        </w:rPr>
         <w:tab/>
-        <w:t xml:space="preserve"/>
-      </w:r>
-      <w:r>
-        <w:rPr>
-          <w:rFonts w:ascii="Arial Narrow" w:eastAsia="Arial Narrow" w:hAnsi="Arial Narrow" w:cs="Arial Narrow"/>
-          <w:sz w:val="16"/>
-          <w:szCs w:val="16"/>
-        </w:rPr>
-        <w:t xml:space="preserve"> </w:t>
-      </w:r>
-      <w:r>
-        <w:rPr>
-          <w:rFonts w:ascii="Arial Narrow" w:eastAsia="Arial Narrow" w:hAnsi="Arial Narrow" w:cs="Arial Narrow"/>
-          <w:sz w:val="16"/>
-          <w:szCs w:val="16"/>
-        </w:rPr>
-        <w:tab/>
-      </w:r>
-      <w:r>
-        <w:rPr>
-          <w:rFonts w:ascii="Arial Narrow" w:eastAsia="Arial Narrow" w:hAnsi="Arial Narrow" w:cs="Arial Narrow"/>
-          <w:b/>
-          <w:sz w:val="16"/>
-          <w:szCs w:val="16"/>
-        </w:rPr>
         <w:t>LEY 29571, CÓDIGO DE PROTECCIÓN Y DEFENSA DEL CONSUMIDOR</w:t>
       </w:r>
       <w:r>
@@ -13237,7 +13251,6 @@
           <w:sz w:val="16"/>
           <w:szCs w:val="16"/>
         </w:rPr>
-        <w:tab/>
         <w:t xml:space="preserve"/>
       </w:r>
       <w:r>
@@ -13246,7 +13259,6 @@
           <w:sz w:val="16"/>
           <w:szCs w:val="16"/>
         </w:rPr>
-        <w:tab/>
       </w:r>
       <w:r>
         <w:rPr>
@@ -13256,6 +13268,7 @@
           <w:sz w:val="16"/>
           <w:szCs w:val="16"/>
         </w:rPr>
+        <w:tab/>
         <w:t xml:space="preserve">LEY 29571, CÓDIGO DE PROTECCIÓN Y DEFENSA DEL CONSUMIDOR, publicado el 2 de setiembre de 2010 y modificado por Decreto Legislativo 1308 </w:t>
       </w:r>
     </w:p>
@@ -14056,24 +14069,23 @@
           <w:sz w:val="16"/>
           <w:szCs w:val="16"/>
         </w:rPr>
+        <w:t xml:space="preserve"/>
+      </w:r>
+      <w:r>
+        <w:rPr>
+          <w:rFonts w:ascii="Arial Narrow" w:eastAsia="Arial Narrow" w:hAnsi="Arial Narrow" w:cs="Arial Narrow"/>
+          <w:sz w:val="16"/>
+          <w:szCs w:val="16"/>
+        </w:rPr>
+      </w:r>
+      <w:r>
+        <w:rPr>
+          <w:rFonts w:ascii="Arial Narrow" w:eastAsia="Arial Narrow" w:hAnsi="Arial Narrow" w:cs="Arial Narrow"/>
+          <w:b/>
+          <w:sz w:val="16"/>
+          <w:szCs w:val="16"/>
+        </w:rPr>
         <w:tab/>
-        <w:t xml:space="preserve"/>
-      </w:r>
-      <w:r>
-        <w:rPr>
-          <w:rFonts w:ascii="Arial Narrow" w:eastAsia="Arial Narrow" w:hAnsi="Arial Narrow" w:cs="Arial Narrow"/>
-          <w:sz w:val="16"/>
-          <w:szCs w:val="16"/>
-        </w:rPr>
-        <w:tab/>
-      </w:r>
-      <w:r>
-        <w:rPr>
-          <w:rFonts w:ascii="Arial Narrow" w:eastAsia="Arial Narrow" w:hAnsi="Arial Narrow" w:cs="Arial Narrow"/>
-          <w:b/>
-          <w:sz w:val="16"/>
-          <w:szCs w:val="16"/>
-        </w:rPr>
         <w:t>LEY 29571, CÓDIGO DE PROTECCIÓN Y DEFENSA DEL CONSUMIDOR</w:t>
       </w:r>
       <w:r>
@@ -14288,7 +14300,6 @@
           <w:sz w:val="16"/>
           <w:szCs w:val="16"/>
         </w:rPr>
-        <w:tab/>
         <w:t xml:space="preserve"/>
       </w:r>
       <w:r>
@@ -14406,31 +14417,30 @@
           <w:sz w:val="16"/>
           <w:szCs w:val="16"/>
         </w:rPr>
+        <w:t xml:space="preserve"/>
+      </w:r>
+      <w:r>
+        <w:rPr>
+          <w:rFonts w:ascii="Arial Narrow" w:eastAsia="Arial Narrow" w:hAnsi="Arial Narrow" w:cs="Arial Narrow"/>
+          <w:sz w:val="16"/>
+          <w:szCs w:val="16"/>
+        </w:rPr>
+      </w:r>
+      <w:r>
+        <w:rPr>
+          <w:rFonts w:ascii="Arial Narrow" w:eastAsia="Arial Narrow" w:hAnsi="Arial Narrow" w:cs="Arial Narrow"/>
+          <w:b/>
+          <w:sz w:val="16"/>
+          <w:szCs w:val="16"/>
+        </w:rPr>
         <w:tab/>
-        <w:t xml:space="preserve"/>
-      </w:r>
-      <w:r>
-        <w:rPr>
-          <w:rFonts w:ascii="Arial Narrow" w:eastAsia="Arial Narrow" w:hAnsi="Arial Narrow" w:cs="Arial Narrow"/>
-          <w:sz w:val="16"/>
-          <w:szCs w:val="16"/>
-        </w:rPr>
-        <w:tab/>
-      </w:r>
-      <w:r>
-        <w:rPr>
-          <w:rFonts w:ascii="Arial Narrow" w:eastAsia="Arial Narrow" w:hAnsi="Arial Narrow" w:cs="Arial Narrow"/>
-          <w:b/>
-          <w:sz w:val="16"/>
-          <w:szCs w:val="16"/>
-        </w:rPr>
         <w:t>TEXTO ÚNICO ORDENADO DE LA LEY DEL PROCEDIMIENTO ADMINISTRATIVO GENERAL, aprobado mediante Decreto Supremo 006-2026-JUS y publicado el 30 de abril de 2026</w:t>
       </w:r>
     </w:p>
     <w:p>
       <w:pPr>
         <w:pStyle w:val="Textonotapie"/>
-        <w:ind w:left="1134" w:hanging="567"/>
+        <w:ind w:left="1134"/>
         <w:jc w:val="both"/>
         <w:rPr>
           <w:rFonts w:ascii="Arial Narrow" w:eastAsia="Arial Narrow" w:hAnsi="Arial Narrow" w:cs="Arial Narrow"/>
@@ -14454,7 +14464,7 @@
     <w:p>
       <w:pPr>
         <w:pStyle w:val="Textonotapie"/>
-        <w:ind w:left="1134" w:hanging="567"/>
+        <w:ind w:left="1134" w:hanging="1134"/>
         <w:jc w:val="both"/>
         <w:rPr>
           <w:rFonts w:ascii="Arial Narrow" w:eastAsia="Arial Narrow" w:hAnsi="Arial Narrow" w:cs="Arial Narrow"/>

--- a/plantillas_maestras/01_seguro_vehicular/contratacion_no_consentida/2_ddos_banco_y_aseguradora/varon/TPL_1771_2025_SEGURO_VEHICULAR_CONTRATACION_NO_CONSENTIDA_BANCO_VARON_R2.docx
+++ b/plantillas_maestras/01_seguro_vehicular/contratacion_no_consentida/2_ddos_banco_y_aseguradora/varon/TPL_1771_2025_SEGURO_VEHICULAR_CONTRATACION_NO_CONSENTIDA_BANCO_VARON_R2.docx
@@ -5723,7 +5723,7 @@
           <w:sz w:val="22"/>
           <w:szCs w:val="22"/>
         </w:rPr>
-        <w:t>Asimismo</w:t>
+        <w:t xml:space="preserve">Asimismo</w:t>
       </w:r>
       <w:r>
         <w:rPr>
@@ -5755,7 +5755,7 @@
           <w:sz w:val="22"/>
           <w:szCs w:val="22"/>
         </w:rPr>
-        <w:t>que el hecho denunciado</w:t>
+        <w:t xml:space="preserve">que el hecho denunciado</w:t>
       </w:r>
       <w:r>
         <w:rPr>
@@ -5777,7 +5777,7 @@
           <w:sz w:val="22"/>
           <w:szCs w:val="22"/>
         </w:rPr>
-        <w:t>el Banco BBVA Perú S.A. habría brindado una respuesta inadecuada al reclamo presentado por el denunciante el 20 de diciembre de 2024</w:t>
+        <w:t xml:space="preserve">el Banco BBVA Perú S.A. habría brindado una respuesta inadecuada al reclamo presentado por el denunciante el 20 de diciembre de 2024</w:t>
       </w:r>
       <w:r>
         <w:rPr>
@@ -5790,19 +5790,19 @@
           <w:lang w:eastAsia="es-PE"/>
           <w14:ligatures w14:val="none"/>
         </w:rPr>
-        <w:t xml:space="preserve">. </w:t>
-      </w:r>
-      <w:r>
-        <w:rPr>
-          <w:rFonts w:ascii="Arial Narrow" w:eastAsia="Arial Narrow" w:hAnsi="Arial Narrow" w:cs="Arial Narrow"/>
-          <w:color w:val="000000"/>
-          <w:kern w:val="0"/>
-          <w:sz w:val="22"/>
-          <w:szCs w:val="22"/>
-          <w:lang w:eastAsia="es-PE"/>
-          <w14:ligatures w14:val="none"/>
-        </w:rPr>
-        <w:t>Por consiguiente, corresponde calificar el hecho materia de denuncia como una presunta infracción al</w:t>
+        <w:t xml:space="preserve">; involucraría una presunta afectación a su derecho de recibir respuestas adecuadas a los reclamos formulados. </w:t>
+      </w:r>
+      <w:r>
+        <w:rPr>
+          <w:rFonts w:ascii="Arial Narrow" w:eastAsia="Arial Narrow" w:hAnsi="Arial Narrow" w:cs="Arial Narrow"/>
+          <w:color w:val="000000"/>
+          <w:kern w:val="0"/>
+          <w:sz w:val="22"/>
+          <w:szCs w:val="22"/>
+          <w:lang w:eastAsia="es-PE"/>
+          <w14:ligatures w14:val="none"/>
+        </w:rPr>
+        <w:t xml:space="preserve">Por consiguiente, corresponde calificar el hecho materia de denuncia como una presunta infracción al</w:t>
       </w:r>
       <w:r>
         <w:rPr>
@@ -5834,7 +5834,7 @@
           <w:sz w:val="22"/>
           <w:szCs w:val="22"/>
         </w:rPr>
-        <w:t>.</w:t>
+        <w:t xml:space="preserve">.</w:t>
       </w:r>
     </w:p>
     <w:p>
@@ -5879,7 +5879,7 @@
           <w:sz w:val="22"/>
           <w:szCs w:val="22"/>
         </w:rPr>
-        <w:t>Asimismo, la Secretaría Técnica, en</w:t>
+        <w:t xml:space="preserve">Asimismo, la Secretaría Técnica, en</w:t>
       </w:r>
       <w:r>
         <w:rPr>
@@ -5921,7 +5921,7 @@
           <w:sz w:val="22"/>
           <w:szCs w:val="22"/>
         </w:rPr>
-        <w:t>que el hecho denunciado</w:t>
+        <w:t xml:space="preserve">que el hecho denunciado</w:t>
       </w:r>
       <w:r>
         <w:rPr>
@@ -5943,17 +5943,17 @@
           <w:sz w:val="22"/>
           <w:szCs w:val="22"/>
         </w:rPr>
-        <w:t>el Banco BBVA Perú S.A. habría brindado una respuesta inadecuada al reclamo presentado por el denunciante el 24 de enero de 2025</w:t>
-      </w:r>
-      <w:r>
-        <w:rPr>
-          <w:rFonts w:ascii="Arial Narrow" w:eastAsia="Arial Narrow" w:hAnsi="Arial Narrow" w:cs="Arial Narrow"/>
-          <w:kern w:val="0"/>
-          <w14:ligatures w14:val="none"/>
-          <w:sz w:val="22"/>
-          <w:szCs w:val="22"/>
-        </w:rPr>
-        <w:t>.</w:t>
+        <w:t xml:space="preserve">el Banco BBVA Perú S.A. habría brindado una respuesta inadecuada al reclamo presentado por el denunciante el 24 de enero de 2025</w:t>
+      </w:r>
+      <w:r>
+        <w:rPr>
+          <w:rFonts w:ascii="Arial Narrow" w:eastAsia="Arial Narrow" w:hAnsi="Arial Narrow" w:cs="Arial Narrow"/>
+          <w:kern w:val="0"/>
+          <w14:ligatures w14:val="none"/>
+          <w:sz w:val="22"/>
+          <w:szCs w:val="22"/>
+        </w:rPr>
+        <w:t xml:space="preserve">; involucraría una presunta afectación a su derecho de recibir respuestas adecuadas a los reclamos formulados.</w:t>
       </w:r>
       <w:r>
         <w:rPr>
@@ -5977,7 +5977,7 @@
           <w:lang w:eastAsia="es-PE"/>
           <w14:ligatures w14:val="none"/>
         </w:rPr>
-        <w:t>Por consiguiente, corresponde calificar el</w:t>
+        <w:t xml:space="preserve">Por consiguiente, corresponde calificar el</w:t>
       </w:r>
       <w:r>
         <w:rPr>
@@ -6009,7 +6009,7 @@
           <w:sz w:val="22"/>
           <w:szCs w:val="22"/>
         </w:rPr>
-        <w:t>.</w:t>
+        <w:t xml:space="preserve">.</w:t>
       </w:r>
     </w:p>
     <w:p>
@@ -9246,7 +9246,7 @@
           <w:sz w:val="22"/>
           <w:szCs w:val="22"/>
         </w:rPr>
-        <w:t xml:space="preserve">correr traslado de la presente resolución a Rímac Seguros y Reaseguros S.A. y al Banco BBVA Perú S.A. para que, de conformidad con lo dispuesto por el artículo 26 de la Ley sobre Facultades, Normas y Organización del Indecopi, aprobada por Decreto Legislativo 807</w:t>
+        <w:t xml:space="preserve">correr traslado de la denuncia del 4 de julio de 2025, subsanada mediante escrito del 18 de agosto de 2025 a Rímac Seguros y Reaseguros S.A. y al Banco BBVA Perú S.A. para que, de conformidad con lo dispuesto por el artículo 26 de la Ley sobre Facultades, Normas y Organización del Indecopi, aprobada por Decreto Legislativo 807</w:t>
       </w:r>
       <w:r>
         <w:rPr>
